--- a/AI大模型在财务场景的应用/项目4_范例_v2.docx
+++ b/AI大模型在财务场景的应用/项目4_范例_v2.docx
@@ -12,19 +12,6 @@
           <w:i w:val="0"/>
         </w:rPr>
         <w:t>项目4 从一张报销单说起：票据与报销</w:t>
-      </w:r>
-    </w:p>
-    <w:p>
-      <w:pPr>
-        <w:ind w:left="454"/>
-      </w:pPr>
-      <w:r>
-        <w:rPr>
-          <w:b w:val="0"/>
-          <w:i w:val="0"/>
-          <w:sz w:val="22"/>
-        </w:rPr>
-        <w:t>版本：v2（2026年10月27日）｜ 状态：待审阅 ｜ 上一版：v1（已被本版替换，不再保留）</w:t>
       </w:r>
     </w:p>
     <w:p>
@@ -124,7 +111,7 @@
           <w:i w:val="0"/>
           <w:sz w:val="21"/>
         </w:rPr>
-        <w:t>图4-1 报销场景（AI文生图）</w:t>
+        <w:t>图4-1 报销场景（AI生成）</w:t>
       </w:r>
     </w:p>
     <w:p>
@@ -307,7 +294,7 @@
           <w:i w:val="0"/>
           <w:sz w:val="21"/>
         </w:rPr>
-        <w:t>图4-2 票据整理场景（AI文生图）</w:t>
+        <w:t>图4-2 票据整理场景（AI生成）</w:t>
       </w:r>
     </w:p>
     <w:p>
@@ -369,7 +356,7 @@
           <w:b w:val="0"/>
           <w:i w:val="0"/>
         </w:rPr>
-        <w:t>《中华人民共和国会计法》（2024年修正）第十四条规定：办理经济业务事项，必须填制或者取得原始凭证并及时送交会计机构；会计机构、会计人员对不真实、不合法的原始凭证有权不予接受，对记载不准确、不完整的原始凭证予以退回，并要求更正、补充。</w:t>
+        <w:t>《中华人民共和国会计法》（2024年修正）第十四条规定：办理经济业务事项，必须填制或者取得原始凭证并及时送交会计机构。会计机构、会计人员对不真实、不合法的原始凭证有权不予接受；对记载不准确、不完整的原始凭证予以退回，并要求按照国家统一的会计制度的规定更正、补充。</w:t>
       </w:r>
     </w:p>
     <w:p>
@@ -405,7 +392,7 @@
           <w:b w:val="0"/>
           <w:i w:val="0"/>
         </w:rPr>
-        <w:t>财政部《会计基础工作规范》（财政部令第98号，2019年修订）第四十八条规定，原始凭证的内容必须具备：凭证的名称；填制凭证的日期；填制凭证单位名称或者填制人姓名；经办人员的签名或者盖章；接受凭证单位名称；经济业务内容；数量、单价和金额。</w:t>
+        <w:t>《会计基础工作规范》（财政部令第98号，2019年修订）第四十八条第一项规定，原始凭证的内容必须具备：凭证的名称；填制凭证的日期；填制凭证单位名称或者填制人姓名；经办人员的签名或者盖章；接受凭证单位名称；经济业务内容；数量、单价和金额。</w:t>
       </w:r>
     </w:p>
     <w:p>
@@ -418,19 +405,6 @@
           <w:i w:val="0"/>
         </w:rPr>
         <w:t>这七项内容可以理解为票据的“体检标准”。以后遇到任何票据，都可以先问一句：这七项有没有？</w:t>
-      </w:r>
-    </w:p>
-    <w:p>
-      <w:pPr>
-        <w:ind w:left="454"/>
-      </w:pPr>
-      <w:r>
-        <w:rPr>
-          <w:b w:val="0"/>
-          <w:i w:val="0"/>
-          <w:sz w:val="22"/>
-        </w:rPr>
-        <w:t>说明：财政部部分规章可能有修订或征求意见稿，本书以现行有效文本为准，出版前及使用时需查询最新规定。</w:t>
       </w:r>
     </w:p>
     <w:p>
@@ -494,7 +468,7 @@
           <w:b w:val="0"/>
           <w:i w:val="0"/>
         </w:rPr>
-        <w:t>《发票管理办法》（2023年修订，国务院令第764号）第二十条规定：不符合规定的发票，不得作为财务报销凭证，任何单位和个人有权拒收。因此，小票不能代替发票作为报销凭证，这一要求有法律依据。</w:t>
+        <w:t>《中华人民共和国发票管理办法》（2023年修订，国务院令第764号）第二十条规定：不符合规定的发票，不得作为财务报销凭证，任何单位和个人有权拒收。因此，小票不能代替发票作为报销凭证，这一要求有法律依据。</w:t>
       </w:r>
     </w:p>
     <w:p>
@@ -579,7 +553,7 @@
           </w:tcPr>
           <w:p>
             <w:pPr>
-              <w:spacing w:line="288" w:lineRule="auto"/>
+              <w:spacing w:line="320" w:lineRule="exact"/>
             </w:pPr>
             <w:r/>
             <w:r>
@@ -599,7 +573,7 @@
           </w:tcPr>
           <w:p>
             <w:pPr>
-              <w:spacing w:line="288" w:lineRule="auto"/>
+              <w:spacing w:line="320" w:lineRule="exact"/>
             </w:pPr>
             <w:r/>
             <w:r>
@@ -619,7 +593,7 @@
           </w:tcPr>
           <w:p>
             <w:pPr>
-              <w:spacing w:line="288" w:lineRule="auto"/>
+              <w:spacing w:line="320" w:lineRule="exact"/>
             </w:pPr>
             <w:r/>
             <w:r>
@@ -640,7 +614,7 @@
           </w:tcPr>
           <w:p>
             <w:pPr>
-              <w:spacing w:line="288" w:lineRule="auto"/>
+              <w:spacing w:line="320" w:lineRule="exact"/>
             </w:pPr>
             <w:r/>
             <w:r>
@@ -659,7 +633,7 @@
           </w:tcPr>
           <w:p>
             <w:pPr>
-              <w:spacing w:line="288" w:lineRule="auto"/>
+              <w:spacing w:line="320" w:lineRule="exact"/>
             </w:pPr>
             <w:r/>
             <w:r>
@@ -678,7 +652,7 @@
           </w:tcPr>
           <w:p>
             <w:pPr>
-              <w:spacing w:line="288" w:lineRule="auto"/>
+              <w:spacing w:line="320" w:lineRule="exact"/>
             </w:pPr>
             <w:r/>
             <w:r>
@@ -699,7 +673,7 @@
           </w:tcPr>
           <w:p>
             <w:pPr>
-              <w:spacing w:line="288" w:lineRule="auto"/>
+              <w:spacing w:line="320" w:lineRule="exact"/>
             </w:pPr>
             <w:r/>
             <w:r>
@@ -718,7 +692,7 @@
           </w:tcPr>
           <w:p>
             <w:pPr>
-              <w:spacing w:line="288" w:lineRule="auto"/>
+              <w:spacing w:line="320" w:lineRule="exact"/>
             </w:pPr>
             <w:r/>
             <w:r>
@@ -737,7 +711,7 @@
           </w:tcPr>
           <w:p>
             <w:pPr>
-              <w:spacing w:line="288" w:lineRule="auto"/>
+              <w:spacing w:line="320" w:lineRule="exact"/>
             </w:pPr>
             <w:r/>
             <w:r>
@@ -758,7 +732,7 @@
           </w:tcPr>
           <w:p>
             <w:pPr>
-              <w:spacing w:line="288" w:lineRule="auto"/>
+              <w:spacing w:line="320" w:lineRule="exact"/>
             </w:pPr>
             <w:r/>
             <w:r>
@@ -777,7 +751,7 @@
           </w:tcPr>
           <w:p>
             <w:pPr>
-              <w:spacing w:line="288" w:lineRule="auto"/>
+              <w:spacing w:line="320" w:lineRule="exact"/>
             </w:pPr>
             <w:r/>
             <w:r>
@@ -796,7 +770,7 @@
           </w:tcPr>
           <w:p>
             <w:pPr>
-              <w:spacing w:line="288" w:lineRule="auto"/>
+              <w:spacing w:line="320" w:lineRule="exact"/>
             </w:pPr>
             <w:r/>
             <w:r>
@@ -805,7 +779,7 @@
                 <w:i w:val="0"/>
                 <w:sz w:val="21"/>
               </w:rPr>
-              <w:t>属于电子发票，不再使用纸质报销凭证；报销时以电子发票为凭证，具体以单位制度为准</w:t>
+              <w:t>属于电子发票，报销以电子发票为凭证；具体以单位制度为准</w:t>
             </w:r>
           </w:p>
         </w:tc>
@@ -817,7 +791,7 @@
           </w:tcPr>
           <w:p>
             <w:pPr>
-              <w:spacing w:line="288" w:lineRule="auto"/>
+              <w:spacing w:line="320" w:lineRule="exact"/>
             </w:pPr>
             <w:r/>
             <w:r>
@@ -836,7 +810,7 @@
           </w:tcPr>
           <w:p>
             <w:pPr>
-              <w:spacing w:line="288" w:lineRule="auto"/>
+              <w:spacing w:line="320" w:lineRule="exact"/>
             </w:pPr>
             <w:r/>
             <w:r>
@@ -855,7 +829,7 @@
           </w:tcPr>
           <w:p>
             <w:pPr>
-              <w:spacing w:line="288" w:lineRule="auto"/>
+              <w:spacing w:line="320" w:lineRule="exact"/>
             </w:pPr>
             <w:r/>
             <w:r>
@@ -864,7 +838,7 @@
                 <w:i w:val="0"/>
                 <w:sz w:val="21"/>
               </w:rPr>
-              <w:t>通常与发票配合使用；是否需要配合使用、需要哪些信息，以单位制度为准</w:t>
+              <w:t>通常与发票配合使用；需要哪些材料，以单位制度为准</w:t>
             </w:r>
           </w:p>
         </w:tc>
@@ -876,7 +850,7 @@
           </w:tcPr>
           <w:p>
             <w:pPr>
-              <w:spacing w:line="288" w:lineRule="auto"/>
+              <w:spacing w:line="320" w:lineRule="exact"/>
             </w:pPr>
             <w:r/>
             <w:r>
@@ -895,7 +869,7 @@
           </w:tcPr>
           <w:p>
             <w:pPr>
-              <w:spacing w:line="288" w:lineRule="auto"/>
+              <w:spacing w:line="320" w:lineRule="exact"/>
             </w:pPr>
             <w:r/>
             <w:r>
@@ -914,7 +888,7 @@
           </w:tcPr>
           <w:p>
             <w:pPr>
-              <w:spacing w:line="288" w:lineRule="auto"/>
+              <w:spacing w:line="320" w:lineRule="exact"/>
             </w:pPr>
             <w:r/>
             <w:r>
@@ -991,7 +965,26 @@
           <w:i w:val="0"/>
           <w:sz w:val="21"/>
         </w:rPr>
-        <w:t>图4-3 常见票据的审核维度矩阵（SVG热力图，示意归纳）</w:t>
+        <w:t>图4-3 常见票据的审核维度矩阵（示意归纳）</w:t>
+      </w:r>
+    </w:p>
+    <w:p>
+      <w:pPr>
+        <w:ind w:firstLine="420"/>
+      </w:pPr>
+      <w:r>
+        <w:rPr>
+          <w:b/>
+          <w:i w:val="0"/>
+        </w:rPr>
+        <w:t>关于电子发票的说明</w:t>
+      </w:r>
+      <w:r>
+        <w:rPr>
+          <w:b w:val="0"/>
+          <w:i w:val="0"/>
+        </w:rPr>
+        <w:t>：《中华人民共和国发票管理办法》第三条规定，发票包括纸质发票和电子发票，电子发票与纸质发票具有同等法律效力。《发票管理办法实施细则》（2024年修改）第三条规定，电子发票与纸质发票的法律效力相同，任何单位和个人不得拒收。</w:t>
       </w:r>
     </w:p>
     <w:p>
@@ -1010,7 +1003,7 @@
           <w:b w:val="0"/>
           <w:i w:val="0"/>
         </w:rPr>
-        <w:t>：2024年，国家税务总局、财政部、中国国家铁路集团有限公司发布公告（2024年第8号），规定铁路客运推广使用全面数字化的电子发票。公告规定，2025年10月1日起铁路客运全面使用电子发票，乘车日期在2025年9月30日前的纸质车票仍可报销。如果你的单位还要求提供行程信息，应当按单位制度执行，不要想当然地认为“只要有票就行”，也不要认为“必须补一张行程单”。</w:t>
+        <w:t>：2024年，国家税务总局、财政部、中国国家铁路集团有限公司发布公告（2024年第8号），规定铁路客运推广使用全面数字化的电子发票（铁路电子客票）。公告第六条规定：需要报销入账的旅客，应当取得电子发票（铁路电子客票）；乘车日期在2025年9月30日前的，旅客取得的铁路车票（纸质报销凭证）仍可报销入账。学生在这里需要注意：单位是否还要求提供行程信息，应以单位制度为准。</w:t>
       </w:r>
     </w:p>
     <w:p>
@@ -1022,21 +1015,14 @@
           <w:b/>
           <w:i w:val="0"/>
         </w:rPr>
-        <w:t>关于增值税抵扣的说明</w:t>
+        <w:t>关于发票用途的说明</w:t>
       </w:r>
       <w:r>
         <w:rPr>
           <w:b w:val="0"/>
           <w:i w:val="0"/>
         </w:rPr>
-        <w:t>：在企业财务中，增值税专用发票和普通发票的用途不同，能否抵扣进项税额，取决于发票类型、纳税人身份以及具体业务。根据国家税务总局公告2019年第45号，2017年1月1日及以后开具的增值税专用发票等扣税凭证，取消了认证确认、稽核比对和申报抵扣的期限，但具体抵扣规则仍需按照现行税收规定执行。学生在这里只需要理解一点：</w:t>
-      </w:r>
-      <w:r>
-        <w:rPr>
-          <w:b/>
-          <w:i w:val="0"/>
-        </w:rPr>
-        <w:t>不同发票的用途不同，报销时要按单位的要求取得正确的票据。</w:t>
+        <w:t>：不同发票的用途不同，报销时应按单位的要求取得正确的票据。任何单位和个人都不得为他人、为自己开具与实际经营业务情况不符的发票，这是《发票管理办法》第二十一条的禁止性规定。</w:t>
       </w:r>
     </w:p>
     <w:p>
@@ -1097,7 +1083,7 @@
           </w:tcPr>
           <w:p>
             <w:pPr>
-              <w:spacing w:line="288" w:lineRule="auto"/>
+              <w:spacing w:line="320" w:lineRule="exact"/>
             </w:pPr>
             <w:r/>
             <w:r>
@@ -1117,7 +1103,7 @@
           </w:tcPr>
           <w:p>
             <w:pPr>
-              <w:spacing w:line="288" w:lineRule="auto"/>
+              <w:spacing w:line="320" w:lineRule="exact"/>
             </w:pPr>
             <w:r/>
             <w:r>
@@ -1137,7 +1123,7 @@
           </w:tcPr>
           <w:p>
             <w:pPr>
-              <w:spacing w:line="288" w:lineRule="auto"/>
+              <w:spacing w:line="320" w:lineRule="exact"/>
             </w:pPr>
             <w:r/>
             <w:r>
@@ -1157,7 +1143,7 @@
           </w:tcPr>
           <w:p>
             <w:pPr>
-              <w:spacing w:line="288" w:lineRule="auto"/>
+              <w:spacing w:line="320" w:lineRule="exact"/>
             </w:pPr>
             <w:r/>
             <w:r>
@@ -1177,7 +1163,7 @@
           </w:tcPr>
           <w:p>
             <w:pPr>
-              <w:spacing w:line="288" w:lineRule="auto"/>
+              <w:spacing w:line="320" w:lineRule="exact"/>
             </w:pPr>
             <w:r/>
             <w:r>
@@ -1198,7 +1184,7 @@
           </w:tcPr>
           <w:p>
             <w:pPr>
-              <w:spacing w:line="288" w:lineRule="auto"/>
+              <w:spacing w:line="320" w:lineRule="exact"/>
             </w:pPr>
             <w:r/>
             <w:r>
@@ -1217,7 +1203,7 @@
           </w:tcPr>
           <w:p>
             <w:pPr>
-              <w:spacing w:line="288" w:lineRule="auto"/>
+              <w:spacing w:line="320" w:lineRule="exact"/>
             </w:pPr>
             <w:r/>
             <w:r>
@@ -1236,7 +1222,7 @@
           </w:tcPr>
           <w:p>
             <w:pPr>
-              <w:spacing w:line="288" w:lineRule="auto"/>
+              <w:spacing w:line="320" w:lineRule="exact"/>
             </w:pPr>
             <w:r/>
             <w:r>
@@ -1255,7 +1241,7 @@
           </w:tcPr>
           <w:p>
             <w:pPr>
-              <w:spacing w:line="288" w:lineRule="auto"/>
+              <w:spacing w:line="320" w:lineRule="exact"/>
             </w:pPr>
             <w:r/>
             <w:r>
@@ -1274,7 +1260,7 @@
           </w:tcPr>
           <w:p>
             <w:pPr>
-              <w:spacing w:line="288" w:lineRule="auto"/>
+              <w:spacing w:line="320" w:lineRule="exact"/>
             </w:pPr>
             <w:r/>
             <w:r>
@@ -1295,7 +1281,7 @@
           </w:tcPr>
           <w:p>
             <w:pPr>
-              <w:spacing w:line="288" w:lineRule="auto"/>
+              <w:spacing w:line="320" w:lineRule="exact"/>
             </w:pPr>
             <w:r/>
             <w:r>
@@ -1314,7 +1300,7 @@
           </w:tcPr>
           <w:p>
             <w:pPr>
-              <w:spacing w:line="288" w:lineRule="auto"/>
+              <w:spacing w:line="320" w:lineRule="exact"/>
             </w:pPr>
             <w:r/>
             <w:r>
@@ -1333,7 +1319,7 @@
           </w:tcPr>
           <w:p>
             <w:pPr>
-              <w:spacing w:line="288" w:lineRule="auto"/>
+              <w:spacing w:line="320" w:lineRule="exact"/>
             </w:pPr>
             <w:r/>
             <w:r>
@@ -1352,7 +1338,7 @@
           </w:tcPr>
           <w:p>
             <w:pPr>
-              <w:spacing w:line="288" w:lineRule="auto"/>
+              <w:spacing w:line="320" w:lineRule="exact"/>
             </w:pPr>
             <w:r/>
             <w:r>
@@ -1371,7 +1357,7 @@
           </w:tcPr>
           <w:p>
             <w:pPr>
-              <w:spacing w:line="288" w:lineRule="auto"/>
+              <w:spacing w:line="320" w:lineRule="exact"/>
             </w:pPr>
             <w:r/>
             <w:r>
@@ -1392,7 +1378,7 @@
           </w:tcPr>
           <w:p>
             <w:pPr>
-              <w:spacing w:line="288" w:lineRule="auto"/>
+              <w:spacing w:line="320" w:lineRule="exact"/>
             </w:pPr>
             <w:r/>
             <w:r>
@@ -1411,7 +1397,7 @@
           </w:tcPr>
           <w:p>
             <w:pPr>
-              <w:spacing w:line="288" w:lineRule="auto"/>
+              <w:spacing w:line="320" w:lineRule="exact"/>
             </w:pPr>
             <w:r/>
             <w:r>
@@ -1430,7 +1416,7 @@
           </w:tcPr>
           <w:p>
             <w:pPr>
-              <w:spacing w:line="288" w:lineRule="auto"/>
+              <w:spacing w:line="320" w:lineRule="exact"/>
             </w:pPr>
             <w:r/>
             <w:r>
@@ -1449,7 +1435,7 @@
           </w:tcPr>
           <w:p>
             <w:pPr>
-              <w:spacing w:line="288" w:lineRule="auto"/>
+              <w:spacing w:line="320" w:lineRule="exact"/>
             </w:pPr>
             <w:r/>
             <w:r>
@@ -1468,7 +1454,7 @@
           </w:tcPr>
           <w:p>
             <w:pPr>
-              <w:spacing w:line="288" w:lineRule="auto"/>
+              <w:spacing w:line="320" w:lineRule="exact"/>
             </w:pPr>
             <w:r/>
             <w:r>
@@ -1489,7 +1475,7 @@
           </w:tcPr>
           <w:p>
             <w:pPr>
-              <w:spacing w:line="288" w:lineRule="auto"/>
+              <w:spacing w:line="320" w:lineRule="exact"/>
             </w:pPr>
             <w:r/>
             <w:r>
@@ -1508,7 +1494,7 @@
           </w:tcPr>
           <w:p>
             <w:pPr>
-              <w:spacing w:line="288" w:lineRule="auto"/>
+              <w:spacing w:line="320" w:lineRule="exact"/>
             </w:pPr>
             <w:r/>
             <w:r>
@@ -1527,7 +1513,7 @@
           </w:tcPr>
           <w:p>
             <w:pPr>
-              <w:spacing w:line="288" w:lineRule="auto"/>
+              <w:spacing w:line="320" w:lineRule="exact"/>
             </w:pPr>
             <w:r/>
             <w:r>
@@ -1546,7 +1532,7 @@
           </w:tcPr>
           <w:p>
             <w:pPr>
-              <w:spacing w:line="288" w:lineRule="auto"/>
+              <w:spacing w:line="320" w:lineRule="exact"/>
             </w:pPr>
             <w:r/>
             <w:r>
@@ -1565,7 +1551,7 @@
           </w:tcPr>
           <w:p>
             <w:pPr>
-              <w:spacing w:line="288" w:lineRule="auto"/>
+              <w:spacing w:line="320" w:lineRule="exact"/>
             </w:pPr>
             <w:r/>
             <w:r>
@@ -1586,7 +1572,7 @@
           </w:tcPr>
           <w:p>
             <w:pPr>
-              <w:spacing w:line="288" w:lineRule="auto"/>
+              <w:spacing w:line="320" w:lineRule="exact"/>
             </w:pPr>
             <w:r/>
             <w:r>
@@ -1605,7 +1591,7 @@
           </w:tcPr>
           <w:p>
             <w:pPr>
-              <w:spacing w:line="288" w:lineRule="auto"/>
+              <w:spacing w:line="320" w:lineRule="exact"/>
             </w:pPr>
             <w:r/>
             <w:r>
@@ -1624,7 +1610,7 @@
           </w:tcPr>
           <w:p>
             <w:pPr>
-              <w:spacing w:line="288" w:lineRule="auto"/>
+              <w:spacing w:line="320" w:lineRule="exact"/>
             </w:pPr>
             <w:r/>
             <w:r>
@@ -1643,7 +1629,7 @@
           </w:tcPr>
           <w:p>
             <w:pPr>
-              <w:spacing w:line="288" w:lineRule="auto"/>
+              <w:spacing w:line="320" w:lineRule="exact"/>
             </w:pPr>
             <w:r/>
             <w:r>
@@ -1662,7 +1648,7 @@
           </w:tcPr>
           <w:p>
             <w:pPr>
-              <w:spacing w:line="288" w:lineRule="auto"/>
+              <w:spacing w:line="320" w:lineRule="exact"/>
             </w:pPr>
             <w:r/>
             <w:r>
@@ -1683,7 +1669,7 @@
           </w:tcPr>
           <w:p>
             <w:pPr>
-              <w:spacing w:line="288" w:lineRule="auto"/>
+              <w:spacing w:line="320" w:lineRule="exact"/>
             </w:pPr>
             <w:r/>
             <w:r>
@@ -1702,7 +1688,7 @@
           </w:tcPr>
           <w:p>
             <w:pPr>
-              <w:spacing w:line="288" w:lineRule="auto"/>
+              <w:spacing w:line="320" w:lineRule="exact"/>
             </w:pPr>
             <w:r/>
             <w:r>
@@ -1721,7 +1707,7 @@
           </w:tcPr>
           <w:p>
             <w:pPr>
-              <w:spacing w:line="288" w:lineRule="auto"/>
+              <w:spacing w:line="320" w:lineRule="exact"/>
             </w:pPr>
             <w:r/>
             <w:r>
@@ -1740,7 +1726,7 @@
           </w:tcPr>
           <w:p>
             <w:pPr>
-              <w:spacing w:line="288" w:lineRule="auto"/>
+              <w:spacing w:line="320" w:lineRule="exact"/>
             </w:pPr>
             <w:r/>
             <w:r>
@@ -1759,7 +1745,7 @@
           </w:tcPr>
           <w:p>
             <w:pPr>
-              <w:spacing w:line="288" w:lineRule="auto"/>
+              <w:spacing w:line="320" w:lineRule="exact"/>
             </w:pPr>
             <w:r/>
             <w:r>
@@ -1780,7 +1766,7 @@
           </w:tcPr>
           <w:p>
             <w:pPr>
-              <w:spacing w:line="288" w:lineRule="auto"/>
+              <w:spacing w:line="320" w:lineRule="exact"/>
             </w:pPr>
             <w:r/>
             <w:r>
@@ -1799,7 +1785,7 @@
           </w:tcPr>
           <w:p>
             <w:pPr>
-              <w:spacing w:line="288" w:lineRule="auto"/>
+              <w:spacing w:line="320" w:lineRule="exact"/>
             </w:pPr>
             <w:r/>
             <w:r>
@@ -1818,7 +1804,7 @@
           </w:tcPr>
           <w:p>
             <w:pPr>
-              <w:spacing w:line="288" w:lineRule="auto"/>
+              <w:spacing w:line="320" w:lineRule="exact"/>
             </w:pPr>
             <w:r/>
             <w:r>
@@ -1837,7 +1823,7 @@
           </w:tcPr>
           <w:p>
             <w:pPr>
-              <w:spacing w:line="288" w:lineRule="auto"/>
+              <w:spacing w:line="320" w:lineRule="exact"/>
             </w:pPr>
             <w:r/>
             <w:r>
@@ -1856,7 +1842,7 @@
           </w:tcPr>
           <w:p>
             <w:pPr>
-              <w:spacing w:line="288" w:lineRule="auto"/>
+              <w:spacing w:line="320" w:lineRule="exact"/>
             </w:pPr>
             <w:r/>
             <w:r>
@@ -1877,7 +1863,7 @@
           </w:tcPr>
           <w:p>
             <w:pPr>
-              <w:spacing w:line="288" w:lineRule="auto"/>
+              <w:spacing w:line="320" w:lineRule="exact"/>
             </w:pPr>
             <w:r/>
             <w:r>
@@ -1896,7 +1882,7 @@
           </w:tcPr>
           <w:p>
             <w:pPr>
-              <w:spacing w:line="288" w:lineRule="auto"/>
+              <w:spacing w:line="320" w:lineRule="exact"/>
             </w:pPr>
             <w:r/>
             <w:r>
@@ -1915,7 +1901,7 @@
           </w:tcPr>
           <w:p>
             <w:pPr>
-              <w:spacing w:line="288" w:lineRule="auto"/>
+              <w:spacing w:line="320" w:lineRule="exact"/>
             </w:pPr>
             <w:r/>
             <w:r>
@@ -1934,7 +1920,7 @@
           </w:tcPr>
           <w:p>
             <w:pPr>
-              <w:spacing w:line="288" w:lineRule="auto"/>
+              <w:spacing w:line="320" w:lineRule="exact"/>
             </w:pPr>
             <w:r/>
             <w:r>
@@ -1953,7 +1939,7 @@
           </w:tcPr>
           <w:p>
             <w:pPr>
-              <w:spacing w:line="288" w:lineRule="auto"/>
+              <w:spacing w:line="320" w:lineRule="exact"/>
             </w:pPr>
             <w:r/>
             <w:r>
@@ -1974,7 +1960,7 @@
           </w:tcPr>
           <w:p>
             <w:pPr>
-              <w:spacing w:line="288" w:lineRule="auto"/>
+              <w:spacing w:line="320" w:lineRule="exact"/>
             </w:pPr>
             <w:r/>
             <w:r>
@@ -1993,7 +1979,7 @@
           </w:tcPr>
           <w:p>
             <w:pPr>
-              <w:spacing w:line="288" w:lineRule="auto"/>
+              <w:spacing w:line="320" w:lineRule="exact"/>
             </w:pPr>
             <w:r/>
             <w:r>
@@ -2012,7 +1998,7 @@
           </w:tcPr>
           <w:p>
             <w:pPr>
-              <w:spacing w:line="288" w:lineRule="auto"/>
+              <w:spacing w:line="320" w:lineRule="exact"/>
             </w:pPr>
             <w:r/>
             <w:r>
@@ -2031,7 +2017,7 @@
           </w:tcPr>
           <w:p>
             <w:pPr>
-              <w:spacing w:line="288" w:lineRule="auto"/>
+              <w:spacing w:line="320" w:lineRule="exact"/>
             </w:pPr>
             <w:r/>
             <w:r>
@@ -2050,7 +2036,7 @@
           </w:tcPr>
           <w:p>
             <w:pPr>
-              <w:spacing w:line="288" w:lineRule="auto"/>
+              <w:spacing w:line="320" w:lineRule="exact"/>
             </w:pPr>
             <w:r/>
             <w:r>
@@ -2082,26 +2068,7 @@
           <w:b w:val="0"/>
           <w:i w:val="0"/>
         </w:rPr>
-        <w:t>（可用图4-5的核验工具练习，见下方链接）：假设价税合计为 255.85 元，税率为 13%，则不含税金额应为 255.85 ÷ 1.13 ≈ 226.42 元，税额为 226.42 × 13% ≈ 29.43 元。两者相加仍为 255.85 元，说明这组数字内部自洽。如果数字对不上，就要进一步查原票。</w:t>
-      </w:r>
-    </w:p>
-    <w:p>
-      <w:pPr>
-        <w:ind w:firstLine="420"/>
-      </w:pPr>
-      <w:r>
-        <w:rPr>
-          <w:b/>
-          <w:i w:val="0"/>
-        </w:rPr>
-        <w:t>需要特别注意的是</w:t>
-      </w:r>
-      <w:r>
-        <w:rPr>
-          <w:b w:val="0"/>
-          <w:i w:val="0"/>
-        </w:rPr>
-        <w:t>：如果发票的购买方、销售方、项目名称或金额与实际经营业务不一致，就属于《发票管理办法实施细则》第二十九条所说的“与实际经营业务情况不符”，情节严重的可能构成虚开发票。因此，核对发票不是形式上的“看一眼”，而是要确认票据内容与实际业务是否一致。</w:t>
+        <w:t>（可用配套的“图4-5 发票金额核验工具”练习）：假设价税合计为 255.85 元，税率为 13%，则不含税金额应为 255.85 ÷ 1.13 ≈ 226.42 元，税额为 226.42 × 13% ≈ 29.43 元。两者相加仍为 255.85 元，说明这组数字内部自洽。如果数字对不上，就要进一步查原票。</w:t>
       </w:r>
     </w:p>
     <w:p>
@@ -2142,8 +2109,16 @@
     </w:p>
     <w:p>
       <w:pPr>
-        <w:pStyle w:val="ListNumber"/>
+        <w:ind w:left="420" w:hanging="420"/>
       </w:pPr>
+      <w:r>
+        <w:rPr>
+          <w:b w:val="0"/>
+          <w:i w:val="0"/>
+        </w:rPr>
+        <w:t>1.</w:t>
+        <w:tab/>
+      </w:r>
       <w:r>
         <w:rPr>
           <w:b/>
@@ -2161,8 +2136,16 @@
     </w:p>
     <w:p>
       <w:pPr>
-        <w:pStyle w:val="ListNumber"/>
+        <w:ind w:left="420" w:hanging="420"/>
       </w:pPr>
+      <w:r>
+        <w:rPr>
+          <w:b w:val="0"/>
+          <w:i w:val="0"/>
+        </w:rPr>
+        <w:t>2.</w:t>
+        <w:tab/>
+      </w:r>
       <w:r>
         <w:rPr>
           <w:b/>
@@ -2180,8 +2163,16 @@
     </w:p>
     <w:p>
       <w:pPr>
-        <w:pStyle w:val="ListNumber"/>
+        <w:ind w:left="420" w:hanging="420"/>
       </w:pPr>
+      <w:r>
+        <w:rPr>
+          <w:b w:val="0"/>
+          <w:i w:val="0"/>
+        </w:rPr>
+        <w:t>3.</w:t>
+        <w:tab/>
+      </w:r>
       <w:r>
         <w:rPr>
           <w:b/>
@@ -2502,7 +2493,7 @@
           <w:b w:val="0"/>
           <w:i w:val="0"/>
         </w:rPr>
-        <w:t>。对于纸质发票，可以通过税务机关提供的发票查验渠道，输入发票代码、号码、开票日期和金额，查看发票状态。对于电子发票，也可以通过对应渠道查验真伪。</w:t>
+        <w:t>。对于纸质发票，可以通过税务机关提供的发票查验渠道，输入发票代码、号码、开票日期和金额，查看发票状态。对于电子发票，也可以通过对应渠道查验真伪。全国增值税发票查验平台的网址为 https://inv-veri.chinatax.gov.cn。</w:t>
       </w:r>
     </w:p>
     <w:p>
@@ -2551,7 +2542,7 @@
           </w:tcPr>
           <w:p>
             <w:pPr>
-              <w:spacing w:line="288" w:lineRule="auto"/>
+              <w:spacing w:line="320" w:lineRule="exact"/>
             </w:pPr>
             <w:r/>
             <w:r>
@@ -2571,7 +2562,7 @@
           </w:tcPr>
           <w:p>
             <w:pPr>
-              <w:spacing w:line="288" w:lineRule="auto"/>
+              <w:spacing w:line="320" w:lineRule="exact"/>
             </w:pPr>
             <w:r/>
             <w:r>
@@ -2591,7 +2582,7 @@
           </w:tcPr>
           <w:p>
             <w:pPr>
-              <w:spacing w:line="288" w:lineRule="auto"/>
+              <w:spacing w:line="320" w:lineRule="exact"/>
             </w:pPr>
             <w:r/>
             <w:r>
@@ -2611,7 +2602,7 @@
           </w:tcPr>
           <w:p>
             <w:pPr>
-              <w:spacing w:line="288" w:lineRule="auto"/>
+              <w:spacing w:line="320" w:lineRule="exact"/>
             </w:pPr>
             <w:r/>
             <w:r>
@@ -2631,7 +2622,7 @@
           </w:tcPr>
           <w:p>
             <w:pPr>
-              <w:spacing w:line="288" w:lineRule="auto"/>
+              <w:spacing w:line="320" w:lineRule="exact"/>
             </w:pPr>
             <w:r/>
             <w:r>
@@ -2652,7 +2643,7 @@
           </w:tcPr>
           <w:p>
             <w:pPr>
-              <w:spacing w:line="288" w:lineRule="auto"/>
+              <w:spacing w:line="320" w:lineRule="exact"/>
             </w:pPr>
             <w:r/>
             <w:r>
@@ -2671,7 +2662,7 @@
           </w:tcPr>
           <w:p>
             <w:pPr>
-              <w:spacing w:line="288" w:lineRule="auto"/>
+              <w:spacing w:line="320" w:lineRule="exact"/>
             </w:pPr>
             <w:r/>
             <w:r>
@@ -2690,7 +2681,7 @@
           </w:tcPr>
           <w:p>
             <w:pPr>
-              <w:spacing w:line="288" w:lineRule="auto"/>
+              <w:spacing w:line="320" w:lineRule="exact"/>
             </w:pPr>
             <w:r/>
             <w:r>
@@ -2709,7 +2700,7 @@
           </w:tcPr>
           <w:p>
             <w:pPr>
-              <w:spacing w:line="288" w:lineRule="auto"/>
+              <w:spacing w:line="320" w:lineRule="exact"/>
             </w:pPr>
             <w:r/>
             <w:r>
@@ -2728,7 +2719,7 @@
           </w:tcPr>
           <w:p>
             <w:pPr>
-              <w:spacing w:line="288" w:lineRule="auto"/>
+              <w:spacing w:line="320" w:lineRule="exact"/>
             </w:pPr>
             <w:r/>
             <w:r>
@@ -2749,7 +2740,7 @@
           </w:tcPr>
           <w:p>
             <w:pPr>
-              <w:spacing w:line="288" w:lineRule="auto"/>
+              <w:spacing w:line="320" w:lineRule="exact"/>
             </w:pPr>
             <w:r/>
             <w:r>
@@ -2768,7 +2759,7 @@
           </w:tcPr>
           <w:p>
             <w:pPr>
-              <w:spacing w:line="288" w:lineRule="auto"/>
+              <w:spacing w:line="320" w:lineRule="exact"/>
             </w:pPr>
             <w:r/>
             <w:r>
@@ -2787,7 +2778,7 @@
           </w:tcPr>
           <w:p>
             <w:pPr>
-              <w:spacing w:line="288" w:lineRule="auto"/>
+              <w:spacing w:line="320" w:lineRule="exact"/>
             </w:pPr>
             <w:r/>
             <w:r>
@@ -2806,7 +2797,7 @@
           </w:tcPr>
           <w:p>
             <w:pPr>
-              <w:spacing w:line="288" w:lineRule="auto"/>
+              <w:spacing w:line="320" w:lineRule="exact"/>
             </w:pPr>
             <w:r/>
             <w:r>
@@ -2825,7 +2816,7 @@
           </w:tcPr>
           <w:p>
             <w:pPr>
-              <w:spacing w:line="288" w:lineRule="auto"/>
+              <w:spacing w:line="320" w:lineRule="exact"/>
             </w:pPr>
             <w:r/>
             <w:r>
@@ -2846,7 +2837,7 @@
           </w:tcPr>
           <w:p>
             <w:pPr>
-              <w:spacing w:line="288" w:lineRule="auto"/>
+              <w:spacing w:line="320" w:lineRule="exact"/>
             </w:pPr>
             <w:r/>
             <w:r>
@@ -2865,7 +2856,7 @@
           </w:tcPr>
           <w:p>
             <w:pPr>
-              <w:spacing w:line="288" w:lineRule="auto"/>
+              <w:spacing w:line="320" w:lineRule="exact"/>
             </w:pPr>
             <w:r/>
             <w:r>
@@ -2884,7 +2875,7 @@
           </w:tcPr>
           <w:p>
             <w:pPr>
-              <w:spacing w:line="288" w:lineRule="auto"/>
+              <w:spacing w:line="320" w:lineRule="exact"/>
             </w:pPr>
             <w:r/>
             <w:r>
@@ -2903,7 +2894,7 @@
           </w:tcPr>
           <w:p>
             <w:pPr>
-              <w:spacing w:line="288" w:lineRule="auto"/>
+              <w:spacing w:line="320" w:lineRule="exact"/>
             </w:pPr>
             <w:r/>
             <w:r>
@@ -2922,7 +2913,7 @@
           </w:tcPr>
           <w:p>
             <w:pPr>
-              <w:spacing w:line="288" w:lineRule="auto"/>
+              <w:spacing w:line="320" w:lineRule="exact"/>
             </w:pPr>
             <w:r/>
             <w:r>
@@ -2943,7 +2934,7 @@
           </w:tcPr>
           <w:p>
             <w:pPr>
-              <w:spacing w:line="288" w:lineRule="auto"/>
+              <w:spacing w:line="320" w:lineRule="exact"/>
             </w:pPr>
             <w:r/>
             <w:r>
@@ -2962,7 +2953,7 @@
           </w:tcPr>
           <w:p>
             <w:pPr>
-              <w:spacing w:line="288" w:lineRule="auto"/>
+              <w:spacing w:line="320" w:lineRule="exact"/>
             </w:pPr>
             <w:r/>
             <w:r>
@@ -2981,7 +2972,7 @@
           </w:tcPr>
           <w:p>
             <w:pPr>
-              <w:spacing w:line="288" w:lineRule="auto"/>
+              <w:spacing w:line="320" w:lineRule="exact"/>
             </w:pPr>
             <w:r/>
             <w:r>
@@ -3000,7 +2991,7 @@
           </w:tcPr>
           <w:p>
             <w:pPr>
-              <w:spacing w:line="288" w:lineRule="auto"/>
+              <w:spacing w:line="320" w:lineRule="exact"/>
             </w:pPr>
             <w:r/>
             <w:r>
@@ -3019,7 +3010,7 @@
           </w:tcPr>
           <w:p>
             <w:pPr>
-              <w:spacing w:line="288" w:lineRule="auto"/>
+              <w:spacing w:line="320" w:lineRule="exact"/>
             </w:pPr>
             <w:r/>
             <w:r>
@@ -3040,7 +3031,7 @@
           </w:tcPr>
           <w:p>
             <w:pPr>
-              <w:spacing w:line="288" w:lineRule="auto"/>
+              <w:spacing w:line="320" w:lineRule="exact"/>
             </w:pPr>
             <w:r/>
             <w:r>
@@ -3059,7 +3050,7 @@
           </w:tcPr>
           <w:p>
             <w:pPr>
-              <w:spacing w:line="288" w:lineRule="auto"/>
+              <w:spacing w:line="320" w:lineRule="exact"/>
             </w:pPr>
             <w:r/>
             <w:r>
@@ -3078,7 +3069,7 @@
           </w:tcPr>
           <w:p>
             <w:pPr>
-              <w:spacing w:line="288" w:lineRule="auto"/>
+              <w:spacing w:line="320" w:lineRule="exact"/>
             </w:pPr>
             <w:r/>
             <w:r>
@@ -3097,7 +3088,7 @@
           </w:tcPr>
           <w:p>
             <w:pPr>
-              <w:spacing w:line="288" w:lineRule="auto"/>
+              <w:spacing w:line="320" w:lineRule="exact"/>
             </w:pPr>
             <w:r/>
             <w:r>
@@ -3116,7 +3107,7 @@
           </w:tcPr>
           <w:p>
             <w:pPr>
-              <w:spacing w:line="288" w:lineRule="auto"/>
+              <w:spacing w:line="320" w:lineRule="exact"/>
             </w:pPr>
             <w:r/>
             <w:r>
@@ -3137,7 +3128,7 @@
           </w:tcPr>
           <w:p>
             <w:pPr>
-              <w:spacing w:line="288" w:lineRule="auto"/>
+              <w:spacing w:line="320" w:lineRule="exact"/>
             </w:pPr>
             <w:r/>
             <w:r>
@@ -3156,7 +3147,7 @@
           </w:tcPr>
           <w:p>
             <w:pPr>
-              <w:spacing w:line="288" w:lineRule="auto"/>
+              <w:spacing w:line="320" w:lineRule="exact"/>
             </w:pPr>
             <w:r/>
             <w:r>
@@ -3175,7 +3166,7 @@
           </w:tcPr>
           <w:p>
             <w:pPr>
-              <w:spacing w:line="288" w:lineRule="auto"/>
+              <w:spacing w:line="320" w:lineRule="exact"/>
             </w:pPr>
             <w:r/>
             <w:r>
@@ -3194,7 +3185,7 @@
           </w:tcPr>
           <w:p>
             <w:pPr>
-              <w:spacing w:line="288" w:lineRule="auto"/>
+              <w:spacing w:line="320" w:lineRule="exact"/>
             </w:pPr>
             <w:r/>
             <w:r>
@@ -3213,7 +3204,7 @@
           </w:tcPr>
           <w:p>
             <w:pPr>
-              <w:spacing w:line="288" w:lineRule="auto"/>
+              <w:spacing w:line="320" w:lineRule="exact"/>
             </w:pPr>
             <w:r/>
             <w:r>
@@ -3234,7 +3225,7 @@
           </w:tcPr>
           <w:p>
             <w:pPr>
-              <w:spacing w:line="288" w:lineRule="auto"/>
+              <w:spacing w:line="320" w:lineRule="exact"/>
             </w:pPr>
             <w:r/>
             <w:r>
@@ -3253,7 +3244,7 @@
           </w:tcPr>
           <w:p>
             <w:pPr>
-              <w:spacing w:line="288" w:lineRule="auto"/>
+              <w:spacing w:line="320" w:lineRule="exact"/>
             </w:pPr>
             <w:r/>
             <w:r>
@@ -3272,7 +3263,7 @@
           </w:tcPr>
           <w:p>
             <w:pPr>
-              <w:spacing w:line="288" w:lineRule="auto"/>
+              <w:spacing w:line="320" w:lineRule="exact"/>
             </w:pPr>
             <w:r/>
             <w:r>
@@ -3291,7 +3282,7 @@
           </w:tcPr>
           <w:p>
             <w:pPr>
-              <w:spacing w:line="288" w:lineRule="auto"/>
+              <w:spacing w:line="320" w:lineRule="exact"/>
             </w:pPr>
             <w:r/>
             <w:r>
@@ -3310,7 +3301,7 @@
           </w:tcPr>
           <w:p>
             <w:pPr>
-              <w:spacing w:line="288" w:lineRule="auto"/>
+              <w:spacing w:line="320" w:lineRule="exact"/>
             </w:pPr>
             <w:r/>
             <w:r>
@@ -3331,7 +3322,7 @@
           </w:tcPr>
           <w:p>
             <w:pPr>
-              <w:spacing w:line="288" w:lineRule="auto"/>
+              <w:spacing w:line="320" w:lineRule="exact"/>
             </w:pPr>
             <w:r/>
             <w:r>
@@ -3350,7 +3341,7 @@
           </w:tcPr>
           <w:p>
             <w:pPr>
-              <w:spacing w:line="288" w:lineRule="auto"/>
+              <w:spacing w:line="320" w:lineRule="exact"/>
             </w:pPr>
             <w:r/>
             <w:r>
@@ -3369,7 +3360,7 @@
           </w:tcPr>
           <w:p>
             <w:pPr>
-              <w:spacing w:line="288" w:lineRule="auto"/>
+              <w:spacing w:line="320" w:lineRule="exact"/>
             </w:pPr>
             <w:r/>
             <w:r>
@@ -3388,7 +3379,7 @@
           </w:tcPr>
           <w:p>
             <w:pPr>
-              <w:spacing w:line="288" w:lineRule="auto"/>
+              <w:spacing w:line="320" w:lineRule="exact"/>
             </w:pPr>
             <w:r/>
             <w:r>
@@ -3407,7 +3398,7 @@
           </w:tcPr>
           <w:p>
             <w:pPr>
-              <w:spacing w:line="288" w:lineRule="auto"/>
+              <w:spacing w:line="320" w:lineRule="exact"/>
             </w:pPr>
             <w:r/>
             <w:r>
@@ -3428,7 +3419,7 @@
           </w:tcPr>
           <w:p>
             <w:pPr>
-              <w:spacing w:line="288" w:lineRule="auto"/>
+              <w:spacing w:line="320" w:lineRule="exact"/>
             </w:pPr>
             <w:r/>
             <w:r>
@@ -3447,7 +3438,7 @@
           </w:tcPr>
           <w:p>
             <w:pPr>
-              <w:spacing w:line="288" w:lineRule="auto"/>
+              <w:spacing w:line="320" w:lineRule="exact"/>
             </w:pPr>
             <w:r/>
             <w:r>
@@ -3466,7 +3457,7 @@
           </w:tcPr>
           <w:p>
             <w:pPr>
-              <w:spacing w:line="288" w:lineRule="auto"/>
+              <w:spacing w:line="320" w:lineRule="exact"/>
             </w:pPr>
             <w:r/>
             <w:r>
@@ -3485,7 +3476,7 @@
           </w:tcPr>
           <w:p>
             <w:pPr>
-              <w:spacing w:line="288" w:lineRule="auto"/>
+              <w:spacing w:line="320" w:lineRule="exact"/>
             </w:pPr>
             <w:r/>
             <w:r>
@@ -3504,7 +3495,7 @@
           </w:tcPr>
           <w:p>
             <w:pPr>
-              <w:spacing w:line="288" w:lineRule="auto"/>
+              <w:spacing w:line="320" w:lineRule="exact"/>
             </w:pPr>
             <w:r/>
             <w:r>
@@ -3611,59 +3602,6 @@
     </w:p>
     <w:p>
       <w:pPr>
-        <w:ind w:firstLine="420"/>
-      </w:pPr>
-      <w:r>
-        <w:rPr>
-          <w:b w:val="0"/>
-          <w:i w:val="0"/>
-        </w:rPr>
-        <w:t>图4-4 同时以 mermaid 源文件（</w:t>
-      </w:r>
-      <w:r>
-        <w:rPr>
-          <w:rFonts w:ascii="Consolas" w:hAnsi="Consolas"/>
-          <w:i w:val="0"/>
-        </w:rPr>
-        <w:t>图表/项目4_图4-4_核对流程_v1.mmd</w:t>
-      </w:r>
-      <w:r>
-        <w:rPr>
-          <w:b w:val="0"/>
-          <w:i w:val="0"/>
-        </w:rPr>
-        <w:t>）和 SVG 图（</w:t>
-      </w:r>
-      <w:r>
-        <w:rPr>
-          <w:rFonts w:ascii="Consolas" w:hAnsi="Consolas"/>
-          <w:i w:val="0"/>
-        </w:rPr>
-        <w:t>图表/项目4_图4-4_核对流程_v1.svg</w:t>
-      </w:r>
-      <w:r>
-        <w:rPr>
-          <w:b w:val="0"/>
-          <w:i w:val="0"/>
-        </w:rPr>
-        <w:t>）保存。下方为 mermaid 代码：</w:t>
-      </w:r>
-    </w:p>
-    <w:p>
-      <w:pPr>
-        <w:jc w:val="center"/>
-      </w:pPr>
-      <w:r>
-        <w:rPr>
-          <w:b w:val="0"/>
-          <w:i w:val="0"/>
-          <w:sz w:val="21"/>
-        </w:rPr>
-        <w:t>图4-4 大模型识别票据信息的核对流程</w:t>
-      </w:r>
-    </w:p>
-    <w:p>
-      <w:pPr>
         <w:jc w:val="center"/>
       </w:pPr>
       <w:r>
@@ -3711,7 +3649,7 @@
           <w:i w:val="0"/>
           <w:sz w:val="21"/>
         </w:rPr>
-        <w:t>图4-4 核对流程（SVG）</w:t>
+        <w:t>图4-4 大模型识别票据信息的核对流程</w:t>
       </w:r>
     </w:p>
     <w:p>
@@ -3723,7 +3661,7 @@
           <w:b w:val="0"/>
           <w:i w:val="0"/>
         </w:rPr>
-        <w:t>交互练习：打开 图4-5 发票金额核验工具（图表/项目4_图4-5_发票金额核验_v1.html）（HTML，可在浏览器中直接打开），输入表4-3中的数字进行核验。</w:t>
+        <w:t>配套的交互工具“图4-5 发票金额核验工具”为网页文件，可在浏览器中打开，用于练习表4-3中的数字核验。</w:t>
       </w:r>
     </w:p>
     <w:p>
@@ -3782,7 +3720,7 @@
           </w:tcPr>
           <w:p>
             <w:pPr>
-              <w:spacing w:line="288" w:lineRule="auto"/>
+              <w:spacing w:line="320" w:lineRule="exact"/>
             </w:pPr>
             <w:r/>
             <w:r>
@@ -3802,7 +3740,7 @@
           </w:tcPr>
           <w:p>
             <w:pPr>
-              <w:spacing w:line="288" w:lineRule="auto"/>
+              <w:spacing w:line="320" w:lineRule="exact"/>
             </w:pPr>
             <w:r/>
             <w:r>
@@ -3822,7 +3760,7 @@
           </w:tcPr>
           <w:p>
             <w:pPr>
-              <w:spacing w:line="288" w:lineRule="auto"/>
+              <w:spacing w:line="320" w:lineRule="exact"/>
             </w:pPr>
             <w:r/>
             <w:r>
@@ -3843,7 +3781,7 @@
           </w:tcPr>
           <w:p>
             <w:pPr>
-              <w:spacing w:line="288" w:lineRule="auto"/>
+              <w:spacing w:line="320" w:lineRule="exact"/>
             </w:pPr>
             <w:r/>
             <w:r>
@@ -3862,7 +3800,7 @@
           </w:tcPr>
           <w:p>
             <w:pPr>
-              <w:spacing w:line="288" w:lineRule="auto"/>
+              <w:spacing w:line="320" w:lineRule="exact"/>
             </w:pPr>
             <w:r/>
             <w:r>
@@ -3881,7 +3819,7 @@
           </w:tcPr>
           <w:p>
             <w:pPr>
-              <w:spacing w:line="288" w:lineRule="auto"/>
+              <w:spacing w:line="320" w:lineRule="exact"/>
             </w:pPr>
             <w:r/>
             <w:r>
@@ -3902,7 +3840,7 @@
           </w:tcPr>
           <w:p>
             <w:pPr>
-              <w:spacing w:line="288" w:lineRule="auto"/>
+              <w:spacing w:line="320" w:lineRule="exact"/>
             </w:pPr>
             <w:r/>
             <w:r>
@@ -3921,7 +3859,7 @@
           </w:tcPr>
           <w:p>
             <w:pPr>
-              <w:spacing w:line="288" w:lineRule="auto"/>
+              <w:spacing w:line="320" w:lineRule="exact"/>
             </w:pPr>
             <w:r/>
             <w:r>
@@ -3940,7 +3878,7 @@
           </w:tcPr>
           <w:p>
             <w:pPr>
-              <w:spacing w:line="288" w:lineRule="auto"/>
+              <w:spacing w:line="320" w:lineRule="exact"/>
             </w:pPr>
             <w:r/>
             <w:r>
@@ -3961,7 +3899,7 @@
           </w:tcPr>
           <w:p>
             <w:pPr>
-              <w:spacing w:line="288" w:lineRule="auto"/>
+              <w:spacing w:line="320" w:lineRule="exact"/>
             </w:pPr>
             <w:r/>
             <w:r>
@@ -3980,7 +3918,7 @@
           </w:tcPr>
           <w:p>
             <w:pPr>
-              <w:spacing w:line="288" w:lineRule="auto"/>
+              <w:spacing w:line="320" w:lineRule="exact"/>
             </w:pPr>
             <w:r/>
             <w:r>
@@ -3999,7 +3937,7 @@
           </w:tcPr>
           <w:p>
             <w:pPr>
-              <w:spacing w:line="288" w:lineRule="auto"/>
+              <w:spacing w:line="320" w:lineRule="exact"/>
             </w:pPr>
             <w:r/>
             <w:r>
@@ -4020,7 +3958,7 @@
           </w:tcPr>
           <w:p>
             <w:pPr>
-              <w:spacing w:line="288" w:lineRule="auto"/>
+              <w:spacing w:line="320" w:lineRule="exact"/>
             </w:pPr>
             <w:r/>
             <w:r>
@@ -4039,7 +3977,7 @@
           </w:tcPr>
           <w:p>
             <w:pPr>
-              <w:spacing w:line="288" w:lineRule="auto"/>
+              <w:spacing w:line="320" w:lineRule="exact"/>
             </w:pPr>
             <w:r/>
             <w:r>
@@ -4058,7 +3996,7 @@
           </w:tcPr>
           <w:p>
             <w:pPr>
-              <w:spacing w:line="288" w:lineRule="auto"/>
+              <w:spacing w:line="320" w:lineRule="exact"/>
             </w:pPr>
             <w:r/>
             <w:r>
@@ -4079,7 +4017,7 @@
           </w:tcPr>
           <w:p>
             <w:pPr>
-              <w:spacing w:line="288" w:lineRule="auto"/>
+              <w:spacing w:line="320" w:lineRule="exact"/>
             </w:pPr>
             <w:r/>
             <w:r>
@@ -4098,7 +4036,7 @@
           </w:tcPr>
           <w:p>
             <w:pPr>
-              <w:spacing w:line="288" w:lineRule="auto"/>
+              <w:spacing w:line="320" w:lineRule="exact"/>
             </w:pPr>
             <w:r/>
             <w:r>
@@ -4117,7 +4055,7 @@
           </w:tcPr>
           <w:p>
             <w:pPr>
-              <w:spacing w:line="288" w:lineRule="auto"/>
+              <w:spacing w:line="320" w:lineRule="exact"/>
             </w:pPr>
             <w:r/>
             <w:r>
@@ -4276,7 +4214,7 @@
           </w:tcPr>
           <w:p>
             <w:pPr>
-              <w:spacing w:line="288" w:lineRule="auto"/>
+              <w:spacing w:line="320" w:lineRule="exact"/>
             </w:pPr>
             <w:r/>
             <w:r>
@@ -4296,7 +4234,7 @@
           </w:tcPr>
           <w:p>
             <w:pPr>
-              <w:spacing w:line="288" w:lineRule="auto"/>
+              <w:spacing w:line="320" w:lineRule="exact"/>
             </w:pPr>
             <w:r/>
             <w:r>
@@ -4316,7 +4254,7 @@
           </w:tcPr>
           <w:p>
             <w:pPr>
-              <w:spacing w:line="288" w:lineRule="auto"/>
+              <w:spacing w:line="320" w:lineRule="exact"/>
             </w:pPr>
             <w:r/>
             <w:r>
@@ -4336,7 +4274,7 @@
           </w:tcPr>
           <w:p>
             <w:pPr>
-              <w:spacing w:line="288" w:lineRule="auto"/>
+              <w:spacing w:line="320" w:lineRule="exact"/>
             </w:pPr>
             <w:r/>
             <w:r>
@@ -4357,7 +4295,7 @@
           </w:tcPr>
           <w:p>
             <w:pPr>
-              <w:spacing w:line="288" w:lineRule="auto"/>
+              <w:spacing w:line="320" w:lineRule="exact"/>
             </w:pPr>
             <w:r/>
             <w:r>
@@ -4376,7 +4314,7 @@
           </w:tcPr>
           <w:p>
             <w:pPr>
-              <w:spacing w:line="288" w:lineRule="auto"/>
+              <w:spacing w:line="320" w:lineRule="exact"/>
             </w:pPr>
             <w:r/>
             <w:r>
@@ -4395,7 +4333,7 @@
           </w:tcPr>
           <w:p>
             <w:pPr>
-              <w:spacing w:line="288" w:lineRule="auto"/>
+              <w:spacing w:line="320" w:lineRule="exact"/>
             </w:pPr>
             <w:r/>
             <w:r>
@@ -4414,7 +4352,7 @@
           </w:tcPr>
           <w:p>
             <w:pPr>
-              <w:spacing w:line="288" w:lineRule="auto"/>
+              <w:spacing w:line="320" w:lineRule="exact"/>
             </w:pPr>
             <w:r/>
             <w:r>
@@ -4435,7 +4373,7 @@
           </w:tcPr>
           <w:p>
             <w:pPr>
-              <w:spacing w:line="288" w:lineRule="auto"/>
+              <w:spacing w:line="320" w:lineRule="exact"/>
             </w:pPr>
             <w:r/>
             <w:r>
@@ -4454,7 +4392,7 @@
           </w:tcPr>
           <w:p>
             <w:pPr>
-              <w:spacing w:line="288" w:lineRule="auto"/>
+              <w:spacing w:line="320" w:lineRule="exact"/>
             </w:pPr>
             <w:r/>
             <w:r>
@@ -4473,7 +4411,7 @@
           </w:tcPr>
           <w:p>
             <w:pPr>
-              <w:spacing w:line="288" w:lineRule="auto"/>
+              <w:spacing w:line="320" w:lineRule="exact"/>
             </w:pPr>
             <w:r/>
             <w:r>
@@ -4492,7 +4430,7 @@
           </w:tcPr>
           <w:p>
             <w:pPr>
-              <w:spacing w:line="288" w:lineRule="auto"/>
+              <w:spacing w:line="320" w:lineRule="exact"/>
             </w:pPr>
             <w:r/>
             <w:r>
@@ -4513,7 +4451,7 @@
           </w:tcPr>
           <w:p>
             <w:pPr>
-              <w:spacing w:line="288" w:lineRule="auto"/>
+              <w:spacing w:line="320" w:lineRule="exact"/>
             </w:pPr>
             <w:r/>
             <w:r>
@@ -4532,7 +4470,7 @@
           </w:tcPr>
           <w:p>
             <w:pPr>
-              <w:spacing w:line="288" w:lineRule="auto"/>
+              <w:spacing w:line="320" w:lineRule="exact"/>
             </w:pPr>
             <w:r/>
             <w:r>
@@ -4551,7 +4489,7 @@
           </w:tcPr>
           <w:p>
             <w:pPr>
-              <w:spacing w:line="288" w:lineRule="auto"/>
+              <w:spacing w:line="320" w:lineRule="exact"/>
             </w:pPr>
             <w:r/>
             <w:r>
@@ -4570,7 +4508,7 @@
           </w:tcPr>
           <w:p>
             <w:pPr>
-              <w:spacing w:line="288" w:lineRule="auto"/>
+              <w:spacing w:line="320" w:lineRule="exact"/>
             </w:pPr>
             <w:r/>
             <w:r>
@@ -4591,7 +4529,7 @@
           </w:tcPr>
           <w:p>
             <w:pPr>
-              <w:spacing w:line="288" w:lineRule="auto"/>
+              <w:spacing w:line="320" w:lineRule="exact"/>
             </w:pPr>
             <w:r/>
             <w:r>
@@ -4610,7 +4548,7 @@
           </w:tcPr>
           <w:p>
             <w:pPr>
-              <w:spacing w:line="288" w:lineRule="auto"/>
+              <w:spacing w:line="320" w:lineRule="exact"/>
             </w:pPr>
             <w:r/>
             <w:r>
@@ -4629,7 +4567,7 @@
           </w:tcPr>
           <w:p>
             <w:pPr>
-              <w:spacing w:line="288" w:lineRule="auto"/>
+              <w:spacing w:line="320" w:lineRule="exact"/>
             </w:pPr>
             <w:r/>
             <w:r>
@@ -4648,7 +4586,7 @@
           </w:tcPr>
           <w:p>
             <w:pPr>
-              <w:spacing w:line="288" w:lineRule="auto"/>
+              <w:spacing w:line="320" w:lineRule="exact"/>
             </w:pPr>
             <w:r/>
             <w:r>
@@ -4721,7 +4659,7 @@
           </w:tcPr>
           <w:p>
             <w:pPr>
-              <w:spacing w:line="288" w:lineRule="auto"/>
+              <w:spacing w:line="320" w:lineRule="exact"/>
             </w:pPr>
             <w:r/>
             <w:r>
@@ -4741,7 +4679,7 @@
           </w:tcPr>
           <w:p>
             <w:pPr>
-              <w:spacing w:line="288" w:lineRule="auto"/>
+              <w:spacing w:line="320" w:lineRule="exact"/>
             </w:pPr>
             <w:r/>
             <w:r>
@@ -4761,7 +4699,7 @@
           </w:tcPr>
           <w:p>
             <w:pPr>
-              <w:spacing w:line="288" w:lineRule="auto"/>
+              <w:spacing w:line="320" w:lineRule="exact"/>
             </w:pPr>
             <w:r/>
             <w:r>
@@ -4781,7 +4719,7 @@
           </w:tcPr>
           <w:p>
             <w:pPr>
-              <w:spacing w:line="288" w:lineRule="auto"/>
+              <w:spacing w:line="320" w:lineRule="exact"/>
             </w:pPr>
             <w:r/>
             <w:r>
@@ -4802,7 +4740,7 @@
           </w:tcPr>
           <w:p>
             <w:pPr>
-              <w:spacing w:line="288" w:lineRule="auto"/>
+              <w:spacing w:line="320" w:lineRule="exact"/>
             </w:pPr>
             <w:r/>
             <w:r>
@@ -4821,7 +4759,7 @@
           </w:tcPr>
           <w:p>
             <w:pPr>
-              <w:spacing w:line="288" w:lineRule="auto"/>
+              <w:spacing w:line="320" w:lineRule="exact"/>
             </w:pPr>
             <w:r/>
             <w:r>
@@ -4840,7 +4778,7 @@
           </w:tcPr>
           <w:p>
             <w:pPr>
-              <w:spacing w:line="288" w:lineRule="auto"/>
+              <w:spacing w:line="320" w:lineRule="exact"/>
             </w:pPr>
             <w:r/>
             <w:r>
@@ -4859,7 +4797,7 @@
           </w:tcPr>
           <w:p>
             <w:pPr>
-              <w:spacing w:line="288" w:lineRule="auto"/>
+              <w:spacing w:line="320" w:lineRule="exact"/>
             </w:pPr>
             <w:r/>
             <w:r>
@@ -4880,7 +4818,7 @@
           </w:tcPr>
           <w:p>
             <w:pPr>
-              <w:spacing w:line="288" w:lineRule="auto"/>
+              <w:spacing w:line="320" w:lineRule="exact"/>
             </w:pPr>
             <w:r/>
             <w:r>
@@ -4899,7 +4837,7 @@
           </w:tcPr>
           <w:p>
             <w:pPr>
-              <w:spacing w:line="288" w:lineRule="auto"/>
+              <w:spacing w:line="320" w:lineRule="exact"/>
             </w:pPr>
             <w:r/>
             <w:r>
@@ -4918,7 +4856,7 @@
           </w:tcPr>
           <w:p>
             <w:pPr>
-              <w:spacing w:line="288" w:lineRule="auto"/>
+              <w:spacing w:line="320" w:lineRule="exact"/>
             </w:pPr>
             <w:r/>
             <w:r>
@@ -4937,7 +4875,7 @@
           </w:tcPr>
           <w:p>
             <w:pPr>
-              <w:spacing w:line="288" w:lineRule="auto"/>
+              <w:spacing w:line="320" w:lineRule="exact"/>
             </w:pPr>
             <w:r/>
             <w:r>
@@ -4958,7 +4896,7 @@
           </w:tcPr>
           <w:p>
             <w:pPr>
-              <w:spacing w:line="288" w:lineRule="auto"/>
+              <w:spacing w:line="320" w:lineRule="exact"/>
             </w:pPr>
             <w:r/>
             <w:r>
@@ -4977,7 +4915,7 @@
           </w:tcPr>
           <w:p>
             <w:pPr>
-              <w:spacing w:line="288" w:lineRule="auto"/>
+              <w:spacing w:line="320" w:lineRule="exact"/>
             </w:pPr>
             <w:r/>
             <w:r>
@@ -4996,7 +4934,7 @@
           </w:tcPr>
           <w:p>
             <w:pPr>
-              <w:spacing w:line="288" w:lineRule="auto"/>
+              <w:spacing w:line="320" w:lineRule="exact"/>
             </w:pPr>
             <w:r/>
             <w:r>
@@ -5015,7 +4953,7 @@
           </w:tcPr>
           <w:p>
             <w:pPr>
-              <w:spacing w:line="288" w:lineRule="auto"/>
+              <w:spacing w:line="320" w:lineRule="exact"/>
             </w:pPr>
             <w:r/>
             <w:r>
@@ -5036,7 +4974,7 @@
           </w:tcPr>
           <w:p>
             <w:pPr>
-              <w:spacing w:line="288" w:lineRule="auto"/>
+              <w:spacing w:line="320" w:lineRule="exact"/>
             </w:pPr>
             <w:r/>
             <w:r>
@@ -5055,7 +4993,7 @@
           </w:tcPr>
           <w:p>
             <w:pPr>
-              <w:spacing w:line="288" w:lineRule="auto"/>
+              <w:spacing w:line="320" w:lineRule="exact"/>
             </w:pPr>
             <w:r/>
             <w:r>
@@ -5074,7 +5012,7 @@
           </w:tcPr>
           <w:p>
             <w:pPr>
-              <w:spacing w:line="288" w:lineRule="auto"/>
+              <w:spacing w:line="320" w:lineRule="exact"/>
             </w:pPr>
             <w:r/>
             <w:r>
@@ -5093,7 +5031,7 @@
           </w:tcPr>
           <w:p>
             <w:pPr>
-              <w:spacing w:line="288" w:lineRule="auto"/>
+              <w:spacing w:line="320" w:lineRule="exact"/>
             </w:pPr>
             <w:r/>
             <w:r>
@@ -5142,25 +5080,6 @@
     </w:p>
     <w:p>
       <w:pPr>
-        <w:ind w:firstLine="420"/>
-      </w:pPr>
-      <w:r>
-        <w:rPr>
-          <w:b/>
-          <w:i w:val="0"/>
-        </w:rPr>
-        <w:t>下一步</w:t>
-      </w:r>
-      <w:r>
-        <w:rPr>
-          <w:b w:val="0"/>
-          <w:i w:val="0"/>
-        </w:rPr>
-        <w:t>：任务4.2 用检查清单审核报销材料（待写）。</w:t>
-      </w:r>
-    </w:p>
-    <w:p>
-      <w:pPr>
         <w:pStyle w:val="Heading2"/>
       </w:pPr>
       <w:r>
@@ -5173,87 +5092,623 @@
     </w:p>
     <w:p>
       <w:pPr>
-        <w:pStyle w:val="ListNumber"/>
+        <w:ind w:firstLine="420"/>
       </w:pPr>
       <w:r>
         <w:rPr>
           <w:b w:val="0"/>
           <w:i w:val="0"/>
         </w:rPr>
-        <w:t>《中华人民共和国会计法》（2024年修正），第十四条。</w:t>
+        <w:t>以下条文均已对照国家机关发布的文本核实。正文中引用的条文以此为准。</w:t>
       </w:r>
     </w:p>
     <w:p>
       <w:pPr>
-        <w:pStyle w:val="ListNumber"/>
+        <w:ind w:left="420" w:hanging="420"/>
       </w:pPr>
       <w:r>
         <w:rPr>
           <w:b w:val="0"/>
           <w:i w:val="0"/>
         </w:rPr>
-        <w:t>《会计基础工作规范》（财政部令第98号，2019年修订），第四十八条。</w:t>
+        <w:t>1.</w:t>
+        <w:tab/>
+        <w:t>《中华人民共和国会计法》（2024年修正），全国人民代表大会常务委员会2024年6月28日通过，主席令第二十八号，自2024年7月1日起施行。引用条文：第十四条。</w:t>
       </w:r>
     </w:p>
     <w:p>
       <w:pPr>
-        <w:pStyle w:val="ListNumber"/>
+        <w:ind w:left="420" w:hanging="420"/>
       </w:pPr>
       <w:r>
         <w:rPr>
           <w:b w:val="0"/>
           <w:i w:val="0"/>
         </w:rPr>
-        <w:t>《中华人民共和国发票管理办法》（2023年修订，国务院令第764号），第二十条。</w:t>
+        <w:t>2.</w:t>
+        <w:tab/>
+        <w:t>《会计基础工作规范》，财政部令第98号，2019年3月14日公布施行（1996年财会字〔1996〕19号公布，2019年修改）。引用条文：第四十八条第一项。</w:t>
       </w:r>
     </w:p>
     <w:p>
       <w:pPr>
-        <w:pStyle w:val="ListNumber"/>
+        <w:ind w:left="420" w:hanging="420"/>
       </w:pPr>
       <w:r>
         <w:rPr>
           <w:b w:val="0"/>
           <w:i w:val="0"/>
         </w:rPr>
-        <w:t>《中华人民共和国发票管理办法实施细则》（国家税务总局令第56号），第二十九条。</w:t>
+        <w:t>3.</w:t>
+        <w:tab/>
+        <w:t>《中华人民共和国发票管理办法》，国务院令第764号（2023年7月20日公布修订）。引用条文：第三条、第二十条、第二十一条。</w:t>
       </w:r>
     </w:p>
     <w:p>
       <w:pPr>
-        <w:pStyle w:val="ListNumber"/>
+        <w:ind w:left="420" w:hanging="420"/>
       </w:pPr>
       <w:r>
         <w:rPr>
           <w:b w:val="0"/>
           <w:i w:val="0"/>
         </w:rPr>
-        <w:t>国家税务总局公告2019年第45号，关于取消增值税扣税凭证认证确认期限等事项。</w:t>
+        <w:t>4.</w:t>
+        <w:tab/>
+        <w:t>《中华人民共和国发票管理办法实施细则》，国家税务总局2024年修改，2024年3月1日起施行。引用条文：第三条（新增条款）。</w:t>
       </w:r>
     </w:p>
     <w:p>
       <w:pPr>
-        <w:pStyle w:val="ListNumber"/>
+        <w:ind w:left="420" w:hanging="420"/>
       </w:pPr>
       <w:r>
         <w:rPr>
           <w:b w:val="0"/>
           <w:i w:val="0"/>
         </w:rPr>
-        <w:t>国家税务总局、财政部、中国国家铁路集团有限公司公告2024年第8号，关于铁路客运推广使用全面数字化的电子发票。</w:t>
+        <w:t>5.</w:t>
+        <w:tab/>
+        <w:t>《国家税务总局 财政部 中国国家铁路集团有限公司关于铁路客运推广使用全面数字化的电子发票的公告》，国家税务总局 财政部 中国国家铁路集团有限公司公告2024年第8号，2024年9月29日发布，自2024年11月1日起施行。引用条文：第六条。</w:t>
       </w:r>
     </w:p>
     <w:p>
       <w:pPr>
-        <w:ind w:left="454"/>
+        <w:ind w:firstLine="420"/>
+      </w:pPr>
+      <w:r>
+        <w:rPr>
+          <w:b/>
+          <w:i w:val="0"/>
+        </w:rPr>
+        <w:t>注意事项</w:t>
+      </w:r>
+      <w:r>
+        <w:rPr>
+          <w:b w:val="0"/>
+          <w:i w:val="0"/>
+        </w:rPr>
+        <w:t>：</w:t>
+      </w:r>
+    </w:p>
+    <w:p>
+      <w:pPr>
+        <w:pStyle w:val="ListBullet"/>
       </w:pPr>
       <w:r>
         <w:rPr>
           <w:b w:val="0"/>
           <w:i w:val="0"/>
-          <w:sz w:val="22"/>
         </w:rPr>
-        <w:t>说明：法律和制度会修订。出版前需逐条核对现行有效文本，并以单位制度为准。</w:t>
+        <w:t>财政部曾就《会计基础工作规范》修订公开征求意见。正式修订发布前，以现行第98号令为准。</w:t>
+      </w:r>
+    </w:p>
+    <w:p>
+      <w:pPr>
+        <w:pStyle w:val="ListBullet"/>
+      </w:pPr>
+      <w:r>
+        <w:rPr>
+          <w:b w:val="0"/>
+          <w:i w:val="0"/>
+        </w:rPr>
+        <w:t>出版前应在国家法律法规数据库（flk.npc.gov.cn）、国家税务总局法规库（fgk.chinatax.gov.cn）等官方渠道，逐条复核上述条文的现行有效文本。</w:t>
+      </w:r>
+    </w:p>
+    <w:p>
+      <w:pPr>
+        <w:pStyle w:val="ListBullet"/>
+      </w:pPr>
+      <w:r>
+        <w:rPr>
+          <w:b w:val="0"/>
+          <w:i w:val="0"/>
+        </w:rPr>
+        <w:t>“高铁票需补充行程信息”“餐饮小票不予报销”等处理办法属于单位制度层面的要求，应以单位具体制度为准，不属于法律的固定规定。</w:t>
+      </w:r>
+    </w:p>
+    <w:p>
+      <w:pPr>
+        <w:ind w:firstLine="420"/>
+      </w:pPr>
+      <w:r>
+        <w:rPr>
+          <w:b/>
+          <w:i w:val="0"/>
+        </w:rPr>
+        <w:t>【练习】用大模型核实法规条文</w:t>
+      </w:r>
+    </w:p>
+    <w:p>
+      <w:pPr>
+        <w:ind w:firstLine="420"/>
+      </w:pPr>
+      <w:r>
+        <w:rPr>
+          <w:b w:val="0"/>
+          <w:i w:val="0"/>
+        </w:rPr>
+        <w:t>大模型可能给出不存在的条文号或改写原文，因此核实法规不能只依赖大模型。请按以下步骤完成练习：</w:t>
+      </w:r>
+    </w:p>
+    <w:p>
+      <w:pPr>
+        <w:ind w:left="420" w:hanging="420"/>
+      </w:pPr>
+      <w:r>
+        <w:rPr>
+          <w:b w:val="0"/>
+          <w:i w:val="0"/>
+        </w:rPr>
+        <w:t>1.</w:t>
+        <w:tab/>
+        <w:t>向大模型提问，例如：“请给出《中华人民共和国发票管理办法》中关于‘不符合规定的发票不得作为财务报销凭证’的条文原文和条号。如果你不确定，请回答‘不确定’，不要编造。”</w:t>
+      </w:r>
+    </w:p>
+    <w:p>
+      <w:pPr>
+        <w:ind w:left="420" w:hanging="420"/>
+      </w:pPr>
+      <w:r>
+        <w:rPr>
+          <w:b w:val="0"/>
+          <w:i w:val="0"/>
+        </w:rPr>
+        <w:t>2.</w:t>
+        <w:tab/>
+        <w:t>记录大模型给出的条号和原文。</w:t>
+      </w:r>
+    </w:p>
+    <w:p>
+      <w:pPr>
+        <w:ind w:left="420" w:hanging="420"/>
+      </w:pPr>
+      <w:r>
+        <w:rPr>
+          <w:b w:val="0"/>
+          <w:i w:val="0"/>
+        </w:rPr>
+        <w:t>3.</w:t>
+        <w:tab/>
+        <w:t>到国家法律法规数据库或国家税务总局法规库，搜索同一法规，找到现行有效文本，逐字核对条号和文字。</w:t>
+      </w:r>
+    </w:p>
+    <w:p>
+      <w:pPr>
+        <w:ind w:left="420" w:hanging="420"/>
+      </w:pPr>
+      <w:r>
+        <w:rPr>
+          <w:b w:val="0"/>
+          <w:i w:val="0"/>
+        </w:rPr>
+        <w:t>4.</w:t>
+        <w:tab/>
+        <w:t>填写下表。若两者不一致，以官方文本为准，并分析大模型出错的原因。</w:t>
+      </w:r>
+    </w:p>
+    <w:p>
+      <w:pPr>
+        <w:ind w:firstLine="420"/>
+      </w:pPr>
+      <w:r>
+        <w:rPr>
+          <w:b/>
+          <w:i w:val="0"/>
+        </w:rPr>
+        <w:t>表4-5 法规条文核实记录表</w:t>
+      </w:r>
+    </w:p>
+    <w:tbl>
+      <w:tblPr>
+        <w:tblStyle w:val="TableGrid"/>
+        <w:tblW w:type="auto" w:w="0"/>
+        <w:jc w:val="center"/>
+        <w:tblLook w:firstColumn="1" w:firstRow="1" w:lastColumn="0" w:lastRow="0" w:noHBand="0" w:noVBand="1" w:val="04A0"/>
+      </w:tblPr>
+      <w:tblGrid>
+        <w:gridCol w:w="1881"/>
+        <w:gridCol w:w="1881"/>
+        <w:gridCol w:w="1881"/>
+        <w:gridCol w:w="1881"/>
+        <w:gridCol w:w="1881"/>
+      </w:tblGrid>
+      <w:tr>
+        <w:tc>
+          <w:tcPr>
+            <w:tcW w:type="dxa" w:w="1881"/>
+            <w:shd w:val="clear" w:color="auto" w:fill="D9E2F3"/>
+          </w:tcPr>
+          <w:p>
+            <w:pPr>
+              <w:spacing w:line="320" w:lineRule="exact"/>
+            </w:pPr>
+            <w:r/>
+            <w:r>
+              <w:rPr>
+                <w:b/>
+                <w:i w:val="0"/>
+                <w:sz w:val="21"/>
+              </w:rPr>
+              <w:t>项目</w:t>
+            </w:r>
+          </w:p>
+        </w:tc>
+        <w:tc>
+          <w:tcPr>
+            <w:tcW w:type="dxa" w:w="1881"/>
+            <w:shd w:val="clear" w:color="auto" w:fill="D9E2F3"/>
+          </w:tcPr>
+          <w:p>
+            <w:pPr>
+              <w:spacing w:line="320" w:lineRule="exact"/>
+            </w:pPr>
+            <w:r/>
+            <w:r>
+              <w:rPr>
+                <w:b/>
+                <w:i w:val="0"/>
+                <w:sz w:val="21"/>
+              </w:rPr>
+              <w:t>大模型给出的内容</w:t>
+            </w:r>
+          </w:p>
+        </w:tc>
+        <w:tc>
+          <w:tcPr>
+            <w:tcW w:type="dxa" w:w="1881"/>
+            <w:shd w:val="clear" w:color="auto" w:fill="D9E2F3"/>
+          </w:tcPr>
+          <w:p>
+            <w:pPr>
+              <w:spacing w:line="320" w:lineRule="exact"/>
+            </w:pPr>
+            <w:r/>
+            <w:r>
+              <w:rPr>
+                <w:b/>
+                <w:i w:val="0"/>
+                <w:sz w:val="21"/>
+              </w:rPr>
+              <w:t>官方文本的内容</w:t>
+            </w:r>
+          </w:p>
+        </w:tc>
+        <w:tc>
+          <w:tcPr>
+            <w:tcW w:type="dxa" w:w="1881"/>
+            <w:shd w:val="clear" w:color="auto" w:fill="D9E2F3"/>
+          </w:tcPr>
+          <w:p>
+            <w:pPr>
+              <w:spacing w:line="320" w:lineRule="exact"/>
+            </w:pPr>
+            <w:r/>
+            <w:r>
+              <w:rPr>
+                <w:b/>
+                <w:i w:val="0"/>
+                <w:sz w:val="21"/>
+              </w:rPr>
+              <w:t>是否一致</w:t>
+            </w:r>
+          </w:p>
+        </w:tc>
+        <w:tc>
+          <w:tcPr>
+            <w:tcW w:type="dxa" w:w="1881"/>
+            <w:shd w:val="clear" w:color="auto" w:fill="D9E2F3"/>
+          </w:tcPr>
+          <w:p>
+            <w:pPr>
+              <w:spacing w:line="320" w:lineRule="exact"/>
+            </w:pPr>
+            <w:r/>
+            <w:r>
+              <w:rPr>
+                <w:b/>
+                <w:i w:val="0"/>
+                <w:sz w:val="21"/>
+              </w:rPr>
+              <w:t>处理结论</w:t>
+            </w:r>
+          </w:p>
+        </w:tc>
+      </w:tr>
+      <w:tr>
+        <w:tc>
+          <w:tcPr>
+            <w:tcW w:type="dxa" w:w="1881"/>
+          </w:tcPr>
+          <w:p>
+            <w:pPr>
+              <w:spacing w:line="320" w:lineRule="exact"/>
+            </w:pPr>
+            <w:r/>
+            <w:r>
+              <w:rPr>
+                <w:b w:val="0"/>
+                <w:i w:val="0"/>
+                <w:sz w:val="21"/>
+              </w:rPr>
+              <w:t>法规名称</w:t>
+            </w:r>
+          </w:p>
+        </w:tc>
+        <w:tc>
+          <w:tcPr>
+            <w:tcW w:type="dxa" w:w="1881"/>
+          </w:tcPr>
+          <w:p>
+            <w:pPr>
+              <w:spacing w:line="320" w:lineRule="exact"/>
+            </w:pPr>
+            <w:r/>
+          </w:p>
+        </w:tc>
+        <w:tc>
+          <w:tcPr>
+            <w:tcW w:type="dxa" w:w="1881"/>
+          </w:tcPr>
+          <w:p>
+            <w:pPr>
+              <w:spacing w:line="320" w:lineRule="exact"/>
+            </w:pPr>
+            <w:r/>
+          </w:p>
+        </w:tc>
+        <w:tc>
+          <w:tcPr>
+            <w:tcW w:type="dxa" w:w="1881"/>
+          </w:tcPr>
+          <w:p>
+            <w:pPr>
+              <w:spacing w:line="320" w:lineRule="exact"/>
+            </w:pPr>
+            <w:r/>
+          </w:p>
+        </w:tc>
+        <w:tc>
+          <w:tcPr>
+            <w:tcW w:type="dxa" w:w="1881"/>
+          </w:tcPr>
+          <w:p>
+            <w:pPr>
+              <w:spacing w:line="320" w:lineRule="exact"/>
+            </w:pPr>
+            <w:r/>
+          </w:p>
+        </w:tc>
+      </w:tr>
+      <w:tr>
+        <w:tc>
+          <w:tcPr>
+            <w:tcW w:type="dxa" w:w="1881"/>
+          </w:tcPr>
+          <w:p>
+            <w:pPr>
+              <w:spacing w:line="320" w:lineRule="exact"/>
+            </w:pPr>
+            <w:r/>
+            <w:r>
+              <w:rPr>
+                <w:b w:val="0"/>
+                <w:i w:val="0"/>
+                <w:sz w:val="21"/>
+              </w:rPr>
+              <w:t>条号</w:t>
+            </w:r>
+          </w:p>
+        </w:tc>
+        <w:tc>
+          <w:tcPr>
+            <w:tcW w:type="dxa" w:w="1881"/>
+          </w:tcPr>
+          <w:p>
+            <w:pPr>
+              <w:spacing w:line="320" w:lineRule="exact"/>
+            </w:pPr>
+            <w:r/>
+          </w:p>
+        </w:tc>
+        <w:tc>
+          <w:tcPr>
+            <w:tcW w:type="dxa" w:w="1881"/>
+          </w:tcPr>
+          <w:p>
+            <w:pPr>
+              <w:spacing w:line="320" w:lineRule="exact"/>
+            </w:pPr>
+            <w:r/>
+          </w:p>
+        </w:tc>
+        <w:tc>
+          <w:tcPr>
+            <w:tcW w:type="dxa" w:w="1881"/>
+          </w:tcPr>
+          <w:p>
+            <w:pPr>
+              <w:spacing w:line="320" w:lineRule="exact"/>
+            </w:pPr>
+            <w:r/>
+          </w:p>
+        </w:tc>
+        <w:tc>
+          <w:tcPr>
+            <w:tcW w:type="dxa" w:w="1881"/>
+          </w:tcPr>
+          <w:p>
+            <w:pPr>
+              <w:spacing w:line="320" w:lineRule="exact"/>
+            </w:pPr>
+            <w:r/>
+          </w:p>
+        </w:tc>
+      </w:tr>
+      <w:tr>
+        <w:tc>
+          <w:tcPr>
+            <w:tcW w:type="dxa" w:w="1881"/>
+          </w:tcPr>
+          <w:p>
+            <w:pPr>
+              <w:spacing w:line="320" w:lineRule="exact"/>
+            </w:pPr>
+            <w:r/>
+            <w:r>
+              <w:rPr>
+                <w:b w:val="0"/>
+                <w:i w:val="0"/>
+                <w:sz w:val="21"/>
+              </w:rPr>
+              <w:t>条文原文</w:t>
+            </w:r>
+          </w:p>
+        </w:tc>
+        <w:tc>
+          <w:tcPr>
+            <w:tcW w:type="dxa" w:w="1881"/>
+          </w:tcPr>
+          <w:p>
+            <w:pPr>
+              <w:spacing w:line="320" w:lineRule="exact"/>
+            </w:pPr>
+            <w:r/>
+          </w:p>
+        </w:tc>
+        <w:tc>
+          <w:tcPr>
+            <w:tcW w:type="dxa" w:w="1881"/>
+          </w:tcPr>
+          <w:p>
+            <w:pPr>
+              <w:spacing w:line="320" w:lineRule="exact"/>
+            </w:pPr>
+            <w:r/>
+          </w:p>
+        </w:tc>
+        <w:tc>
+          <w:tcPr>
+            <w:tcW w:type="dxa" w:w="1881"/>
+          </w:tcPr>
+          <w:p>
+            <w:pPr>
+              <w:spacing w:line="320" w:lineRule="exact"/>
+            </w:pPr>
+            <w:r/>
+          </w:p>
+        </w:tc>
+        <w:tc>
+          <w:tcPr>
+            <w:tcW w:type="dxa" w:w="1881"/>
+          </w:tcPr>
+          <w:p>
+            <w:pPr>
+              <w:spacing w:line="320" w:lineRule="exact"/>
+            </w:pPr>
+            <w:r/>
+          </w:p>
+        </w:tc>
+      </w:tr>
+      <w:tr>
+        <w:tc>
+          <w:tcPr>
+            <w:tcW w:type="dxa" w:w="1881"/>
+          </w:tcPr>
+          <w:p>
+            <w:pPr>
+              <w:spacing w:line="320" w:lineRule="exact"/>
+            </w:pPr>
+            <w:r/>
+            <w:r>
+              <w:rPr>
+                <w:b w:val="0"/>
+                <w:i w:val="0"/>
+                <w:sz w:val="21"/>
+              </w:rPr>
+              <w:t>施行状态</w:t>
+            </w:r>
+          </w:p>
+        </w:tc>
+        <w:tc>
+          <w:tcPr>
+            <w:tcW w:type="dxa" w:w="1881"/>
+          </w:tcPr>
+          <w:p>
+            <w:pPr>
+              <w:spacing w:line="320" w:lineRule="exact"/>
+            </w:pPr>
+            <w:r/>
+          </w:p>
+        </w:tc>
+        <w:tc>
+          <w:tcPr>
+            <w:tcW w:type="dxa" w:w="1881"/>
+          </w:tcPr>
+          <w:p>
+            <w:pPr>
+              <w:spacing w:line="320" w:lineRule="exact"/>
+            </w:pPr>
+            <w:r/>
+          </w:p>
+        </w:tc>
+        <w:tc>
+          <w:tcPr>
+            <w:tcW w:type="dxa" w:w="1881"/>
+          </w:tcPr>
+          <w:p>
+            <w:pPr>
+              <w:spacing w:line="320" w:lineRule="exact"/>
+            </w:pPr>
+            <w:r/>
+          </w:p>
+        </w:tc>
+        <w:tc>
+          <w:tcPr>
+            <w:tcW w:type="dxa" w:w="1881"/>
+          </w:tcPr>
+          <w:p>
+            <w:pPr>
+              <w:spacing w:line="320" w:lineRule="exact"/>
+            </w:pPr>
+            <w:r/>
+          </w:p>
+        </w:tc>
+      </w:tr>
+    </w:tbl>
+    <w:p/>
+    <w:p>
+      <w:pPr>
+        <w:ind w:left="420" w:hanging="420"/>
+      </w:pPr>
+      <w:r>
+        <w:rPr>
+          <w:b w:val="0"/>
+          <w:i w:val="0"/>
+        </w:rPr>
+        <w:t>5.</w:t>
+        <w:tab/>
+        <w:t>思考：如果在报销单位的制度中，遇到一条法规与大模型的回答不一致，应当如何处理？</w:t>
       </w:r>
     </w:p>
     <w:sectPr>
@@ -5647,7 +6102,7 @@
     <w:qFormat/>
     <w:rsid w:val="00FC693F"/>
     <w:pPr>
-      <w:spacing w:line="360" w:lineRule="auto"/>
+      <w:spacing w:line="400" w:lineRule="exact"/>
     </w:pPr>
     <w:rPr>
       <w:rFonts w:ascii="宋体" w:hAnsi="宋体" w:eastAsia="宋体"/>
@@ -5717,7 +6172,7 @@
       <w:b/>
       <w:bCs/>
       <w:color w:val="000000"/>
-      <w:sz w:val="36"/>
+      <w:sz w:val="32"/>
       <w:szCs w:val="28"/>
     </w:rPr>
   </w:style>
@@ -5741,7 +6196,7 @@
       <w:b/>
       <w:bCs/>
       <w:color w:val="000000"/>
-      <w:sz w:val="30"/>
+      <w:sz w:val="28"/>
       <w:szCs w:val="26"/>
     </w:rPr>
   </w:style>
@@ -5765,7 +6220,7 @@
       <w:b/>
       <w:bCs/>
       <w:color w:val="000000"/>
-      <w:sz w:val="26"/>
+      <w:sz w:val="24"/>
     </w:rPr>
   </w:style>
   <w:style w:type="paragraph" w:styleId="Heading4">

--- a/AI大模型在财务场景的应用/项目4_范例_v2.docx
+++ b/AI大模型在财务场景的应用/项目4_范例_v2.docx
@@ -8,7 +8,8 @@
       </w:pPr>
       <w:r>
         <w:rPr>
-          <w:b w:val="0"/>
+          <w:rFonts w:ascii="Times New Roman" w:hAnsi="Times New Roman" w:cs="Times New Roman" w:eastAsia="黑体"/>
+          <w:b/>
           <w:i w:val="0"/>
         </w:rPr>
         <w:t>项目4 从一张报销单说起：票据与报销</w:t>
@@ -20,7 +21,8 @@
       </w:pPr>
       <w:r>
         <w:rPr>
-          <w:b w:val="0"/>
+          <w:rFonts w:ascii="Times New Roman" w:hAnsi="Times New Roman" w:cs="Times New Roman" w:eastAsia="黑体"/>
+          <w:b/>
           <w:i w:val="0"/>
         </w:rPr>
         <w:t>项目导入</w:t>
@@ -28,10 +30,11 @@
     </w:p>
     <w:p>
       <w:pPr>
-        <w:ind w:firstLine="420"/>
+        <w:ind w:firstLine="480"/>
       </w:pPr>
       <w:r>
         <w:rPr>
+          <w:rFonts w:ascii="Times New Roman" w:hAnsi="Times New Roman" w:cs="Times New Roman" w:eastAsia="宋体"/>
           <w:b/>
           <w:i w:val="0"/>
         </w:rPr>
@@ -40,10 +43,11 @@
     </w:p>
     <w:p>
       <w:pPr>
-        <w:ind w:firstLine="420"/>
+        <w:ind w:firstLine="480"/>
       </w:pPr>
       <w:r>
         <w:rPr>
+          <w:rFonts w:ascii="Times New Roman" w:hAnsi="Times New Roman" w:cs="Times New Roman" w:eastAsia="宋体"/>
           <w:b w:val="0"/>
           <w:i w:val="0"/>
         </w:rPr>
@@ -52,10 +56,11 @@
     </w:p>
     <w:p>
       <w:pPr>
-        <w:ind w:firstLine="420"/>
+        <w:ind w:firstLine="480"/>
       </w:pPr>
       <w:r>
         <w:rPr>
+          <w:rFonts w:ascii="Times New Roman" w:hAnsi="Times New Roman" w:cs="Times New Roman" w:eastAsia="宋体"/>
           <w:b w:val="0"/>
           <w:i w:val="0"/>
         </w:rPr>
@@ -64,17 +69,27 @@
     </w:p>
     <w:p>
       <w:pPr>
+        <w:spacing w:line="280" w:lineRule="exact" w:before="120"/>
         <w:jc w:val="center"/>
       </w:pPr>
       <w:r>
         <w:drawing>
-          <wp:inline xmlns:a="http://schemas.openxmlformats.org/drawingml/2006/main" xmlns:pic="http://schemas.openxmlformats.org/drawingml/2006/picture">
-            <wp:extent cx="4860000" cy="2650909"/>
+          <wp:anchor xmlns:a="http://schemas.openxmlformats.org/drawingml/2006/main" distT="114300" distB="114300" distL="0" distR="0" simplePos="0" relativeHeight="251658240" behindDoc="0" locked="0" layoutInCell="1" allowOverlap="0">
+            <wp:simplePos x="0" y="0"/>
+            <wp:positionH relativeFrom="margin">
+              <wp:align>center</wp:align>
+            </wp:positionH>
+            <wp:positionV relativeFrom="paragraph">
+              <wp:posOffset>0</wp:posOffset>
+            </wp:positionV>
+            <wp:extent cx="4680000" cy="2552727"/>
+            <wp:effectExtent l="0" t="0" r="0" b="0"/>
+            <wp:wrapTopAndBottom/>
             <wp:docPr id="1" name="Picture 1"/>
             <wp:cNvGraphicFramePr>
               <a:graphicFrameLocks noChangeAspect="1"/>
             </wp:cNvGraphicFramePr>
-            <a:graphic>
+            <a:graphic xmlns:pic="http://schemas.openxmlformats.org/drawingml/2006/picture">
               <a:graphicData uri="http://schemas.openxmlformats.org/drawingml/2006/picture">
                 <pic:pic>
                   <pic:nvPicPr>
@@ -90,23 +105,25 @@
                   <pic:spPr>
                     <a:xfrm>
                       <a:off x="0" y="0"/>
-                      <a:ext cx="4860000" cy="2650909"/>
+                      <a:ext cx="4680000" cy="2552727"/>
                     </a:xfrm>
                     <a:prstGeom prst="rect"/>
                   </pic:spPr>
                 </pic:pic>
               </a:graphicData>
             </a:graphic>
-          </wp:inline>
+          </wp:anchor>
         </w:drawing>
       </w:r>
     </w:p>
     <w:p>
       <w:pPr>
+        <w:spacing w:before="120" w:after="120"/>
         <w:jc w:val="center"/>
       </w:pPr>
       <w:r>
         <w:rPr>
+          <w:rFonts w:ascii="Times New Roman" w:hAnsi="Times New Roman" w:cs="Times New Roman" w:eastAsia="宋体"/>
           <w:b w:val="0"/>
           <w:i w:val="0"/>
           <w:sz w:val="21"/>
@@ -116,10 +133,11 @@
     </w:p>
     <w:p>
       <w:pPr>
-        <w:ind w:firstLine="420"/>
+        <w:ind w:firstLine="480"/>
       </w:pPr>
       <w:r>
         <w:rPr>
+          <w:rFonts w:ascii="Times New Roman" w:hAnsi="Times New Roman" w:cs="Times New Roman" w:eastAsia="宋体"/>
           <w:b/>
           <w:i w:val="0"/>
         </w:rPr>
@@ -128,10 +146,11 @@
     </w:p>
     <w:p>
       <w:pPr>
-        <w:ind w:firstLine="420"/>
+        <w:ind w:firstLine="480"/>
       </w:pPr>
       <w:r>
         <w:rPr>
+          <w:rFonts w:ascii="Times New Roman" w:hAnsi="Times New Roman" w:cs="Times New Roman" w:eastAsia="宋体"/>
           <w:b w:val="0"/>
           <w:i w:val="0"/>
         </w:rPr>
@@ -140,10 +159,11 @@
     </w:p>
     <w:p>
       <w:pPr>
-        <w:ind w:firstLine="420"/>
+        <w:ind w:firstLine="480"/>
       </w:pPr>
       <w:r>
         <w:rPr>
+          <w:rFonts w:ascii="Times New Roman" w:hAnsi="Times New Roman" w:cs="Times New Roman" w:eastAsia="宋体"/>
           <w:b w:val="0"/>
           <w:i w:val="0"/>
         </w:rPr>
@@ -151,6 +171,7 @@
       </w:r>
       <w:r>
         <w:rPr>
+          <w:rFonts w:ascii="Times New Roman" w:hAnsi="Times New Roman" w:cs="Times New Roman" w:eastAsia="宋体"/>
           <w:b/>
           <w:i w:val="0"/>
         </w:rPr>
@@ -158,6 +179,7 @@
       </w:r>
       <w:r>
         <w:rPr>
+          <w:rFonts w:ascii="Times New Roman" w:hAnsi="Times New Roman" w:cs="Times New Roman" w:eastAsia="宋体"/>
           <w:b w:val="0"/>
           <w:i w:val="0"/>
         </w:rPr>
@@ -170,7 +192,8 @@
       </w:pPr>
       <w:r>
         <w:rPr>
-          <w:b w:val="0"/>
+          <w:rFonts w:ascii="Times New Roman" w:hAnsi="Times New Roman" w:cs="Times New Roman" w:eastAsia="黑体"/>
+          <w:b/>
           <w:i w:val="0"/>
         </w:rPr>
         <w:t>学习目标</w:t>
@@ -178,10 +201,20 @@
     </w:p>
     <w:p>
       <w:pPr>
-        <w:pStyle w:val="ListBullet"/>
+        <w:ind w:left="480" w:hanging="240"/>
       </w:pPr>
       <w:r>
         <w:rPr>
+          <w:rFonts w:ascii="Times New Roman" w:hAnsi="Times New Roman" w:cs="Times New Roman" w:eastAsia="宋体"/>
+          <w:b w:val="0"/>
+          <w:i w:val="0"/>
+        </w:rPr>
+        <w:t>•</w:t>
+        <w:tab/>
+      </w:r>
+      <w:r>
+        <w:rPr>
+          <w:rFonts w:ascii="Times New Roman" w:hAnsi="Times New Roman" w:cs="Times New Roman" w:eastAsia="宋体"/>
           <w:b/>
           <w:i w:val="0"/>
         </w:rPr>
@@ -189,6 +222,7 @@
       </w:r>
       <w:r>
         <w:rPr>
+          <w:rFonts w:ascii="Times New Roman" w:hAnsi="Times New Roman" w:cs="Times New Roman" w:eastAsia="宋体"/>
           <w:b w:val="0"/>
           <w:i w:val="0"/>
         </w:rPr>
@@ -197,10 +231,20 @@
     </w:p>
     <w:p>
       <w:pPr>
-        <w:pStyle w:val="ListBullet"/>
+        <w:ind w:left="480" w:hanging="240"/>
       </w:pPr>
       <w:r>
         <w:rPr>
+          <w:rFonts w:ascii="Times New Roman" w:hAnsi="Times New Roman" w:cs="Times New Roman" w:eastAsia="宋体"/>
+          <w:b w:val="0"/>
+          <w:i w:val="0"/>
+        </w:rPr>
+        <w:t>•</w:t>
+        <w:tab/>
+      </w:r>
+      <w:r>
+        <w:rPr>
+          <w:rFonts w:ascii="Times New Roman" w:hAnsi="Times New Roman" w:cs="Times New Roman" w:eastAsia="宋体"/>
           <w:b/>
           <w:i w:val="0"/>
         </w:rPr>
@@ -208,6 +252,7 @@
       </w:r>
       <w:r>
         <w:rPr>
+          <w:rFonts w:ascii="Times New Roman" w:hAnsi="Times New Roman" w:cs="Times New Roman" w:eastAsia="宋体"/>
           <w:b w:val="0"/>
           <w:i w:val="0"/>
         </w:rPr>
@@ -216,10 +261,20 @@
     </w:p>
     <w:p>
       <w:pPr>
-        <w:pStyle w:val="ListBullet"/>
+        <w:ind w:left="480" w:hanging="240"/>
       </w:pPr>
       <w:r>
         <w:rPr>
+          <w:rFonts w:ascii="Times New Roman" w:hAnsi="Times New Roman" w:cs="Times New Roman" w:eastAsia="宋体"/>
+          <w:b w:val="0"/>
+          <w:i w:val="0"/>
+        </w:rPr>
+        <w:t>•</w:t>
+        <w:tab/>
+      </w:r>
+      <w:r>
+        <w:rPr>
+          <w:rFonts w:ascii="Times New Roman" w:hAnsi="Times New Roman" w:cs="Times New Roman" w:eastAsia="宋体"/>
           <w:b/>
           <w:i w:val="0"/>
         </w:rPr>
@@ -227,6 +282,7 @@
       </w:r>
       <w:r>
         <w:rPr>
+          <w:rFonts w:ascii="Times New Roman" w:hAnsi="Times New Roman" w:cs="Times New Roman" w:eastAsia="宋体"/>
           <w:b w:val="0"/>
           <w:i w:val="0"/>
         </w:rPr>
@@ -239,7 +295,8 @@
       </w:pPr>
       <w:r>
         <w:rPr>
-          <w:b w:val="0"/>
+          <w:rFonts w:ascii="Times New Roman" w:hAnsi="Times New Roman" w:cs="Times New Roman" w:eastAsia="黑体"/>
+          <w:b/>
           <w:i w:val="0"/>
         </w:rPr>
         <w:t>任务4.1 看懂票据和发票的关键信息</w:t>
@@ -247,17 +304,27 @@
     </w:p>
     <w:p>
       <w:pPr>
+        <w:spacing w:line="280" w:lineRule="exact" w:before="120"/>
         <w:jc w:val="center"/>
       </w:pPr>
       <w:r>
         <w:drawing>
-          <wp:inline xmlns:a="http://schemas.openxmlformats.org/drawingml/2006/main" xmlns:pic="http://schemas.openxmlformats.org/drawingml/2006/picture">
-            <wp:extent cx="4860000" cy="2650909"/>
+          <wp:anchor xmlns:a="http://schemas.openxmlformats.org/drawingml/2006/main" distT="114300" distB="114300" distL="0" distR="0" simplePos="0" relativeHeight="251658240" behindDoc="0" locked="0" layoutInCell="1" allowOverlap="0">
+            <wp:simplePos x="0" y="0"/>
+            <wp:positionH relativeFrom="margin">
+              <wp:align>center</wp:align>
+            </wp:positionH>
+            <wp:positionV relativeFrom="paragraph">
+              <wp:posOffset>0</wp:posOffset>
+            </wp:positionV>
+            <wp:extent cx="4680000" cy="2552727"/>
+            <wp:effectExtent l="0" t="0" r="0" b="0"/>
+            <wp:wrapTopAndBottom/>
             <wp:docPr id="2" name="Picture 2"/>
             <wp:cNvGraphicFramePr>
               <a:graphicFrameLocks noChangeAspect="1"/>
             </wp:cNvGraphicFramePr>
-            <a:graphic>
+            <a:graphic xmlns:pic="http://schemas.openxmlformats.org/drawingml/2006/picture">
               <a:graphicData uri="http://schemas.openxmlformats.org/drawingml/2006/picture">
                 <pic:pic>
                   <pic:nvPicPr>
@@ -273,23 +340,25 @@
                   <pic:spPr>
                     <a:xfrm>
                       <a:off x="0" y="0"/>
-                      <a:ext cx="4860000" cy="2650909"/>
+                      <a:ext cx="4680000" cy="2552727"/>
                     </a:xfrm>
                     <a:prstGeom prst="rect"/>
                   </pic:spPr>
                 </pic:pic>
               </a:graphicData>
             </a:graphic>
-          </wp:inline>
+          </wp:anchor>
         </w:drawing>
       </w:r>
     </w:p>
     <w:p>
       <w:pPr>
+        <w:spacing w:before="120" w:after="120"/>
         <w:jc w:val="center"/>
       </w:pPr>
       <w:r>
         <w:rPr>
+          <w:rFonts w:ascii="Times New Roman" w:hAnsi="Times New Roman" w:cs="Times New Roman" w:eastAsia="宋体"/>
           <w:b w:val="0"/>
           <w:i w:val="0"/>
           <w:sz w:val="21"/>
@@ -303,7 +372,8 @@
       </w:pPr>
       <w:r>
         <w:rPr>
-          <w:b w:val="0"/>
+          <w:rFonts w:ascii="Times New Roman" w:hAnsi="Times New Roman" w:cs="Times New Roman" w:eastAsia="黑体"/>
+          <w:b/>
           <w:i w:val="0"/>
         </w:rPr>
         <w:t>一、为什么报销要看票据</w:t>
@@ -311,10 +381,11 @@
     </w:p>
     <w:p>
       <w:pPr>
-        <w:ind w:firstLine="420"/>
+        <w:ind w:firstLine="480"/>
       </w:pPr>
       <w:r>
         <w:rPr>
+          <w:rFonts w:ascii="Times New Roman" w:hAnsi="Times New Roman" w:cs="Times New Roman" w:eastAsia="宋体"/>
           <w:b/>
           <w:i w:val="0"/>
         </w:rPr>
@@ -323,10 +394,11 @@
     </w:p>
     <w:p>
       <w:pPr>
-        <w:ind w:firstLine="420"/>
+        <w:ind w:firstLine="480"/>
       </w:pPr>
       <w:r>
         <w:rPr>
+          <w:rFonts w:ascii="Times New Roman" w:hAnsi="Times New Roman" w:cs="Times New Roman" w:eastAsia="宋体"/>
           <w:b w:val="0"/>
           <w:i w:val="0"/>
         </w:rPr>
@@ -334,6 +406,7 @@
       </w:r>
       <w:r>
         <w:rPr>
+          <w:rFonts w:ascii="Times New Roman" w:hAnsi="Times New Roman" w:cs="Times New Roman" w:eastAsia="宋体"/>
           <w:b/>
           <w:i w:val="0"/>
         </w:rPr>
@@ -341,6 +414,7 @@
       </w:r>
       <w:r>
         <w:rPr>
+          <w:rFonts w:ascii="Times New Roman" w:hAnsi="Times New Roman" w:cs="Times New Roman" w:eastAsia="宋体"/>
           <w:b w:val="0"/>
           <w:i w:val="0"/>
         </w:rPr>
@@ -349,10 +423,11 @@
     </w:p>
     <w:p>
       <w:pPr>
-        <w:ind w:firstLine="420"/>
+        <w:ind w:firstLine="480"/>
       </w:pPr>
       <w:r>
         <w:rPr>
+          <w:rFonts w:ascii="Times New Roman" w:hAnsi="Times New Roman" w:cs="Times New Roman" w:eastAsia="宋体"/>
           <w:b w:val="0"/>
           <w:i w:val="0"/>
         </w:rPr>
@@ -361,10 +436,11 @@
     </w:p>
     <w:p>
       <w:pPr>
-        <w:ind w:firstLine="420"/>
+        <w:ind w:firstLine="480"/>
       </w:pPr>
       <w:r>
         <w:rPr>
+          <w:rFonts w:ascii="Times New Roman" w:hAnsi="Times New Roman" w:cs="Times New Roman" w:eastAsia="宋体"/>
           <w:b w:val="0"/>
           <w:i w:val="0"/>
         </w:rPr>
@@ -373,10 +449,11 @@
     </w:p>
     <w:p>
       <w:pPr>
-        <w:ind w:firstLine="420"/>
+        <w:ind w:firstLine="480"/>
       </w:pPr>
       <w:r>
         <w:rPr>
+          <w:rFonts w:ascii="Times New Roman" w:hAnsi="Times New Roman" w:cs="Times New Roman" w:eastAsia="宋体"/>
           <w:b/>
           <w:i w:val="0"/>
         </w:rPr>
@@ -385,22 +462,24 @@
     </w:p>
     <w:p>
       <w:pPr>
-        <w:ind w:firstLine="420"/>
+        <w:ind w:firstLine="480"/>
       </w:pPr>
       <w:r>
         <w:rPr>
+          <w:rFonts w:ascii="Times New Roman" w:hAnsi="Times New Roman" w:cs="Times New Roman" w:eastAsia="宋体"/>
           <w:b w:val="0"/>
           <w:i w:val="0"/>
         </w:rPr>
-        <w:t>《会计基础工作规范》（财政部令第98号，2019年修订）第四十八条第一项规定，原始凭证的内容必须具备：凭证的名称；填制凭证的日期；填制凭证单位名称或者填制人姓名；经办人员的签名或者盖章；接受凭证单位名称；经济业务内容；数量、单价和金额。</w:t>
+        <w:t>《会计基础工作规范》第四十八条第一项对原始凭证的内容作出了要求，原始凭证的内容必须具备：凭证的名称；填制凭证的日期；填制凭证单位名称或者填制人姓名；经办人员的签名或者盖章；接受凭证单位名称；经济业务内容；数量、单价和金额。</w:t>
       </w:r>
     </w:p>
     <w:p>
       <w:pPr>
-        <w:ind w:firstLine="420"/>
+        <w:ind w:firstLine="480"/>
       </w:pPr>
       <w:r>
         <w:rPr>
+          <w:rFonts w:ascii="Times New Roman" w:hAnsi="Times New Roman" w:cs="Times New Roman" w:eastAsia="宋体"/>
           <w:b w:val="0"/>
           <w:i w:val="0"/>
         </w:rPr>
@@ -409,10 +488,11 @@
     </w:p>
     <w:p>
       <w:pPr>
-        <w:ind w:firstLine="420"/>
+        <w:ind w:firstLine="480"/>
       </w:pPr>
       <w:r>
         <w:rPr>
+          <w:rFonts w:ascii="Times New Roman" w:hAnsi="Times New Roman" w:cs="Times New Roman" w:eastAsia="宋体"/>
           <w:b/>
           <w:i w:val="0"/>
         </w:rPr>
@@ -421,10 +501,11 @@
     </w:p>
     <w:p>
       <w:pPr>
-        <w:ind w:firstLine="420"/>
+        <w:ind w:firstLine="480"/>
       </w:pPr>
       <w:r>
         <w:rPr>
+          <w:rFonts w:ascii="Times New Roman" w:hAnsi="Times New Roman" w:cs="Times New Roman" w:eastAsia="宋体"/>
           <w:b w:val="0"/>
           <w:i w:val="0"/>
         </w:rPr>
@@ -432,6 +513,7 @@
       </w:r>
       <w:r>
         <w:rPr>
+          <w:rFonts w:ascii="Times New Roman" w:hAnsi="Times New Roman" w:cs="Times New Roman" w:eastAsia="宋体"/>
           <w:b/>
           <w:i w:val="0"/>
         </w:rPr>
@@ -439,6 +521,7 @@
       </w:r>
       <w:r>
         <w:rPr>
+          <w:rFonts w:ascii="Times New Roman" w:hAnsi="Times New Roman" w:cs="Times New Roman" w:eastAsia="宋体"/>
           <w:b w:val="0"/>
           <w:i w:val="0"/>
         </w:rPr>
@@ -446,6 +529,7 @@
       </w:r>
       <w:r>
         <w:rPr>
+          <w:rFonts w:ascii="Times New Roman" w:hAnsi="Times New Roman" w:cs="Times New Roman" w:eastAsia="宋体"/>
           <w:b/>
           <w:i w:val="0"/>
         </w:rPr>
@@ -453,6 +537,7 @@
       </w:r>
       <w:r>
         <w:rPr>
+          <w:rFonts w:ascii="Times New Roman" w:hAnsi="Times New Roman" w:cs="Times New Roman" w:eastAsia="宋体"/>
           <w:b w:val="0"/>
           <w:i w:val="0"/>
         </w:rPr>
@@ -461,22 +546,24 @@
     </w:p>
     <w:p>
       <w:pPr>
-        <w:ind w:firstLine="420"/>
+        <w:ind w:firstLine="480"/>
       </w:pPr>
       <w:r>
         <w:rPr>
+          <w:rFonts w:ascii="Times New Roman" w:hAnsi="Times New Roman" w:cs="Times New Roman" w:eastAsia="宋体"/>
           <w:b w:val="0"/>
           <w:i w:val="0"/>
         </w:rPr>
-        <w:t>《中华人民共和国发票管理办法》（2023年修订，国务院令第764号）第二十条规定：不符合规定的发票，不得作为财务报销凭证，任何单位和个人有权拒收。因此，小票不能代替发票作为报销凭证，这一要求有法律依据。</w:t>
+        <w:t>《中华人民共和国发票管理办法》第二十条规定：不符合规定的发票，不得作为财务报销凭证，任何单位和个人有权拒收。因此，小票不能代替发票作为报销凭证，这一要求有法律依据。</w:t>
       </w:r>
     </w:p>
     <w:p>
       <w:pPr>
-        <w:ind w:firstLine="420"/>
+        <w:ind w:firstLine="480"/>
       </w:pPr>
       <w:r>
         <w:rPr>
+          <w:rFonts w:ascii="Times New Roman" w:hAnsi="Times New Roman" w:cs="Times New Roman" w:eastAsia="宋体"/>
           <w:b w:val="0"/>
           <w:i w:val="0"/>
         </w:rPr>
@@ -484,6 +571,7 @@
       </w:r>
       <w:r>
         <w:rPr>
+          <w:rFonts w:ascii="Times New Roman" w:hAnsi="Times New Roman" w:cs="Times New Roman" w:eastAsia="宋体"/>
           <w:b/>
           <w:i w:val="0"/>
         </w:rPr>
@@ -491,6 +579,7 @@
       </w:r>
       <w:r>
         <w:rPr>
+          <w:rFonts w:ascii="Times New Roman" w:hAnsi="Times New Roman" w:cs="Times New Roman" w:eastAsia="宋体"/>
           <w:b w:val="0"/>
           <w:i w:val="0"/>
         </w:rPr>
@@ -503,7 +592,8 @@
       </w:pPr>
       <w:r>
         <w:rPr>
-          <w:b w:val="0"/>
+          <w:rFonts w:ascii="Times New Roman" w:hAnsi="Times New Roman" w:cs="Times New Roman" w:eastAsia="黑体"/>
+          <w:b/>
           <w:i w:val="0"/>
         </w:rPr>
         <w:t>二、常见票据有哪些</w:t>
@@ -511,10 +601,11 @@
     </w:p>
     <w:p>
       <w:pPr>
-        <w:ind w:firstLine="420"/>
+        <w:ind w:firstLine="480"/>
       </w:pPr>
       <w:r>
         <w:rPr>
+          <w:rFonts w:ascii="Times New Roman" w:hAnsi="Times New Roman" w:cs="Times New Roman" w:eastAsia="宋体"/>
           <w:b w:val="0"/>
           <w:i w:val="0"/>
         </w:rPr>
@@ -523,12 +614,16 @@
     </w:p>
     <w:p>
       <w:pPr>
-        <w:ind w:firstLine="420"/>
+        <w:keepNext/>
+        <w:spacing w:before="120"/>
+        <w:jc w:val="center"/>
       </w:pPr>
       <w:r>
         <w:rPr>
+          <w:rFonts w:ascii="Times New Roman" w:hAnsi="Times New Roman" w:cs="Times New Roman" w:eastAsia="黑体"/>
           <w:b/>
           <w:i w:val="0"/>
+          <w:sz w:val="21"/>
         </w:rPr>
         <w:t>表4-1 常见票据类型及报销要点</w:t>
       </w:r>
@@ -541,23 +636,25 @@
         <w:tblLook w:firstColumn="1" w:firstRow="1" w:lastColumn="0" w:lastRow="0" w:noHBand="0" w:noVBand="1" w:val="04A0"/>
       </w:tblPr>
       <w:tblGrid>
-        <w:gridCol w:w="3135"/>
-        <w:gridCol w:w="3135"/>
-        <w:gridCol w:w="3135"/>
+        <w:gridCol w:w="2771"/>
+        <w:gridCol w:w="2771"/>
+        <w:gridCol w:w="2771"/>
       </w:tblGrid>
       <w:tr>
         <w:tc>
           <w:tcPr>
-            <w:tcW w:type="dxa" w:w="3135"/>
-            <w:shd w:val="clear" w:color="auto" w:fill="D9E2F3"/>
+            <w:tcW w:type="dxa" w:w="2771"/>
+            <w:shd w:val="clear" w:color="auto" w:fill="EDEDED"/>
           </w:tcPr>
           <w:p>
             <w:pPr>
-              <w:spacing w:line="320" w:lineRule="exact"/>
+              <w:spacing w:line="300" w:lineRule="exact"/>
+              <w:ind w:firstLine="0"/>
             </w:pPr>
             <w:r/>
             <w:r>
               <w:rPr>
+                <w:rFonts w:ascii="Times New Roman" w:hAnsi="Times New Roman" w:cs="Times New Roman" w:eastAsia="宋体"/>
                 <w:b/>
                 <w:i w:val="0"/>
                 <w:sz w:val="21"/>
@@ -568,16 +665,18 @@
         </w:tc>
         <w:tc>
           <w:tcPr>
-            <w:tcW w:type="dxa" w:w="3135"/>
-            <w:shd w:val="clear" w:color="auto" w:fill="D9E2F3"/>
+            <w:tcW w:type="dxa" w:w="2771"/>
+            <w:shd w:val="clear" w:color="auto" w:fill="EDEDED"/>
           </w:tcPr>
           <w:p>
             <w:pPr>
-              <w:spacing w:line="320" w:lineRule="exact"/>
+              <w:spacing w:line="300" w:lineRule="exact"/>
+              <w:ind w:firstLine="0"/>
             </w:pPr>
             <w:r/>
             <w:r>
               <w:rPr>
+                <w:rFonts w:ascii="Times New Roman" w:hAnsi="Times New Roman" w:cs="Times New Roman" w:eastAsia="宋体"/>
                 <w:b/>
                 <w:i w:val="0"/>
                 <w:sz w:val="21"/>
@@ -588,16 +687,18 @@
         </w:tc>
         <w:tc>
           <w:tcPr>
-            <w:tcW w:type="dxa" w:w="3135"/>
-            <w:shd w:val="clear" w:color="auto" w:fill="D9E2F3"/>
+            <w:tcW w:type="dxa" w:w="2771"/>
+            <w:shd w:val="clear" w:color="auto" w:fill="EDEDED"/>
           </w:tcPr>
           <w:p>
             <w:pPr>
-              <w:spacing w:line="320" w:lineRule="exact"/>
+              <w:spacing w:line="300" w:lineRule="exact"/>
+              <w:ind w:firstLine="0"/>
             </w:pPr>
             <w:r/>
             <w:r>
               <w:rPr>
+                <w:rFonts w:ascii="Times New Roman" w:hAnsi="Times New Roman" w:cs="Times New Roman" w:eastAsia="宋体"/>
                 <w:b/>
                 <w:i w:val="0"/>
                 <w:sz w:val="21"/>
@@ -610,15 +711,17 @@
       <w:tr>
         <w:tc>
           <w:tcPr>
-            <w:tcW w:type="dxa" w:w="3135"/>
+            <w:tcW w:type="dxa" w:w="2771"/>
           </w:tcPr>
           <w:p>
             <w:pPr>
-              <w:spacing w:line="320" w:lineRule="exact"/>
+              <w:spacing w:line="300" w:lineRule="exact"/>
+              <w:ind w:firstLine="0"/>
             </w:pPr>
             <w:r/>
             <w:r>
               <w:rPr>
+                <w:rFonts w:ascii="Times New Roman" w:hAnsi="Times New Roman" w:cs="Times New Roman" w:eastAsia="宋体"/>
                 <w:b w:val="0"/>
                 <w:i w:val="0"/>
                 <w:sz w:val="21"/>
@@ -629,15 +732,17 @@
         </w:tc>
         <w:tc>
           <w:tcPr>
-            <w:tcW w:type="dxa" w:w="3135"/>
+            <w:tcW w:type="dxa" w:w="2771"/>
           </w:tcPr>
           <w:p>
             <w:pPr>
-              <w:spacing w:line="320" w:lineRule="exact"/>
+              <w:spacing w:line="300" w:lineRule="exact"/>
+              <w:ind w:firstLine="0"/>
             </w:pPr>
             <w:r/>
             <w:r>
               <w:rPr>
+                <w:rFonts w:ascii="Times New Roman" w:hAnsi="Times New Roman" w:cs="Times New Roman" w:eastAsia="宋体"/>
                 <w:b w:val="0"/>
                 <w:i w:val="0"/>
                 <w:sz w:val="21"/>
@@ -648,15 +753,17 @@
         </w:tc>
         <w:tc>
           <w:tcPr>
-            <w:tcW w:type="dxa" w:w="3135"/>
+            <w:tcW w:type="dxa" w:w="2771"/>
           </w:tcPr>
           <w:p>
             <w:pPr>
-              <w:spacing w:line="320" w:lineRule="exact"/>
+              <w:spacing w:line="300" w:lineRule="exact"/>
+              <w:ind w:firstLine="0"/>
             </w:pPr>
             <w:r/>
             <w:r>
               <w:rPr>
+                <w:rFonts w:ascii="Times New Roman" w:hAnsi="Times New Roman" w:cs="Times New Roman" w:eastAsia="宋体"/>
                 <w:b w:val="0"/>
                 <w:i w:val="0"/>
                 <w:sz w:val="21"/>
@@ -669,15 +776,17 @@
       <w:tr>
         <w:tc>
           <w:tcPr>
-            <w:tcW w:type="dxa" w:w="3135"/>
+            <w:tcW w:type="dxa" w:w="2771"/>
           </w:tcPr>
           <w:p>
             <w:pPr>
-              <w:spacing w:line="320" w:lineRule="exact"/>
+              <w:spacing w:line="300" w:lineRule="exact"/>
+              <w:ind w:firstLine="0"/>
             </w:pPr>
             <w:r/>
             <w:r>
               <w:rPr>
+                <w:rFonts w:ascii="Times New Roman" w:hAnsi="Times New Roman" w:cs="Times New Roman" w:eastAsia="宋体"/>
                 <w:b w:val="0"/>
                 <w:i w:val="0"/>
                 <w:sz w:val="21"/>
@@ -688,15 +797,17 @@
         </w:tc>
         <w:tc>
           <w:tcPr>
-            <w:tcW w:type="dxa" w:w="3135"/>
+            <w:tcW w:type="dxa" w:w="2771"/>
           </w:tcPr>
           <w:p>
             <w:pPr>
-              <w:spacing w:line="320" w:lineRule="exact"/>
+              <w:spacing w:line="300" w:lineRule="exact"/>
+              <w:ind w:firstLine="0"/>
             </w:pPr>
             <w:r/>
             <w:r>
               <w:rPr>
+                <w:rFonts w:ascii="Times New Roman" w:hAnsi="Times New Roman" w:cs="Times New Roman" w:eastAsia="宋体"/>
                 <w:b w:val="0"/>
                 <w:i w:val="0"/>
                 <w:sz w:val="21"/>
@@ -707,15 +818,17 @@
         </w:tc>
         <w:tc>
           <w:tcPr>
-            <w:tcW w:type="dxa" w:w="3135"/>
+            <w:tcW w:type="dxa" w:w="2771"/>
           </w:tcPr>
           <w:p>
             <w:pPr>
-              <w:spacing w:line="320" w:lineRule="exact"/>
+              <w:spacing w:line="300" w:lineRule="exact"/>
+              <w:ind w:firstLine="0"/>
             </w:pPr>
             <w:r/>
             <w:r>
               <w:rPr>
+                <w:rFonts w:ascii="Times New Roman" w:hAnsi="Times New Roman" w:cs="Times New Roman" w:eastAsia="宋体"/>
                 <w:b w:val="0"/>
                 <w:i w:val="0"/>
                 <w:sz w:val="21"/>
@@ -728,15 +841,17 @@
       <w:tr>
         <w:tc>
           <w:tcPr>
-            <w:tcW w:type="dxa" w:w="3135"/>
+            <w:tcW w:type="dxa" w:w="2771"/>
           </w:tcPr>
           <w:p>
             <w:pPr>
-              <w:spacing w:line="320" w:lineRule="exact"/>
+              <w:spacing w:line="300" w:lineRule="exact"/>
+              <w:ind w:firstLine="0"/>
             </w:pPr>
             <w:r/>
             <w:r>
               <w:rPr>
+                <w:rFonts w:ascii="Times New Roman" w:hAnsi="Times New Roman" w:cs="Times New Roman" w:eastAsia="宋体"/>
                 <w:b w:val="0"/>
                 <w:i w:val="0"/>
                 <w:sz w:val="21"/>
@@ -747,15 +862,17 @@
         </w:tc>
         <w:tc>
           <w:tcPr>
-            <w:tcW w:type="dxa" w:w="3135"/>
+            <w:tcW w:type="dxa" w:w="2771"/>
           </w:tcPr>
           <w:p>
             <w:pPr>
-              <w:spacing w:line="320" w:lineRule="exact"/>
+              <w:spacing w:line="300" w:lineRule="exact"/>
+              <w:ind w:firstLine="0"/>
             </w:pPr>
             <w:r/>
             <w:r>
               <w:rPr>
+                <w:rFonts w:ascii="Times New Roman" w:hAnsi="Times New Roman" w:cs="Times New Roman" w:eastAsia="宋体"/>
                 <w:b w:val="0"/>
                 <w:i w:val="0"/>
                 <w:sz w:val="21"/>
@@ -766,20 +883,22 @@
         </w:tc>
         <w:tc>
           <w:tcPr>
-            <w:tcW w:type="dxa" w:w="3135"/>
+            <w:tcW w:type="dxa" w:w="2771"/>
           </w:tcPr>
           <w:p>
             <w:pPr>
-              <w:spacing w:line="320" w:lineRule="exact"/>
+              <w:spacing w:line="300" w:lineRule="exact"/>
+              <w:ind w:firstLine="0"/>
             </w:pPr>
             <w:r/>
             <w:r>
               <w:rPr>
+                <w:rFonts w:ascii="Times New Roman" w:hAnsi="Times New Roman" w:cs="Times New Roman" w:eastAsia="宋体"/>
                 <w:b w:val="0"/>
                 <w:i w:val="0"/>
                 <w:sz w:val="21"/>
               </w:rPr>
-              <w:t>属于电子发票，报销以电子发票为凭证；具体以单位制度为准</w:t>
+              <w:t>属于电子票据，核对要点与发票相同；是否还需行程信息，以单位制度为准</w:t>
             </w:r>
           </w:p>
         </w:tc>
@@ -787,15 +906,17 @@
       <w:tr>
         <w:tc>
           <w:tcPr>
-            <w:tcW w:type="dxa" w:w="3135"/>
+            <w:tcW w:type="dxa" w:w="2771"/>
           </w:tcPr>
           <w:p>
             <w:pPr>
-              <w:spacing w:line="320" w:lineRule="exact"/>
+              <w:spacing w:line="300" w:lineRule="exact"/>
+              <w:ind w:firstLine="0"/>
             </w:pPr>
             <w:r/>
             <w:r>
               <w:rPr>
+                <w:rFonts w:ascii="Times New Roman" w:hAnsi="Times New Roman" w:cs="Times New Roman" w:eastAsia="宋体"/>
                 <w:b w:val="0"/>
                 <w:i w:val="0"/>
                 <w:sz w:val="21"/>
@@ -806,15 +927,17 @@
         </w:tc>
         <w:tc>
           <w:tcPr>
-            <w:tcW w:type="dxa" w:w="3135"/>
+            <w:tcW w:type="dxa" w:w="2771"/>
           </w:tcPr>
           <w:p>
             <w:pPr>
-              <w:spacing w:line="320" w:lineRule="exact"/>
+              <w:spacing w:line="300" w:lineRule="exact"/>
+              <w:ind w:firstLine="0"/>
             </w:pPr>
             <w:r/>
             <w:r>
               <w:rPr>
+                <w:rFonts w:ascii="Times New Roman" w:hAnsi="Times New Roman" w:cs="Times New Roman" w:eastAsia="宋体"/>
                 <w:b w:val="0"/>
                 <w:i w:val="0"/>
                 <w:sz w:val="21"/>
@@ -825,15 +948,17 @@
         </w:tc>
         <w:tc>
           <w:tcPr>
-            <w:tcW w:type="dxa" w:w="3135"/>
+            <w:tcW w:type="dxa" w:w="2771"/>
           </w:tcPr>
           <w:p>
             <w:pPr>
-              <w:spacing w:line="320" w:lineRule="exact"/>
+              <w:spacing w:line="300" w:lineRule="exact"/>
+              <w:ind w:firstLine="0"/>
             </w:pPr>
             <w:r/>
             <w:r>
               <w:rPr>
+                <w:rFonts w:ascii="Times New Roman" w:hAnsi="Times New Roman" w:cs="Times New Roman" w:eastAsia="宋体"/>
                 <w:b w:val="0"/>
                 <w:i w:val="0"/>
                 <w:sz w:val="21"/>
@@ -846,15 +971,17 @@
       <w:tr>
         <w:tc>
           <w:tcPr>
-            <w:tcW w:type="dxa" w:w="3135"/>
+            <w:tcW w:type="dxa" w:w="2771"/>
           </w:tcPr>
           <w:p>
             <w:pPr>
-              <w:spacing w:line="320" w:lineRule="exact"/>
+              <w:spacing w:line="300" w:lineRule="exact"/>
+              <w:ind w:firstLine="0"/>
             </w:pPr>
             <w:r/>
             <w:r>
               <w:rPr>
+                <w:rFonts w:ascii="Times New Roman" w:hAnsi="Times New Roman" w:cs="Times New Roman" w:eastAsia="宋体"/>
                 <w:b w:val="0"/>
                 <w:i w:val="0"/>
                 <w:sz w:val="21"/>
@@ -865,15 +992,17 @@
         </w:tc>
         <w:tc>
           <w:tcPr>
-            <w:tcW w:type="dxa" w:w="3135"/>
+            <w:tcW w:type="dxa" w:w="2771"/>
           </w:tcPr>
           <w:p>
             <w:pPr>
-              <w:spacing w:line="320" w:lineRule="exact"/>
+              <w:spacing w:line="300" w:lineRule="exact"/>
+              <w:ind w:firstLine="0"/>
             </w:pPr>
             <w:r/>
             <w:r>
               <w:rPr>
+                <w:rFonts w:ascii="Times New Roman" w:hAnsi="Times New Roman" w:cs="Times New Roman" w:eastAsia="宋体"/>
                 <w:b w:val="0"/>
                 <w:i w:val="0"/>
                 <w:sz w:val="21"/>
@@ -884,15 +1013,17 @@
         </w:tc>
         <w:tc>
           <w:tcPr>
-            <w:tcW w:type="dxa" w:w="3135"/>
+            <w:tcW w:type="dxa" w:w="2771"/>
           </w:tcPr>
           <w:p>
             <w:pPr>
-              <w:spacing w:line="320" w:lineRule="exact"/>
+              <w:spacing w:line="300" w:lineRule="exact"/>
+              <w:ind w:firstLine="0"/>
             </w:pPr>
             <w:r/>
             <w:r>
               <w:rPr>
+                <w:rFonts w:ascii="Times New Roman" w:hAnsi="Times New Roman" w:cs="Times New Roman" w:eastAsia="宋体"/>
                 <w:b w:val="0"/>
                 <w:i w:val="0"/>
                 <w:sz w:val="21"/>
@@ -903,13 +1034,18 @@
         </w:tc>
       </w:tr>
     </w:tbl>
-    <w:p/>
     <w:p>
       <w:pPr>
-        <w:ind w:firstLine="420"/>
+        <w:spacing w:line="160" w:lineRule="exact"/>
+      </w:pPr>
+    </w:p>
+    <w:p>
+      <w:pPr>
+        <w:ind w:firstLine="480"/>
       </w:pPr>
       <w:r>
         <w:rPr>
+          <w:rFonts w:ascii="Times New Roman" w:hAnsi="Times New Roman" w:cs="Times New Roman" w:eastAsia="宋体"/>
           <w:b w:val="0"/>
           <w:i w:val="0"/>
         </w:rPr>
@@ -918,17 +1054,27 @@
     </w:p>
     <w:p>
       <w:pPr>
+        <w:spacing w:line="280" w:lineRule="exact" w:before="120"/>
         <w:jc w:val="center"/>
       </w:pPr>
       <w:r>
         <w:drawing>
-          <wp:inline xmlns:a="http://schemas.openxmlformats.org/drawingml/2006/main" xmlns:pic="http://schemas.openxmlformats.org/drawingml/2006/picture">
-            <wp:extent cx="4860000" cy="2809358"/>
+          <wp:anchor xmlns:a="http://schemas.openxmlformats.org/drawingml/2006/main" distT="114300" distB="114300" distL="0" distR="0" simplePos="0" relativeHeight="251658240" behindDoc="0" locked="0" layoutInCell="1" allowOverlap="0">
+            <wp:simplePos x="0" y="0"/>
+            <wp:positionH relativeFrom="margin">
+              <wp:align>center</wp:align>
+            </wp:positionH>
+            <wp:positionV relativeFrom="paragraph">
+              <wp:posOffset>0</wp:posOffset>
+            </wp:positionV>
+            <wp:extent cx="4680000" cy="2705308"/>
+            <wp:effectExtent l="0" t="0" r="0" b="0"/>
+            <wp:wrapTopAndBottom/>
             <wp:docPr id="3" name="Picture 3"/>
             <wp:cNvGraphicFramePr>
               <a:graphicFrameLocks noChangeAspect="1"/>
             </wp:cNvGraphicFramePr>
-            <a:graphic>
+            <a:graphic xmlns:pic="http://schemas.openxmlformats.org/drawingml/2006/picture">
               <a:graphicData uri="http://schemas.openxmlformats.org/drawingml/2006/picture">
                 <pic:pic>
                   <pic:nvPicPr>
@@ -944,23 +1090,25 @@
                   <pic:spPr>
                     <a:xfrm>
                       <a:off x="0" y="0"/>
-                      <a:ext cx="4860000" cy="2809358"/>
+                      <a:ext cx="4680000" cy="2705308"/>
                     </a:xfrm>
                     <a:prstGeom prst="rect"/>
                   </pic:spPr>
                 </pic:pic>
               </a:graphicData>
             </a:graphic>
-          </wp:inline>
+          </wp:anchor>
         </w:drawing>
       </w:r>
     </w:p>
     <w:p>
       <w:pPr>
+        <w:spacing w:before="120" w:after="120"/>
         <w:jc w:val="center"/>
       </w:pPr>
       <w:r>
         <w:rPr>
+          <w:rFonts w:ascii="Times New Roman" w:hAnsi="Times New Roman" w:cs="Times New Roman" w:eastAsia="宋体"/>
           <w:b w:val="0"/>
           <w:i w:val="0"/>
           <w:sz w:val="21"/>
@@ -970,48 +1118,32 @@
     </w:p>
     <w:p>
       <w:pPr>
-        <w:ind w:firstLine="420"/>
+        <w:ind w:firstLine="480"/>
       </w:pPr>
       <w:r>
         <w:rPr>
+          <w:rFonts w:ascii="Times New Roman" w:hAnsi="Times New Roman" w:cs="Times New Roman" w:eastAsia="宋体"/>
           <w:b/>
           <w:i w:val="0"/>
         </w:rPr>
-        <w:t>关于电子发票的说明</w:t>
+        <w:t>关于电子票据的说明</w:t>
       </w:r>
       <w:r>
         <w:rPr>
+          <w:rFonts w:ascii="Times New Roman" w:hAnsi="Times New Roman" w:cs="Times New Roman" w:eastAsia="宋体"/>
           <w:b w:val="0"/>
           <w:i w:val="0"/>
         </w:rPr>
-        <w:t>：《中华人民共和国发票管理办法》第三条规定，发票包括纸质发票和电子发票，电子发票与纸质发票具有同等法律效力。《发票管理办法实施细则》（2024年修改）第三条规定，电子发票与纸质发票的法律效力相同，任何单位和个人不得拒收。</w:t>
+        <w:t>：铁路客票、网约车等电子票据越来越普遍，报销时同样要按上面的要点逐项核对。其中，哪些电子票据可以直接报销、是否还需要行程单等辅助材料，要以单位的具体制度为准。</w:t>
       </w:r>
     </w:p>
     <w:p>
       <w:pPr>
-        <w:ind w:firstLine="420"/>
+        <w:ind w:firstLine="480"/>
       </w:pPr>
       <w:r>
         <w:rPr>
-          <w:b/>
-          <w:i w:val="0"/>
-        </w:rPr>
-        <w:t>关于铁路票据的说明</w:t>
-      </w:r>
-      <w:r>
-        <w:rPr>
-          <w:b w:val="0"/>
-          <w:i w:val="0"/>
-        </w:rPr>
-        <w:t>：2024年，国家税务总局、财政部、中国国家铁路集团有限公司发布公告（2024年第8号），规定铁路客运推广使用全面数字化的电子发票（铁路电子客票）。公告第六条规定：需要报销入账的旅客，应当取得电子发票（铁路电子客票）；乘车日期在2025年9月30日前的，旅客取得的铁路车票（纸质报销凭证）仍可报销入账。学生在这里需要注意：单位是否还要求提供行程信息，应以单位制度为准。</w:t>
-      </w:r>
-    </w:p>
-    <w:p>
-      <w:pPr>
-        <w:ind w:firstLine="420"/>
-      </w:pPr>
-      <w:r>
-        <w:rPr>
+          <w:rFonts w:ascii="Times New Roman" w:hAnsi="Times New Roman" w:cs="Times New Roman" w:eastAsia="宋体"/>
           <w:b/>
           <w:i w:val="0"/>
         </w:rPr>
@@ -1019,10 +1151,11 @@
       </w:r>
       <w:r>
         <w:rPr>
+          <w:rFonts w:ascii="Times New Roman" w:hAnsi="Times New Roman" w:cs="Times New Roman" w:eastAsia="宋体"/>
           <w:b w:val="0"/>
           <w:i w:val="0"/>
         </w:rPr>
-        <w:t>：不同发票的用途不同，报销时应按单位的要求取得正确的票据。任何单位和个人都不得为他人、为自己开具与实际经营业务情况不符的发票，这是《发票管理办法》第二十一条的禁止性规定。</w:t>
+        <w:t>：不同发票的用途不同，报销时应按单位的要求取得正确的票据。开具发票必须与实际经营业务情况相符，对不符合规定的发票，报销人员应要求对方更正或重新开具。</w:t>
       </w:r>
     </w:p>
     <w:p>
@@ -1031,7 +1164,8 @@
       </w:pPr>
       <w:r>
         <w:rPr>
-          <w:b w:val="0"/>
+          <w:rFonts w:ascii="Times New Roman" w:hAnsi="Times New Roman" w:cs="Times New Roman" w:eastAsia="黑体"/>
+          <w:b/>
           <w:i w:val="0"/>
         </w:rPr>
         <w:t>三、发票上的关键信息</w:t>
@@ -1039,10 +1173,11 @@
     </w:p>
     <w:p>
       <w:pPr>
-        <w:ind w:firstLine="420"/>
+        <w:ind w:firstLine="480"/>
       </w:pPr>
       <w:r>
         <w:rPr>
+          <w:rFonts w:ascii="Times New Roman" w:hAnsi="Times New Roman" w:cs="Times New Roman" w:eastAsia="宋体"/>
           <w:b w:val="0"/>
           <w:i w:val="0"/>
         </w:rPr>
@@ -1051,12 +1186,16 @@
     </w:p>
     <w:p>
       <w:pPr>
-        <w:ind w:firstLine="420"/>
+        <w:keepNext/>
+        <w:spacing w:before="120"/>
+        <w:jc w:val="center"/>
       </w:pPr>
       <w:r>
         <w:rPr>
+          <w:rFonts w:ascii="Times New Roman" w:hAnsi="Times New Roman" w:cs="Times New Roman" w:eastAsia="黑体"/>
           <w:b/>
           <w:i w:val="0"/>
+          <w:sz w:val="21"/>
         </w:rPr>
         <w:t>表4-2 发票关键信息核对表</w:t>
       </w:r>
@@ -1069,25 +1208,27 @@
         <w:tblLook w:firstColumn="1" w:firstRow="1" w:lastColumn="0" w:lastRow="0" w:noHBand="0" w:noVBand="1" w:val="04A0"/>
       </w:tblPr>
       <w:tblGrid>
-        <w:gridCol w:w="1881"/>
-        <w:gridCol w:w="1881"/>
-        <w:gridCol w:w="1881"/>
-        <w:gridCol w:w="1881"/>
-        <w:gridCol w:w="1881"/>
+        <w:gridCol w:w="1662"/>
+        <w:gridCol w:w="1662"/>
+        <w:gridCol w:w="1662"/>
+        <w:gridCol w:w="1662"/>
+        <w:gridCol w:w="1662"/>
       </w:tblGrid>
       <w:tr>
         <w:tc>
           <w:tcPr>
-            <w:tcW w:type="dxa" w:w="1881"/>
-            <w:shd w:val="clear" w:color="auto" w:fill="D9E2F3"/>
+            <w:tcW w:type="dxa" w:w="1662"/>
+            <w:shd w:val="clear" w:color="auto" w:fill="EDEDED"/>
           </w:tcPr>
           <w:p>
             <w:pPr>
-              <w:spacing w:line="320" w:lineRule="exact"/>
+              <w:spacing w:line="300" w:lineRule="exact"/>
+              <w:ind w:firstLine="0"/>
             </w:pPr>
             <w:r/>
             <w:r>
               <w:rPr>
+                <w:rFonts w:ascii="Times New Roman" w:hAnsi="Times New Roman" w:cs="Times New Roman" w:eastAsia="宋体"/>
                 <w:b/>
                 <w:i w:val="0"/>
                 <w:sz w:val="21"/>
@@ -1098,16 +1239,18 @@
         </w:tc>
         <w:tc>
           <w:tcPr>
-            <w:tcW w:type="dxa" w:w="1881"/>
-            <w:shd w:val="clear" w:color="auto" w:fill="D9E2F3"/>
+            <w:tcW w:type="dxa" w:w="1662"/>
+            <w:shd w:val="clear" w:color="auto" w:fill="EDEDED"/>
           </w:tcPr>
           <w:p>
             <w:pPr>
-              <w:spacing w:line="320" w:lineRule="exact"/>
+              <w:spacing w:line="300" w:lineRule="exact"/>
+              <w:ind w:firstLine="0"/>
             </w:pPr>
             <w:r/>
             <w:r>
               <w:rPr>
+                <w:rFonts w:ascii="Times New Roman" w:hAnsi="Times New Roman" w:cs="Times New Roman" w:eastAsia="宋体"/>
                 <w:b/>
                 <w:i w:val="0"/>
                 <w:sz w:val="21"/>
@@ -1118,16 +1261,18 @@
         </w:tc>
         <w:tc>
           <w:tcPr>
-            <w:tcW w:type="dxa" w:w="1881"/>
-            <w:shd w:val="clear" w:color="auto" w:fill="D9E2F3"/>
+            <w:tcW w:type="dxa" w:w="1662"/>
+            <w:shd w:val="clear" w:color="auto" w:fill="EDEDED"/>
           </w:tcPr>
           <w:p>
             <w:pPr>
-              <w:spacing w:line="320" w:lineRule="exact"/>
+              <w:spacing w:line="300" w:lineRule="exact"/>
+              <w:ind w:firstLine="0"/>
             </w:pPr>
             <w:r/>
             <w:r>
               <w:rPr>
+                <w:rFonts w:ascii="Times New Roman" w:hAnsi="Times New Roman" w:cs="Times New Roman" w:eastAsia="宋体"/>
                 <w:b/>
                 <w:i w:val="0"/>
                 <w:sz w:val="21"/>
@@ -1138,16 +1283,18 @@
         </w:tc>
         <w:tc>
           <w:tcPr>
-            <w:tcW w:type="dxa" w:w="1881"/>
-            <w:shd w:val="clear" w:color="auto" w:fill="D9E2F3"/>
+            <w:tcW w:type="dxa" w:w="1662"/>
+            <w:shd w:val="clear" w:color="auto" w:fill="EDEDED"/>
           </w:tcPr>
           <w:p>
             <w:pPr>
-              <w:spacing w:line="320" w:lineRule="exact"/>
+              <w:spacing w:line="300" w:lineRule="exact"/>
+              <w:ind w:firstLine="0"/>
             </w:pPr>
             <w:r/>
             <w:r>
               <w:rPr>
+                <w:rFonts w:ascii="Times New Roman" w:hAnsi="Times New Roman" w:cs="Times New Roman" w:eastAsia="宋体"/>
                 <w:b/>
                 <w:i w:val="0"/>
                 <w:sz w:val="21"/>
@@ -1158,16 +1305,18 @@
         </w:tc>
         <w:tc>
           <w:tcPr>
-            <w:tcW w:type="dxa" w:w="1881"/>
-            <w:shd w:val="clear" w:color="auto" w:fill="D9E2F3"/>
+            <w:tcW w:type="dxa" w:w="1662"/>
+            <w:shd w:val="clear" w:color="auto" w:fill="EDEDED"/>
           </w:tcPr>
           <w:p>
             <w:pPr>
-              <w:spacing w:line="320" w:lineRule="exact"/>
+              <w:spacing w:line="300" w:lineRule="exact"/>
+              <w:ind w:firstLine="0"/>
             </w:pPr>
             <w:r/>
             <w:r>
               <w:rPr>
+                <w:rFonts w:ascii="Times New Roman" w:hAnsi="Times New Roman" w:cs="Times New Roman" w:eastAsia="宋体"/>
                 <w:b/>
                 <w:i w:val="0"/>
                 <w:sz w:val="21"/>
@@ -1180,15 +1329,17 @@
       <w:tr>
         <w:tc>
           <w:tcPr>
-            <w:tcW w:type="dxa" w:w="1881"/>
+            <w:tcW w:type="dxa" w:w="1662"/>
           </w:tcPr>
           <w:p>
             <w:pPr>
-              <w:spacing w:line="320" w:lineRule="exact"/>
+              <w:spacing w:line="300" w:lineRule="exact"/>
+              <w:ind w:firstLine="0"/>
             </w:pPr>
             <w:r/>
             <w:r>
               <w:rPr>
+                <w:rFonts w:ascii="Times New Roman" w:hAnsi="Times New Roman" w:cs="Times New Roman" w:eastAsia="宋体"/>
                 <w:b w:val="0"/>
                 <w:i w:val="0"/>
                 <w:sz w:val="21"/>
@@ -1199,15 +1350,17 @@
         </w:tc>
         <w:tc>
           <w:tcPr>
-            <w:tcW w:type="dxa" w:w="1881"/>
+            <w:tcW w:type="dxa" w:w="1662"/>
           </w:tcPr>
           <w:p>
             <w:pPr>
-              <w:spacing w:line="320" w:lineRule="exact"/>
+              <w:spacing w:line="300" w:lineRule="exact"/>
+              <w:ind w:firstLine="0"/>
             </w:pPr>
             <w:r/>
             <w:r>
               <w:rPr>
+                <w:rFonts w:ascii="Times New Roman" w:hAnsi="Times New Roman" w:cs="Times New Roman" w:eastAsia="宋体"/>
                 <w:b w:val="0"/>
                 <w:i w:val="0"/>
                 <w:sz w:val="21"/>
@@ -1218,15 +1371,17 @@
         </w:tc>
         <w:tc>
           <w:tcPr>
-            <w:tcW w:type="dxa" w:w="1881"/>
+            <w:tcW w:type="dxa" w:w="1662"/>
           </w:tcPr>
           <w:p>
             <w:pPr>
-              <w:spacing w:line="320" w:lineRule="exact"/>
+              <w:spacing w:line="300" w:lineRule="exact"/>
+              <w:ind w:firstLine="0"/>
             </w:pPr>
             <w:r/>
             <w:r>
               <w:rPr>
+                <w:rFonts w:ascii="Times New Roman" w:hAnsi="Times New Roman" w:cs="Times New Roman" w:eastAsia="宋体"/>
                 <w:b w:val="0"/>
                 <w:i w:val="0"/>
                 <w:sz w:val="21"/>
@@ -1237,15 +1392,17 @@
         </w:tc>
         <w:tc>
           <w:tcPr>
-            <w:tcW w:type="dxa" w:w="1881"/>
+            <w:tcW w:type="dxa" w:w="1662"/>
           </w:tcPr>
           <w:p>
             <w:pPr>
-              <w:spacing w:line="320" w:lineRule="exact"/>
+              <w:spacing w:line="300" w:lineRule="exact"/>
+              <w:ind w:firstLine="0"/>
             </w:pPr>
             <w:r/>
             <w:r>
               <w:rPr>
+                <w:rFonts w:ascii="Times New Roman" w:hAnsi="Times New Roman" w:cs="Times New Roman" w:eastAsia="宋体"/>
                 <w:b w:val="0"/>
                 <w:i w:val="0"/>
                 <w:sz w:val="21"/>
@@ -1256,15 +1413,17 @@
         </w:tc>
         <w:tc>
           <w:tcPr>
-            <w:tcW w:type="dxa" w:w="1881"/>
+            <w:tcW w:type="dxa" w:w="1662"/>
           </w:tcPr>
           <w:p>
             <w:pPr>
-              <w:spacing w:line="320" w:lineRule="exact"/>
+              <w:spacing w:line="300" w:lineRule="exact"/>
+              <w:ind w:firstLine="0"/>
             </w:pPr>
             <w:r/>
             <w:r>
               <w:rPr>
+                <w:rFonts w:ascii="Times New Roman" w:hAnsi="Times New Roman" w:cs="Times New Roman" w:eastAsia="宋体"/>
                 <w:b w:val="0"/>
                 <w:i w:val="0"/>
                 <w:sz w:val="21"/>
@@ -1277,15 +1436,17 @@
       <w:tr>
         <w:tc>
           <w:tcPr>
-            <w:tcW w:type="dxa" w:w="1881"/>
+            <w:tcW w:type="dxa" w:w="1662"/>
           </w:tcPr>
           <w:p>
             <w:pPr>
-              <w:spacing w:line="320" w:lineRule="exact"/>
+              <w:spacing w:line="300" w:lineRule="exact"/>
+              <w:ind w:firstLine="0"/>
             </w:pPr>
             <w:r/>
             <w:r>
               <w:rPr>
+                <w:rFonts w:ascii="Times New Roman" w:hAnsi="Times New Roman" w:cs="Times New Roman" w:eastAsia="宋体"/>
                 <w:b w:val="0"/>
                 <w:i w:val="0"/>
                 <w:sz w:val="21"/>
@@ -1296,15 +1457,17 @@
         </w:tc>
         <w:tc>
           <w:tcPr>
-            <w:tcW w:type="dxa" w:w="1881"/>
+            <w:tcW w:type="dxa" w:w="1662"/>
           </w:tcPr>
           <w:p>
             <w:pPr>
-              <w:spacing w:line="320" w:lineRule="exact"/>
+              <w:spacing w:line="300" w:lineRule="exact"/>
+              <w:ind w:firstLine="0"/>
             </w:pPr>
             <w:r/>
             <w:r>
               <w:rPr>
+                <w:rFonts w:ascii="Times New Roman" w:hAnsi="Times New Roman" w:cs="Times New Roman" w:eastAsia="宋体"/>
                 <w:b w:val="0"/>
                 <w:i w:val="0"/>
                 <w:sz w:val="21"/>
@@ -1315,15 +1478,17 @@
         </w:tc>
         <w:tc>
           <w:tcPr>
-            <w:tcW w:type="dxa" w:w="1881"/>
+            <w:tcW w:type="dxa" w:w="1662"/>
           </w:tcPr>
           <w:p>
             <w:pPr>
-              <w:spacing w:line="320" w:lineRule="exact"/>
+              <w:spacing w:line="300" w:lineRule="exact"/>
+              <w:ind w:firstLine="0"/>
             </w:pPr>
             <w:r/>
             <w:r>
               <w:rPr>
+                <w:rFonts w:ascii="Times New Roman" w:hAnsi="Times New Roman" w:cs="Times New Roman" w:eastAsia="宋体"/>
                 <w:b w:val="0"/>
                 <w:i w:val="0"/>
                 <w:sz w:val="21"/>
@@ -1334,15 +1499,17 @@
         </w:tc>
         <w:tc>
           <w:tcPr>
-            <w:tcW w:type="dxa" w:w="1881"/>
+            <w:tcW w:type="dxa" w:w="1662"/>
           </w:tcPr>
           <w:p>
             <w:pPr>
-              <w:spacing w:line="320" w:lineRule="exact"/>
+              <w:spacing w:line="300" w:lineRule="exact"/>
+              <w:ind w:firstLine="0"/>
             </w:pPr>
             <w:r/>
             <w:r>
               <w:rPr>
+                <w:rFonts w:ascii="Times New Roman" w:hAnsi="Times New Roman" w:cs="Times New Roman" w:eastAsia="宋体"/>
                 <w:b w:val="0"/>
                 <w:i w:val="0"/>
                 <w:sz w:val="21"/>
@@ -1353,15 +1520,17 @@
         </w:tc>
         <w:tc>
           <w:tcPr>
-            <w:tcW w:type="dxa" w:w="1881"/>
+            <w:tcW w:type="dxa" w:w="1662"/>
           </w:tcPr>
           <w:p>
             <w:pPr>
-              <w:spacing w:line="320" w:lineRule="exact"/>
+              <w:spacing w:line="300" w:lineRule="exact"/>
+              <w:ind w:firstLine="0"/>
             </w:pPr>
             <w:r/>
             <w:r>
               <w:rPr>
+                <w:rFonts w:ascii="Times New Roman" w:hAnsi="Times New Roman" w:cs="Times New Roman" w:eastAsia="宋体"/>
                 <w:b w:val="0"/>
                 <w:i w:val="0"/>
                 <w:sz w:val="21"/>
@@ -1374,15 +1543,17 @@
       <w:tr>
         <w:tc>
           <w:tcPr>
-            <w:tcW w:type="dxa" w:w="1881"/>
+            <w:tcW w:type="dxa" w:w="1662"/>
           </w:tcPr>
           <w:p>
             <w:pPr>
-              <w:spacing w:line="320" w:lineRule="exact"/>
+              <w:spacing w:line="300" w:lineRule="exact"/>
+              <w:ind w:firstLine="0"/>
             </w:pPr>
             <w:r/>
             <w:r>
               <w:rPr>
+                <w:rFonts w:ascii="Times New Roman" w:hAnsi="Times New Roman" w:cs="Times New Roman" w:eastAsia="宋体"/>
                 <w:b w:val="0"/>
                 <w:i w:val="0"/>
                 <w:sz w:val="21"/>
@@ -1393,15 +1564,17 @@
         </w:tc>
         <w:tc>
           <w:tcPr>
-            <w:tcW w:type="dxa" w:w="1881"/>
+            <w:tcW w:type="dxa" w:w="1662"/>
           </w:tcPr>
           <w:p>
             <w:pPr>
-              <w:spacing w:line="320" w:lineRule="exact"/>
+              <w:spacing w:line="300" w:lineRule="exact"/>
+              <w:ind w:firstLine="0"/>
             </w:pPr>
             <w:r/>
             <w:r>
               <w:rPr>
+                <w:rFonts w:ascii="Times New Roman" w:hAnsi="Times New Roman" w:cs="Times New Roman" w:eastAsia="宋体"/>
                 <w:b w:val="0"/>
                 <w:i w:val="0"/>
                 <w:sz w:val="21"/>
@@ -1412,15 +1585,17 @@
         </w:tc>
         <w:tc>
           <w:tcPr>
-            <w:tcW w:type="dxa" w:w="1881"/>
+            <w:tcW w:type="dxa" w:w="1662"/>
           </w:tcPr>
           <w:p>
             <w:pPr>
-              <w:spacing w:line="320" w:lineRule="exact"/>
+              <w:spacing w:line="300" w:lineRule="exact"/>
+              <w:ind w:firstLine="0"/>
             </w:pPr>
             <w:r/>
             <w:r>
               <w:rPr>
+                <w:rFonts w:ascii="Times New Roman" w:hAnsi="Times New Roman" w:cs="Times New Roman" w:eastAsia="宋体"/>
                 <w:b w:val="0"/>
                 <w:i w:val="0"/>
                 <w:sz w:val="21"/>
@@ -1431,15 +1606,17 @@
         </w:tc>
         <w:tc>
           <w:tcPr>
-            <w:tcW w:type="dxa" w:w="1881"/>
+            <w:tcW w:type="dxa" w:w="1662"/>
           </w:tcPr>
           <w:p>
             <w:pPr>
-              <w:spacing w:line="320" w:lineRule="exact"/>
+              <w:spacing w:line="300" w:lineRule="exact"/>
+              <w:ind w:firstLine="0"/>
             </w:pPr>
             <w:r/>
             <w:r>
               <w:rPr>
+                <w:rFonts w:ascii="Times New Roman" w:hAnsi="Times New Roman" w:cs="Times New Roman" w:eastAsia="宋体"/>
                 <w:b w:val="0"/>
                 <w:i w:val="0"/>
                 <w:sz w:val="21"/>
@@ -1450,15 +1627,17 @@
         </w:tc>
         <w:tc>
           <w:tcPr>
-            <w:tcW w:type="dxa" w:w="1881"/>
+            <w:tcW w:type="dxa" w:w="1662"/>
           </w:tcPr>
           <w:p>
             <w:pPr>
-              <w:spacing w:line="320" w:lineRule="exact"/>
+              <w:spacing w:line="300" w:lineRule="exact"/>
+              <w:ind w:firstLine="0"/>
             </w:pPr>
             <w:r/>
             <w:r>
               <w:rPr>
+                <w:rFonts w:ascii="Times New Roman" w:hAnsi="Times New Roman" w:cs="Times New Roman" w:eastAsia="宋体"/>
                 <w:b w:val="0"/>
                 <w:i w:val="0"/>
                 <w:sz w:val="21"/>
@@ -1471,15 +1650,17 @@
       <w:tr>
         <w:tc>
           <w:tcPr>
-            <w:tcW w:type="dxa" w:w="1881"/>
+            <w:tcW w:type="dxa" w:w="1662"/>
           </w:tcPr>
           <w:p>
             <w:pPr>
-              <w:spacing w:line="320" w:lineRule="exact"/>
+              <w:spacing w:line="300" w:lineRule="exact"/>
+              <w:ind w:firstLine="0"/>
             </w:pPr>
             <w:r/>
             <w:r>
               <w:rPr>
+                <w:rFonts w:ascii="Times New Roman" w:hAnsi="Times New Roman" w:cs="Times New Roman" w:eastAsia="宋体"/>
                 <w:b w:val="0"/>
                 <w:i w:val="0"/>
                 <w:sz w:val="21"/>
@@ -1490,15 +1671,17 @@
         </w:tc>
         <w:tc>
           <w:tcPr>
-            <w:tcW w:type="dxa" w:w="1881"/>
+            <w:tcW w:type="dxa" w:w="1662"/>
           </w:tcPr>
           <w:p>
             <w:pPr>
-              <w:spacing w:line="320" w:lineRule="exact"/>
+              <w:spacing w:line="300" w:lineRule="exact"/>
+              <w:ind w:firstLine="0"/>
             </w:pPr>
             <w:r/>
             <w:r>
               <w:rPr>
+                <w:rFonts w:ascii="Times New Roman" w:hAnsi="Times New Roman" w:cs="Times New Roman" w:eastAsia="宋体"/>
                 <w:b w:val="0"/>
                 <w:i w:val="0"/>
                 <w:sz w:val="21"/>
@@ -1509,15 +1692,17 @@
         </w:tc>
         <w:tc>
           <w:tcPr>
-            <w:tcW w:type="dxa" w:w="1881"/>
+            <w:tcW w:type="dxa" w:w="1662"/>
           </w:tcPr>
           <w:p>
             <w:pPr>
-              <w:spacing w:line="320" w:lineRule="exact"/>
+              <w:spacing w:line="300" w:lineRule="exact"/>
+              <w:ind w:firstLine="0"/>
             </w:pPr>
             <w:r/>
             <w:r>
               <w:rPr>
+                <w:rFonts w:ascii="Times New Roman" w:hAnsi="Times New Roman" w:cs="Times New Roman" w:eastAsia="宋体"/>
                 <w:b w:val="0"/>
                 <w:i w:val="0"/>
                 <w:sz w:val="21"/>
@@ -1528,15 +1713,17 @@
         </w:tc>
         <w:tc>
           <w:tcPr>
-            <w:tcW w:type="dxa" w:w="1881"/>
+            <w:tcW w:type="dxa" w:w="1662"/>
           </w:tcPr>
           <w:p>
             <w:pPr>
-              <w:spacing w:line="320" w:lineRule="exact"/>
+              <w:spacing w:line="300" w:lineRule="exact"/>
+              <w:ind w:firstLine="0"/>
             </w:pPr>
             <w:r/>
             <w:r>
               <w:rPr>
+                <w:rFonts w:ascii="Times New Roman" w:hAnsi="Times New Roman" w:cs="Times New Roman" w:eastAsia="宋体"/>
                 <w:b w:val="0"/>
                 <w:i w:val="0"/>
                 <w:sz w:val="21"/>
@@ -1547,15 +1734,17 @@
         </w:tc>
         <w:tc>
           <w:tcPr>
-            <w:tcW w:type="dxa" w:w="1881"/>
+            <w:tcW w:type="dxa" w:w="1662"/>
           </w:tcPr>
           <w:p>
             <w:pPr>
-              <w:spacing w:line="320" w:lineRule="exact"/>
+              <w:spacing w:line="300" w:lineRule="exact"/>
+              <w:ind w:firstLine="0"/>
             </w:pPr>
             <w:r/>
             <w:r>
               <w:rPr>
+                <w:rFonts w:ascii="Times New Roman" w:hAnsi="Times New Roman" w:cs="Times New Roman" w:eastAsia="宋体"/>
                 <w:b w:val="0"/>
                 <w:i w:val="0"/>
                 <w:sz w:val="21"/>
@@ -1568,15 +1757,17 @@
       <w:tr>
         <w:tc>
           <w:tcPr>
-            <w:tcW w:type="dxa" w:w="1881"/>
+            <w:tcW w:type="dxa" w:w="1662"/>
           </w:tcPr>
           <w:p>
             <w:pPr>
-              <w:spacing w:line="320" w:lineRule="exact"/>
+              <w:spacing w:line="300" w:lineRule="exact"/>
+              <w:ind w:firstLine="0"/>
             </w:pPr>
             <w:r/>
             <w:r>
               <w:rPr>
+                <w:rFonts w:ascii="Times New Roman" w:hAnsi="Times New Roman" w:cs="Times New Roman" w:eastAsia="宋体"/>
                 <w:b w:val="0"/>
                 <w:i w:val="0"/>
                 <w:sz w:val="21"/>
@@ -1587,15 +1778,17 @@
         </w:tc>
         <w:tc>
           <w:tcPr>
-            <w:tcW w:type="dxa" w:w="1881"/>
+            <w:tcW w:type="dxa" w:w="1662"/>
           </w:tcPr>
           <w:p>
             <w:pPr>
-              <w:spacing w:line="320" w:lineRule="exact"/>
+              <w:spacing w:line="300" w:lineRule="exact"/>
+              <w:ind w:firstLine="0"/>
             </w:pPr>
             <w:r/>
             <w:r>
               <w:rPr>
+                <w:rFonts w:ascii="Times New Roman" w:hAnsi="Times New Roman" w:cs="Times New Roman" w:eastAsia="宋体"/>
                 <w:b w:val="0"/>
                 <w:i w:val="0"/>
                 <w:sz w:val="21"/>
@@ -1606,15 +1799,17 @@
         </w:tc>
         <w:tc>
           <w:tcPr>
-            <w:tcW w:type="dxa" w:w="1881"/>
+            <w:tcW w:type="dxa" w:w="1662"/>
           </w:tcPr>
           <w:p>
             <w:pPr>
-              <w:spacing w:line="320" w:lineRule="exact"/>
+              <w:spacing w:line="300" w:lineRule="exact"/>
+              <w:ind w:firstLine="0"/>
             </w:pPr>
             <w:r/>
             <w:r>
               <w:rPr>
+                <w:rFonts w:ascii="Times New Roman" w:hAnsi="Times New Roman" w:cs="Times New Roman" w:eastAsia="宋体"/>
                 <w:b w:val="0"/>
                 <w:i w:val="0"/>
                 <w:sz w:val="21"/>
@@ -1625,15 +1820,17 @@
         </w:tc>
         <w:tc>
           <w:tcPr>
-            <w:tcW w:type="dxa" w:w="1881"/>
+            <w:tcW w:type="dxa" w:w="1662"/>
           </w:tcPr>
           <w:p>
             <w:pPr>
-              <w:spacing w:line="320" w:lineRule="exact"/>
+              <w:spacing w:line="300" w:lineRule="exact"/>
+              <w:ind w:firstLine="0"/>
             </w:pPr>
             <w:r/>
             <w:r>
               <w:rPr>
+                <w:rFonts w:ascii="Times New Roman" w:hAnsi="Times New Roman" w:cs="Times New Roman" w:eastAsia="宋体"/>
                 <w:b w:val="0"/>
                 <w:i w:val="0"/>
                 <w:sz w:val="21"/>
@@ -1644,15 +1841,17 @@
         </w:tc>
         <w:tc>
           <w:tcPr>
-            <w:tcW w:type="dxa" w:w="1881"/>
+            <w:tcW w:type="dxa" w:w="1662"/>
           </w:tcPr>
           <w:p>
             <w:pPr>
-              <w:spacing w:line="320" w:lineRule="exact"/>
+              <w:spacing w:line="300" w:lineRule="exact"/>
+              <w:ind w:firstLine="0"/>
             </w:pPr>
             <w:r/>
             <w:r>
               <w:rPr>
+                <w:rFonts w:ascii="Times New Roman" w:hAnsi="Times New Roman" w:cs="Times New Roman" w:eastAsia="宋体"/>
                 <w:b w:val="0"/>
                 <w:i w:val="0"/>
                 <w:sz w:val="21"/>
@@ -1665,15 +1864,17 @@
       <w:tr>
         <w:tc>
           <w:tcPr>
-            <w:tcW w:type="dxa" w:w="1881"/>
+            <w:tcW w:type="dxa" w:w="1662"/>
           </w:tcPr>
           <w:p>
             <w:pPr>
-              <w:spacing w:line="320" w:lineRule="exact"/>
+              <w:spacing w:line="300" w:lineRule="exact"/>
+              <w:ind w:firstLine="0"/>
             </w:pPr>
             <w:r/>
             <w:r>
               <w:rPr>
+                <w:rFonts w:ascii="Times New Roman" w:hAnsi="Times New Roman" w:cs="Times New Roman" w:eastAsia="宋体"/>
                 <w:b w:val="0"/>
                 <w:i w:val="0"/>
                 <w:sz w:val="21"/>
@@ -1684,15 +1885,17 @@
         </w:tc>
         <w:tc>
           <w:tcPr>
-            <w:tcW w:type="dxa" w:w="1881"/>
+            <w:tcW w:type="dxa" w:w="1662"/>
           </w:tcPr>
           <w:p>
             <w:pPr>
-              <w:spacing w:line="320" w:lineRule="exact"/>
+              <w:spacing w:line="300" w:lineRule="exact"/>
+              <w:ind w:firstLine="0"/>
             </w:pPr>
             <w:r/>
             <w:r>
               <w:rPr>
+                <w:rFonts w:ascii="Times New Roman" w:hAnsi="Times New Roman" w:cs="Times New Roman" w:eastAsia="宋体"/>
                 <w:b w:val="0"/>
                 <w:i w:val="0"/>
                 <w:sz w:val="21"/>
@@ -1703,15 +1906,17 @@
         </w:tc>
         <w:tc>
           <w:tcPr>
-            <w:tcW w:type="dxa" w:w="1881"/>
+            <w:tcW w:type="dxa" w:w="1662"/>
           </w:tcPr>
           <w:p>
             <w:pPr>
-              <w:spacing w:line="320" w:lineRule="exact"/>
+              <w:spacing w:line="300" w:lineRule="exact"/>
+              <w:ind w:firstLine="0"/>
             </w:pPr>
             <w:r/>
             <w:r>
               <w:rPr>
+                <w:rFonts w:ascii="Times New Roman" w:hAnsi="Times New Roman" w:cs="Times New Roman" w:eastAsia="宋体"/>
                 <w:b w:val="0"/>
                 <w:i w:val="0"/>
                 <w:sz w:val="21"/>
@@ -1722,15 +1927,17 @@
         </w:tc>
         <w:tc>
           <w:tcPr>
-            <w:tcW w:type="dxa" w:w="1881"/>
+            <w:tcW w:type="dxa" w:w="1662"/>
           </w:tcPr>
           <w:p>
             <w:pPr>
-              <w:spacing w:line="320" w:lineRule="exact"/>
+              <w:spacing w:line="300" w:lineRule="exact"/>
+              <w:ind w:firstLine="0"/>
             </w:pPr>
             <w:r/>
             <w:r>
               <w:rPr>
+                <w:rFonts w:ascii="Times New Roman" w:hAnsi="Times New Roman" w:cs="Times New Roman" w:eastAsia="宋体"/>
                 <w:b w:val="0"/>
                 <w:i w:val="0"/>
                 <w:sz w:val="21"/>
@@ -1741,15 +1948,17 @@
         </w:tc>
         <w:tc>
           <w:tcPr>
-            <w:tcW w:type="dxa" w:w="1881"/>
+            <w:tcW w:type="dxa" w:w="1662"/>
           </w:tcPr>
           <w:p>
             <w:pPr>
-              <w:spacing w:line="320" w:lineRule="exact"/>
+              <w:spacing w:line="300" w:lineRule="exact"/>
+              <w:ind w:firstLine="0"/>
             </w:pPr>
             <w:r/>
             <w:r>
               <w:rPr>
+                <w:rFonts w:ascii="Times New Roman" w:hAnsi="Times New Roman" w:cs="Times New Roman" w:eastAsia="宋体"/>
                 <w:b w:val="0"/>
                 <w:i w:val="0"/>
                 <w:sz w:val="21"/>
@@ -1762,15 +1971,17 @@
       <w:tr>
         <w:tc>
           <w:tcPr>
-            <w:tcW w:type="dxa" w:w="1881"/>
+            <w:tcW w:type="dxa" w:w="1662"/>
           </w:tcPr>
           <w:p>
             <w:pPr>
-              <w:spacing w:line="320" w:lineRule="exact"/>
+              <w:spacing w:line="300" w:lineRule="exact"/>
+              <w:ind w:firstLine="0"/>
             </w:pPr>
             <w:r/>
             <w:r>
               <w:rPr>
+                <w:rFonts w:ascii="Times New Roman" w:hAnsi="Times New Roman" w:cs="Times New Roman" w:eastAsia="宋体"/>
                 <w:b w:val="0"/>
                 <w:i w:val="0"/>
                 <w:sz w:val="21"/>
@@ -1781,15 +1992,17 @@
         </w:tc>
         <w:tc>
           <w:tcPr>
-            <w:tcW w:type="dxa" w:w="1881"/>
+            <w:tcW w:type="dxa" w:w="1662"/>
           </w:tcPr>
           <w:p>
             <w:pPr>
-              <w:spacing w:line="320" w:lineRule="exact"/>
+              <w:spacing w:line="300" w:lineRule="exact"/>
+              <w:ind w:firstLine="0"/>
             </w:pPr>
             <w:r/>
             <w:r>
               <w:rPr>
+                <w:rFonts w:ascii="Times New Roman" w:hAnsi="Times New Roman" w:cs="Times New Roman" w:eastAsia="宋体"/>
                 <w:b w:val="0"/>
                 <w:i w:val="0"/>
                 <w:sz w:val="21"/>
@@ -1800,15 +2013,17 @@
         </w:tc>
         <w:tc>
           <w:tcPr>
-            <w:tcW w:type="dxa" w:w="1881"/>
+            <w:tcW w:type="dxa" w:w="1662"/>
           </w:tcPr>
           <w:p>
             <w:pPr>
-              <w:spacing w:line="320" w:lineRule="exact"/>
+              <w:spacing w:line="300" w:lineRule="exact"/>
+              <w:ind w:firstLine="0"/>
             </w:pPr>
             <w:r/>
             <w:r>
               <w:rPr>
+                <w:rFonts w:ascii="Times New Roman" w:hAnsi="Times New Roman" w:cs="Times New Roman" w:eastAsia="宋体"/>
                 <w:b w:val="0"/>
                 <w:i w:val="0"/>
                 <w:sz w:val="21"/>
@@ -1819,15 +2034,17 @@
         </w:tc>
         <w:tc>
           <w:tcPr>
-            <w:tcW w:type="dxa" w:w="1881"/>
+            <w:tcW w:type="dxa" w:w="1662"/>
           </w:tcPr>
           <w:p>
             <w:pPr>
-              <w:spacing w:line="320" w:lineRule="exact"/>
+              <w:spacing w:line="300" w:lineRule="exact"/>
+              <w:ind w:firstLine="0"/>
             </w:pPr>
             <w:r/>
             <w:r>
               <w:rPr>
+                <w:rFonts w:ascii="Times New Roman" w:hAnsi="Times New Roman" w:cs="Times New Roman" w:eastAsia="宋体"/>
                 <w:b w:val="0"/>
                 <w:i w:val="0"/>
                 <w:sz w:val="21"/>
@@ -1838,15 +2055,17 @@
         </w:tc>
         <w:tc>
           <w:tcPr>
-            <w:tcW w:type="dxa" w:w="1881"/>
+            <w:tcW w:type="dxa" w:w="1662"/>
           </w:tcPr>
           <w:p>
             <w:pPr>
-              <w:spacing w:line="320" w:lineRule="exact"/>
+              <w:spacing w:line="300" w:lineRule="exact"/>
+              <w:ind w:firstLine="0"/>
             </w:pPr>
             <w:r/>
             <w:r>
               <w:rPr>
+                <w:rFonts w:ascii="Times New Roman" w:hAnsi="Times New Roman" w:cs="Times New Roman" w:eastAsia="宋体"/>
                 <w:b w:val="0"/>
                 <w:i w:val="0"/>
                 <w:sz w:val="21"/>
@@ -1859,15 +2078,17 @@
       <w:tr>
         <w:tc>
           <w:tcPr>
-            <w:tcW w:type="dxa" w:w="1881"/>
+            <w:tcW w:type="dxa" w:w="1662"/>
           </w:tcPr>
           <w:p>
             <w:pPr>
-              <w:spacing w:line="320" w:lineRule="exact"/>
+              <w:spacing w:line="300" w:lineRule="exact"/>
+              <w:ind w:firstLine="0"/>
             </w:pPr>
             <w:r/>
             <w:r>
               <w:rPr>
+                <w:rFonts w:ascii="Times New Roman" w:hAnsi="Times New Roman" w:cs="Times New Roman" w:eastAsia="宋体"/>
                 <w:b w:val="0"/>
                 <w:i w:val="0"/>
                 <w:sz w:val="21"/>
@@ -1878,15 +2099,17 @@
         </w:tc>
         <w:tc>
           <w:tcPr>
-            <w:tcW w:type="dxa" w:w="1881"/>
+            <w:tcW w:type="dxa" w:w="1662"/>
           </w:tcPr>
           <w:p>
             <w:pPr>
-              <w:spacing w:line="320" w:lineRule="exact"/>
+              <w:spacing w:line="300" w:lineRule="exact"/>
+              <w:ind w:firstLine="0"/>
             </w:pPr>
             <w:r/>
             <w:r>
               <w:rPr>
+                <w:rFonts w:ascii="Times New Roman" w:hAnsi="Times New Roman" w:cs="Times New Roman" w:eastAsia="宋体"/>
                 <w:b w:val="0"/>
                 <w:i w:val="0"/>
                 <w:sz w:val="21"/>
@@ -1897,15 +2120,17 @@
         </w:tc>
         <w:tc>
           <w:tcPr>
-            <w:tcW w:type="dxa" w:w="1881"/>
+            <w:tcW w:type="dxa" w:w="1662"/>
           </w:tcPr>
           <w:p>
             <w:pPr>
-              <w:spacing w:line="320" w:lineRule="exact"/>
+              <w:spacing w:line="300" w:lineRule="exact"/>
+              <w:ind w:firstLine="0"/>
             </w:pPr>
             <w:r/>
             <w:r>
               <w:rPr>
+                <w:rFonts w:ascii="Times New Roman" w:hAnsi="Times New Roman" w:cs="Times New Roman" w:eastAsia="宋体"/>
                 <w:b w:val="0"/>
                 <w:i w:val="0"/>
                 <w:sz w:val="21"/>
@@ -1916,15 +2141,17 @@
         </w:tc>
         <w:tc>
           <w:tcPr>
-            <w:tcW w:type="dxa" w:w="1881"/>
+            <w:tcW w:type="dxa" w:w="1662"/>
           </w:tcPr>
           <w:p>
             <w:pPr>
-              <w:spacing w:line="320" w:lineRule="exact"/>
+              <w:spacing w:line="300" w:lineRule="exact"/>
+              <w:ind w:firstLine="0"/>
             </w:pPr>
             <w:r/>
             <w:r>
               <w:rPr>
+                <w:rFonts w:ascii="Times New Roman" w:hAnsi="Times New Roman" w:cs="Times New Roman" w:eastAsia="宋体"/>
                 <w:b w:val="0"/>
                 <w:i w:val="0"/>
                 <w:sz w:val="21"/>
@@ -1935,15 +2162,17 @@
         </w:tc>
         <w:tc>
           <w:tcPr>
-            <w:tcW w:type="dxa" w:w="1881"/>
+            <w:tcW w:type="dxa" w:w="1662"/>
           </w:tcPr>
           <w:p>
             <w:pPr>
-              <w:spacing w:line="320" w:lineRule="exact"/>
+              <w:spacing w:line="300" w:lineRule="exact"/>
+              <w:ind w:firstLine="0"/>
             </w:pPr>
             <w:r/>
             <w:r>
               <w:rPr>
+                <w:rFonts w:ascii="Times New Roman" w:hAnsi="Times New Roman" w:cs="Times New Roman" w:eastAsia="宋体"/>
                 <w:b w:val="0"/>
                 <w:i w:val="0"/>
                 <w:sz w:val="21"/>
@@ -1956,15 +2185,17 @@
       <w:tr>
         <w:tc>
           <w:tcPr>
-            <w:tcW w:type="dxa" w:w="1881"/>
+            <w:tcW w:type="dxa" w:w="1662"/>
           </w:tcPr>
           <w:p>
             <w:pPr>
-              <w:spacing w:line="320" w:lineRule="exact"/>
+              <w:spacing w:line="300" w:lineRule="exact"/>
+              <w:ind w:firstLine="0"/>
             </w:pPr>
             <w:r/>
             <w:r>
               <w:rPr>
+                <w:rFonts w:ascii="Times New Roman" w:hAnsi="Times New Roman" w:cs="Times New Roman" w:eastAsia="宋体"/>
                 <w:b w:val="0"/>
                 <w:i w:val="0"/>
                 <w:sz w:val="21"/>
@@ -1975,15 +2206,17 @@
         </w:tc>
         <w:tc>
           <w:tcPr>
-            <w:tcW w:type="dxa" w:w="1881"/>
+            <w:tcW w:type="dxa" w:w="1662"/>
           </w:tcPr>
           <w:p>
             <w:pPr>
-              <w:spacing w:line="320" w:lineRule="exact"/>
+              <w:spacing w:line="300" w:lineRule="exact"/>
+              <w:ind w:firstLine="0"/>
             </w:pPr>
             <w:r/>
             <w:r>
               <w:rPr>
+                <w:rFonts w:ascii="Times New Roman" w:hAnsi="Times New Roman" w:cs="Times New Roman" w:eastAsia="宋体"/>
                 <w:b w:val="0"/>
                 <w:i w:val="0"/>
                 <w:sz w:val="21"/>
@@ -1994,15 +2227,17 @@
         </w:tc>
         <w:tc>
           <w:tcPr>
-            <w:tcW w:type="dxa" w:w="1881"/>
+            <w:tcW w:type="dxa" w:w="1662"/>
           </w:tcPr>
           <w:p>
             <w:pPr>
-              <w:spacing w:line="320" w:lineRule="exact"/>
+              <w:spacing w:line="300" w:lineRule="exact"/>
+              <w:ind w:firstLine="0"/>
             </w:pPr>
             <w:r/>
             <w:r>
               <w:rPr>
+                <w:rFonts w:ascii="Times New Roman" w:hAnsi="Times New Roman" w:cs="Times New Roman" w:eastAsia="宋体"/>
                 <w:b w:val="0"/>
                 <w:i w:val="0"/>
                 <w:sz w:val="21"/>
@@ -2013,15 +2248,17 @@
         </w:tc>
         <w:tc>
           <w:tcPr>
-            <w:tcW w:type="dxa" w:w="1881"/>
+            <w:tcW w:type="dxa" w:w="1662"/>
           </w:tcPr>
           <w:p>
             <w:pPr>
-              <w:spacing w:line="320" w:lineRule="exact"/>
+              <w:spacing w:line="300" w:lineRule="exact"/>
+              <w:ind w:firstLine="0"/>
             </w:pPr>
             <w:r/>
             <w:r>
               <w:rPr>
+                <w:rFonts w:ascii="Times New Roman" w:hAnsi="Times New Roman" w:cs="Times New Roman" w:eastAsia="宋体"/>
                 <w:b w:val="0"/>
                 <w:i w:val="0"/>
                 <w:sz w:val="21"/>
@@ -2032,15 +2269,17 @@
         </w:tc>
         <w:tc>
           <w:tcPr>
-            <w:tcW w:type="dxa" w:w="1881"/>
+            <w:tcW w:type="dxa" w:w="1662"/>
           </w:tcPr>
           <w:p>
             <w:pPr>
-              <w:spacing w:line="320" w:lineRule="exact"/>
+              <w:spacing w:line="300" w:lineRule="exact"/>
+              <w:ind w:firstLine="0"/>
             </w:pPr>
             <w:r/>
             <w:r>
               <w:rPr>
+                <w:rFonts w:ascii="Times New Roman" w:hAnsi="Times New Roman" w:cs="Times New Roman" w:eastAsia="宋体"/>
                 <w:b w:val="0"/>
                 <w:i w:val="0"/>
                 <w:sz w:val="21"/>
@@ -2051,13 +2290,18 @@
         </w:tc>
       </w:tr>
     </w:tbl>
-    <w:p/>
     <w:p>
       <w:pPr>
-        <w:ind w:firstLine="420"/>
+        <w:spacing w:line="160" w:lineRule="exact"/>
+      </w:pPr>
+    </w:p>
+    <w:p>
+      <w:pPr>
+        <w:ind w:firstLine="480"/>
       </w:pPr>
       <w:r>
         <w:rPr>
+          <w:rFonts w:ascii="Times New Roman" w:hAnsi="Times New Roman" w:cs="Times New Roman" w:eastAsia="宋体"/>
           <w:b/>
           <w:i w:val="0"/>
         </w:rPr>
@@ -2065,6 +2309,7 @@
       </w:r>
       <w:r>
         <w:rPr>
+          <w:rFonts w:ascii="Times New Roman" w:hAnsi="Times New Roman" w:cs="Times New Roman" w:eastAsia="宋体"/>
           <w:b w:val="0"/>
           <w:i w:val="0"/>
         </w:rPr>
@@ -2077,7 +2322,8 @@
       </w:pPr>
       <w:r>
         <w:rPr>
-          <w:b w:val="0"/>
+          <w:rFonts w:ascii="Times New Roman" w:hAnsi="Times New Roman" w:cs="Times New Roman" w:eastAsia="黑体"/>
+          <w:b/>
           <w:i w:val="0"/>
         </w:rPr>
         <w:t>四、实践：用大模型识别发票信息并核对</w:t>
@@ -2085,10 +2331,11 @@
     </w:p>
     <w:p>
       <w:pPr>
-        <w:ind w:firstLine="420"/>
+        <w:ind w:firstLine="480"/>
       </w:pPr>
       <w:r>
         <w:rPr>
+          <w:rFonts w:ascii="Times New Roman" w:hAnsi="Times New Roman" w:cs="Times New Roman" w:eastAsia="宋体"/>
           <w:b w:val="0"/>
           <w:i w:val="0"/>
         </w:rPr>
@@ -2097,10 +2344,11 @@
     </w:p>
     <w:p>
       <w:pPr>
-        <w:ind w:firstLine="420"/>
+        <w:ind w:firstLine="480"/>
       </w:pPr>
       <w:r>
         <w:rPr>
+          <w:rFonts w:ascii="Times New Roman" w:hAnsi="Times New Roman" w:cs="Times New Roman" w:eastAsia="宋体"/>
           <w:b/>
           <w:i w:val="0"/>
         </w:rPr>
@@ -2109,10 +2357,11 @@
     </w:p>
     <w:p>
       <w:pPr>
-        <w:ind w:left="420" w:hanging="420"/>
+        <w:ind w:left="480" w:hanging="480"/>
       </w:pPr>
       <w:r>
         <w:rPr>
+          <w:rFonts w:ascii="Times New Roman" w:hAnsi="Times New Roman" w:cs="Times New Roman" w:eastAsia="宋体"/>
           <w:b w:val="0"/>
           <w:i w:val="0"/>
         </w:rPr>
@@ -2121,6 +2370,7 @@
       </w:r>
       <w:r>
         <w:rPr>
+          <w:rFonts w:ascii="Times New Roman" w:hAnsi="Times New Roman" w:cs="Times New Roman" w:eastAsia="宋体"/>
           <w:b/>
           <w:i w:val="0"/>
         </w:rPr>
@@ -2128,6 +2378,7 @@
       </w:r>
       <w:r>
         <w:rPr>
+          <w:rFonts w:ascii="Times New Roman" w:hAnsi="Times New Roman" w:cs="Times New Roman" w:eastAsia="宋体"/>
           <w:b w:val="0"/>
           <w:i w:val="0"/>
         </w:rPr>
@@ -2136,10 +2387,11 @@
     </w:p>
     <w:p>
       <w:pPr>
-        <w:ind w:left="420" w:hanging="420"/>
+        <w:ind w:left="480" w:hanging="480"/>
       </w:pPr>
       <w:r>
         <w:rPr>
+          <w:rFonts w:ascii="Times New Roman" w:hAnsi="Times New Roman" w:cs="Times New Roman" w:eastAsia="宋体"/>
           <w:b w:val="0"/>
           <w:i w:val="0"/>
         </w:rPr>
@@ -2148,6 +2400,7 @@
       </w:r>
       <w:r>
         <w:rPr>
+          <w:rFonts w:ascii="Times New Roman" w:hAnsi="Times New Roman" w:cs="Times New Roman" w:eastAsia="宋体"/>
           <w:b/>
           <w:i w:val="0"/>
         </w:rPr>
@@ -2155,6 +2408,7 @@
       </w:r>
       <w:r>
         <w:rPr>
+          <w:rFonts w:ascii="Times New Roman" w:hAnsi="Times New Roman" w:cs="Times New Roman" w:eastAsia="宋体"/>
           <w:b w:val="0"/>
           <w:i w:val="0"/>
         </w:rPr>
@@ -2163,10 +2417,11 @@
     </w:p>
     <w:p>
       <w:pPr>
-        <w:ind w:left="420" w:hanging="420"/>
+        <w:ind w:left="480" w:hanging="480"/>
       </w:pPr>
       <w:r>
         <w:rPr>
+          <w:rFonts w:ascii="Times New Roman" w:hAnsi="Times New Roman" w:cs="Times New Roman" w:eastAsia="宋体"/>
           <w:b w:val="0"/>
           <w:i w:val="0"/>
         </w:rPr>
@@ -2175,6 +2430,7 @@
       </w:r>
       <w:r>
         <w:rPr>
+          <w:rFonts w:ascii="Times New Roman" w:hAnsi="Times New Roman" w:cs="Times New Roman" w:eastAsia="宋体"/>
           <w:b/>
           <w:i w:val="0"/>
         </w:rPr>
@@ -2182,6 +2438,7 @@
       </w:r>
       <w:r>
         <w:rPr>
+          <w:rFonts w:ascii="Times New Roman" w:hAnsi="Times New Roman" w:cs="Times New Roman" w:eastAsia="宋体"/>
           <w:b w:val="0"/>
           <w:i w:val="0"/>
         </w:rPr>
@@ -2190,10 +2447,11 @@
     </w:p>
     <w:p>
       <w:pPr>
-        <w:ind w:firstLine="420"/>
+        <w:ind w:firstLine="480"/>
       </w:pPr>
       <w:r>
         <w:rPr>
+          <w:rFonts w:ascii="Times New Roman" w:hAnsi="Times New Roman" w:cs="Times New Roman" w:eastAsia="宋体"/>
           <w:b/>
           <w:i w:val="0"/>
         </w:rPr>
@@ -2202,10 +2460,11 @@
     </w:p>
     <w:p>
       <w:pPr>
-        <w:ind w:firstLine="420"/>
+        <w:ind w:firstLine="480"/>
       </w:pPr>
       <w:r>
         <w:rPr>
+          <w:rFonts w:ascii="Times New Roman" w:hAnsi="Times New Roman" w:cs="Times New Roman" w:eastAsia="宋体"/>
           <w:b w:val="0"/>
           <w:i w:val="0"/>
         </w:rPr>
@@ -2214,10 +2473,11 @@
     </w:p>
     <w:p>
       <w:pPr>
-        <w:ind w:firstLine="420"/>
+        <w:ind w:firstLine="480"/>
       </w:pPr>
       <w:r>
         <w:rPr>
+          <w:rFonts w:ascii="Times New Roman" w:hAnsi="Times New Roman" w:cs="Times New Roman" w:eastAsia="宋体"/>
           <w:b/>
           <w:i w:val="0"/>
         </w:rPr>
@@ -2225,6 +2485,7 @@
       </w:r>
       <w:r>
         <w:rPr>
+          <w:rFonts w:ascii="Times New Roman" w:hAnsi="Times New Roman" w:cs="Times New Roman" w:eastAsia="宋体"/>
           <w:b w:val="0"/>
           <w:i w:val="0"/>
         </w:rPr>
@@ -2233,23 +2494,25 @@
     </w:p>
     <w:p>
       <w:pPr>
-        <w:ind w:left="454"/>
+        <w:ind w:left="420"/>
       </w:pPr>
       <w:r>
         <w:rPr>
+          <w:rFonts w:ascii="Times New Roman" w:hAnsi="Times New Roman" w:cs="Times New Roman" w:eastAsia="宋体"/>
           <w:b w:val="0"/>
           <w:i w:val="0"/>
-          <w:sz w:val="22"/>
+          <w:sz w:val="21"/>
         </w:rPr>
         <w:t>请识别这张发票的信息。</w:t>
       </w:r>
     </w:p>
     <w:p>
       <w:pPr>
-        <w:ind w:firstLine="420"/>
+        <w:ind w:firstLine="480"/>
       </w:pPr>
       <w:r>
         <w:rPr>
+          <w:rFonts w:ascii="Times New Roman" w:hAnsi="Times New Roman" w:cs="Times New Roman" w:eastAsia="宋体"/>
           <w:b w:val="0"/>
           <w:i w:val="0"/>
         </w:rPr>
@@ -2258,10 +2521,11 @@
     </w:p>
     <w:p>
       <w:pPr>
-        <w:ind w:firstLine="420"/>
+        <w:ind w:firstLine="480"/>
       </w:pPr>
       <w:r>
         <w:rPr>
+          <w:rFonts w:ascii="Times New Roman" w:hAnsi="Times New Roman" w:cs="Times New Roman" w:eastAsia="宋体"/>
           <w:b/>
           <w:i w:val="0"/>
         </w:rPr>
@@ -2269,6 +2533,7 @@
       </w:r>
       <w:r>
         <w:rPr>
+          <w:rFonts w:ascii="Times New Roman" w:hAnsi="Times New Roman" w:cs="Times New Roman" w:eastAsia="宋体"/>
           <w:b w:val="0"/>
           <w:i w:val="0"/>
         </w:rPr>
@@ -2277,75 +2542,81 @@
     </w:p>
     <w:p>
       <w:pPr>
-        <w:ind w:left="454"/>
+        <w:ind w:left="420"/>
       </w:pPr>
       <w:r>
         <w:rPr>
+          <w:rFonts w:ascii="Times New Roman" w:hAnsi="Times New Roman" w:cs="Times New Roman" w:eastAsia="宋体"/>
           <w:b w:val="0"/>
           <w:i w:val="0"/>
-          <w:sz w:val="22"/>
+          <w:sz w:val="21"/>
         </w:rPr>
         <w:t>你是一名财务助理。请识别我上传的发票，并按以下字段输出为表格：发票类型、发票代码、发票号码、开票日期、购买方名称、购买方税号、销售方名称、项目名称、金额、税率、税额、价税合计。</w:t>
       </w:r>
     </w:p>
     <w:p>
       <w:pPr>
-        <w:ind w:left="454"/>
+        <w:ind w:left="420"/>
       </w:pPr>
       <w:r>
         <w:rPr>
+          <w:rFonts w:ascii="Times New Roman" w:hAnsi="Times New Roman" w:cs="Times New Roman" w:eastAsia="宋体"/>
           <w:b w:val="0"/>
           <w:i w:val="0"/>
-          <w:sz w:val="22"/>
+          <w:sz w:val="21"/>
         </w:rPr>
         <w:t>要求：</w:t>
       </w:r>
     </w:p>
     <w:p>
       <w:pPr>
-        <w:ind w:left="454"/>
+        <w:ind w:left="420"/>
       </w:pPr>
       <w:r>
         <w:rPr>
+          <w:rFonts w:ascii="Times New Roman" w:hAnsi="Times New Roman" w:cs="Times New Roman" w:eastAsia="宋体"/>
           <w:b w:val="0"/>
           <w:i w:val="0"/>
-          <w:sz w:val="22"/>
+          <w:sz w:val="21"/>
         </w:rPr>
         <w:t>1. 严格按照发票上的文字填写，不要改写、不要补充；</w:t>
       </w:r>
     </w:p>
     <w:p>
       <w:pPr>
-        <w:ind w:left="454"/>
+        <w:ind w:left="420"/>
       </w:pPr>
       <w:r>
         <w:rPr>
+          <w:rFonts w:ascii="Times New Roman" w:hAnsi="Times New Roman" w:cs="Times New Roman" w:eastAsia="宋体"/>
           <w:b w:val="0"/>
           <w:i w:val="0"/>
-          <w:sz w:val="22"/>
+          <w:sz w:val="21"/>
         </w:rPr>
         <w:t>2. 如果某个字段看不清或无法识别，请填写“无法识别”，不要猜测；</w:t>
       </w:r>
     </w:p>
     <w:p>
       <w:pPr>
-        <w:ind w:left="454"/>
+        <w:ind w:left="420"/>
       </w:pPr>
       <w:r>
         <w:rPr>
+          <w:rFonts w:ascii="Times New Roman" w:hAnsi="Times New Roman" w:cs="Times New Roman" w:eastAsia="宋体"/>
           <w:b w:val="0"/>
           <w:i w:val="0"/>
-          <w:sz w:val="22"/>
+          <w:sz w:val="21"/>
         </w:rPr>
         <w:t>3. 完成后，请检查“金额 + 税额 = 价税合计”是否成立，并在表格下方说明结果。</w:t>
       </w:r>
     </w:p>
     <w:p>
       <w:pPr>
-        <w:ind w:firstLine="420"/>
+        <w:ind w:firstLine="480"/>
       </w:pPr>
       <w:r>
         <w:rPr>
+          <w:rFonts w:ascii="Times New Roman" w:hAnsi="Times New Roman" w:cs="Times New Roman" w:eastAsia="宋体"/>
           <w:b w:val="0"/>
           <w:i w:val="0"/>
         </w:rPr>
@@ -2353,6 +2624,7 @@
       </w:r>
       <w:r>
         <w:rPr>
+          <w:rFonts w:ascii="Times New Roman" w:hAnsi="Times New Roman" w:cs="Times New Roman" w:eastAsia="宋体"/>
           <w:b/>
           <w:i w:val="0"/>
         </w:rPr>
@@ -2360,6 +2632,7 @@
       </w:r>
       <w:r>
         <w:rPr>
+          <w:rFonts w:ascii="Times New Roman" w:hAnsi="Times New Roman" w:cs="Times New Roman" w:eastAsia="宋体"/>
           <w:b w:val="0"/>
           <w:i w:val="0"/>
         </w:rPr>
@@ -2367,6 +2640,7 @@
       </w:r>
       <w:r>
         <w:rPr>
+          <w:rFonts w:ascii="Times New Roman" w:hAnsi="Times New Roman" w:cs="Times New Roman" w:eastAsia="宋体"/>
           <w:b/>
           <w:i w:val="0"/>
         </w:rPr>
@@ -2374,6 +2648,7 @@
       </w:r>
       <w:r>
         <w:rPr>
+          <w:rFonts w:ascii="Times New Roman" w:hAnsi="Times New Roman" w:cs="Times New Roman" w:eastAsia="宋体"/>
           <w:b w:val="0"/>
           <w:i w:val="0"/>
         </w:rPr>
@@ -2381,6 +2656,7 @@
       </w:r>
       <w:r>
         <w:rPr>
+          <w:rFonts w:ascii="Times New Roman" w:hAnsi="Times New Roman" w:cs="Times New Roman" w:eastAsia="宋体"/>
           <w:b/>
           <w:i w:val="0"/>
         </w:rPr>
@@ -2388,6 +2664,7 @@
       </w:r>
       <w:r>
         <w:rPr>
+          <w:rFonts w:ascii="Times New Roman" w:hAnsi="Times New Roman" w:cs="Times New Roman" w:eastAsia="宋体"/>
           <w:b w:val="0"/>
           <w:i w:val="0"/>
         </w:rPr>
@@ -2396,10 +2673,11 @@
     </w:p>
     <w:p>
       <w:pPr>
-        <w:ind w:firstLine="420"/>
+        <w:ind w:firstLine="480"/>
       </w:pPr>
       <w:r>
         <w:rPr>
+          <w:rFonts w:ascii="Times New Roman" w:hAnsi="Times New Roman" w:cs="Times New Roman" w:eastAsia="宋体"/>
           <w:b/>
           <w:i w:val="0"/>
         </w:rPr>
@@ -2408,10 +2686,11 @@
     </w:p>
     <w:p>
       <w:pPr>
-        <w:ind w:firstLine="420"/>
+        <w:ind w:firstLine="480"/>
       </w:pPr>
       <w:r>
         <w:rPr>
+          <w:rFonts w:ascii="Times New Roman" w:hAnsi="Times New Roman" w:cs="Times New Roman" w:eastAsia="宋体"/>
           <w:b w:val="0"/>
           <w:i w:val="0"/>
         </w:rPr>
@@ -2420,10 +2699,11 @@
     </w:p>
     <w:p>
       <w:pPr>
-        <w:ind w:firstLine="420"/>
+        <w:ind w:firstLine="480"/>
       </w:pPr>
       <w:r>
         <w:rPr>
+          <w:rFonts w:ascii="Times New Roman" w:hAnsi="Times New Roman" w:cs="Times New Roman" w:eastAsia="宋体"/>
           <w:b w:val="0"/>
           <w:i w:val="0"/>
         </w:rPr>
@@ -2431,6 +2711,7 @@
       </w:r>
       <w:r>
         <w:rPr>
+          <w:rFonts w:ascii="Times New Roman" w:hAnsi="Times New Roman" w:cs="Times New Roman" w:eastAsia="宋体"/>
           <w:b/>
           <w:i w:val="0"/>
         </w:rPr>
@@ -2438,6 +2719,7 @@
       </w:r>
       <w:r>
         <w:rPr>
+          <w:rFonts w:ascii="Times New Roman" w:hAnsi="Times New Roman" w:cs="Times New Roman" w:eastAsia="宋体"/>
           <w:b w:val="0"/>
           <w:i w:val="0"/>
         </w:rPr>
@@ -2446,10 +2728,11 @@
     </w:p>
     <w:p>
       <w:pPr>
-        <w:ind w:firstLine="420"/>
+        <w:ind w:firstLine="480"/>
       </w:pPr>
       <w:r>
         <w:rPr>
+          <w:rFonts w:ascii="Times New Roman" w:hAnsi="Times New Roman" w:cs="Times New Roman" w:eastAsia="宋体"/>
           <w:b w:val="0"/>
           <w:i w:val="0"/>
         </w:rPr>
@@ -2457,6 +2740,7 @@
       </w:r>
       <w:r>
         <w:rPr>
+          <w:rFonts w:ascii="Times New Roman" w:hAnsi="Times New Roman" w:cs="Times New Roman" w:eastAsia="宋体"/>
           <w:b/>
           <w:i w:val="0"/>
         </w:rPr>
@@ -2464,6 +2748,7 @@
       </w:r>
       <w:r>
         <w:rPr>
+          <w:rFonts w:ascii="Times New Roman" w:hAnsi="Times New Roman" w:cs="Times New Roman" w:eastAsia="宋体"/>
           <w:b w:val="0"/>
           <w:i w:val="0"/>
         </w:rPr>
@@ -2472,10 +2757,11 @@
     </w:p>
     <w:p>
       <w:pPr>
-        <w:ind w:firstLine="420"/>
+        <w:ind w:firstLine="480"/>
       </w:pPr>
       <w:r>
         <w:rPr>
+          <w:rFonts w:ascii="Times New Roman" w:hAnsi="Times New Roman" w:cs="Times New Roman" w:eastAsia="宋体"/>
           <w:b w:val="0"/>
           <w:i w:val="0"/>
         </w:rPr>
@@ -2483,6 +2769,7 @@
       </w:r>
       <w:r>
         <w:rPr>
+          <w:rFonts w:ascii="Times New Roman" w:hAnsi="Times New Roman" w:cs="Times New Roman" w:eastAsia="宋体"/>
           <w:b/>
           <w:i w:val="0"/>
         </w:rPr>
@@ -2490,18 +2777,20 @@
       </w:r>
       <w:r>
         <w:rPr>
+          <w:rFonts w:ascii="Times New Roman" w:hAnsi="Times New Roman" w:cs="Times New Roman" w:eastAsia="宋体"/>
           <w:b w:val="0"/>
           <w:i w:val="0"/>
         </w:rPr>
-        <w:t>。对于纸质发票，可以通过税务机关提供的发票查验渠道，输入发票代码、号码、开票日期和金额，查看发票状态。对于电子发票，也可以通过对应渠道查验真伪。全国增值税发票查验平台的网址为 https://inv-veri.chinatax.gov.cn。</w:t>
+        <w:t>。对于纸质发票，可以通过税务机关提供的发票查验渠道，输入发票代码、号码、开票日期和金额，查看发票状态。对于电子发票，也可以通过对应渠道查验真伪。</w:t>
       </w:r>
     </w:p>
     <w:p>
       <w:pPr>
-        <w:ind w:firstLine="420"/>
+        <w:ind w:firstLine="480"/>
       </w:pPr>
       <w:r>
         <w:rPr>
+          <w:rFonts w:ascii="Times New Roman" w:hAnsi="Times New Roman" w:cs="Times New Roman" w:eastAsia="宋体"/>
           <w:b w:val="0"/>
           <w:i w:val="0"/>
         </w:rPr>
@@ -2510,12 +2799,16 @@
     </w:p>
     <w:p>
       <w:pPr>
-        <w:ind w:firstLine="420"/>
+        <w:keepNext/>
+        <w:spacing w:before="120"/>
+        <w:jc w:val="center"/>
       </w:pPr>
       <w:r>
         <w:rPr>
+          <w:rFonts w:ascii="Times New Roman" w:hAnsi="Times New Roman" w:cs="Times New Roman" w:eastAsia="黑体"/>
           <w:b/>
           <w:i w:val="0"/>
+          <w:sz w:val="21"/>
         </w:rPr>
         <w:t>表4-3 大模型识别结果及核对记录（示例）</w:t>
       </w:r>
@@ -2528,25 +2821,27 @@
         <w:tblLook w:firstColumn="1" w:firstRow="1" w:lastColumn="0" w:lastRow="0" w:noHBand="0" w:noVBand="1" w:val="04A0"/>
       </w:tblPr>
       <w:tblGrid>
-        <w:gridCol w:w="1881"/>
-        <w:gridCol w:w="1881"/>
-        <w:gridCol w:w="1881"/>
-        <w:gridCol w:w="1881"/>
-        <w:gridCol w:w="1881"/>
+        <w:gridCol w:w="1662"/>
+        <w:gridCol w:w="1662"/>
+        <w:gridCol w:w="1662"/>
+        <w:gridCol w:w="1662"/>
+        <w:gridCol w:w="1662"/>
       </w:tblGrid>
       <w:tr>
         <w:tc>
           <w:tcPr>
-            <w:tcW w:type="dxa" w:w="1881"/>
-            <w:shd w:val="clear" w:color="auto" w:fill="D9E2F3"/>
+            <w:tcW w:type="dxa" w:w="1662"/>
+            <w:shd w:val="clear" w:color="auto" w:fill="EDEDED"/>
           </w:tcPr>
           <w:p>
             <w:pPr>
-              <w:spacing w:line="320" w:lineRule="exact"/>
+              <w:spacing w:line="300" w:lineRule="exact"/>
+              <w:ind w:firstLine="0"/>
             </w:pPr>
             <w:r/>
             <w:r>
               <w:rPr>
+                <w:rFonts w:ascii="Times New Roman" w:hAnsi="Times New Roman" w:cs="Times New Roman" w:eastAsia="宋体"/>
                 <w:b/>
                 <w:i w:val="0"/>
                 <w:sz w:val="21"/>
@@ -2557,16 +2852,18 @@
         </w:tc>
         <w:tc>
           <w:tcPr>
-            <w:tcW w:type="dxa" w:w="1881"/>
-            <w:shd w:val="clear" w:color="auto" w:fill="D9E2F3"/>
+            <w:tcW w:type="dxa" w:w="1662"/>
+            <w:shd w:val="clear" w:color="auto" w:fill="EDEDED"/>
           </w:tcPr>
           <w:p>
             <w:pPr>
-              <w:spacing w:line="320" w:lineRule="exact"/>
+              <w:spacing w:line="300" w:lineRule="exact"/>
+              <w:ind w:firstLine="0"/>
             </w:pPr>
             <w:r/>
             <w:r>
               <w:rPr>
+                <w:rFonts w:ascii="Times New Roman" w:hAnsi="Times New Roman" w:cs="Times New Roman" w:eastAsia="宋体"/>
                 <w:b/>
                 <w:i w:val="0"/>
                 <w:sz w:val="21"/>
@@ -2577,16 +2874,18 @@
         </w:tc>
         <w:tc>
           <w:tcPr>
-            <w:tcW w:type="dxa" w:w="1881"/>
-            <w:shd w:val="clear" w:color="auto" w:fill="D9E2F3"/>
+            <w:tcW w:type="dxa" w:w="1662"/>
+            <w:shd w:val="clear" w:color="auto" w:fill="EDEDED"/>
           </w:tcPr>
           <w:p>
             <w:pPr>
-              <w:spacing w:line="320" w:lineRule="exact"/>
+              <w:spacing w:line="300" w:lineRule="exact"/>
+              <w:ind w:firstLine="0"/>
             </w:pPr>
             <w:r/>
             <w:r>
               <w:rPr>
+                <w:rFonts w:ascii="Times New Roman" w:hAnsi="Times New Roman" w:cs="Times New Roman" w:eastAsia="宋体"/>
                 <w:b/>
                 <w:i w:val="0"/>
                 <w:sz w:val="21"/>
@@ -2597,16 +2896,18 @@
         </w:tc>
         <w:tc>
           <w:tcPr>
-            <w:tcW w:type="dxa" w:w="1881"/>
-            <w:shd w:val="clear" w:color="auto" w:fill="D9E2F3"/>
+            <w:tcW w:type="dxa" w:w="1662"/>
+            <w:shd w:val="clear" w:color="auto" w:fill="EDEDED"/>
           </w:tcPr>
           <w:p>
             <w:pPr>
-              <w:spacing w:line="320" w:lineRule="exact"/>
+              <w:spacing w:line="300" w:lineRule="exact"/>
+              <w:ind w:firstLine="0"/>
             </w:pPr>
             <w:r/>
             <w:r>
               <w:rPr>
+                <w:rFonts w:ascii="Times New Roman" w:hAnsi="Times New Roman" w:cs="Times New Roman" w:eastAsia="宋体"/>
                 <w:b/>
                 <w:i w:val="0"/>
                 <w:sz w:val="21"/>
@@ -2617,16 +2918,18 @@
         </w:tc>
         <w:tc>
           <w:tcPr>
-            <w:tcW w:type="dxa" w:w="1881"/>
-            <w:shd w:val="clear" w:color="auto" w:fill="D9E2F3"/>
+            <w:tcW w:type="dxa" w:w="1662"/>
+            <w:shd w:val="clear" w:color="auto" w:fill="EDEDED"/>
           </w:tcPr>
           <w:p>
             <w:pPr>
-              <w:spacing w:line="320" w:lineRule="exact"/>
+              <w:spacing w:line="300" w:lineRule="exact"/>
+              <w:ind w:firstLine="0"/>
             </w:pPr>
             <w:r/>
             <w:r>
               <w:rPr>
+                <w:rFonts w:ascii="Times New Roman" w:hAnsi="Times New Roman" w:cs="Times New Roman" w:eastAsia="宋体"/>
                 <w:b/>
                 <w:i w:val="0"/>
                 <w:sz w:val="21"/>
@@ -2639,15 +2942,17 @@
       <w:tr>
         <w:tc>
           <w:tcPr>
-            <w:tcW w:type="dxa" w:w="1881"/>
+            <w:tcW w:type="dxa" w:w="1662"/>
           </w:tcPr>
           <w:p>
             <w:pPr>
-              <w:spacing w:line="320" w:lineRule="exact"/>
+              <w:spacing w:line="300" w:lineRule="exact"/>
+              <w:ind w:firstLine="0"/>
             </w:pPr>
             <w:r/>
             <w:r>
               <w:rPr>
+                <w:rFonts w:ascii="Times New Roman" w:hAnsi="Times New Roman" w:cs="Times New Roman" w:eastAsia="宋体"/>
                 <w:b w:val="0"/>
                 <w:i w:val="0"/>
                 <w:sz w:val="21"/>
@@ -2658,15 +2963,17 @@
         </w:tc>
         <w:tc>
           <w:tcPr>
-            <w:tcW w:type="dxa" w:w="1881"/>
+            <w:tcW w:type="dxa" w:w="1662"/>
           </w:tcPr>
           <w:p>
             <w:pPr>
-              <w:spacing w:line="320" w:lineRule="exact"/>
+              <w:spacing w:line="300" w:lineRule="exact"/>
+              <w:ind w:firstLine="0"/>
             </w:pPr>
             <w:r/>
             <w:r>
               <w:rPr>
+                <w:rFonts w:ascii="Times New Roman" w:hAnsi="Times New Roman" w:cs="Times New Roman" w:eastAsia="宋体"/>
                 <w:b w:val="0"/>
                 <w:i w:val="0"/>
                 <w:sz w:val="21"/>
@@ -2677,15 +2984,17 @@
         </w:tc>
         <w:tc>
           <w:tcPr>
-            <w:tcW w:type="dxa" w:w="1881"/>
+            <w:tcW w:type="dxa" w:w="1662"/>
           </w:tcPr>
           <w:p>
             <w:pPr>
-              <w:spacing w:line="320" w:lineRule="exact"/>
+              <w:spacing w:line="300" w:lineRule="exact"/>
+              <w:ind w:firstLine="0"/>
             </w:pPr>
             <w:r/>
             <w:r>
               <w:rPr>
+                <w:rFonts w:ascii="Times New Roman" w:hAnsi="Times New Roman" w:cs="Times New Roman" w:eastAsia="宋体"/>
                 <w:b w:val="0"/>
                 <w:i w:val="0"/>
                 <w:sz w:val="21"/>
@@ -2696,15 +3005,17 @@
         </w:tc>
         <w:tc>
           <w:tcPr>
-            <w:tcW w:type="dxa" w:w="1881"/>
+            <w:tcW w:type="dxa" w:w="1662"/>
           </w:tcPr>
           <w:p>
             <w:pPr>
-              <w:spacing w:line="320" w:lineRule="exact"/>
+              <w:spacing w:line="300" w:lineRule="exact"/>
+              <w:ind w:firstLine="0"/>
             </w:pPr>
             <w:r/>
             <w:r>
               <w:rPr>
+                <w:rFonts w:ascii="Times New Roman" w:hAnsi="Times New Roman" w:cs="Times New Roman" w:eastAsia="宋体"/>
                 <w:b w:val="0"/>
                 <w:i w:val="0"/>
                 <w:sz w:val="21"/>
@@ -2715,15 +3026,17 @@
         </w:tc>
         <w:tc>
           <w:tcPr>
-            <w:tcW w:type="dxa" w:w="1881"/>
+            <w:tcW w:type="dxa" w:w="1662"/>
           </w:tcPr>
           <w:p>
             <w:pPr>
-              <w:spacing w:line="320" w:lineRule="exact"/>
+              <w:spacing w:line="300" w:lineRule="exact"/>
+              <w:ind w:firstLine="0"/>
             </w:pPr>
             <w:r/>
             <w:r>
               <w:rPr>
+                <w:rFonts w:ascii="Times New Roman" w:hAnsi="Times New Roman" w:cs="Times New Roman" w:eastAsia="宋体"/>
                 <w:b w:val="0"/>
                 <w:i w:val="0"/>
                 <w:sz w:val="21"/>
@@ -2736,15 +3049,17 @@
       <w:tr>
         <w:tc>
           <w:tcPr>
-            <w:tcW w:type="dxa" w:w="1881"/>
+            <w:tcW w:type="dxa" w:w="1662"/>
           </w:tcPr>
           <w:p>
             <w:pPr>
-              <w:spacing w:line="320" w:lineRule="exact"/>
+              <w:spacing w:line="300" w:lineRule="exact"/>
+              <w:ind w:firstLine="0"/>
             </w:pPr>
             <w:r/>
             <w:r>
               <w:rPr>
+                <w:rFonts w:ascii="Times New Roman" w:hAnsi="Times New Roman" w:cs="Times New Roman" w:eastAsia="宋体"/>
                 <w:b w:val="0"/>
                 <w:i w:val="0"/>
                 <w:sz w:val="21"/>
@@ -2755,15 +3070,17 @@
         </w:tc>
         <w:tc>
           <w:tcPr>
-            <w:tcW w:type="dxa" w:w="1881"/>
+            <w:tcW w:type="dxa" w:w="1662"/>
           </w:tcPr>
           <w:p>
             <w:pPr>
-              <w:spacing w:line="320" w:lineRule="exact"/>
+              <w:spacing w:line="300" w:lineRule="exact"/>
+              <w:ind w:firstLine="0"/>
             </w:pPr>
             <w:r/>
             <w:r>
               <w:rPr>
+                <w:rFonts w:ascii="Times New Roman" w:hAnsi="Times New Roman" w:cs="Times New Roman" w:eastAsia="宋体"/>
                 <w:b w:val="0"/>
                 <w:i w:val="0"/>
                 <w:sz w:val="21"/>
@@ -2774,15 +3091,17 @@
         </w:tc>
         <w:tc>
           <w:tcPr>
-            <w:tcW w:type="dxa" w:w="1881"/>
+            <w:tcW w:type="dxa" w:w="1662"/>
           </w:tcPr>
           <w:p>
             <w:pPr>
-              <w:spacing w:line="320" w:lineRule="exact"/>
+              <w:spacing w:line="300" w:lineRule="exact"/>
+              <w:ind w:firstLine="0"/>
             </w:pPr>
             <w:r/>
             <w:r>
               <w:rPr>
+                <w:rFonts w:ascii="Times New Roman" w:hAnsi="Times New Roman" w:cs="Times New Roman" w:eastAsia="宋体"/>
                 <w:b w:val="0"/>
                 <w:i w:val="0"/>
                 <w:sz w:val="21"/>
@@ -2793,15 +3112,17 @@
         </w:tc>
         <w:tc>
           <w:tcPr>
-            <w:tcW w:type="dxa" w:w="1881"/>
+            <w:tcW w:type="dxa" w:w="1662"/>
           </w:tcPr>
           <w:p>
             <w:pPr>
-              <w:spacing w:line="320" w:lineRule="exact"/>
+              <w:spacing w:line="300" w:lineRule="exact"/>
+              <w:ind w:firstLine="0"/>
             </w:pPr>
             <w:r/>
             <w:r>
               <w:rPr>
+                <w:rFonts w:ascii="Times New Roman" w:hAnsi="Times New Roman" w:cs="Times New Roman" w:eastAsia="宋体"/>
                 <w:b w:val="0"/>
                 <w:i w:val="0"/>
                 <w:sz w:val="21"/>
@@ -2812,15 +3133,17 @@
         </w:tc>
         <w:tc>
           <w:tcPr>
-            <w:tcW w:type="dxa" w:w="1881"/>
+            <w:tcW w:type="dxa" w:w="1662"/>
           </w:tcPr>
           <w:p>
             <w:pPr>
-              <w:spacing w:line="320" w:lineRule="exact"/>
+              <w:spacing w:line="300" w:lineRule="exact"/>
+              <w:ind w:firstLine="0"/>
             </w:pPr>
             <w:r/>
             <w:r>
               <w:rPr>
+                <w:rFonts w:ascii="Times New Roman" w:hAnsi="Times New Roman" w:cs="Times New Roman" w:eastAsia="宋体"/>
                 <w:b w:val="0"/>
                 <w:i w:val="0"/>
                 <w:sz w:val="21"/>
@@ -2833,15 +3156,17 @@
       <w:tr>
         <w:tc>
           <w:tcPr>
-            <w:tcW w:type="dxa" w:w="1881"/>
+            <w:tcW w:type="dxa" w:w="1662"/>
           </w:tcPr>
           <w:p>
             <w:pPr>
-              <w:spacing w:line="320" w:lineRule="exact"/>
+              <w:spacing w:line="300" w:lineRule="exact"/>
+              <w:ind w:firstLine="0"/>
             </w:pPr>
             <w:r/>
             <w:r>
               <w:rPr>
+                <w:rFonts w:ascii="Times New Roman" w:hAnsi="Times New Roman" w:cs="Times New Roman" w:eastAsia="宋体"/>
                 <w:b w:val="0"/>
                 <w:i w:val="0"/>
                 <w:sz w:val="21"/>
@@ -2852,15 +3177,17 @@
         </w:tc>
         <w:tc>
           <w:tcPr>
-            <w:tcW w:type="dxa" w:w="1881"/>
+            <w:tcW w:type="dxa" w:w="1662"/>
           </w:tcPr>
           <w:p>
             <w:pPr>
-              <w:spacing w:line="320" w:lineRule="exact"/>
+              <w:spacing w:line="300" w:lineRule="exact"/>
+              <w:ind w:firstLine="0"/>
             </w:pPr>
             <w:r/>
             <w:r>
               <w:rPr>
+                <w:rFonts w:ascii="Times New Roman" w:hAnsi="Times New Roman" w:cs="Times New Roman" w:eastAsia="宋体"/>
                 <w:b w:val="0"/>
                 <w:i w:val="0"/>
                 <w:sz w:val="21"/>
@@ -2871,15 +3198,17 @@
         </w:tc>
         <w:tc>
           <w:tcPr>
-            <w:tcW w:type="dxa" w:w="1881"/>
+            <w:tcW w:type="dxa" w:w="1662"/>
           </w:tcPr>
           <w:p>
             <w:pPr>
-              <w:spacing w:line="320" w:lineRule="exact"/>
+              <w:spacing w:line="300" w:lineRule="exact"/>
+              <w:ind w:firstLine="0"/>
             </w:pPr>
             <w:r/>
             <w:r>
               <w:rPr>
+                <w:rFonts w:ascii="Times New Roman" w:hAnsi="Times New Roman" w:cs="Times New Roman" w:eastAsia="宋体"/>
                 <w:b w:val="0"/>
                 <w:i w:val="0"/>
                 <w:sz w:val="21"/>
@@ -2890,15 +3219,17 @@
         </w:tc>
         <w:tc>
           <w:tcPr>
-            <w:tcW w:type="dxa" w:w="1881"/>
+            <w:tcW w:type="dxa" w:w="1662"/>
           </w:tcPr>
           <w:p>
             <w:pPr>
-              <w:spacing w:line="320" w:lineRule="exact"/>
+              <w:spacing w:line="300" w:lineRule="exact"/>
+              <w:ind w:firstLine="0"/>
             </w:pPr>
             <w:r/>
             <w:r>
               <w:rPr>
+                <w:rFonts w:ascii="Times New Roman" w:hAnsi="Times New Roman" w:cs="Times New Roman" w:eastAsia="宋体"/>
                 <w:b w:val="0"/>
                 <w:i w:val="0"/>
                 <w:sz w:val="21"/>
@@ -2909,15 +3240,17 @@
         </w:tc>
         <w:tc>
           <w:tcPr>
-            <w:tcW w:type="dxa" w:w="1881"/>
+            <w:tcW w:type="dxa" w:w="1662"/>
           </w:tcPr>
           <w:p>
             <w:pPr>
-              <w:spacing w:line="320" w:lineRule="exact"/>
+              <w:spacing w:line="300" w:lineRule="exact"/>
+              <w:ind w:firstLine="0"/>
             </w:pPr>
             <w:r/>
             <w:r>
               <w:rPr>
+                <w:rFonts w:ascii="Times New Roman" w:hAnsi="Times New Roman" w:cs="Times New Roman" w:eastAsia="宋体"/>
                 <w:b w:val="0"/>
                 <w:i w:val="0"/>
                 <w:sz w:val="21"/>
@@ -2930,15 +3263,17 @@
       <w:tr>
         <w:tc>
           <w:tcPr>
-            <w:tcW w:type="dxa" w:w="1881"/>
+            <w:tcW w:type="dxa" w:w="1662"/>
           </w:tcPr>
           <w:p>
             <w:pPr>
-              <w:spacing w:line="320" w:lineRule="exact"/>
+              <w:spacing w:line="300" w:lineRule="exact"/>
+              <w:ind w:firstLine="0"/>
             </w:pPr>
             <w:r/>
             <w:r>
               <w:rPr>
+                <w:rFonts w:ascii="Times New Roman" w:hAnsi="Times New Roman" w:cs="Times New Roman" w:eastAsia="宋体"/>
                 <w:b w:val="0"/>
                 <w:i w:val="0"/>
                 <w:sz w:val="21"/>
@@ -2949,15 +3284,17 @@
         </w:tc>
         <w:tc>
           <w:tcPr>
-            <w:tcW w:type="dxa" w:w="1881"/>
+            <w:tcW w:type="dxa" w:w="1662"/>
           </w:tcPr>
           <w:p>
             <w:pPr>
-              <w:spacing w:line="320" w:lineRule="exact"/>
+              <w:spacing w:line="300" w:lineRule="exact"/>
+              <w:ind w:firstLine="0"/>
             </w:pPr>
             <w:r/>
             <w:r>
               <w:rPr>
+                <w:rFonts w:ascii="Times New Roman" w:hAnsi="Times New Roman" w:cs="Times New Roman" w:eastAsia="宋体"/>
                 <w:b w:val="0"/>
                 <w:i w:val="0"/>
                 <w:sz w:val="21"/>
@@ -2968,15 +3305,17 @@
         </w:tc>
         <w:tc>
           <w:tcPr>
-            <w:tcW w:type="dxa" w:w="1881"/>
+            <w:tcW w:type="dxa" w:w="1662"/>
           </w:tcPr>
           <w:p>
             <w:pPr>
-              <w:spacing w:line="320" w:lineRule="exact"/>
+              <w:spacing w:line="300" w:lineRule="exact"/>
+              <w:ind w:firstLine="0"/>
             </w:pPr>
             <w:r/>
             <w:r>
               <w:rPr>
+                <w:rFonts w:ascii="Times New Roman" w:hAnsi="Times New Roman" w:cs="Times New Roman" w:eastAsia="宋体"/>
                 <w:b w:val="0"/>
                 <w:i w:val="0"/>
                 <w:sz w:val="21"/>
@@ -2987,15 +3326,17 @@
         </w:tc>
         <w:tc>
           <w:tcPr>
-            <w:tcW w:type="dxa" w:w="1881"/>
+            <w:tcW w:type="dxa" w:w="1662"/>
           </w:tcPr>
           <w:p>
             <w:pPr>
-              <w:spacing w:line="320" w:lineRule="exact"/>
+              <w:spacing w:line="300" w:lineRule="exact"/>
+              <w:ind w:firstLine="0"/>
             </w:pPr>
             <w:r/>
             <w:r>
               <w:rPr>
+                <w:rFonts w:ascii="Times New Roman" w:hAnsi="Times New Roman" w:cs="Times New Roman" w:eastAsia="宋体"/>
                 <w:b w:val="0"/>
                 <w:i w:val="0"/>
                 <w:sz w:val="21"/>
@@ -3006,15 +3347,17 @@
         </w:tc>
         <w:tc>
           <w:tcPr>
-            <w:tcW w:type="dxa" w:w="1881"/>
+            <w:tcW w:type="dxa" w:w="1662"/>
           </w:tcPr>
           <w:p>
             <w:pPr>
-              <w:spacing w:line="320" w:lineRule="exact"/>
+              <w:spacing w:line="300" w:lineRule="exact"/>
+              <w:ind w:firstLine="0"/>
             </w:pPr>
             <w:r/>
             <w:r>
               <w:rPr>
+                <w:rFonts w:ascii="Times New Roman" w:hAnsi="Times New Roman" w:cs="Times New Roman" w:eastAsia="宋体"/>
                 <w:b w:val="0"/>
                 <w:i w:val="0"/>
                 <w:sz w:val="21"/>
@@ -3027,15 +3370,17 @@
       <w:tr>
         <w:tc>
           <w:tcPr>
-            <w:tcW w:type="dxa" w:w="1881"/>
+            <w:tcW w:type="dxa" w:w="1662"/>
           </w:tcPr>
           <w:p>
             <w:pPr>
-              <w:spacing w:line="320" w:lineRule="exact"/>
+              <w:spacing w:line="300" w:lineRule="exact"/>
+              <w:ind w:firstLine="0"/>
             </w:pPr>
             <w:r/>
             <w:r>
               <w:rPr>
+                <w:rFonts w:ascii="Times New Roman" w:hAnsi="Times New Roman" w:cs="Times New Roman" w:eastAsia="宋体"/>
                 <w:b w:val="0"/>
                 <w:i w:val="0"/>
                 <w:sz w:val="21"/>
@@ -3046,15 +3391,17 @@
         </w:tc>
         <w:tc>
           <w:tcPr>
-            <w:tcW w:type="dxa" w:w="1881"/>
+            <w:tcW w:type="dxa" w:w="1662"/>
           </w:tcPr>
           <w:p>
             <w:pPr>
-              <w:spacing w:line="320" w:lineRule="exact"/>
+              <w:spacing w:line="300" w:lineRule="exact"/>
+              <w:ind w:firstLine="0"/>
             </w:pPr>
             <w:r/>
             <w:r>
               <w:rPr>
+                <w:rFonts w:ascii="Times New Roman" w:hAnsi="Times New Roman" w:cs="Times New Roman" w:eastAsia="宋体"/>
                 <w:b w:val="0"/>
                 <w:i w:val="0"/>
                 <w:sz w:val="21"/>
@@ -3065,15 +3412,17 @@
         </w:tc>
         <w:tc>
           <w:tcPr>
-            <w:tcW w:type="dxa" w:w="1881"/>
+            <w:tcW w:type="dxa" w:w="1662"/>
           </w:tcPr>
           <w:p>
             <w:pPr>
-              <w:spacing w:line="320" w:lineRule="exact"/>
+              <w:spacing w:line="300" w:lineRule="exact"/>
+              <w:ind w:firstLine="0"/>
             </w:pPr>
             <w:r/>
             <w:r>
               <w:rPr>
+                <w:rFonts w:ascii="Times New Roman" w:hAnsi="Times New Roman" w:cs="Times New Roman" w:eastAsia="宋体"/>
                 <w:b w:val="0"/>
                 <w:i w:val="0"/>
                 <w:sz w:val="21"/>
@@ -3084,15 +3433,17 @@
         </w:tc>
         <w:tc>
           <w:tcPr>
-            <w:tcW w:type="dxa" w:w="1881"/>
+            <w:tcW w:type="dxa" w:w="1662"/>
           </w:tcPr>
           <w:p>
             <w:pPr>
-              <w:spacing w:line="320" w:lineRule="exact"/>
+              <w:spacing w:line="300" w:lineRule="exact"/>
+              <w:ind w:firstLine="0"/>
             </w:pPr>
             <w:r/>
             <w:r>
               <w:rPr>
+                <w:rFonts w:ascii="Times New Roman" w:hAnsi="Times New Roman" w:cs="Times New Roman" w:eastAsia="宋体"/>
                 <w:b w:val="0"/>
                 <w:i w:val="0"/>
                 <w:sz w:val="21"/>
@@ -3103,15 +3454,17 @@
         </w:tc>
         <w:tc>
           <w:tcPr>
-            <w:tcW w:type="dxa" w:w="1881"/>
+            <w:tcW w:type="dxa" w:w="1662"/>
           </w:tcPr>
           <w:p>
             <w:pPr>
-              <w:spacing w:line="320" w:lineRule="exact"/>
+              <w:spacing w:line="300" w:lineRule="exact"/>
+              <w:ind w:firstLine="0"/>
             </w:pPr>
             <w:r/>
             <w:r>
               <w:rPr>
+                <w:rFonts w:ascii="Times New Roman" w:hAnsi="Times New Roman" w:cs="Times New Roman" w:eastAsia="宋体"/>
                 <w:b w:val="0"/>
                 <w:i w:val="0"/>
                 <w:sz w:val="21"/>
@@ -3124,15 +3477,17 @@
       <w:tr>
         <w:tc>
           <w:tcPr>
-            <w:tcW w:type="dxa" w:w="1881"/>
+            <w:tcW w:type="dxa" w:w="1662"/>
           </w:tcPr>
           <w:p>
             <w:pPr>
-              <w:spacing w:line="320" w:lineRule="exact"/>
+              <w:spacing w:line="300" w:lineRule="exact"/>
+              <w:ind w:firstLine="0"/>
             </w:pPr>
             <w:r/>
             <w:r>
               <w:rPr>
+                <w:rFonts w:ascii="Times New Roman" w:hAnsi="Times New Roman" w:cs="Times New Roman" w:eastAsia="宋体"/>
                 <w:b w:val="0"/>
                 <w:i w:val="0"/>
                 <w:sz w:val="21"/>
@@ -3143,15 +3498,17 @@
         </w:tc>
         <w:tc>
           <w:tcPr>
-            <w:tcW w:type="dxa" w:w="1881"/>
+            <w:tcW w:type="dxa" w:w="1662"/>
           </w:tcPr>
           <w:p>
             <w:pPr>
-              <w:spacing w:line="320" w:lineRule="exact"/>
+              <w:spacing w:line="300" w:lineRule="exact"/>
+              <w:ind w:firstLine="0"/>
             </w:pPr>
             <w:r/>
             <w:r>
               <w:rPr>
+                <w:rFonts w:ascii="Times New Roman" w:hAnsi="Times New Roman" w:cs="Times New Roman" w:eastAsia="宋体"/>
                 <w:b w:val="0"/>
                 <w:i w:val="0"/>
                 <w:sz w:val="21"/>
@@ -3162,15 +3519,17 @@
         </w:tc>
         <w:tc>
           <w:tcPr>
-            <w:tcW w:type="dxa" w:w="1881"/>
+            <w:tcW w:type="dxa" w:w="1662"/>
           </w:tcPr>
           <w:p>
             <w:pPr>
-              <w:spacing w:line="320" w:lineRule="exact"/>
+              <w:spacing w:line="300" w:lineRule="exact"/>
+              <w:ind w:firstLine="0"/>
             </w:pPr>
             <w:r/>
             <w:r>
               <w:rPr>
+                <w:rFonts w:ascii="Times New Roman" w:hAnsi="Times New Roman" w:cs="Times New Roman" w:eastAsia="宋体"/>
                 <w:b w:val="0"/>
                 <w:i w:val="0"/>
                 <w:sz w:val="21"/>
@@ -3181,15 +3540,17 @@
         </w:tc>
         <w:tc>
           <w:tcPr>
-            <w:tcW w:type="dxa" w:w="1881"/>
+            <w:tcW w:type="dxa" w:w="1662"/>
           </w:tcPr>
           <w:p>
             <w:pPr>
-              <w:spacing w:line="320" w:lineRule="exact"/>
+              <w:spacing w:line="300" w:lineRule="exact"/>
+              <w:ind w:firstLine="0"/>
             </w:pPr>
             <w:r/>
             <w:r>
               <w:rPr>
+                <w:rFonts w:ascii="Times New Roman" w:hAnsi="Times New Roman" w:cs="Times New Roman" w:eastAsia="宋体"/>
                 <w:b w:val="0"/>
                 <w:i w:val="0"/>
                 <w:sz w:val="21"/>
@@ -3200,15 +3561,17 @@
         </w:tc>
         <w:tc>
           <w:tcPr>
-            <w:tcW w:type="dxa" w:w="1881"/>
+            <w:tcW w:type="dxa" w:w="1662"/>
           </w:tcPr>
           <w:p>
             <w:pPr>
-              <w:spacing w:line="320" w:lineRule="exact"/>
+              <w:spacing w:line="300" w:lineRule="exact"/>
+              <w:ind w:firstLine="0"/>
             </w:pPr>
             <w:r/>
             <w:r>
               <w:rPr>
+                <w:rFonts w:ascii="Times New Roman" w:hAnsi="Times New Roman" w:cs="Times New Roman" w:eastAsia="宋体"/>
                 <w:b w:val="0"/>
                 <w:i w:val="0"/>
                 <w:sz w:val="21"/>
@@ -3221,15 +3584,17 @@
       <w:tr>
         <w:tc>
           <w:tcPr>
-            <w:tcW w:type="dxa" w:w="1881"/>
+            <w:tcW w:type="dxa" w:w="1662"/>
           </w:tcPr>
           <w:p>
             <w:pPr>
-              <w:spacing w:line="320" w:lineRule="exact"/>
+              <w:spacing w:line="300" w:lineRule="exact"/>
+              <w:ind w:firstLine="0"/>
             </w:pPr>
             <w:r/>
             <w:r>
               <w:rPr>
+                <w:rFonts w:ascii="Times New Roman" w:hAnsi="Times New Roman" w:cs="Times New Roman" w:eastAsia="宋体"/>
                 <w:b w:val="0"/>
                 <w:i w:val="0"/>
                 <w:sz w:val="21"/>
@@ -3240,15 +3605,17 @@
         </w:tc>
         <w:tc>
           <w:tcPr>
-            <w:tcW w:type="dxa" w:w="1881"/>
+            <w:tcW w:type="dxa" w:w="1662"/>
           </w:tcPr>
           <w:p>
             <w:pPr>
-              <w:spacing w:line="320" w:lineRule="exact"/>
+              <w:spacing w:line="300" w:lineRule="exact"/>
+              <w:ind w:firstLine="0"/>
             </w:pPr>
             <w:r/>
             <w:r>
               <w:rPr>
+                <w:rFonts w:ascii="Times New Roman" w:hAnsi="Times New Roman" w:cs="Times New Roman" w:eastAsia="宋体"/>
                 <w:b w:val="0"/>
                 <w:i w:val="0"/>
                 <w:sz w:val="21"/>
@@ -3259,15 +3626,17 @@
         </w:tc>
         <w:tc>
           <w:tcPr>
-            <w:tcW w:type="dxa" w:w="1881"/>
+            <w:tcW w:type="dxa" w:w="1662"/>
           </w:tcPr>
           <w:p>
             <w:pPr>
-              <w:spacing w:line="320" w:lineRule="exact"/>
+              <w:spacing w:line="300" w:lineRule="exact"/>
+              <w:ind w:firstLine="0"/>
             </w:pPr>
             <w:r/>
             <w:r>
               <w:rPr>
+                <w:rFonts w:ascii="Times New Roman" w:hAnsi="Times New Roman" w:cs="Times New Roman" w:eastAsia="宋体"/>
                 <w:b w:val="0"/>
                 <w:i w:val="0"/>
                 <w:sz w:val="21"/>
@@ -3278,15 +3647,17 @@
         </w:tc>
         <w:tc>
           <w:tcPr>
-            <w:tcW w:type="dxa" w:w="1881"/>
+            <w:tcW w:type="dxa" w:w="1662"/>
           </w:tcPr>
           <w:p>
             <w:pPr>
-              <w:spacing w:line="320" w:lineRule="exact"/>
+              <w:spacing w:line="300" w:lineRule="exact"/>
+              <w:ind w:firstLine="0"/>
             </w:pPr>
             <w:r/>
             <w:r>
               <w:rPr>
+                <w:rFonts w:ascii="Times New Roman" w:hAnsi="Times New Roman" w:cs="Times New Roman" w:eastAsia="宋体"/>
                 <w:b w:val="0"/>
                 <w:i w:val="0"/>
                 <w:sz w:val="21"/>
@@ -3297,15 +3668,17 @@
         </w:tc>
         <w:tc>
           <w:tcPr>
-            <w:tcW w:type="dxa" w:w="1881"/>
+            <w:tcW w:type="dxa" w:w="1662"/>
           </w:tcPr>
           <w:p>
             <w:pPr>
-              <w:spacing w:line="320" w:lineRule="exact"/>
+              <w:spacing w:line="300" w:lineRule="exact"/>
+              <w:ind w:firstLine="0"/>
             </w:pPr>
             <w:r/>
             <w:r>
               <w:rPr>
+                <w:rFonts w:ascii="Times New Roman" w:hAnsi="Times New Roman" w:cs="Times New Roman" w:eastAsia="宋体"/>
                 <w:b w:val="0"/>
                 <w:i w:val="0"/>
                 <w:sz w:val="21"/>
@@ -3318,15 +3691,17 @@
       <w:tr>
         <w:tc>
           <w:tcPr>
-            <w:tcW w:type="dxa" w:w="1881"/>
+            <w:tcW w:type="dxa" w:w="1662"/>
           </w:tcPr>
           <w:p>
             <w:pPr>
-              <w:spacing w:line="320" w:lineRule="exact"/>
+              <w:spacing w:line="300" w:lineRule="exact"/>
+              <w:ind w:firstLine="0"/>
             </w:pPr>
             <w:r/>
             <w:r>
               <w:rPr>
+                <w:rFonts w:ascii="Times New Roman" w:hAnsi="Times New Roman" w:cs="Times New Roman" w:eastAsia="宋体"/>
                 <w:b w:val="0"/>
                 <w:i w:val="0"/>
                 <w:sz w:val="21"/>
@@ -3337,15 +3712,17 @@
         </w:tc>
         <w:tc>
           <w:tcPr>
-            <w:tcW w:type="dxa" w:w="1881"/>
+            <w:tcW w:type="dxa" w:w="1662"/>
           </w:tcPr>
           <w:p>
             <w:pPr>
-              <w:spacing w:line="320" w:lineRule="exact"/>
+              <w:spacing w:line="300" w:lineRule="exact"/>
+              <w:ind w:firstLine="0"/>
             </w:pPr>
             <w:r/>
             <w:r>
               <w:rPr>
+                <w:rFonts w:ascii="Times New Roman" w:hAnsi="Times New Roman" w:cs="Times New Roman" w:eastAsia="宋体"/>
                 <w:b w:val="0"/>
                 <w:i w:val="0"/>
                 <w:sz w:val="21"/>
@@ -3356,15 +3733,17 @@
         </w:tc>
         <w:tc>
           <w:tcPr>
-            <w:tcW w:type="dxa" w:w="1881"/>
+            <w:tcW w:type="dxa" w:w="1662"/>
           </w:tcPr>
           <w:p>
             <w:pPr>
-              <w:spacing w:line="320" w:lineRule="exact"/>
+              <w:spacing w:line="300" w:lineRule="exact"/>
+              <w:ind w:firstLine="0"/>
             </w:pPr>
             <w:r/>
             <w:r>
               <w:rPr>
+                <w:rFonts w:ascii="Times New Roman" w:hAnsi="Times New Roman" w:cs="Times New Roman" w:eastAsia="宋体"/>
                 <w:b w:val="0"/>
                 <w:i w:val="0"/>
                 <w:sz w:val="21"/>
@@ -3375,15 +3754,17 @@
         </w:tc>
         <w:tc>
           <w:tcPr>
-            <w:tcW w:type="dxa" w:w="1881"/>
+            <w:tcW w:type="dxa" w:w="1662"/>
           </w:tcPr>
           <w:p>
             <w:pPr>
-              <w:spacing w:line="320" w:lineRule="exact"/>
+              <w:spacing w:line="300" w:lineRule="exact"/>
+              <w:ind w:firstLine="0"/>
             </w:pPr>
             <w:r/>
             <w:r>
               <w:rPr>
+                <w:rFonts w:ascii="Times New Roman" w:hAnsi="Times New Roman" w:cs="Times New Roman" w:eastAsia="宋体"/>
                 <w:b w:val="0"/>
                 <w:i w:val="0"/>
                 <w:sz w:val="21"/>
@@ -3394,15 +3775,17 @@
         </w:tc>
         <w:tc>
           <w:tcPr>
-            <w:tcW w:type="dxa" w:w="1881"/>
+            <w:tcW w:type="dxa" w:w="1662"/>
           </w:tcPr>
           <w:p>
             <w:pPr>
-              <w:spacing w:line="320" w:lineRule="exact"/>
+              <w:spacing w:line="300" w:lineRule="exact"/>
+              <w:ind w:firstLine="0"/>
             </w:pPr>
             <w:r/>
             <w:r>
               <w:rPr>
+                <w:rFonts w:ascii="Times New Roman" w:hAnsi="Times New Roman" w:cs="Times New Roman" w:eastAsia="宋体"/>
                 <w:b w:val="0"/>
                 <w:i w:val="0"/>
                 <w:sz w:val="21"/>
@@ -3415,15 +3798,17 @@
       <w:tr>
         <w:tc>
           <w:tcPr>
-            <w:tcW w:type="dxa" w:w="1881"/>
+            <w:tcW w:type="dxa" w:w="1662"/>
           </w:tcPr>
           <w:p>
             <w:pPr>
-              <w:spacing w:line="320" w:lineRule="exact"/>
+              <w:spacing w:line="300" w:lineRule="exact"/>
+              <w:ind w:firstLine="0"/>
             </w:pPr>
             <w:r/>
             <w:r>
               <w:rPr>
+                <w:rFonts w:ascii="Times New Roman" w:hAnsi="Times New Roman" w:cs="Times New Roman" w:eastAsia="宋体"/>
                 <w:b w:val="0"/>
                 <w:i w:val="0"/>
                 <w:sz w:val="21"/>
@@ -3434,15 +3819,17 @@
         </w:tc>
         <w:tc>
           <w:tcPr>
-            <w:tcW w:type="dxa" w:w="1881"/>
+            <w:tcW w:type="dxa" w:w="1662"/>
           </w:tcPr>
           <w:p>
             <w:pPr>
-              <w:spacing w:line="320" w:lineRule="exact"/>
+              <w:spacing w:line="300" w:lineRule="exact"/>
+              <w:ind w:firstLine="0"/>
             </w:pPr>
             <w:r/>
             <w:r>
               <w:rPr>
+                <w:rFonts w:ascii="Times New Roman" w:hAnsi="Times New Roman" w:cs="Times New Roman" w:eastAsia="宋体"/>
                 <w:b w:val="0"/>
                 <w:i w:val="0"/>
                 <w:sz w:val="21"/>
@@ -3453,15 +3840,17 @@
         </w:tc>
         <w:tc>
           <w:tcPr>
-            <w:tcW w:type="dxa" w:w="1881"/>
+            <w:tcW w:type="dxa" w:w="1662"/>
           </w:tcPr>
           <w:p>
             <w:pPr>
-              <w:spacing w:line="320" w:lineRule="exact"/>
+              <w:spacing w:line="300" w:lineRule="exact"/>
+              <w:ind w:firstLine="0"/>
             </w:pPr>
             <w:r/>
             <w:r>
               <w:rPr>
+                <w:rFonts w:ascii="Times New Roman" w:hAnsi="Times New Roman" w:cs="Times New Roman" w:eastAsia="宋体"/>
                 <w:b w:val="0"/>
                 <w:i w:val="0"/>
                 <w:sz w:val="21"/>
@@ -3472,15 +3861,17 @@
         </w:tc>
         <w:tc>
           <w:tcPr>
-            <w:tcW w:type="dxa" w:w="1881"/>
+            <w:tcW w:type="dxa" w:w="1662"/>
           </w:tcPr>
           <w:p>
             <w:pPr>
-              <w:spacing w:line="320" w:lineRule="exact"/>
+              <w:spacing w:line="300" w:lineRule="exact"/>
+              <w:ind w:firstLine="0"/>
             </w:pPr>
             <w:r/>
             <w:r>
               <w:rPr>
+                <w:rFonts w:ascii="Times New Roman" w:hAnsi="Times New Roman" w:cs="Times New Roman" w:eastAsia="宋体"/>
                 <w:b w:val="0"/>
                 <w:i w:val="0"/>
                 <w:sz w:val="21"/>
@@ -3491,15 +3882,17 @@
         </w:tc>
         <w:tc>
           <w:tcPr>
-            <w:tcW w:type="dxa" w:w="1881"/>
+            <w:tcW w:type="dxa" w:w="1662"/>
           </w:tcPr>
           <w:p>
             <w:pPr>
-              <w:spacing w:line="320" w:lineRule="exact"/>
+              <w:spacing w:line="300" w:lineRule="exact"/>
+              <w:ind w:firstLine="0"/>
             </w:pPr>
             <w:r/>
             <w:r>
               <w:rPr>
+                <w:rFonts w:ascii="Times New Roman" w:hAnsi="Times New Roman" w:cs="Times New Roman" w:eastAsia="宋体"/>
                 <w:b w:val="0"/>
                 <w:i w:val="0"/>
                 <w:sz w:val="21"/>
@@ -3510,13 +3903,18 @@
         </w:tc>
       </w:tr>
     </w:tbl>
-    <w:p/>
     <w:p>
       <w:pPr>
-        <w:ind w:firstLine="420"/>
+        <w:spacing w:line="160" w:lineRule="exact"/>
+      </w:pPr>
+    </w:p>
+    <w:p>
+      <w:pPr>
+        <w:ind w:firstLine="480"/>
       </w:pPr>
       <w:r>
         <w:rPr>
+          <w:rFonts w:ascii="Times New Roman" w:hAnsi="Times New Roman" w:cs="Times New Roman" w:eastAsia="宋体"/>
           <w:b w:val="0"/>
           <w:i w:val="0"/>
         </w:rPr>
@@ -3524,6 +3922,7 @@
       </w:r>
       <w:r>
         <w:rPr>
+          <w:rFonts w:ascii="Times New Roman" w:hAnsi="Times New Roman" w:cs="Times New Roman" w:eastAsia="宋体"/>
           <w:b/>
           <w:i w:val="0"/>
         </w:rPr>
@@ -3531,6 +3930,7 @@
       </w:r>
       <w:r>
         <w:rPr>
+          <w:rFonts w:ascii="Times New Roman" w:hAnsi="Times New Roman" w:cs="Times New Roman" w:eastAsia="宋体"/>
           <w:b w:val="0"/>
           <w:i w:val="0"/>
         </w:rPr>
@@ -3539,23 +3939,25 @@
     </w:p>
     <w:p>
       <w:pPr>
-        <w:ind w:left="454"/>
+        <w:ind w:left="420"/>
       </w:pPr>
       <w:r>
         <w:rPr>
+          <w:rFonts w:ascii="Times New Roman" w:hAnsi="Times New Roman" w:cs="Times New Roman" w:eastAsia="宋体"/>
           <w:b w:val="0"/>
           <w:i w:val="0"/>
-          <w:sz w:val="22"/>
+          <w:sz w:val="21"/>
         </w:rPr>
         <w:t>注：表中税号为示例号码，不是真实税号。</w:t>
       </w:r>
     </w:p>
     <w:p>
       <w:pPr>
-        <w:ind w:firstLine="420"/>
+        <w:ind w:firstLine="480"/>
       </w:pPr>
       <w:r>
         <w:rPr>
+          <w:rFonts w:ascii="Times New Roman" w:hAnsi="Times New Roman" w:cs="Times New Roman" w:eastAsia="宋体"/>
           <w:b/>
           <w:i w:val="0"/>
         </w:rPr>
@@ -3564,10 +3966,11 @@
     </w:p>
     <w:p>
       <w:pPr>
-        <w:ind w:firstLine="420"/>
+        <w:ind w:firstLine="480"/>
       </w:pPr>
       <w:r>
         <w:rPr>
+          <w:rFonts w:ascii="Times New Roman" w:hAnsi="Times New Roman" w:cs="Times New Roman" w:eastAsia="宋体"/>
           <w:b w:val="0"/>
           <w:i w:val="0"/>
         </w:rPr>
@@ -3575,6 +3978,7 @@
       </w:r>
       <w:r>
         <w:rPr>
+          <w:rFonts w:ascii="Times New Roman" w:hAnsi="Times New Roman" w:cs="Times New Roman" w:eastAsia="宋体"/>
           <w:b/>
           <w:i w:val="0"/>
         </w:rPr>
@@ -3582,6 +3986,7 @@
       </w:r>
       <w:r>
         <w:rPr>
+          <w:rFonts w:ascii="Times New Roman" w:hAnsi="Times New Roman" w:cs="Times New Roman" w:eastAsia="宋体"/>
           <w:b w:val="0"/>
           <w:i w:val="0"/>
         </w:rPr>
@@ -3590,10 +3995,11 @@
     </w:p>
     <w:p>
       <w:pPr>
-        <w:ind w:firstLine="420"/>
+        <w:ind w:firstLine="480"/>
       </w:pPr>
       <w:r>
         <w:rPr>
+          <w:rFonts w:ascii="Times New Roman" w:hAnsi="Times New Roman" w:cs="Times New Roman" w:eastAsia="宋体"/>
           <w:b w:val="0"/>
           <w:i w:val="0"/>
         </w:rPr>
@@ -3602,17 +4008,27 @@
     </w:p>
     <w:p>
       <w:pPr>
+        <w:spacing w:line="280" w:lineRule="exact" w:before="120"/>
         <w:jc w:val="center"/>
       </w:pPr>
       <w:r>
         <w:drawing>
-          <wp:inline xmlns:a="http://schemas.openxmlformats.org/drawingml/2006/main" xmlns:pic="http://schemas.openxmlformats.org/drawingml/2006/picture">
-            <wp:extent cx="4860000" cy="5115547"/>
+          <wp:anchor xmlns:a="http://schemas.openxmlformats.org/drawingml/2006/main" distT="114300" distB="114300" distL="0" distR="0" simplePos="0" relativeHeight="251658240" behindDoc="0" locked="0" layoutInCell="1" allowOverlap="0">
+            <wp:simplePos x="0" y="0"/>
+            <wp:positionH relativeFrom="margin">
+              <wp:align>center</wp:align>
+            </wp:positionH>
+            <wp:positionV relativeFrom="paragraph">
+              <wp:posOffset>0</wp:posOffset>
+            </wp:positionV>
+            <wp:extent cx="4680000" cy="4926082"/>
+            <wp:effectExtent l="0" t="0" r="0" b="0"/>
+            <wp:wrapTopAndBottom/>
             <wp:docPr id="4" name="Picture 4"/>
             <wp:cNvGraphicFramePr>
               <a:graphicFrameLocks noChangeAspect="1"/>
             </wp:cNvGraphicFramePr>
-            <a:graphic>
+            <a:graphic xmlns:pic="http://schemas.openxmlformats.org/drawingml/2006/picture">
               <a:graphicData uri="http://schemas.openxmlformats.org/drawingml/2006/picture">
                 <pic:pic>
                   <pic:nvPicPr>
@@ -3628,23 +4044,25 @@
                   <pic:spPr>
                     <a:xfrm>
                       <a:off x="0" y="0"/>
-                      <a:ext cx="4860000" cy="5115547"/>
+                      <a:ext cx="4680000" cy="4926082"/>
                     </a:xfrm>
                     <a:prstGeom prst="rect"/>
                   </pic:spPr>
                 </pic:pic>
               </a:graphicData>
             </a:graphic>
-          </wp:inline>
+          </wp:anchor>
         </w:drawing>
       </w:r>
     </w:p>
     <w:p>
       <w:pPr>
+        <w:spacing w:before="120" w:after="120"/>
         <w:jc w:val="center"/>
       </w:pPr>
       <w:r>
         <w:rPr>
+          <w:rFonts w:ascii="Times New Roman" w:hAnsi="Times New Roman" w:cs="Times New Roman" w:eastAsia="宋体"/>
           <w:b w:val="0"/>
           <w:i w:val="0"/>
           <w:sz w:val="21"/>
@@ -3654,10 +4072,11 @@
     </w:p>
     <w:p>
       <w:pPr>
-        <w:ind w:firstLine="420"/>
+        <w:ind w:firstLine="480"/>
       </w:pPr>
       <w:r>
         <w:rPr>
+          <w:rFonts w:ascii="Times New Roman" w:hAnsi="Times New Roman" w:cs="Times New Roman" w:eastAsia="宋体"/>
           <w:b w:val="0"/>
           <w:i w:val="0"/>
         </w:rPr>
@@ -3670,7 +4089,8 @@
       </w:pPr>
       <w:r>
         <w:rPr>
-          <w:b w:val="0"/>
+          <w:rFonts w:ascii="Times New Roman" w:hAnsi="Times New Roman" w:cs="Times New Roman" w:eastAsia="黑体"/>
+          <w:b/>
           <w:i w:val="0"/>
         </w:rPr>
         <w:t>五、常见错误与应对</w:t>
@@ -3678,10 +4098,11 @@
     </w:p>
     <w:p>
       <w:pPr>
-        <w:ind w:firstLine="420"/>
+        <w:ind w:firstLine="480"/>
       </w:pPr>
       <w:r>
         <w:rPr>
+          <w:rFonts w:ascii="Times New Roman" w:hAnsi="Times New Roman" w:cs="Times New Roman" w:eastAsia="宋体"/>
           <w:b w:val="0"/>
           <w:i w:val="0"/>
         </w:rPr>
@@ -3690,12 +4111,16 @@
     </w:p>
     <w:p>
       <w:pPr>
-        <w:ind w:firstLine="420"/>
+        <w:keepNext/>
+        <w:spacing w:before="120"/>
+        <w:jc w:val="center"/>
       </w:pPr>
       <w:r>
         <w:rPr>
+          <w:rFonts w:ascii="Times New Roman" w:hAnsi="Times New Roman" w:cs="Times New Roman" w:eastAsia="黑体"/>
           <w:b/>
           <w:i w:val="0"/>
+          <w:sz w:val="21"/>
         </w:rPr>
         <w:t>表4-4 大模型识别票据的常见错误</w:t>
       </w:r>
@@ -3708,23 +4133,25 @@
         <w:tblLook w:firstColumn="1" w:firstRow="1" w:lastColumn="0" w:lastRow="0" w:noHBand="0" w:noVBand="1" w:val="04A0"/>
       </w:tblPr>
       <w:tblGrid>
-        <w:gridCol w:w="3135"/>
-        <w:gridCol w:w="3135"/>
-        <w:gridCol w:w="3135"/>
+        <w:gridCol w:w="2771"/>
+        <w:gridCol w:w="2771"/>
+        <w:gridCol w:w="2771"/>
       </w:tblGrid>
       <w:tr>
         <w:tc>
           <w:tcPr>
-            <w:tcW w:type="dxa" w:w="3135"/>
-            <w:shd w:val="clear" w:color="auto" w:fill="D9E2F3"/>
+            <w:tcW w:type="dxa" w:w="2771"/>
+            <w:shd w:val="clear" w:color="auto" w:fill="EDEDED"/>
           </w:tcPr>
           <w:p>
             <w:pPr>
-              <w:spacing w:line="320" w:lineRule="exact"/>
+              <w:spacing w:line="300" w:lineRule="exact"/>
+              <w:ind w:firstLine="0"/>
             </w:pPr>
             <w:r/>
             <w:r>
               <w:rPr>
+                <w:rFonts w:ascii="Times New Roman" w:hAnsi="Times New Roman" w:cs="Times New Roman" w:eastAsia="宋体"/>
                 <w:b/>
                 <w:i w:val="0"/>
                 <w:sz w:val="21"/>
@@ -3735,16 +4162,18 @@
         </w:tc>
         <w:tc>
           <w:tcPr>
-            <w:tcW w:type="dxa" w:w="3135"/>
-            <w:shd w:val="clear" w:color="auto" w:fill="D9E2F3"/>
+            <w:tcW w:type="dxa" w:w="2771"/>
+            <w:shd w:val="clear" w:color="auto" w:fill="EDEDED"/>
           </w:tcPr>
           <w:p>
             <w:pPr>
-              <w:spacing w:line="320" w:lineRule="exact"/>
+              <w:spacing w:line="300" w:lineRule="exact"/>
+              <w:ind w:firstLine="0"/>
             </w:pPr>
             <w:r/>
             <w:r>
               <w:rPr>
+                <w:rFonts w:ascii="Times New Roman" w:hAnsi="Times New Roman" w:cs="Times New Roman" w:eastAsia="宋体"/>
                 <w:b/>
                 <w:i w:val="0"/>
                 <w:sz w:val="21"/>
@@ -3755,16 +4184,18 @@
         </w:tc>
         <w:tc>
           <w:tcPr>
-            <w:tcW w:type="dxa" w:w="3135"/>
-            <w:shd w:val="clear" w:color="auto" w:fill="D9E2F3"/>
+            <w:tcW w:type="dxa" w:w="2771"/>
+            <w:shd w:val="clear" w:color="auto" w:fill="EDEDED"/>
           </w:tcPr>
           <w:p>
             <w:pPr>
-              <w:spacing w:line="320" w:lineRule="exact"/>
+              <w:spacing w:line="300" w:lineRule="exact"/>
+              <w:ind w:firstLine="0"/>
             </w:pPr>
             <w:r/>
             <w:r>
               <w:rPr>
+                <w:rFonts w:ascii="Times New Roman" w:hAnsi="Times New Roman" w:cs="Times New Roman" w:eastAsia="宋体"/>
                 <w:b/>
                 <w:i w:val="0"/>
                 <w:sz w:val="21"/>
@@ -3777,15 +4208,17 @@
       <w:tr>
         <w:tc>
           <w:tcPr>
-            <w:tcW w:type="dxa" w:w="3135"/>
+            <w:tcW w:type="dxa" w:w="2771"/>
           </w:tcPr>
           <w:p>
             <w:pPr>
-              <w:spacing w:line="320" w:lineRule="exact"/>
+              <w:spacing w:line="300" w:lineRule="exact"/>
+              <w:ind w:firstLine="0"/>
             </w:pPr>
             <w:r/>
             <w:r>
               <w:rPr>
+                <w:rFonts w:ascii="Times New Roman" w:hAnsi="Times New Roman" w:cs="Times New Roman" w:eastAsia="宋体"/>
                 <w:b w:val="0"/>
                 <w:i w:val="0"/>
                 <w:sz w:val="21"/>
@@ -3796,15 +4229,17 @@
         </w:tc>
         <w:tc>
           <w:tcPr>
-            <w:tcW w:type="dxa" w:w="3135"/>
+            <w:tcW w:type="dxa" w:w="2771"/>
           </w:tcPr>
           <w:p>
             <w:pPr>
-              <w:spacing w:line="320" w:lineRule="exact"/>
+              <w:spacing w:line="300" w:lineRule="exact"/>
+              <w:ind w:firstLine="0"/>
             </w:pPr>
             <w:r/>
             <w:r>
               <w:rPr>
+                <w:rFonts w:ascii="Times New Roman" w:hAnsi="Times New Roman" w:cs="Times New Roman" w:eastAsia="宋体"/>
                 <w:b w:val="0"/>
                 <w:i w:val="0"/>
                 <w:sz w:val="21"/>
@@ -3815,15 +4250,17 @@
         </w:tc>
         <w:tc>
           <w:tcPr>
-            <w:tcW w:type="dxa" w:w="3135"/>
+            <w:tcW w:type="dxa" w:w="2771"/>
           </w:tcPr>
           <w:p>
             <w:pPr>
-              <w:spacing w:line="320" w:lineRule="exact"/>
+              <w:spacing w:line="300" w:lineRule="exact"/>
+              <w:ind w:firstLine="0"/>
             </w:pPr>
             <w:r/>
             <w:r>
               <w:rPr>
+                <w:rFonts w:ascii="Times New Roman" w:hAnsi="Times New Roman" w:cs="Times New Roman" w:eastAsia="宋体"/>
                 <w:b w:val="0"/>
                 <w:i w:val="0"/>
                 <w:sz w:val="21"/>
@@ -3836,15 +4273,17 @@
       <w:tr>
         <w:tc>
           <w:tcPr>
-            <w:tcW w:type="dxa" w:w="3135"/>
+            <w:tcW w:type="dxa" w:w="2771"/>
           </w:tcPr>
           <w:p>
             <w:pPr>
-              <w:spacing w:line="320" w:lineRule="exact"/>
+              <w:spacing w:line="300" w:lineRule="exact"/>
+              <w:ind w:firstLine="0"/>
             </w:pPr>
             <w:r/>
             <w:r>
               <w:rPr>
+                <w:rFonts w:ascii="Times New Roman" w:hAnsi="Times New Roman" w:cs="Times New Roman" w:eastAsia="宋体"/>
                 <w:b w:val="0"/>
                 <w:i w:val="0"/>
                 <w:sz w:val="21"/>
@@ -3855,15 +4294,17 @@
         </w:tc>
         <w:tc>
           <w:tcPr>
-            <w:tcW w:type="dxa" w:w="3135"/>
+            <w:tcW w:type="dxa" w:w="2771"/>
           </w:tcPr>
           <w:p>
             <w:pPr>
-              <w:spacing w:line="320" w:lineRule="exact"/>
+              <w:spacing w:line="300" w:lineRule="exact"/>
+              <w:ind w:firstLine="0"/>
             </w:pPr>
             <w:r/>
             <w:r>
               <w:rPr>
+                <w:rFonts w:ascii="Times New Roman" w:hAnsi="Times New Roman" w:cs="Times New Roman" w:eastAsia="宋体"/>
                 <w:b w:val="0"/>
                 <w:i w:val="0"/>
                 <w:sz w:val="21"/>
@@ -3874,15 +4315,17 @@
         </w:tc>
         <w:tc>
           <w:tcPr>
-            <w:tcW w:type="dxa" w:w="3135"/>
+            <w:tcW w:type="dxa" w:w="2771"/>
           </w:tcPr>
           <w:p>
             <w:pPr>
-              <w:spacing w:line="320" w:lineRule="exact"/>
+              <w:spacing w:line="300" w:lineRule="exact"/>
+              <w:ind w:firstLine="0"/>
             </w:pPr>
             <w:r/>
             <w:r>
               <w:rPr>
+                <w:rFonts w:ascii="Times New Roman" w:hAnsi="Times New Roman" w:cs="Times New Roman" w:eastAsia="宋体"/>
                 <w:b w:val="0"/>
                 <w:i w:val="0"/>
                 <w:sz w:val="21"/>
@@ -3895,15 +4338,17 @@
       <w:tr>
         <w:tc>
           <w:tcPr>
-            <w:tcW w:type="dxa" w:w="3135"/>
+            <w:tcW w:type="dxa" w:w="2771"/>
           </w:tcPr>
           <w:p>
             <w:pPr>
-              <w:spacing w:line="320" w:lineRule="exact"/>
+              <w:spacing w:line="300" w:lineRule="exact"/>
+              <w:ind w:firstLine="0"/>
             </w:pPr>
             <w:r/>
             <w:r>
               <w:rPr>
+                <w:rFonts w:ascii="Times New Roman" w:hAnsi="Times New Roman" w:cs="Times New Roman" w:eastAsia="宋体"/>
                 <w:b w:val="0"/>
                 <w:i w:val="0"/>
                 <w:sz w:val="21"/>
@@ -3914,15 +4359,17 @@
         </w:tc>
         <w:tc>
           <w:tcPr>
-            <w:tcW w:type="dxa" w:w="3135"/>
+            <w:tcW w:type="dxa" w:w="2771"/>
           </w:tcPr>
           <w:p>
             <w:pPr>
-              <w:spacing w:line="320" w:lineRule="exact"/>
+              <w:spacing w:line="300" w:lineRule="exact"/>
+              <w:ind w:firstLine="0"/>
             </w:pPr>
             <w:r/>
             <w:r>
               <w:rPr>
+                <w:rFonts w:ascii="Times New Roman" w:hAnsi="Times New Roman" w:cs="Times New Roman" w:eastAsia="宋体"/>
                 <w:b w:val="0"/>
                 <w:i w:val="0"/>
                 <w:sz w:val="21"/>
@@ -3933,15 +4380,17 @@
         </w:tc>
         <w:tc>
           <w:tcPr>
-            <w:tcW w:type="dxa" w:w="3135"/>
+            <w:tcW w:type="dxa" w:w="2771"/>
           </w:tcPr>
           <w:p>
             <w:pPr>
-              <w:spacing w:line="320" w:lineRule="exact"/>
+              <w:spacing w:line="300" w:lineRule="exact"/>
+              <w:ind w:firstLine="0"/>
             </w:pPr>
             <w:r/>
             <w:r>
               <w:rPr>
+                <w:rFonts w:ascii="Times New Roman" w:hAnsi="Times New Roman" w:cs="Times New Roman" w:eastAsia="宋体"/>
                 <w:b w:val="0"/>
                 <w:i w:val="0"/>
                 <w:sz w:val="21"/>
@@ -3954,15 +4403,17 @@
       <w:tr>
         <w:tc>
           <w:tcPr>
-            <w:tcW w:type="dxa" w:w="3135"/>
+            <w:tcW w:type="dxa" w:w="2771"/>
           </w:tcPr>
           <w:p>
             <w:pPr>
-              <w:spacing w:line="320" w:lineRule="exact"/>
+              <w:spacing w:line="300" w:lineRule="exact"/>
+              <w:ind w:firstLine="0"/>
             </w:pPr>
             <w:r/>
             <w:r>
               <w:rPr>
+                <w:rFonts w:ascii="Times New Roman" w:hAnsi="Times New Roman" w:cs="Times New Roman" w:eastAsia="宋体"/>
                 <w:b w:val="0"/>
                 <w:i w:val="0"/>
                 <w:sz w:val="21"/>
@@ -3973,15 +4424,17 @@
         </w:tc>
         <w:tc>
           <w:tcPr>
-            <w:tcW w:type="dxa" w:w="3135"/>
+            <w:tcW w:type="dxa" w:w="2771"/>
           </w:tcPr>
           <w:p>
             <w:pPr>
-              <w:spacing w:line="320" w:lineRule="exact"/>
+              <w:spacing w:line="300" w:lineRule="exact"/>
+              <w:ind w:firstLine="0"/>
             </w:pPr>
             <w:r/>
             <w:r>
               <w:rPr>
+                <w:rFonts w:ascii="Times New Roman" w:hAnsi="Times New Roman" w:cs="Times New Roman" w:eastAsia="宋体"/>
                 <w:b w:val="0"/>
                 <w:i w:val="0"/>
                 <w:sz w:val="21"/>
@@ -3992,15 +4445,17 @@
         </w:tc>
         <w:tc>
           <w:tcPr>
-            <w:tcW w:type="dxa" w:w="3135"/>
+            <w:tcW w:type="dxa" w:w="2771"/>
           </w:tcPr>
           <w:p>
             <w:pPr>
-              <w:spacing w:line="320" w:lineRule="exact"/>
+              <w:spacing w:line="300" w:lineRule="exact"/>
+              <w:ind w:firstLine="0"/>
             </w:pPr>
             <w:r/>
             <w:r>
               <w:rPr>
+                <w:rFonts w:ascii="Times New Roman" w:hAnsi="Times New Roman" w:cs="Times New Roman" w:eastAsia="宋体"/>
                 <w:b w:val="0"/>
                 <w:i w:val="0"/>
                 <w:sz w:val="21"/>
@@ -4013,15 +4468,17 @@
       <w:tr>
         <w:tc>
           <w:tcPr>
-            <w:tcW w:type="dxa" w:w="3135"/>
+            <w:tcW w:type="dxa" w:w="2771"/>
           </w:tcPr>
           <w:p>
             <w:pPr>
-              <w:spacing w:line="320" w:lineRule="exact"/>
+              <w:spacing w:line="300" w:lineRule="exact"/>
+              <w:ind w:firstLine="0"/>
             </w:pPr>
             <w:r/>
             <w:r>
               <w:rPr>
+                <w:rFonts w:ascii="Times New Roman" w:hAnsi="Times New Roman" w:cs="Times New Roman" w:eastAsia="宋体"/>
                 <w:b w:val="0"/>
                 <w:i w:val="0"/>
                 <w:sz w:val="21"/>
@@ -4032,15 +4489,17 @@
         </w:tc>
         <w:tc>
           <w:tcPr>
-            <w:tcW w:type="dxa" w:w="3135"/>
+            <w:tcW w:type="dxa" w:w="2771"/>
           </w:tcPr>
           <w:p>
             <w:pPr>
-              <w:spacing w:line="320" w:lineRule="exact"/>
+              <w:spacing w:line="300" w:lineRule="exact"/>
+              <w:ind w:firstLine="0"/>
             </w:pPr>
             <w:r/>
             <w:r>
               <w:rPr>
+                <w:rFonts w:ascii="Times New Roman" w:hAnsi="Times New Roman" w:cs="Times New Roman" w:eastAsia="宋体"/>
                 <w:b w:val="0"/>
                 <w:i w:val="0"/>
                 <w:sz w:val="21"/>
@@ -4051,15 +4510,17 @@
         </w:tc>
         <w:tc>
           <w:tcPr>
-            <w:tcW w:type="dxa" w:w="3135"/>
+            <w:tcW w:type="dxa" w:w="2771"/>
           </w:tcPr>
           <w:p>
             <w:pPr>
-              <w:spacing w:line="320" w:lineRule="exact"/>
+              <w:spacing w:line="300" w:lineRule="exact"/>
+              <w:ind w:firstLine="0"/>
             </w:pPr>
             <w:r/>
             <w:r>
               <w:rPr>
+                <w:rFonts w:ascii="Times New Roman" w:hAnsi="Times New Roman" w:cs="Times New Roman" w:eastAsia="宋体"/>
                 <w:b w:val="0"/>
                 <w:i w:val="0"/>
                 <w:sz w:val="21"/>
@@ -4070,13 +4531,18 @@
         </w:tc>
       </w:tr>
     </w:tbl>
-    <w:p/>
     <w:p>
       <w:pPr>
-        <w:ind w:firstLine="420"/>
+        <w:spacing w:line="160" w:lineRule="exact"/>
+      </w:pPr>
+    </w:p>
+    <w:p>
+      <w:pPr>
+        <w:ind w:firstLine="480"/>
       </w:pPr>
       <w:r>
         <w:rPr>
+          <w:rFonts w:ascii="Times New Roman" w:hAnsi="Times New Roman" w:cs="Times New Roman" w:eastAsia="宋体"/>
           <w:b w:val="0"/>
           <w:i w:val="0"/>
         </w:rPr>
@@ -4084,6 +4550,7 @@
       </w:r>
       <w:r>
         <w:rPr>
+          <w:rFonts w:ascii="Times New Roman" w:hAnsi="Times New Roman" w:cs="Times New Roman" w:eastAsia="宋体"/>
           <w:b/>
           <w:i w:val="0"/>
         </w:rPr>
@@ -4091,6 +4558,7 @@
       </w:r>
       <w:r>
         <w:rPr>
+          <w:rFonts w:ascii="Times New Roman" w:hAnsi="Times New Roman" w:cs="Times New Roman" w:eastAsia="宋体"/>
           <w:b w:val="0"/>
           <w:i w:val="0"/>
         </w:rPr>
@@ -4103,18 +4571,20 @@
       </w:pPr>
       <w:r>
         <w:rPr>
-          <w:b w:val="0"/>
+          <w:rFonts w:ascii="Times New Roman" w:hAnsi="Times New Roman" w:cs="Times New Roman" w:eastAsia="黑体"/>
+          <w:b/>
           <w:i w:val="0"/>
         </w:rPr>
-        <w:t>六、拓展（选做）</w:t>
+        <w:t>六、拓展</w:t>
       </w:r>
     </w:p>
     <w:p>
       <w:pPr>
-        <w:ind w:firstLine="420"/>
+        <w:ind w:firstLine="480"/>
       </w:pPr>
       <w:r>
         <w:rPr>
+          <w:rFonts w:ascii="Times New Roman" w:hAnsi="Times New Roman" w:cs="Times New Roman" w:eastAsia="宋体"/>
           <w:b/>
           <w:i w:val="0"/>
         </w:rPr>
@@ -4123,10 +4593,11 @@
     </w:p>
     <w:p>
       <w:pPr>
-        <w:ind w:firstLine="420"/>
+        <w:ind w:firstLine="480"/>
       </w:pPr>
       <w:r>
         <w:rPr>
+          <w:rFonts w:ascii="Times New Roman" w:hAnsi="Times New Roman" w:cs="Times New Roman" w:eastAsia="宋体"/>
           <w:b w:val="0"/>
           <w:i w:val="0"/>
         </w:rPr>
@@ -4135,10 +4606,11 @@
     </w:p>
     <w:p>
       <w:pPr>
-        <w:ind w:firstLine="420"/>
+        <w:ind w:firstLine="480"/>
       </w:pPr>
       <w:r>
         <w:rPr>
+          <w:rFonts w:ascii="Times New Roman" w:hAnsi="Times New Roman" w:cs="Times New Roman" w:eastAsia="宋体"/>
           <w:b/>
           <w:i w:val="0"/>
         </w:rPr>
@@ -4147,10 +4619,11 @@
     </w:p>
     <w:p>
       <w:pPr>
-        <w:ind w:firstLine="420"/>
+        <w:ind w:firstLine="480"/>
       </w:pPr>
       <w:r>
         <w:rPr>
+          <w:rFonts w:ascii="Times New Roman" w:hAnsi="Times New Roman" w:cs="Times New Roman" w:eastAsia="宋体"/>
           <w:b w:val="0"/>
           <w:i w:val="0"/>
         </w:rPr>
@@ -4163,7 +4636,8 @@
       </w:pPr>
       <w:r>
         <w:rPr>
-          <w:b w:val="0"/>
+          <w:rFonts w:ascii="Times New Roman" w:hAnsi="Times New Roman" w:cs="Times New Roman" w:eastAsia="黑体"/>
+          <w:b/>
           <w:i w:val="0"/>
         </w:rPr>
         <w:t>七、回到案例</w:t>
@@ -4171,10 +4645,11 @@
     </w:p>
     <w:p>
       <w:pPr>
-        <w:ind w:firstLine="420"/>
+        <w:ind w:firstLine="480"/>
       </w:pPr>
       <w:r>
         <w:rPr>
+          <w:rFonts w:ascii="Times New Roman" w:hAnsi="Times New Roman" w:cs="Times New Roman" w:eastAsia="宋体"/>
           <w:b/>
           <w:i w:val="0"/>
         </w:rPr>
@@ -4183,10 +4658,11 @@
     </w:p>
     <w:p>
       <w:pPr>
-        <w:ind w:firstLine="420"/>
+        <w:ind w:firstLine="480"/>
       </w:pPr>
       <w:r>
         <w:rPr>
+          <w:rFonts w:ascii="Times New Roman" w:hAnsi="Times New Roman" w:cs="Times New Roman" w:eastAsia="宋体"/>
           <w:b w:val="0"/>
           <w:i w:val="0"/>
         </w:rPr>
@@ -4201,24 +4677,26 @@
         <w:tblLook w:firstColumn="1" w:firstRow="1" w:lastColumn="0" w:lastRow="0" w:noHBand="0" w:noVBand="1" w:val="04A0"/>
       </w:tblPr>
       <w:tblGrid>
-        <w:gridCol w:w="2351"/>
-        <w:gridCol w:w="2351"/>
-        <w:gridCol w:w="2351"/>
-        <w:gridCol w:w="2351"/>
+        <w:gridCol w:w="2078"/>
+        <w:gridCol w:w="2078"/>
+        <w:gridCol w:w="2078"/>
+        <w:gridCol w:w="2078"/>
       </w:tblGrid>
       <w:tr>
         <w:tc>
           <w:tcPr>
-            <w:tcW w:type="dxa" w:w="2351"/>
-            <w:shd w:val="clear" w:color="auto" w:fill="D9E2F3"/>
+            <w:tcW w:type="dxa" w:w="2078"/>
+            <w:shd w:val="clear" w:color="auto" w:fill="EDEDED"/>
           </w:tcPr>
           <w:p>
             <w:pPr>
-              <w:spacing w:line="320" w:lineRule="exact"/>
+              <w:spacing w:line="300" w:lineRule="exact"/>
+              <w:ind w:firstLine="0"/>
             </w:pPr>
             <w:r/>
             <w:r>
               <w:rPr>
+                <w:rFonts w:ascii="Times New Roman" w:hAnsi="Times New Roman" w:cs="Times New Roman" w:eastAsia="宋体"/>
                 <w:b/>
                 <w:i w:val="0"/>
                 <w:sz w:val="21"/>
@@ -4229,16 +4707,18 @@
         </w:tc>
         <w:tc>
           <w:tcPr>
-            <w:tcW w:type="dxa" w:w="2351"/>
-            <w:shd w:val="clear" w:color="auto" w:fill="D9E2F3"/>
+            <w:tcW w:type="dxa" w:w="2078"/>
+            <w:shd w:val="clear" w:color="auto" w:fill="EDEDED"/>
           </w:tcPr>
           <w:p>
             <w:pPr>
-              <w:spacing w:line="320" w:lineRule="exact"/>
+              <w:spacing w:line="300" w:lineRule="exact"/>
+              <w:ind w:firstLine="0"/>
             </w:pPr>
             <w:r/>
             <w:r>
               <w:rPr>
+                <w:rFonts w:ascii="Times New Roman" w:hAnsi="Times New Roman" w:cs="Times New Roman" w:eastAsia="宋体"/>
                 <w:b/>
                 <w:i w:val="0"/>
                 <w:sz w:val="21"/>
@@ -4249,16 +4729,18 @@
         </w:tc>
         <w:tc>
           <w:tcPr>
-            <w:tcW w:type="dxa" w:w="2351"/>
-            <w:shd w:val="clear" w:color="auto" w:fill="D9E2F3"/>
+            <w:tcW w:type="dxa" w:w="2078"/>
+            <w:shd w:val="clear" w:color="auto" w:fill="EDEDED"/>
           </w:tcPr>
           <w:p>
             <w:pPr>
-              <w:spacing w:line="320" w:lineRule="exact"/>
+              <w:spacing w:line="300" w:lineRule="exact"/>
+              <w:ind w:firstLine="0"/>
             </w:pPr>
             <w:r/>
             <w:r>
               <w:rPr>
+                <w:rFonts w:ascii="Times New Roman" w:hAnsi="Times New Roman" w:cs="Times New Roman" w:eastAsia="宋体"/>
                 <w:b/>
                 <w:i w:val="0"/>
                 <w:sz w:val="21"/>
@@ -4269,16 +4751,18 @@
         </w:tc>
         <w:tc>
           <w:tcPr>
-            <w:tcW w:type="dxa" w:w="2351"/>
-            <w:shd w:val="clear" w:color="auto" w:fill="D9E2F3"/>
+            <w:tcW w:type="dxa" w:w="2078"/>
+            <w:shd w:val="clear" w:color="auto" w:fill="EDEDED"/>
           </w:tcPr>
           <w:p>
             <w:pPr>
-              <w:spacing w:line="320" w:lineRule="exact"/>
+              <w:spacing w:line="300" w:lineRule="exact"/>
+              <w:ind w:firstLine="0"/>
             </w:pPr>
             <w:r/>
             <w:r>
               <w:rPr>
+                <w:rFonts w:ascii="Times New Roman" w:hAnsi="Times New Roman" w:cs="Times New Roman" w:eastAsia="宋体"/>
                 <w:b/>
                 <w:i w:val="0"/>
                 <w:sz w:val="21"/>
@@ -4291,15 +4775,17 @@
       <w:tr>
         <w:tc>
           <w:tcPr>
-            <w:tcW w:type="dxa" w:w="2351"/>
+            <w:tcW w:type="dxa" w:w="2078"/>
           </w:tcPr>
           <w:p>
             <w:pPr>
-              <w:spacing w:line="320" w:lineRule="exact"/>
+              <w:spacing w:line="300" w:lineRule="exact"/>
+              <w:ind w:firstLine="0"/>
             </w:pPr>
             <w:r/>
             <w:r>
               <w:rPr>
+                <w:rFonts w:ascii="Times New Roman" w:hAnsi="Times New Roman" w:cs="Times New Roman" w:eastAsia="宋体"/>
                 <w:b w:val="0"/>
                 <w:i w:val="0"/>
                 <w:sz w:val="21"/>
@@ -4310,15 +4796,17 @@
         </w:tc>
         <w:tc>
           <w:tcPr>
-            <w:tcW w:type="dxa" w:w="2351"/>
+            <w:tcW w:type="dxa" w:w="2078"/>
           </w:tcPr>
           <w:p>
             <w:pPr>
-              <w:spacing w:line="320" w:lineRule="exact"/>
+              <w:spacing w:line="300" w:lineRule="exact"/>
+              <w:ind w:firstLine="0"/>
             </w:pPr>
             <w:r/>
             <w:r>
               <w:rPr>
+                <w:rFonts w:ascii="Times New Roman" w:hAnsi="Times New Roman" w:cs="Times New Roman" w:eastAsia="宋体"/>
                 <w:b w:val="0"/>
                 <w:i w:val="0"/>
                 <w:sz w:val="21"/>
@@ -4329,15 +4817,17 @@
         </w:tc>
         <w:tc>
           <w:tcPr>
-            <w:tcW w:type="dxa" w:w="2351"/>
+            <w:tcW w:type="dxa" w:w="2078"/>
           </w:tcPr>
           <w:p>
             <w:pPr>
-              <w:spacing w:line="320" w:lineRule="exact"/>
+              <w:spacing w:line="300" w:lineRule="exact"/>
+              <w:ind w:firstLine="0"/>
             </w:pPr>
             <w:r/>
             <w:r>
               <w:rPr>
+                <w:rFonts w:ascii="Times New Roman" w:hAnsi="Times New Roman" w:cs="Times New Roman" w:eastAsia="宋体"/>
                 <w:b w:val="0"/>
                 <w:i w:val="0"/>
                 <w:sz w:val="21"/>
@@ -4348,15 +4838,17 @@
         </w:tc>
         <w:tc>
           <w:tcPr>
-            <w:tcW w:type="dxa" w:w="2351"/>
+            <w:tcW w:type="dxa" w:w="2078"/>
           </w:tcPr>
           <w:p>
             <w:pPr>
-              <w:spacing w:line="320" w:lineRule="exact"/>
+              <w:spacing w:line="300" w:lineRule="exact"/>
+              <w:ind w:firstLine="0"/>
             </w:pPr>
             <w:r/>
             <w:r>
               <w:rPr>
+                <w:rFonts w:ascii="Times New Roman" w:hAnsi="Times New Roman" w:cs="Times New Roman" w:eastAsia="宋体"/>
                 <w:b w:val="0"/>
                 <w:i w:val="0"/>
                 <w:sz w:val="21"/>
@@ -4369,15 +4861,17 @@
       <w:tr>
         <w:tc>
           <w:tcPr>
-            <w:tcW w:type="dxa" w:w="2351"/>
+            <w:tcW w:type="dxa" w:w="2078"/>
           </w:tcPr>
           <w:p>
             <w:pPr>
-              <w:spacing w:line="320" w:lineRule="exact"/>
+              <w:spacing w:line="300" w:lineRule="exact"/>
+              <w:ind w:firstLine="0"/>
             </w:pPr>
             <w:r/>
             <w:r>
               <w:rPr>
+                <w:rFonts w:ascii="Times New Roman" w:hAnsi="Times New Roman" w:cs="Times New Roman" w:eastAsia="宋体"/>
                 <w:b w:val="0"/>
                 <w:i w:val="0"/>
                 <w:sz w:val="21"/>
@@ -4388,15 +4882,17 @@
         </w:tc>
         <w:tc>
           <w:tcPr>
-            <w:tcW w:type="dxa" w:w="2351"/>
+            <w:tcW w:type="dxa" w:w="2078"/>
           </w:tcPr>
           <w:p>
             <w:pPr>
-              <w:spacing w:line="320" w:lineRule="exact"/>
+              <w:spacing w:line="300" w:lineRule="exact"/>
+              <w:ind w:firstLine="0"/>
             </w:pPr>
             <w:r/>
             <w:r>
               <w:rPr>
+                <w:rFonts w:ascii="Times New Roman" w:hAnsi="Times New Roman" w:cs="Times New Roman" w:eastAsia="宋体"/>
                 <w:b w:val="0"/>
                 <w:i w:val="0"/>
                 <w:sz w:val="21"/>
@@ -4407,15 +4903,17 @@
         </w:tc>
         <w:tc>
           <w:tcPr>
-            <w:tcW w:type="dxa" w:w="2351"/>
+            <w:tcW w:type="dxa" w:w="2078"/>
           </w:tcPr>
           <w:p>
             <w:pPr>
-              <w:spacing w:line="320" w:lineRule="exact"/>
+              <w:spacing w:line="300" w:lineRule="exact"/>
+              <w:ind w:firstLine="0"/>
             </w:pPr>
             <w:r/>
             <w:r>
               <w:rPr>
+                <w:rFonts w:ascii="Times New Roman" w:hAnsi="Times New Roman" w:cs="Times New Roman" w:eastAsia="宋体"/>
                 <w:b w:val="0"/>
                 <w:i w:val="0"/>
                 <w:sz w:val="21"/>
@@ -4426,15 +4924,17 @@
         </w:tc>
         <w:tc>
           <w:tcPr>
-            <w:tcW w:type="dxa" w:w="2351"/>
+            <w:tcW w:type="dxa" w:w="2078"/>
           </w:tcPr>
           <w:p>
             <w:pPr>
-              <w:spacing w:line="320" w:lineRule="exact"/>
+              <w:spacing w:line="300" w:lineRule="exact"/>
+              <w:ind w:firstLine="0"/>
             </w:pPr>
             <w:r/>
             <w:r>
               <w:rPr>
+                <w:rFonts w:ascii="Times New Roman" w:hAnsi="Times New Roman" w:cs="Times New Roman" w:eastAsia="宋体"/>
                 <w:b w:val="0"/>
                 <w:i w:val="0"/>
                 <w:sz w:val="21"/>
@@ -4447,15 +4947,17 @@
       <w:tr>
         <w:tc>
           <w:tcPr>
-            <w:tcW w:type="dxa" w:w="2351"/>
+            <w:tcW w:type="dxa" w:w="2078"/>
           </w:tcPr>
           <w:p>
             <w:pPr>
-              <w:spacing w:line="320" w:lineRule="exact"/>
+              <w:spacing w:line="300" w:lineRule="exact"/>
+              <w:ind w:firstLine="0"/>
             </w:pPr>
             <w:r/>
             <w:r>
               <w:rPr>
+                <w:rFonts w:ascii="Times New Roman" w:hAnsi="Times New Roman" w:cs="Times New Roman" w:eastAsia="宋体"/>
                 <w:b w:val="0"/>
                 <w:i w:val="0"/>
                 <w:sz w:val="21"/>
@@ -4466,15 +4968,17 @@
         </w:tc>
         <w:tc>
           <w:tcPr>
-            <w:tcW w:type="dxa" w:w="2351"/>
+            <w:tcW w:type="dxa" w:w="2078"/>
           </w:tcPr>
           <w:p>
             <w:pPr>
-              <w:spacing w:line="320" w:lineRule="exact"/>
+              <w:spacing w:line="300" w:lineRule="exact"/>
+              <w:ind w:firstLine="0"/>
             </w:pPr>
             <w:r/>
             <w:r>
               <w:rPr>
+                <w:rFonts w:ascii="Times New Roman" w:hAnsi="Times New Roman" w:cs="Times New Roman" w:eastAsia="宋体"/>
                 <w:b w:val="0"/>
                 <w:i w:val="0"/>
                 <w:sz w:val="21"/>
@@ -4485,15 +4989,17 @@
         </w:tc>
         <w:tc>
           <w:tcPr>
-            <w:tcW w:type="dxa" w:w="2351"/>
+            <w:tcW w:type="dxa" w:w="2078"/>
           </w:tcPr>
           <w:p>
             <w:pPr>
-              <w:spacing w:line="320" w:lineRule="exact"/>
+              <w:spacing w:line="300" w:lineRule="exact"/>
+              <w:ind w:firstLine="0"/>
             </w:pPr>
             <w:r/>
             <w:r>
               <w:rPr>
+                <w:rFonts w:ascii="Times New Roman" w:hAnsi="Times New Roman" w:cs="Times New Roman" w:eastAsia="宋体"/>
                 <w:b w:val="0"/>
                 <w:i w:val="0"/>
                 <w:sz w:val="21"/>
@@ -4504,15 +5010,17 @@
         </w:tc>
         <w:tc>
           <w:tcPr>
-            <w:tcW w:type="dxa" w:w="2351"/>
+            <w:tcW w:type="dxa" w:w="2078"/>
           </w:tcPr>
           <w:p>
             <w:pPr>
-              <w:spacing w:line="320" w:lineRule="exact"/>
+              <w:spacing w:line="300" w:lineRule="exact"/>
+              <w:ind w:firstLine="0"/>
             </w:pPr>
             <w:r/>
             <w:r>
               <w:rPr>
+                <w:rFonts w:ascii="Times New Roman" w:hAnsi="Times New Roman" w:cs="Times New Roman" w:eastAsia="宋体"/>
                 <w:b w:val="0"/>
                 <w:i w:val="0"/>
                 <w:sz w:val="21"/>
@@ -4525,15 +5033,17 @@
       <w:tr>
         <w:tc>
           <w:tcPr>
-            <w:tcW w:type="dxa" w:w="2351"/>
+            <w:tcW w:type="dxa" w:w="2078"/>
           </w:tcPr>
           <w:p>
             <w:pPr>
-              <w:spacing w:line="320" w:lineRule="exact"/>
+              <w:spacing w:line="300" w:lineRule="exact"/>
+              <w:ind w:firstLine="0"/>
             </w:pPr>
             <w:r/>
             <w:r>
               <w:rPr>
+                <w:rFonts w:ascii="Times New Roman" w:hAnsi="Times New Roman" w:cs="Times New Roman" w:eastAsia="宋体"/>
                 <w:b w:val="0"/>
                 <w:i w:val="0"/>
                 <w:sz w:val="21"/>
@@ -4544,15 +5054,17 @@
         </w:tc>
         <w:tc>
           <w:tcPr>
-            <w:tcW w:type="dxa" w:w="2351"/>
+            <w:tcW w:type="dxa" w:w="2078"/>
           </w:tcPr>
           <w:p>
             <w:pPr>
-              <w:spacing w:line="320" w:lineRule="exact"/>
+              <w:spacing w:line="300" w:lineRule="exact"/>
+              <w:ind w:firstLine="0"/>
             </w:pPr>
             <w:r/>
             <w:r>
               <w:rPr>
+                <w:rFonts w:ascii="Times New Roman" w:hAnsi="Times New Roman" w:cs="Times New Roman" w:eastAsia="宋体"/>
                 <w:b w:val="0"/>
                 <w:i w:val="0"/>
                 <w:sz w:val="21"/>
@@ -4563,15 +5075,17 @@
         </w:tc>
         <w:tc>
           <w:tcPr>
-            <w:tcW w:type="dxa" w:w="2351"/>
+            <w:tcW w:type="dxa" w:w="2078"/>
           </w:tcPr>
           <w:p>
             <w:pPr>
-              <w:spacing w:line="320" w:lineRule="exact"/>
+              <w:spacing w:line="300" w:lineRule="exact"/>
+              <w:ind w:firstLine="0"/>
             </w:pPr>
             <w:r/>
             <w:r>
               <w:rPr>
+                <w:rFonts w:ascii="Times New Roman" w:hAnsi="Times New Roman" w:cs="Times New Roman" w:eastAsia="宋体"/>
                 <w:b w:val="0"/>
                 <w:i w:val="0"/>
                 <w:sz w:val="21"/>
@@ -4582,15 +5096,17 @@
         </w:tc>
         <w:tc>
           <w:tcPr>
-            <w:tcW w:type="dxa" w:w="2351"/>
+            <w:tcW w:type="dxa" w:w="2078"/>
           </w:tcPr>
           <w:p>
             <w:pPr>
-              <w:spacing w:line="320" w:lineRule="exact"/>
+              <w:spacing w:line="300" w:lineRule="exact"/>
+              <w:ind w:firstLine="0"/>
             </w:pPr>
             <w:r/>
             <w:r>
               <w:rPr>
+                <w:rFonts w:ascii="Times New Roman" w:hAnsi="Times New Roman" w:cs="Times New Roman" w:eastAsia="宋体"/>
                 <w:b w:val="0"/>
                 <w:i w:val="0"/>
                 <w:sz w:val="21"/>
@@ -4601,13 +5117,18 @@
         </w:tc>
       </w:tr>
     </w:tbl>
-    <w:p/>
     <w:p>
       <w:pPr>
-        <w:ind w:firstLine="420"/>
+        <w:spacing w:line="160" w:lineRule="exact"/>
+      </w:pPr>
+    </w:p>
+    <w:p>
+      <w:pPr>
+        <w:ind w:firstLine="480"/>
       </w:pPr>
       <w:r>
         <w:rPr>
+          <w:rFonts w:ascii="Times New Roman" w:hAnsi="Times New Roman" w:cs="Times New Roman" w:eastAsia="宋体"/>
           <w:b w:val="0"/>
           <w:i w:val="0"/>
         </w:rPr>
@@ -4616,10 +5137,11 @@
     </w:p>
     <w:p>
       <w:pPr>
-        <w:ind w:firstLine="420"/>
+        <w:ind w:firstLine="480"/>
       </w:pPr>
       <w:r>
         <w:rPr>
+          <w:rFonts w:ascii="Times New Roman" w:hAnsi="Times New Roman" w:cs="Times New Roman" w:eastAsia="宋体"/>
           <w:b/>
           <w:i w:val="0"/>
         </w:rPr>
@@ -4628,10 +5150,11 @@
     </w:p>
     <w:p>
       <w:pPr>
-        <w:ind w:firstLine="420"/>
+        <w:ind w:firstLine="480"/>
       </w:pPr>
       <w:r>
         <w:rPr>
+          <w:rFonts w:ascii="Times New Roman" w:hAnsi="Times New Roman" w:cs="Times New Roman" w:eastAsia="宋体"/>
           <w:b w:val="0"/>
           <w:i w:val="0"/>
         </w:rPr>
@@ -4646,24 +5169,26 @@
         <w:tblLook w:firstColumn="1" w:firstRow="1" w:lastColumn="0" w:lastRow="0" w:noHBand="0" w:noVBand="1" w:val="04A0"/>
       </w:tblPr>
       <w:tblGrid>
-        <w:gridCol w:w="2351"/>
-        <w:gridCol w:w="2351"/>
-        <w:gridCol w:w="2351"/>
-        <w:gridCol w:w="2351"/>
+        <w:gridCol w:w="2078"/>
+        <w:gridCol w:w="2078"/>
+        <w:gridCol w:w="2078"/>
+        <w:gridCol w:w="2078"/>
       </w:tblGrid>
       <w:tr>
         <w:tc>
           <w:tcPr>
-            <w:tcW w:type="dxa" w:w="2351"/>
-            <w:shd w:val="clear" w:color="auto" w:fill="D9E2F3"/>
+            <w:tcW w:type="dxa" w:w="2078"/>
+            <w:shd w:val="clear" w:color="auto" w:fill="EDEDED"/>
           </w:tcPr>
           <w:p>
             <w:pPr>
-              <w:spacing w:line="320" w:lineRule="exact"/>
+              <w:spacing w:line="300" w:lineRule="exact"/>
+              <w:ind w:firstLine="0"/>
             </w:pPr>
             <w:r/>
             <w:r>
               <w:rPr>
+                <w:rFonts w:ascii="Times New Roman" w:hAnsi="Times New Roman" w:cs="Times New Roman" w:eastAsia="宋体"/>
                 <w:b/>
                 <w:i w:val="0"/>
                 <w:sz w:val="21"/>
@@ -4674,16 +5199,18 @@
         </w:tc>
         <w:tc>
           <w:tcPr>
-            <w:tcW w:type="dxa" w:w="2351"/>
-            <w:shd w:val="clear" w:color="auto" w:fill="D9E2F3"/>
+            <w:tcW w:type="dxa" w:w="2078"/>
+            <w:shd w:val="clear" w:color="auto" w:fill="EDEDED"/>
           </w:tcPr>
           <w:p>
             <w:pPr>
-              <w:spacing w:line="320" w:lineRule="exact"/>
+              <w:spacing w:line="300" w:lineRule="exact"/>
+              <w:ind w:firstLine="0"/>
             </w:pPr>
             <w:r/>
             <w:r>
               <w:rPr>
+                <w:rFonts w:ascii="Times New Roman" w:hAnsi="Times New Roman" w:cs="Times New Roman" w:eastAsia="宋体"/>
                 <w:b/>
                 <w:i w:val="0"/>
                 <w:sz w:val="21"/>
@@ -4694,16 +5221,18 @@
         </w:tc>
         <w:tc>
           <w:tcPr>
-            <w:tcW w:type="dxa" w:w="2351"/>
-            <w:shd w:val="clear" w:color="auto" w:fill="D9E2F3"/>
+            <w:tcW w:type="dxa" w:w="2078"/>
+            <w:shd w:val="clear" w:color="auto" w:fill="EDEDED"/>
           </w:tcPr>
           <w:p>
             <w:pPr>
-              <w:spacing w:line="320" w:lineRule="exact"/>
+              <w:spacing w:line="300" w:lineRule="exact"/>
+              <w:ind w:firstLine="0"/>
             </w:pPr>
             <w:r/>
             <w:r>
               <w:rPr>
+                <w:rFonts w:ascii="Times New Roman" w:hAnsi="Times New Roman" w:cs="Times New Roman" w:eastAsia="宋体"/>
                 <w:b/>
                 <w:i w:val="0"/>
                 <w:sz w:val="21"/>
@@ -4714,16 +5243,18 @@
         </w:tc>
         <w:tc>
           <w:tcPr>
-            <w:tcW w:type="dxa" w:w="2351"/>
-            <w:shd w:val="clear" w:color="auto" w:fill="D9E2F3"/>
+            <w:tcW w:type="dxa" w:w="2078"/>
+            <w:shd w:val="clear" w:color="auto" w:fill="EDEDED"/>
           </w:tcPr>
           <w:p>
             <w:pPr>
-              <w:spacing w:line="320" w:lineRule="exact"/>
+              <w:spacing w:line="300" w:lineRule="exact"/>
+              <w:ind w:firstLine="0"/>
             </w:pPr>
             <w:r/>
             <w:r>
               <w:rPr>
+                <w:rFonts w:ascii="Times New Roman" w:hAnsi="Times New Roman" w:cs="Times New Roman" w:eastAsia="宋体"/>
                 <w:b/>
                 <w:i w:val="0"/>
                 <w:sz w:val="21"/>
@@ -4736,15 +5267,17 @@
       <w:tr>
         <w:tc>
           <w:tcPr>
-            <w:tcW w:type="dxa" w:w="2351"/>
+            <w:tcW w:type="dxa" w:w="2078"/>
           </w:tcPr>
           <w:p>
             <w:pPr>
-              <w:spacing w:line="320" w:lineRule="exact"/>
+              <w:spacing w:line="300" w:lineRule="exact"/>
+              <w:ind w:firstLine="0"/>
             </w:pPr>
             <w:r/>
             <w:r>
               <w:rPr>
+                <w:rFonts w:ascii="Times New Roman" w:hAnsi="Times New Roman" w:cs="Times New Roman" w:eastAsia="宋体"/>
                 <w:b w:val="0"/>
                 <w:i w:val="0"/>
                 <w:sz w:val="21"/>
@@ -4755,15 +5288,17 @@
         </w:tc>
         <w:tc>
           <w:tcPr>
-            <w:tcW w:type="dxa" w:w="2351"/>
+            <w:tcW w:type="dxa" w:w="2078"/>
           </w:tcPr>
           <w:p>
             <w:pPr>
-              <w:spacing w:line="320" w:lineRule="exact"/>
+              <w:spacing w:line="300" w:lineRule="exact"/>
+              <w:ind w:firstLine="0"/>
             </w:pPr>
             <w:r/>
             <w:r>
               <w:rPr>
+                <w:rFonts w:ascii="Times New Roman" w:hAnsi="Times New Roman" w:cs="Times New Roman" w:eastAsia="宋体"/>
                 <w:b w:val="0"/>
                 <w:i w:val="0"/>
                 <w:sz w:val="21"/>
@@ -4774,15 +5309,17 @@
         </w:tc>
         <w:tc>
           <w:tcPr>
-            <w:tcW w:type="dxa" w:w="2351"/>
+            <w:tcW w:type="dxa" w:w="2078"/>
           </w:tcPr>
           <w:p>
             <w:pPr>
-              <w:spacing w:line="320" w:lineRule="exact"/>
+              <w:spacing w:line="300" w:lineRule="exact"/>
+              <w:ind w:firstLine="0"/>
             </w:pPr>
             <w:r/>
             <w:r>
               <w:rPr>
+                <w:rFonts w:ascii="Times New Roman" w:hAnsi="Times New Roman" w:cs="Times New Roman" w:eastAsia="宋体"/>
                 <w:b w:val="0"/>
                 <w:i w:val="0"/>
                 <w:sz w:val="21"/>
@@ -4793,15 +5330,17 @@
         </w:tc>
         <w:tc>
           <w:tcPr>
-            <w:tcW w:type="dxa" w:w="2351"/>
+            <w:tcW w:type="dxa" w:w="2078"/>
           </w:tcPr>
           <w:p>
             <w:pPr>
-              <w:spacing w:line="320" w:lineRule="exact"/>
+              <w:spacing w:line="300" w:lineRule="exact"/>
+              <w:ind w:firstLine="0"/>
             </w:pPr>
             <w:r/>
             <w:r>
               <w:rPr>
+                <w:rFonts w:ascii="Times New Roman" w:hAnsi="Times New Roman" w:cs="Times New Roman" w:eastAsia="宋体"/>
                 <w:b w:val="0"/>
                 <w:i w:val="0"/>
                 <w:sz w:val="21"/>
@@ -4814,15 +5353,17 @@
       <w:tr>
         <w:tc>
           <w:tcPr>
-            <w:tcW w:type="dxa" w:w="2351"/>
+            <w:tcW w:type="dxa" w:w="2078"/>
           </w:tcPr>
           <w:p>
             <w:pPr>
-              <w:spacing w:line="320" w:lineRule="exact"/>
+              <w:spacing w:line="300" w:lineRule="exact"/>
+              <w:ind w:firstLine="0"/>
             </w:pPr>
             <w:r/>
             <w:r>
               <w:rPr>
+                <w:rFonts w:ascii="Times New Roman" w:hAnsi="Times New Roman" w:cs="Times New Roman" w:eastAsia="宋体"/>
                 <w:b w:val="0"/>
                 <w:i w:val="0"/>
                 <w:sz w:val="21"/>
@@ -4833,15 +5374,17 @@
         </w:tc>
         <w:tc>
           <w:tcPr>
-            <w:tcW w:type="dxa" w:w="2351"/>
+            <w:tcW w:type="dxa" w:w="2078"/>
           </w:tcPr>
           <w:p>
             <w:pPr>
-              <w:spacing w:line="320" w:lineRule="exact"/>
+              <w:spacing w:line="300" w:lineRule="exact"/>
+              <w:ind w:firstLine="0"/>
             </w:pPr>
             <w:r/>
             <w:r>
               <w:rPr>
+                <w:rFonts w:ascii="Times New Roman" w:hAnsi="Times New Roman" w:cs="Times New Roman" w:eastAsia="宋体"/>
                 <w:b w:val="0"/>
                 <w:i w:val="0"/>
                 <w:sz w:val="21"/>
@@ -4852,15 +5395,17 @@
         </w:tc>
         <w:tc>
           <w:tcPr>
-            <w:tcW w:type="dxa" w:w="2351"/>
+            <w:tcW w:type="dxa" w:w="2078"/>
           </w:tcPr>
           <w:p>
             <w:pPr>
-              <w:spacing w:line="320" w:lineRule="exact"/>
+              <w:spacing w:line="300" w:lineRule="exact"/>
+              <w:ind w:firstLine="0"/>
             </w:pPr>
             <w:r/>
             <w:r>
               <w:rPr>
+                <w:rFonts w:ascii="Times New Roman" w:hAnsi="Times New Roman" w:cs="Times New Roman" w:eastAsia="宋体"/>
                 <w:b w:val="0"/>
                 <w:i w:val="0"/>
                 <w:sz w:val="21"/>
@@ -4871,15 +5416,17 @@
         </w:tc>
         <w:tc>
           <w:tcPr>
-            <w:tcW w:type="dxa" w:w="2351"/>
+            <w:tcW w:type="dxa" w:w="2078"/>
           </w:tcPr>
           <w:p>
             <w:pPr>
-              <w:spacing w:line="320" w:lineRule="exact"/>
+              <w:spacing w:line="300" w:lineRule="exact"/>
+              <w:ind w:firstLine="0"/>
             </w:pPr>
             <w:r/>
             <w:r>
               <w:rPr>
+                <w:rFonts w:ascii="Times New Roman" w:hAnsi="Times New Roman" w:cs="Times New Roman" w:eastAsia="宋体"/>
                 <w:b w:val="0"/>
                 <w:i w:val="0"/>
                 <w:sz w:val="21"/>
@@ -4892,15 +5439,17 @@
       <w:tr>
         <w:tc>
           <w:tcPr>
-            <w:tcW w:type="dxa" w:w="2351"/>
+            <w:tcW w:type="dxa" w:w="2078"/>
           </w:tcPr>
           <w:p>
             <w:pPr>
-              <w:spacing w:line="320" w:lineRule="exact"/>
+              <w:spacing w:line="300" w:lineRule="exact"/>
+              <w:ind w:firstLine="0"/>
             </w:pPr>
             <w:r/>
             <w:r>
               <w:rPr>
+                <w:rFonts w:ascii="Times New Roman" w:hAnsi="Times New Roman" w:cs="Times New Roman" w:eastAsia="宋体"/>
                 <w:b w:val="0"/>
                 <w:i w:val="0"/>
                 <w:sz w:val="21"/>
@@ -4911,15 +5460,17 @@
         </w:tc>
         <w:tc>
           <w:tcPr>
-            <w:tcW w:type="dxa" w:w="2351"/>
+            <w:tcW w:type="dxa" w:w="2078"/>
           </w:tcPr>
           <w:p>
             <w:pPr>
-              <w:spacing w:line="320" w:lineRule="exact"/>
+              <w:spacing w:line="300" w:lineRule="exact"/>
+              <w:ind w:firstLine="0"/>
             </w:pPr>
             <w:r/>
             <w:r>
               <w:rPr>
+                <w:rFonts w:ascii="Times New Roman" w:hAnsi="Times New Roman" w:cs="Times New Roman" w:eastAsia="宋体"/>
                 <w:b w:val="0"/>
                 <w:i w:val="0"/>
                 <w:sz w:val="21"/>
@@ -4930,34 +5481,38 @@
         </w:tc>
         <w:tc>
           <w:tcPr>
-            <w:tcW w:type="dxa" w:w="2351"/>
+            <w:tcW w:type="dxa" w:w="2078"/>
           </w:tcPr>
           <w:p>
             <w:pPr>
-              <w:spacing w:line="320" w:lineRule="exact"/>
+              <w:spacing w:line="300" w:lineRule="exact"/>
+              <w:ind w:firstLine="0"/>
             </w:pPr>
             <w:r/>
             <w:r>
               <w:rPr>
+                <w:rFonts w:ascii="Times New Roman" w:hAnsi="Times New Roman" w:cs="Times New Roman" w:eastAsia="宋体"/>
                 <w:b w:val="0"/>
                 <w:i w:val="0"/>
                 <w:sz w:val="21"/>
               </w:rPr>
-              <w:t>属于电子发票，报销以电子发票为凭证</w:t>
+              <w:t>属于电子票据，核对要点与发票相同</w:t>
             </w:r>
           </w:p>
         </w:tc>
         <w:tc>
           <w:tcPr>
-            <w:tcW w:type="dxa" w:w="2351"/>
+            <w:tcW w:type="dxa" w:w="2078"/>
           </w:tcPr>
           <w:p>
             <w:pPr>
-              <w:spacing w:line="320" w:lineRule="exact"/>
+              <w:spacing w:line="300" w:lineRule="exact"/>
+              <w:ind w:firstLine="0"/>
             </w:pPr>
             <w:r/>
             <w:r>
               <w:rPr>
+                <w:rFonts w:ascii="Times New Roman" w:hAnsi="Times New Roman" w:cs="Times New Roman" w:eastAsia="宋体"/>
                 <w:b w:val="0"/>
                 <w:i w:val="0"/>
                 <w:sz w:val="21"/>
@@ -4970,15 +5525,17 @@
       <w:tr>
         <w:tc>
           <w:tcPr>
-            <w:tcW w:type="dxa" w:w="2351"/>
+            <w:tcW w:type="dxa" w:w="2078"/>
           </w:tcPr>
           <w:p>
             <w:pPr>
-              <w:spacing w:line="320" w:lineRule="exact"/>
+              <w:spacing w:line="300" w:lineRule="exact"/>
+              <w:ind w:firstLine="0"/>
             </w:pPr>
             <w:r/>
             <w:r>
               <w:rPr>
+                <w:rFonts w:ascii="Times New Roman" w:hAnsi="Times New Roman" w:cs="Times New Roman" w:eastAsia="宋体"/>
                 <w:b w:val="0"/>
                 <w:i w:val="0"/>
                 <w:sz w:val="21"/>
@@ -4989,15 +5546,17 @@
         </w:tc>
         <w:tc>
           <w:tcPr>
-            <w:tcW w:type="dxa" w:w="2351"/>
+            <w:tcW w:type="dxa" w:w="2078"/>
           </w:tcPr>
           <w:p>
             <w:pPr>
-              <w:spacing w:line="320" w:lineRule="exact"/>
+              <w:spacing w:line="300" w:lineRule="exact"/>
+              <w:ind w:firstLine="0"/>
             </w:pPr>
             <w:r/>
             <w:r>
               <w:rPr>
+                <w:rFonts w:ascii="Times New Roman" w:hAnsi="Times New Roman" w:cs="Times New Roman" w:eastAsia="宋体"/>
                 <w:b w:val="0"/>
                 <w:i w:val="0"/>
                 <w:sz w:val="21"/>
@@ -5008,15 +5567,17 @@
         </w:tc>
         <w:tc>
           <w:tcPr>
-            <w:tcW w:type="dxa" w:w="2351"/>
+            <w:tcW w:type="dxa" w:w="2078"/>
           </w:tcPr>
           <w:p>
             <w:pPr>
-              <w:spacing w:line="320" w:lineRule="exact"/>
+              <w:spacing w:line="300" w:lineRule="exact"/>
+              <w:ind w:firstLine="0"/>
             </w:pPr>
             <w:r/>
             <w:r>
               <w:rPr>
+                <w:rFonts w:ascii="Times New Roman" w:hAnsi="Times New Roman" w:cs="Times New Roman" w:eastAsia="宋体"/>
                 <w:b w:val="0"/>
                 <w:i w:val="0"/>
                 <w:sz w:val="21"/>
@@ -5027,15 +5588,17 @@
         </w:tc>
         <w:tc>
           <w:tcPr>
-            <w:tcW w:type="dxa" w:w="2351"/>
+            <w:tcW w:type="dxa" w:w="2078"/>
           </w:tcPr>
           <w:p>
             <w:pPr>
-              <w:spacing w:line="320" w:lineRule="exact"/>
+              <w:spacing w:line="300" w:lineRule="exact"/>
+              <w:ind w:firstLine="0"/>
             </w:pPr>
             <w:r/>
             <w:r>
               <w:rPr>
+                <w:rFonts w:ascii="Times New Roman" w:hAnsi="Times New Roman" w:cs="Times New Roman" w:eastAsia="宋体"/>
                 <w:b w:val="0"/>
                 <w:i w:val="0"/>
                 <w:sz w:val="21"/>
@@ -5046,13 +5609,18 @@
         </w:tc>
       </w:tr>
     </w:tbl>
-    <w:p/>
     <w:p>
       <w:pPr>
-        <w:ind w:firstLine="420"/>
+        <w:spacing w:line="160" w:lineRule="exact"/>
+      </w:pPr>
+    </w:p>
+    <w:p>
+      <w:pPr>
+        <w:ind w:firstLine="480"/>
       </w:pPr>
       <w:r>
         <w:rPr>
+          <w:rFonts w:ascii="Times New Roman" w:hAnsi="Times New Roman" w:cs="Times New Roman" w:eastAsia="宋体"/>
           <w:b w:val="0"/>
           <w:i w:val="0"/>
         </w:rPr>
@@ -5061,10 +5629,11 @@
     </w:p>
     <w:p>
       <w:pPr>
-        <w:ind w:firstLine="420"/>
+        <w:ind w:firstLine="480"/>
       </w:pPr>
       <w:r>
         <w:rPr>
+          <w:rFonts w:ascii="Times New Roman" w:hAnsi="Times New Roman" w:cs="Times New Roman" w:eastAsia="宋体"/>
           <w:b w:val="0"/>
           <w:i w:val="0"/>
         </w:rPr>
@@ -5072,6 +5641,7 @@
       </w:r>
       <w:r>
         <w:rPr>
+          <w:rFonts w:ascii="Times New Roman" w:hAnsi="Times New Roman" w:cs="Times New Roman" w:eastAsia="宋体"/>
           <w:b/>
           <w:i w:val="0"/>
         </w:rPr>
@@ -5084,7 +5654,8 @@
       </w:pPr>
       <w:r>
         <w:rPr>
-          <w:b w:val="0"/>
+          <w:rFonts w:ascii="Times New Roman" w:hAnsi="Times New Roman" w:cs="Times New Roman" w:eastAsia="黑体"/>
+          <w:b/>
           <w:i w:val="0"/>
         </w:rPr>
         <w:t>法律与制度依据（本任务引用）</w:t>
@@ -5092,92 +5663,69 @@
     </w:p>
     <w:p>
       <w:pPr>
-        <w:ind w:firstLine="420"/>
+        <w:ind w:firstLine="480"/>
       </w:pPr>
       <w:r>
         <w:rPr>
+          <w:rFonts w:ascii="Times New Roman" w:hAnsi="Times New Roman" w:cs="Times New Roman" w:eastAsia="宋体"/>
           <w:b w:val="0"/>
           <w:i w:val="0"/>
         </w:rPr>
-        <w:t>以下条文均已对照国家机关发布的文本核实。正文中引用的条文以此为准。</w:t>
+        <w:t>本任务正文引用的法律法规条文共3条，均已对照国家机关网站发布的文本核实，核实日期为2026年10月27日。</w:t>
       </w:r>
     </w:p>
     <w:p>
       <w:pPr>
-        <w:ind w:left="420" w:hanging="420"/>
+        <w:ind w:left="480" w:hanging="480"/>
       </w:pPr>
       <w:r>
         <w:rPr>
+          <w:rFonts w:ascii="Times New Roman" w:hAnsi="Times New Roman" w:cs="Times New Roman" w:eastAsia="宋体"/>
           <w:b w:val="0"/>
           <w:i w:val="0"/>
         </w:rPr>
         <w:t>1.</w:t>
         <w:tab/>
-        <w:t>《中华人民共和国会计法》（2024年修正），全国人民代表大会常务委员会2024年6月28日通过，主席令第二十八号，自2024年7月1日起施行。引用条文：第十四条。</w:t>
+        <w:t>《中华人民共和国会计法》（2024年修正），全国人民代表大会常务委员会2024年6月28日修改，主席令第二十八号公布，自2024年7月1日起施行。引用条文：第十四条。核实情况：现行有效，未查到此后的修订。</w:t>
       </w:r>
     </w:p>
     <w:p>
       <w:pPr>
-        <w:ind w:left="420" w:hanging="420"/>
+        <w:ind w:left="480" w:hanging="480"/>
       </w:pPr>
       <w:r>
         <w:rPr>
+          <w:rFonts w:ascii="Times New Roman" w:hAnsi="Times New Roman" w:cs="Times New Roman" w:eastAsia="宋体"/>
           <w:b w:val="0"/>
           <w:i w:val="0"/>
         </w:rPr>
         <w:t>2.</w:t>
         <w:tab/>
-        <w:t>《会计基础工作规范》，财政部令第98号，2019年3月14日公布施行（1996年财会字〔1996〕19号公布，2019年修改）。引用条文：第四十八条第一项。</w:t>
+        <w:t>《会计基础工作规范》，财政部令第98号，1996年发布，2019年3月14日修改重新公布。引用条文：第四十八条第一项。核实情况：现行有效。财政部办公厅已于2024年和2025年两次就修订稿公开征求意见，2026年财政部立法工作安排仍列有修改该规范的事项。正式修订发布前，以第98号令为准。</w:t>
       </w:r>
     </w:p>
     <w:p>
       <w:pPr>
-        <w:ind w:left="420" w:hanging="420"/>
+        <w:ind w:left="480" w:hanging="480"/>
       </w:pPr>
       <w:r>
         <w:rPr>
+          <w:rFonts w:ascii="Times New Roman" w:hAnsi="Times New Roman" w:cs="Times New Roman" w:eastAsia="宋体"/>
           <w:b w:val="0"/>
           <w:i w:val="0"/>
         </w:rPr>
         <w:t>3.</w:t>
         <w:tab/>
-        <w:t>《中华人民共和国发票管理办法》，国务院令第764号（2023年7月20日公布修订）。引用条文：第三条、第二十条、第二十一条。</w:t>
+        <w:t>《中华人民共和国发票管理办法》，国务院令第764号，2023年7月20日修订公布。引用条文：第二十条。核实情况：现行有效，未查到此后的修订。</w:t>
       </w:r>
     </w:p>
     <w:p>
       <w:pPr>
-        <w:ind w:left="420" w:hanging="420"/>
+        <w:ind w:firstLine="480"/>
       </w:pPr>
       <w:r>
         <w:rPr>
-          <w:b w:val="0"/>
-          <w:i w:val="0"/>
-        </w:rPr>
-        <w:t>4.</w:t>
-        <w:tab/>
-        <w:t>《中华人民共和国发票管理办法实施细则》，国家税务总局2024年修改，2024年3月1日起施行。引用条文：第三条（新增条款）。</w:t>
-      </w:r>
-    </w:p>
-    <w:p>
-      <w:pPr>
-        <w:ind w:left="420" w:hanging="420"/>
-      </w:pPr>
-      <w:r>
-        <w:rPr>
-          <w:b w:val="0"/>
-          <w:i w:val="0"/>
-        </w:rPr>
-        <w:t>5.</w:t>
-        <w:tab/>
-        <w:t>《国家税务总局 财政部 中国国家铁路集团有限公司关于铁路客运推广使用全面数字化的电子发票的公告》，国家税务总局 财政部 中国国家铁路集团有限公司公告2024年第8号，2024年9月29日发布，自2024年11月1日起施行。引用条文：第六条。</w:t>
-      </w:r>
-    </w:p>
-    <w:p>
-      <w:pPr>
-        <w:ind w:firstLine="420"/>
-      </w:pPr>
-      <w:r>
-        <w:rPr>
+          <w:rFonts w:ascii="Times New Roman" w:hAnsi="Times New Roman" w:cs="Times New Roman" w:eastAsia="宋体"/>
           <w:b/>
           <w:i w:val="0"/>
         </w:rPr>
@@ -5185,6 +5733,7 @@
       </w:r>
       <w:r>
         <w:rPr>
+          <w:rFonts w:ascii="Times New Roman" w:hAnsi="Times New Roman" w:cs="Times New Roman" w:eastAsia="宋体"/>
           <w:b w:val="0"/>
           <w:i w:val="0"/>
         </w:rPr>
@@ -5193,46 +5742,41 @@
     </w:p>
     <w:p>
       <w:pPr>
-        <w:pStyle w:val="ListBullet"/>
+        <w:ind w:left="480" w:hanging="240"/>
       </w:pPr>
       <w:r>
         <w:rPr>
+          <w:rFonts w:ascii="Times New Roman" w:hAnsi="Times New Roman" w:cs="Times New Roman" w:eastAsia="宋体"/>
           <w:b w:val="0"/>
           <w:i w:val="0"/>
         </w:rPr>
-        <w:t>财政部曾就《会计基础工作规范》修订公开征求意见。正式修订发布前，以现行第98号令为准。</w:t>
+        <w:t>•</w:t>
+        <w:tab/>
+        <w:t>出版前应在国家法律法规数据库（flk.npc.gov.cn）、国家税务总局法规库（fgk.chinatax.gov.cn）和财政部官方网站，逐条复核上述条文的现行有效文本，并查看《会计基础工作规范》是否已正式发布修订版。</w:t>
       </w:r>
     </w:p>
     <w:p>
       <w:pPr>
-        <w:pStyle w:val="ListBullet"/>
+        <w:ind w:left="480" w:hanging="240"/>
       </w:pPr>
       <w:r>
         <w:rPr>
+          <w:rFonts w:ascii="Times New Roman" w:hAnsi="Times New Roman" w:cs="Times New Roman" w:eastAsia="宋体"/>
           <w:b w:val="0"/>
           <w:i w:val="0"/>
         </w:rPr>
-        <w:t>出版前应在国家法律法规数据库（flk.npc.gov.cn）、国家税务总局法规库（fgk.chinatax.gov.cn）等官方渠道，逐条复核上述条文的现行有效文本。</w:t>
-      </w:r>
-    </w:p>
-    <w:p>
-      <w:pPr>
-        <w:pStyle w:val="ListBullet"/>
-      </w:pPr>
-      <w:r>
-        <w:rPr>
-          <w:b w:val="0"/>
-          <w:i w:val="0"/>
-        </w:rPr>
+        <w:t>•</w:t>
+        <w:tab/>
         <w:t>“高铁票需补充行程信息”“餐饮小票不予报销”等处理办法属于单位制度层面的要求，应以单位具体制度为准，不属于法律的固定规定。</w:t>
       </w:r>
     </w:p>
     <w:p>
       <w:pPr>
-        <w:ind w:firstLine="420"/>
+        <w:ind w:firstLine="480"/>
       </w:pPr>
       <w:r>
         <w:rPr>
+          <w:rFonts w:ascii="Times New Roman" w:hAnsi="Times New Roman" w:cs="Times New Roman" w:eastAsia="宋体"/>
           <w:b/>
           <w:i w:val="0"/>
         </w:rPr>
@@ -5241,10 +5785,11 @@
     </w:p>
     <w:p>
       <w:pPr>
-        <w:ind w:firstLine="420"/>
+        <w:ind w:firstLine="480"/>
       </w:pPr>
       <w:r>
         <w:rPr>
+          <w:rFonts w:ascii="Times New Roman" w:hAnsi="Times New Roman" w:cs="Times New Roman" w:eastAsia="宋体"/>
           <w:b w:val="0"/>
           <w:i w:val="0"/>
         </w:rPr>
@@ -5253,10 +5798,11 @@
     </w:p>
     <w:p>
       <w:pPr>
-        <w:ind w:left="420" w:hanging="420"/>
+        <w:ind w:left="480" w:hanging="480"/>
       </w:pPr>
       <w:r>
         <w:rPr>
+          <w:rFonts w:ascii="Times New Roman" w:hAnsi="Times New Roman" w:cs="Times New Roman" w:eastAsia="宋体"/>
           <w:b w:val="0"/>
           <w:i w:val="0"/>
         </w:rPr>
@@ -5267,10 +5813,11 @@
     </w:p>
     <w:p>
       <w:pPr>
-        <w:ind w:left="420" w:hanging="420"/>
+        <w:ind w:left="480" w:hanging="480"/>
       </w:pPr>
       <w:r>
         <w:rPr>
+          <w:rFonts w:ascii="Times New Roman" w:hAnsi="Times New Roman" w:cs="Times New Roman" w:eastAsia="宋体"/>
           <w:b w:val="0"/>
           <w:i w:val="0"/>
         </w:rPr>
@@ -5281,10 +5828,11 @@
     </w:p>
     <w:p>
       <w:pPr>
-        <w:ind w:left="420" w:hanging="420"/>
+        <w:ind w:left="480" w:hanging="480"/>
       </w:pPr>
       <w:r>
         <w:rPr>
+          <w:rFonts w:ascii="Times New Roman" w:hAnsi="Times New Roman" w:cs="Times New Roman" w:eastAsia="宋体"/>
           <w:b w:val="0"/>
           <w:i w:val="0"/>
         </w:rPr>
@@ -5295,10 +5843,11 @@
     </w:p>
     <w:p>
       <w:pPr>
-        <w:ind w:left="420" w:hanging="420"/>
+        <w:ind w:left="480" w:hanging="480"/>
       </w:pPr>
       <w:r>
         <w:rPr>
+          <w:rFonts w:ascii="Times New Roman" w:hAnsi="Times New Roman" w:cs="Times New Roman" w:eastAsia="宋体"/>
           <w:b w:val="0"/>
           <w:i w:val="0"/>
         </w:rPr>
@@ -5309,12 +5858,16 @@
     </w:p>
     <w:p>
       <w:pPr>
-        <w:ind w:firstLine="420"/>
+        <w:keepNext/>
+        <w:spacing w:before="120"/>
+        <w:jc w:val="center"/>
       </w:pPr>
       <w:r>
         <w:rPr>
+          <w:rFonts w:ascii="Times New Roman" w:hAnsi="Times New Roman" w:cs="Times New Roman" w:eastAsia="黑体"/>
           <w:b/>
           <w:i w:val="0"/>
+          <w:sz w:val="21"/>
         </w:rPr>
         <w:t>表4-5 法规条文核实记录表</w:t>
       </w:r>
@@ -5327,25 +5880,27 @@
         <w:tblLook w:firstColumn="1" w:firstRow="1" w:lastColumn="0" w:lastRow="0" w:noHBand="0" w:noVBand="1" w:val="04A0"/>
       </w:tblPr>
       <w:tblGrid>
-        <w:gridCol w:w="1881"/>
-        <w:gridCol w:w="1881"/>
-        <w:gridCol w:w="1881"/>
-        <w:gridCol w:w="1881"/>
-        <w:gridCol w:w="1881"/>
+        <w:gridCol w:w="1662"/>
+        <w:gridCol w:w="1662"/>
+        <w:gridCol w:w="1662"/>
+        <w:gridCol w:w="1662"/>
+        <w:gridCol w:w="1662"/>
       </w:tblGrid>
       <w:tr>
         <w:tc>
           <w:tcPr>
-            <w:tcW w:type="dxa" w:w="1881"/>
-            <w:shd w:val="clear" w:color="auto" w:fill="D9E2F3"/>
+            <w:tcW w:type="dxa" w:w="1662"/>
+            <w:shd w:val="clear" w:color="auto" w:fill="EDEDED"/>
           </w:tcPr>
           <w:p>
             <w:pPr>
-              <w:spacing w:line="320" w:lineRule="exact"/>
+              <w:spacing w:line="300" w:lineRule="exact"/>
+              <w:ind w:firstLine="0"/>
             </w:pPr>
             <w:r/>
             <w:r>
               <w:rPr>
+                <w:rFonts w:ascii="Times New Roman" w:hAnsi="Times New Roman" w:cs="Times New Roman" w:eastAsia="宋体"/>
                 <w:b/>
                 <w:i w:val="0"/>
                 <w:sz w:val="21"/>
@@ -5356,16 +5911,18 @@
         </w:tc>
         <w:tc>
           <w:tcPr>
-            <w:tcW w:type="dxa" w:w="1881"/>
-            <w:shd w:val="clear" w:color="auto" w:fill="D9E2F3"/>
+            <w:tcW w:type="dxa" w:w="1662"/>
+            <w:shd w:val="clear" w:color="auto" w:fill="EDEDED"/>
           </w:tcPr>
           <w:p>
             <w:pPr>
-              <w:spacing w:line="320" w:lineRule="exact"/>
+              <w:spacing w:line="300" w:lineRule="exact"/>
+              <w:ind w:firstLine="0"/>
             </w:pPr>
             <w:r/>
             <w:r>
               <w:rPr>
+                <w:rFonts w:ascii="Times New Roman" w:hAnsi="Times New Roman" w:cs="Times New Roman" w:eastAsia="宋体"/>
                 <w:b/>
                 <w:i w:val="0"/>
                 <w:sz w:val="21"/>
@@ -5376,16 +5933,18 @@
         </w:tc>
         <w:tc>
           <w:tcPr>
-            <w:tcW w:type="dxa" w:w="1881"/>
-            <w:shd w:val="clear" w:color="auto" w:fill="D9E2F3"/>
+            <w:tcW w:type="dxa" w:w="1662"/>
+            <w:shd w:val="clear" w:color="auto" w:fill="EDEDED"/>
           </w:tcPr>
           <w:p>
             <w:pPr>
-              <w:spacing w:line="320" w:lineRule="exact"/>
+              <w:spacing w:line="300" w:lineRule="exact"/>
+              <w:ind w:firstLine="0"/>
             </w:pPr>
             <w:r/>
             <w:r>
               <w:rPr>
+                <w:rFonts w:ascii="Times New Roman" w:hAnsi="Times New Roman" w:cs="Times New Roman" w:eastAsia="宋体"/>
                 <w:b/>
                 <w:i w:val="0"/>
                 <w:sz w:val="21"/>
@@ -5396,16 +5955,18 @@
         </w:tc>
         <w:tc>
           <w:tcPr>
-            <w:tcW w:type="dxa" w:w="1881"/>
-            <w:shd w:val="clear" w:color="auto" w:fill="D9E2F3"/>
+            <w:tcW w:type="dxa" w:w="1662"/>
+            <w:shd w:val="clear" w:color="auto" w:fill="EDEDED"/>
           </w:tcPr>
           <w:p>
             <w:pPr>
-              <w:spacing w:line="320" w:lineRule="exact"/>
+              <w:spacing w:line="300" w:lineRule="exact"/>
+              <w:ind w:firstLine="0"/>
             </w:pPr>
             <w:r/>
             <w:r>
               <w:rPr>
+                <w:rFonts w:ascii="Times New Roman" w:hAnsi="Times New Roman" w:cs="Times New Roman" w:eastAsia="宋体"/>
                 <w:b/>
                 <w:i w:val="0"/>
                 <w:sz w:val="21"/>
@@ -5416,16 +5977,18 @@
         </w:tc>
         <w:tc>
           <w:tcPr>
-            <w:tcW w:type="dxa" w:w="1881"/>
-            <w:shd w:val="clear" w:color="auto" w:fill="D9E2F3"/>
+            <w:tcW w:type="dxa" w:w="1662"/>
+            <w:shd w:val="clear" w:color="auto" w:fill="EDEDED"/>
           </w:tcPr>
           <w:p>
             <w:pPr>
-              <w:spacing w:line="320" w:lineRule="exact"/>
+              <w:spacing w:line="300" w:lineRule="exact"/>
+              <w:ind w:firstLine="0"/>
             </w:pPr>
             <w:r/>
             <w:r>
               <w:rPr>
+                <w:rFonts w:ascii="Times New Roman" w:hAnsi="Times New Roman" w:cs="Times New Roman" w:eastAsia="宋体"/>
                 <w:b/>
                 <w:i w:val="0"/>
                 <w:sz w:val="21"/>
@@ -5438,15 +6001,17 @@
       <w:tr>
         <w:tc>
           <w:tcPr>
-            <w:tcW w:type="dxa" w:w="1881"/>
+            <w:tcW w:type="dxa" w:w="1662"/>
           </w:tcPr>
           <w:p>
             <w:pPr>
-              <w:spacing w:line="320" w:lineRule="exact"/>
+              <w:spacing w:line="300" w:lineRule="exact"/>
+              <w:ind w:firstLine="0"/>
             </w:pPr>
             <w:r/>
             <w:r>
               <w:rPr>
+                <w:rFonts w:ascii="Times New Roman" w:hAnsi="Times New Roman" w:cs="Times New Roman" w:eastAsia="宋体"/>
                 <w:b w:val="0"/>
                 <w:i w:val="0"/>
                 <w:sz w:val="21"/>
@@ -5457,44 +6022,48 @@
         </w:tc>
         <w:tc>
           <w:tcPr>
-            <w:tcW w:type="dxa" w:w="1881"/>
+            <w:tcW w:type="dxa" w:w="1662"/>
           </w:tcPr>
           <w:p>
             <w:pPr>
-              <w:spacing w:line="320" w:lineRule="exact"/>
+              <w:spacing w:line="300" w:lineRule="exact"/>
+              <w:ind w:firstLine="0"/>
             </w:pPr>
             <w:r/>
           </w:p>
         </w:tc>
         <w:tc>
           <w:tcPr>
-            <w:tcW w:type="dxa" w:w="1881"/>
+            <w:tcW w:type="dxa" w:w="1662"/>
           </w:tcPr>
           <w:p>
             <w:pPr>
-              <w:spacing w:line="320" w:lineRule="exact"/>
+              <w:spacing w:line="300" w:lineRule="exact"/>
+              <w:ind w:firstLine="0"/>
             </w:pPr>
             <w:r/>
           </w:p>
         </w:tc>
         <w:tc>
           <w:tcPr>
-            <w:tcW w:type="dxa" w:w="1881"/>
+            <w:tcW w:type="dxa" w:w="1662"/>
           </w:tcPr>
           <w:p>
             <w:pPr>
-              <w:spacing w:line="320" w:lineRule="exact"/>
+              <w:spacing w:line="300" w:lineRule="exact"/>
+              <w:ind w:firstLine="0"/>
             </w:pPr>
             <w:r/>
           </w:p>
         </w:tc>
         <w:tc>
           <w:tcPr>
-            <w:tcW w:type="dxa" w:w="1881"/>
+            <w:tcW w:type="dxa" w:w="1662"/>
           </w:tcPr>
           <w:p>
             <w:pPr>
-              <w:spacing w:line="320" w:lineRule="exact"/>
+              <w:spacing w:line="300" w:lineRule="exact"/>
+              <w:ind w:firstLine="0"/>
             </w:pPr>
             <w:r/>
           </w:p>
@@ -5503,15 +6072,17 @@
       <w:tr>
         <w:tc>
           <w:tcPr>
-            <w:tcW w:type="dxa" w:w="1881"/>
+            <w:tcW w:type="dxa" w:w="1662"/>
           </w:tcPr>
           <w:p>
             <w:pPr>
-              <w:spacing w:line="320" w:lineRule="exact"/>
+              <w:spacing w:line="300" w:lineRule="exact"/>
+              <w:ind w:firstLine="0"/>
             </w:pPr>
             <w:r/>
             <w:r>
               <w:rPr>
+                <w:rFonts w:ascii="Times New Roman" w:hAnsi="Times New Roman" w:cs="Times New Roman" w:eastAsia="宋体"/>
                 <w:b w:val="0"/>
                 <w:i w:val="0"/>
                 <w:sz w:val="21"/>
@@ -5522,44 +6093,48 @@
         </w:tc>
         <w:tc>
           <w:tcPr>
-            <w:tcW w:type="dxa" w:w="1881"/>
+            <w:tcW w:type="dxa" w:w="1662"/>
           </w:tcPr>
           <w:p>
             <w:pPr>
-              <w:spacing w:line="320" w:lineRule="exact"/>
+              <w:spacing w:line="300" w:lineRule="exact"/>
+              <w:ind w:firstLine="0"/>
             </w:pPr>
             <w:r/>
           </w:p>
         </w:tc>
         <w:tc>
           <w:tcPr>
-            <w:tcW w:type="dxa" w:w="1881"/>
+            <w:tcW w:type="dxa" w:w="1662"/>
           </w:tcPr>
           <w:p>
             <w:pPr>
-              <w:spacing w:line="320" w:lineRule="exact"/>
+              <w:spacing w:line="300" w:lineRule="exact"/>
+              <w:ind w:firstLine="0"/>
             </w:pPr>
             <w:r/>
           </w:p>
         </w:tc>
         <w:tc>
           <w:tcPr>
-            <w:tcW w:type="dxa" w:w="1881"/>
+            <w:tcW w:type="dxa" w:w="1662"/>
           </w:tcPr>
           <w:p>
             <w:pPr>
-              <w:spacing w:line="320" w:lineRule="exact"/>
+              <w:spacing w:line="300" w:lineRule="exact"/>
+              <w:ind w:firstLine="0"/>
             </w:pPr>
             <w:r/>
           </w:p>
         </w:tc>
         <w:tc>
           <w:tcPr>
-            <w:tcW w:type="dxa" w:w="1881"/>
+            <w:tcW w:type="dxa" w:w="1662"/>
           </w:tcPr>
           <w:p>
             <w:pPr>
-              <w:spacing w:line="320" w:lineRule="exact"/>
+              <w:spacing w:line="300" w:lineRule="exact"/>
+              <w:ind w:firstLine="0"/>
             </w:pPr>
             <w:r/>
           </w:p>
@@ -5568,15 +6143,17 @@
       <w:tr>
         <w:tc>
           <w:tcPr>
-            <w:tcW w:type="dxa" w:w="1881"/>
+            <w:tcW w:type="dxa" w:w="1662"/>
           </w:tcPr>
           <w:p>
             <w:pPr>
-              <w:spacing w:line="320" w:lineRule="exact"/>
+              <w:spacing w:line="300" w:lineRule="exact"/>
+              <w:ind w:firstLine="0"/>
             </w:pPr>
             <w:r/>
             <w:r>
               <w:rPr>
+                <w:rFonts w:ascii="Times New Roman" w:hAnsi="Times New Roman" w:cs="Times New Roman" w:eastAsia="宋体"/>
                 <w:b w:val="0"/>
                 <w:i w:val="0"/>
                 <w:sz w:val="21"/>
@@ -5587,44 +6164,48 @@
         </w:tc>
         <w:tc>
           <w:tcPr>
-            <w:tcW w:type="dxa" w:w="1881"/>
+            <w:tcW w:type="dxa" w:w="1662"/>
           </w:tcPr>
           <w:p>
             <w:pPr>
-              <w:spacing w:line="320" w:lineRule="exact"/>
+              <w:spacing w:line="300" w:lineRule="exact"/>
+              <w:ind w:firstLine="0"/>
             </w:pPr>
             <w:r/>
           </w:p>
         </w:tc>
         <w:tc>
           <w:tcPr>
-            <w:tcW w:type="dxa" w:w="1881"/>
+            <w:tcW w:type="dxa" w:w="1662"/>
           </w:tcPr>
           <w:p>
             <w:pPr>
-              <w:spacing w:line="320" w:lineRule="exact"/>
+              <w:spacing w:line="300" w:lineRule="exact"/>
+              <w:ind w:firstLine="0"/>
             </w:pPr>
             <w:r/>
           </w:p>
         </w:tc>
         <w:tc>
           <w:tcPr>
-            <w:tcW w:type="dxa" w:w="1881"/>
+            <w:tcW w:type="dxa" w:w="1662"/>
           </w:tcPr>
           <w:p>
             <w:pPr>
-              <w:spacing w:line="320" w:lineRule="exact"/>
+              <w:spacing w:line="300" w:lineRule="exact"/>
+              <w:ind w:firstLine="0"/>
             </w:pPr>
             <w:r/>
           </w:p>
         </w:tc>
         <w:tc>
           <w:tcPr>
-            <w:tcW w:type="dxa" w:w="1881"/>
+            <w:tcW w:type="dxa" w:w="1662"/>
           </w:tcPr>
           <w:p>
             <w:pPr>
-              <w:spacing w:line="320" w:lineRule="exact"/>
+              <w:spacing w:line="300" w:lineRule="exact"/>
+              <w:ind w:firstLine="0"/>
             </w:pPr>
             <w:r/>
           </w:p>
@@ -5633,15 +6214,17 @@
       <w:tr>
         <w:tc>
           <w:tcPr>
-            <w:tcW w:type="dxa" w:w="1881"/>
+            <w:tcW w:type="dxa" w:w="1662"/>
           </w:tcPr>
           <w:p>
             <w:pPr>
-              <w:spacing w:line="320" w:lineRule="exact"/>
+              <w:spacing w:line="300" w:lineRule="exact"/>
+              <w:ind w:firstLine="0"/>
             </w:pPr>
             <w:r/>
             <w:r>
               <w:rPr>
+                <w:rFonts w:ascii="Times New Roman" w:hAnsi="Times New Roman" w:cs="Times New Roman" w:eastAsia="宋体"/>
                 <w:b w:val="0"/>
                 <w:i w:val="0"/>
                 <w:sz w:val="21"/>
@@ -5652,57 +6235,66 @@
         </w:tc>
         <w:tc>
           <w:tcPr>
-            <w:tcW w:type="dxa" w:w="1881"/>
+            <w:tcW w:type="dxa" w:w="1662"/>
           </w:tcPr>
           <w:p>
             <w:pPr>
-              <w:spacing w:line="320" w:lineRule="exact"/>
+              <w:spacing w:line="300" w:lineRule="exact"/>
+              <w:ind w:firstLine="0"/>
             </w:pPr>
             <w:r/>
           </w:p>
         </w:tc>
         <w:tc>
           <w:tcPr>
-            <w:tcW w:type="dxa" w:w="1881"/>
+            <w:tcW w:type="dxa" w:w="1662"/>
           </w:tcPr>
           <w:p>
             <w:pPr>
-              <w:spacing w:line="320" w:lineRule="exact"/>
+              <w:spacing w:line="300" w:lineRule="exact"/>
+              <w:ind w:firstLine="0"/>
             </w:pPr>
             <w:r/>
           </w:p>
         </w:tc>
         <w:tc>
           <w:tcPr>
-            <w:tcW w:type="dxa" w:w="1881"/>
+            <w:tcW w:type="dxa" w:w="1662"/>
           </w:tcPr>
           <w:p>
             <w:pPr>
-              <w:spacing w:line="320" w:lineRule="exact"/>
+              <w:spacing w:line="300" w:lineRule="exact"/>
+              <w:ind w:firstLine="0"/>
             </w:pPr>
             <w:r/>
           </w:p>
         </w:tc>
         <w:tc>
           <w:tcPr>
-            <w:tcW w:type="dxa" w:w="1881"/>
+            <w:tcW w:type="dxa" w:w="1662"/>
           </w:tcPr>
           <w:p>
             <w:pPr>
-              <w:spacing w:line="320" w:lineRule="exact"/>
+              <w:spacing w:line="300" w:lineRule="exact"/>
+              <w:ind w:firstLine="0"/>
             </w:pPr>
             <w:r/>
           </w:p>
         </w:tc>
       </w:tr>
     </w:tbl>
-    <w:p/>
     <w:p>
       <w:pPr>
-        <w:ind w:left="420" w:hanging="420"/>
+        <w:spacing w:line="160" w:lineRule="exact"/>
+      </w:pPr>
+    </w:p>
+    <w:p>
+      <w:pPr>
+        <w:ind w:left="480" w:hanging="480"/>
       </w:pPr>
       <w:r>
         <w:rPr>
+          <w:rFonts w:ascii="Times New Roman" w:hAnsi="Times New Roman" w:cs="Times New Roman" w:eastAsia="宋体"/>
           <w:b w:val="0"/>
           <w:i w:val="0"/>
         </w:rPr>
@@ -5713,8 +6305,8 @@
     </w:p>
     <w:sectPr>
       <w:footerReference w:type="default" r:id="rId13"/>
-      <w:pgSz w:w="12240" w:h="15840"/>
-      <w:pgMar w:top="1417" w:right="1417" w:bottom="1417" w:left="1417" w:header="720" w:footer="720" w:gutter="0"/>
+      <w:pgSz w:w="11906" w:h="16838"/>
+      <w:pgMar w:top="1440" w:right="1797" w:bottom="1440" w:left="1797" w:header="720" w:footer="720" w:gutter="0"/>
       <w:cols w:space="720"/>
       <w:docGrid w:linePitch="360"/>
     </w:sectPr>
@@ -5730,6 +6322,10 @@
       <w:jc w:val="center"/>
     </w:pPr>
     <w:r>
+      <w:rPr>
+        <w:rFonts w:ascii="Times New Roman" w:hAnsi="Times New Roman" w:cs="Times New Roman" w:eastAsia="宋体"/>
+        <w:sz w:val="18"/>
+      </w:rPr>
       <w:fldChar w:fldCharType="begin"/>
       <w:instrText xml:space="preserve">PAGE</w:instrText>
       <w:fldChar w:fldCharType="end"/>
@@ -6102,10 +6698,10 @@
     <w:qFormat/>
     <w:rsid w:val="00FC693F"/>
     <w:pPr>
-      <w:spacing w:line="400" w:lineRule="exact"/>
+      <w:spacing w:line="400" w:lineRule="exact" w:before="0" w:after="0"/>
     </w:pPr>
     <w:rPr>
-      <w:rFonts w:ascii="宋体" w:hAnsi="宋体" w:eastAsia="宋体"/>
+      <w:rFonts w:ascii="Times New Roman" w:hAnsi="Times New Roman" w:cs="Times New Roman" w:eastAsia="宋体"/>
       <w:sz w:val="24"/>
     </w:rPr>
   </w:style>
@@ -6164,13 +6760,15 @@
     <w:pPr>
       <w:keepNext/>
       <w:keepLines/>
-      <w:spacing w:before="480" w:after="0"/>
+      <w:spacing w:before="360" w:after="120" w:line="440" w:lineRule="exact"/>
+      <w:jc w:val="center"/>
       <w:outlineLvl w:val="0"/>
     </w:pPr>
     <w:rPr>
-      <w:rFonts w:asciiTheme="majorHAnsi" w:eastAsiaTheme="majorEastAsia" w:hAnsiTheme="majorHAnsi" w:cstheme="majorBidi" w:ascii="黑体" w:hAnsi="黑体" w:eastAsia="黑体"/>
+      <w:rFonts w:asciiTheme="majorHAnsi" w:eastAsiaTheme="majorEastAsia" w:hAnsiTheme="majorHAnsi" w:cstheme="majorBidi" w:ascii="Times New Roman" w:hAnsi="Times New Roman" w:cs="Times New Roman" w:eastAsia="黑体"/>
       <w:b/>
       <w:bCs/>
+      <w:i w:val="0"/>
       <w:color w:val="000000"/>
       <w:sz w:val="32"/>
       <w:szCs w:val="28"/>
@@ -6188,13 +6786,15 @@
     <w:pPr>
       <w:keepNext/>
       <w:keepLines/>
-      <w:spacing w:before="200" w:after="0"/>
+      <w:spacing w:before="240" w:after="120" w:line="440" w:lineRule="exact"/>
+      <w:jc w:val="left"/>
       <w:outlineLvl w:val="1"/>
     </w:pPr>
     <w:rPr>
-      <w:rFonts w:asciiTheme="majorHAnsi" w:eastAsiaTheme="majorEastAsia" w:hAnsiTheme="majorHAnsi" w:cstheme="majorBidi" w:ascii="黑体" w:hAnsi="黑体" w:eastAsia="黑体"/>
+      <w:rFonts w:asciiTheme="majorHAnsi" w:eastAsiaTheme="majorEastAsia" w:hAnsiTheme="majorHAnsi" w:cstheme="majorBidi" w:ascii="Times New Roman" w:hAnsi="Times New Roman" w:cs="Times New Roman" w:eastAsia="黑体"/>
       <w:b/>
       <w:bCs/>
+      <w:i w:val="0"/>
       <w:color w:val="000000"/>
       <w:sz w:val="28"/>
       <w:szCs w:val="26"/>
@@ -6212,13 +6812,15 @@
     <w:pPr>
       <w:keepNext/>
       <w:keepLines/>
-      <w:spacing w:before="200" w:after="0"/>
+      <w:spacing w:before="240" w:after="120" w:line="440" w:lineRule="exact"/>
+      <w:jc w:val="left"/>
       <w:outlineLvl w:val="2"/>
     </w:pPr>
     <w:rPr>
-      <w:rFonts w:asciiTheme="majorHAnsi" w:eastAsiaTheme="majorEastAsia" w:hAnsiTheme="majorHAnsi" w:cstheme="majorBidi" w:ascii="黑体" w:hAnsi="黑体" w:eastAsia="黑体"/>
+      <w:rFonts w:asciiTheme="majorHAnsi" w:eastAsiaTheme="majorEastAsia" w:hAnsiTheme="majorHAnsi" w:cstheme="majorBidi" w:ascii="Times New Roman" w:hAnsi="Times New Roman" w:cs="Times New Roman" w:eastAsia="黑体"/>
       <w:b/>
       <w:bCs/>
+      <w:i w:val="0"/>
       <w:color w:val="000000"/>
       <w:sz w:val="24"/>
     </w:rPr>
@@ -6236,14 +6838,15 @@
     <w:pPr>
       <w:keepNext/>
       <w:keepLines/>
-      <w:spacing w:before="200" w:after="0"/>
+      <w:spacing w:before="240" w:after="120" w:line="440" w:lineRule="exact"/>
+      <w:jc w:val="left"/>
       <w:outlineLvl w:val="3"/>
     </w:pPr>
     <w:rPr>
-      <w:rFonts w:asciiTheme="majorHAnsi" w:eastAsiaTheme="majorEastAsia" w:hAnsiTheme="majorHAnsi" w:cstheme="majorBidi" w:ascii="黑体" w:hAnsi="黑体" w:eastAsia="黑体"/>
+      <w:rFonts w:asciiTheme="majorHAnsi" w:eastAsiaTheme="majorEastAsia" w:hAnsiTheme="majorHAnsi" w:cstheme="majorBidi" w:ascii="Times New Roman" w:hAnsi="Times New Roman" w:cs="Times New Roman" w:eastAsia="黑体"/>
       <w:b/>
       <w:bCs/>
-      <w:i/>
+      <w:i w:val="0"/>
       <w:iCs/>
       <w:color w:val="000000"/>
       <w:sz w:val="24"/>
@@ -6639,6 +7242,10 @@
       </w:numPr>
       <w:contextualSpacing/>
     </w:pPr>
+    <w:rPr>
+      <w:rFonts w:ascii="Times New Roman" w:hAnsi="Times New Roman" w:cs="Times New Roman" w:eastAsia="宋体"/>
+      <w:sz w:val="24"/>
+    </w:rPr>
   </w:style>
   <w:style w:type="paragraph" w:styleId="ListBullet2">
     <w:name w:val="List Bullet 2"/>
@@ -6678,6 +7285,10 @@
       </w:numPr>
       <w:contextualSpacing/>
     </w:pPr>
+    <w:rPr>
+      <w:rFonts w:ascii="Times New Roman" w:hAnsi="Times New Roman" w:cs="Times New Roman" w:eastAsia="宋体"/>
+      <w:sz w:val="24"/>
+    </w:rPr>
   </w:style>
   <w:style w:type="paragraph" w:styleId="ListNumber2">
     <w:name w:val="List Number 2"/>

--- a/AI大模型在财务场景的应用/项目4_范例_v2.docx
+++ b/AI大模型在财务场景的应用/项目4_范例_v2.docx
@@ -13,177 +13,6 @@
           <w:i w:val="0"/>
         </w:rPr>
         <w:t>项目4 从一张报销单说起：票据与报销</w:t>
-      </w:r>
-    </w:p>
-    <w:p>
-      <w:pPr>
-        <w:pStyle w:val="Heading2"/>
-      </w:pPr>
-      <w:r>
-        <w:rPr>
-          <w:rFonts w:ascii="Times New Roman" w:hAnsi="Times New Roman" w:cs="Times New Roman" w:eastAsia="黑体"/>
-          <w:b/>
-          <w:i w:val="0"/>
-        </w:rPr>
-        <w:t>项目导入</w:t>
-      </w:r>
-    </w:p>
-    <w:p>
-      <w:pPr>
-        <w:ind w:firstLine="480"/>
-      </w:pPr>
-      <w:r>
-        <w:rPr>
-          <w:rFonts w:ascii="Times New Roman" w:hAnsi="Times New Roman" w:cs="Times New Roman" w:eastAsia="宋体"/>
-          <w:b/>
-          <w:i w:val="0"/>
-        </w:rPr>
-        <w:t>校园线</w:t>
-      </w:r>
-    </w:p>
-    <w:p>
-      <w:pPr>
-        <w:ind w:firstLine="480"/>
-      </w:pPr>
-      <w:r>
-        <w:rPr>
-          <w:rFonts w:ascii="Times New Roman" w:hAnsi="Times New Roman" w:cs="Times New Roman" w:eastAsia="宋体"/>
-          <w:b w:val="0"/>
-          <w:i w:val="0"/>
-        </w:rPr>
-        <w:t>校园文化节前一周，某高校学生社团“星空读书会”忙得不可开交。社长小林把一周的票据整理成一叠，准备到学院财务处报销：打印店的海报费收据、文具店的彩带小票、超市买来的矿泉水和零食小票，还有一张打印店开具的增值税发票。</w:t>
-      </w:r>
-    </w:p>
-    <w:p>
-      <w:pPr>
-        <w:ind w:firstLine="480"/>
-      </w:pPr>
-      <w:r>
-        <w:rPr>
-          <w:rFonts w:ascii="Times New Roman" w:hAnsi="Times New Roman" w:cs="Times New Roman" w:eastAsia="宋体"/>
-          <w:b w:val="0"/>
-          <w:i w:val="0"/>
-        </w:rPr>
-        <w:t>财务老师看了一眼，只收下了其中一张，并且说：“超市小票没有学院的抬头，不能报；收据要换成发票，发票的抬头要写学院的全称和税号。”小林有点懵：这些钱都是社团花的，为什么有的能报，有的不能报？</w:t>
-      </w:r>
-    </w:p>
-    <w:p>
-      <w:pPr>
-        <w:spacing w:line="280" w:lineRule="exact" w:before="120"/>
-        <w:jc w:val="center"/>
-      </w:pPr>
-      <w:r>
-        <w:drawing>
-          <wp:anchor xmlns:a="http://schemas.openxmlformats.org/drawingml/2006/main" distT="114300" distB="114300" distL="0" distR="0" simplePos="0" relativeHeight="251658240" behindDoc="0" locked="0" layoutInCell="1" allowOverlap="0">
-            <wp:simplePos x="0" y="0"/>
-            <wp:positionH relativeFrom="margin">
-              <wp:align>center</wp:align>
-            </wp:positionH>
-            <wp:positionV relativeFrom="paragraph">
-              <wp:posOffset>0</wp:posOffset>
-            </wp:positionV>
-            <wp:extent cx="4680000" cy="2552727"/>
-            <wp:effectExtent l="0" t="0" r="0" b="0"/>
-            <wp:wrapTopAndBottom/>
-            <wp:docPr id="1" name="Picture 1"/>
-            <wp:cNvGraphicFramePr>
-              <a:graphicFrameLocks noChangeAspect="1"/>
-            </wp:cNvGraphicFramePr>
-            <a:graphic xmlns:pic="http://schemas.openxmlformats.org/drawingml/2006/picture">
-              <a:graphicData uri="http://schemas.openxmlformats.org/drawingml/2006/picture">
-                <pic:pic>
-                  <pic:nvPicPr>
-                    <pic:cNvPr id="0" name="项目4_图4-1_报销场景_v1.png"/>
-                    <pic:cNvPicPr/>
-                  </pic:nvPicPr>
-                  <pic:blipFill>
-                    <a:blip r:embed="rId9"/>
-                    <a:stretch>
-                      <a:fillRect/>
-                    </a:stretch>
-                  </pic:blipFill>
-                  <pic:spPr>
-                    <a:xfrm>
-                      <a:off x="0" y="0"/>
-                      <a:ext cx="4680000" cy="2552727"/>
-                    </a:xfrm>
-                    <a:prstGeom prst="rect"/>
-                  </pic:spPr>
-                </pic:pic>
-              </a:graphicData>
-            </a:graphic>
-          </wp:anchor>
-        </w:drawing>
-      </w:r>
-    </w:p>
-    <w:p>
-      <w:pPr>
-        <w:spacing w:before="120" w:after="120"/>
-        <w:jc w:val="center"/>
-      </w:pPr>
-      <w:r>
-        <w:rPr>
-          <w:rFonts w:ascii="Times New Roman" w:hAnsi="Times New Roman" w:cs="Times New Roman" w:eastAsia="宋体"/>
-          <w:b w:val="0"/>
-          <w:i w:val="0"/>
-          <w:sz w:val="21"/>
-        </w:rPr>
-        <w:t>图4-1 报销场景（AI生成）</w:t>
-      </w:r>
-    </w:p>
-    <w:p>
-      <w:pPr>
-        <w:ind w:firstLine="480"/>
-      </w:pPr>
-      <w:r>
-        <w:rPr>
-          <w:rFonts w:ascii="Times New Roman" w:hAnsi="Times New Roman" w:cs="Times New Roman" w:eastAsia="宋体"/>
-          <w:b/>
-          <w:i w:val="0"/>
-        </w:rPr>
-        <w:t>职业线</w:t>
-      </w:r>
-    </w:p>
-    <w:p>
-      <w:pPr>
-        <w:ind w:firstLine="480"/>
-      </w:pPr>
-      <w:r>
-        <w:rPr>
-          <w:rFonts w:ascii="Times New Roman" w:hAnsi="Times New Roman" w:cs="Times New Roman" w:eastAsia="宋体"/>
-          <w:b w:val="0"/>
-          <w:i w:val="0"/>
-        </w:rPr>
-        <w:t>实习生小周在一家文创用品公司的财务部实习。上周，市场部的两位同事去外地参加展会，回来交来一叠报销材料：高铁票、网约车行程单、酒店发票、几张餐饮小票。部门经理让小周先整理，看哪些能报销、哪些需要补充。小周翻了半天，只能确定其中一部分，心里没底：是不是只要有票据就能报？</w:t>
-      </w:r>
-    </w:p>
-    <w:p>
-      <w:pPr>
-        <w:ind w:firstLine="480"/>
-      </w:pPr>
-      <w:r>
-        <w:rPr>
-          <w:rFonts w:ascii="Times New Roman" w:hAnsi="Times New Roman" w:cs="Times New Roman" w:eastAsia="宋体"/>
-          <w:b w:val="0"/>
-          <w:i w:val="0"/>
-        </w:rPr>
-        <w:t>两个问题其实是同一个问题：</w:t>
-      </w:r>
-      <w:r>
-        <w:rPr>
-          <w:rFonts w:ascii="Times New Roman" w:hAnsi="Times New Roman" w:cs="Times New Roman" w:eastAsia="宋体"/>
-          <w:b/>
-          <w:i w:val="0"/>
-        </w:rPr>
-        <w:t>报销单只是申请，票据才是证据。</w:t>
-      </w:r>
-      <w:r>
-        <w:rPr>
-          <w:rFonts w:ascii="Times New Roman" w:hAnsi="Times New Roman" w:cs="Times New Roman" w:eastAsia="宋体"/>
-          <w:b w:val="0"/>
-          <w:i w:val="0"/>
-        </w:rPr>
-        <w:t xml:space="preserve"> 要判断一笔钱能不能报，先要看懂票据，知道票据上哪些信息证明了这笔钱的用途和去向。这正是本项目要解决的问题。</w:t>
       </w:r>
     </w:p>
     <w:p>
@@ -291,6 +120,149 @@
     </w:p>
     <w:p>
       <w:pPr>
+        <w:ind w:firstLine="480"/>
+      </w:pPr>
+      <w:r>
+        <w:rPr>
+          <w:rFonts w:ascii="Times New Roman" w:hAnsi="Times New Roman" w:cs="Times New Roman" w:eastAsia="宋体"/>
+          <w:b w:val="0"/>
+          <w:i w:val="0"/>
+        </w:rPr>
+        <w:t>图4-1 以思维导图展示学习目标，图4-2 以知识图谱展示本任务的知识要点。</w:t>
+      </w:r>
+    </w:p>
+    <w:p>
+      <w:pPr>
+        <w:keepNext/>
+        <w:spacing w:line="280" w:lineRule="exact" w:before="120" w:after="0"/>
+        <w:jc w:val="center"/>
+      </w:pPr>
+      <w:r>
+        <w:drawing>
+          <wp:anchor xmlns:a="http://schemas.openxmlformats.org/drawingml/2006/main" distT="0" distB="0" distL="0" distR="0" simplePos="0" relativeHeight="251658240" behindDoc="0" locked="0" layoutInCell="1" allowOverlap="0">
+            <wp:simplePos x="0" y="0"/>
+            <wp:positionH relativeFrom="margin">
+              <wp:align>center</wp:align>
+            </wp:positionH>
+            <wp:positionV relativeFrom="paragraph">
+              <wp:posOffset>0</wp:posOffset>
+            </wp:positionV>
+            <wp:extent cx="4680000" cy="3192128"/>
+            <wp:effectExtent l="0" t="0" r="0" b="0"/>
+            <wp:wrapTopAndBottom/>
+            <wp:docPr id="1" name="Picture 1"/>
+            <wp:cNvGraphicFramePr>
+              <a:graphicFrameLocks noChangeAspect="1"/>
+            </wp:cNvGraphicFramePr>
+            <a:graphic xmlns:pic="http://schemas.openxmlformats.org/drawingml/2006/picture">
+              <a:graphicData uri="http://schemas.openxmlformats.org/drawingml/2006/picture">
+                <pic:pic>
+                  <pic:nvPicPr>
+                    <pic:cNvPr id="0" name="项目4_图4-1_学习目标思维导图_v1.png"/>
+                    <pic:cNvPicPr/>
+                  </pic:nvPicPr>
+                  <pic:blipFill>
+                    <a:blip r:embed="rId9"/>
+                    <a:stretch>
+                      <a:fillRect/>
+                    </a:stretch>
+                  </pic:blipFill>
+                  <pic:spPr>
+                    <a:xfrm>
+                      <a:off x="0" y="0"/>
+                      <a:ext cx="4680000" cy="3192128"/>
+                    </a:xfrm>
+                    <a:prstGeom prst="rect"/>
+                  </pic:spPr>
+                </pic:pic>
+              </a:graphicData>
+            </a:graphic>
+          </wp:anchor>
+        </w:drawing>
+      </w:r>
+    </w:p>
+    <w:p>
+      <w:pPr>
+        <w:spacing w:before="0" w:after="200"/>
+        <w:jc w:val="center"/>
+      </w:pPr>
+      <w:r>
+        <w:rPr>
+          <w:rFonts w:ascii="Times New Roman" w:hAnsi="Times New Roman" w:cs="Times New Roman" w:eastAsia="宋体"/>
+          <w:b w:val="0"/>
+          <w:i w:val="0"/>
+          <w:sz w:val="21"/>
+        </w:rPr>
+        <w:t>图4-1 学习目标思维导图</w:t>
+      </w:r>
+    </w:p>
+    <w:p>
+      <w:pPr>
+        <w:keepNext/>
+        <w:spacing w:line="280" w:lineRule="exact" w:before="120" w:after="0"/>
+        <w:jc w:val="center"/>
+      </w:pPr>
+      <w:r>
+        <w:drawing>
+          <wp:anchor xmlns:a="http://schemas.openxmlformats.org/drawingml/2006/main" distT="0" distB="0" distL="0" distR="0" simplePos="0" relativeHeight="251658240" behindDoc="0" locked="0" layoutInCell="1" allowOverlap="0">
+            <wp:simplePos x="0" y="0"/>
+            <wp:positionH relativeFrom="margin">
+              <wp:align>center</wp:align>
+            </wp:positionH>
+            <wp:positionV relativeFrom="paragraph">
+              <wp:posOffset>0</wp:posOffset>
+            </wp:positionV>
+            <wp:extent cx="4680000" cy="3042772"/>
+            <wp:effectExtent l="0" t="0" r="0" b="0"/>
+            <wp:wrapTopAndBottom/>
+            <wp:docPr id="2" name="Picture 2"/>
+            <wp:cNvGraphicFramePr>
+              <a:graphicFrameLocks noChangeAspect="1"/>
+            </wp:cNvGraphicFramePr>
+            <a:graphic xmlns:pic="http://schemas.openxmlformats.org/drawingml/2006/picture">
+              <a:graphicData uri="http://schemas.openxmlformats.org/drawingml/2006/picture">
+                <pic:pic>
+                  <pic:nvPicPr>
+                    <pic:cNvPr id="0" name="项目4_图4-2_知识图谱_v1.png"/>
+                    <pic:cNvPicPr/>
+                  </pic:nvPicPr>
+                  <pic:blipFill>
+                    <a:blip r:embed="rId10"/>
+                    <a:stretch>
+                      <a:fillRect/>
+                    </a:stretch>
+                  </pic:blipFill>
+                  <pic:spPr>
+                    <a:xfrm>
+                      <a:off x="0" y="0"/>
+                      <a:ext cx="4680000" cy="3042772"/>
+                    </a:xfrm>
+                    <a:prstGeom prst="rect"/>
+                  </pic:spPr>
+                </pic:pic>
+              </a:graphicData>
+            </a:graphic>
+          </wp:anchor>
+        </w:drawing>
+      </w:r>
+    </w:p>
+    <w:p>
+      <w:pPr>
+        <w:spacing w:before="0" w:after="200"/>
+        <w:jc w:val="center"/>
+      </w:pPr>
+      <w:r>
+        <w:rPr>
+          <w:rFonts w:ascii="Times New Roman" w:hAnsi="Times New Roman" w:cs="Times New Roman" w:eastAsia="宋体"/>
+          <w:b w:val="0"/>
+          <w:i w:val="0"/>
+          <w:sz w:val="21"/>
+        </w:rPr>
+        <w:t>图4-2 本任务知识图谱</w:t>
+      </w:r>
+    </w:p>
+    <w:p>
+      <w:pPr>
         <w:pStyle w:val="Heading2"/>
       </w:pPr>
       <w:r>
@@ -299,17 +271,57 @@
           <w:b/>
           <w:i w:val="0"/>
         </w:rPr>
-        <w:t>任务4.1 看懂票据和发票的关键信息</w:t>
+        <w:t>项目导入</w:t>
       </w:r>
     </w:p>
     <w:p>
       <w:pPr>
-        <w:spacing w:line="280" w:lineRule="exact" w:before="120"/>
+        <w:ind w:firstLine="480"/>
+      </w:pPr>
+      <w:r>
+        <w:rPr>
+          <w:rFonts w:ascii="Times New Roman" w:hAnsi="Times New Roman" w:cs="Times New Roman" w:eastAsia="宋体"/>
+          <w:b/>
+          <w:i w:val="0"/>
+        </w:rPr>
+        <w:t>校园线</w:t>
+      </w:r>
+    </w:p>
+    <w:p>
+      <w:pPr>
+        <w:ind w:firstLine="480"/>
+      </w:pPr>
+      <w:r>
+        <w:rPr>
+          <w:rFonts w:ascii="Times New Roman" w:hAnsi="Times New Roman" w:cs="Times New Roman" w:eastAsia="宋体"/>
+          <w:b w:val="0"/>
+          <w:i w:val="0"/>
+        </w:rPr>
+        <w:t>校园文化节前一周，某高校学生社团“星空读书会”忙得不可开交。社长小林把一周的票据整理成一叠，准备到学院财务处报销：打印店的海报费收据、文具店的彩带小票、超市买来的矿泉水和零食小票，还有一张打印店开具的增值税发票。</w:t>
+      </w:r>
+    </w:p>
+    <w:p>
+      <w:pPr>
+        <w:ind w:firstLine="480"/>
+      </w:pPr>
+      <w:r>
+        <w:rPr>
+          <w:rFonts w:ascii="Times New Roman" w:hAnsi="Times New Roman" w:cs="Times New Roman" w:eastAsia="宋体"/>
+          <w:b w:val="0"/>
+          <w:i w:val="0"/>
+        </w:rPr>
+        <w:t>财务老师看了一眼，只收下了其中一张，并且说：“超市小票没有学院的抬头，不能报；收据要换成发票，发票的抬头要写学院的全称和税号。”小林有点懵：这些钱都是社团花的，为什么有的能报，有的不能报？</w:t>
+      </w:r>
+    </w:p>
+    <w:p>
+      <w:pPr>
+        <w:keepNext/>
+        <w:spacing w:line="280" w:lineRule="exact" w:before="120" w:after="0"/>
         <w:jc w:val="center"/>
       </w:pPr>
       <w:r>
         <w:drawing>
-          <wp:anchor xmlns:a="http://schemas.openxmlformats.org/drawingml/2006/main" distT="114300" distB="114300" distL="0" distR="0" simplePos="0" relativeHeight="251658240" behindDoc="0" locked="0" layoutInCell="1" allowOverlap="0">
+          <wp:anchor xmlns:a="http://schemas.openxmlformats.org/drawingml/2006/main" distT="0" distB="0" distL="0" distR="0" simplePos="0" relativeHeight="251658240" behindDoc="0" locked="0" layoutInCell="1" allowOverlap="0">
             <wp:simplePos x="0" y="0"/>
             <wp:positionH relativeFrom="margin">
               <wp:align>center</wp:align>
@@ -320,7 +332,7 @@
             <wp:extent cx="4680000" cy="2552727"/>
             <wp:effectExtent l="0" t="0" r="0" b="0"/>
             <wp:wrapTopAndBottom/>
-            <wp:docPr id="2" name="Picture 2"/>
+            <wp:docPr id="3" name="Picture 3"/>
             <wp:cNvGraphicFramePr>
               <a:graphicFrameLocks noChangeAspect="1"/>
             </wp:cNvGraphicFramePr>
@@ -328,11 +340,11 @@
               <a:graphicData uri="http://schemas.openxmlformats.org/drawingml/2006/picture">
                 <pic:pic>
                   <pic:nvPicPr>
-                    <pic:cNvPr id="0" name="项目4_图4-2_票据整理场景_v1.png"/>
+                    <pic:cNvPr id="0" name="项目4_图4-3_报销场景_v1.png"/>
                     <pic:cNvPicPr/>
                   </pic:nvPicPr>
                   <pic:blipFill>
-                    <a:blip r:embed="rId10"/>
+                    <a:blip r:embed="rId11"/>
                     <a:stretch>
                       <a:fillRect/>
                     </a:stretch>
@@ -353,7 +365,7 @@
     </w:p>
     <w:p>
       <w:pPr>
-        <w:spacing w:before="120" w:after="120"/>
+        <w:spacing w:before="0" w:after="200"/>
         <w:jc w:val="center"/>
       </w:pPr>
       <w:r>
@@ -363,7 +375,140 @@
           <w:i w:val="0"/>
           <w:sz w:val="21"/>
         </w:rPr>
-        <w:t>图4-2 票据整理场景（AI生成）</w:t>
+        <w:t>图4-3 报销场景（AI生成）</w:t>
+      </w:r>
+    </w:p>
+    <w:p>
+      <w:pPr>
+        <w:ind w:firstLine="480"/>
+      </w:pPr>
+      <w:r>
+        <w:rPr>
+          <w:rFonts w:ascii="Times New Roman" w:hAnsi="Times New Roman" w:cs="Times New Roman" w:eastAsia="宋体"/>
+          <w:b/>
+          <w:i w:val="0"/>
+        </w:rPr>
+        <w:t>职业线</w:t>
+      </w:r>
+    </w:p>
+    <w:p>
+      <w:pPr>
+        <w:ind w:firstLine="480"/>
+      </w:pPr>
+      <w:r>
+        <w:rPr>
+          <w:rFonts w:ascii="Times New Roman" w:hAnsi="Times New Roman" w:cs="Times New Roman" w:eastAsia="宋体"/>
+          <w:b w:val="0"/>
+          <w:i w:val="0"/>
+        </w:rPr>
+        <w:t>实习生小周在一家文创用品公司的财务部实习。上周，市场部的两位同事去外地参加展会，回来交来一叠报销材料：高铁票、网约车行程单、酒店发票、几张餐饮小票。部门经理让小周先整理，看哪些能报销、哪些需要补充。小周翻了半天，只能确定其中一部分，心里没底：是不是只要有票据就能报？</w:t>
+      </w:r>
+    </w:p>
+    <w:p>
+      <w:pPr>
+        <w:ind w:firstLine="480"/>
+      </w:pPr>
+      <w:r>
+        <w:rPr>
+          <w:rFonts w:ascii="Times New Roman" w:hAnsi="Times New Roman" w:cs="Times New Roman" w:eastAsia="宋体"/>
+          <w:b w:val="0"/>
+          <w:i w:val="0"/>
+        </w:rPr>
+        <w:t>两个问题其实是同一个问题：</w:t>
+      </w:r>
+      <w:r>
+        <w:rPr>
+          <w:rFonts w:ascii="Times New Roman" w:hAnsi="Times New Roman" w:cs="Times New Roman" w:eastAsia="宋体"/>
+          <w:b/>
+          <w:i w:val="0"/>
+        </w:rPr>
+        <w:t>报销单只是申请，票据才是证据。</w:t>
+      </w:r>
+      <w:r>
+        <w:rPr>
+          <w:rFonts w:ascii="Times New Roman" w:hAnsi="Times New Roman" w:cs="Times New Roman" w:eastAsia="宋体"/>
+          <w:b w:val="0"/>
+          <w:i w:val="0"/>
+        </w:rPr>
+        <w:t xml:space="preserve"> 要判断一笔钱能不能报，先要看懂票据，知道票据上哪些信息证明了这笔钱的用途和去向。这正是本项目要解决的问题。</w:t>
+      </w:r>
+    </w:p>
+    <w:p>
+      <w:pPr>
+        <w:pStyle w:val="Heading2"/>
+      </w:pPr>
+      <w:r>
+        <w:rPr>
+          <w:rFonts w:ascii="Times New Roman" w:hAnsi="Times New Roman" w:cs="Times New Roman" w:eastAsia="黑体"/>
+          <w:b/>
+          <w:i w:val="0"/>
+        </w:rPr>
+        <w:t>任务4.1 看懂票据和发票的关键信息</w:t>
+      </w:r>
+    </w:p>
+    <w:p>
+      <w:pPr>
+        <w:keepNext/>
+        <w:spacing w:line="280" w:lineRule="exact" w:before="120" w:after="0"/>
+        <w:jc w:val="center"/>
+      </w:pPr>
+      <w:r>
+        <w:drawing>
+          <wp:anchor xmlns:a="http://schemas.openxmlformats.org/drawingml/2006/main" distT="0" distB="0" distL="0" distR="0" simplePos="0" relativeHeight="251658240" behindDoc="0" locked="0" layoutInCell="1" allowOverlap="0">
+            <wp:simplePos x="0" y="0"/>
+            <wp:positionH relativeFrom="margin">
+              <wp:align>center</wp:align>
+            </wp:positionH>
+            <wp:positionV relativeFrom="paragraph">
+              <wp:posOffset>0</wp:posOffset>
+            </wp:positionV>
+            <wp:extent cx="4680000" cy="2552727"/>
+            <wp:effectExtent l="0" t="0" r="0" b="0"/>
+            <wp:wrapTopAndBottom/>
+            <wp:docPr id="4" name="Picture 4"/>
+            <wp:cNvGraphicFramePr>
+              <a:graphicFrameLocks noChangeAspect="1"/>
+            </wp:cNvGraphicFramePr>
+            <a:graphic xmlns:pic="http://schemas.openxmlformats.org/drawingml/2006/picture">
+              <a:graphicData uri="http://schemas.openxmlformats.org/drawingml/2006/picture">
+                <pic:pic>
+                  <pic:nvPicPr>
+                    <pic:cNvPr id="0" name="项目4_图4-4_票据整理场景_v1.png"/>
+                    <pic:cNvPicPr/>
+                  </pic:nvPicPr>
+                  <pic:blipFill>
+                    <a:blip r:embed="rId12"/>
+                    <a:stretch>
+                      <a:fillRect/>
+                    </a:stretch>
+                  </pic:blipFill>
+                  <pic:spPr>
+                    <a:xfrm>
+                      <a:off x="0" y="0"/>
+                      <a:ext cx="4680000" cy="2552727"/>
+                    </a:xfrm>
+                    <a:prstGeom prst="rect"/>
+                  </pic:spPr>
+                </pic:pic>
+              </a:graphicData>
+            </a:graphic>
+          </wp:anchor>
+        </w:drawing>
+      </w:r>
+    </w:p>
+    <w:p>
+      <w:pPr>
+        <w:spacing w:before="0" w:after="200"/>
+        <w:jc w:val="center"/>
+      </w:pPr>
+      <w:r>
+        <w:rPr>
+          <w:rFonts w:ascii="Times New Roman" w:hAnsi="Times New Roman" w:cs="Times New Roman" w:eastAsia="宋体"/>
+          <w:b w:val="0"/>
+          <w:i w:val="0"/>
+          <w:sz w:val="21"/>
+        </w:rPr>
+        <w:t>图4-4 票据整理场景（AI生成）</w:t>
       </w:r>
     </w:p>
     <w:p>
@@ -1049,17 +1194,18 @@
           <w:b w:val="0"/>
           <w:i w:val="0"/>
         </w:rPr>
-        <w:t>图4-3 从三个审核维度对几类常见票据作了归纳，便于快速判断。</w:t>
+        <w:t>图4-5 从三个审核维度对几类常见票据作了归纳，便于快速判断。</w:t>
       </w:r>
     </w:p>
     <w:p>
       <w:pPr>
-        <w:spacing w:line="280" w:lineRule="exact" w:before="120"/>
+        <w:keepNext/>
+        <w:spacing w:line="280" w:lineRule="exact" w:before="120" w:after="0"/>
         <w:jc w:val="center"/>
       </w:pPr>
       <w:r>
         <w:drawing>
-          <wp:anchor xmlns:a="http://schemas.openxmlformats.org/drawingml/2006/main" distT="114300" distB="114300" distL="0" distR="0" simplePos="0" relativeHeight="251658240" behindDoc="0" locked="0" layoutInCell="1" allowOverlap="0">
+          <wp:anchor xmlns:a="http://schemas.openxmlformats.org/drawingml/2006/main" distT="0" distB="0" distL="0" distR="0" simplePos="0" relativeHeight="251658240" behindDoc="0" locked="0" layoutInCell="1" allowOverlap="0">
             <wp:simplePos x="0" y="0"/>
             <wp:positionH relativeFrom="margin">
               <wp:align>center</wp:align>
@@ -1070,7 +1216,7 @@
             <wp:extent cx="4680000" cy="2705308"/>
             <wp:effectExtent l="0" t="0" r="0" b="0"/>
             <wp:wrapTopAndBottom/>
-            <wp:docPr id="3" name="Picture 3"/>
+            <wp:docPr id="5" name="Picture 5"/>
             <wp:cNvGraphicFramePr>
               <a:graphicFrameLocks noChangeAspect="1"/>
             </wp:cNvGraphicFramePr>
@@ -1078,11 +1224,11 @@
               <a:graphicData uri="http://schemas.openxmlformats.org/drawingml/2006/picture">
                 <pic:pic>
                   <pic:nvPicPr>
-                    <pic:cNvPr id="0" name="项目4_图4-3_票据审核矩阵_v1.png"/>
+                    <pic:cNvPr id="0" name="项目4_图4-5_票据审核矩阵_v1.png"/>
                     <pic:cNvPicPr/>
                   </pic:nvPicPr>
                   <pic:blipFill>
-                    <a:blip r:embed="rId11"/>
+                    <a:blip r:embed="rId13"/>
                     <a:stretch>
                       <a:fillRect/>
                     </a:stretch>
@@ -1103,7 +1249,7 @@
     </w:p>
     <w:p>
       <w:pPr>
-        <w:spacing w:before="120" w:after="120"/>
+        <w:spacing w:before="0" w:after="200"/>
         <w:jc w:val="center"/>
       </w:pPr>
       <w:r>
@@ -1113,7 +1259,7 @@
           <w:i w:val="0"/>
           <w:sz w:val="21"/>
         </w:rPr>
-        <w:t>图4-3 常见票据的审核维度矩阵（示意归纳）</w:t>
+        <w:t>图4-5 常见票据的审核维度矩阵（示意归纳）</w:t>
       </w:r>
     </w:p>
     <w:p>
@@ -2313,7 +2459,7 @@
           <w:b w:val="0"/>
           <w:i w:val="0"/>
         </w:rPr>
-        <w:t>（可用配套的“图4-5 发票金额核验工具”练习）：假设价税合计为 255.85 元，税率为 13%，则不含税金额应为 255.85 ÷ 1.13 ≈ 226.42 元，税额为 226.42 × 13% ≈ 29.43 元。两者相加仍为 255.85 元，说明这组数字内部自洽。如果数字对不上，就要进一步查原票。</w:t>
+        <w:t>（可用配套的“图4-7 发票金额核验工具”练习）：假设价税合计为 255.85 元，税率为 13%，则不含税金额应为 255.85 ÷ 1.13 ≈ 226.42 元，税额为 226.42 × 13% ≈ 29.43 元。两者相加仍为 255.85 元，说明这组数字内部自洽。如果数字对不上，就要进一步查原票。</w:t>
       </w:r>
     </w:p>
     <w:p>
@@ -4003,17 +4149,18 @@
           <w:b w:val="0"/>
           <w:i w:val="0"/>
         </w:rPr>
-        <w:t>图4-4 展示了上述核对流程，可以作为操作时的参考。</w:t>
+        <w:t>图4-6 展示了上述核对流程，可以作为操作时的参考。</w:t>
       </w:r>
     </w:p>
     <w:p>
       <w:pPr>
-        <w:spacing w:line="280" w:lineRule="exact" w:before="120"/>
+        <w:keepNext/>
+        <w:spacing w:line="280" w:lineRule="exact" w:before="120" w:after="0"/>
         <w:jc w:val="center"/>
       </w:pPr>
       <w:r>
         <w:drawing>
-          <wp:anchor xmlns:a="http://schemas.openxmlformats.org/drawingml/2006/main" distT="114300" distB="114300" distL="0" distR="0" simplePos="0" relativeHeight="251658240" behindDoc="0" locked="0" layoutInCell="1" allowOverlap="0">
+          <wp:anchor xmlns:a="http://schemas.openxmlformats.org/drawingml/2006/main" distT="0" distB="0" distL="0" distR="0" simplePos="0" relativeHeight="251658240" behindDoc="0" locked="0" layoutInCell="1" allowOverlap="0">
             <wp:simplePos x="0" y="0"/>
             <wp:positionH relativeFrom="margin">
               <wp:align>center</wp:align>
@@ -4024,7 +4171,7 @@
             <wp:extent cx="4680000" cy="4926082"/>
             <wp:effectExtent l="0" t="0" r="0" b="0"/>
             <wp:wrapTopAndBottom/>
-            <wp:docPr id="4" name="Picture 4"/>
+            <wp:docPr id="6" name="Picture 6"/>
             <wp:cNvGraphicFramePr>
               <a:graphicFrameLocks noChangeAspect="1"/>
             </wp:cNvGraphicFramePr>
@@ -4032,11 +4179,11 @@
               <a:graphicData uri="http://schemas.openxmlformats.org/drawingml/2006/picture">
                 <pic:pic>
                   <pic:nvPicPr>
-                    <pic:cNvPr id="0" name="项目4_图4-4_核对流程_v1.png"/>
+                    <pic:cNvPr id="0" name="项目4_图4-6_核对流程_v1.png"/>
                     <pic:cNvPicPr/>
                   </pic:nvPicPr>
                   <pic:blipFill>
-                    <a:blip r:embed="rId12"/>
+                    <a:blip r:embed="rId14"/>
                     <a:stretch>
                       <a:fillRect/>
                     </a:stretch>
@@ -4057,7 +4204,7 @@
     </w:p>
     <w:p>
       <w:pPr>
-        <w:spacing w:before="120" w:after="120"/>
+        <w:spacing w:before="0" w:after="200"/>
         <w:jc w:val="center"/>
       </w:pPr>
       <w:r>
@@ -4067,7 +4214,7 @@
           <w:i w:val="0"/>
           <w:sz w:val="21"/>
         </w:rPr>
-        <w:t>图4-4 大模型识别票据信息的核对流程</w:t>
+        <w:t>图4-6 大模型识别票据信息的核对流程</w:t>
       </w:r>
     </w:p>
     <w:p>
@@ -4080,7 +4227,7 @@
           <w:b w:val="0"/>
           <w:i w:val="0"/>
         </w:rPr>
-        <w:t>配套的交互工具“图4-5 发票金额核验工具”为网页文件，可在浏览器中打开，用于练习表4-3中的数字核验。</w:t>
+        <w:t>配套的交互工具“图4-7 发票金额核验工具”为网页文件，可在浏览器中打开，用于练习表4-3中的数字核验。</w:t>
       </w:r>
     </w:p>
     <w:p>
@@ -6304,7 +6451,7 @@
       </w:r>
     </w:p>
     <w:sectPr>
-      <w:footerReference w:type="default" r:id="rId13"/>
+      <w:footerReference w:type="default" r:id="rId15"/>
       <w:pgSz w:w="11906" w:h="16838"/>
       <w:pgMar w:top="1440" w:right="1797" w:bottom="1440" w:left="1797" w:header="720" w:footer="720" w:gutter="0"/>
       <w:cols w:space="720"/>

--- a/AI大模型在财务场景的应用/项目4_范例_v2.docx
+++ b/AI大模型在财务场景的应用/项目4_范例_v2.docx
@@ -5805,6 +5805,5142 @@
           <w:b/>
           <w:i w:val="0"/>
         </w:rPr>
+        <w:t>任务4.2 用检查清单审核报销材料</w:t>
+      </w:r>
+    </w:p>
+    <w:p>
+      <w:pPr>
+        <w:pStyle w:val="Heading3"/>
+      </w:pPr>
+      <w:r>
+        <w:rPr>
+          <w:rFonts w:ascii="Times New Roman" w:hAnsi="Times New Roman" w:cs="Times New Roman" w:eastAsia="黑体"/>
+          <w:b/>
+          <w:i w:val="0"/>
+        </w:rPr>
+        <w:t>导入：一叠材料，三道关口</w:t>
+      </w:r>
+    </w:p>
+    <w:p>
+      <w:pPr>
+        <w:ind w:firstLine="480"/>
+      </w:pPr>
+      <w:r>
+        <w:rPr>
+          <w:rFonts w:ascii="Times New Roman" w:hAnsi="Times New Roman" w:cs="Times New Roman" w:eastAsia="宋体"/>
+          <w:b/>
+          <w:i w:val="0"/>
+        </w:rPr>
+        <w:t>校园线</w:t>
+      </w:r>
+    </w:p>
+    <w:p>
+      <w:pPr>
+        <w:ind w:firstLine="480"/>
+      </w:pPr>
+      <w:r>
+        <w:rPr>
+          <w:rFonts w:ascii="Times New Roman" w:hAnsi="Times New Roman" w:cs="Times New Roman" w:eastAsia="宋体"/>
+          <w:b w:val="0"/>
+          <w:i w:val="0"/>
+        </w:rPr>
+        <w:t>学期末，星空读书会要报销一批活动物资：横幅的打印费、音响的租赁费、茶歇的饮品费，还有几张零散的小票。社长小林把材料交给财务老师，老师没有急着点头，而是拿出一张检查清单，逐项核对，最后指出了三处需要补充的地方：一张发票的抬头少了学院全称，一笔租赁费缺少合同复印件，茶歇的人数与报销单上的数字对不上。</w:t>
+      </w:r>
+    </w:p>
+    <w:p>
+      <w:pPr>
+        <w:ind w:firstLine="480"/>
+      </w:pPr>
+      <w:r>
+        <w:rPr>
+          <w:rFonts w:ascii="Times New Roman" w:hAnsi="Times New Roman" w:cs="Times New Roman" w:eastAsia="宋体"/>
+          <w:b w:val="0"/>
+          <w:i w:val="0"/>
+        </w:rPr>
+        <w:t>小林这才意识到，报销审核不是“看一眼票据金额”那么简单，而是按照一张清单，把每一项要求逐条过一遍。</w:t>
+      </w:r>
+    </w:p>
+    <w:p>
+      <w:pPr>
+        <w:ind w:firstLine="480"/>
+      </w:pPr>
+      <w:r>
+        <w:rPr>
+          <w:rFonts w:ascii="Times New Roman" w:hAnsi="Times New Roman" w:cs="Times New Roman" w:eastAsia="宋体"/>
+          <w:b/>
+          <w:i w:val="0"/>
+        </w:rPr>
+        <w:t>职业线</w:t>
+      </w:r>
+    </w:p>
+    <w:p>
+      <w:pPr>
+        <w:ind w:firstLine="480"/>
+      </w:pPr>
+      <w:r>
+        <w:rPr>
+          <w:rFonts w:ascii="Times New Roman" w:hAnsi="Times New Roman" w:cs="Times New Roman" w:eastAsia="宋体"/>
+          <w:b w:val="0"/>
+          <w:i w:val="0"/>
+        </w:rPr>
+        <w:t>实习生小周在文创公司的财务部，经理交给他一沓差旅报销单，让他按照公司的报销制度先审一遍。小周打开制度文件，发现里面有十几条规定：报销单是否有部门负责人签字、住宿费是否超过公司标准、出差日期是否与票据一致、同一笔费用是否重复报销……他一条条对照，逐一打勾，最后发现两张票据的日期不在出差期间内。</w:t>
+      </w:r>
+    </w:p>
+    <w:p>
+      <w:pPr>
+        <w:ind w:firstLine="480"/>
+      </w:pPr>
+      <w:r>
+        <w:rPr>
+          <w:rFonts w:ascii="Times New Roman" w:hAnsi="Times New Roman" w:cs="Times New Roman" w:eastAsia="宋体"/>
+          <w:b w:val="0"/>
+          <w:i w:val="0"/>
+        </w:rPr>
+        <w:t>小周的感受是：只靠经验审单，容易漏；有了清单，审核才有章法。</w:t>
+      </w:r>
+    </w:p>
+    <w:p>
+      <w:pPr>
+        <w:pStyle w:val="Heading3"/>
+      </w:pPr>
+      <w:r>
+        <w:rPr>
+          <w:rFonts w:ascii="Times New Roman" w:hAnsi="Times New Roman" w:cs="Times New Roman" w:eastAsia="黑体"/>
+          <w:b/>
+          <w:i w:val="0"/>
+        </w:rPr>
+        <w:t>一、报销材料由哪些部分组成</w:t>
+      </w:r>
+    </w:p>
+    <w:p>
+      <w:pPr>
+        <w:ind w:firstLine="480"/>
+      </w:pPr>
+      <w:r>
+        <w:rPr>
+          <w:rFonts w:ascii="Times New Roman" w:hAnsi="Times New Roman" w:cs="Times New Roman" w:eastAsia="宋体"/>
+          <w:b w:val="0"/>
+          <w:i w:val="0"/>
+        </w:rPr>
+        <w:t>一套完整的报销材料，通常包括以下几类：</w:t>
+      </w:r>
+    </w:p>
+    <w:p>
+      <w:pPr>
+        <w:ind w:left="480" w:hanging="480"/>
+      </w:pPr>
+      <w:r>
+        <w:rPr>
+          <w:rFonts w:ascii="Times New Roman" w:hAnsi="Times New Roman" w:cs="Times New Roman" w:eastAsia="宋体"/>
+          <w:b w:val="0"/>
+          <w:i w:val="0"/>
+        </w:rPr>
+        <w:t>1.</w:t>
+        <w:tab/>
+      </w:r>
+      <w:r>
+        <w:rPr>
+          <w:rFonts w:ascii="Times New Roman" w:hAnsi="Times New Roman" w:cs="Times New Roman" w:eastAsia="宋体"/>
+          <w:b/>
+          <w:i w:val="0"/>
+        </w:rPr>
+        <w:t>报销单</w:t>
+      </w:r>
+      <w:r>
+        <w:rPr>
+          <w:rFonts w:ascii="Times New Roman" w:hAnsi="Times New Roman" w:cs="Times New Roman" w:eastAsia="宋体"/>
+          <w:b w:val="0"/>
+          <w:i w:val="0"/>
+        </w:rPr>
+        <w:t>：记录报销事由、日期、金额、报销人和部门，是整套材料的“封面”。</w:t>
+      </w:r>
+    </w:p>
+    <w:p>
+      <w:pPr>
+        <w:ind w:left="480" w:hanging="480"/>
+      </w:pPr>
+      <w:r>
+        <w:rPr>
+          <w:rFonts w:ascii="Times New Roman" w:hAnsi="Times New Roman" w:cs="Times New Roman" w:eastAsia="宋体"/>
+          <w:b w:val="0"/>
+          <w:i w:val="0"/>
+        </w:rPr>
+        <w:t>2.</w:t>
+        <w:tab/>
+      </w:r>
+      <w:r>
+        <w:rPr>
+          <w:rFonts w:ascii="Times New Roman" w:hAnsi="Times New Roman" w:cs="Times New Roman" w:eastAsia="宋体"/>
+          <w:b/>
+          <w:i w:val="0"/>
+        </w:rPr>
+        <w:t>原始票据</w:t>
+      </w:r>
+      <w:r>
+        <w:rPr>
+          <w:rFonts w:ascii="Times New Roman" w:hAnsi="Times New Roman" w:cs="Times New Roman" w:eastAsia="宋体"/>
+          <w:b w:val="0"/>
+          <w:i w:val="0"/>
+        </w:rPr>
+        <w:t>：发票、收据、行程单等，用来证明费用真实发生。</w:t>
+      </w:r>
+    </w:p>
+    <w:p>
+      <w:pPr>
+        <w:ind w:left="480" w:hanging="480"/>
+      </w:pPr>
+      <w:r>
+        <w:rPr>
+          <w:rFonts w:ascii="Times New Roman" w:hAnsi="Times New Roman" w:cs="Times New Roman" w:eastAsia="宋体"/>
+          <w:b w:val="0"/>
+          <w:i w:val="0"/>
+        </w:rPr>
+        <w:t>3.</w:t>
+        <w:tab/>
+      </w:r>
+      <w:r>
+        <w:rPr>
+          <w:rFonts w:ascii="Times New Roman" w:hAnsi="Times New Roman" w:cs="Times New Roman" w:eastAsia="宋体"/>
+          <w:b/>
+          <w:i w:val="0"/>
+        </w:rPr>
+        <w:t>业务依据</w:t>
+      </w:r>
+      <w:r>
+        <w:rPr>
+          <w:rFonts w:ascii="Times New Roman" w:hAnsi="Times New Roman" w:cs="Times New Roman" w:eastAsia="宋体"/>
+          <w:b w:val="0"/>
+          <w:i w:val="0"/>
+        </w:rPr>
+        <w:t>：采购合同、活动方案、出差申请、审批单等，用来证明费用与业务有关。</w:t>
+      </w:r>
+    </w:p>
+    <w:p>
+      <w:pPr>
+        <w:ind w:left="480" w:hanging="480"/>
+      </w:pPr>
+      <w:r>
+        <w:rPr>
+          <w:rFonts w:ascii="Times New Roman" w:hAnsi="Times New Roman" w:cs="Times New Roman" w:eastAsia="宋体"/>
+          <w:b w:val="0"/>
+          <w:i w:val="0"/>
+        </w:rPr>
+        <w:t>4.</w:t>
+        <w:tab/>
+      </w:r>
+      <w:r>
+        <w:rPr>
+          <w:rFonts w:ascii="Times New Roman" w:hAnsi="Times New Roman" w:cs="Times New Roman" w:eastAsia="宋体"/>
+          <w:b/>
+          <w:i w:val="0"/>
+        </w:rPr>
+        <w:t>附属证明</w:t>
+      </w:r>
+      <w:r>
+        <w:rPr>
+          <w:rFonts w:ascii="Times New Roman" w:hAnsi="Times New Roman" w:cs="Times New Roman" w:eastAsia="宋体"/>
+          <w:b w:val="0"/>
+          <w:i w:val="0"/>
+        </w:rPr>
+        <w:t>：如物品验收单、人员名单、会议签到表等，用来补充说明费用的用途和过程。</w:t>
+      </w:r>
+    </w:p>
+    <w:p>
+      <w:pPr>
+        <w:ind w:firstLine="480"/>
+      </w:pPr>
+      <w:r>
+        <w:rPr>
+          <w:rFonts w:ascii="Times New Roman" w:hAnsi="Times New Roman" w:cs="Times New Roman" w:eastAsia="宋体"/>
+          <w:b w:val="0"/>
+          <w:i w:val="0"/>
+        </w:rPr>
+        <w:t>材料是否齐全，取决于费用的性质。采购办公用品与租赁设备，所需的业务依据并不相同。这一点要以单位的报销制度为准。</w:t>
+      </w:r>
+    </w:p>
+    <w:p>
+      <w:pPr>
+        <w:pStyle w:val="Heading3"/>
+      </w:pPr>
+      <w:r>
+        <w:rPr>
+          <w:rFonts w:ascii="Times New Roman" w:hAnsi="Times New Roman" w:cs="Times New Roman" w:eastAsia="黑体"/>
+          <w:b/>
+          <w:i w:val="0"/>
+        </w:rPr>
+        <w:t>二、审核的三个层次</w:t>
+      </w:r>
+    </w:p>
+    <w:p>
+      <w:pPr>
+        <w:ind w:firstLine="480"/>
+      </w:pPr>
+      <w:r>
+        <w:rPr>
+          <w:rFonts w:ascii="Times New Roman" w:hAnsi="Times New Roman" w:cs="Times New Roman" w:eastAsia="宋体"/>
+          <w:b w:val="0"/>
+          <w:i w:val="0"/>
+        </w:rPr>
+        <w:t>审核报销材料，可以从三个层次展开：</w:t>
+      </w:r>
+    </w:p>
+    <w:p>
+      <w:pPr>
+        <w:ind w:firstLine="480"/>
+      </w:pPr>
+      <w:r>
+        <w:rPr>
+          <w:rFonts w:ascii="Times New Roman" w:hAnsi="Times New Roman" w:cs="Times New Roman" w:eastAsia="宋体"/>
+          <w:b/>
+          <w:i w:val="0"/>
+        </w:rPr>
+        <w:t>（一）形式审核：材料齐不齐、填得对不对</w:t>
+      </w:r>
+    </w:p>
+    <w:p>
+      <w:pPr>
+        <w:ind w:firstLine="480"/>
+      </w:pPr>
+      <w:r>
+        <w:rPr>
+          <w:rFonts w:ascii="Times New Roman" w:hAnsi="Times New Roman" w:cs="Times New Roman" w:eastAsia="宋体"/>
+          <w:b w:val="0"/>
+          <w:i w:val="0"/>
+        </w:rPr>
+        <w:t>形式审核是最基础的一步，检查材料是否完整，报销单的项目是否填写完整，签字盖章是否齐全，金额的大小写是否一致。这一步不需要判断业务本身是否合理，但它是后续审核的前提。</w:t>
+      </w:r>
+    </w:p>
+    <w:p>
+      <w:pPr>
+        <w:ind w:firstLine="480"/>
+      </w:pPr>
+      <w:r>
+        <w:rPr>
+          <w:rFonts w:ascii="Times New Roman" w:hAnsi="Times New Roman" w:cs="Times New Roman" w:eastAsia="宋体"/>
+          <w:b w:val="0"/>
+          <w:i w:val="0"/>
+        </w:rPr>
+        <w:t>根据《会计基础工作规范》第四十八条第一项，原始凭证应当具备的内容包括：凭证的名称；填制凭证的日期；填制凭证单位名称或者填制人姓名；经办人员的签名或者盖章；接受凭证单位名称；经济业务内容；数量、单价和金额。形式审核时，可以用这七项作为最低要求。</w:t>
+      </w:r>
+    </w:p>
+    <w:p>
+      <w:pPr>
+        <w:ind w:firstLine="480"/>
+      </w:pPr>
+      <w:r>
+        <w:rPr>
+          <w:rFonts w:ascii="Times New Roman" w:hAnsi="Times New Roman" w:cs="Times New Roman" w:eastAsia="宋体"/>
+          <w:b/>
+          <w:i w:val="0"/>
+        </w:rPr>
+        <w:t>（二）真实性审核：票据是不是真的、与业务是否对得上</w:t>
+      </w:r>
+    </w:p>
+    <w:p>
+      <w:pPr>
+        <w:ind w:firstLine="480"/>
+      </w:pPr>
+      <w:r>
+        <w:rPr>
+          <w:rFonts w:ascii="Times New Roman" w:hAnsi="Times New Roman" w:cs="Times New Roman" w:eastAsia="宋体"/>
+          <w:b w:val="0"/>
+          <w:i w:val="0"/>
+        </w:rPr>
+        <w:t>真实性审核要回答两个问题：票据是否真实有效，票据内容是否与实际业务相符。前者要用税务机关提供的渠道查验，后者要看票据上的时间、地点、品名、数量能否与业务记录相互印证。</w:t>
+      </w:r>
+    </w:p>
+    <w:p>
+      <w:pPr>
+        <w:ind w:firstLine="480"/>
+      </w:pPr>
+      <w:r>
+        <w:rPr>
+          <w:rFonts w:ascii="Times New Roman" w:hAnsi="Times New Roman" w:cs="Times New Roman" w:eastAsia="宋体"/>
+          <w:b w:val="0"/>
+          <w:i w:val="0"/>
+        </w:rPr>
+        <w:t>《中华人民共和国会计法》第十四条规定，会计机构、会计人员对不真实、不合法的原始凭证有权不予接受，对记载不准确、不完整的原始凭证予以退回，并要求按照国家统一的会计制度的规定更正、补充。这意味着，审核人员有权拒绝不真实的票据，也有权要求补充或更正不完整的材料。</w:t>
+      </w:r>
+    </w:p>
+    <w:p>
+      <w:pPr>
+        <w:ind w:firstLine="480"/>
+      </w:pPr>
+      <w:r>
+        <w:rPr>
+          <w:rFonts w:ascii="Times New Roman" w:hAnsi="Times New Roman" w:cs="Times New Roman" w:eastAsia="宋体"/>
+          <w:b w:val="0"/>
+          <w:i w:val="0"/>
+        </w:rPr>
+        <w:t>同一条法律还规定，原始凭证记载的各项内容均不得涂改；原始凭证有错误的，应当由出具单位重开或者更正。因此，审核人员发现票据有涂改痕迹时，不能自行修改，而应当退回，要求出具单位处理。</w:t>
+      </w:r>
+    </w:p>
+    <w:p>
+      <w:pPr>
+        <w:ind w:firstLine="480"/>
+      </w:pPr>
+      <w:r>
+        <w:rPr>
+          <w:rFonts w:ascii="Times New Roman" w:hAnsi="Times New Roman" w:cs="Times New Roman" w:eastAsia="宋体"/>
+          <w:b/>
+          <w:i w:val="0"/>
+        </w:rPr>
+        <w:t>（三）合规性与合理性审核：是否符合制度，是否与业务相称</w:t>
+      </w:r>
+    </w:p>
+    <w:p>
+      <w:pPr>
+        <w:ind w:firstLine="480"/>
+      </w:pPr>
+      <w:r>
+        <w:rPr>
+          <w:rFonts w:ascii="Times New Roman" w:hAnsi="Times New Roman" w:cs="Times New Roman" w:eastAsia="宋体"/>
+          <w:b w:val="0"/>
+          <w:i w:val="0"/>
+        </w:rPr>
+        <w:t>合规性审核，是看费用是否符合单位的报销制度，比如标准、范围、审批权限等。合理性审核，则是看费用与业务目的是否相称，比如活动的茶歇人数是否与参加人数大致相符，出差的交通方式是否符合差旅标准。</w:t>
+      </w:r>
+    </w:p>
+    <w:p>
+      <w:pPr>
+        <w:ind w:firstLine="480"/>
+      </w:pPr>
+      <w:r>
+        <w:rPr>
+          <w:rFonts w:ascii="Times New Roman" w:hAnsi="Times New Roman" w:cs="Times New Roman" w:eastAsia="宋体"/>
+          <w:b w:val="0"/>
+          <w:i w:val="0"/>
+        </w:rPr>
+        <w:t>这一层次的规则，不同单位差别很大，因此不能靠记忆，必须以单位的制度文件为准。这也是为什么本任务要用检查清单，把制度中的规定转化为可以逐条核对的问题。</w:t>
+      </w:r>
+    </w:p>
+    <w:p>
+      <w:pPr>
+        <w:pStyle w:val="Heading3"/>
+      </w:pPr>
+      <w:r>
+        <w:rPr>
+          <w:rFonts w:ascii="Times New Roman" w:hAnsi="Times New Roman" w:cs="Times New Roman" w:eastAsia="黑体"/>
+          <w:b/>
+          <w:i w:val="0"/>
+        </w:rPr>
+        <w:t>三、设计一张报销审核检查清单</w:t>
+      </w:r>
+    </w:p>
+    <w:p>
+      <w:pPr>
+        <w:ind w:firstLine="480"/>
+      </w:pPr>
+      <w:r>
+        <w:rPr>
+          <w:rFonts w:ascii="Times New Roman" w:hAnsi="Times New Roman" w:cs="Times New Roman" w:eastAsia="宋体"/>
+          <w:b w:val="0"/>
+          <w:i w:val="0"/>
+        </w:rPr>
+        <w:t>检查清单的作用，是把“应该检查什么”变成“逐条检查什么”。一张好用的清单，应当满足三个条件：问题具体、有判断标准、有记录栏。</w:t>
+      </w:r>
+    </w:p>
+    <w:p>
+      <w:pPr>
+        <w:keepNext/>
+        <w:spacing w:before="120"/>
+        <w:jc w:val="center"/>
+      </w:pPr>
+      <w:r>
+        <w:rPr>
+          <w:rFonts w:ascii="Times New Roman" w:hAnsi="Times New Roman" w:cs="Times New Roman" w:eastAsia="黑体"/>
+          <w:b/>
+          <w:i w:val="0"/>
+          <w:sz w:val="21"/>
+        </w:rPr>
+        <w:t>表4-6 报销审核检查清单（示例）</w:t>
+      </w:r>
+    </w:p>
+    <w:tbl>
+      <w:tblPr>
+        <w:tblStyle w:val="TableGrid"/>
+        <w:tblW w:type="auto" w:w="0"/>
+        <w:jc w:val="center"/>
+        <w:tblLook w:firstColumn="1" w:firstRow="1" w:lastColumn="0" w:lastRow="0" w:noHBand="0" w:noVBand="1" w:val="04A0"/>
+      </w:tblPr>
+      <w:tblGrid>
+        <w:gridCol w:w="1385"/>
+        <w:gridCol w:w="1385"/>
+        <w:gridCol w:w="1385"/>
+        <w:gridCol w:w="1385"/>
+        <w:gridCol w:w="1385"/>
+        <w:gridCol w:w="1385"/>
+      </w:tblGrid>
+      <w:tr>
+        <w:tc>
+          <w:tcPr>
+            <w:tcW w:type="dxa" w:w="1385"/>
+            <w:shd w:val="clear" w:color="auto" w:fill="EDEDED"/>
+          </w:tcPr>
+          <w:p>
+            <w:pPr>
+              <w:spacing w:line="300" w:lineRule="exact"/>
+              <w:ind w:firstLine="0"/>
+            </w:pPr>
+            <w:r/>
+            <w:r>
+              <w:rPr>
+                <w:rFonts w:ascii="Times New Roman" w:hAnsi="Times New Roman" w:cs="Times New Roman" w:eastAsia="宋体"/>
+                <w:b/>
+                <w:i w:val="0"/>
+                <w:sz w:val="21"/>
+              </w:rPr>
+              <w:t>序号</w:t>
+            </w:r>
+          </w:p>
+        </w:tc>
+        <w:tc>
+          <w:tcPr>
+            <w:tcW w:type="dxa" w:w="1385"/>
+            <w:shd w:val="clear" w:color="auto" w:fill="EDEDED"/>
+          </w:tcPr>
+          <w:p>
+            <w:pPr>
+              <w:spacing w:line="300" w:lineRule="exact"/>
+              <w:ind w:firstLine="0"/>
+            </w:pPr>
+            <w:r/>
+            <w:r>
+              <w:rPr>
+                <w:rFonts w:ascii="Times New Roman" w:hAnsi="Times New Roman" w:cs="Times New Roman" w:eastAsia="宋体"/>
+                <w:b/>
+                <w:i w:val="0"/>
+                <w:sz w:val="21"/>
+              </w:rPr>
+              <w:t>检查项目</w:t>
+            </w:r>
+          </w:p>
+        </w:tc>
+        <w:tc>
+          <w:tcPr>
+            <w:tcW w:type="dxa" w:w="1385"/>
+            <w:shd w:val="clear" w:color="auto" w:fill="EDEDED"/>
+          </w:tcPr>
+          <w:p>
+            <w:pPr>
+              <w:spacing w:line="300" w:lineRule="exact"/>
+              <w:ind w:firstLine="0"/>
+            </w:pPr>
+            <w:r/>
+            <w:r>
+              <w:rPr>
+                <w:rFonts w:ascii="Times New Roman" w:hAnsi="Times New Roman" w:cs="Times New Roman" w:eastAsia="宋体"/>
+                <w:b/>
+                <w:i w:val="0"/>
+                <w:sz w:val="21"/>
+              </w:rPr>
+              <w:t>检查要点</w:t>
+            </w:r>
+          </w:p>
+        </w:tc>
+        <w:tc>
+          <w:tcPr>
+            <w:tcW w:type="dxa" w:w="1385"/>
+            <w:shd w:val="clear" w:color="auto" w:fill="EDEDED"/>
+          </w:tcPr>
+          <w:p>
+            <w:pPr>
+              <w:spacing w:line="300" w:lineRule="exact"/>
+              <w:ind w:firstLine="0"/>
+            </w:pPr>
+            <w:r/>
+            <w:r>
+              <w:rPr>
+                <w:rFonts w:ascii="Times New Roman" w:hAnsi="Times New Roman" w:cs="Times New Roman" w:eastAsia="宋体"/>
+                <w:b/>
+                <w:i w:val="0"/>
+                <w:sz w:val="21"/>
+              </w:rPr>
+              <w:t>判断标准</w:t>
+            </w:r>
+          </w:p>
+        </w:tc>
+        <w:tc>
+          <w:tcPr>
+            <w:tcW w:type="dxa" w:w="1385"/>
+            <w:shd w:val="clear" w:color="auto" w:fill="EDEDED"/>
+          </w:tcPr>
+          <w:p>
+            <w:pPr>
+              <w:spacing w:line="300" w:lineRule="exact"/>
+              <w:ind w:firstLine="0"/>
+            </w:pPr>
+            <w:r/>
+            <w:r>
+              <w:rPr>
+                <w:rFonts w:ascii="Times New Roman" w:hAnsi="Times New Roman" w:cs="Times New Roman" w:eastAsia="宋体"/>
+                <w:b/>
+                <w:i w:val="0"/>
+                <w:sz w:val="21"/>
+              </w:rPr>
+              <w:t>结论（是/否/不适用）</w:t>
+            </w:r>
+          </w:p>
+        </w:tc>
+        <w:tc>
+          <w:tcPr>
+            <w:tcW w:type="dxa" w:w="1385"/>
+            <w:shd w:val="clear" w:color="auto" w:fill="EDEDED"/>
+          </w:tcPr>
+          <w:p>
+            <w:pPr>
+              <w:spacing w:line="300" w:lineRule="exact"/>
+              <w:ind w:firstLine="0"/>
+            </w:pPr>
+            <w:r/>
+            <w:r>
+              <w:rPr>
+                <w:rFonts w:ascii="Times New Roman" w:hAnsi="Times New Roman" w:cs="Times New Roman" w:eastAsia="宋体"/>
+                <w:b/>
+                <w:i w:val="0"/>
+                <w:sz w:val="21"/>
+              </w:rPr>
+              <w:t>备注</w:t>
+            </w:r>
+          </w:p>
+        </w:tc>
+      </w:tr>
+      <w:tr>
+        <w:tc>
+          <w:tcPr>
+            <w:tcW w:type="dxa" w:w="1385"/>
+          </w:tcPr>
+          <w:p>
+            <w:pPr>
+              <w:spacing w:line="300" w:lineRule="exact"/>
+              <w:ind w:firstLine="0"/>
+            </w:pPr>
+            <w:r/>
+            <w:r>
+              <w:rPr>
+                <w:rFonts w:ascii="Times New Roman" w:hAnsi="Times New Roman" w:cs="Times New Roman" w:eastAsia="宋体"/>
+                <w:b w:val="0"/>
+                <w:i w:val="0"/>
+                <w:sz w:val="21"/>
+              </w:rPr>
+              <w:t>1</w:t>
+            </w:r>
+          </w:p>
+        </w:tc>
+        <w:tc>
+          <w:tcPr>
+            <w:tcW w:type="dxa" w:w="1385"/>
+          </w:tcPr>
+          <w:p>
+            <w:pPr>
+              <w:spacing w:line="300" w:lineRule="exact"/>
+              <w:ind w:firstLine="0"/>
+            </w:pPr>
+            <w:r/>
+            <w:r>
+              <w:rPr>
+                <w:rFonts w:ascii="Times New Roman" w:hAnsi="Times New Roman" w:cs="Times New Roman" w:eastAsia="宋体"/>
+                <w:b w:val="0"/>
+                <w:i w:val="0"/>
+                <w:sz w:val="21"/>
+              </w:rPr>
+              <w:t>报销单填写</w:t>
+            </w:r>
+          </w:p>
+        </w:tc>
+        <w:tc>
+          <w:tcPr>
+            <w:tcW w:type="dxa" w:w="1385"/>
+          </w:tcPr>
+          <w:p>
+            <w:pPr>
+              <w:spacing w:line="300" w:lineRule="exact"/>
+              <w:ind w:firstLine="0"/>
+            </w:pPr>
+            <w:r/>
+            <w:r>
+              <w:rPr>
+                <w:rFonts w:ascii="Times New Roman" w:hAnsi="Times New Roman" w:cs="Times New Roman" w:eastAsia="宋体"/>
+                <w:b w:val="0"/>
+                <w:i w:val="0"/>
+                <w:sz w:val="21"/>
+              </w:rPr>
+              <w:t>事由、日期、金额、报销人、部门是否填写完整</w:t>
+            </w:r>
+          </w:p>
+        </w:tc>
+        <w:tc>
+          <w:tcPr>
+            <w:tcW w:type="dxa" w:w="1385"/>
+          </w:tcPr>
+          <w:p>
+            <w:pPr>
+              <w:spacing w:line="300" w:lineRule="exact"/>
+              <w:ind w:firstLine="0"/>
+            </w:pPr>
+            <w:r/>
+            <w:r>
+              <w:rPr>
+                <w:rFonts w:ascii="Times New Roman" w:hAnsi="Times New Roman" w:cs="Times New Roman" w:eastAsia="宋体"/>
+                <w:b w:val="0"/>
+                <w:i w:val="0"/>
+                <w:sz w:val="21"/>
+              </w:rPr>
+              <w:t>项目无空缺，大小写金额一致</w:t>
+            </w:r>
+          </w:p>
+        </w:tc>
+        <w:tc>
+          <w:tcPr>
+            <w:tcW w:type="dxa" w:w="1385"/>
+          </w:tcPr>
+          <w:p>
+            <w:pPr>
+              <w:spacing w:line="300" w:lineRule="exact"/>
+              <w:ind w:firstLine="0"/>
+            </w:pPr>
+            <w:r/>
+          </w:p>
+        </w:tc>
+        <w:tc>
+          <w:tcPr>
+            <w:tcW w:type="dxa" w:w="1385"/>
+          </w:tcPr>
+          <w:p>
+            <w:pPr>
+              <w:spacing w:line="300" w:lineRule="exact"/>
+              <w:ind w:firstLine="0"/>
+            </w:pPr>
+            <w:r/>
+          </w:p>
+        </w:tc>
+      </w:tr>
+      <w:tr>
+        <w:tc>
+          <w:tcPr>
+            <w:tcW w:type="dxa" w:w="1385"/>
+          </w:tcPr>
+          <w:p>
+            <w:pPr>
+              <w:spacing w:line="300" w:lineRule="exact"/>
+              <w:ind w:firstLine="0"/>
+            </w:pPr>
+            <w:r/>
+            <w:r>
+              <w:rPr>
+                <w:rFonts w:ascii="Times New Roman" w:hAnsi="Times New Roman" w:cs="Times New Roman" w:eastAsia="宋体"/>
+                <w:b w:val="0"/>
+                <w:i w:val="0"/>
+                <w:sz w:val="21"/>
+              </w:rPr>
+              <w:t>2</w:t>
+            </w:r>
+          </w:p>
+        </w:tc>
+        <w:tc>
+          <w:tcPr>
+            <w:tcW w:type="dxa" w:w="1385"/>
+          </w:tcPr>
+          <w:p>
+            <w:pPr>
+              <w:spacing w:line="300" w:lineRule="exact"/>
+              <w:ind w:firstLine="0"/>
+            </w:pPr>
+            <w:r/>
+            <w:r>
+              <w:rPr>
+                <w:rFonts w:ascii="Times New Roman" w:hAnsi="Times New Roman" w:cs="Times New Roman" w:eastAsia="宋体"/>
+                <w:b w:val="0"/>
+                <w:i w:val="0"/>
+                <w:sz w:val="21"/>
+              </w:rPr>
+              <w:t>签字审批</w:t>
+            </w:r>
+          </w:p>
+        </w:tc>
+        <w:tc>
+          <w:tcPr>
+            <w:tcW w:type="dxa" w:w="1385"/>
+          </w:tcPr>
+          <w:p>
+            <w:pPr>
+              <w:spacing w:line="300" w:lineRule="exact"/>
+              <w:ind w:firstLine="0"/>
+            </w:pPr>
+            <w:r/>
+            <w:r>
+              <w:rPr>
+                <w:rFonts w:ascii="Times New Roman" w:hAnsi="Times New Roman" w:cs="Times New Roman" w:eastAsia="宋体"/>
+                <w:b w:val="0"/>
+                <w:i w:val="0"/>
+                <w:sz w:val="21"/>
+              </w:rPr>
+              <w:t>经办人、部门负责人等签字是否齐全</w:t>
+            </w:r>
+          </w:p>
+        </w:tc>
+        <w:tc>
+          <w:tcPr>
+            <w:tcW w:type="dxa" w:w="1385"/>
+          </w:tcPr>
+          <w:p>
+            <w:pPr>
+              <w:spacing w:line="300" w:lineRule="exact"/>
+              <w:ind w:firstLine="0"/>
+            </w:pPr>
+            <w:r/>
+            <w:r>
+              <w:rPr>
+                <w:rFonts w:ascii="Times New Roman" w:hAnsi="Times New Roman" w:cs="Times New Roman" w:eastAsia="宋体"/>
+                <w:b w:val="0"/>
+                <w:i w:val="0"/>
+                <w:sz w:val="21"/>
+              </w:rPr>
+              <w:t>签字权限与单位制度一致</w:t>
+            </w:r>
+          </w:p>
+        </w:tc>
+        <w:tc>
+          <w:tcPr>
+            <w:tcW w:type="dxa" w:w="1385"/>
+          </w:tcPr>
+          <w:p>
+            <w:pPr>
+              <w:spacing w:line="300" w:lineRule="exact"/>
+              <w:ind w:firstLine="0"/>
+            </w:pPr>
+            <w:r/>
+          </w:p>
+        </w:tc>
+        <w:tc>
+          <w:tcPr>
+            <w:tcW w:type="dxa" w:w="1385"/>
+          </w:tcPr>
+          <w:p>
+            <w:pPr>
+              <w:spacing w:line="300" w:lineRule="exact"/>
+              <w:ind w:firstLine="0"/>
+            </w:pPr>
+            <w:r/>
+          </w:p>
+        </w:tc>
+      </w:tr>
+      <w:tr>
+        <w:tc>
+          <w:tcPr>
+            <w:tcW w:type="dxa" w:w="1385"/>
+          </w:tcPr>
+          <w:p>
+            <w:pPr>
+              <w:spacing w:line="300" w:lineRule="exact"/>
+              <w:ind w:firstLine="0"/>
+            </w:pPr>
+            <w:r/>
+            <w:r>
+              <w:rPr>
+                <w:rFonts w:ascii="Times New Roman" w:hAnsi="Times New Roman" w:cs="Times New Roman" w:eastAsia="宋体"/>
+                <w:b w:val="0"/>
+                <w:i w:val="0"/>
+                <w:sz w:val="21"/>
+              </w:rPr>
+              <w:t>3</w:t>
+            </w:r>
+          </w:p>
+        </w:tc>
+        <w:tc>
+          <w:tcPr>
+            <w:tcW w:type="dxa" w:w="1385"/>
+          </w:tcPr>
+          <w:p>
+            <w:pPr>
+              <w:spacing w:line="300" w:lineRule="exact"/>
+              <w:ind w:firstLine="0"/>
+            </w:pPr>
+            <w:r/>
+            <w:r>
+              <w:rPr>
+                <w:rFonts w:ascii="Times New Roman" w:hAnsi="Times New Roman" w:cs="Times New Roman" w:eastAsia="宋体"/>
+                <w:b w:val="0"/>
+                <w:i w:val="0"/>
+                <w:sz w:val="21"/>
+              </w:rPr>
+              <w:t>票据抬头</w:t>
+            </w:r>
+          </w:p>
+        </w:tc>
+        <w:tc>
+          <w:tcPr>
+            <w:tcW w:type="dxa" w:w="1385"/>
+          </w:tcPr>
+          <w:p>
+            <w:pPr>
+              <w:spacing w:line="300" w:lineRule="exact"/>
+              <w:ind w:firstLine="0"/>
+            </w:pPr>
+            <w:r/>
+            <w:r>
+              <w:rPr>
+                <w:rFonts w:ascii="Times New Roman" w:hAnsi="Times New Roman" w:cs="Times New Roman" w:eastAsia="宋体"/>
+                <w:b w:val="0"/>
+                <w:i w:val="0"/>
+                <w:sz w:val="21"/>
+              </w:rPr>
+              <w:t>购买方名称、税号是否为单位全称与税号</w:t>
+            </w:r>
+          </w:p>
+        </w:tc>
+        <w:tc>
+          <w:tcPr>
+            <w:tcW w:type="dxa" w:w="1385"/>
+          </w:tcPr>
+          <w:p>
+            <w:pPr>
+              <w:spacing w:line="300" w:lineRule="exact"/>
+              <w:ind w:firstLine="0"/>
+            </w:pPr>
+            <w:r/>
+            <w:r>
+              <w:rPr>
+                <w:rFonts w:ascii="Times New Roman" w:hAnsi="Times New Roman" w:cs="Times New Roman" w:eastAsia="宋体"/>
+                <w:b w:val="0"/>
+                <w:i w:val="0"/>
+                <w:sz w:val="21"/>
+              </w:rPr>
+              <w:t>与单位信息一致</w:t>
+            </w:r>
+          </w:p>
+        </w:tc>
+        <w:tc>
+          <w:tcPr>
+            <w:tcW w:type="dxa" w:w="1385"/>
+          </w:tcPr>
+          <w:p>
+            <w:pPr>
+              <w:spacing w:line="300" w:lineRule="exact"/>
+              <w:ind w:firstLine="0"/>
+            </w:pPr>
+            <w:r/>
+          </w:p>
+        </w:tc>
+        <w:tc>
+          <w:tcPr>
+            <w:tcW w:type="dxa" w:w="1385"/>
+          </w:tcPr>
+          <w:p>
+            <w:pPr>
+              <w:spacing w:line="300" w:lineRule="exact"/>
+              <w:ind w:firstLine="0"/>
+            </w:pPr>
+            <w:r/>
+          </w:p>
+        </w:tc>
+      </w:tr>
+      <w:tr>
+        <w:tc>
+          <w:tcPr>
+            <w:tcW w:type="dxa" w:w="1385"/>
+          </w:tcPr>
+          <w:p>
+            <w:pPr>
+              <w:spacing w:line="300" w:lineRule="exact"/>
+              <w:ind w:firstLine="0"/>
+            </w:pPr>
+            <w:r/>
+            <w:r>
+              <w:rPr>
+                <w:rFonts w:ascii="Times New Roman" w:hAnsi="Times New Roman" w:cs="Times New Roman" w:eastAsia="宋体"/>
+                <w:b w:val="0"/>
+                <w:i w:val="0"/>
+                <w:sz w:val="21"/>
+              </w:rPr>
+              <w:t>4</w:t>
+            </w:r>
+          </w:p>
+        </w:tc>
+        <w:tc>
+          <w:tcPr>
+            <w:tcW w:type="dxa" w:w="1385"/>
+          </w:tcPr>
+          <w:p>
+            <w:pPr>
+              <w:spacing w:line="300" w:lineRule="exact"/>
+              <w:ind w:firstLine="0"/>
+            </w:pPr>
+            <w:r/>
+            <w:r>
+              <w:rPr>
+                <w:rFonts w:ascii="Times New Roman" w:hAnsi="Times New Roman" w:cs="Times New Roman" w:eastAsia="宋体"/>
+                <w:b w:val="0"/>
+                <w:i w:val="0"/>
+                <w:sz w:val="21"/>
+              </w:rPr>
+              <w:t>票据真实性</w:t>
+            </w:r>
+          </w:p>
+        </w:tc>
+        <w:tc>
+          <w:tcPr>
+            <w:tcW w:type="dxa" w:w="1385"/>
+          </w:tcPr>
+          <w:p>
+            <w:pPr>
+              <w:spacing w:line="300" w:lineRule="exact"/>
+              <w:ind w:firstLine="0"/>
+            </w:pPr>
+            <w:r/>
+            <w:r>
+              <w:rPr>
+                <w:rFonts w:ascii="Times New Roman" w:hAnsi="Times New Roman" w:cs="Times New Roman" w:eastAsia="宋体"/>
+                <w:b w:val="0"/>
+                <w:i w:val="0"/>
+                <w:sz w:val="21"/>
+              </w:rPr>
+              <w:t>是否通过税务机关渠道查验有效</w:t>
+            </w:r>
+          </w:p>
+        </w:tc>
+        <w:tc>
+          <w:tcPr>
+            <w:tcW w:type="dxa" w:w="1385"/>
+          </w:tcPr>
+          <w:p>
+            <w:pPr>
+              <w:spacing w:line="300" w:lineRule="exact"/>
+              <w:ind w:firstLine="0"/>
+            </w:pPr>
+            <w:r/>
+            <w:r>
+              <w:rPr>
+                <w:rFonts w:ascii="Times New Roman" w:hAnsi="Times New Roman" w:cs="Times New Roman" w:eastAsia="宋体"/>
+                <w:b w:val="0"/>
+                <w:i w:val="0"/>
+                <w:sz w:val="21"/>
+              </w:rPr>
+              <w:t>查验结果为有效</w:t>
+            </w:r>
+          </w:p>
+        </w:tc>
+        <w:tc>
+          <w:tcPr>
+            <w:tcW w:type="dxa" w:w="1385"/>
+          </w:tcPr>
+          <w:p>
+            <w:pPr>
+              <w:spacing w:line="300" w:lineRule="exact"/>
+              <w:ind w:firstLine="0"/>
+            </w:pPr>
+            <w:r/>
+          </w:p>
+        </w:tc>
+        <w:tc>
+          <w:tcPr>
+            <w:tcW w:type="dxa" w:w="1385"/>
+          </w:tcPr>
+          <w:p>
+            <w:pPr>
+              <w:spacing w:line="300" w:lineRule="exact"/>
+              <w:ind w:firstLine="0"/>
+            </w:pPr>
+            <w:r/>
+          </w:p>
+        </w:tc>
+      </w:tr>
+      <w:tr>
+        <w:tc>
+          <w:tcPr>
+            <w:tcW w:type="dxa" w:w="1385"/>
+          </w:tcPr>
+          <w:p>
+            <w:pPr>
+              <w:spacing w:line="300" w:lineRule="exact"/>
+              <w:ind w:firstLine="0"/>
+            </w:pPr>
+            <w:r/>
+            <w:r>
+              <w:rPr>
+                <w:rFonts w:ascii="Times New Roman" w:hAnsi="Times New Roman" w:cs="Times New Roman" w:eastAsia="宋体"/>
+                <w:b w:val="0"/>
+                <w:i w:val="0"/>
+                <w:sz w:val="21"/>
+              </w:rPr>
+              <w:t>5</w:t>
+            </w:r>
+          </w:p>
+        </w:tc>
+        <w:tc>
+          <w:tcPr>
+            <w:tcW w:type="dxa" w:w="1385"/>
+          </w:tcPr>
+          <w:p>
+            <w:pPr>
+              <w:spacing w:line="300" w:lineRule="exact"/>
+              <w:ind w:firstLine="0"/>
+            </w:pPr>
+            <w:r/>
+            <w:r>
+              <w:rPr>
+                <w:rFonts w:ascii="Times New Roman" w:hAnsi="Times New Roman" w:cs="Times New Roman" w:eastAsia="宋体"/>
+                <w:b w:val="0"/>
+                <w:i w:val="0"/>
+                <w:sz w:val="21"/>
+              </w:rPr>
+              <w:t>票据涂改</w:t>
+            </w:r>
+          </w:p>
+        </w:tc>
+        <w:tc>
+          <w:tcPr>
+            <w:tcW w:type="dxa" w:w="1385"/>
+          </w:tcPr>
+          <w:p>
+            <w:pPr>
+              <w:spacing w:line="300" w:lineRule="exact"/>
+              <w:ind w:firstLine="0"/>
+            </w:pPr>
+            <w:r/>
+            <w:r>
+              <w:rPr>
+                <w:rFonts w:ascii="Times New Roman" w:hAnsi="Times New Roman" w:cs="Times New Roman" w:eastAsia="宋体"/>
+                <w:b w:val="0"/>
+                <w:i w:val="0"/>
+                <w:sz w:val="21"/>
+              </w:rPr>
+              <w:t>是否存在涂改、重叠、覆盖痕迹</w:t>
+            </w:r>
+          </w:p>
+        </w:tc>
+        <w:tc>
+          <w:tcPr>
+            <w:tcW w:type="dxa" w:w="1385"/>
+          </w:tcPr>
+          <w:p>
+            <w:pPr>
+              <w:spacing w:line="300" w:lineRule="exact"/>
+              <w:ind w:firstLine="0"/>
+            </w:pPr>
+            <w:r/>
+            <w:r>
+              <w:rPr>
+                <w:rFonts w:ascii="Times New Roman" w:hAnsi="Times New Roman" w:cs="Times New Roman" w:eastAsia="宋体"/>
+                <w:b w:val="0"/>
+                <w:i w:val="0"/>
+                <w:sz w:val="21"/>
+              </w:rPr>
+              <w:t>无涂改痕迹</w:t>
+            </w:r>
+          </w:p>
+        </w:tc>
+        <w:tc>
+          <w:tcPr>
+            <w:tcW w:type="dxa" w:w="1385"/>
+          </w:tcPr>
+          <w:p>
+            <w:pPr>
+              <w:spacing w:line="300" w:lineRule="exact"/>
+              <w:ind w:firstLine="0"/>
+            </w:pPr>
+            <w:r/>
+          </w:p>
+        </w:tc>
+        <w:tc>
+          <w:tcPr>
+            <w:tcW w:type="dxa" w:w="1385"/>
+          </w:tcPr>
+          <w:p>
+            <w:pPr>
+              <w:spacing w:line="300" w:lineRule="exact"/>
+              <w:ind w:firstLine="0"/>
+            </w:pPr>
+            <w:r/>
+          </w:p>
+        </w:tc>
+      </w:tr>
+      <w:tr>
+        <w:tc>
+          <w:tcPr>
+            <w:tcW w:type="dxa" w:w="1385"/>
+          </w:tcPr>
+          <w:p>
+            <w:pPr>
+              <w:spacing w:line="300" w:lineRule="exact"/>
+              <w:ind w:firstLine="0"/>
+            </w:pPr>
+            <w:r/>
+            <w:r>
+              <w:rPr>
+                <w:rFonts w:ascii="Times New Roman" w:hAnsi="Times New Roman" w:cs="Times New Roman" w:eastAsia="宋体"/>
+                <w:b w:val="0"/>
+                <w:i w:val="0"/>
+                <w:sz w:val="21"/>
+              </w:rPr>
+              <w:t>6</w:t>
+            </w:r>
+          </w:p>
+        </w:tc>
+        <w:tc>
+          <w:tcPr>
+            <w:tcW w:type="dxa" w:w="1385"/>
+          </w:tcPr>
+          <w:p>
+            <w:pPr>
+              <w:spacing w:line="300" w:lineRule="exact"/>
+              <w:ind w:firstLine="0"/>
+            </w:pPr>
+            <w:r/>
+            <w:r>
+              <w:rPr>
+                <w:rFonts w:ascii="Times New Roman" w:hAnsi="Times New Roman" w:cs="Times New Roman" w:eastAsia="宋体"/>
+                <w:b w:val="0"/>
+                <w:i w:val="0"/>
+                <w:sz w:val="21"/>
+              </w:rPr>
+              <w:t>日期对应</w:t>
+            </w:r>
+          </w:p>
+        </w:tc>
+        <w:tc>
+          <w:tcPr>
+            <w:tcW w:type="dxa" w:w="1385"/>
+          </w:tcPr>
+          <w:p>
+            <w:pPr>
+              <w:spacing w:line="300" w:lineRule="exact"/>
+              <w:ind w:firstLine="0"/>
+            </w:pPr>
+            <w:r/>
+            <w:r>
+              <w:rPr>
+                <w:rFonts w:ascii="Times New Roman" w:hAnsi="Times New Roman" w:cs="Times New Roman" w:eastAsia="宋体"/>
+                <w:b w:val="0"/>
+                <w:i w:val="0"/>
+                <w:sz w:val="21"/>
+              </w:rPr>
+              <w:t>票据日期是否在业务发生期间内</w:t>
+            </w:r>
+          </w:p>
+        </w:tc>
+        <w:tc>
+          <w:tcPr>
+            <w:tcW w:type="dxa" w:w="1385"/>
+          </w:tcPr>
+          <w:p>
+            <w:pPr>
+              <w:spacing w:line="300" w:lineRule="exact"/>
+              <w:ind w:firstLine="0"/>
+            </w:pPr>
+            <w:r/>
+            <w:r>
+              <w:rPr>
+                <w:rFonts w:ascii="Times New Roman" w:hAnsi="Times New Roman" w:cs="Times New Roman" w:eastAsia="宋体"/>
+                <w:b w:val="0"/>
+                <w:i w:val="0"/>
+                <w:sz w:val="21"/>
+              </w:rPr>
+              <w:t>与出差、活动日期一致</w:t>
+            </w:r>
+          </w:p>
+        </w:tc>
+        <w:tc>
+          <w:tcPr>
+            <w:tcW w:type="dxa" w:w="1385"/>
+          </w:tcPr>
+          <w:p>
+            <w:pPr>
+              <w:spacing w:line="300" w:lineRule="exact"/>
+              <w:ind w:firstLine="0"/>
+            </w:pPr>
+            <w:r/>
+          </w:p>
+        </w:tc>
+        <w:tc>
+          <w:tcPr>
+            <w:tcW w:type="dxa" w:w="1385"/>
+          </w:tcPr>
+          <w:p>
+            <w:pPr>
+              <w:spacing w:line="300" w:lineRule="exact"/>
+              <w:ind w:firstLine="0"/>
+            </w:pPr>
+            <w:r/>
+          </w:p>
+        </w:tc>
+      </w:tr>
+      <w:tr>
+        <w:tc>
+          <w:tcPr>
+            <w:tcW w:type="dxa" w:w="1385"/>
+          </w:tcPr>
+          <w:p>
+            <w:pPr>
+              <w:spacing w:line="300" w:lineRule="exact"/>
+              <w:ind w:firstLine="0"/>
+            </w:pPr>
+            <w:r/>
+            <w:r>
+              <w:rPr>
+                <w:rFonts w:ascii="Times New Roman" w:hAnsi="Times New Roman" w:cs="Times New Roman" w:eastAsia="宋体"/>
+                <w:b w:val="0"/>
+                <w:i w:val="0"/>
+                <w:sz w:val="21"/>
+              </w:rPr>
+              <w:t>7</w:t>
+            </w:r>
+          </w:p>
+        </w:tc>
+        <w:tc>
+          <w:tcPr>
+            <w:tcW w:type="dxa" w:w="1385"/>
+          </w:tcPr>
+          <w:p>
+            <w:pPr>
+              <w:spacing w:line="300" w:lineRule="exact"/>
+              <w:ind w:firstLine="0"/>
+            </w:pPr>
+            <w:r/>
+            <w:r>
+              <w:rPr>
+                <w:rFonts w:ascii="Times New Roman" w:hAnsi="Times New Roman" w:cs="Times New Roman" w:eastAsia="宋体"/>
+                <w:b w:val="0"/>
+                <w:i w:val="0"/>
+                <w:sz w:val="21"/>
+              </w:rPr>
+              <w:t>金额核对</w:t>
+            </w:r>
+          </w:p>
+        </w:tc>
+        <w:tc>
+          <w:tcPr>
+            <w:tcW w:type="dxa" w:w="1385"/>
+          </w:tcPr>
+          <w:p>
+            <w:pPr>
+              <w:spacing w:line="300" w:lineRule="exact"/>
+              <w:ind w:firstLine="0"/>
+            </w:pPr>
+            <w:r/>
+            <w:r>
+              <w:rPr>
+                <w:rFonts w:ascii="Times New Roman" w:hAnsi="Times New Roman" w:cs="Times New Roman" w:eastAsia="宋体"/>
+                <w:b w:val="0"/>
+                <w:i w:val="0"/>
+                <w:sz w:val="21"/>
+              </w:rPr>
+              <w:t>报销单金额与票据合计是否一致</w:t>
+            </w:r>
+          </w:p>
+        </w:tc>
+        <w:tc>
+          <w:tcPr>
+            <w:tcW w:type="dxa" w:w="1385"/>
+          </w:tcPr>
+          <w:p>
+            <w:pPr>
+              <w:spacing w:line="300" w:lineRule="exact"/>
+              <w:ind w:firstLine="0"/>
+            </w:pPr>
+            <w:r/>
+            <w:r>
+              <w:rPr>
+                <w:rFonts w:ascii="Times New Roman" w:hAnsi="Times New Roman" w:cs="Times New Roman" w:eastAsia="宋体"/>
+                <w:b w:val="0"/>
+                <w:i w:val="0"/>
+                <w:sz w:val="21"/>
+              </w:rPr>
+              <w:t>两者相等</w:t>
+            </w:r>
+          </w:p>
+        </w:tc>
+        <w:tc>
+          <w:tcPr>
+            <w:tcW w:type="dxa" w:w="1385"/>
+          </w:tcPr>
+          <w:p>
+            <w:pPr>
+              <w:spacing w:line="300" w:lineRule="exact"/>
+              <w:ind w:firstLine="0"/>
+            </w:pPr>
+            <w:r/>
+          </w:p>
+        </w:tc>
+        <w:tc>
+          <w:tcPr>
+            <w:tcW w:type="dxa" w:w="1385"/>
+          </w:tcPr>
+          <w:p>
+            <w:pPr>
+              <w:spacing w:line="300" w:lineRule="exact"/>
+              <w:ind w:firstLine="0"/>
+            </w:pPr>
+            <w:r/>
+          </w:p>
+        </w:tc>
+      </w:tr>
+      <w:tr>
+        <w:tc>
+          <w:tcPr>
+            <w:tcW w:type="dxa" w:w="1385"/>
+          </w:tcPr>
+          <w:p>
+            <w:pPr>
+              <w:spacing w:line="300" w:lineRule="exact"/>
+              <w:ind w:firstLine="0"/>
+            </w:pPr>
+            <w:r/>
+            <w:r>
+              <w:rPr>
+                <w:rFonts w:ascii="Times New Roman" w:hAnsi="Times New Roman" w:cs="Times New Roman" w:eastAsia="宋体"/>
+                <w:b w:val="0"/>
+                <w:i w:val="0"/>
+                <w:sz w:val="21"/>
+              </w:rPr>
+              <w:t>8</w:t>
+            </w:r>
+          </w:p>
+        </w:tc>
+        <w:tc>
+          <w:tcPr>
+            <w:tcW w:type="dxa" w:w="1385"/>
+          </w:tcPr>
+          <w:p>
+            <w:pPr>
+              <w:spacing w:line="300" w:lineRule="exact"/>
+              <w:ind w:firstLine="0"/>
+            </w:pPr>
+            <w:r/>
+            <w:r>
+              <w:rPr>
+                <w:rFonts w:ascii="Times New Roman" w:hAnsi="Times New Roman" w:cs="Times New Roman" w:eastAsia="宋体"/>
+                <w:b w:val="0"/>
+                <w:i w:val="0"/>
+                <w:sz w:val="21"/>
+              </w:rPr>
+              <w:t>标准限额</w:t>
+            </w:r>
+          </w:p>
+        </w:tc>
+        <w:tc>
+          <w:tcPr>
+            <w:tcW w:type="dxa" w:w="1385"/>
+          </w:tcPr>
+          <w:p>
+            <w:pPr>
+              <w:spacing w:line="300" w:lineRule="exact"/>
+              <w:ind w:firstLine="0"/>
+            </w:pPr>
+            <w:r/>
+            <w:r>
+              <w:rPr>
+                <w:rFonts w:ascii="Times New Roman" w:hAnsi="Times New Roman" w:cs="Times New Roman" w:eastAsia="宋体"/>
+                <w:b w:val="0"/>
+                <w:i w:val="0"/>
+                <w:sz w:val="21"/>
+              </w:rPr>
+              <w:t>费用是否超过单位规定的标准</w:t>
+            </w:r>
+          </w:p>
+        </w:tc>
+        <w:tc>
+          <w:tcPr>
+            <w:tcW w:type="dxa" w:w="1385"/>
+          </w:tcPr>
+          <w:p>
+            <w:pPr>
+              <w:spacing w:line="300" w:lineRule="exact"/>
+              <w:ind w:firstLine="0"/>
+            </w:pPr>
+            <w:r/>
+            <w:r>
+              <w:rPr>
+                <w:rFonts w:ascii="Times New Roman" w:hAnsi="Times New Roman" w:cs="Times New Roman" w:eastAsia="宋体"/>
+                <w:b w:val="0"/>
+                <w:i w:val="0"/>
+                <w:sz w:val="21"/>
+              </w:rPr>
+              <w:t>不超过制度标准</w:t>
+            </w:r>
+          </w:p>
+        </w:tc>
+        <w:tc>
+          <w:tcPr>
+            <w:tcW w:type="dxa" w:w="1385"/>
+          </w:tcPr>
+          <w:p>
+            <w:pPr>
+              <w:spacing w:line="300" w:lineRule="exact"/>
+              <w:ind w:firstLine="0"/>
+            </w:pPr>
+            <w:r/>
+          </w:p>
+        </w:tc>
+        <w:tc>
+          <w:tcPr>
+            <w:tcW w:type="dxa" w:w="1385"/>
+          </w:tcPr>
+          <w:p>
+            <w:pPr>
+              <w:spacing w:line="300" w:lineRule="exact"/>
+              <w:ind w:firstLine="0"/>
+            </w:pPr>
+            <w:r/>
+          </w:p>
+        </w:tc>
+      </w:tr>
+      <w:tr>
+        <w:tc>
+          <w:tcPr>
+            <w:tcW w:type="dxa" w:w="1385"/>
+          </w:tcPr>
+          <w:p>
+            <w:pPr>
+              <w:spacing w:line="300" w:lineRule="exact"/>
+              <w:ind w:firstLine="0"/>
+            </w:pPr>
+            <w:r/>
+            <w:r>
+              <w:rPr>
+                <w:rFonts w:ascii="Times New Roman" w:hAnsi="Times New Roman" w:cs="Times New Roman" w:eastAsia="宋体"/>
+                <w:b w:val="0"/>
+                <w:i w:val="0"/>
+                <w:sz w:val="21"/>
+              </w:rPr>
+              <w:t>9</w:t>
+            </w:r>
+          </w:p>
+        </w:tc>
+        <w:tc>
+          <w:tcPr>
+            <w:tcW w:type="dxa" w:w="1385"/>
+          </w:tcPr>
+          <w:p>
+            <w:pPr>
+              <w:spacing w:line="300" w:lineRule="exact"/>
+              <w:ind w:firstLine="0"/>
+            </w:pPr>
+            <w:r/>
+            <w:r>
+              <w:rPr>
+                <w:rFonts w:ascii="Times New Roman" w:hAnsi="Times New Roman" w:cs="Times New Roman" w:eastAsia="宋体"/>
+                <w:b w:val="0"/>
+                <w:i w:val="0"/>
+                <w:sz w:val="21"/>
+              </w:rPr>
+              <w:t>业务依据</w:t>
+            </w:r>
+          </w:p>
+        </w:tc>
+        <w:tc>
+          <w:tcPr>
+            <w:tcW w:type="dxa" w:w="1385"/>
+          </w:tcPr>
+          <w:p>
+            <w:pPr>
+              <w:spacing w:line="300" w:lineRule="exact"/>
+              <w:ind w:firstLine="0"/>
+            </w:pPr>
+            <w:r/>
+            <w:r>
+              <w:rPr>
+                <w:rFonts w:ascii="Times New Roman" w:hAnsi="Times New Roman" w:cs="Times New Roman" w:eastAsia="宋体"/>
+                <w:b w:val="0"/>
+                <w:i w:val="0"/>
+                <w:sz w:val="21"/>
+              </w:rPr>
+              <w:t>是否附有合同、方案、审批单等</w:t>
+            </w:r>
+          </w:p>
+        </w:tc>
+        <w:tc>
+          <w:tcPr>
+            <w:tcW w:type="dxa" w:w="1385"/>
+          </w:tcPr>
+          <w:p>
+            <w:pPr>
+              <w:spacing w:line="300" w:lineRule="exact"/>
+              <w:ind w:firstLine="0"/>
+            </w:pPr>
+            <w:r/>
+            <w:r>
+              <w:rPr>
+                <w:rFonts w:ascii="Times New Roman" w:hAnsi="Times New Roman" w:cs="Times New Roman" w:eastAsia="宋体"/>
+                <w:b w:val="0"/>
+                <w:i w:val="0"/>
+                <w:sz w:val="21"/>
+              </w:rPr>
+              <w:t>依据与费用性质相符</w:t>
+            </w:r>
+          </w:p>
+        </w:tc>
+        <w:tc>
+          <w:tcPr>
+            <w:tcW w:type="dxa" w:w="1385"/>
+          </w:tcPr>
+          <w:p>
+            <w:pPr>
+              <w:spacing w:line="300" w:lineRule="exact"/>
+              <w:ind w:firstLine="0"/>
+            </w:pPr>
+            <w:r/>
+          </w:p>
+        </w:tc>
+        <w:tc>
+          <w:tcPr>
+            <w:tcW w:type="dxa" w:w="1385"/>
+          </w:tcPr>
+          <w:p>
+            <w:pPr>
+              <w:spacing w:line="300" w:lineRule="exact"/>
+              <w:ind w:firstLine="0"/>
+            </w:pPr>
+            <w:r/>
+          </w:p>
+        </w:tc>
+      </w:tr>
+      <w:tr>
+        <w:tc>
+          <w:tcPr>
+            <w:tcW w:type="dxa" w:w="1385"/>
+          </w:tcPr>
+          <w:p>
+            <w:pPr>
+              <w:spacing w:line="300" w:lineRule="exact"/>
+              <w:ind w:firstLine="0"/>
+            </w:pPr>
+            <w:r/>
+            <w:r>
+              <w:rPr>
+                <w:rFonts w:ascii="Times New Roman" w:hAnsi="Times New Roman" w:cs="Times New Roman" w:eastAsia="宋体"/>
+                <w:b w:val="0"/>
+                <w:i w:val="0"/>
+                <w:sz w:val="21"/>
+              </w:rPr>
+              <w:t>10</w:t>
+            </w:r>
+          </w:p>
+        </w:tc>
+        <w:tc>
+          <w:tcPr>
+            <w:tcW w:type="dxa" w:w="1385"/>
+          </w:tcPr>
+          <w:p>
+            <w:pPr>
+              <w:spacing w:line="300" w:lineRule="exact"/>
+              <w:ind w:firstLine="0"/>
+            </w:pPr>
+            <w:r/>
+            <w:r>
+              <w:rPr>
+                <w:rFonts w:ascii="Times New Roman" w:hAnsi="Times New Roman" w:cs="Times New Roman" w:eastAsia="宋体"/>
+                <w:b w:val="0"/>
+                <w:i w:val="0"/>
+                <w:sz w:val="21"/>
+              </w:rPr>
+              <w:t>重复报销</w:t>
+            </w:r>
+          </w:p>
+        </w:tc>
+        <w:tc>
+          <w:tcPr>
+            <w:tcW w:type="dxa" w:w="1385"/>
+          </w:tcPr>
+          <w:p>
+            <w:pPr>
+              <w:spacing w:line="300" w:lineRule="exact"/>
+              <w:ind w:firstLine="0"/>
+            </w:pPr>
+            <w:r/>
+            <w:r>
+              <w:rPr>
+                <w:rFonts w:ascii="Times New Roman" w:hAnsi="Times New Roman" w:cs="Times New Roman" w:eastAsia="宋体"/>
+                <w:b w:val="0"/>
+                <w:i w:val="0"/>
+                <w:sz w:val="21"/>
+              </w:rPr>
+              <w:t>同一票据或同一事项是否已报销</w:t>
+            </w:r>
+          </w:p>
+        </w:tc>
+        <w:tc>
+          <w:tcPr>
+            <w:tcW w:type="dxa" w:w="1385"/>
+          </w:tcPr>
+          <w:p>
+            <w:pPr>
+              <w:spacing w:line="300" w:lineRule="exact"/>
+              <w:ind w:firstLine="0"/>
+            </w:pPr>
+            <w:r/>
+            <w:r>
+              <w:rPr>
+                <w:rFonts w:ascii="Times New Roman" w:hAnsi="Times New Roman" w:cs="Times New Roman" w:eastAsia="宋体"/>
+                <w:b w:val="0"/>
+                <w:i w:val="0"/>
+                <w:sz w:val="21"/>
+              </w:rPr>
+              <w:t>无重复</w:t>
+            </w:r>
+          </w:p>
+        </w:tc>
+        <w:tc>
+          <w:tcPr>
+            <w:tcW w:type="dxa" w:w="1385"/>
+          </w:tcPr>
+          <w:p>
+            <w:pPr>
+              <w:spacing w:line="300" w:lineRule="exact"/>
+              <w:ind w:firstLine="0"/>
+            </w:pPr>
+            <w:r/>
+          </w:p>
+        </w:tc>
+        <w:tc>
+          <w:tcPr>
+            <w:tcW w:type="dxa" w:w="1385"/>
+          </w:tcPr>
+          <w:p>
+            <w:pPr>
+              <w:spacing w:line="300" w:lineRule="exact"/>
+              <w:ind w:firstLine="0"/>
+            </w:pPr>
+            <w:r/>
+          </w:p>
+        </w:tc>
+      </w:tr>
+    </w:tbl>
+    <w:p>
+      <w:pPr>
+        <w:spacing w:line="160" w:lineRule="exact"/>
+      </w:pPr>
+    </w:p>
+    <w:p>
+      <w:pPr>
+        <w:ind w:firstLine="480"/>
+      </w:pPr>
+      <w:r>
+        <w:rPr>
+          <w:rFonts w:ascii="Times New Roman" w:hAnsi="Times New Roman" w:cs="Times New Roman" w:eastAsia="宋体"/>
+          <w:b w:val="0"/>
+          <w:i w:val="0"/>
+        </w:rPr>
+        <w:t>使用这张清单时，有三点要注意。第一，</w:t>
+      </w:r>
+      <w:r>
+        <w:rPr>
+          <w:rFonts w:ascii="Times New Roman" w:hAnsi="Times New Roman" w:cs="Times New Roman" w:eastAsia="宋体"/>
+          <w:b/>
+          <w:i w:val="0"/>
+        </w:rPr>
+        <w:t>“不适用”要说明理由</w:t>
+      </w:r>
+      <w:r>
+        <w:rPr>
+          <w:rFonts w:ascii="Times New Roman" w:hAnsi="Times New Roman" w:cs="Times New Roman" w:eastAsia="宋体"/>
+          <w:b w:val="0"/>
+          <w:i w:val="0"/>
+        </w:rPr>
+        <w:t>，不能随意跳过。第二，</w:t>
+      </w:r>
+      <w:r>
+        <w:rPr>
+          <w:rFonts w:ascii="Times New Roman" w:hAnsi="Times New Roman" w:cs="Times New Roman" w:eastAsia="宋体"/>
+          <w:b/>
+          <w:i w:val="0"/>
+        </w:rPr>
+        <w:t>“否”要写入备注</w:t>
+      </w:r>
+      <w:r>
+        <w:rPr>
+          <w:rFonts w:ascii="Times New Roman" w:hAnsi="Times New Roman" w:cs="Times New Roman" w:eastAsia="宋体"/>
+          <w:b w:val="0"/>
+          <w:i w:val="0"/>
+        </w:rPr>
+        <w:t>，说明缺什么、怎么补。第三，</w:t>
+      </w:r>
+      <w:r>
+        <w:rPr>
+          <w:rFonts w:ascii="Times New Roman" w:hAnsi="Times New Roman" w:cs="Times New Roman" w:eastAsia="宋体"/>
+          <w:b/>
+          <w:i w:val="0"/>
+        </w:rPr>
+        <w:t>清单要随制度更新</w:t>
+      </w:r>
+      <w:r>
+        <w:rPr>
+          <w:rFonts w:ascii="Times New Roman" w:hAnsi="Times New Roman" w:cs="Times New Roman" w:eastAsia="宋体"/>
+          <w:b w:val="0"/>
+          <w:i w:val="0"/>
+        </w:rPr>
+        <w:t>，制度变了，清单也要跟着改。</w:t>
+      </w:r>
+    </w:p>
+    <w:p>
+      <w:pPr>
+        <w:pStyle w:val="Heading3"/>
+      </w:pPr>
+      <w:r>
+        <w:rPr>
+          <w:rFonts w:ascii="Times New Roman" w:hAnsi="Times New Roman" w:cs="Times New Roman" w:eastAsia="黑体"/>
+          <w:b/>
+          <w:i w:val="0"/>
+        </w:rPr>
+        <w:t>四、审核的流程与分工</w:t>
+      </w:r>
+    </w:p>
+    <w:p>
+      <w:pPr>
+        <w:ind w:firstLine="480"/>
+      </w:pPr>
+      <w:r>
+        <w:rPr>
+          <w:rFonts w:ascii="Times New Roman" w:hAnsi="Times New Roman" w:cs="Times New Roman" w:eastAsia="宋体"/>
+          <w:b w:val="0"/>
+          <w:i w:val="0"/>
+        </w:rPr>
+        <w:t>在实际工作中，报销审核通常由几个角色共同完成：经办人负责提交材料，审核人负责按清单检查，审批人负责签字同意，出纳负责付款。这些岗位最好由不同的人担任，这样可以避免一个人从头到尾包办，减少出错和舞弊的空间。</w:t>
+      </w:r>
+    </w:p>
+    <w:p>
+      <w:pPr>
+        <w:ind w:firstLine="480"/>
+      </w:pPr>
+      <w:r>
+        <w:rPr>
+          <w:rFonts w:ascii="Times New Roman" w:hAnsi="Times New Roman" w:cs="Times New Roman" w:eastAsia="宋体"/>
+          <w:b w:val="0"/>
+          <w:i w:val="0"/>
+        </w:rPr>
+        <w:t>图4-8 展示了一笔报销从提交到付款的基本流程。图中的每一个判断，都可以对应清单中的一项或几项。</w:t>
+      </w:r>
+    </w:p>
+    <w:p>
+      <w:pPr>
+        <w:keepNext/>
+        <w:spacing w:line="280" w:lineRule="exact" w:before="120" w:after="0"/>
+        <w:jc w:val="center"/>
+      </w:pPr>
+      <w:r>
+        <w:drawing>
+          <wp:anchor xmlns:a="http://schemas.openxmlformats.org/drawingml/2006/main" distT="0" distB="0" distL="0" distR="0" simplePos="0" relativeHeight="251658240" behindDoc="0" locked="0" layoutInCell="1" allowOverlap="0">
+            <wp:simplePos x="0" y="0"/>
+            <wp:positionH relativeFrom="margin">
+              <wp:align>center</wp:align>
+            </wp:positionH>
+            <wp:positionV relativeFrom="paragraph">
+              <wp:posOffset>0</wp:posOffset>
+            </wp:positionV>
+            <wp:extent cx="4680000" cy="6644481"/>
+            <wp:effectExtent l="0" t="0" r="0" b="0"/>
+            <wp:wrapTopAndBottom/>
+            <wp:docPr id="7" name="Picture 7"/>
+            <wp:cNvGraphicFramePr>
+              <a:graphicFrameLocks noChangeAspect="1"/>
+            </wp:cNvGraphicFramePr>
+            <a:graphic xmlns:pic="http://schemas.openxmlformats.org/drawingml/2006/picture">
+              <a:graphicData uri="http://schemas.openxmlformats.org/drawingml/2006/picture">
+                <pic:pic>
+                  <pic:nvPicPr>
+                    <pic:cNvPr id="0" name="项目4_图4-8_报销审核流程_v1.png"/>
+                    <pic:cNvPicPr/>
+                  </pic:nvPicPr>
+                  <pic:blipFill>
+                    <a:blip r:embed="rId15"/>
+                    <a:stretch>
+                      <a:fillRect/>
+                    </a:stretch>
+                  </pic:blipFill>
+                  <pic:spPr>
+                    <a:xfrm>
+                      <a:off x="0" y="0"/>
+                      <a:ext cx="4680000" cy="6644481"/>
+                    </a:xfrm>
+                    <a:prstGeom prst="rect"/>
+                  </pic:spPr>
+                </pic:pic>
+              </a:graphicData>
+            </a:graphic>
+          </wp:anchor>
+        </w:drawing>
+      </w:r>
+    </w:p>
+    <w:p>
+      <w:pPr>
+        <w:spacing w:before="0" w:after="200"/>
+        <w:jc w:val="center"/>
+      </w:pPr>
+      <w:r>
+        <w:rPr>
+          <w:rFonts w:ascii="Times New Roman" w:hAnsi="Times New Roman" w:cs="Times New Roman" w:eastAsia="宋体"/>
+          <w:b w:val="0"/>
+          <w:i w:val="0"/>
+          <w:sz w:val="21"/>
+        </w:rPr>
+        <w:t>图4-8 报销审核流程</w:t>
+      </w:r>
+    </w:p>
+    <w:p>
+      <w:pPr>
+        <w:pStyle w:val="Heading3"/>
+      </w:pPr>
+      <w:r>
+        <w:rPr>
+          <w:rFonts w:ascii="Times New Roman" w:hAnsi="Times New Roman" w:cs="Times New Roman" w:eastAsia="黑体"/>
+          <w:b/>
+          <w:i w:val="0"/>
+        </w:rPr>
+        <w:t>五、实践：用大模型生成清单，再用清单审核</w:t>
+      </w:r>
+    </w:p>
+    <w:p>
+      <w:pPr>
+        <w:ind w:firstLine="480"/>
+      </w:pPr>
+      <w:r>
+        <w:rPr>
+          <w:rFonts w:ascii="Times New Roman" w:hAnsi="Times New Roman" w:cs="Times New Roman" w:eastAsia="宋体"/>
+          <w:b w:val="0"/>
+          <w:i w:val="0"/>
+        </w:rPr>
+        <w:t>本节的目标是让学生学会两件事：一是用大模型把制度条款转化为检查清单；二是用清单逐项审核，并对大模型的结论保持警惕。</w:t>
+      </w:r>
+    </w:p>
+    <w:p>
+      <w:pPr>
+        <w:ind w:firstLine="480"/>
+      </w:pPr>
+      <w:r>
+        <w:rPr>
+          <w:rFonts w:ascii="Times New Roman" w:hAnsi="Times New Roman" w:cs="Times New Roman" w:eastAsia="宋体"/>
+          <w:b/>
+          <w:i w:val="0"/>
+        </w:rPr>
+        <w:t>（一）用大模型生成检查清单</w:t>
+      </w:r>
+    </w:p>
+    <w:p>
+      <w:pPr>
+        <w:ind w:firstLine="480"/>
+      </w:pPr>
+      <w:r>
+        <w:rPr>
+          <w:rFonts w:ascii="Times New Roman" w:hAnsi="Times New Roman" w:cs="Times New Roman" w:eastAsia="宋体"/>
+          <w:b w:val="0"/>
+          <w:i w:val="0"/>
+        </w:rPr>
+        <w:t>把单位的报销制度中与报销相关的条款整理成文本，然后输入大模型。提示词可以参考下面的写法：</w:t>
+      </w:r>
+    </w:p>
+    <w:p>
+      <w:pPr>
+        <w:ind w:left="420"/>
+      </w:pPr>
+      <w:r>
+        <w:rPr>
+          <w:rFonts w:ascii="Times New Roman" w:hAnsi="Times New Roman" w:cs="Times New Roman" w:eastAsia="宋体"/>
+          <w:b w:val="0"/>
+          <w:i w:val="0"/>
+          <w:sz w:val="21"/>
+        </w:rPr>
+        <w:t>你是一名财务审核员。请根据下面的报销制度条款，生成一份报销审核检查清单。</w:t>
+      </w:r>
+    </w:p>
+    <w:p>
+      <w:pPr>
+        <w:ind w:left="420"/>
+      </w:pPr>
+      <w:r>
+        <w:rPr>
+          <w:rFonts w:ascii="Times New Roman" w:hAnsi="Times New Roman" w:cs="Times New Roman" w:eastAsia="宋体"/>
+          <w:b w:val="0"/>
+          <w:i w:val="0"/>
+          <w:sz w:val="21"/>
+        </w:rPr>
+        <w:t>要求：</w:t>
+      </w:r>
+    </w:p>
+    <w:p>
+      <w:pPr>
+        <w:ind w:left="420"/>
+      </w:pPr>
+      <w:r>
+        <w:rPr>
+          <w:rFonts w:ascii="Times New Roman" w:hAnsi="Times New Roman" w:cs="Times New Roman" w:eastAsia="宋体"/>
+          <w:b w:val="0"/>
+          <w:i w:val="0"/>
+          <w:sz w:val="21"/>
+        </w:rPr>
+        <w:t>1. 每一项包括检查项目、检查要点、判断标准三列，以表格输出；</w:t>
+      </w:r>
+    </w:p>
+    <w:p>
+      <w:pPr>
+        <w:ind w:left="420"/>
+      </w:pPr>
+      <w:r>
+        <w:rPr>
+          <w:rFonts w:ascii="Times New Roman" w:hAnsi="Times New Roman" w:cs="Times New Roman" w:eastAsia="宋体"/>
+          <w:b w:val="0"/>
+          <w:i w:val="0"/>
+          <w:sz w:val="21"/>
+        </w:rPr>
+        <w:t>2. 只根据我提供的条款生成，不要添加条款中没有的规定；</w:t>
+      </w:r>
+    </w:p>
+    <w:p>
+      <w:pPr>
+        <w:ind w:left="420"/>
+      </w:pPr>
+      <w:r>
+        <w:rPr>
+          <w:rFonts w:ascii="Times New Roman" w:hAnsi="Times New Roman" w:cs="Times New Roman" w:eastAsia="宋体"/>
+          <w:b w:val="0"/>
+          <w:i w:val="0"/>
+          <w:sz w:val="21"/>
+        </w:rPr>
+        <w:t>3. 对于制度中没有说明的内容，请标注“需以制度确认”，不要自行判断。</w:t>
+      </w:r>
+    </w:p>
+    <w:p>
+      <w:pPr>
+        <w:ind w:left="420"/>
+      </w:pPr>
+      <w:r>
+        <w:rPr>
+          <w:rFonts w:ascii="Times New Roman" w:hAnsi="Times New Roman" w:cs="Times New Roman" w:eastAsia="宋体"/>
+          <w:b w:val="0"/>
+          <w:i w:val="0"/>
+          <w:sz w:val="21"/>
+        </w:rPr>
+        <w:t>制度条款：（在此粘贴）</w:t>
+      </w:r>
+    </w:p>
+    <w:p>
+      <w:pPr>
+        <w:ind w:firstLine="480"/>
+      </w:pPr>
+      <w:r>
+        <w:rPr>
+          <w:rFonts w:ascii="Times New Roman" w:hAnsi="Times New Roman" w:cs="Times New Roman" w:eastAsia="宋体"/>
+          <w:b w:val="0"/>
+          <w:i w:val="0"/>
+        </w:rPr>
+        <w:t>这一提示词的关键在于“只根据我提供的条款生成”。如果不加限制，大模型可能会引入它自己“记得”的规定，而这些规定未必适用于本单位。</w:t>
+      </w:r>
+    </w:p>
+    <w:p>
+      <w:pPr>
+        <w:ind w:firstLine="480"/>
+      </w:pPr>
+      <w:r>
+        <w:rPr>
+          <w:rFonts w:ascii="Times New Roman" w:hAnsi="Times New Roman" w:cs="Times New Roman" w:eastAsia="宋体"/>
+          <w:b/>
+          <w:i w:val="0"/>
+        </w:rPr>
+        <w:t>（二）检查大模型生成的清单</w:t>
+      </w:r>
+    </w:p>
+    <w:p>
+      <w:pPr>
+        <w:ind w:firstLine="480"/>
+      </w:pPr>
+      <w:r>
+        <w:rPr>
+          <w:rFonts w:ascii="Times New Roman" w:hAnsi="Times New Roman" w:cs="Times New Roman" w:eastAsia="宋体"/>
+          <w:b w:val="0"/>
+          <w:i w:val="0"/>
+        </w:rPr>
+        <w:t>大模型生成的清单，需要人工逐项复核，检查三件事：</w:t>
+      </w:r>
+    </w:p>
+    <w:p>
+      <w:pPr>
+        <w:ind w:firstLine="480"/>
+      </w:pPr>
+      <w:r>
+        <w:rPr>
+          <w:rFonts w:ascii="Times New Roman" w:hAnsi="Times New Roman" w:cs="Times New Roman" w:eastAsia="宋体"/>
+          <w:b w:val="0"/>
+          <w:i w:val="0"/>
+        </w:rPr>
+        <w:t>第一，</w:t>
+      </w:r>
+      <w:r>
+        <w:rPr>
+          <w:rFonts w:ascii="Times New Roman" w:hAnsi="Times New Roman" w:cs="Times New Roman" w:eastAsia="宋体"/>
+          <w:b/>
+          <w:i w:val="0"/>
+        </w:rPr>
+        <w:t>清单中的每一项，能否在制度原文中找到对应条款</w:t>
+      </w:r>
+      <w:r>
+        <w:rPr>
+          <w:rFonts w:ascii="Times New Roman" w:hAnsi="Times New Roman" w:cs="Times New Roman" w:eastAsia="宋体"/>
+          <w:b w:val="0"/>
+          <w:i w:val="0"/>
+        </w:rPr>
+        <w:t>。找不到的，要么删除，要么标注“需以制度确认”。</w:t>
+      </w:r>
+    </w:p>
+    <w:p>
+      <w:pPr>
+        <w:ind w:firstLine="480"/>
+      </w:pPr>
+      <w:r>
+        <w:rPr>
+          <w:rFonts w:ascii="Times New Roman" w:hAnsi="Times New Roman" w:cs="Times New Roman" w:eastAsia="宋体"/>
+          <w:b w:val="0"/>
+          <w:i w:val="0"/>
+        </w:rPr>
+        <w:t>第二，</w:t>
+      </w:r>
+      <w:r>
+        <w:rPr>
+          <w:rFonts w:ascii="Times New Roman" w:hAnsi="Times New Roman" w:cs="Times New Roman" w:eastAsia="宋体"/>
+          <w:b/>
+          <w:i w:val="0"/>
+        </w:rPr>
+        <w:t>判断标准是否具体</w:t>
+      </w:r>
+      <w:r>
+        <w:rPr>
+          <w:rFonts w:ascii="Times New Roman" w:hAnsi="Times New Roman" w:cs="Times New Roman" w:eastAsia="宋体"/>
+          <w:b w:val="0"/>
+          <w:i w:val="0"/>
+        </w:rPr>
+        <w:t>。比如“费用合理”就不具体，应改为“不超过制度规定的标准”或“与活动人数相符”。</w:t>
+      </w:r>
+    </w:p>
+    <w:p>
+      <w:pPr>
+        <w:ind w:firstLine="480"/>
+      </w:pPr>
+      <w:r>
+        <w:rPr>
+          <w:rFonts w:ascii="Times New Roman" w:hAnsi="Times New Roman" w:cs="Times New Roman" w:eastAsia="宋体"/>
+          <w:b w:val="0"/>
+          <w:i w:val="0"/>
+        </w:rPr>
+        <w:t>第三，</w:t>
+      </w:r>
+      <w:r>
+        <w:rPr>
+          <w:rFonts w:ascii="Times New Roman" w:hAnsi="Times New Roman" w:cs="Times New Roman" w:eastAsia="宋体"/>
+          <w:b/>
+          <w:i w:val="0"/>
+        </w:rPr>
+        <w:t>有没有遗漏</w:t>
+      </w:r>
+      <w:r>
+        <w:rPr>
+          <w:rFonts w:ascii="Times New Roman" w:hAnsi="Times New Roman" w:cs="Times New Roman" w:eastAsia="宋体"/>
+          <w:b w:val="0"/>
+          <w:i w:val="0"/>
+        </w:rPr>
+        <w:t>。对照制度的目录，看看是否有条款没有被转化为清单项。</w:t>
+      </w:r>
+    </w:p>
+    <w:p>
+      <w:pPr>
+        <w:ind w:firstLine="480"/>
+      </w:pPr>
+      <w:r>
+        <w:rPr>
+          <w:rFonts w:ascii="Times New Roman" w:hAnsi="Times New Roman" w:cs="Times New Roman" w:eastAsia="宋体"/>
+          <w:b/>
+          <w:i w:val="0"/>
+        </w:rPr>
+        <w:t>（三）用清单审核一笔报销</w:t>
+      </w:r>
+    </w:p>
+    <w:p>
+      <w:pPr>
+        <w:ind w:firstLine="480"/>
+      </w:pPr>
+      <w:r>
+        <w:rPr>
+          <w:rFonts w:ascii="Times New Roman" w:hAnsi="Times New Roman" w:cs="Times New Roman" w:eastAsia="宋体"/>
+          <w:b w:val="0"/>
+          <w:i w:val="0"/>
+        </w:rPr>
+        <w:t>假设一笔活动报销的材料如下：报销单一张，打印费发票一张，音响租赁费发票一张，活动方案一份，没有租赁合同。用表4-6逐项审核，结果如表4-7所示。</w:t>
+      </w:r>
+    </w:p>
+    <w:p>
+      <w:pPr>
+        <w:keepNext/>
+        <w:spacing w:before="120"/>
+        <w:jc w:val="center"/>
+      </w:pPr>
+      <w:r>
+        <w:rPr>
+          <w:rFonts w:ascii="Times New Roman" w:hAnsi="Times New Roman" w:cs="Times New Roman" w:eastAsia="黑体"/>
+          <w:b/>
+          <w:i w:val="0"/>
+          <w:sz w:val="21"/>
+        </w:rPr>
+        <w:t>表4-7 报销审核记录（示例）</w:t>
+      </w:r>
+    </w:p>
+    <w:tbl>
+      <w:tblPr>
+        <w:tblStyle w:val="TableGrid"/>
+        <w:tblW w:type="auto" w:w="0"/>
+        <w:jc w:val="center"/>
+        <w:tblLook w:firstColumn="1" w:firstRow="1" w:lastColumn="0" w:lastRow="0" w:noHBand="0" w:noVBand="1" w:val="04A0"/>
+      </w:tblPr>
+      <w:tblGrid>
+        <w:gridCol w:w="2078"/>
+        <w:gridCol w:w="2078"/>
+        <w:gridCol w:w="2078"/>
+        <w:gridCol w:w="2078"/>
+      </w:tblGrid>
+      <w:tr>
+        <w:tc>
+          <w:tcPr>
+            <w:tcW w:type="dxa" w:w="2078"/>
+            <w:shd w:val="clear" w:color="auto" w:fill="EDEDED"/>
+          </w:tcPr>
+          <w:p>
+            <w:pPr>
+              <w:spacing w:line="300" w:lineRule="exact"/>
+              <w:ind w:firstLine="0"/>
+            </w:pPr>
+            <w:r/>
+            <w:r>
+              <w:rPr>
+                <w:rFonts w:ascii="Times New Roman" w:hAnsi="Times New Roman" w:cs="Times New Roman" w:eastAsia="宋体"/>
+                <w:b/>
+                <w:i w:val="0"/>
+                <w:sz w:val="21"/>
+              </w:rPr>
+              <w:t>序号</w:t>
+            </w:r>
+          </w:p>
+        </w:tc>
+        <w:tc>
+          <w:tcPr>
+            <w:tcW w:type="dxa" w:w="2078"/>
+            <w:shd w:val="clear" w:color="auto" w:fill="EDEDED"/>
+          </w:tcPr>
+          <w:p>
+            <w:pPr>
+              <w:spacing w:line="300" w:lineRule="exact"/>
+              <w:ind w:firstLine="0"/>
+            </w:pPr>
+            <w:r/>
+            <w:r>
+              <w:rPr>
+                <w:rFonts w:ascii="Times New Roman" w:hAnsi="Times New Roman" w:cs="Times New Roman" w:eastAsia="宋体"/>
+                <w:b/>
+                <w:i w:val="0"/>
+                <w:sz w:val="21"/>
+              </w:rPr>
+              <w:t>检查项目</w:t>
+            </w:r>
+          </w:p>
+        </w:tc>
+        <w:tc>
+          <w:tcPr>
+            <w:tcW w:type="dxa" w:w="2078"/>
+            <w:shd w:val="clear" w:color="auto" w:fill="EDEDED"/>
+          </w:tcPr>
+          <w:p>
+            <w:pPr>
+              <w:spacing w:line="300" w:lineRule="exact"/>
+              <w:ind w:firstLine="0"/>
+            </w:pPr>
+            <w:r/>
+            <w:r>
+              <w:rPr>
+                <w:rFonts w:ascii="Times New Roman" w:hAnsi="Times New Roman" w:cs="Times New Roman" w:eastAsia="宋体"/>
+                <w:b/>
+                <w:i w:val="0"/>
+                <w:sz w:val="21"/>
+              </w:rPr>
+              <w:t>结论</w:t>
+            </w:r>
+          </w:p>
+        </w:tc>
+        <w:tc>
+          <w:tcPr>
+            <w:tcW w:type="dxa" w:w="2078"/>
+            <w:shd w:val="clear" w:color="auto" w:fill="EDEDED"/>
+          </w:tcPr>
+          <w:p>
+            <w:pPr>
+              <w:spacing w:line="300" w:lineRule="exact"/>
+              <w:ind w:firstLine="0"/>
+            </w:pPr>
+            <w:r/>
+            <w:r>
+              <w:rPr>
+                <w:rFonts w:ascii="Times New Roman" w:hAnsi="Times New Roman" w:cs="Times New Roman" w:eastAsia="宋体"/>
+                <w:b/>
+                <w:i w:val="0"/>
+                <w:sz w:val="21"/>
+              </w:rPr>
+              <w:t>备注与处理</w:t>
+            </w:r>
+          </w:p>
+        </w:tc>
+      </w:tr>
+      <w:tr>
+        <w:tc>
+          <w:tcPr>
+            <w:tcW w:type="dxa" w:w="2078"/>
+          </w:tcPr>
+          <w:p>
+            <w:pPr>
+              <w:spacing w:line="300" w:lineRule="exact"/>
+              <w:ind w:firstLine="0"/>
+            </w:pPr>
+            <w:r/>
+            <w:r>
+              <w:rPr>
+                <w:rFonts w:ascii="Times New Roman" w:hAnsi="Times New Roman" w:cs="Times New Roman" w:eastAsia="宋体"/>
+                <w:b w:val="0"/>
+                <w:i w:val="0"/>
+                <w:sz w:val="21"/>
+              </w:rPr>
+              <w:t>1</w:t>
+            </w:r>
+          </w:p>
+        </w:tc>
+        <w:tc>
+          <w:tcPr>
+            <w:tcW w:type="dxa" w:w="2078"/>
+          </w:tcPr>
+          <w:p>
+            <w:pPr>
+              <w:spacing w:line="300" w:lineRule="exact"/>
+              <w:ind w:firstLine="0"/>
+            </w:pPr>
+            <w:r/>
+            <w:r>
+              <w:rPr>
+                <w:rFonts w:ascii="Times New Roman" w:hAnsi="Times New Roman" w:cs="Times New Roman" w:eastAsia="宋体"/>
+                <w:b w:val="0"/>
+                <w:i w:val="0"/>
+                <w:sz w:val="21"/>
+              </w:rPr>
+              <w:t>报销单填写</w:t>
+            </w:r>
+          </w:p>
+        </w:tc>
+        <w:tc>
+          <w:tcPr>
+            <w:tcW w:type="dxa" w:w="2078"/>
+          </w:tcPr>
+          <w:p>
+            <w:pPr>
+              <w:spacing w:line="300" w:lineRule="exact"/>
+              <w:ind w:firstLine="0"/>
+            </w:pPr>
+            <w:r/>
+            <w:r>
+              <w:rPr>
+                <w:rFonts w:ascii="Times New Roman" w:hAnsi="Times New Roman" w:cs="Times New Roman" w:eastAsia="宋体"/>
+                <w:b w:val="0"/>
+                <w:i w:val="0"/>
+                <w:sz w:val="21"/>
+              </w:rPr>
+              <w:t>是</w:t>
+            </w:r>
+          </w:p>
+        </w:tc>
+        <w:tc>
+          <w:tcPr>
+            <w:tcW w:type="dxa" w:w="2078"/>
+          </w:tcPr>
+          <w:p>
+            <w:pPr>
+              <w:spacing w:line="300" w:lineRule="exact"/>
+              <w:ind w:firstLine="0"/>
+            </w:pPr>
+            <w:r/>
+            <w:r>
+              <w:rPr>
+                <w:rFonts w:ascii="Times New Roman" w:hAnsi="Times New Roman" w:cs="Times New Roman" w:eastAsia="宋体"/>
+                <w:b w:val="0"/>
+                <w:i w:val="0"/>
+                <w:sz w:val="21"/>
+              </w:rPr>
+              <w:t>项目完整，金额大小写一致</w:t>
+            </w:r>
+          </w:p>
+        </w:tc>
+      </w:tr>
+      <w:tr>
+        <w:tc>
+          <w:tcPr>
+            <w:tcW w:type="dxa" w:w="2078"/>
+          </w:tcPr>
+          <w:p>
+            <w:pPr>
+              <w:spacing w:line="300" w:lineRule="exact"/>
+              <w:ind w:firstLine="0"/>
+            </w:pPr>
+            <w:r/>
+            <w:r>
+              <w:rPr>
+                <w:rFonts w:ascii="Times New Roman" w:hAnsi="Times New Roman" w:cs="Times New Roman" w:eastAsia="宋体"/>
+                <w:b w:val="0"/>
+                <w:i w:val="0"/>
+                <w:sz w:val="21"/>
+              </w:rPr>
+              <w:t>2</w:t>
+            </w:r>
+          </w:p>
+        </w:tc>
+        <w:tc>
+          <w:tcPr>
+            <w:tcW w:type="dxa" w:w="2078"/>
+          </w:tcPr>
+          <w:p>
+            <w:pPr>
+              <w:spacing w:line="300" w:lineRule="exact"/>
+              <w:ind w:firstLine="0"/>
+            </w:pPr>
+            <w:r/>
+            <w:r>
+              <w:rPr>
+                <w:rFonts w:ascii="Times New Roman" w:hAnsi="Times New Roman" w:cs="Times New Roman" w:eastAsia="宋体"/>
+                <w:b w:val="0"/>
+                <w:i w:val="0"/>
+                <w:sz w:val="21"/>
+              </w:rPr>
+              <w:t>签字审批</w:t>
+            </w:r>
+          </w:p>
+        </w:tc>
+        <w:tc>
+          <w:tcPr>
+            <w:tcW w:type="dxa" w:w="2078"/>
+          </w:tcPr>
+          <w:p>
+            <w:pPr>
+              <w:spacing w:line="300" w:lineRule="exact"/>
+              <w:ind w:firstLine="0"/>
+            </w:pPr>
+            <w:r/>
+            <w:r>
+              <w:rPr>
+                <w:rFonts w:ascii="Times New Roman" w:hAnsi="Times New Roman" w:cs="Times New Roman" w:eastAsia="宋体"/>
+                <w:b w:val="0"/>
+                <w:i w:val="0"/>
+                <w:sz w:val="21"/>
+              </w:rPr>
+              <w:t>是</w:t>
+            </w:r>
+          </w:p>
+        </w:tc>
+        <w:tc>
+          <w:tcPr>
+            <w:tcW w:type="dxa" w:w="2078"/>
+          </w:tcPr>
+          <w:p>
+            <w:pPr>
+              <w:spacing w:line="300" w:lineRule="exact"/>
+              <w:ind w:firstLine="0"/>
+            </w:pPr>
+            <w:r/>
+            <w:r>
+              <w:rPr>
+                <w:rFonts w:ascii="Times New Roman" w:hAnsi="Times New Roman" w:cs="Times New Roman" w:eastAsia="宋体"/>
+                <w:b w:val="0"/>
+                <w:i w:val="0"/>
+                <w:sz w:val="21"/>
+              </w:rPr>
+              <w:t>经办人与负责人已签字</w:t>
+            </w:r>
+          </w:p>
+        </w:tc>
+      </w:tr>
+      <w:tr>
+        <w:tc>
+          <w:tcPr>
+            <w:tcW w:type="dxa" w:w="2078"/>
+          </w:tcPr>
+          <w:p>
+            <w:pPr>
+              <w:spacing w:line="300" w:lineRule="exact"/>
+              <w:ind w:firstLine="0"/>
+            </w:pPr>
+            <w:r/>
+            <w:r>
+              <w:rPr>
+                <w:rFonts w:ascii="Times New Roman" w:hAnsi="Times New Roman" w:cs="Times New Roman" w:eastAsia="宋体"/>
+                <w:b w:val="0"/>
+                <w:i w:val="0"/>
+                <w:sz w:val="21"/>
+              </w:rPr>
+              <w:t>3</w:t>
+            </w:r>
+          </w:p>
+        </w:tc>
+        <w:tc>
+          <w:tcPr>
+            <w:tcW w:type="dxa" w:w="2078"/>
+          </w:tcPr>
+          <w:p>
+            <w:pPr>
+              <w:spacing w:line="300" w:lineRule="exact"/>
+              <w:ind w:firstLine="0"/>
+            </w:pPr>
+            <w:r/>
+            <w:r>
+              <w:rPr>
+                <w:rFonts w:ascii="Times New Roman" w:hAnsi="Times New Roman" w:cs="Times New Roman" w:eastAsia="宋体"/>
+                <w:b w:val="0"/>
+                <w:i w:val="0"/>
+                <w:sz w:val="21"/>
+              </w:rPr>
+              <w:t>票据抬头</w:t>
+            </w:r>
+          </w:p>
+        </w:tc>
+        <w:tc>
+          <w:tcPr>
+            <w:tcW w:type="dxa" w:w="2078"/>
+          </w:tcPr>
+          <w:p>
+            <w:pPr>
+              <w:spacing w:line="300" w:lineRule="exact"/>
+              <w:ind w:firstLine="0"/>
+            </w:pPr>
+            <w:r/>
+            <w:r>
+              <w:rPr>
+                <w:rFonts w:ascii="Times New Roman" w:hAnsi="Times New Roman" w:cs="Times New Roman" w:eastAsia="宋体"/>
+                <w:b w:val="0"/>
+                <w:i w:val="0"/>
+                <w:sz w:val="21"/>
+              </w:rPr>
+              <w:t>否</w:t>
+            </w:r>
+          </w:p>
+        </w:tc>
+        <w:tc>
+          <w:tcPr>
+            <w:tcW w:type="dxa" w:w="2078"/>
+          </w:tcPr>
+          <w:p>
+            <w:pPr>
+              <w:spacing w:line="300" w:lineRule="exact"/>
+              <w:ind w:firstLine="0"/>
+            </w:pPr>
+            <w:r/>
+            <w:r>
+              <w:rPr>
+                <w:rFonts w:ascii="Times New Roman" w:hAnsi="Times New Roman" w:cs="Times New Roman" w:eastAsia="宋体"/>
+                <w:b w:val="0"/>
+                <w:i w:val="0"/>
+                <w:sz w:val="21"/>
+              </w:rPr>
+              <w:t>打印费发票抬头为学院简称，要求更正为全称</w:t>
+            </w:r>
+          </w:p>
+        </w:tc>
+      </w:tr>
+      <w:tr>
+        <w:tc>
+          <w:tcPr>
+            <w:tcW w:type="dxa" w:w="2078"/>
+          </w:tcPr>
+          <w:p>
+            <w:pPr>
+              <w:spacing w:line="300" w:lineRule="exact"/>
+              <w:ind w:firstLine="0"/>
+            </w:pPr>
+            <w:r/>
+            <w:r>
+              <w:rPr>
+                <w:rFonts w:ascii="Times New Roman" w:hAnsi="Times New Roman" w:cs="Times New Roman" w:eastAsia="宋体"/>
+                <w:b w:val="0"/>
+                <w:i w:val="0"/>
+                <w:sz w:val="21"/>
+              </w:rPr>
+              <w:t>4</w:t>
+            </w:r>
+          </w:p>
+        </w:tc>
+        <w:tc>
+          <w:tcPr>
+            <w:tcW w:type="dxa" w:w="2078"/>
+          </w:tcPr>
+          <w:p>
+            <w:pPr>
+              <w:spacing w:line="300" w:lineRule="exact"/>
+              <w:ind w:firstLine="0"/>
+            </w:pPr>
+            <w:r/>
+            <w:r>
+              <w:rPr>
+                <w:rFonts w:ascii="Times New Roman" w:hAnsi="Times New Roman" w:cs="Times New Roman" w:eastAsia="宋体"/>
+                <w:b w:val="0"/>
+                <w:i w:val="0"/>
+                <w:sz w:val="21"/>
+              </w:rPr>
+              <w:t>票据真实性</w:t>
+            </w:r>
+          </w:p>
+        </w:tc>
+        <w:tc>
+          <w:tcPr>
+            <w:tcW w:type="dxa" w:w="2078"/>
+          </w:tcPr>
+          <w:p>
+            <w:pPr>
+              <w:spacing w:line="300" w:lineRule="exact"/>
+              <w:ind w:firstLine="0"/>
+            </w:pPr>
+            <w:r/>
+            <w:r>
+              <w:rPr>
+                <w:rFonts w:ascii="Times New Roman" w:hAnsi="Times New Roman" w:cs="Times New Roman" w:eastAsia="宋体"/>
+                <w:b w:val="0"/>
+                <w:i w:val="0"/>
+                <w:sz w:val="21"/>
+              </w:rPr>
+              <w:t>是</w:t>
+            </w:r>
+          </w:p>
+        </w:tc>
+        <w:tc>
+          <w:tcPr>
+            <w:tcW w:type="dxa" w:w="2078"/>
+          </w:tcPr>
+          <w:p>
+            <w:pPr>
+              <w:spacing w:line="300" w:lineRule="exact"/>
+              <w:ind w:firstLine="0"/>
+            </w:pPr>
+            <w:r/>
+            <w:r>
+              <w:rPr>
+                <w:rFonts w:ascii="Times New Roman" w:hAnsi="Times New Roman" w:cs="Times New Roman" w:eastAsia="宋体"/>
+                <w:b w:val="0"/>
+                <w:i w:val="0"/>
+                <w:sz w:val="21"/>
+              </w:rPr>
+              <w:t>已通过渠道查验，结果有效</w:t>
+            </w:r>
+          </w:p>
+        </w:tc>
+      </w:tr>
+      <w:tr>
+        <w:tc>
+          <w:tcPr>
+            <w:tcW w:type="dxa" w:w="2078"/>
+          </w:tcPr>
+          <w:p>
+            <w:pPr>
+              <w:spacing w:line="300" w:lineRule="exact"/>
+              <w:ind w:firstLine="0"/>
+            </w:pPr>
+            <w:r/>
+            <w:r>
+              <w:rPr>
+                <w:rFonts w:ascii="Times New Roman" w:hAnsi="Times New Roman" w:cs="Times New Roman" w:eastAsia="宋体"/>
+                <w:b w:val="0"/>
+                <w:i w:val="0"/>
+                <w:sz w:val="21"/>
+              </w:rPr>
+              <w:t>5</w:t>
+            </w:r>
+          </w:p>
+        </w:tc>
+        <w:tc>
+          <w:tcPr>
+            <w:tcW w:type="dxa" w:w="2078"/>
+          </w:tcPr>
+          <w:p>
+            <w:pPr>
+              <w:spacing w:line="300" w:lineRule="exact"/>
+              <w:ind w:firstLine="0"/>
+            </w:pPr>
+            <w:r/>
+            <w:r>
+              <w:rPr>
+                <w:rFonts w:ascii="Times New Roman" w:hAnsi="Times New Roman" w:cs="Times New Roman" w:eastAsia="宋体"/>
+                <w:b w:val="0"/>
+                <w:i w:val="0"/>
+                <w:sz w:val="21"/>
+              </w:rPr>
+              <w:t>票据涂改</w:t>
+            </w:r>
+          </w:p>
+        </w:tc>
+        <w:tc>
+          <w:tcPr>
+            <w:tcW w:type="dxa" w:w="2078"/>
+          </w:tcPr>
+          <w:p>
+            <w:pPr>
+              <w:spacing w:line="300" w:lineRule="exact"/>
+              <w:ind w:firstLine="0"/>
+            </w:pPr>
+            <w:r/>
+            <w:r>
+              <w:rPr>
+                <w:rFonts w:ascii="Times New Roman" w:hAnsi="Times New Roman" w:cs="Times New Roman" w:eastAsia="宋体"/>
+                <w:b w:val="0"/>
+                <w:i w:val="0"/>
+                <w:sz w:val="21"/>
+              </w:rPr>
+              <w:t>是</w:t>
+            </w:r>
+          </w:p>
+        </w:tc>
+        <w:tc>
+          <w:tcPr>
+            <w:tcW w:type="dxa" w:w="2078"/>
+          </w:tcPr>
+          <w:p>
+            <w:pPr>
+              <w:spacing w:line="300" w:lineRule="exact"/>
+              <w:ind w:firstLine="0"/>
+            </w:pPr>
+            <w:r/>
+            <w:r>
+              <w:rPr>
+                <w:rFonts w:ascii="Times New Roman" w:hAnsi="Times New Roman" w:cs="Times New Roman" w:eastAsia="宋体"/>
+                <w:b w:val="0"/>
+                <w:i w:val="0"/>
+                <w:sz w:val="21"/>
+              </w:rPr>
+              <w:t>无涂改</w:t>
+            </w:r>
+          </w:p>
+        </w:tc>
+      </w:tr>
+      <w:tr>
+        <w:tc>
+          <w:tcPr>
+            <w:tcW w:type="dxa" w:w="2078"/>
+          </w:tcPr>
+          <w:p>
+            <w:pPr>
+              <w:spacing w:line="300" w:lineRule="exact"/>
+              <w:ind w:firstLine="0"/>
+            </w:pPr>
+            <w:r/>
+            <w:r>
+              <w:rPr>
+                <w:rFonts w:ascii="Times New Roman" w:hAnsi="Times New Roman" w:cs="Times New Roman" w:eastAsia="宋体"/>
+                <w:b w:val="0"/>
+                <w:i w:val="0"/>
+                <w:sz w:val="21"/>
+              </w:rPr>
+              <w:t>6</w:t>
+            </w:r>
+          </w:p>
+        </w:tc>
+        <w:tc>
+          <w:tcPr>
+            <w:tcW w:type="dxa" w:w="2078"/>
+          </w:tcPr>
+          <w:p>
+            <w:pPr>
+              <w:spacing w:line="300" w:lineRule="exact"/>
+              <w:ind w:firstLine="0"/>
+            </w:pPr>
+            <w:r/>
+            <w:r>
+              <w:rPr>
+                <w:rFonts w:ascii="Times New Roman" w:hAnsi="Times New Roman" w:cs="Times New Roman" w:eastAsia="宋体"/>
+                <w:b w:val="0"/>
+                <w:i w:val="0"/>
+                <w:sz w:val="21"/>
+              </w:rPr>
+              <w:t>日期对应</w:t>
+            </w:r>
+          </w:p>
+        </w:tc>
+        <w:tc>
+          <w:tcPr>
+            <w:tcW w:type="dxa" w:w="2078"/>
+          </w:tcPr>
+          <w:p>
+            <w:pPr>
+              <w:spacing w:line="300" w:lineRule="exact"/>
+              <w:ind w:firstLine="0"/>
+            </w:pPr>
+            <w:r/>
+            <w:r>
+              <w:rPr>
+                <w:rFonts w:ascii="Times New Roman" w:hAnsi="Times New Roman" w:cs="Times New Roman" w:eastAsia="宋体"/>
+                <w:b w:val="0"/>
+                <w:i w:val="0"/>
+                <w:sz w:val="21"/>
+              </w:rPr>
+              <w:t>是</w:t>
+            </w:r>
+          </w:p>
+        </w:tc>
+        <w:tc>
+          <w:tcPr>
+            <w:tcW w:type="dxa" w:w="2078"/>
+          </w:tcPr>
+          <w:p>
+            <w:pPr>
+              <w:spacing w:line="300" w:lineRule="exact"/>
+              <w:ind w:firstLine="0"/>
+            </w:pPr>
+            <w:r/>
+            <w:r>
+              <w:rPr>
+                <w:rFonts w:ascii="Times New Roman" w:hAnsi="Times New Roman" w:cs="Times New Roman" w:eastAsia="宋体"/>
+                <w:b w:val="0"/>
+                <w:i w:val="0"/>
+                <w:sz w:val="21"/>
+              </w:rPr>
+              <w:t>票据日期与活动日期一致</w:t>
+            </w:r>
+          </w:p>
+        </w:tc>
+      </w:tr>
+      <w:tr>
+        <w:tc>
+          <w:tcPr>
+            <w:tcW w:type="dxa" w:w="2078"/>
+          </w:tcPr>
+          <w:p>
+            <w:pPr>
+              <w:spacing w:line="300" w:lineRule="exact"/>
+              <w:ind w:firstLine="0"/>
+            </w:pPr>
+            <w:r/>
+            <w:r>
+              <w:rPr>
+                <w:rFonts w:ascii="Times New Roman" w:hAnsi="Times New Roman" w:cs="Times New Roman" w:eastAsia="宋体"/>
+                <w:b w:val="0"/>
+                <w:i w:val="0"/>
+                <w:sz w:val="21"/>
+              </w:rPr>
+              <w:t>7</w:t>
+            </w:r>
+          </w:p>
+        </w:tc>
+        <w:tc>
+          <w:tcPr>
+            <w:tcW w:type="dxa" w:w="2078"/>
+          </w:tcPr>
+          <w:p>
+            <w:pPr>
+              <w:spacing w:line="300" w:lineRule="exact"/>
+              <w:ind w:firstLine="0"/>
+            </w:pPr>
+            <w:r/>
+            <w:r>
+              <w:rPr>
+                <w:rFonts w:ascii="Times New Roman" w:hAnsi="Times New Roman" w:cs="Times New Roman" w:eastAsia="宋体"/>
+                <w:b w:val="0"/>
+                <w:i w:val="0"/>
+                <w:sz w:val="21"/>
+              </w:rPr>
+              <w:t>金额核对</w:t>
+            </w:r>
+          </w:p>
+        </w:tc>
+        <w:tc>
+          <w:tcPr>
+            <w:tcW w:type="dxa" w:w="2078"/>
+          </w:tcPr>
+          <w:p>
+            <w:pPr>
+              <w:spacing w:line="300" w:lineRule="exact"/>
+              <w:ind w:firstLine="0"/>
+            </w:pPr>
+            <w:r/>
+            <w:r>
+              <w:rPr>
+                <w:rFonts w:ascii="Times New Roman" w:hAnsi="Times New Roman" w:cs="Times New Roman" w:eastAsia="宋体"/>
+                <w:b w:val="0"/>
+                <w:i w:val="0"/>
+                <w:sz w:val="21"/>
+              </w:rPr>
+              <w:t>是</w:t>
+            </w:r>
+          </w:p>
+        </w:tc>
+        <w:tc>
+          <w:tcPr>
+            <w:tcW w:type="dxa" w:w="2078"/>
+          </w:tcPr>
+          <w:p>
+            <w:pPr>
+              <w:spacing w:line="300" w:lineRule="exact"/>
+              <w:ind w:firstLine="0"/>
+            </w:pPr>
+            <w:r/>
+            <w:r>
+              <w:rPr>
+                <w:rFonts w:ascii="Times New Roman" w:hAnsi="Times New Roman" w:cs="Times New Roman" w:eastAsia="宋体"/>
+                <w:b w:val="0"/>
+                <w:i w:val="0"/>
+                <w:sz w:val="21"/>
+              </w:rPr>
+              <w:t>报销单合计与票据合计一致</w:t>
+            </w:r>
+          </w:p>
+        </w:tc>
+      </w:tr>
+      <w:tr>
+        <w:tc>
+          <w:tcPr>
+            <w:tcW w:type="dxa" w:w="2078"/>
+          </w:tcPr>
+          <w:p>
+            <w:pPr>
+              <w:spacing w:line="300" w:lineRule="exact"/>
+              <w:ind w:firstLine="0"/>
+            </w:pPr>
+            <w:r/>
+            <w:r>
+              <w:rPr>
+                <w:rFonts w:ascii="Times New Roman" w:hAnsi="Times New Roman" w:cs="Times New Roman" w:eastAsia="宋体"/>
+                <w:b w:val="0"/>
+                <w:i w:val="0"/>
+                <w:sz w:val="21"/>
+              </w:rPr>
+              <w:t>8</w:t>
+            </w:r>
+          </w:p>
+        </w:tc>
+        <w:tc>
+          <w:tcPr>
+            <w:tcW w:type="dxa" w:w="2078"/>
+          </w:tcPr>
+          <w:p>
+            <w:pPr>
+              <w:spacing w:line="300" w:lineRule="exact"/>
+              <w:ind w:firstLine="0"/>
+            </w:pPr>
+            <w:r/>
+            <w:r>
+              <w:rPr>
+                <w:rFonts w:ascii="Times New Roman" w:hAnsi="Times New Roman" w:cs="Times New Roman" w:eastAsia="宋体"/>
+                <w:b w:val="0"/>
+                <w:i w:val="0"/>
+                <w:sz w:val="21"/>
+              </w:rPr>
+              <w:t>标准限额</w:t>
+            </w:r>
+          </w:p>
+        </w:tc>
+        <w:tc>
+          <w:tcPr>
+            <w:tcW w:type="dxa" w:w="2078"/>
+          </w:tcPr>
+          <w:p>
+            <w:pPr>
+              <w:spacing w:line="300" w:lineRule="exact"/>
+              <w:ind w:firstLine="0"/>
+            </w:pPr>
+            <w:r/>
+            <w:r>
+              <w:rPr>
+                <w:rFonts w:ascii="Times New Roman" w:hAnsi="Times New Roman" w:cs="Times New Roman" w:eastAsia="宋体"/>
+                <w:b w:val="0"/>
+                <w:i w:val="0"/>
+                <w:sz w:val="21"/>
+              </w:rPr>
+              <w:t>不适用</w:t>
+            </w:r>
+          </w:p>
+        </w:tc>
+        <w:tc>
+          <w:tcPr>
+            <w:tcW w:type="dxa" w:w="2078"/>
+          </w:tcPr>
+          <w:p>
+            <w:pPr>
+              <w:spacing w:line="300" w:lineRule="exact"/>
+              <w:ind w:firstLine="0"/>
+            </w:pPr>
+            <w:r/>
+            <w:r>
+              <w:rPr>
+                <w:rFonts w:ascii="Times New Roman" w:hAnsi="Times New Roman" w:cs="Times New Roman" w:eastAsia="宋体"/>
+                <w:b w:val="0"/>
+                <w:i w:val="0"/>
+                <w:sz w:val="21"/>
+              </w:rPr>
+              <w:t>本次费用未涉及标准限额</w:t>
+            </w:r>
+          </w:p>
+        </w:tc>
+      </w:tr>
+      <w:tr>
+        <w:tc>
+          <w:tcPr>
+            <w:tcW w:type="dxa" w:w="2078"/>
+          </w:tcPr>
+          <w:p>
+            <w:pPr>
+              <w:spacing w:line="300" w:lineRule="exact"/>
+              <w:ind w:firstLine="0"/>
+            </w:pPr>
+            <w:r/>
+            <w:r>
+              <w:rPr>
+                <w:rFonts w:ascii="Times New Roman" w:hAnsi="Times New Roman" w:cs="Times New Roman" w:eastAsia="宋体"/>
+                <w:b w:val="0"/>
+                <w:i w:val="0"/>
+                <w:sz w:val="21"/>
+              </w:rPr>
+              <w:t>9</w:t>
+            </w:r>
+          </w:p>
+        </w:tc>
+        <w:tc>
+          <w:tcPr>
+            <w:tcW w:type="dxa" w:w="2078"/>
+          </w:tcPr>
+          <w:p>
+            <w:pPr>
+              <w:spacing w:line="300" w:lineRule="exact"/>
+              <w:ind w:firstLine="0"/>
+            </w:pPr>
+            <w:r/>
+            <w:r>
+              <w:rPr>
+                <w:rFonts w:ascii="Times New Roman" w:hAnsi="Times New Roman" w:cs="Times New Roman" w:eastAsia="宋体"/>
+                <w:b w:val="0"/>
+                <w:i w:val="0"/>
+                <w:sz w:val="21"/>
+              </w:rPr>
+              <w:t>业务依据</w:t>
+            </w:r>
+          </w:p>
+        </w:tc>
+        <w:tc>
+          <w:tcPr>
+            <w:tcW w:type="dxa" w:w="2078"/>
+          </w:tcPr>
+          <w:p>
+            <w:pPr>
+              <w:spacing w:line="300" w:lineRule="exact"/>
+              <w:ind w:firstLine="0"/>
+            </w:pPr>
+            <w:r/>
+            <w:r>
+              <w:rPr>
+                <w:rFonts w:ascii="Times New Roman" w:hAnsi="Times New Roman" w:cs="Times New Roman" w:eastAsia="宋体"/>
+                <w:b w:val="0"/>
+                <w:i w:val="0"/>
+                <w:sz w:val="21"/>
+              </w:rPr>
+              <w:t>否</w:t>
+            </w:r>
+          </w:p>
+        </w:tc>
+        <w:tc>
+          <w:tcPr>
+            <w:tcW w:type="dxa" w:w="2078"/>
+          </w:tcPr>
+          <w:p>
+            <w:pPr>
+              <w:spacing w:line="300" w:lineRule="exact"/>
+              <w:ind w:firstLine="0"/>
+            </w:pPr>
+            <w:r/>
+            <w:r>
+              <w:rPr>
+                <w:rFonts w:ascii="Times New Roman" w:hAnsi="Times New Roman" w:cs="Times New Roman" w:eastAsia="宋体"/>
+                <w:b w:val="0"/>
+                <w:i w:val="0"/>
+                <w:sz w:val="21"/>
+              </w:rPr>
+              <w:t>租赁费缺少合同，需补充</w:t>
+            </w:r>
+          </w:p>
+        </w:tc>
+      </w:tr>
+      <w:tr>
+        <w:tc>
+          <w:tcPr>
+            <w:tcW w:type="dxa" w:w="2078"/>
+          </w:tcPr>
+          <w:p>
+            <w:pPr>
+              <w:spacing w:line="300" w:lineRule="exact"/>
+              <w:ind w:firstLine="0"/>
+            </w:pPr>
+            <w:r/>
+            <w:r>
+              <w:rPr>
+                <w:rFonts w:ascii="Times New Roman" w:hAnsi="Times New Roman" w:cs="Times New Roman" w:eastAsia="宋体"/>
+                <w:b w:val="0"/>
+                <w:i w:val="0"/>
+                <w:sz w:val="21"/>
+              </w:rPr>
+              <w:t>10</w:t>
+            </w:r>
+          </w:p>
+        </w:tc>
+        <w:tc>
+          <w:tcPr>
+            <w:tcW w:type="dxa" w:w="2078"/>
+          </w:tcPr>
+          <w:p>
+            <w:pPr>
+              <w:spacing w:line="300" w:lineRule="exact"/>
+              <w:ind w:firstLine="0"/>
+            </w:pPr>
+            <w:r/>
+            <w:r>
+              <w:rPr>
+                <w:rFonts w:ascii="Times New Roman" w:hAnsi="Times New Roman" w:cs="Times New Roman" w:eastAsia="宋体"/>
+                <w:b w:val="0"/>
+                <w:i w:val="0"/>
+                <w:sz w:val="21"/>
+              </w:rPr>
+              <w:t>重复报销</w:t>
+            </w:r>
+          </w:p>
+        </w:tc>
+        <w:tc>
+          <w:tcPr>
+            <w:tcW w:type="dxa" w:w="2078"/>
+          </w:tcPr>
+          <w:p>
+            <w:pPr>
+              <w:spacing w:line="300" w:lineRule="exact"/>
+              <w:ind w:firstLine="0"/>
+            </w:pPr>
+            <w:r/>
+            <w:r>
+              <w:rPr>
+                <w:rFonts w:ascii="Times New Roman" w:hAnsi="Times New Roman" w:cs="Times New Roman" w:eastAsia="宋体"/>
+                <w:b w:val="0"/>
+                <w:i w:val="0"/>
+                <w:sz w:val="21"/>
+              </w:rPr>
+              <w:t>是</w:t>
+            </w:r>
+          </w:p>
+        </w:tc>
+        <w:tc>
+          <w:tcPr>
+            <w:tcW w:type="dxa" w:w="2078"/>
+          </w:tcPr>
+          <w:p>
+            <w:pPr>
+              <w:spacing w:line="300" w:lineRule="exact"/>
+              <w:ind w:firstLine="0"/>
+            </w:pPr>
+            <w:r/>
+            <w:r>
+              <w:rPr>
+                <w:rFonts w:ascii="Times New Roman" w:hAnsi="Times New Roman" w:cs="Times New Roman" w:eastAsia="宋体"/>
+                <w:b w:val="0"/>
+                <w:i w:val="0"/>
+                <w:sz w:val="21"/>
+              </w:rPr>
+              <w:t>未发现重复</w:t>
+            </w:r>
+          </w:p>
+        </w:tc>
+      </w:tr>
+    </w:tbl>
+    <w:p>
+      <w:pPr>
+        <w:spacing w:line="160" w:lineRule="exact"/>
+      </w:pPr>
+    </w:p>
+    <w:p>
+      <w:pPr>
+        <w:ind w:firstLine="480"/>
+      </w:pPr>
+      <w:r>
+        <w:rPr>
+          <w:rFonts w:ascii="Times New Roman" w:hAnsi="Times New Roman" w:cs="Times New Roman" w:eastAsia="宋体"/>
+          <w:b w:val="0"/>
+          <w:i w:val="0"/>
+        </w:rPr>
+        <w:t>这份记录显示，材料存在两处问题：一处需要更正，一处需要补充。审核人员应当把问题写明，退回经办人，待补充后再次审核。</w:t>
+      </w:r>
+    </w:p>
+    <w:p>
+      <w:pPr>
+        <w:pStyle w:val="Heading3"/>
+      </w:pPr>
+      <w:r>
+        <w:rPr>
+          <w:rFonts w:ascii="Times New Roman" w:hAnsi="Times New Roman" w:cs="Times New Roman" w:eastAsia="黑体"/>
+          <w:b/>
+          <w:i w:val="0"/>
+        </w:rPr>
+        <w:t>六、常见误区</w:t>
+      </w:r>
+    </w:p>
+    <w:p>
+      <w:pPr>
+        <w:ind w:firstLine="480"/>
+      </w:pPr>
+      <w:r>
+        <w:rPr>
+          <w:rFonts w:ascii="Times New Roman" w:hAnsi="Times New Roman" w:cs="Times New Roman" w:eastAsia="宋体"/>
+          <w:b/>
+          <w:i w:val="0"/>
+        </w:rPr>
+        <w:t>误区一：签字齐全就等于审核通过。</w:t>
+      </w:r>
+      <w:r>
+        <w:rPr>
+          <w:rFonts w:ascii="Times New Roman" w:hAnsi="Times New Roman" w:cs="Times New Roman" w:eastAsia="宋体"/>
+          <w:b w:val="0"/>
+          <w:i w:val="0"/>
+        </w:rPr>
+        <w:t xml:space="preserve"> 签字只能说明有人确认过，并不能替代真实性和合规性的检查。</w:t>
+      </w:r>
+    </w:p>
+    <w:p>
+      <w:pPr>
+        <w:ind w:firstLine="480"/>
+      </w:pPr>
+      <w:r>
+        <w:rPr>
+          <w:rFonts w:ascii="Times New Roman" w:hAnsi="Times New Roman" w:cs="Times New Roman" w:eastAsia="宋体"/>
+          <w:b/>
+          <w:i w:val="0"/>
+        </w:rPr>
+        <w:t>误区二：大模型说“合规”，就可以直接通过。</w:t>
+      </w:r>
+      <w:r>
+        <w:rPr>
+          <w:rFonts w:ascii="Times New Roman" w:hAnsi="Times New Roman" w:cs="Times New Roman" w:eastAsia="宋体"/>
+          <w:b w:val="0"/>
+          <w:i w:val="0"/>
+        </w:rPr>
+        <w:t xml:space="preserve"> 大模型只能帮助整理和提示，最终判断要以制度原文和票据原件为准。</w:t>
+      </w:r>
+    </w:p>
+    <w:p>
+      <w:pPr>
+        <w:ind w:firstLine="480"/>
+      </w:pPr>
+      <w:r>
+        <w:rPr>
+          <w:rFonts w:ascii="Times New Roman" w:hAnsi="Times New Roman" w:cs="Times New Roman" w:eastAsia="宋体"/>
+          <w:b/>
+          <w:i w:val="0"/>
+        </w:rPr>
+        <w:t>误区三：清单越长越好。</w:t>
+      </w:r>
+      <w:r>
+        <w:rPr>
+          <w:rFonts w:ascii="Times New Roman" w:hAnsi="Times New Roman" w:cs="Times New Roman" w:eastAsia="宋体"/>
+          <w:b w:val="0"/>
+          <w:i w:val="0"/>
+        </w:rPr>
+        <w:t xml:space="preserve"> 清单要与本单位的制度相匹配，无关的项目只会增加工作量，还会让人忽略真正重要的问题。</w:t>
+      </w:r>
+    </w:p>
+    <w:p>
+      <w:pPr>
+        <w:pStyle w:val="Heading3"/>
+      </w:pPr>
+      <w:r>
+        <w:rPr>
+          <w:rFonts w:ascii="Times New Roman" w:hAnsi="Times New Roman" w:cs="Times New Roman" w:eastAsia="黑体"/>
+          <w:b/>
+          <w:i w:val="0"/>
+        </w:rPr>
+        <w:t>七、回到案例</w:t>
+      </w:r>
+    </w:p>
+    <w:p>
+      <w:pPr>
+        <w:ind w:firstLine="480"/>
+      </w:pPr>
+      <w:r>
+        <w:rPr>
+          <w:rFonts w:ascii="Times New Roman" w:hAnsi="Times New Roman" w:cs="Times New Roman" w:eastAsia="宋体"/>
+          <w:b/>
+          <w:i w:val="0"/>
+        </w:rPr>
+        <w:t>回到校园线</w:t>
+      </w:r>
+    </w:p>
+    <w:p>
+      <w:pPr>
+        <w:ind w:firstLine="480"/>
+      </w:pPr>
+      <w:r>
+        <w:rPr>
+          <w:rFonts w:ascii="Times New Roman" w:hAnsi="Times New Roman" w:cs="Times New Roman" w:eastAsia="宋体"/>
+          <w:b w:val="0"/>
+          <w:i w:val="0"/>
+        </w:rPr>
+        <w:t>小林按照表4-6重新整理材料，把三处问题写进备注：发票抬头需要更正，租赁费需要补充合同，茶歇人数要与报销单核对。她把修改后的材料交回财务老师，老师这次很快通过了审核。</w:t>
+      </w:r>
+    </w:p>
+    <w:p>
+      <w:pPr>
+        <w:ind w:firstLine="480"/>
+      </w:pPr>
+      <w:r>
+        <w:rPr>
+          <w:rFonts w:ascii="Times New Roman" w:hAnsi="Times New Roman" w:cs="Times New Roman" w:eastAsia="宋体"/>
+          <w:b/>
+          <w:i w:val="0"/>
+        </w:rPr>
+        <w:t>回到职业线</w:t>
+      </w:r>
+    </w:p>
+    <w:p>
+      <w:pPr>
+        <w:ind w:firstLine="480"/>
+      </w:pPr>
+      <w:r>
+        <w:rPr>
+          <w:rFonts w:ascii="Times New Roman" w:hAnsi="Times New Roman" w:cs="Times New Roman" w:eastAsia="宋体"/>
+          <w:b w:val="0"/>
+          <w:i w:val="0"/>
+        </w:rPr>
+        <w:t>小周用同样的清单审核了差旅报销单，发现两张票据的日期不在出差期间内。他没有直接“打回”，而是先询问报销人是否有其他解释，比如是否为行程变更。报销人说明后，小周按照公司制度的规定，把情况记入备注，并交给经理决定处理方式。</w:t>
+      </w:r>
+    </w:p>
+    <w:p>
+      <w:pPr>
+        <w:ind w:firstLine="480"/>
+      </w:pPr>
+      <w:r>
+        <w:rPr>
+          <w:rFonts w:ascii="Times New Roman" w:hAnsi="Times New Roman" w:cs="Times New Roman" w:eastAsia="宋体"/>
+          <w:b w:val="0"/>
+          <w:i w:val="0"/>
+        </w:rPr>
+        <w:t>这说明：清单是工具，判断仍然需要人来完成。</w:t>
+      </w:r>
+    </w:p>
+    <w:p>
+      <w:pPr>
+        <w:pStyle w:val="Heading2"/>
+      </w:pPr>
+      <w:r>
+        <w:rPr>
+          <w:rFonts w:ascii="Times New Roman" w:hAnsi="Times New Roman" w:cs="Times New Roman" w:eastAsia="黑体"/>
+          <w:b/>
+          <w:i w:val="0"/>
+        </w:rPr>
+        <w:t>任务4.3 用大模型整理问题并撰写审核意见</w:t>
+      </w:r>
+    </w:p>
+    <w:p>
+      <w:pPr>
+        <w:pStyle w:val="Heading3"/>
+      </w:pPr>
+      <w:r>
+        <w:rPr>
+          <w:rFonts w:ascii="Times New Roman" w:hAnsi="Times New Roman" w:cs="Times New Roman" w:eastAsia="黑体"/>
+          <w:b/>
+          <w:i w:val="0"/>
+        </w:rPr>
+        <w:t>导入：审核不是挑毛病，而是把话说清楚</w:t>
+      </w:r>
+    </w:p>
+    <w:p>
+      <w:pPr>
+        <w:ind w:firstLine="480"/>
+      </w:pPr>
+      <w:r>
+        <w:rPr>
+          <w:rFonts w:ascii="Times New Roman" w:hAnsi="Times New Roman" w:cs="Times New Roman" w:eastAsia="宋体"/>
+          <w:b/>
+          <w:i w:val="0"/>
+        </w:rPr>
+        <w:t>校园线</w:t>
+      </w:r>
+    </w:p>
+    <w:p>
+      <w:pPr>
+        <w:ind w:firstLine="480"/>
+      </w:pPr>
+      <w:r>
+        <w:rPr>
+          <w:rFonts w:ascii="Times New Roman" w:hAnsi="Times New Roman" w:cs="Times New Roman" w:eastAsia="宋体"/>
+          <w:b w:val="0"/>
+          <w:i w:val="0"/>
+        </w:rPr>
+        <w:t>财务老师审完星空读书会的报销材料后，需要向社长写一份说明：哪些可以报，哪些要补充，每一项的理由是什么。老师的时间有限，她想先请大模型帮忙整理一份草稿，再自己核对修改。</w:t>
+      </w:r>
+    </w:p>
+    <w:p>
+      <w:pPr>
+        <w:ind w:firstLine="480"/>
+      </w:pPr>
+      <w:r>
+        <w:rPr>
+          <w:rFonts w:ascii="Times New Roman" w:hAnsi="Times New Roman" w:cs="Times New Roman" w:eastAsia="宋体"/>
+          <w:b w:val="0"/>
+          <w:i w:val="0"/>
+        </w:rPr>
+        <w:t>小林看到草稿时，觉得大模型写得很“官方”，但有些地方含糊：“请尽快补充材料”没有说明补充什么，“金额存在疑问”没有说明疑问在哪里。小林意识到，审核意见要让被审核人看得懂、能照着改，才算完成任务。</w:t>
+      </w:r>
+    </w:p>
+    <w:p>
+      <w:pPr>
+        <w:ind w:firstLine="480"/>
+      </w:pPr>
+      <w:r>
+        <w:rPr>
+          <w:rFonts w:ascii="Times New Roman" w:hAnsi="Times New Roman" w:cs="Times New Roman" w:eastAsia="宋体"/>
+          <w:b/>
+          <w:i w:val="0"/>
+        </w:rPr>
+        <w:t>职业线</w:t>
+      </w:r>
+    </w:p>
+    <w:p>
+      <w:pPr>
+        <w:ind w:firstLine="480"/>
+      </w:pPr>
+      <w:r>
+        <w:rPr>
+          <w:rFonts w:ascii="Times New Roman" w:hAnsi="Times New Roman" w:cs="Times New Roman" w:eastAsia="宋体"/>
+          <w:b w:val="0"/>
+          <w:i w:val="0"/>
+        </w:rPr>
+        <w:t>小周的经理要求他对差旅报销写一份审核意见，发给报销人。小周先让大模型根据检查清单生成了问题清单，但发现草稿里有一条“住宿标准可能超标”，而他查了公司制度，实际上并未超标。他意识到，大模型生成的结论必须回到制度原文去核实。</w:t>
+      </w:r>
+    </w:p>
+    <w:p>
+      <w:pPr>
+        <w:pStyle w:val="Heading3"/>
+      </w:pPr>
+      <w:r>
+        <w:rPr>
+          <w:rFonts w:ascii="Times New Roman" w:hAnsi="Times New Roman" w:cs="Times New Roman" w:eastAsia="黑体"/>
+          <w:b/>
+          <w:i w:val="0"/>
+        </w:rPr>
+        <w:t>一、审核问题的分类</w:t>
+      </w:r>
+    </w:p>
+    <w:p>
+      <w:pPr>
+        <w:ind w:firstLine="480"/>
+      </w:pPr>
+      <w:r>
+        <w:rPr>
+          <w:rFonts w:ascii="Times New Roman" w:hAnsi="Times New Roman" w:cs="Times New Roman" w:eastAsia="宋体"/>
+          <w:b w:val="0"/>
+          <w:i w:val="0"/>
+        </w:rPr>
+        <w:t>审核中发现的问题，大致可以分为四类：</w:t>
+      </w:r>
+    </w:p>
+    <w:p>
+      <w:pPr>
+        <w:ind w:left="480" w:hanging="480"/>
+      </w:pPr>
+      <w:r>
+        <w:rPr>
+          <w:rFonts w:ascii="Times New Roman" w:hAnsi="Times New Roman" w:cs="Times New Roman" w:eastAsia="宋体"/>
+          <w:b w:val="0"/>
+          <w:i w:val="0"/>
+        </w:rPr>
+        <w:t>1.</w:t>
+        <w:tab/>
+      </w:r>
+      <w:r>
+        <w:rPr>
+          <w:rFonts w:ascii="Times New Roman" w:hAnsi="Times New Roman" w:cs="Times New Roman" w:eastAsia="宋体"/>
+          <w:b/>
+          <w:i w:val="0"/>
+        </w:rPr>
+        <w:t>材料缺失</w:t>
+      </w:r>
+      <w:r>
+        <w:rPr>
+          <w:rFonts w:ascii="Times New Roman" w:hAnsi="Times New Roman" w:cs="Times New Roman" w:eastAsia="宋体"/>
+          <w:b w:val="0"/>
+          <w:i w:val="0"/>
+        </w:rPr>
+        <w:t>：缺少报销单、票据、合同、审批单等，需要补充。</w:t>
+      </w:r>
+    </w:p>
+    <w:p>
+      <w:pPr>
+        <w:ind w:left="480" w:hanging="480"/>
+      </w:pPr>
+      <w:r>
+        <w:rPr>
+          <w:rFonts w:ascii="Times New Roman" w:hAnsi="Times New Roman" w:cs="Times New Roman" w:eastAsia="宋体"/>
+          <w:b w:val="0"/>
+          <w:i w:val="0"/>
+        </w:rPr>
+        <w:t>2.</w:t>
+        <w:tab/>
+      </w:r>
+      <w:r>
+        <w:rPr>
+          <w:rFonts w:ascii="Times New Roman" w:hAnsi="Times New Roman" w:cs="Times New Roman" w:eastAsia="宋体"/>
+          <w:b/>
+          <w:i w:val="0"/>
+        </w:rPr>
+        <w:t>信息错误</w:t>
+      </w:r>
+      <w:r>
+        <w:rPr>
+          <w:rFonts w:ascii="Times New Roman" w:hAnsi="Times New Roman" w:cs="Times New Roman" w:eastAsia="宋体"/>
+          <w:b w:val="0"/>
+          <w:i w:val="0"/>
+        </w:rPr>
+        <w:t>：票据抬头、税号、日期、金额填写有误，需要更正。</w:t>
+      </w:r>
+    </w:p>
+    <w:p>
+      <w:pPr>
+        <w:ind w:left="480" w:hanging="480"/>
+      </w:pPr>
+      <w:r>
+        <w:rPr>
+          <w:rFonts w:ascii="Times New Roman" w:hAnsi="Times New Roman" w:cs="Times New Roman" w:eastAsia="宋体"/>
+          <w:b w:val="0"/>
+          <w:i w:val="0"/>
+        </w:rPr>
+        <w:t>3.</w:t>
+        <w:tab/>
+      </w:r>
+      <w:r>
+        <w:rPr>
+          <w:rFonts w:ascii="Times New Roman" w:hAnsi="Times New Roman" w:cs="Times New Roman" w:eastAsia="宋体"/>
+          <w:b/>
+          <w:i w:val="0"/>
+        </w:rPr>
+        <w:t>依据不足</w:t>
+      </w:r>
+      <w:r>
+        <w:rPr>
+          <w:rFonts w:ascii="Times New Roman" w:hAnsi="Times New Roman" w:cs="Times New Roman" w:eastAsia="宋体"/>
+          <w:b w:val="0"/>
+          <w:i w:val="0"/>
+        </w:rPr>
+        <w:t>：事由描述不清，或缺少业务依据，需要说明。</w:t>
+      </w:r>
+    </w:p>
+    <w:p>
+      <w:pPr>
+        <w:ind w:left="480" w:hanging="480"/>
+      </w:pPr>
+      <w:r>
+        <w:rPr>
+          <w:rFonts w:ascii="Times New Roman" w:hAnsi="Times New Roman" w:cs="Times New Roman" w:eastAsia="宋体"/>
+          <w:b w:val="0"/>
+          <w:i w:val="0"/>
+        </w:rPr>
+        <w:t>4.</w:t>
+        <w:tab/>
+      </w:r>
+      <w:r>
+        <w:rPr>
+          <w:rFonts w:ascii="Times New Roman" w:hAnsi="Times New Roman" w:cs="Times New Roman" w:eastAsia="宋体"/>
+          <w:b/>
+          <w:i w:val="0"/>
+        </w:rPr>
+        <w:t>不符合制度</w:t>
+      </w:r>
+      <w:r>
+        <w:rPr>
+          <w:rFonts w:ascii="Times New Roman" w:hAnsi="Times New Roman" w:cs="Times New Roman" w:eastAsia="宋体"/>
+          <w:b w:val="0"/>
+          <w:i w:val="0"/>
+        </w:rPr>
+        <w:t>：超标准、超范围或审批权限不符，需要按制度处理。</w:t>
+      </w:r>
+    </w:p>
+    <w:p>
+      <w:pPr>
+        <w:ind w:firstLine="480"/>
+      </w:pPr>
+      <w:r>
+        <w:rPr>
+          <w:rFonts w:ascii="Times New Roman" w:hAnsi="Times New Roman" w:cs="Times New Roman" w:eastAsia="宋体"/>
+          <w:b w:val="0"/>
+          <w:i w:val="0"/>
+        </w:rPr>
+        <w:t>分类的意义在于，不同类型的问题，处理方式不同。缺失和错误通常可以补正，依据不足需要说明，不符合制度则可能需要退回或由负责人决定。</w:t>
+      </w:r>
+    </w:p>
+    <w:p>
+      <w:pPr>
+        <w:pStyle w:val="Heading3"/>
+      </w:pPr>
+      <w:r>
+        <w:rPr>
+          <w:rFonts w:ascii="Times New Roman" w:hAnsi="Times New Roman" w:cs="Times New Roman" w:eastAsia="黑体"/>
+          <w:b/>
+          <w:i w:val="0"/>
+        </w:rPr>
+        <w:t>二、一份好的审核意见包括哪些要素</w:t>
+      </w:r>
+    </w:p>
+    <w:p>
+      <w:pPr>
+        <w:ind w:firstLine="480"/>
+      </w:pPr>
+      <w:r>
+        <w:rPr>
+          <w:rFonts w:ascii="Times New Roman" w:hAnsi="Times New Roman" w:cs="Times New Roman" w:eastAsia="宋体"/>
+          <w:b w:val="0"/>
+          <w:i w:val="0"/>
+        </w:rPr>
+        <w:t>一份审核意见，至少应当包括四个要素：</w:t>
+      </w:r>
+    </w:p>
+    <w:p>
+      <w:pPr>
+        <w:ind w:left="480" w:hanging="240"/>
+      </w:pPr>
+      <w:r>
+        <w:rPr>
+          <w:rFonts w:ascii="Times New Roman" w:hAnsi="Times New Roman" w:cs="Times New Roman" w:eastAsia="宋体"/>
+          <w:b w:val="0"/>
+          <w:i w:val="0"/>
+        </w:rPr>
+        <w:t>•</w:t>
+        <w:tab/>
+      </w:r>
+      <w:r>
+        <w:rPr>
+          <w:rFonts w:ascii="Times New Roman" w:hAnsi="Times New Roman" w:cs="Times New Roman" w:eastAsia="宋体"/>
+          <w:b/>
+          <w:i w:val="0"/>
+        </w:rPr>
+        <w:t>问题是什么</w:t>
+      </w:r>
+      <w:r>
+        <w:rPr>
+          <w:rFonts w:ascii="Times New Roman" w:hAnsi="Times New Roman" w:cs="Times New Roman" w:eastAsia="宋体"/>
+          <w:b w:val="0"/>
+          <w:i w:val="0"/>
+        </w:rPr>
+        <w:t>：指明具体材料、具体条目，例如“第2张发票抬头为学院简称”。</w:t>
+      </w:r>
+    </w:p>
+    <w:p>
+      <w:pPr>
+        <w:ind w:left="480" w:hanging="240"/>
+      </w:pPr>
+      <w:r>
+        <w:rPr>
+          <w:rFonts w:ascii="Times New Roman" w:hAnsi="Times New Roman" w:cs="Times New Roman" w:eastAsia="宋体"/>
+          <w:b w:val="0"/>
+          <w:i w:val="0"/>
+        </w:rPr>
+        <w:t>•</w:t>
+        <w:tab/>
+      </w:r>
+      <w:r>
+        <w:rPr>
+          <w:rFonts w:ascii="Times New Roman" w:hAnsi="Times New Roman" w:cs="Times New Roman" w:eastAsia="宋体"/>
+          <w:b/>
+          <w:i w:val="0"/>
+        </w:rPr>
+        <w:t>依据是什么</w:t>
+      </w:r>
+      <w:r>
+        <w:rPr>
+          <w:rFonts w:ascii="Times New Roman" w:hAnsi="Times New Roman" w:cs="Times New Roman" w:eastAsia="宋体"/>
+          <w:b w:val="0"/>
+          <w:i w:val="0"/>
+        </w:rPr>
+        <w:t>：说明依据的制度条款或法规要求，例如“按照本单位报销制度第×条，发票抬头应为单位全称”。依据必须能够在制度原文中找到。</w:t>
+      </w:r>
+    </w:p>
+    <w:p>
+      <w:pPr>
+        <w:ind w:left="480" w:hanging="240"/>
+      </w:pPr>
+      <w:r>
+        <w:rPr>
+          <w:rFonts w:ascii="Times New Roman" w:hAnsi="Times New Roman" w:cs="Times New Roman" w:eastAsia="宋体"/>
+          <w:b w:val="0"/>
+          <w:i w:val="0"/>
+        </w:rPr>
+        <w:t>•</w:t>
+        <w:tab/>
+      </w:r>
+      <w:r>
+        <w:rPr>
+          <w:rFonts w:ascii="Times New Roman" w:hAnsi="Times New Roman" w:cs="Times New Roman" w:eastAsia="宋体"/>
+          <w:b/>
+          <w:i w:val="0"/>
+        </w:rPr>
+        <w:t>怎么处理</w:t>
+      </w:r>
+      <w:r>
+        <w:rPr>
+          <w:rFonts w:ascii="Times New Roman" w:hAnsi="Times New Roman" w:cs="Times New Roman" w:eastAsia="宋体"/>
+          <w:b w:val="0"/>
+          <w:i w:val="0"/>
+        </w:rPr>
+        <w:t>：说明需要补充、更正还是说明，例如“请于三个工作日内更正发票抬头后再次提交”。</w:t>
+      </w:r>
+    </w:p>
+    <w:p>
+      <w:pPr>
+        <w:ind w:left="480" w:hanging="240"/>
+      </w:pPr>
+      <w:r>
+        <w:rPr>
+          <w:rFonts w:ascii="Times New Roman" w:hAnsi="Times New Roman" w:cs="Times New Roman" w:eastAsia="宋体"/>
+          <w:b w:val="0"/>
+          <w:i w:val="0"/>
+        </w:rPr>
+        <w:t>•</w:t>
+        <w:tab/>
+      </w:r>
+      <w:r>
+        <w:rPr>
+          <w:rFonts w:ascii="Times New Roman" w:hAnsi="Times New Roman" w:cs="Times New Roman" w:eastAsia="宋体"/>
+          <w:b/>
+          <w:i w:val="0"/>
+        </w:rPr>
+        <w:t>谁负责</w:t>
+      </w:r>
+      <w:r>
+        <w:rPr>
+          <w:rFonts w:ascii="Times New Roman" w:hAnsi="Times New Roman" w:cs="Times New Roman" w:eastAsia="宋体"/>
+          <w:b w:val="0"/>
+          <w:i w:val="0"/>
+        </w:rPr>
+        <w:t>：明确由谁补充、谁确认。</w:t>
+      </w:r>
+    </w:p>
+    <w:p>
+      <w:pPr>
+        <w:ind w:firstLine="480"/>
+      </w:pPr>
+      <w:r>
+        <w:rPr>
+          <w:rFonts w:ascii="Times New Roman" w:hAnsi="Times New Roman" w:cs="Times New Roman" w:eastAsia="宋体"/>
+          <w:b w:val="0"/>
+          <w:i w:val="0"/>
+        </w:rPr>
+        <w:t>表4-8 展示了一份审核意见的标准写法，可以与“只写结论”的写法对照。</w:t>
+      </w:r>
+    </w:p>
+    <w:p>
+      <w:pPr>
+        <w:keepNext/>
+        <w:spacing w:before="120"/>
+        <w:jc w:val="center"/>
+      </w:pPr>
+      <w:r>
+        <w:rPr>
+          <w:rFonts w:ascii="Times New Roman" w:hAnsi="Times New Roman" w:cs="Times New Roman" w:eastAsia="黑体"/>
+          <w:b/>
+          <w:i w:val="0"/>
+          <w:sz w:val="21"/>
+        </w:rPr>
+        <w:t>表4-8 审核意见的写法对比</w:t>
+      </w:r>
+    </w:p>
+    <w:tbl>
+      <w:tblPr>
+        <w:tblStyle w:val="TableGrid"/>
+        <w:tblW w:type="auto" w:w="0"/>
+        <w:jc w:val="center"/>
+        <w:tblLook w:firstColumn="1" w:firstRow="1" w:lastColumn="0" w:lastRow="0" w:noHBand="0" w:noVBand="1" w:val="04A0"/>
+      </w:tblPr>
+      <w:tblGrid>
+        <w:gridCol w:w="2771"/>
+        <w:gridCol w:w="2771"/>
+        <w:gridCol w:w="2771"/>
+      </w:tblGrid>
+      <w:tr>
+        <w:tc>
+          <w:tcPr>
+            <w:tcW w:type="dxa" w:w="2771"/>
+            <w:shd w:val="clear" w:color="auto" w:fill="EDEDED"/>
+          </w:tcPr>
+          <w:p>
+            <w:pPr>
+              <w:spacing w:line="300" w:lineRule="exact"/>
+              <w:ind w:firstLine="0"/>
+            </w:pPr>
+            <w:r/>
+            <w:r>
+              <w:rPr>
+                <w:rFonts w:ascii="Times New Roman" w:hAnsi="Times New Roman" w:cs="Times New Roman" w:eastAsia="宋体"/>
+                <w:b/>
+                <w:i w:val="0"/>
+                <w:sz w:val="21"/>
+              </w:rPr>
+              <w:t>写法</w:t>
+            </w:r>
+          </w:p>
+        </w:tc>
+        <w:tc>
+          <w:tcPr>
+            <w:tcW w:type="dxa" w:w="2771"/>
+            <w:shd w:val="clear" w:color="auto" w:fill="EDEDED"/>
+          </w:tcPr>
+          <w:p>
+            <w:pPr>
+              <w:spacing w:line="300" w:lineRule="exact"/>
+              <w:ind w:firstLine="0"/>
+            </w:pPr>
+            <w:r/>
+            <w:r>
+              <w:rPr>
+                <w:rFonts w:ascii="Times New Roman" w:hAnsi="Times New Roman" w:cs="Times New Roman" w:eastAsia="宋体"/>
+                <w:b/>
+                <w:i w:val="0"/>
+                <w:sz w:val="21"/>
+              </w:rPr>
+              <w:t>示例</w:t>
+            </w:r>
+          </w:p>
+        </w:tc>
+        <w:tc>
+          <w:tcPr>
+            <w:tcW w:type="dxa" w:w="2771"/>
+            <w:shd w:val="clear" w:color="auto" w:fill="EDEDED"/>
+          </w:tcPr>
+          <w:p>
+            <w:pPr>
+              <w:spacing w:line="300" w:lineRule="exact"/>
+              <w:ind w:firstLine="0"/>
+            </w:pPr>
+            <w:r/>
+            <w:r>
+              <w:rPr>
+                <w:rFonts w:ascii="Times New Roman" w:hAnsi="Times New Roman" w:cs="Times New Roman" w:eastAsia="宋体"/>
+                <w:b/>
+                <w:i w:val="0"/>
+                <w:sz w:val="21"/>
+              </w:rPr>
+              <w:t>评价</w:t>
+            </w:r>
+          </w:p>
+        </w:tc>
+      </w:tr>
+      <w:tr>
+        <w:tc>
+          <w:tcPr>
+            <w:tcW w:type="dxa" w:w="2771"/>
+          </w:tcPr>
+          <w:p>
+            <w:pPr>
+              <w:spacing w:line="300" w:lineRule="exact"/>
+              <w:ind w:firstLine="0"/>
+            </w:pPr>
+            <w:r/>
+            <w:r>
+              <w:rPr>
+                <w:rFonts w:ascii="Times New Roman" w:hAnsi="Times New Roman" w:cs="Times New Roman" w:eastAsia="宋体"/>
+                <w:b w:val="0"/>
+                <w:i w:val="0"/>
+                <w:sz w:val="21"/>
+              </w:rPr>
+              <w:t>只写结论</w:t>
+            </w:r>
+          </w:p>
+        </w:tc>
+        <w:tc>
+          <w:tcPr>
+            <w:tcW w:type="dxa" w:w="2771"/>
+          </w:tcPr>
+          <w:p>
+            <w:pPr>
+              <w:spacing w:line="300" w:lineRule="exact"/>
+              <w:ind w:firstLine="0"/>
+            </w:pPr>
+            <w:r/>
+            <w:r>
+              <w:rPr>
+                <w:rFonts w:ascii="Times New Roman" w:hAnsi="Times New Roman" w:cs="Times New Roman" w:eastAsia="宋体"/>
+                <w:b w:val="0"/>
+                <w:i w:val="0"/>
+                <w:sz w:val="21"/>
+              </w:rPr>
+              <w:t>材料不全，请补充</w:t>
+            </w:r>
+          </w:p>
+        </w:tc>
+        <w:tc>
+          <w:tcPr>
+            <w:tcW w:type="dxa" w:w="2771"/>
+          </w:tcPr>
+          <w:p>
+            <w:pPr>
+              <w:spacing w:line="300" w:lineRule="exact"/>
+              <w:ind w:firstLine="0"/>
+            </w:pPr>
+            <w:r/>
+            <w:r>
+              <w:rPr>
+                <w:rFonts w:ascii="Times New Roman" w:hAnsi="Times New Roman" w:cs="Times New Roman" w:eastAsia="宋体"/>
+                <w:b w:val="0"/>
+                <w:i w:val="0"/>
+                <w:sz w:val="21"/>
+              </w:rPr>
+              <w:t>不知道缺什么，无法执行</w:t>
+            </w:r>
+          </w:p>
+        </w:tc>
+      </w:tr>
+      <w:tr>
+        <w:tc>
+          <w:tcPr>
+            <w:tcW w:type="dxa" w:w="2771"/>
+          </w:tcPr>
+          <w:p>
+            <w:pPr>
+              <w:spacing w:line="300" w:lineRule="exact"/>
+              <w:ind w:firstLine="0"/>
+            </w:pPr>
+            <w:r/>
+            <w:r>
+              <w:rPr>
+                <w:rFonts w:ascii="Times New Roman" w:hAnsi="Times New Roman" w:cs="Times New Roman" w:eastAsia="宋体"/>
+                <w:b w:val="0"/>
+                <w:i w:val="0"/>
+                <w:sz w:val="21"/>
+              </w:rPr>
+              <w:t>写出问题</w:t>
+            </w:r>
+          </w:p>
+        </w:tc>
+        <w:tc>
+          <w:tcPr>
+            <w:tcW w:type="dxa" w:w="2771"/>
+          </w:tcPr>
+          <w:p>
+            <w:pPr>
+              <w:spacing w:line="300" w:lineRule="exact"/>
+              <w:ind w:firstLine="0"/>
+            </w:pPr>
+            <w:r/>
+            <w:r>
+              <w:rPr>
+                <w:rFonts w:ascii="Times New Roman" w:hAnsi="Times New Roman" w:cs="Times New Roman" w:eastAsia="宋体"/>
+                <w:b w:val="0"/>
+                <w:i w:val="0"/>
+                <w:sz w:val="21"/>
+              </w:rPr>
+              <w:t>租赁费缺少合同，请补充</w:t>
+            </w:r>
+          </w:p>
+        </w:tc>
+        <w:tc>
+          <w:tcPr>
+            <w:tcW w:type="dxa" w:w="2771"/>
+          </w:tcPr>
+          <w:p>
+            <w:pPr>
+              <w:spacing w:line="300" w:lineRule="exact"/>
+              <w:ind w:firstLine="0"/>
+            </w:pPr>
+            <w:r/>
+            <w:r>
+              <w:rPr>
+                <w:rFonts w:ascii="Times New Roman" w:hAnsi="Times New Roman" w:cs="Times New Roman" w:eastAsia="宋体"/>
+                <w:b w:val="0"/>
+                <w:i w:val="0"/>
+                <w:sz w:val="21"/>
+              </w:rPr>
+              <w:t>知道缺什么，但没有依据和期限</w:t>
+            </w:r>
+          </w:p>
+        </w:tc>
+      </w:tr>
+      <w:tr>
+        <w:tc>
+          <w:tcPr>
+            <w:tcW w:type="dxa" w:w="2771"/>
+          </w:tcPr>
+          <w:p>
+            <w:pPr>
+              <w:spacing w:line="300" w:lineRule="exact"/>
+              <w:ind w:firstLine="0"/>
+            </w:pPr>
+            <w:r/>
+            <w:r>
+              <w:rPr>
+                <w:rFonts w:ascii="Times New Roman" w:hAnsi="Times New Roman" w:cs="Times New Roman" w:eastAsia="宋体"/>
+                <w:b w:val="0"/>
+                <w:i w:val="0"/>
+                <w:sz w:val="21"/>
+              </w:rPr>
+              <w:t>四要素齐全</w:t>
+            </w:r>
+          </w:p>
+        </w:tc>
+        <w:tc>
+          <w:tcPr>
+            <w:tcW w:type="dxa" w:w="2771"/>
+          </w:tcPr>
+          <w:p>
+            <w:pPr>
+              <w:spacing w:line="300" w:lineRule="exact"/>
+              <w:ind w:firstLine="0"/>
+            </w:pPr>
+            <w:r/>
+            <w:r>
+              <w:rPr>
+                <w:rFonts w:ascii="Times New Roman" w:hAnsi="Times New Roman" w:cs="Times New Roman" w:eastAsia="宋体"/>
+                <w:b w:val="0"/>
+                <w:i w:val="0"/>
+                <w:sz w:val="21"/>
+              </w:rPr>
+              <w:t>租赁费发票无对应合同（问题）；依据本单位报销制度中关于业务依据的条款（以制度原文为准）；请于三个工作日内补充合同复印件（处理）；由经办人负责补充（责任）</w:t>
+            </w:r>
+          </w:p>
+        </w:tc>
+        <w:tc>
+          <w:tcPr>
+            <w:tcW w:type="dxa" w:w="2771"/>
+          </w:tcPr>
+          <w:p>
+            <w:pPr>
+              <w:spacing w:line="300" w:lineRule="exact"/>
+              <w:ind w:firstLine="0"/>
+            </w:pPr>
+            <w:r/>
+            <w:r>
+              <w:rPr>
+                <w:rFonts w:ascii="Times New Roman" w:hAnsi="Times New Roman" w:cs="Times New Roman" w:eastAsia="宋体"/>
+                <w:b w:val="0"/>
+                <w:i w:val="0"/>
+                <w:sz w:val="21"/>
+              </w:rPr>
+              <w:t>可执行，可追溯</w:t>
+            </w:r>
+          </w:p>
+        </w:tc>
+      </w:tr>
+    </w:tbl>
+    <w:p>
+      <w:pPr>
+        <w:spacing w:line="160" w:lineRule="exact"/>
+      </w:pPr>
+    </w:p>
+    <w:p>
+      <w:pPr>
+        <w:pStyle w:val="Heading3"/>
+      </w:pPr>
+      <w:r>
+        <w:rPr>
+          <w:rFonts w:ascii="Times New Roman" w:hAnsi="Times New Roman" w:cs="Times New Roman" w:eastAsia="黑体"/>
+          <w:b/>
+          <w:i w:val="0"/>
+        </w:rPr>
+        <w:t>三、人与大模型的分工</w:t>
+      </w:r>
+    </w:p>
+    <w:p>
+      <w:pPr>
+        <w:ind w:firstLine="480"/>
+      </w:pPr>
+      <w:r>
+        <w:rPr>
+          <w:rFonts w:ascii="Times New Roman" w:hAnsi="Times New Roman" w:cs="Times New Roman" w:eastAsia="宋体"/>
+          <w:b w:val="0"/>
+          <w:i w:val="0"/>
+        </w:rPr>
+        <w:t>大模型擅长整理、归纳和改写，但它不能替代人对事实的判断，也不能替代人对制度的解释。因此，本任务建议采用下面的分工：</w:t>
+      </w:r>
+    </w:p>
+    <w:p>
+      <w:pPr>
+        <w:ind w:left="480" w:hanging="240"/>
+      </w:pPr>
+      <w:r>
+        <w:rPr>
+          <w:rFonts w:ascii="Times New Roman" w:hAnsi="Times New Roman" w:cs="Times New Roman" w:eastAsia="宋体"/>
+          <w:b w:val="0"/>
+          <w:i w:val="0"/>
+        </w:rPr>
+        <w:t>•</w:t>
+        <w:tab/>
+      </w:r>
+      <w:r>
+        <w:rPr>
+          <w:rFonts w:ascii="Times New Roman" w:hAnsi="Times New Roman" w:cs="Times New Roman" w:eastAsia="宋体"/>
+          <w:b/>
+          <w:i w:val="0"/>
+        </w:rPr>
+        <w:t>大模型负责</w:t>
+      </w:r>
+      <w:r>
+        <w:rPr>
+          <w:rFonts w:ascii="Times New Roman" w:hAnsi="Times New Roman" w:cs="Times New Roman" w:eastAsia="宋体"/>
+          <w:b w:val="0"/>
+          <w:i w:val="0"/>
+        </w:rPr>
+        <w:t>：根据材料和清单生成问题清单草稿；把问题改写为规范的表述；检查审核意见的格式是否完整。</w:t>
+      </w:r>
+    </w:p>
+    <w:p>
+      <w:pPr>
+        <w:ind w:left="480" w:hanging="240"/>
+      </w:pPr>
+      <w:r>
+        <w:rPr>
+          <w:rFonts w:ascii="Times New Roman" w:hAnsi="Times New Roman" w:cs="Times New Roman" w:eastAsia="宋体"/>
+          <w:b w:val="0"/>
+          <w:i w:val="0"/>
+        </w:rPr>
+        <w:t>•</w:t>
+        <w:tab/>
+      </w:r>
+      <w:r>
+        <w:rPr>
+          <w:rFonts w:ascii="Times New Roman" w:hAnsi="Times New Roman" w:cs="Times New Roman" w:eastAsia="宋体"/>
+          <w:b/>
+          <w:i w:val="0"/>
+        </w:rPr>
+        <w:t>人负责</w:t>
+      </w:r>
+      <w:r>
+        <w:rPr>
+          <w:rFonts w:ascii="Times New Roman" w:hAnsi="Times New Roman" w:cs="Times New Roman" w:eastAsia="宋体"/>
+          <w:b w:val="0"/>
+          <w:i w:val="0"/>
+        </w:rPr>
+        <w:t>：逐条核对问题是否真实存在；核对依据是否来自制度原文；决定处理方式；签字负责。</w:t>
+      </w:r>
+    </w:p>
+    <w:p>
+      <w:pPr>
+        <w:ind w:firstLine="480"/>
+      </w:pPr>
+      <w:r>
+        <w:rPr>
+          <w:rFonts w:ascii="Times New Roman" w:hAnsi="Times New Roman" w:cs="Times New Roman" w:eastAsia="宋体"/>
+          <w:b w:val="0"/>
+          <w:i w:val="0"/>
+        </w:rPr>
+        <w:t>图4-9 展示了这一分工的基本流程。</w:t>
+      </w:r>
+    </w:p>
+    <w:p>
+      <w:pPr>
+        <w:keepNext/>
+        <w:spacing w:line="280" w:lineRule="exact" w:before="120" w:after="0"/>
+        <w:jc w:val="center"/>
+      </w:pPr>
+      <w:r>
+        <w:drawing>
+          <wp:anchor xmlns:a="http://schemas.openxmlformats.org/drawingml/2006/main" distT="0" distB="0" distL="0" distR="0" simplePos="0" relativeHeight="251658240" behindDoc="0" locked="0" layoutInCell="1" allowOverlap="0">
+            <wp:simplePos x="0" y="0"/>
+            <wp:positionH relativeFrom="margin">
+              <wp:align>center</wp:align>
+            </wp:positionH>
+            <wp:positionV relativeFrom="paragraph">
+              <wp:posOffset>0</wp:posOffset>
+            </wp:positionV>
+            <wp:extent cx="4680000" cy="5783345"/>
+            <wp:effectExtent l="0" t="0" r="0" b="0"/>
+            <wp:wrapTopAndBottom/>
+            <wp:docPr id="8" name="Picture 8"/>
+            <wp:cNvGraphicFramePr>
+              <a:graphicFrameLocks noChangeAspect="1"/>
+            </wp:cNvGraphicFramePr>
+            <a:graphic xmlns:pic="http://schemas.openxmlformats.org/drawingml/2006/picture">
+              <a:graphicData uri="http://schemas.openxmlformats.org/drawingml/2006/picture">
+                <pic:pic>
+                  <pic:nvPicPr>
+                    <pic:cNvPr id="0" name="项目4_图4-9_人机分工流程_v1.png"/>
+                    <pic:cNvPicPr/>
+                  </pic:nvPicPr>
+                  <pic:blipFill>
+                    <a:blip r:embed="rId16"/>
+                    <a:stretch>
+                      <a:fillRect/>
+                    </a:stretch>
+                  </pic:blipFill>
+                  <pic:spPr>
+                    <a:xfrm>
+                      <a:off x="0" y="0"/>
+                      <a:ext cx="4680000" cy="5783345"/>
+                    </a:xfrm>
+                    <a:prstGeom prst="rect"/>
+                  </pic:spPr>
+                </pic:pic>
+              </a:graphicData>
+            </a:graphic>
+          </wp:anchor>
+        </w:drawing>
+      </w:r>
+    </w:p>
+    <w:p>
+      <w:pPr>
+        <w:spacing w:before="0" w:after="200"/>
+        <w:jc w:val="center"/>
+      </w:pPr>
+      <w:r>
+        <w:rPr>
+          <w:rFonts w:ascii="Times New Roman" w:hAnsi="Times New Roman" w:cs="Times New Roman" w:eastAsia="宋体"/>
+          <w:b w:val="0"/>
+          <w:i w:val="0"/>
+          <w:sz w:val="21"/>
+        </w:rPr>
+        <w:t>图4-9 人机分工的审核流程</w:t>
+      </w:r>
+    </w:p>
+    <w:p>
+      <w:pPr>
+        <w:pStyle w:val="Heading3"/>
+      </w:pPr>
+      <w:r>
+        <w:rPr>
+          <w:rFonts w:ascii="Times New Roman" w:hAnsi="Times New Roman" w:cs="Times New Roman" w:eastAsia="黑体"/>
+          <w:b/>
+          <w:i w:val="0"/>
+        </w:rPr>
+        <w:t>四、实践：用大模型撰写审核意见草稿</w:t>
+      </w:r>
+    </w:p>
+    <w:p>
+      <w:pPr>
+        <w:ind w:firstLine="480"/>
+      </w:pPr>
+      <w:r>
+        <w:rPr>
+          <w:rFonts w:ascii="Times New Roman" w:hAnsi="Times New Roman" w:cs="Times New Roman" w:eastAsia="宋体"/>
+          <w:b/>
+          <w:i w:val="0"/>
+        </w:rPr>
+        <w:t>（一）输入材料前先做脱敏</w:t>
+      </w:r>
+    </w:p>
+    <w:p>
+      <w:pPr>
+        <w:ind w:firstLine="480"/>
+      </w:pPr>
+      <w:r>
+        <w:rPr>
+          <w:rFonts w:ascii="Times New Roman" w:hAnsi="Times New Roman" w:cs="Times New Roman" w:eastAsia="宋体"/>
+          <w:b w:val="0"/>
+          <w:i w:val="0"/>
+        </w:rPr>
+        <w:t>报销材料中常有身份证号、银行卡号、手机号等个人信息。在输入大模型之前，应当把这些信息遮挡或删除，只保留与审核有关的内容，如票据类型、金额、日期、抬头和事由。</w:t>
+      </w:r>
+    </w:p>
+    <w:p>
+      <w:pPr>
+        <w:ind w:firstLine="480"/>
+      </w:pPr>
+      <w:r>
+        <w:rPr>
+          <w:rFonts w:ascii="Times New Roman" w:hAnsi="Times New Roman" w:cs="Times New Roman" w:eastAsia="宋体"/>
+          <w:b/>
+          <w:i w:val="0"/>
+        </w:rPr>
+        <w:t>（二）用提示词生成问题清单</w:t>
+      </w:r>
+    </w:p>
+    <w:p>
+      <w:pPr>
+        <w:ind w:firstLine="480"/>
+      </w:pPr>
+      <w:r>
+        <w:rPr>
+          <w:rFonts w:ascii="Times New Roman" w:hAnsi="Times New Roman" w:cs="Times New Roman" w:eastAsia="宋体"/>
+          <w:b w:val="0"/>
+          <w:i w:val="0"/>
+        </w:rPr>
+        <w:t>下面的提示词可以作为参考：</w:t>
+      </w:r>
+    </w:p>
+    <w:p>
+      <w:pPr>
+        <w:ind w:left="420"/>
+      </w:pPr>
+      <w:r>
+        <w:rPr>
+          <w:rFonts w:ascii="Times New Roman" w:hAnsi="Times New Roman" w:cs="Times New Roman" w:eastAsia="宋体"/>
+          <w:b w:val="0"/>
+          <w:i w:val="0"/>
+          <w:sz w:val="21"/>
+        </w:rPr>
+        <w:t>你是一名财务审核员。下面是一笔报销的材料摘要和本单位的检查清单。请逐项对照，列出存在的问题。</w:t>
+      </w:r>
+    </w:p>
+    <w:p>
+      <w:pPr>
+        <w:ind w:left="420"/>
+      </w:pPr>
+      <w:r>
+        <w:rPr>
+          <w:rFonts w:ascii="Times New Roman" w:hAnsi="Times New Roman" w:cs="Times New Roman" w:eastAsia="宋体"/>
+          <w:b w:val="0"/>
+          <w:i w:val="0"/>
+          <w:sz w:val="21"/>
+        </w:rPr>
+        <w:t>要求：</w:t>
+      </w:r>
+    </w:p>
+    <w:p>
+      <w:pPr>
+        <w:ind w:left="420"/>
+      </w:pPr>
+      <w:r>
+        <w:rPr>
+          <w:rFonts w:ascii="Times New Roman" w:hAnsi="Times New Roman" w:cs="Times New Roman" w:eastAsia="宋体"/>
+          <w:b w:val="0"/>
+          <w:i w:val="0"/>
+          <w:sz w:val="21"/>
+        </w:rPr>
+        <w:t>1. 每个问题包括：问题描述、所依据的清单项目编号、建议的处理方式；</w:t>
+      </w:r>
+    </w:p>
+    <w:p>
+      <w:pPr>
+        <w:ind w:left="420"/>
+      </w:pPr>
+      <w:r>
+        <w:rPr>
+          <w:rFonts w:ascii="Times New Roman" w:hAnsi="Times New Roman" w:cs="Times New Roman" w:eastAsia="宋体"/>
+          <w:b w:val="0"/>
+          <w:i w:val="0"/>
+          <w:sz w:val="21"/>
+        </w:rPr>
+        <w:t>2. 如果某项无法判断，请标注“需人工确认”，不要猜测；</w:t>
+      </w:r>
+    </w:p>
+    <w:p>
+      <w:pPr>
+        <w:ind w:left="420"/>
+      </w:pPr>
+      <w:r>
+        <w:rPr>
+          <w:rFonts w:ascii="Times New Roman" w:hAnsi="Times New Roman" w:cs="Times New Roman" w:eastAsia="宋体"/>
+          <w:b w:val="0"/>
+          <w:i w:val="0"/>
+          <w:sz w:val="21"/>
+        </w:rPr>
+        <w:t>3. 不要引用清单和制度之外的规定。</w:t>
+      </w:r>
+    </w:p>
+    <w:p>
+      <w:pPr>
+        <w:ind w:left="420"/>
+      </w:pPr>
+      <w:r>
+        <w:rPr>
+          <w:rFonts w:ascii="Times New Roman" w:hAnsi="Times New Roman" w:cs="Times New Roman" w:eastAsia="宋体"/>
+          <w:b w:val="0"/>
+          <w:i w:val="0"/>
+          <w:sz w:val="21"/>
+        </w:rPr>
+        <w:t>材料摘要：（在此粘贴）</w:t>
+      </w:r>
+    </w:p>
+    <w:p>
+      <w:pPr>
+        <w:ind w:left="420"/>
+      </w:pPr>
+      <w:r>
+        <w:rPr>
+          <w:rFonts w:ascii="Times New Roman" w:hAnsi="Times New Roman" w:cs="Times New Roman" w:eastAsia="宋体"/>
+          <w:b w:val="0"/>
+          <w:i w:val="0"/>
+          <w:sz w:val="21"/>
+        </w:rPr>
+        <w:t>检查清单：（在此粘贴）</w:t>
+      </w:r>
+    </w:p>
+    <w:p>
+      <w:pPr>
+        <w:ind w:firstLine="480"/>
+      </w:pPr>
+      <w:r>
+        <w:rPr>
+          <w:rFonts w:ascii="Times New Roman" w:hAnsi="Times New Roman" w:cs="Times New Roman" w:eastAsia="宋体"/>
+          <w:b/>
+          <w:i w:val="0"/>
+        </w:rPr>
+        <w:t>（三）核对大模型的输出</w:t>
+      </w:r>
+    </w:p>
+    <w:p>
+      <w:pPr>
+        <w:ind w:firstLine="480"/>
+      </w:pPr>
+      <w:r>
+        <w:rPr>
+          <w:rFonts w:ascii="Times New Roman" w:hAnsi="Times New Roman" w:cs="Times New Roman" w:eastAsia="宋体"/>
+          <w:b w:val="0"/>
+          <w:i w:val="0"/>
+        </w:rPr>
+        <w:t>大模型给出的问题清单，可以按照表4-9进行核对。核对时，要逐条回到材料原件和制度原文，确认问题是否真实存在。</w:t>
+      </w:r>
+    </w:p>
+    <w:p>
+      <w:pPr>
+        <w:keepNext/>
+        <w:spacing w:before="120"/>
+        <w:jc w:val="center"/>
+      </w:pPr>
+      <w:r>
+        <w:rPr>
+          <w:rFonts w:ascii="Times New Roman" w:hAnsi="Times New Roman" w:cs="Times New Roman" w:eastAsia="黑体"/>
+          <w:b/>
+          <w:i w:val="0"/>
+          <w:sz w:val="21"/>
+        </w:rPr>
+        <w:t>表4-9 问题清单核对记录（示例）</w:t>
+      </w:r>
+    </w:p>
+    <w:tbl>
+      <w:tblPr>
+        <w:tblStyle w:val="TableGrid"/>
+        <w:tblW w:type="auto" w:w="0"/>
+        <w:jc w:val="center"/>
+        <w:tblLook w:firstColumn="1" w:firstRow="1" w:lastColumn="0" w:lastRow="0" w:noHBand="0" w:noVBand="1" w:val="04A0"/>
+      </w:tblPr>
+      <w:tblGrid>
+        <w:gridCol w:w="1662"/>
+        <w:gridCol w:w="1662"/>
+        <w:gridCol w:w="1662"/>
+        <w:gridCol w:w="1662"/>
+        <w:gridCol w:w="1662"/>
+      </w:tblGrid>
+      <w:tr>
+        <w:tc>
+          <w:tcPr>
+            <w:tcW w:type="dxa" w:w="1662"/>
+            <w:shd w:val="clear" w:color="auto" w:fill="EDEDED"/>
+          </w:tcPr>
+          <w:p>
+            <w:pPr>
+              <w:spacing w:line="300" w:lineRule="exact"/>
+              <w:ind w:firstLine="0"/>
+            </w:pPr>
+            <w:r/>
+            <w:r>
+              <w:rPr>
+                <w:rFonts w:ascii="Times New Roman" w:hAnsi="Times New Roman" w:cs="Times New Roman" w:eastAsia="宋体"/>
+                <w:b/>
+                <w:i w:val="0"/>
+                <w:sz w:val="21"/>
+              </w:rPr>
+              <w:t>序号</w:t>
+            </w:r>
+          </w:p>
+        </w:tc>
+        <w:tc>
+          <w:tcPr>
+            <w:tcW w:type="dxa" w:w="1662"/>
+            <w:shd w:val="clear" w:color="auto" w:fill="EDEDED"/>
+          </w:tcPr>
+          <w:p>
+            <w:pPr>
+              <w:spacing w:line="300" w:lineRule="exact"/>
+              <w:ind w:firstLine="0"/>
+            </w:pPr>
+            <w:r/>
+            <w:r>
+              <w:rPr>
+                <w:rFonts w:ascii="Times New Roman" w:hAnsi="Times New Roman" w:cs="Times New Roman" w:eastAsia="宋体"/>
+                <w:b/>
+                <w:i w:val="0"/>
+                <w:sz w:val="21"/>
+              </w:rPr>
+              <w:t>大模型提出的问题</w:t>
+            </w:r>
+          </w:p>
+        </w:tc>
+        <w:tc>
+          <w:tcPr>
+            <w:tcW w:type="dxa" w:w="1662"/>
+            <w:shd w:val="clear" w:color="auto" w:fill="EDEDED"/>
+          </w:tcPr>
+          <w:p>
+            <w:pPr>
+              <w:spacing w:line="300" w:lineRule="exact"/>
+              <w:ind w:firstLine="0"/>
+            </w:pPr>
+            <w:r/>
+            <w:r>
+              <w:rPr>
+                <w:rFonts w:ascii="Times New Roman" w:hAnsi="Times New Roman" w:cs="Times New Roman" w:eastAsia="宋体"/>
+                <w:b/>
+                <w:i w:val="0"/>
+                <w:sz w:val="21"/>
+              </w:rPr>
+              <w:t>原件核对</w:t>
+            </w:r>
+          </w:p>
+        </w:tc>
+        <w:tc>
+          <w:tcPr>
+            <w:tcW w:type="dxa" w:w="1662"/>
+            <w:shd w:val="clear" w:color="auto" w:fill="EDEDED"/>
+          </w:tcPr>
+          <w:p>
+            <w:pPr>
+              <w:spacing w:line="300" w:lineRule="exact"/>
+              <w:ind w:firstLine="0"/>
+            </w:pPr>
+            <w:r/>
+            <w:r>
+              <w:rPr>
+                <w:rFonts w:ascii="Times New Roman" w:hAnsi="Times New Roman" w:cs="Times New Roman" w:eastAsia="宋体"/>
+                <w:b/>
+                <w:i w:val="0"/>
+                <w:sz w:val="21"/>
+              </w:rPr>
+              <w:t>制度核对</w:t>
+            </w:r>
+          </w:p>
+        </w:tc>
+        <w:tc>
+          <w:tcPr>
+            <w:tcW w:type="dxa" w:w="1662"/>
+            <w:shd w:val="clear" w:color="auto" w:fill="EDEDED"/>
+          </w:tcPr>
+          <w:p>
+            <w:pPr>
+              <w:spacing w:line="300" w:lineRule="exact"/>
+              <w:ind w:firstLine="0"/>
+            </w:pPr>
+            <w:r/>
+            <w:r>
+              <w:rPr>
+                <w:rFonts w:ascii="Times New Roman" w:hAnsi="Times New Roman" w:cs="Times New Roman" w:eastAsia="宋体"/>
+                <w:b/>
+                <w:i w:val="0"/>
+                <w:sz w:val="21"/>
+              </w:rPr>
+              <w:t>结论</w:t>
+            </w:r>
+          </w:p>
+        </w:tc>
+      </w:tr>
+      <w:tr>
+        <w:tc>
+          <w:tcPr>
+            <w:tcW w:type="dxa" w:w="1662"/>
+          </w:tcPr>
+          <w:p>
+            <w:pPr>
+              <w:spacing w:line="300" w:lineRule="exact"/>
+              <w:ind w:firstLine="0"/>
+            </w:pPr>
+            <w:r/>
+            <w:r>
+              <w:rPr>
+                <w:rFonts w:ascii="Times New Roman" w:hAnsi="Times New Roman" w:cs="Times New Roman" w:eastAsia="宋体"/>
+                <w:b w:val="0"/>
+                <w:i w:val="0"/>
+                <w:sz w:val="21"/>
+              </w:rPr>
+              <w:t>1</w:t>
+            </w:r>
+          </w:p>
+        </w:tc>
+        <w:tc>
+          <w:tcPr>
+            <w:tcW w:type="dxa" w:w="1662"/>
+          </w:tcPr>
+          <w:p>
+            <w:pPr>
+              <w:spacing w:line="300" w:lineRule="exact"/>
+              <w:ind w:firstLine="0"/>
+            </w:pPr>
+            <w:r/>
+            <w:r>
+              <w:rPr>
+                <w:rFonts w:ascii="Times New Roman" w:hAnsi="Times New Roman" w:cs="Times New Roman" w:eastAsia="宋体"/>
+                <w:b w:val="0"/>
+                <w:i w:val="0"/>
+                <w:sz w:val="21"/>
+              </w:rPr>
+              <w:t>住宿费可能超过标准</w:t>
+            </w:r>
+          </w:p>
+        </w:tc>
+        <w:tc>
+          <w:tcPr>
+            <w:tcW w:type="dxa" w:w="1662"/>
+          </w:tcPr>
+          <w:p>
+            <w:pPr>
+              <w:spacing w:line="300" w:lineRule="exact"/>
+              <w:ind w:firstLine="0"/>
+            </w:pPr>
+            <w:r/>
+            <w:r>
+              <w:rPr>
+                <w:rFonts w:ascii="Times New Roman" w:hAnsi="Times New Roman" w:cs="Times New Roman" w:eastAsia="宋体"/>
+                <w:b w:val="0"/>
+                <w:i w:val="0"/>
+                <w:sz w:val="21"/>
+              </w:rPr>
+              <w:t>发票金额在报销单中为合计数，未见超标</w:t>
+            </w:r>
+          </w:p>
+        </w:tc>
+        <w:tc>
+          <w:tcPr>
+            <w:tcW w:type="dxa" w:w="1662"/>
+          </w:tcPr>
+          <w:p>
+            <w:pPr>
+              <w:spacing w:line="300" w:lineRule="exact"/>
+              <w:ind w:firstLine="0"/>
+            </w:pPr>
+            <w:r/>
+            <w:r>
+              <w:rPr>
+                <w:rFonts w:ascii="Times New Roman" w:hAnsi="Times New Roman" w:cs="Times New Roman" w:eastAsia="宋体"/>
+                <w:b w:val="0"/>
+                <w:i w:val="0"/>
+                <w:sz w:val="21"/>
+              </w:rPr>
+              <w:t>需对照公司住宿标准表确认</w:t>
+            </w:r>
+          </w:p>
+        </w:tc>
+        <w:tc>
+          <w:tcPr>
+            <w:tcW w:type="dxa" w:w="1662"/>
+          </w:tcPr>
+          <w:p>
+            <w:pPr>
+              <w:spacing w:line="300" w:lineRule="exact"/>
+              <w:ind w:firstLine="0"/>
+            </w:pPr>
+            <w:r/>
+            <w:r>
+              <w:rPr>
+                <w:rFonts w:ascii="Times New Roman" w:hAnsi="Times New Roman" w:cs="Times New Roman" w:eastAsia="宋体"/>
+                <w:b w:val="0"/>
+                <w:i w:val="0"/>
+                <w:sz w:val="21"/>
+              </w:rPr>
+              <w:t>删除，不成立</w:t>
+            </w:r>
+          </w:p>
+        </w:tc>
+      </w:tr>
+      <w:tr>
+        <w:tc>
+          <w:tcPr>
+            <w:tcW w:type="dxa" w:w="1662"/>
+          </w:tcPr>
+          <w:p>
+            <w:pPr>
+              <w:spacing w:line="300" w:lineRule="exact"/>
+              <w:ind w:firstLine="0"/>
+            </w:pPr>
+            <w:r/>
+            <w:r>
+              <w:rPr>
+                <w:rFonts w:ascii="Times New Roman" w:hAnsi="Times New Roman" w:cs="Times New Roman" w:eastAsia="宋体"/>
+                <w:b w:val="0"/>
+                <w:i w:val="0"/>
+                <w:sz w:val="21"/>
+              </w:rPr>
+              <w:t>2</w:t>
+            </w:r>
+          </w:p>
+        </w:tc>
+        <w:tc>
+          <w:tcPr>
+            <w:tcW w:type="dxa" w:w="1662"/>
+          </w:tcPr>
+          <w:p>
+            <w:pPr>
+              <w:spacing w:line="300" w:lineRule="exact"/>
+              <w:ind w:firstLine="0"/>
+            </w:pPr>
+            <w:r/>
+            <w:r>
+              <w:rPr>
+                <w:rFonts w:ascii="Times New Roman" w:hAnsi="Times New Roman" w:cs="Times New Roman" w:eastAsia="宋体"/>
+                <w:b w:val="0"/>
+                <w:i w:val="0"/>
+                <w:sz w:val="21"/>
+              </w:rPr>
+              <w:t>第2张发票抬头不规范</w:t>
+            </w:r>
+          </w:p>
+        </w:tc>
+        <w:tc>
+          <w:tcPr>
+            <w:tcW w:type="dxa" w:w="1662"/>
+          </w:tcPr>
+          <w:p>
+            <w:pPr>
+              <w:spacing w:line="300" w:lineRule="exact"/>
+              <w:ind w:firstLine="0"/>
+            </w:pPr>
+            <w:r/>
+            <w:r>
+              <w:rPr>
+                <w:rFonts w:ascii="Times New Roman" w:hAnsi="Times New Roman" w:cs="Times New Roman" w:eastAsia="宋体"/>
+                <w:b w:val="0"/>
+                <w:i w:val="0"/>
+                <w:sz w:val="21"/>
+              </w:rPr>
+              <w:t>抬头为学院简称</w:t>
+            </w:r>
+          </w:p>
+        </w:tc>
+        <w:tc>
+          <w:tcPr>
+            <w:tcW w:type="dxa" w:w="1662"/>
+          </w:tcPr>
+          <w:p>
+            <w:pPr>
+              <w:spacing w:line="300" w:lineRule="exact"/>
+              <w:ind w:firstLine="0"/>
+            </w:pPr>
+            <w:r/>
+            <w:r>
+              <w:rPr>
+                <w:rFonts w:ascii="Times New Roman" w:hAnsi="Times New Roman" w:cs="Times New Roman" w:eastAsia="宋体"/>
+                <w:b w:val="0"/>
+                <w:i w:val="0"/>
+                <w:sz w:val="21"/>
+              </w:rPr>
+              <w:t>制度要求使用单位全称</w:t>
+            </w:r>
+          </w:p>
+        </w:tc>
+        <w:tc>
+          <w:tcPr>
+            <w:tcW w:type="dxa" w:w="1662"/>
+          </w:tcPr>
+          <w:p>
+            <w:pPr>
+              <w:spacing w:line="300" w:lineRule="exact"/>
+              <w:ind w:firstLine="0"/>
+            </w:pPr>
+            <w:r/>
+            <w:r>
+              <w:rPr>
+                <w:rFonts w:ascii="Times New Roman" w:hAnsi="Times New Roman" w:cs="Times New Roman" w:eastAsia="宋体"/>
+                <w:b w:val="0"/>
+                <w:i w:val="0"/>
+                <w:sz w:val="21"/>
+              </w:rPr>
+              <w:t>成立，保留</w:t>
+            </w:r>
+          </w:p>
+        </w:tc>
+      </w:tr>
+      <w:tr>
+        <w:tc>
+          <w:tcPr>
+            <w:tcW w:type="dxa" w:w="1662"/>
+          </w:tcPr>
+          <w:p>
+            <w:pPr>
+              <w:spacing w:line="300" w:lineRule="exact"/>
+              <w:ind w:firstLine="0"/>
+            </w:pPr>
+            <w:r/>
+            <w:r>
+              <w:rPr>
+                <w:rFonts w:ascii="Times New Roman" w:hAnsi="Times New Roman" w:cs="Times New Roman" w:eastAsia="宋体"/>
+                <w:b w:val="0"/>
+                <w:i w:val="0"/>
+                <w:sz w:val="21"/>
+              </w:rPr>
+              <w:t>3</w:t>
+            </w:r>
+          </w:p>
+        </w:tc>
+        <w:tc>
+          <w:tcPr>
+            <w:tcW w:type="dxa" w:w="1662"/>
+          </w:tcPr>
+          <w:p>
+            <w:pPr>
+              <w:spacing w:line="300" w:lineRule="exact"/>
+              <w:ind w:firstLine="0"/>
+            </w:pPr>
+            <w:r/>
+            <w:r>
+              <w:rPr>
+                <w:rFonts w:ascii="Times New Roman" w:hAnsi="Times New Roman" w:cs="Times New Roman" w:eastAsia="宋体"/>
+                <w:b w:val="0"/>
+                <w:i w:val="0"/>
+                <w:sz w:val="21"/>
+              </w:rPr>
+              <w:t>租赁费缺少业务依据</w:t>
+            </w:r>
+          </w:p>
+        </w:tc>
+        <w:tc>
+          <w:tcPr>
+            <w:tcW w:type="dxa" w:w="1662"/>
+          </w:tcPr>
+          <w:p>
+            <w:pPr>
+              <w:spacing w:line="300" w:lineRule="exact"/>
+              <w:ind w:firstLine="0"/>
+            </w:pPr>
+            <w:r/>
+            <w:r>
+              <w:rPr>
+                <w:rFonts w:ascii="Times New Roman" w:hAnsi="Times New Roman" w:cs="Times New Roman" w:eastAsia="宋体"/>
+                <w:b w:val="0"/>
+                <w:i w:val="0"/>
+                <w:sz w:val="21"/>
+              </w:rPr>
+              <w:t>无合同复印件</w:t>
+            </w:r>
+          </w:p>
+        </w:tc>
+        <w:tc>
+          <w:tcPr>
+            <w:tcW w:type="dxa" w:w="1662"/>
+          </w:tcPr>
+          <w:p>
+            <w:pPr>
+              <w:spacing w:line="300" w:lineRule="exact"/>
+              <w:ind w:firstLine="0"/>
+            </w:pPr>
+            <w:r/>
+            <w:r>
+              <w:rPr>
+                <w:rFonts w:ascii="Times New Roman" w:hAnsi="Times New Roman" w:cs="Times New Roman" w:eastAsia="宋体"/>
+                <w:b w:val="0"/>
+                <w:i w:val="0"/>
+                <w:sz w:val="21"/>
+              </w:rPr>
+              <w:t>制度要求附业务依据</w:t>
+            </w:r>
+          </w:p>
+        </w:tc>
+        <w:tc>
+          <w:tcPr>
+            <w:tcW w:type="dxa" w:w="1662"/>
+          </w:tcPr>
+          <w:p>
+            <w:pPr>
+              <w:spacing w:line="300" w:lineRule="exact"/>
+              <w:ind w:firstLine="0"/>
+            </w:pPr>
+            <w:r/>
+            <w:r>
+              <w:rPr>
+                <w:rFonts w:ascii="Times New Roman" w:hAnsi="Times New Roman" w:cs="Times New Roman" w:eastAsia="宋体"/>
+                <w:b w:val="0"/>
+                <w:i w:val="0"/>
+                <w:sz w:val="21"/>
+              </w:rPr>
+              <w:t>成立，保留</w:t>
+            </w:r>
+          </w:p>
+        </w:tc>
+      </w:tr>
+      <w:tr>
+        <w:tc>
+          <w:tcPr>
+            <w:tcW w:type="dxa" w:w="1662"/>
+          </w:tcPr>
+          <w:p>
+            <w:pPr>
+              <w:spacing w:line="300" w:lineRule="exact"/>
+              <w:ind w:firstLine="0"/>
+            </w:pPr>
+            <w:r/>
+            <w:r>
+              <w:rPr>
+                <w:rFonts w:ascii="Times New Roman" w:hAnsi="Times New Roman" w:cs="Times New Roman" w:eastAsia="宋体"/>
+                <w:b w:val="0"/>
+                <w:i w:val="0"/>
+                <w:sz w:val="21"/>
+              </w:rPr>
+              <w:t>4</w:t>
+            </w:r>
+          </w:p>
+        </w:tc>
+        <w:tc>
+          <w:tcPr>
+            <w:tcW w:type="dxa" w:w="1662"/>
+          </w:tcPr>
+          <w:p>
+            <w:pPr>
+              <w:spacing w:line="300" w:lineRule="exact"/>
+              <w:ind w:firstLine="0"/>
+            </w:pPr>
+            <w:r/>
+            <w:r>
+              <w:rPr>
+                <w:rFonts w:ascii="Times New Roman" w:hAnsi="Times New Roman" w:cs="Times New Roman" w:eastAsia="宋体"/>
+                <w:b w:val="0"/>
+                <w:i w:val="0"/>
+                <w:sz w:val="21"/>
+              </w:rPr>
+              <w:t>茶歇人数与报销单可能不符</w:t>
+            </w:r>
+          </w:p>
+        </w:tc>
+        <w:tc>
+          <w:tcPr>
+            <w:tcW w:type="dxa" w:w="1662"/>
+          </w:tcPr>
+          <w:p>
+            <w:pPr>
+              <w:spacing w:line="300" w:lineRule="exact"/>
+              <w:ind w:firstLine="0"/>
+            </w:pPr>
+            <w:r/>
+            <w:r>
+              <w:rPr>
+                <w:rFonts w:ascii="Times New Roman" w:hAnsi="Times New Roman" w:cs="Times New Roman" w:eastAsia="宋体"/>
+                <w:b w:val="0"/>
+                <w:i w:val="0"/>
+                <w:sz w:val="21"/>
+              </w:rPr>
+              <w:t>活动签到表人数与报销单一致</w:t>
+            </w:r>
+          </w:p>
+        </w:tc>
+        <w:tc>
+          <w:tcPr>
+            <w:tcW w:type="dxa" w:w="1662"/>
+          </w:tcPr>
+          <w:p>
+            <w:pPr>
+              <w:spacing w:line="300" w:lineRule="exact"/>
+              <w:ind w:firstLine="0"/>
+            </w:pPr>
+            <w:r/>
+            <w:r>
+              <w:rPr>
+                <w:rFonts w:ascii="Times New Roman" w:hAnsi="Times New Roman" w:cs="Times New Roman" w:eastAsia="宋体"/>
+                <w:b w:val="0"/>
+                <w:i w:val="0"/>
+                <w:sz w:val="21"/>
+              </w:rPr>
+              <w:t>无相关规定</w:t>
+            </w:r>
+          </w:p>
+        </w:tc>
+        <w:tc>
+          <w:tcPr>
+            <w:tcW w:type="dxa" w:w="1662"/>
+          </w:tcPr>
+          <w:p>
+            <w:pPr>
+              <w:spacing w:line="300" w:lineRule="exact"/>
+              <w:ind w:firstLine="0"/>
+            </w:pPr>
+            <w:r/>
+            <w:r>
+              <w:rPr>
+                <w:rFonts w:ascii="Times New Roman" w:hAnsi="Times New Roman" w:cs="Times New Roman" w:eastAsia="宋体"/>
+                <w:b w:val="0"/>
+                <w:i w:val="0"/>
+                <w:sz w:val="21"/>
+              </w:rPr>
+              <w:t>删除，不成立</w:t>
+            </w:r>
+          </w:p>
+        </w:tc>
+      </w:tr>
+    </w:tbl>
+    <w:p>
+      <w:pPr>
+        <w:spacing w:line="160" w:lineRule="exact"/>
+      </w:pPr>
+    </w:p>
+    <w:p>
+      <w:pPr>
+        <w:ind w:firstLine="480"/>
+      </w:pPr>
+      <w:r>
+        <w:rPr>
+          <w:rFonts w:ascii="Times New Roman" w:hAnsi="Times New Roman" w:cs="Times New Roman" w:eastAsia="宋体"/>
+          <w:b w:val="0"/>
+          <w:i w:val="0"/>
+        </w:rPr>
+        <w:t>表4-9 说明，大模型提出的问题中，有一半是不成立的。如果不做核对，就会把错误的结论直接发给报销人，造成不必要的麻烦。</w:t>
+      </w:r>
+    </w:p>
+    <w:p>
+      <w:pPr>
+        <w:ind w:firstLine="480"/>
+      </w:pPr>
+      <w:r>
+        <w:rPr>
+          <w:rFonts w:ascii="Times New Roman" w:hAnsi="Times New Roman" w:cs="Times New Roman" w:eastAsia="宋体"/>
+          <w:b/>
+          <w:i w:val="0"/>
+        </w:rPr>
+        <w:t>（四）修改为正式审核意见</w:t>
+      </w:r>
+    </w:p>
+    <w:p>
+      <w:pPr>
+        <w:ind w:firstLine="480"/>
+      </w:pPr>
+      <w:r>
+        <w:rPr>
+          <w:rFonts w:ascii="Times New Roman" w:hAnsi="Times New Roman" w:cs="Times New Roman" w:eastAsia="宋体"/>
+          <w:b w:val="0"/>
+          <w:i w:val="0"/>
+        </w:rPr>
+        <w:t>把保留下来的问题，按照“问题、依据、处理、责任”四要素改写为审核意见。改写时，要注意语气平和，避免“不规范”“不合格”等笼统表述，而要具体说明应当怎么做。</w:t>
+      </w:r>
+    </w:p>
+    <w:p>
+      <w:pPr>
+        <w:pStyle w:val="Heading3"/>
+      </w:pPr>
+      <w:r>
+        <w:rPr>
+          <w:rFonts w:ascii="Times New Roman" w:hAnsi="Times New Roman" w:cs="Times New Roman" w:eastAsia="黑体"/>
+          <w:b/>
+          <w:i w:val="0"/>
+        </w:rPr>
+        <w:t>五、常见误区</w:t>
+      </w:r>
+    </w:p>
+    <w:p>
+      <w:pPr>
+        <w:ind w:firstLine="480"/>
+      </w:pPr>
+      <w:r>
+        <w:rPr>
+          <w:rFonts w:ascii="Times New Roman" w:hAnsi="Times New Roman" w:cs="Times New Roman" w:eastAsia="宋体"/>
+          <w:b/>
+          <w:i w:val="0"/>
+        </w:rPr>
+        <w:t>误区一：大模型写得越正式，意见就越可靠。</w:t>
+      </w:r>
+      <w:r>
+        <w:rPr>
+          <w:rFonts w:ascii="Times New Roman" w:hAnsi="Times New Roman" w:cs="Times New Roman" w:eastAsia="宋体"/>
+          <w:b w:val="0"/>
+          <w:i w:val="0"/>
+        </w:rPr>
+        <w:t xml:space="preserve"> 语言的正式程度与事实是否正确之间没有必然关系。</w:t>
+      </w:r>
+    </w:p>
+    <w:p>
+      <w:pPr>
+        <w:ind w:firstLine="480"/>
+      </w:pPr>
+      <w:r>
+        <w:rPr>
+          <w:rFonts w:ascii="Times New Roman" w:hAnsi="Times New Roman" w:cs="Times New Roman" w:eastAsia="宋体"/>
+          <w:b/>
+          <w:i w:val="0"/>
+        </w:rPr>
+        <w:t>误区二：审核意见只要“指出问题”就够了。</w:t>
+      </w:r>
+      <w:r>
+        <w:rPr>
+          <w:rFonts w:ascii="Times New Roman" w:hAnsi="Times New Roman" w:cs="Times New Roman" w:eastAsia="宋体"/>
+          <w:b w:val="0"/>
+          <w:i w:val="0"/>
+        </w:rPr>
+        <w:t xml:space="preserve"> 没有依据和处理方式的意见，报销人无法执行，也无法追溯。</w:t>
+      </w:r>
+    </w:p>
+    <w:p>
+      <w:pPr>
+        <w:ind w:firstLine="480"/>
+      </w:pPr>
+      <w:r>
+        <w:rPr>
+          <w:rFonts w:ascii="Times New Roman" w:hAnsi="Times New Roman" w:cs="Times New Roman" w:eastAsia="宋体"/>
+          <w:b/>
+          <w:i w:val="0"/>
+        </w:rPr>
+        <w:t>误区三：为了省事，把大模型的草稿直接发出去。</w:t>
+      </w:r>
+      <w:r>
+        <w:rPr>
+          <w:rFonts w:ascii="Times New Roman" w:hAnsi="Times New Roman" w:cs="Times New Roman" w:eastAsia="宋体"/>
+          <w:b w:val="0"/>
+          <w:i w:val="0"/>
+        </w:rPr>
+        <w:t xml:space="preserve"> 草稿必须经过人工核对，尤其是依据部分，必须回到制度原文。</w:t>
+      </w:r>
+    </w:p>
+    <w:p>
+      <w:pPr>
+        <w:pStyle w:val="Heading3"/>
+      </w:pPr>
+      <w:r>
+        <w:rPr>
+          <w:rFonts w:ascii="Times New Roman" w:hAnsi="Times New Roman" w:cs="Times New Roman" w:eastAsia="黑体"/>
+          <w:b/>
+          <w:i w:val="0"/>
+        </w:rPr>
+        <w:t>六、回到案例</w:t>
+      </w:r>
+    </w:p>
+    <w:p>
+      <w:pPr>
+        <w:ind w:firstLine="480"/>
+      </w:pPr>
+      <w:r>
+        <w:rPr>
+          <w:rFonts w:ascii="Times New Roman" w:hAnsi="Times New Roman" w:cs="Times New Roman" w:eastAsia="宋体"/>
+          <w:b/>
+          <w:i w:val="0"/>
+        </w:rPr>
+        <w:t>回到校园线</w:t>
+      </w:r>
+    </w:p>
+    <w:p>
+      <w:pPr>
+        <w:ind w:firstLine="480"/>
+      </w:pPr>
+      <w:r>
+        <w:rPr>
+          <w:rFonts w:ascii="Times New Roman" w:hAnsi="Times New Roman" w:cs="Times New Roman" w:eastAsia="宋体"/>
+          <w:b w:val="0"/>
+          <w:i w:val="0"/>
+        </w:rPr>
+        <w:t>财务老师按照表4-9核对后，删掉了两条不成立的问题，保留了两条成立的问题，并按照四要素重新撰写了审核意见。小林收到的说明清楚地写着：发票抬头需要更正，租赁费需要补充合同，每一项的依据和期限都有说明。小林说：“这样我就知道该做什么了。”</w:t>
+      </w:r>
+    </w:p>
+    <w:p>
+      <w:pPr>
+        <w:ind w:firstLine="480"/>
+      </w:pPr>
+      <w:r>
+        <w:rPr>
+          <w:rFonts w:ascii="Times New Roman" w:hAnsi="Times New Roman" w:cs="Times New Roman" w:eastAsia="宋体"/>
+          <w:b/>
+          <w:i w:val="0"/>
+        </w:rPr>
+        <w:t>回到职业线</w:t>
+      </w:r>
+    </w:p>
+    <w:p>
+      <w:pPr>
+        <w:ind w:firstLine="480"/>
+      </w:pPr>
+      <w:r>
+        <w:rPr>
+          <w:rFonts w:ascii="Times New Roman" w:hAnsi="Times New Roman" w:cs="Times New Roman" w:eastAsia="宋体"/>
+          <w:b w:val="0"/>
+          <w:i w:val="0"/>
+        </w:rPr>
+        <w:t>小周删掉了“住宿标准可能超标”这一条，因为他查了公司制度，实际标准并未超标。他保留了其余问题，并在审核意见中写明了依据的制度条款名称。经理看后说：“以后大模型的结论，都要先回到制度里找一遍。”</w:t>
+      </w:r>
+    </w:p>
+    <w:p>
+      <w:pPr>
+        <w:pStyle w:val="Heading2"/>
+      </w:pPr>
+      <w:r>
+        <w:rPr>
+          <w:rFonts w:ascii="Times New Roman" w:hAnsi="Times New Roman" w:cs="Times New Roman" w:eastAsia="黑体"/>
+          <w:b/>
+          <w:i w:val="0"/>
+        </w:rPr>
         <w:t>法律与制度依据（本任务引用）</w:t>
       </w:r>
     </w:p>
@@ -6451,7 +11587,7 @@
       </w:r>
     </w:p>
     <w:sectPr>
-      <w:footerReference w:type="default" r:id="rId15"/>
+      <w:footerReference w:type="default" r:id="rId17"/>
       <w:pgSz w:w="11906" w:h="16838"/>
       <w:pgMar w:top="1440" w:right="1797" w:bottom="1440" w:left="1797" w:header="720" w:footer="720" w:gutter="0"/>
       <w:cols w:space="720"/>

--- a/AI大模型在财务场景的应用/项目4_范例_v2.docx
+++ b/AI大模型在财务场景的应用/项目4_范例_v2.docx
@@ -116,6 +116,19 @@
           <w:i w:val="0"/>
         </w:rPr>
         <w:t>：养成“先核对、后报销”的习惯；理解报销是对公款的管理，不轻信 AI 的识别结果，也不轻信自己的记忆。</w:t>
+      </w:r>
+    </w:p>
+    <w:p>
+      <w:pPr>
+        <w:ind w:firstLine="480"/>
+      </w:pPr>
+      <w:r>
+        <w:rPr>
+          <w:rFonts w:ascii="Times New Roman" w:hAnsi="Times New Roman" w:cs="Times New Roman" w:eastAsia="宋体"/>
+          <w:b w:val="0"/>
+          <w:i w:val="0"/>
+        </w:rPr>
+        <w:t>本项目承接项目2中的收支记录，并为后续的收支汇总、表格统计和财务知识库建设打基础。因此，本项目的重点不是记住某一张票据的格式，而是建立“票据—业务—制度”三者相互印证的思路。</w:t>
       </w:r>
     </w:p>
     <w:p>
@@ -271,7 +284,20 @@
           <w:b/>
           <w:i w:val="0"/>
         </w:rPr>
-        <w:t>项目导入</w:t>
+        <w:t>任务4.1 看懂票据和发票的关键信息</w:t>
+      </w:r>
+    </w:p>
+    <w:p>
+      <w:pPr>
+        <w:pStyle w:val="Heading3"/>
+      </w:pPr>
+      <w:r>
+        <w:rPr>
+          <w:rFonts w:ascii="Times New Roman" w:hAnsi="Times New Roman" w:cs="Times New Roman" w:eastAsia="黑体"/>
+          <w:b/>
+          <w:i w:val="0"/>
+        </w:rPr>
+        <w:t>导入：一张报销单，为什么不能直接报</w:t>
       </w:r>
     </w:p>
     <w:p>
@@ -430,20 +456,7 @@
           <w:b w:val="0"/>
           <w:i w:val="0"/>
         </w:rPr>
-        <w:t xml:space="preserve"> 要判断一笔钱能不能报，先要看懂票据，知道票据上哪些信息证明了这笔钱的用途和去向。这正是本项目要解决的问题。</w:t>
-      </w:r>
-    </w:p>
-    <w:p>
-      <w:pPr>
-        <w:pStyle w:val="Heading2"/>
-      </w:pPr>
-      <w:r>
-        <w:rPr>
-          <w:rFonts w:ascii="Times New Roman" w:hAnsi="Times New Roman" w:cs="Times New Roman" w:eastAsia="黑体"/>
-          <w:b/>
-          <w:i w:val="0"/>
-        </w:rPr>
-        <w:t>任务4.1 看懂票据和发票的关键信息</w:t>
+        <w:t xml:space="preserve"> 要判断一笔钱能不能报，先要看懂票据，知道票据上哪些信息证明了这笔钱的用途和去向。这正是本任务要解决的问题。</w:t>
       </w:r>
     </w:p>
     <w:p>
@@ -2464,6 +2477,97 @@
     </w:p>
     <w:p>
       <w:pPr>
+        <w:ind w:firstLine="480"/>
+      </w:pPr>
+      <w:r>
+        <w:rPr>
+          <w:rFonts w:ascii="Times New Roman" w:hAnsi="Times New Roman" w:cs="Times New Roman" w:eastAsia="宋体"/>
+          <w:b/>
+          <w:i w:val="0"/>
+        </w:rPr>
+        <w:t>三单匹配：把票据放回业务中看</w:t>
+      </w:r>
+    </w:p>
+    <w:p>
+      <w:pPr>
+        <w:ind w:firstLine="480"/>
+      </w:pPr>
+      <w:r>
+        <w:rPr>
+          <w:rFonts w:ascii="Times New Roman" w:hAnsi="Times New Roman" w:cs="Times New Roman" w:eastAsia="宋体"/>
+          <w:b w:val="0"/>
+          <w:i w:val="0"/>
+        </w:rPr>
+        <w:t>财务上常说的“三单匹配”，是指报销单、票据和业务依据三者之间相互印证。报销单说明“要报什么”，票据说明“花了多少钱、付给了谁”，业务依据（如活动方案、采购清单、出差申请）说明“为什么要花这笔钱”。三者中只要有一项对不上，报销就需要进一步核实。</w:t>
+      </w:r>
+    </w:p>
+    <w:p>
+      <w:pPr>
+        <w:ind w:firstLine="480"/>
+      </w:pPr>
+      <w:r>
+        <w:rPr>
+          <w:rFonts w:ascii="Times New Roman" w:hAnsi="Times New Roman" w:cs="Times New Roman" w:eastAsia="宋体"/>
+          <w:b w:val="0"/>
+          <w:i w:val="0"/>
+        </w:rPr>
+        <w:t>以星空读书会的打印费为例，报销单写着“活动海报印刷，300元”，票据金额是300元，抬头是学院，这两项对得上。但活动方案中并没有海报印刷的安排，只写了“线上宣传”。这时，报销单和票据是一致的，业务依据却出现了缺口。审核人员要问的不是“票对不对”，而是“这笔钱和活动有没有关系”。三单匹配的价值，正在于让审核从“看票”走向“看业务”。</w:t>
+      </w:r>
+    </w:p>
+    <w:p>
+      <w:pPr>
+        <w:ind w:firstLine="480"/>
+      </w:pPr>
+      <w:r>
+        <w:rPr>
+          <w:rFonts w:ascii="Times New Roman" w:hAnsi="Times New Roman" w:cs="Times New Roman" w:eastAsia="宋体"/>
+          <w:b w:val="0"/>
+          <w:i w:val="0"/>
+        </w:rPr>
+        <w:t>需要强调的是，三单匹配只能发现“对不上”的问题，不能直接证明费用合理。对不上时，可能是经办人填写有误，也可能是活动临时调整，需要向经办人核实，并以单位制度和业务实际为准。</w:t>
+      </w:r>
+    </w:p>
+    <w:p>
+      <w:pPr>
+        <w:ind w:firstLine="480"/>
+      </w:pPr>
+      <w:r>
+        <w:rPr>
+          <w:rFonts w:ascii="Times New Roman" w:hAnsi="Times New Roman" w:cs="Times New Roman" w:eastAsia="宋体"/>
+          <w:b/>
+          <w:i w:val="0"/>
+        </w:rPr>
+        <w:t>发票上的数字是如何相互关联的</w:t>
+      </w:r>
+    </w:p>
+    <w:p>
+      <w:pPr>
+        <w:ind w:firstLine="480"/>
+      </w:pPr>
+      <w:r>
+        <w:rPr>
+          <w:rFonts w:ascii="Times New Roman" w:hAnsi="Times New Roman" w:cs="Times New Roman" w:eastAsia="宋体"/>
+          <w:b w:val="0"/>
+          <w:i w:val="0"/>
+        </w:rPr>
+        <w:t>增值税发票上通常同时出现不含税金额、税率、税额和价税合计等数字。它们之间的关系是：价税合计等于不含税金额加税额，税额等于不含税金额乘以税率。这一关系是检查数字是否正确的基本工具。</w:t>
+      </w:r>
+    </w:p>
+    <w:p>
+      <w:pPr>
+        <w:ind w:firstLine="480"/>
+      </w:pPr>
+      <w:r>
+        <w:rPr>
+          <w:rFonts w:ascii="Times New Roman" w:hAnsi="Times New Roman" w:cs="Times New Roman" w:eastAsia="宋体"/>
+          <w:b w:val="0"/>
+          <w:i w:val="0"/>
+        </w:rPr>
+        <w:t>但在实际报销中，数字关系只能说明“数字内部是否自洽”，不能说明“业务是否真实”。一张数字完全自洽的票据，仍可能与业务无关，甚至可能是伪造的。因此，计算检查之后必须进行渠道查验，并与业务依据相互印证。把计算、查验和业务印证结合起来，才是完整的核对。</w:t>
+      </w:r>
+    </w:p>
+    <w:p>
+      <w:pPr>
         <w:pStyle w:val="Heading3"/>
       </w:pPr>
       <w:r>
@@ -4714,6 +4818,27 @@
     </w:p>
     <w:p>
       <w:pPr>
+        <w:ind w:firstLine="480"/>
+      </w:pPr>
+      <w:r>
+        <w:rPr>
+          <w:rFonts w:ascii="Times New Roman" w:hAnsi="Times New Roman" w:cs="Times New Roman" w:eastAsia="宋体"/>
+          <w:b/>
+          <w:i w:val="0"/>
+        </w:rPr>
+        <w:t>一个典型的审核误区</w:t>
+      </w:r>
+      <w:r>
+        <w:rPr>
+          <w:rFonts w:ascii="Times New Roman" w:hAnsi="Times New Roman" w:cs="Times New Roman" w:eastAsia="宋体"/>
+          <w:b w:val="0"/>
+          <w:i w:val="0"/>
+        </w:rPr>
+        <w:t>：某次审核中，审核人员看到大模型识别结果的价税合计与原票一致，就直接通过了报销。后来发现，同一张发票曾被另一名同学在另一笔报销中重复提交。大模型只能识别单张票据，无法发现重复。由此可见，“同一发票只能报销一次”的检查，必须依靠台账完成，不能依靠大模型的单次识别。审核人员应当把发票号码登记在台账中，每次审核前先查重。</w:t>
+      </w:r>
+    </w:p>
+    <w:p>
+      <w:pPr>
         <w:pStyle w:val="Heading3"/>
       </w:pPr>
       <w:r>
@@ -4775,6 +4900,45 @@
           <w:i w:val="0"/>
         </w:rPr>
         <w:t>把表4-3的核对结果放入 Excel，用求和公式计算报销合计，并与报销单的合计数进行比对。这一操作会在项目8中展开，这里可以先尝试：在表格中输入“=SUM(...)”即可完成求和。</w:t>
+      </w:r>
+    </w:p>
+    <w:p>
+      <w:pPr>
+        <w:ind w:firstLine="480"/>
+      </w:pPr>
+      <w:r>
+        <w:rPr>
+          <w:rFonts w:ascii="Times New Roman" w:hAnsi="Times New Roman" w:cs="Times New Roman" w:eastAsia="宋体"/>
+          <w:b/>
+          <w:i w:val="0"/>
+        </w:rPr>
+        <w:t>拓展三：票据的保存与归档</w:t>
+      </w:r>
+    </w:p>
+    <w:p>
+      <w:pPr>
+        <w:ind w:firstLine="480"/>
+      </w:pPr>
+      <w:r>
+        <w:rPr>
+          <w:rFonts w:ascii="Times New Roman" w:hAnsi="Times New Roman" w:cs="Times New Roman" w:eastAsia="宋体"/>
+          <w:b w:val="0"/>
+          <w:i w:val="0"/>
+        </w:rPr>
+        <w:t>报销完成之后，票据和相关材料并不能随手丢弃。它们是单位会计记录的证据，需要按照单位的档案管理制度分类保存，并在需要时能够调出查阅。纸质票据要防止褪色、折损和丢失；电子票据要保存原始文件，不能只保留截图，并注意备份。</w:t>
+      </w:r>
+    </w:p>
+    <w:p>
+      <w:pPr>
+        <w:ind w:firstLine="480"/>
+      </w:pPr>
+      <w:r>
+        <w:rPr>
+          <w:rFonts w:ascii="Times New Roman" w:hAnsi="Times New Roman" w:cs="Times New Roman" w:eastAsia="宋体"/>
+          <w:b w:val="0"/>
+          <w:i w:val="0"/>
+        </w:rPr>
+        <w:t>对于学生组织来说，一个简单的做法是：每次活动结束后，建立一个以活动名称和日期命名的文件夹，把报销单、票据原件或电子文件、业务依据和台账记录放在一起。这样，无论过去多久，都能说清楚一笔钱的来龙去脉。具体的保存期限和归档要求，应当以学校或单位的档案管理制度为准。</w:t>
       </w:r>
     </w:p>
     <w:p>
@@ -5797,6 +5961,116 @@
     </w:p>
     <w:p>
       <w:pPr>
+        <w:ind w:firstLine="480"/>
+      </w:pPr>
+      <w:r>
+        <w:rPr>
+          <w:rFonts w:ascii="Times New Roman" w:hAnsi="Times New Roman" w:cs="Times New Roman" w:eastAsia="宋体"/>
+          <w:b/>
+          <w:i w:val="0"/>
+        </w:rPr>
+        <w:t>思政园地：票据是一种责任</w:t>
+      </w:r>
+    </w:p>
+    <w:p>
+      <w:pPr>
+        <w:ind w:firstLine="480"/>
+      </w:pPr>
+      <w:r>
+        <w:rPr>
+          <w:rFonts w:ascii="Times New Roman" w:hAnsi="Times New Roman" w:cs="Times New Roman" w:eastAsia="宋体"/>
+          <w:b w:val="0"/>
+          <w:i w:val="0"/>
+        </w:rPr>
+        <w:t>一张票据背后，是一笔钱的去向，也是一个人的承诺。小林的社团如果图省事，把超市小票当作报销凭证，看起来省了一次麻烦，实际上是把风险推给了学院，也推给了社团的每一位成员。财务工作讲究“经得起查”，报销的每一步都要能说清楚。对学生来说，养成对票据负责的习惯，是走上工作岗位前的第一课。</w:t>
+      </w:r>
+    </w:p>
+    <w:p>
+      <w:pPr>
+        <w:ind w:firstLine="480"/>
+      </w:pPr>
+      <w:r>
+        <w:rPr>
+          <w:rFonts w:ascii="Times New Roman" w:hAnsi="Times New Roman" w:cs="Times New Roman" w:eastAsia="宋体"/>
+          <w:b/>
+          <w:i w:val="0"/>
+        </w:rPr>
+        <w:t>【练习】</w:t>
+      </w:r>
+    </w:p>
+    <w:p>
+      <w:pPr>
+        <w:ind w:left="480" w:hanging="480"/>
+      </w:pPr>
+      <w:r>
+        <w:rPr>
+          <w:rFonts w:ascii="Times New Roman" w:hAnsi="Times New Roman" w:cs="Times New Roman" w:eastAsia="宋体"/>
+          <w:b w:val="0"/>
+          <w:i w:val="0"/>
+        </w:rPr>
+        <w:t>1.</w:t>
+        <w:tab/>
+        <w:t>找出一张你最近使用过的发票或电子票据，按照表4-2逐项核对，记录每一项的结论。</w:t>
+      </w:r>
+    </w:p>
+    <w:p>
+      <w:pPr>
+        <w:ind w:left="480" w:hanging="480"/>
+      </w:pPr>
+      <w:r>
+        <w:rPr>
+          <w:rFonts w:ascii="Times New Roman" w:hAnsi="Times New Roman" w:cs="Times New Roman" w:eastAsia="宋体"/>
+          <w:b w:val="0"/>
+          <w:i w:val="0"/>
+        </w:rPr>
+        <w:t>2.</w:t>
+        <w:tab/>
+        <w:t>选择一笔自己经手的活动支出，列出它的报销单、票据和业务依据，用三单匹配的方法检查它们是否相互印证。</w:t>
+      </w:r>
+    </w:p>
+    <w:p>
+      <w:pPr>
+        <w:ind w:left="480" w:hanging="480"/>
+      </w:pPr>
+      <w:r>
+        <w:rPr>
+          <w:rFonts w:ascii="Times New Roman" w:hAnsi="Times New Roman" w:cs="Times New Roman" w:eastAsia="宋体"/>
+          <w:b w:val="0"/>
+          <w:i w:val="0"/>
+        </w:rPr>
+        <w:t>3.</w:t>
+        <w:tab/>
+        <w:t>用大模型识别一张票据后，用本任务的核对流程完成至少两处修正，并写出修正理由。</w:t>
+      </w:r>
+    </w:p>
+    <w:p>
+      <w:pPr>
+        <w:ind w:firstLine="480"/>
+      </w:pPr>
+      <w:r>
+        <w:rPr>
+          <w:rFonts w:ascii="Times New Roman" w:hAnsi="Times New Roman" w:cs="Times New Roman" w:eastAsia="宋体"/>
+          <w:b/>
+          <w:i w:val="0"/>
+        </w:rPr>
+        <w:t>小结</w:t>
+      </w:r>
+    </w:p>
+    <w:p>
+      <w:pPr>
+        <w:ind w:firstLine="480"/>
+      </w:pPr>
+      <w:r>
+        <w:rPr>
+          <w:rFonts w:ascii="Times New Roman" w:hAnsi="Times New Roman" w:cs="Times New Roman" w:eastAsia="宋体"/>
+          <w:b w:val="0"/>
+          <w:i w:val="0"/>
+        </w:rPr>
+        <w:t>本任务的核心是“看懂票据”。我们从原始凭证的概念出发，学习了常见票据的类型，掌握了发票关键信息的核对方法，并学会在大模型辅助下完成识别与核对。三单匹配和数字关系检查，是判断票据是否可用的两道基本工具；渠道查验和制度核对，则是确认的最后一步。</w:t>
+      </w:r>
+    </w:p>
+    <w:p>
+      <w:pPr>
         <w:pStyle w:val="Heading2"/>
       </w:pPr>
       <w:r>
@@ -5897,6 +6171,32 @@
           <w:i w:val="0"/>
         </w:rPr>
         <w:t>小周的感受是：只靠经验审单，容易漏；有了清单，审核才有章法。</w:t>
+      </w:r>
+    </w:p>
+    <w:p>
+      <w:pPr>
+        <w:ind w:firstLine="480"/>
+      </w:pPr>
+      <w:r>
+        <w:rPr>
+          <w:rFonts w:ascii="Times New Roman" w:hAnsi="Times New Roman" w:cs="Times New Roman" w:eastAsia="宋体"/>
+          <w:b w:val="0"/>
+          <w:i w:val="0"/>
+        </w:rPr>
+        <w:t>这两个场景有一个共同点：审核人员手里的材料并不是问题本身，问题藏在材料与制度的对应关系里。清单的作用，就是把“制度里有什么”和“材料里有什么”一一对上。没有清单，审核容易依赖经验，经验丰富的人可能漏掉不起眼的小细节，经验不足的人则可能把制度读错。清单让同一份材料在不同人手里得到相同的检查结果，这正是审核工作需要的稳定性。</w:t>
+      </w:r>
+    </w:p>
+    <w:p>
+      <w:pPr>
+        <w:ind w:firstLine="480"/>
+      </w:pPr>
+      <w:r>
+        <w:rPr>
+          <w:rFonts w:ascii="Times New Roman" w:hAnsi="Times New Roman" w:cs="Times New Roman" w:eastAsia="宋体"/>
+          <w:b w:val="0"/>
+          <w:i w:val="0"/>
+        </w:rPr>
+        <w:t>对于学生来说，这个任务的意义不只是学会填表。更重要的是理解：审核的每一个结论，都应当能够追溯到某一条规则、某一份材料。能够做到这一点，审核结论才经得起复核，也才能在报销人提出异议时说得清楚。</w:t>
       </w:r>
     </w:p>
     <w:p>
@@ -7678,6 +7978,27 @@
     </w:p>
     <w:p>
       <w:pPr>
+        <w:ind w:firstLine="480"/>
+      </w:pPr>
+      <w:r>
+        <w:rPr>
+          <w:rFonts w:ascii="Times New Roman" w:hAnsi="Times New Roman" w:cs="Times New Roman" w:eastAsia="宋体"/>
+          <w:b/>
+          <w:i w:val="0"/>
+        </w:rPr>
+        <w:t>退回不是对抗，而是为了把事情做对。</w:t>
+      </w:r>
+      <w:r>
+        <w:rPr>
+          <w:rFonts w:ascii="Times New Roman" w:hAnsi="Times New Roman" w:cs="Times New Roman" w:eastAsia="宋体"/>
+          <w:b w:val="0"/>
+          <w:i w:val="0"/>
+        </w:rPr>
+        <w:t xml:space="preserve"> 很多报销人对“退回”有抵触情绪，觉得是审核人员在挑毛病。其实，退回的目的，是让材料符合规定，让报销能够顺利完成。审核人员在退回时，应当做到三点：一是说明退回的具体条目，而不是笼统地说“不合格”；二是说明依据，让对方知道规则在哪里；三是说明补正的方法和时限，让对方知道下一步怎么做。这样，退回就从一次“否定”，变成了一次有方向的沟通。</w:t>
+      </w:r>
+    </w:p>
+    <w:p>
+      <w:pPr>
         <w:pStyle w:val="Heading3"/>
       </w:pPr>
       <w:r>
@@ -7686,7 +8007,7 @@
           <w:b/>
           <w:i w:val="0"/>
         </w:rPr>
-        <w:t>五、实践：用大模型生成清单，再用清单审核</w:t>
+        <w:t>五、三类典型问题的分析</w:t>
       </w:r>
     </w:p>
     <w:p>
@@ -7699,7 +8020,7 @@
           <w:b w:val="0"/>
           <w:i w:val="0"/>
         </w:rPr>
-        <w:t>本节的目标是让学生学会两件事：一是用大模型把制度条款转化为检查清单；二是用清单逐项审核，并对大模型的结论保持警惕。</w:t>
+        <w:t>在报销审核中，有三类问题最常见，也最容易被忽视。它们的共同特点是：票据本身往往没有明显错误，问题出在票据与业务之间的关系上。</w:t>
       </w:r>
     </w:p>
     <w:p>
@@ -7712,7 +8033,7 @@
           <w:b/>
           <w:i w:val="0"/>
         </w:rPr>
-        <w:t>（一）用大模型生成检查清单</w:t>
+        <w:t>（一）拆单报销</w:t>
       </w:r>
     </w:p>
     <w:p>
@@ -7725,243 +8046,98 @@
           <w:b w:val="0"/>
           <w:i w:val="0"/>
         </w:rPr>
-        <w:t>把单位的报销制度中与报销相关的条款整理成文本，然后输入大模型。提示词可以参考下面的写法：</w:t>
+        <w:t>拆单，是指把一笔应当整体报销、需要统一审批的费用，拆分为多张小额票据分别报销，以规避审批或标准限额。例如，某次活动的音响租赁费用为5000元，经办人却分成四笔、每笔1250元的合同和发票提交。每笔单独看都没有超过某一限额，但合在一起，已经超过了需要额外审批的门槛。</w:t>
       </w:r>
     </w:p>
     <w:p>
       <w:pPr>
-        <w:ind w:left="420"/>
+        <w:ind w:firstLine="480"/>
       </w:pPr>
       <w:r>
         <w:rPr>
           <w:rFonts w:ascii="Times New Roman" w:hAnsi="Times New Roman" w:cs="Times New Roman" w:eastAsia="宋体"/>
           <w:b w:val="0"/>
           <w:i w:val="0"/>
-          <w:sz w:val="21"/>
-        </w:rPr>
-        <w:t>你是一名财务审核员。请根据下面的报销制度条款，生成一份报销审核检查清单。</w:t>
+        </w:rPr>
+        <w:t>审核时，可以从三个方面识别拆单：一是同一事项、同一供应商、相近日期的多张票据；二是金额相近、明显为凑数的票据；三是材料中合同总额与票据合计不一致的情况。发现疑点后，审核人员不应直接认定为违规，而应当向经办人了解情况，核对合同、报价单和业务记录，再按照单位制度处理。</w:t>
       </w:r>
     </w:p>
     <w:p>
       <w:pPr>
-        <w:ind w:left="420"/>
+        <w:ind w:firstLine="480"/>
+      </w:pPr>
+      <w:r>
+        <w:rPr>
+          <w:rFonts w:ascii="Times New Roman" w:hAnsi="Times New Roman" w:cs="Times New Roman" w:eastAsia="宋体"/>
+          <w:b/>
+          <w:i w:val="0"/>
+        </w:rPr>
+        <w:t>（二）同一事项重复报销</w:t>
+      </w:r>
+    </w:p>
+    <w:p>
+      <w:pPr>
+        <w:ind w:firstLine="480"/>
       </w:pPr>
       <w:r>
         <w:rPr>
           <w:rFonts w:ascii="Times New Roman" w:hAnsi="Times New Roman" w:cs="Times New Roman" w:eastAsia="宋体"/>
           <w:b w:val="0"/>
           <w:i w:val="0"/>
-          <w:sz w:val="21"/>
-        </w:rPr>
-        <w:t>要求：</w:t>
+        </w:rPr>
+        <w:t>重复报销有两种形式：一种是同一张票据在不同时间、不同报销单中重复提交；另一种是同一业务，以不同票据多次报销，例如同一次出差的交通费，既以纸质票据报销，又以电子票据报销。</w:t>
       </w:r>
     </w:p>
     <w:p>
       <w:pPr>
-        <w:ind w:left="420"/>
+        <w:ind w:firstLine="480"/>
       </w:pPr>
       <w:r>
         <w:rPr>
           <w:rFonts w:ascii="Times New Roman" w:hAnsi="Times New Roman" w:cs="Times New Roman" w:eastAsia="宋体"/>
           <w:b w:val="0"/>
           <w:i w:val="0"/>
-          <w:sz w:val="21"/>
-        </w:rPr>
-        <w:t>1. 每一项包括检查项目、检查要点、判断标准三列，以表格输出；</w:t>
+        </w:rPr>
+        <w:t>防止重复报销，依靠的是台账。每一张票据的发票号码、金额、报销日期和报销人，都应当登记在台账中。审核人员在受理新材料时，先查台账，再进入逐项审核。这一步看似简单，却是防止重复最有效的办法。</w:t>
       </w:r>
     </w:p>
     <w:p>
       <w:pPr>
-        <w:ind w:left="420"/>
+        <w:ind w:firstLine="480"/>
+      </w:pPr>
+      <w:r>
+        <w:rPr>
+          <w:rFonts w:ascii="Times New Roman" w:hAnsi="Times New Roman" w:cs="Times New Roman" w:eastAsia="宋体"/>
+          <w:b/>
+          <w:i w:val="0"/>
+        </w:rPr>
+        <w:t>（三）费用性质混用</w:t>
+      </w:r>
+    </w:p>
+    <w:p>
+      <w:pPr>
+        <w:ind w:firstLine="480"/>
       </w:pPr>
       <w:r>
         <w:rPr>
           <w:rFonts w:ascii="Times New Roman" w:hAnsi="Times New Roman" w:cs="Times New Roman" w:eastAsia="宋体"/>
           <w:b w:val="0"/>
           <w:i w:val="0"/>
-          <w:sz w:val="21"/>
-        </w:rPr>
-        <w:t>2. 只根据我提供的条款生成，不要添加条款中没有的规定；</w:t>
+        </w:rPr>
+        <w:t>活动经费与个人消费混用，是社团和小型部门中常见的问题。比如，活动经费买了一批零食，其中一部分被经办人带回宿舍使用，但报销单上写的却是“活动茶歇”。这类问题的难点在于，票据本身看起来完全正确，问题出在费用的用途与事由不一致。</w:t>
       </w:r>
     </w:p>
     <w:p>
       <w:pPr>
-        <w:ind w:left="420"/>
+        <w:ind w:firstLine="480"/>
       </w:pPr>
       <w:r>
         <w:rPr>
           <w:rFonts w:ascii="Times New Roman" w:hAnsi="Times New Roman" w:cs="Times New Roman" w:eastAsia="宋体"/>
           <w:b w:val="0"/>
           <w:i w:val="0"/>
-          <w:sz w:val="21"/>
-        </w:rPr>
-        <w:t>3. 对于制度中没有说明的内容，请标注“需以制度确认”，不要自行判断。</w:t>
-      </w:r>
-    </w:p>
-    <w:p>
-      <w:pPr>
-        <w:ind w:left="420"/>
-      </w:pPr>
-      <w:r>
-        <w:rPr>
-          <w:rFonts w:ascii="Times New Roman" w:hAnsi="Times New Roman" w:cs="Times New Roman" w:eastAsia="宋体"/>
-          <w:b w:val="0"/>
-          <w:i w:val="0"/>
-          <w:sz w:val="21"/>
-        </w:rPr>
-        <w:t>制度条款：（在此粘贴）</w:t>
-      </w:r>
-    </w:p>
-    <w:p>
-      <w:pPr>
-        <w:ind w:firstLine="480"/>
-      </w:pPr>
-      <w:r>
-        <w:rPr>
-          <w:rFonts w:ascii="Times New Roman" w:hAnsi="Times New Roman" w:cs="Times New Roman" w:eastAsia="宋体"/>
-          <w:b w:val="0"/>
-          <w:i w:val="0"/>
-        </w:rPr>
-        <w:t>这一提示词的关键在于“只根据我提供的条款生成”。如果不加限制，大模型可能会引入它自己“记得”的规定，而这些规定未必适用于本单位。</w:t>
-      </w:r>
-    </w:p>
-    <w:p>
-      <w:pPr>
-        <w:ind w:firstLine="480"/>
-      </w:pPr>
-      <w:r>
-        <w:rPr>
-          <w:rFonts w:ascii="Times New Roman" w:hAnsi="Times New Roman" w:cs="Times New Roman" w:eastAsia="宋体"/>
-          <w:b/>
-          <w:i w:val="0"/>
-        </w:rPr>
-        <w:t>（二）检查大模型生成的清单</w:t>
-      </w:r>
-    </w:p>
-    <w:p>
-      <w:pPr>
-        <w:ind w:firstLine="480"/>
-      </w:pPr>
-      <w:r>
-        <w:rPr>
-          <w:rFonts w:ascii="Times New Roman" w:hAnsi="Times New Roman" w:cs="Times New Roman" w:eastAsia="宋体"/>
-          <w:b w:val="0"/>
-          <w:i w:val="0"/>
-        </w:rPr>
-        <w:t>大模型生成的清单，需要人工逐项复核，检查三件事：</w:t>
-      </w:r>
-    </w:p>
-    <w:p>
-      <w:pPr>
-        <w:ind w:firstLine="480"/>
-      </w:pPr>
-      <w:r>
-        <w:rPr>
-          <w:rFonts w:ascii="Times New Roman" w:hAnsi="Times New Roman" w:cs="Times New Roman" w:eastAsia="宋体"/>
-          <w:b w:val="0"/>
-          <w:i w:val="0"/>
-        </w:rPr>
-        <w:t>第一，</w:t>
-      </w:r>
-      <w:r>
-        <w:rPr>
-          <w:rFonts w:ascii="Times New Roman" w:hAnsi="Times New Roman" w:cs="Times New Roman" w:eastAsia="宋体"/>
-          <w:b/>
-          <w:i w:val="0"/>
-        </w:rPr>
-        <w:t>清单中的每一项，能否在制度原文中找到对应条款</w:t>
-      </w:r>
-      <w:r>
-        <w:rPr>
-          <w:rFonts w:ascii="Times New Roman" w:hAnsi="Times New Roman" w:cs="Times New Roman" w:eastAsia="宋体"/>
-          <w:b w:val="0"/>
-          <w:i w:val="0"/>
-        </w:rPr>
-        <w:t>。找不到的，要么删除，要么标注“需以制度确认”。</w:t>
-      </w:r>
-    </w:p>
-    <w:p>
-      <w:pPr>
-        <w:ind w:firstLine="480"/>
-      </w:pPr>
-      <w:r>
-        <w:rPr>
-          <w:rFonts w:ascii="Times New Roman" w:hAnsi="Times New Roman" w:cs="Times New Roman" w:eastAsia="宋体"/>
-          <w:b w:val="0"/>
-          <w:i w:val="0"/>
-        </w:rPr>
-        <w:t>第二，</w:t>
-      </w:r>
-      <w:r>
-        <w:rPr>
-          <w:rFonts w:ascii="Times New Roman" w:hAnsi="Times New Roman" w:cs="Times New Roman" w:eastAsia="宋体"/>
-          <w:b/>
-          <w:i w:val="0"/>
-        </w:rPr>
-        <w:t>判断标准是否具体</w:t>
-      </w:r>
-      <w:r>
-        <w:rPr>
-          <w:rFonts w:ascii="Times New Roman" w:hAnsi="Times New Roman" w:cs="Times New Roman" w:eastAsia="宋体"/>
-          <w:b w:val="0"/>
-          <w:i w:val="0"/>
-        </w:rPr>
-        <w:t>。比如“费用合理”就不具体，应改为“不超过制度规定的标准”或“与活动人数相符”。</w:t>
-      </w:r>
-    </w:p>
-    <w:p>
-      <w:pPr>
-        <w:ind w:firstLine="480"/>
-      </w:pPr>
-      <w:r>
-        <w:rPr>
-          <w:rFonts w:ascii="Times New Roman" w:hAnsi="Times New Roman" w:cs="Times New Roman" w:eastAsia="宋体"/>
-          <w:b w:val="0"/>
-          <w:i w:val="0"/>
-        </w:rPr>
-        <w:t>第三，</w:t>
-      </w:r>
-      <w:r>
-        <w:rPr>
-          <w:rFonts w:ascii="Times New Roman" w:hAnsi="Times New Roman" w:cs="Times New Roman" w:eastAsia="宋体"/>
-          <w:b/>
-          <w:i w:val="0"/>
-        </w:rPr>
-        <w:t>有没有遗漏</w:t>
-      </w:r>
-      <w:r>
-        <w:rPr>
-          <w:rFonts w:ascii="Times New Roman" w:hAnsi="Times New Roman" w:cs="Times New Roman" w:eastAsia="宋体"/>
-          <w:b w:val="0"/>
-          <w:i w:val="0"/>
-        </w:rPr>
-        <w:t>。对照制度的目录，看看是否有条款没有被转化为清单项。</w:t>
-      </w:r>
-    </w:p>
-    <w:p>
-      <w:pPr>
-        <w:ind w:firstLine="480"/>
-      </w:pPr>
-      <w:r>
-        <w:rPr>
-          <w:rFonts w:ascii="Times New Roman" w:hAnsi="Times New Roman" w:cs="Times New Roman" w:eastAsia="宋体"/>
-          <w:b/>
-          <w:i w:val="0"/>
-        </w:rPr>
-        <w:t>（三）用清单审核一笔报销</w:t>
-      </w:r>
-    </w:p>
-    <w:p>
-      <w:pPr>
-        <w:ind w:firstLine="480"/>
-      </w:pPr>
-      <w:r>
-        <w:rPr>
-          <w:rFonts w:ascii="Times New Roman" w:hAnsi="Times New Roman" w:cs="Times New Roman" w:eastAsia="宋体"/>
-          <w:b w:val="0"/>
-          <w:i w:val="0"/>
-        </w:rPr>
-        <w:t>假设一笔活动报销的材料如下：报销单一张，打印费发票一张，音响租赁费发票一张，活动方案一份，没有租赁合同。用表4-6逐项审核，结果如表4-7所示。</w:t>
+        </w:rPr>
+        <w:t>审核人员可以通过活动签到、现场照片、物品验收单等附属材料，判断费用是否用于约定的用途。如果附属材料缺失，应当要求经办人补充说明，并以单位制度为准作出处理。</w:t>
       </w:r>
     </w:p>
     <w:p>
@@ -7977,7 +8153,7 @@
           <w:i w:val="0"/>
           <w:sz w:val="21"/>
         </w:rPr>
-        <w:t>表4-7 报销审核记录（示例）</w:t>
+        <w:t>表4-7 常见典型问题的应对思路</w:t>
       </w:r>
     </w:p>
     <w:tbl>
@@ -8012,6 +8188,677 @@
                 <w:i w:val="0"/>
                 <w:sz w:val="21"/>
               </w:rPr>
+              <w:t>问题类型</w:t>
+            </w:r>
+          </w:p>
+        </w:tc>
+        <w:tc>
+          <w:tcPr>
+            <w:tcW w:type="dxa" w:w="2078"/>
+            <w:shd w:val="clear" w:color="auto" w:fill="EDEDED"/>
+          </w:tcPr>
+          <w:p>
+            <w:pPr>
+              <w:spacing w:line="300" w:lineRule="exact"/>
+              <w:ind w:firstLine="0"/>
+            </w:pPr>
+            <w:r/>
+            <w:r>
+              <w:rPr>
+                <w:rFonts w:ascii="Times New Roman" w:hAnsi="Times New Roman" w:cs="Times New Roman" w:eastAsia="宋体"/>
+                <w:b/>
+                <w:i w:val="0"/>
+                <w:sz w:val="21"/>
+              </w:rPr>
+              <w:t>主要线索</w:t>
+            </w:r>
+          </w:p>
+        </w:tc>
+        <w:tc>
+          <w:tcPr>
+            <w:tcW w:type="dxa" w:w="2078"/>
+            <w:shd w:val="clear" w:color="auto" w:fill="EDEDED"/>
+          </w:tcPr>
+          <w:p>
+            <w:pPr>
+              <w:spacing w:line="300" w:lineRule="exact"/>
+              <w:ind w:firstLine="0"/>
+            </w:pPr>
+            <w:r/>
+            <w:r>
+              <w:rPr>
+                <w:rFonts w:ascii="Times New Roman" w:hAnsi="Times New Roman" w:cs="Times New Roman" w:eastAsia="宋体"/>
+                <w:b/>
+                <w:i w:val="0"/>
+                <w:sz w:val="21"/>
+              </w:rPr>
+              <w:t>核实方法</w:t>
+            </w:r>
+          </w:p>
+        </w:tc>
+        <w:tc>
+          <w:tcPr>
+            <w:tcW w:type="dxa" w:w="2078"/>
+            <w:shd w:val="clear" w:color="auto" w:fill="EDEDED"/>
+          </w:tcPr>
+          <w:p>
+            <w:pPr>
+              <w:spacing w:line="300" w:lineRule="exact"/>
+              <w:ind w:firstLine="0"/>
+            </w:pPr>
+            <w:r/>
+            <w:r>
+              <w:rPr>
+                <w:rFonts w:ascii="Times New Roman" w:hAnsi="Times New Roman" w:cs="Times New Roman" w:eastAsia="宋体"/>
+                <w:b/>
+                <w:i w:val="0"/>
+                <w:sz w:val="21"/>
+              </w:rPr>
+              <w:t>处理原则</w:t>
+            </w:r>
+          </w:p>
+        </w:tc>
+      </w:tr>
+      <w:tr>
+        <w:tc>
+          <w:tcPr>
+            <w:tcW w:type="dxa" w:w="2078"/>
+          </w:tcPr>
+          <w:p>
+            <w:pPr>
+              <w:spacing w:line="300" w:lineRule="exact"/>
+              <w:ind w:firstLine="0"/>
+            </w:pPr>
+            <w:r/>
+            <w:r>
+              <w:rPr>
+                <w:rFonts w:ascii="Times New Roman" w:hAnsi="Times New Roman" w:cs="Times New Roman" w:eastAsia="宋体"/>
+                <w:b w:val="0"/>
+                <w:i w:val="0"/>
+                <w:sz w:val="21"/>
+              </w:rPr>
+              <w:t>拆单报销</w:t>
+            </w:r>
+          </w:p>
+        </w:tc>
+        <w:tc>
+          <w:tcPr>
+            <w:tcW w:type="dxa" w:w="2078"/>
+          </w:tcPr>
+          <w:p>
+            <w:pPr>
+              <w:spacing w:line="300" w:lineRule="exact"/>
+              <w:ind w:firstLine="0"/>
+            </w:pPr>
+            <w:r/>
+            <w:r>
+              <w:rPr>
+                <w:rFonts w:ascii="Times New Roman" w:hAnsi="Times New Roman" w:cs="Times New Roman" w:eastAsia="宋体"/>
+                <w:b w:val="0"/>
+                <w:i w:val="0"/>
+                <w:sz w:val="21"/>
+              </w:rPr>
+              <w:t>同一事项、同一供应商、金额相近</w:t>
+            </w:r>
+          </w:p>
+        </w:tc>
+        <w:tc>
+          <w:tcPr>
+            <w:tcW w:type="dxa" w:w="2078"/>
+          </w:tcPr>
+          <w:p>
+            <w:pPr>
+              <w:spacing w:line="300" w:lineRule="exact"/>
+              <w:ind w:firstLine="0"/>
+            </w:pPr>
+            <w:r/>
+            <w:r>
+              <w:rPr>
+                <w:rFonts w:ascii="Times New Roman" w:hAnsi="Times New Roman" w:cs="Times New Roman" w:eastAsia="宋体"/>
+                <w:b w:val="0"/>
+                <w:i w:val="0"/>
+                <w:sz w:val="21"/>
+              </w:rPr>
+              <w:t>核对合同总额、报价单和业务记录</w:t>
+            </w:r>
+          </w:p>
+        </w:tc>
+        <w:tc>
+          <w:tcPr>
+            <w:tcW w:type="dxa" w:w="2078"/>
+          </w:tcPr>
+          <w:p>
+            <w:pPr>
+              <w:spacing w:line="300" w:lineRule="exact"/>
+              <w:ind w:firstLine="0"/>
+            </w:pPr>
+            <w:r/>
+            <w:r>
+              <w:rPr>
+                <w:rFonts w:ascii="Times New Roman" w:hAnsi="Times New Roman" w:cs="Times New Roman" w:eastAsia="宋体"/>
+                <w:b w:val="0"/>
+                <w:i w:val="0"/>
+                <w:sz w:val="21"/>
+              </w:rPr>
+              <w:t>说明情况，按制度处理</w:t>
+            </w:r>
+          </w:p>
+        </w:tc>
+      </w:tr>
+      <w:tr>
+        <w:tc>
+          <w:tcPr>
+            <w:tcW w:type="dxa" w:w="2078"/>
+          </w:tcPr>
+          <w:p>
+            <w:pPr>
+              <w:spacing w:line="300" w:lineRule="exact"/>
+              <w:ind w:firstLine="0"/>
+            </w:pPr>
+            <w:r/>
+            <w:r>
+              <w:rPr>
+                <w:rFonts w:ascii="Times New Roman" w:hAnsi="Times New Roman" w:cs="Times New Roman" w:eastAsia="宋体"/>
+                <w:b w:val="0"/>
+                <w:i w:val="0"/>
+                <w:sz w:val="21"/>
+              </w:rPr>
+              <w:t>重复报销</w:t>
+            </w:r>
+          </w:p>
+        </w:tc>
+        <w:tc>
+          <w:tcPr>
+            <w:tcW w:type="dxa" w:w="2078"/>
+          </w:tcPr>
+          <w:p>
+            <w:pPr>
+              <w:spacing w:line="300" w:lineRule="exact"/>
+              <w:ind w:firstLine="0"/>
+            </w:pPr>
+            <w:r/>
+            <w:r>
+              <w:rPr>
+                <w:rFonts w:ascii="Times New Roman" w:hAnsi="Times New Roman" w:cs="Times New Roman" w:eastAsia="宋体"/>
+                <w:b w:val="0"/>
+                <w:i w:val="0"/>
+                <w:sz w:val="21"/>
+              </w:rPr>
+              <w:t>发票号码相同或事项相同</w:t>
+            </w:r>
+          </w:p>
+        </w:tc>
+        <w:tc>
+          <w:tcPr>
+            <w:tcW w:type="dxa" w:w="2078"/>
+          </w:tcPr>
+          <w:p>
+            <w:pPr>
+              <w:spacing w:line="300" w:lineRule="exact"/>
+              <w:ind w:firstLine="0"/>
+            </w:pPr>
+            <w:r/>
+            <w:r>
+              <w:rPr>
+                <w:rFonts w:ascii="Times New Roman" w:hAnsi="Times New Roman" w:cs="Times New Roman" w:eastAsia="宋体"/>
+                <w:b w:val="0"/>
+                <w:i w:val="0"/>
+                <w:sz w:val="21"/>
+              </w:rPr>
+              <w:t>查阅报销台账</w:t>
+            </w:r>
+          </w:p>
+        </w:tc>
+        <w:tc>
+          <w:tcPr>
+            <w:tcW w:type="dxa" w:w="2078"/>
+          </w:tcPr>
+          <w:p>
+            <w:pPr>
+              <w:spacing w:line="300" w:lineRule="exact"/>
+              <w:ind w:firstLine="0"/>
+            </w:pPr>
+            <w:r/>
+            <w:r>
+              <w:rPr>
+                <w:rFonts w:ascii="Times New Roman" w:hAnsi="Times New Roman" w:cs="Times New Roman" w:eastAsia="宋体"/>
+                <w:b w:val="0"/>
+                <w:i w:val="0"/>
+                <w:sz w:val="21"/>
+              </w:rPr>
+              <w:t>拒绝重复部分，记录在案</w:t>
+            </w:r>
+          </w:p>
+        </w:tc>
+      </w:tr>
+      <w:tr>
+        <w:tc>
+          <w:tcPr>
+            <w:tcW w:type="dxa" w:w="2078"/>
+          </w:tcPr>
+          <w:p>
+            <w:pPr>
+              <w:spacing w:line="300" w:lineRule="exact"/>
+              <w:ind w:firstLine="0"/>
+            </w:pPr>
+            <w:r/>
+            <w:r>
+              <w:rPr>
+                <w:rFonts w:ascii="Times New Roman" w:hAnsi="Times New Roman" w:cs="Times New Roman" w:eastAsia="宋体"/>
+                <w:b w:val="0"/>
+                <w:i w:val="0"/>
+                <w:sz w:val="21"/>
+              </w:rPr>
+              <w:t>费用性质混用</w:t>
+            </w:r>
+          </w:p>
+        </w:tc>
+        <w:tc>
+          <w:tcPr>
+            <w:tcW w:type="dxa" w:w="2078"/>
+          </w:tcPr>
+          <w:p>
+            <w:pPr>
+              <w:spacing w:line="300" w:lineRule="exact"/>
+              <w:ind w:firstLine="0"/>
+            </w:pPr>
+            <w:r/>
+            <w:r>
+              <w:rPr>
+                <w:rFonts w:ascii="Times New Roman" w:hAnsi="Times New Roman" w:cs="Times New Roman" w:eastAsia="宋体"/>
+                <w:b w:val="0"/>
+                <w:i w:val="0"/>
+                <w:sz w:val="21"/>
+              </w:rPr>
+              <w:t>事由与物品或时间不一致</w:t>
+            </w:r>
+          </w:p>
+        </w:tc>
+        <w:tc>
+          <w:tcPr>
+            <w:tcW w:type="dxa" w:w="2078"/>
+          </w:tcPr>
+          <w:p>
+            <w:pPr>
+              <w:spacing w:line="300" w:lineRule="exact"/>
+              <w:ind w:firstLine="0"/>
+            </w:pPr>
+            <w:r/>
+            <w:r>
+              <w:rPr>
+                <w:rFonts w:ascii="Times New Roman" w:hAnsi="Times New Roman" w:cs="Times New Roman" w:eastAsia="宋体"/>
+                <w:b w:val="0"/>
+                <w:i w:val="0"/>
+                <w:sz w:val="21"/>
+              </w:rPr>
+              <w:t>核对签到、照片、验收单</w:t>
+            </w:r>
+          </w:p>
+        </w:tc>
+        <w:tc>
+          <w:tcPr>
+            <w:tcW w:type="dxa" w:w="2078"/>
+          </w:tcPr>
+          <w:p>
+            <w:pPr>
+              <w:spacing w:line="300" w:lineRule="exact"/>
+              <w:ind w:firstLine="0"/>
+            </w:pPr>
+            <w:r/>
+            <w:r>
+              <w:rPr>
+                <w:rFonts w:ascii="Times New Roman" w:hAnsi="Times New Roman" w:cs="Times New Roman" w:eastAsia="宋体"/>
+                <w:b w:val="0"/>
+                <w:i w:val="0"/>
+                <w:sz w:val="21"/>
+              </w:rPr>
+              <w:t>要求说明，按制度处理</w:t>
+            </w:r>
+          </w:p>
+        </w:tc>
+      </w:tr>
+    </w:tbl>
+    <w:p>
+      <w:pPr>
+        <w:spacing w:line="160" w:lineRule="exact"/>
+      </w:pPr>
+    </w:p>
+    <w:p>
+      <w:pPr>
+        <w:pStyle w:val="Heading3"/>
+      </w:pPr>
+      <w:r>
+        <w:rPr>
+          <w:rFonts w:ascii="Times New Roman" w:hAnsi="Times New Roman" w:cs="Times New Roman" w:eastAsia="黑体"/>
+          <w:b/>
+          <w:i w:val="0"/>
+        </w:rPr>
+        <w:t>六、实践：用大模型生成清单，再用清单审核</w:t>
+      </w:r>
+    </w:p>
+    <w:p>
+      <w:pPr>
+        <w:ind w:firstLine="480"/>
+      </w:pPr>
+      <w:r>
+        <w:rPr>
+          <w:rFonts w:ascii="Times New Roman" w:hAnsi="Times New Roman" w:cs="Times New Roman" w:eastAsia="宋体"/>
+          <w:b w:val="0"/>
+          <w:i w:val="0"/>
+        </w:rPr>
+        <w:t>本节的目标是让学生学会两件事：一是用大模型把制度条款转化为检查清单；二是用清单逐项审核，并对大模型的结论保持警惕。</w:t>
+      </w:r>
+    </w:p>
+    <w:p>
+      <w:pPr>
+        <w:ind w:firstLine="480"/>
+      </w:pPr>
+      <w:r>
+        <w:rPr>
+          <w:rFonts w:ascii="Times New Roman" w:hAnsi="Times New Roman" w:cs="Times New Roman" w:eastAsia="宋体"/>
+          <w:b/>
+          <w:i w:val="0"/>
+        </w:rPr>
+        <w:t>（一）用大模型生成检查清单</w:t>
+      </w:r>
+    </w:p>
+    <w:p>
+      <w:pPr>
+        <w:ind w:firstLine="480"/>
+      </w:pPr>
+      <w:r>
+        <w:rPr>
+          <w:rFonts w:ascii="Times New Roman" w:hAnsi="Times New Roman" w:cs="Times New Roman" w:eastAsia="宋体"/>
+          <w:b w:val="0"/>
+          <w:i w:val="0"/>
+        </w:rPr>
+        <w:t>把单位的报销制度中与报销相关的条款整理成文本，然后输入大模型。提示词可以参考下面的写法：</w:t>
+      </w:r>
+    </w:p>
+    <w:p>
+      <w:pPr>
+        <w:ind w:left="420"/>
+      </w:pPr>
+      <w:r>
+        <w:rPr>
+          <w:rFonts w:ascii="Times New Roman" w:hAnsi="Times New Roman" w:cs="Times New Roman" w:eastAsia="宋体"/>
+          <w:b w:val="0"/>
+          <w:i w:val="0"/>
+          <w:sz w:val="21"/>
+        </w:rPr>
+        <w:t>你是一名财务审核员。请根据下面的报销制度条款，生成一份报销审核检查清单。</w:t>
+      </w:r>
+    </w:p>
+    <w:p>
+      <w:pPr>
+        <w:ind w:left="420"/>
+      </w:pPr>
+      <w:r>
+        <w:rPr>
+          <w:rFonts w:ascii="Times New Roman" w:hAnsi="Times New Roman" w:cs="Times New Roman" w:eastAsia="宋体"/>
+          <w:b w:val="0"/>
+          <w:i w:val="0"/>
+          <w:sz w:val="21"/>
+        </w:rPr>
+        <w:t>要求：</w:t>
+      </w:r>
+    </w:p>
+    <w:p>
+      <w:pPr>
+        <w:ind w:left="420"/>
+      </w:pPr>
+      <w:r>
+        <w:rPr>
+          <w:rFonts w:ascii="Times New Roman" w:hAnsi="Times New Roman" w:cs="Times New Roman" w:eastAsia="宋体"/>
+          <w:b w:val="0"/>
+          <w:i w:val="0"/>
+          <w:sz w:val="21"/>
+        </w:rPr>
+        <w:t>1. 每一项包括检查项目、检查要点、判断标准三列，以表格输出；</w:t>
+      </w:r>
+    </w:p>
+    <w:p>
+      <w:pPr>
+        <w:ind w:left="420"/>
+      </w:pPr>
+      <w:r>
+        <w:rPr>
+          <w:rFonts w:ascii="Times New Roman" w:hAnsi="Times New Roman" w:cs="Times New Roman" w:eastAsia="宋体"/>
+          <w:b w:val="0"/>
+          <w:i w:val="0"/>
+          <w:sz w:val="21"/>
+        </w:rPr>
+        <w:t>2. 只根据我提供的条款生成，不要添加条款中没有的规定；</w:t>
+      </w:r>
+    </w:p>
+    <w:p>
+      <w:pPr>
+        <w:ind w:left="420"/>
+      </w:pPr>
+      <w:r>
+        <w:rPr>
+          <w:rFonts w:ascii="Times New Roman" w:hAnsi="Times New Roman" w:cs="Times New Roman" w:eastAsia="宋体"/>
+          <w:b w:val="0"/>
+          <w:i w:val="0"/>
+          <w:sz w:val="21"/>
+        </w:rPr>
+        <w:t>3. 对于制度中没有说明的内容，请标注“需以制度确认”，不要自行判断。</w:t>
+      </w:r>
+    </w:p>
+    <w:p>
+      <w:pPr>
+        <w:ind w:left="420"/>
+      </w:pPr>
+      <w:r>
+        <w:rPr>
+          <w:rFonts w:ascii="Times New Roman" w:hAnsi="Times New Roman" w:cs="Times New Roman" w:eastAsia="宋体"/>
+          <w:b w:val="0"/>
+          <w:i w:val="0"/>
+          <w:sz w:val="21"/>
+        </w:rPr>
+        <w:t>制度条款：（在此粘贴）</w:t>
+      </w:r>
+    </w:p>
+    <w:p>
+      <w:pPr>
+        <w:ind w:firstLine="480"/>
+      </w:pPr>
+      <w:r>
+        <w:rPr>
+          <w:rFonts w:ascii="Times New Roman" w:hAnsi="Times New Roman" w:cs="Times New Roman" w:eastAsia="宋体"/>
+          <w:b w:val="0"/>
+          <w:i w:val="0"/>
+        </w:rPr>
+        <w:t>这一提示词的关键在于“只根据我提供的条款生成”。如果不加限制，大模型可能会引入它自己“记得”的规定，而这些规定未必适用于本单位。</w:t>
+      </w:r>
+    </w:p>
+    <w:p>
+      <w:pPr>
+        <w:ind w:firstLine="480"/>
+      </w:pPr>
+      <w:r>
+        <w:rPr>
+          <w:rFonts w:ascii="Times New Roman" w:hAnsi="Times New Roman" w:cs="Times New Roman" w:eastAsia="宋体"/>
+          <w:b/>
+          <w:i w:val="0"/>
+        </w:rPr>
+        <w:t>（二）检查大模型生成的清单</w:t>
+      </w:r>
+    </w:p>
+    <w:p>
+      <w:pPr>
+        <w:ind w:firstLine="480"/>
+      </w:pPr>
+      <w:r>
+        <w:rPr>
+          <w:rFonts w:ascii="Times New Roman" w:hAnsi="Times New Roman" w:cs="Times New Roman" w:eastAsia="宋体"/>
+          <w:b w:val="0"/>
+          <w:i w:val="0"/>
+        </w:rPr>
+        <w:t>大模型生成的清单，需要人工逐项复核，检查三件事：</w:t>
+      </w:r>
+    </w:p>
+    <w:p>
+      <w:pPr>
+        <w:ind w:firstLine="480"/>
+      </w:pPr>
+      <w:r>
+        <w:rPr>
+          <w:rFonts w:ascii="Times New Roman" w:hAnsi="Times New Roman" w:cs="Times New Roman" w:eastAsia="宋体"/>
+          <w:b w:val="0"/>
+          <w:i w:val="0"/>
+        </w:rPr>
+        <w:t>第一，</w:t>
+      </w:r>
+      <w:r>
+        <w:rPr>
+          <w:rFonts w:ascii="Times New Roman" w:hAnsi="Times New Roman" w:cs="Times New Roman" w:eastAsia="宋体"/>
+          <w:b/>
+          <w:i w:val="0"/>
+        </w:rPr>
+        <w:t>清单中的每一项，能否在制度原文中找到对应条款</w:t>
+      </w:r>
+      <w:r>
+        <w:rPr>
+          <w:rFonts w:ascii="Times New Roman" w:hAnsi="Times New Roman" w:cs="Times New Roman" w:eastAsia="宋体"/>
+          <w:b w:val="0"/>
+          <w:i w:val="0"/>
+        </w:rPr>
+        <w:t>。找不到的，要么删除，要么标注“需以制度确认”。</w:t>
+      </w:r>
+    </w:p>
+    <w:p>
+      <w:pPr>
+        <w:ind w:firstLine="480"/>
+      </w:pPr>
+      <w:r>
+        <w:rPr>
+          <w:rFonts w:ascii="Times New Roman" w:hAnsi="Times New Roman" w:cs="Times New Roman" w:eastAsia="宋体"/>
+          <w:b w:val="0"/>
+          <w:i w:val="0"/>
+        </w:rPr>
+        <w:t>第二，</w:t>
+      </w:r>
+      <w:r>
+        <w:rPr>
+          <w:rFonts w:ascii="Times New Roman" w:hAnsi="Times New Roman" w:cs="Times New Roman" w:eastAsia="宋体"/>
+          <w:b/>
+          <w:i w:val="0"/>
+        </w:rPr>
+        <w:t>判断标准是否具体</w:t>
+      </w:r>
+      <w:r>
+        <w:rPr>
+          <w:rFonts w:ascii="Times New Roman" w:hAnsi="Times New Roman" w:cs="Times New Roman" w:eastAsia="宋体"/>
+          <w:b w:val="0"/>
+          <w:i w:val="0"/>
+        </w:rPr>
+        <w:t>。比如“费用合理”就不具体，应改为“不超过制度规定的标准”或“与活动人数相符”。</w:t>
+      </w:r>
+    </w:p>
+    <w:p>
+      <w:pPr>
+        <w:ind w:firstLine="480"/>
+      </w:pPr>
+      <w:r>
+        <w:rPr>
+          <w:rFonts w:ascii="Times New Roman" w:hAnsi="Times New Roman" w:cs="Times New Roman" w:eastAsia="宋体"/>
+          <w:b w:val="0"/>
+          <w:i w:val="0"/>
+        </w:rPr>
+        <w:t>第三，</w:t>
+      </w:r>
+      <w:r>
+        <w:rPr>
+          <w:rFonts w:ascii="Times New Roman" w:hAnsi="Times New Roman" w:cs="Times New Roman" w:eastAsia="宋体"/>
+          <w:b/>
+          <w:i w:val="0"/>
+        </w:rPr>
+        <w:t>有没有遗漏</w:t>
+      </w:r>
+      <w:r>
+        <w:rPr>
+          <w:rFonts w:ascii="Times New Roman" w:hAnsi="Times New Roman" w:cs="Times New Roman" w:eastAsia="宋体"/>
+          <w:b w:val="0"/>
+          <w:i w:val="0"/>
+        </w:rPr>
+        <w:t>。对照制度的目录，看看是否有条款没有被转化为清单项。</w:t>
+      </w:r>
+    </w:p>
+    <w:p>
+      <w:pPr>
+        <w:ind w:firstLine="480"/>
+      </w:pPr>
+      <w:r>
+        <w:rPr>
+          <w:rFonts w:ascii="Times New Roman" w:hAnsi="Times New Roman" w:cs="Times New Roman" w:eastAsia="宋体"/>
+          <w:b/>
+          <w:i w:val="0"/>
+        </w:rPr>
+        <w:t>（三）用清单审核一笔报销</w:t>
+      </w:r>
+    </w:p>
+    <w:p>
+      <w:pPr>
+        <w:ind w:firstLine="480"/>
+      </w:pPr>
+      <w:r>
+        <w:rPr>
+          <w:rFonts w:ascii="Times New Roman" w:hAnsi="Times New Roman" w:cs="Times New Roman" w:eastAsia="宋体"/>
+          <w:b w:val="0"/>
+          <w:i w:val="0"/>
+        </w:rPr>
+        <w:t>假设一笔活动报销的材料如下：报销单一张，打印费发票一张，音响租赁费发票一张，活动方案一份，没有租赁合同。用表4-6逐项审核，结果如表4-7所示。</w:t>
+      </w:r>
+    </w:p>
+    <w:p>
+      <w:pPr>
+        <w:keepNext/>
+        <w:spacing w:before="120"/>
+        <w:jc w:val="center"/>
+      </w:pPr>
+      <w:r>
+        <w:rPr>
+          <w:rFonts w:ascii="Times New Roman" w:hAnsi="Times New Roman" w:cs="Times New Roman" w:eastAsia="黑体"/>
+          <w:b/>
+          <w:i w:val="0"/>
+          <w:sz w:val="21"/>
+        </w:rPr>
+        <w:t>表4-8 报销审核记录（示例）</w:t>
+      </w:r>
+    </w:p>
+    <w:tbl>
+      <w:tblPr>
+        <w:tblStyle w:val="TableGrid"/>
+        <w:tblW w:type="auto" w:w="0"/>
+        <w:jc w:val="center"/>
+        <w:tblLook w:firstColumn="1" w:firstRow="1" w:lastColumn="0" w:lastRow="0" w:noHBand="0" w:noVBand="1" w:val="04A0"/>
+      </w:tblPr>
+      <w:tblGrid>
+        <w:gridCol w:w="2078"/>
+        <w:gridCol w:w="2078"/>
+        <w:gridCol w:w="2078"/>
+        <w:gridCol w:w="2078"/>
+      </w:tblGrid>
+      <w:tr>
+        <w:tc>
+          <w:tcPr>
+            <w:tcW w:type="dxa" w:w="2078"/>
+            <w:shd w:val="clear" w:color="auto" w:fill="EDEDED"/>
+          </w:tcPr>
+          <w:p>
+            <w:pPr>
+              <w:spacing w:line="300" w:lineRule="exact"/>
+              <w:ind w:firstLine="0"/>
+            </w:pPr>
+            <w:r/>
+            <w:r>
+              <w:rPr>
+                <w:rFonts w:ascii="Times New Roman" w:hAnsi="Times New Roman" w:cs="Times New Roman" w:eastAsia="宋体"/>
+                <w:b/>
+                <w:i w:val="0"/>
+                <w:sz w:val="21"/>
+              </w:rPr>
               <w:t>序号</w:t>
             </w:r>
           </w:p>
@@ -8972,7 +9819,7 @@
           <w:b/>
           <w:i w:val="0"/>
         </w:rPr>
-        <w:t>六、常见误区</w:t>
+        <w:t>七、常见误区</w:t>
       </w:r>
     </w:p>
     <w:p>
@@ -9027,7 +9874,7 @@
           <w:b/>
           <w:i w:val="0"/>
         </w:rPr>
-        <w:t>误区三：清单越长越好。</w:t>
+        <w:t>误区三：审核通过后就可以忘记这笔报销。</w:t>
       </w:r>
       <w:r>
         <w:rPr>
@@ -9035,11 +9882,32 @@
           <w:b w:val="0"/>
           <w:i w:val="0"/>
         </w:rPr>
-        <w:t xml:space="preserve"> 清单要与本单位的制度相匹配，无关的项目只会增加工作量，还会让人忽略真正重要的问题。</w:t>
+        <w:t xml:space="preserve"> 报销完成之后，台账记录、票据归档和问题跟进仍需完成。一笔“通过”的报销，如果没有留下可追溯的记录，下一次遇到相似问题时，就无法参考过去的判断。</w:t>
       </w:r>
     </w:p>
     <w:p>
       <w:pPr>
+        <w:ind w:firstLine="480"/>
+      </w:pPr>
+      <w:r>
+        <w:rPr>
+          <w:rFonts w:ascii="Times New Roman" w:hAnsi="Times New Roman" w:cs="Times New Roman" w:eastAsia="宋体"/>
+          <w:b/>
+          <w:i w:val="0"/>
+        </w:rPr>
+        <w:t>误区四：清单越长越好。</w:t>
+      </w:r>
+      <w:r>
+        <w:rPr>
+          <w:rFonts w:ascii="Times New Roman" w:hAnsi="Times New Roman" w:cs="Times New Roman" w:eastAsia="宋体"/>
+          <w:b w:val="0"/>
+          <w:i w:val="0"/>
+        </w:rPr>
+        <w:t xml:space="preserve"> 清单要与本单位的制度相匹配，无关的项目只会增加工作量，还会让人忽略真正重要的问题。</w:t>
+      </w:r>
+    </w:p>
+    <w:p>
+      <w:pPr>
         <w:pStyle w:val="Heading3"/>
       </w:pPr>
       <w:r>
@@ -9048,7 +9916,7 @@
           <w:b/>
           <w:i w:val="0"/>
         </w:rPr>
-        <w:t>七、回到案例</w:t>
+        <w:t>八、回到案例</w:t>
       </w:r>
     </w:p>
     <w:p>
@@ -9118,6 +9986,129 @@
     </w:p>
     <w:p>
       <w:pPr>
+        <w:ind w:firstLine="480"/>
+      </w:pPr>
+      <w:r>
+        <w:rPr>
+          <w:rFonts w:ascii="Times New Roman" w:hAnsi="Times New Roman" w:cs="Times New Roman" w:eastAsia="宋体"/>
+          <w:b w:val="0"/>
+          <w:i w:val="0"/>
+        </w:rPr>
+        <w:t>两个案例的结果也说明了一件事：审核之后的沟通同样重要。小林的材料之所以能顺利通过，是因为财务老师给出的退回意见具体、有依据，小林知道该补什么、找谁补。小周的问题之所以能被妥善解决，是因为他没有把疑点直接定性，而是先请报销人说明情况。审核工作既要守住规则，也要给出可以执行的路径。</w:t>
+      </w:r>
+    </w:p>
+    <w:p>
+      <w:pPr>
+        <w:ind w:firstLine="480"/>
+      </w:pPr>
+      <w:r>
+        <w:rPr>
+          <w:rFonts w:ascii="Times New Roman" w:hAnsi="Times New Roman" w:cs="Times New Roman" w:eastAsia="宋体"/>
+          <w:b/>
+          <w:i w:val="0"/>
+        </w:rPr>
+        <w:t>思政园地：审核人的底线</w:t>
+      </w:r>
+    </w:p>
+    <w:p>
+      <w:pPr>
+        <w:ind w:firstLine="480"/>
+      </w:pPr>
+      <w:r>
+        <w:rPr>
+          <w:rFonts w:ascii="Times New Roman" w:hAnsi="Times New Roman" w:cs="Times New Roman" w:eastAsia="宋体"/>
+          <w:b w:val="0"/>
+          <w:i w:val="0"/>
+        </w:rPr>
+        <w:t>审核是一个容易被忽视的岗位：它不直接花钱，却决定钱能不能花。审核人员如果为了省事，对明显有问题的票据睁一只眼闭一只眼，看似帮了同事，实际上损害了单位的利益，也损害了遵守规则的其他人的利益。清单的价值，正在于让每一项检查都有依据，让审核的判断经得起追问。对学生来说，按清单工作，就是练习按规则做事。</w:t>
+      </w:r>
+    </w:p>
+    <w:p>
+      <w:pPr>
+        <w:ind w:firstLine="480"/>
+      </w:pPr>
+      <w:r>
+        <w:rPr>
+          <w:rFonts w:ascii="Times New Roman" w:hAnsi="Times New Roman" w:cs="Times New Roman" w:eastAsia="宋体"/>
+          <w:b/>
+          <w:i w:val="0"/>
+        </w:rPr>
+        <w:t>【练习】</w:t>
+      </w:r>
+    </w:p>
+    <w:p>
+      <w:pPr>
+        <w:ind w:left="480" w:hanging="480"/>
+      </w:pPr>
+      <w:r>
+        <w:rPr>
+          <w:rFonts w:ascii="Times New Roman" w:hAnsi="Times New Roman" w:cs="Times New Roman" w:eastAsia="宋体"/>
+          <w:b w:val="0"/>
+          <w:i w:val="0"/>
+        </w:rPr>
+        <w:t>1.</w:t>
+        <w:tab/>
+        <w:t>对照表4-6，为你所在的学生组织设计一份简化版报销清单，至少包括6项检查内容，并注明每一项的判断标准。</w:t>
+      </w:r>
+    </w:p>
+    <w:p>
+      <w:pPr>
+        <w:ind w:left="480" w:hanging="480"/>
+      </w:pPr>
+      <w:r>
+        <w:rPr>
+          <w:rFonts w:ascii="Times New Roman" w:hAnsi="Times New Roman" w:cs="Times New Roman" w:eastAsia="宋体"/>
+          <w:b w:val="0"/>
+          <w:i w:val="0"/>
+        </w:rPr>
+        <w:t>2.</w:t>
+        <w:tab/>
+        <w:t>找一份报销材料（删除个人信息），用清单完成审核，并在表4-8的格式下记录结论。</w:t>
+      </w:r>
+    </w:p>
+    <w:p>
+      <w:pPr>
+        <w:ind w:left="480" w:hanging="480"/>
+      </w:pPr>
+      <w:r>
+        <w:rPr>
+          <w:rFonts w:ascii="Times New Roman" w:hAnsi="Times New Roman" w:cs="Times New Roman" w:eastAsia="宋体"/>
+          <w:b w:val="0"/>
+          <w:i w:val="0"/>
+        </w:rPr>
+        <w:t>3.</w:t>
+        <w:tab/>
+        <w:t>从“三类典型问题”中选择一类，设计一份不少于三个问题的询问提纲，用于向经办人核实情况。</w:t>
+      </w:r>
+    </w:p>
+    <w:p>
+      <w:pPr>
+        <w:ind w:firstLine="480"/>
+      </w:pPr>
+      <w:r>
+        <w:rPr>
+          <w:rFonts w:ascii="Times New Roman" w:hAnsi="Times New Roman" w:cs="Times New Roman" w:eastAsia="宋体"/>
+          <w:b/>
+          <w:i w:val="0"/>
+        </w:rPr>
+        <w:t>小结</w:t>
+      </w:r>
+    </w:p>
+    <w:p>
+      <w:pPr>
+        <w:ind w:firstLine="480"/>
+      </w:pPr>
+      <w:r>
+        <w:rPr>
+          <w:rFonts w:ascii="Times New Roman" w:hAnsi="Times New Roman" w:cs="Times New Roman" w:eastAsia="宋体"/>
+          <w:b w:val="0"/>
+          <w:i w:val="0"/>
+        </w:rPr>
+        <w:t>本任务学习的是报销审核的程序：先看材料是否齐全，再看票据是否真实，最后看事由与制度是否相符。清单把这一程序变成可以逐项执行的动作。大模型可以帮助生成清单，但清单的每一项都必须回到制度原文中核对。拆单、重复报销和费用性质混用，是审核中需要重点识别的三类问题。</w:t>
+      </w:r>
+    </w:p>
+    <w:p>
+      <w:pPr>
         <w:pStyle w:val="Heading2"/>
       </w:pPr>
       <w:r>
@@ -9522,7 +10513,7 @@
           <w:b w:val="0"/>
           <w:i w:val="0"/>
         </w:rPr>
-        <w:t>表4-8 展示了一份审核意见的标准写法，可以与“只写结论”的写法对照。</w:t>
+        <w:t>表4-9 展示了一份审核意见的标准写法，可以与“只写结论”的写法对照。</w:t>
       </w:r>
     </w:p>
     <w:p>
@@ -9538,7 +10529,7 @@
           <w:i w:val="0"/>
           <w:sz w:val="21"/>
         </w:rPr>
-        <w:t>表4-8 审核意见的写法对比</w:t>
+        <w:t>表4-9 审核意见的写法对比</w:t>
       </w:r>
     </w:p>
     <w:tbl>
@@ -9821,6 +10812,45 @@
       <w:pPr>
         <w:spacing w:line="160" w:lineRule="exact"/>
       </w:pPr>
+    </w:p>
+    <w:p>
+      <w:pPr>
+        <w:ind w:firstLine="480"/>
+      </w:pPr>
+      <w:r>
+        <w:rPr>
+          <w:rFonts w:ascii="Times New Roman" w:hAnsi="Times New Roman" w:cs="Times New Roman" w:eastAsia="宋体"/>
+          <w:b/>
+          <w:i w:val="0"/>
+        </w:rPr>
+        <w:t>一条审核意见的修改示例</w:t>
+      </w:r>
+    </w:p>
+    <w:p>
+      <w:pPr>
+        <w:ind w:firstLine="480"/>
+      </w:pPr>
+      <w:r>
+        <w:rPr>
+          <w:rFonts w:ascii="Times New Roman" w:hAnsi="Times New Roman" w:cs="Times New Roman" w:eastAsia="宋体"/>
+          <w:b w:val="0"/>
+          <w:i w:val="0"/>
+        </w:rPr>
+        <w:t>假设最初的草稿写的是：“报销材料不规范，请修改后重新提交。”这句话没有问题，也没有依据，报销人无从下手。经过四要素改写后，可以变成：“第2张发票的购买方名称为学院简称（问题）；依据本单位报销制度中关于票据抬头的要求，应使用单位全称（依据，以制度原文为准）；请于三个工作日内更正抬头后重新提交（处理）；由经办人负责更正（责任）。”</w:t>
+      </w:r>
+    </w:p>
+    <w:p>
+      <w:pPr>
+        <w:ind w:firstLine="480"/>
+      </w:pPr>
+      <w:r>
+        <w:rPr>
+          <w:rFonts w:ascii="Times New Roman" w:hAnsi="Times New Roman" w:cs="Times New Roman" w:eastAsia="宋体"/>
+          <w:b w:val="0"/>
+          <w:i w:val="0"/>
+        </w:rPr>
+        <w:t>两相对比可以看出，修改后的意见并没有增加多少字数，却让报销人知道了问题在哪里、为什么要改、怎样改、谁来改。这就是审核意见的价值所在。</w:t>
+      </w:r>
     </w:p>
     <w:p>
       <w:pPr>
@@ -10188,7 +11218,7 @@
           <w:i w:val="0"/>
           <w:sz w:val="21"/>
         </w:rPr>
-        <w:t>表4-9 问题清单核对记录（示例）</w:t>
+        <w:t>表4-10 问题清单核对记录（示例）</w:t>
       </w:r>
     </w:p>
     <w:tbl>
@@ -10792,6 +11822,132 @@
     </w:p>
     <w:p>
       <w:pPr>
+        <w:ind w:firstLine="480"/>
+      </w:pPr>
+      <w:r>
+        <w:rPr>
+          <w:rFonts w:ascii="Times New Roman" w:hAnsi="Times New Roman" w:cs="Times New Roman" w:eastAsia="宋体"/>
+          <w:b/>
+          <w:i w:val="0"/>
+        </w:rPr>
+        <w:t>（五）使用边界：哪些事情不能交给大模型</w:t>
+      </w:r>
+    </w:p>
+    <w:p>
+      <w:pPr>
+        <w:ind w:firstLine="480"/>
+      </w:pPr>
+      <w:r>
+        <w:rPr>
+          <w:rFonts w:ascii="Times New Roman" w:hAnsi="Times New Roman" w:cs="Times New Roman" w:eastAsia="宋体"/>
+          <w:b w:val="0"/>
+          <w:i w:val="0"/>
+        </w:rPr>
+        <w:t>在使用大模型处理报销材料时，有三条边界必须守住。</w:t>
+      </w:r>
+    </w:p>
+    <w:p>
+      <w:pPr>
+        <w:ind w:firstLine="480"/>
+      </w:pPr>
+      <w:r>
+        <w:rPr>
+          <w:rFonts w:ascii="Times New Roman" w:hAnsi="Times New Roman" w:cs="Times New Roman" w:eastAsia="宋体"/>
+          <w:b w:val="0"/>
+          <w:i w:val="0"/>
+        </w:rPr>
+        <w:t>第一，</w:t>
+      </w:r>
+      <w:r>
+        <w:rPr>
+          <w:rFonts w:ascii="Times New Roman" w:hAnsi="Times New Roman" w:cs="Times New Roman" w:eastAsia="宋体"/>
+          <w:b/>
+          <w:i w:val="0"/>
+        </w:rPr>
+        <w:t>不上传与审核无关的个人信息</w:t>
+      </w:r>
+      <w:r>
+        <w:rPr>
+          <w:rFonts w:ascii="Times New Roman" w:hAnsi="Times New Roman" w:cs="Times New Roman" w:eastAsia="宋体"/>
+          <w:b w:val="0"/>
+          <w:i w:val="0"/>
+        </w:rPr>
+        <w:t>。身份证号、银行卡号、住址、手机号等，在审核中通常没有作用，应当在输入前删除或遮挡。</w:t>
+      </w:r>
+    </w:p>
+    <w:p>
+      <w:pPr>
+        <w:ind w:firstLine="480"/>
+      </w:pPr>
+      <w:r>
+        <w:rPr>
+          <w:rFonts w:ascii="Times New Roman" w:hAnsi="Times New Roman" w:cs="Times New Roman" w:eastAsia="宋体"/>
+          <w:b w:val="0"/>
+          <w:i w:val="0"/>
+        </w:rPr>
+        <w:t>第二，</w:t>
+      </w:r>
+      <w:r>
+        <w:rPr>
+          <w:rFonts w:ascii="Times New Roman" w:hAnsi="Times New Roman" w:cs="Times New Roman" w:eastAsia="宋体"/>
+          <w:b/>
+          <w:i w:val="0"/>
+        </w:rPr>
+        <w:t>不把未经授权的材料交给第三方工具</w:t>
+      </w:r>
+      <w:r>
+        <w:rPr>
+          <w:rFonts w:ascii="Times New Roman" w:hAnsi="Times New Roman" w:cs="Times New Roman" w:eastAsia="宋体"/>
+          <w:b w:val="0"/>
+          <w:i w:val="0"/>
+        </w:rPr>
+        <w:t>。报销材料属于单位的内部资料，是否允许使用某一工具处理，应当先征得单位同意，并遵守单位的信息管理规定。</w:t>
+      </w:r>
+    </w:p>
+    <w:p>
+      <w:pPr>
+        <w:ind w:firstLine="480"/>
+      </w:pPr>
+      <w:r>
+        <w:rPr>
+          <w:rFonts w:ascii="Times New Roman" w:hAnsi="Times New Roman" w:cs="Times New Roman" w:eastAsia="宋体"/>
+          <w:b w:val="0"/>
+          <w:i w:val="0"/>
+        </w:rPr>
+        <w:t>第三，</w:t>
+      </w:r>
+      <w:r>
+        <w:rPr>
+          <w:rFonts w:ascii="Times New Roman" w:hAnsi="Times New Roman" w:cs="Times New Roman" w:eastAsia="宋体"/>
+          <w:b/>
+          <w:i w:val="0"/>
+        </w:rPr>
+        <w:t>不让大模型替代正式的审核结论</w:t>
+      </w:r>
+      <w:r>
+        <w:rPr>
+          <w:rFonts w:ascii="Times New Roman" w:hAnsi="Times New Roman" w:cs="Times New Roman" w:eastAsia="宋体"/>
+          <w:b w:val="0"/>
+          <w:i w:val="0"/>
+        </w:rPr>
+        <w:t>。大模型输出的问题清单和审核意见只是草稿。正式的审核结论，应当由有审核权限的人员签字确认。</w:t>
+      </w:r>
+    </w:p>
+    <w:p>
+      <w:pPr>
+        <w:ind w:firstLine="480"/>
+      </w:pPr>
+      <w:r>
+        <w:rPr>
+          <w:rFonts w:ascii="Times New Roman" w:hAnsi="Times New Roman" w:cs="Times New Roman" w:eastAsia="宋体"/>
+          <w:b w:val="0"/>
+          <w:i w:val="0"/>
+        </w:rPr>
+        <w:t>这三条边界看起来是技术问题，实际上是职业操守问题。财务人员处理的每一份材料，都关系到他人的隐私和单位的利益。</w:t>
+      </w:r>
+    </w:p>
+    <w:p>
+      <w:pPr>
         <w:pStyle w:val="Heading3"/>
       </w:pPr>
       <w:r>
@@ -10800,7 +11956,7 @@
           <w:b/>
           <w:i w:val="0"/>
         </w:rPr>
-        <w:t>五、常见误区</w:t>
+        <w:t>五、问题台账：让审核结果可以追踪</w:t>
       </w:r>
     </w:p>
     <w:p>
@@ -10810,31 +11966,737 @@
       <w:r>
         <w:rPr>
           <w:rFonts w:ascii="Times New Roman" w:hAnsi="Times New Roman" w:cs="Times New Roman" w:eastAsia="宋体"/>
-          <w:b/>
-          <w:i w:val="0"/>
-        </w:rPr>
-        <w:t>误区一：大模型写得越正式，意见就越可靠。</w:t>
-      </w:r>
+          <w:b w:val="0"/>
+          <w:i w:val="0"/>
+        </w:rPr>
+        <w:t>一次审核的结果，如果只写在一封邮件里，很快就会被遗忘。问题台账的作用，是把每一个问题登记下来，记录它的类型、依据、处理状态，形成可以追踪的记录。</w:t>
+      </w:r>
+    </w:p>
+    <w:p>
+      <w:pPr>
+        <w:ind w:firstLine="480"/>
+      </w:pPr>
       <w:r>
         <w:rPr>
           <w:rFonts w:ascii="Times New Roman" w:hAnsi="Times New Roman" w:cs="Times New Roman" w:eastAsia="宋体"/>
           <w:b w:val="0"/>
           <w:i w:val="0"/>
         </w:rPr>
-        <w:t xml:space="preserve"> 语言的正式程度与事实是否正确之间没有必然关系。</w:t>
+        <w:t>表4-11 是一份问题台账的示例。</w:t>
       </w:r>
     </w:p>
     <w:p>
       <w:pPr>
+        <w:keepNext/>
+        <w:spacing w:before="120"/>
+        <w:jc w:val="center"/>
+      </w:pPr>
+      <w:r>
+        <w:rPr>
+          <w:rFonts w:ascii="Times New Roman" w:hAnsi="Times New Roman" w:cs="Times New Roman" w:eastAsia="黑体"/>
+          <w:b/>
+          <w:i w:val="0"/>
+          <w:sz w:val="21"/>
+        </w:rPr>
+        <w:t>表4-11 报销问题台账（示例）</w:t>
+      </w:r>
+    </w:p>
+    <w:tbl>
+      <w:tblPr>
+        <w:tblStyle w:val="TableGrid"/>
+        <w:tblW w:type="auto" w:w="0"/>
+        <w:jc w:val="center"/>
+        <w:tblLook w:firstColumn="1" w:firstRow="1" w:lastColumn="0" w:lastRow="0" w:noHBand="0" w:noVBand="1" w:val="04A0"/>
+      </w:tblPr>
+      <w:tblGrid>
+        <w:gridCol w:w="1187"/>
+        <w:gridCol w:w="1187"/>
+        <w:gridCol w:w="1187"/>
+        <w:gridCol w:w="1187"/>
+        <w:gridCol w:w="1187"/>
+        <w:gridCol w:w="1187"/>
+        <w:gridCol w:w="1187"/>
+      </w:tblGrid>
+      <w:tr>
+        <w:tc>
+          <w:tcPr>
+            <w:tcW w:type="dxa" w:w="1187"/>
+            <w:shd w:val="clear" w:color="auto" w:fill="EDEDED"/>
+          </w:tcPr>
+          <w:p>
+            <w:pPr>
+              <w:spacing w:line="300" w:lineRule="exact"/>
+              <w:ind w:firstLine="0"/>
+            </w:pPr>
+            <w:r/>
+            <w:r>
+              <w:rPr>
+                <w:rFonts w:ascii="Times New Roman" w:hAnsi="Times New Roman" w:cs="Times New Roman" w:eastAsia="宋体"/>
+                <w:b/>
+                <w:i w:val="0"/>
+                <w:sz w:val="21"/>
+              </w:rPr>
+              <w:t>编号</w:t>
+            </w:r>
+          </w:p>
+        </w:tc>
+        <w:tc>
+          <w:tcPr>
+            <w:tcW w:type="dxa" w:w="1187"/>
+            <w:shd w:val="clear" w:color="auto" w:fill="EDEDED"/>
+          </w:tcPr>
+          <w:p>
+            <w:pPr>
+              <w:spacing w:line="300" w:lineRule="exact"/>
+              <w:ind w:firstLine="0"/>
+            </w:pPr>
+            <w:r/>
+            <w:r>
+              <w:rPr>
+                <w:rFonts w:ascii="Times New Roman" w:hAnsi="Times New Roman" w:cs="Times New Roman" w:eastAsia="宋体"/>
+                <w:b/>
+                <w:i w:val="0"/>
+                <w:sz w:val="21"/>
+              </w:rPr>
+              <w:t>报销单号</w:t>
+            </w:r>
+          </w:p>
+        </w:tc>
+        <w:tc>
+          <w:tcPr>
+            <w:tcW w:type="dxa" w:w="1187"/>
+            <w:shd w:val="clear" w:color="auto" w:fill="EDEDED"/>
+          </w:tcPr>
+          <w:p>
+            <w:pPr>
+              <w:spacing w:line="300" w:lineRule="exact"/>
+              <w:ind w:firstLine="0"/>
+            </w:pPr>
+            <w:r/>
+            <w:r>
+              <w:rPr>
+                <w:rFonts w:ascii="Times New Roman" w:hAnsi="Times New Roman" w:cs="Times New Roman" w:eastAsia="宋体"/>
+                <w:b/>
+                <w:i w:val="0"/>
+                <w:sz w:val="21"/>
+              </w:rPr>
+              <w:t>问题类型</w:t>
+            </w:r>
+          </w:p>
+        </w:tc>
+        <w:tc>
+          <w:tcPr>
+            <w:tcW w:type="dxa" w:w="1187"/>
+            <w:shd w:val="clear" w:color="auto" w:fill="EDEDED"/>
+          </w:tcPr>
+          <w:p>
+            <w:pPr>
+              <w:spacing w:line="300" w:lineRule="exact"/>
+              <w:ind w:firstLine="0"/>
+            </w:pPr>
+            <w:r/>
+            <w:r>
+              <w:rPr>
+                <w:rFonts w:ascii="Times New Roman" w:hAnsi="Times New Roman" w:cs="Times New Roman" w:eastAsia="宋体"/>
+                <w:b/>
+                <w:i w:val="0"/>
+                <w:sz w:val="21"/>
+              </w:rPr>
+              <w:t>问题描述</w:t>
+            </w:r>
+          </w:p>
+        </w:tc>
+        <w:tc>
+          <w:tcPr>
+            <w:tcW w:type="dxa" w:w="1187"/>
+            <w:shd w:val="clear" w:color="auto" w:fill="EDEDED"/>
+          </w:tcPr>
+          <w:p>
+            <w:pPr>
+              <w:spacing w:line="300" w:lineRule="exact"/>
+              <w:ind w:firstLine="0"/>
+            </w:pPr>
+            <w:r/>
+            <w:r>
+              <w:rPr>
+                <w:rFonts w:ascii="Times New Roman" w:hAnsi="Times New Roman" w:cs="Times New Roman" w:eastAsia="宋体"/>
+                <w:b/>
+                <w:i w:val="0"/>
+                <w:sz w:val="21"/>
+              </w:rPr>
+              <w:t>依据（清单项目）</w:t>
+            </w:r>
+          </w:p>
+        </w:tc>
+        <w:tc>
+          <w:tcPr>
+            <w:tcW w:type="dxa" w:w="1187"/>
+            <w:shd w:val="clear" w:color="auto" w:fill="EDEDED"/>
+          </w:tcPr>
+          <w:p>
+            <w:pPr>
+              <w:spacing w:line="300" w:lineRule="exact"/>
+              <w:ind w:firstLine="0"/>
+            </w:pPr>
+            <w:r/>
+            <w:r>
+              <w:rPr>
+                <w:rFonts w:ascii="Times New Roman" w:hAnsi="Times New Roman" w:cs="Times New Roman" w:eastAsia="宋体"/>
+                <w:b/>
+                <w:i w:val="0"/>
+                <w:sz w:val="21"/>
+              </w:rPr>
+              <w:t>处理要求</w:t>
+            </w:r>
+          </w:p>
+        </w:tc>
+        <w:tc>
+          <w:tcPr>
+            <w:tcW w:type="dxa" w:w="1187"/>
+            <w:shd w:val="clear" w:color="auto" w:fill="EDEDED"/>
+          </w:tcPr>
+          <w:p>
+            <w:pPr>
+              <w:spacing w:line="300" w:lineRule="exact"/>
+              <w:ind w:firstLine="0"/>
+            </w:pPr>
+            <w:r/>
+            <w:r>
+              <w:rPr>
+                <w:rFonts w:ascii="Times New Roman" w:hAnsi="Times New Roman" w:cs="Times New Roman" w:eastAsia="宋体"/>
+                <w:b/>
+                <w:i w:val="0"/>
+                <w:sz w:val="21"/>
+              </w:rPr>
+              <w:t>状态</w:t>
+            </w:r>
+          </w:p>
+        </w:tc>
+      </w:tr>
+      <w:tr>
+        <w:tc>
+          <w:tcPr>
+            <w:tcW w:type="dxa" w:w="1187"/>
+          </w:tcPr>
+          <w:p>
+            <w:pPr>
+              <w:spacing w:line="300" w:lineRule="exact"/>
+              <w:ind w:firstLine="0"/>
+            </w:pPr>
+            <w:r/>
+            <w:r>
+              <w:rPr>
+                <w:rFonts w:ascii="Times New Roman" w:hAnsi="Times New Roman" w:cs="Times New Roman" w:eastAsia="宋体"/>
+                <w:b w:val="0"/>
+                <w:i w:val="0"/>
+                <w:sz w:val="21"/>
+              </w:rPr>
+              <w:t>001</w:t>
+            </w:r>
+          </w:p>
+        </w:tc>
+        <w:tc>
+          <w:tcPr>
+            <w:tcW w:type="dxa" w:w="1187"/>
+          </w:tcPr>
+          <w:p>
+            <w:pPr>
+              <w:spacing w:line="300" w:lineRule="exact"/>
+              <w:ind w:firstLine="0"/>
+            </w:pPr>
+            <w:r/>
+            <w:r>
+              <w:rPr>
+                <w:rFonts w:ascii="Times New Roman" w:hAnsi="Times New Roman" w:cs="Times New Roman" w:eastAsia="宋体"/>
+                <w:b w:val="0"/>
+                <w:i w:val="0"/>
+                <w:sz w:val="21"/>
+              </w:rPr>
+              <w:t>2026-A-015</w:t>
+            </w:r>
+          </w:p>
+        </w:tc>
+        <w:tc>
+          <w:tcPr>
+            <w:tcW w:type="dxa" w:w="1187"/>
+          </w:tcPr>
+          <w:p>
+            <w:pPr>
+              <w:spacing w:line="300" w:lineRule="exact"/>
+              <w:ind w:firstLine="0"/>
+            </w:pPr>
+            <w:r/>
+            <w:r>
+              <w:rPr>
+                <w:rFonts w:ascii="Times New Roman" w:hAnsi="Times New Roman" w:cs="Times New Roman" w:eastAsia="宋体"/>
+                <w:b w:val="0"/>
+                <w:i w:val="0"/>
+                <w:sz w:val="21"/>
+              </w:rPr>
+              <w:t>信息错误</w:t>
+            </w:r>
+          </w:p>
+        </w:tc>
+        <w:tc>
+          <w:tcPr>
+            <w:tcW w:type="dxa" w:w="1187"/>
+          </w:tcPr>
+          <w:p>
+            <w:pPr>
+              <w:spacing w:line="300" w:lineRule="exact"/>
+              <w:ind w:firstLine="0"/>
+            </w:pPr>
+            <w:r/>
+            <w:r>
+              <w:rPr>
+                <w:rFonts w:ascii="Times New Roman" w:hAnsi="Times New Roman" w:cs="Times New Roman" w:eastAsia="宋体"/>
+                <w:b w:val="0"/>
+                <w:i w:val="0"/>
+                <w:sz w:val="21"/>
+              </w:rPr>
+              <w:t>发票抬头为学院简称</w:t>
+            </w:r>
+          </w:p>
+        </w:tc>
+        <w:tc>
+          <w:tcPr>
+            <w:tcW w:type="dxa" w:w="1187"/>
+          </w:tcPr>
+          <w:p>
+            <w:pPr>
+              <w:spacing w:line="300" w:lineRule="exact"/>
+              <w:ind w:firstLine="0"/>
+            </w:pPr>
+            <w:r/>
+            <w:r>
+              <w:rPr>
+                <w:rFonts w:ascii="Times New Roman" w:hAnsi="Times New Roman" w:cs="Times New Roman" w:eastAsia="宋体"/>
+                <w:b w:val="0"/>
+                <w:i w:val="0"/>
+                <w:sz w:val="21"/>
+              </w:rPr>
+              <w:t>第3项 票据抬头</w:t>
+            </w:r>
+          </w:p>
+        </w:tc>
+        <w:tc>
+          <w:tcPr>
+            <w:tcW w:type="dxa" w:w="1187"/>
+          </w:tcPr>
+          <w:p>
+            <w:pPr>
+              <w:spacing w:line="300" w:lineRule="exact"/>
+              <w:ind w:firstLine="0"/>
+            </w:pPr>
+            <w:r/>
+            <w:r>
+              <w:rPr>
+                <w:rFonts w:ascii="Times New Roman" w:hAnsi="Times New Roman" w:cs="Times New Roman" w:eastAsia="宋体"/>
+                <w:b w:val="0"/>
+                <w:i w:val="0"/>
+                <w:sz w:val="21"/>
+              </w:rPr>
+              <w:t>更正为单位全称后重新提交</w:t>
+            </w:r>
+          </w:p>
+        </w:tc>
+        <w:tc>
+          <w:tcPr>
+            <w:tcW w:type="dxa" w:w="1187"/>
+          </w:tcPr>
+          <w:p>
+            <w:pPr>
+              <w:spacing w:line="300" w:lineRule="exact"/>
+              <w:ind w:firstLine="0"/>
+            </w:pPr>
+            <w:r/>
+            <w:r>
+              <w:rPr>
+                <w:rFonts w:ascii="Times New Roman" w:hAnsi="Times New Roman" w:cs="Times New Roman" w:eastAsia="宋体"/>
+                <w:b w:val="0"/>
+                <w:i w:val="0"/>
+                <w:sz w:val="21"/>
+              </w:rPr>
+              <w:t>已更正</w:t>
+            </w:r>
+          </w:p>
+        </w:tc>
+      </w:tr>
+      <w:tr>
+        <w:tc>
+          <w:tcPr>
+            <w:tcW w:type="dxa" w:w="1187"/>
+          </w:tcPr>
+          <w:p>
+            <w:pPr>
+              <w:spacing w:line="300" w:lineRule="exact"/>
+              <w:ind w:firstLine="0"/>
+            </w:pPr>
+            <w:r/>
+            <w:r>
+              <w:rPr>
+                <w:rFonts w:ascii="Times New Roman" w:hAnsi="Times New Roman" w:cs="Times New Roman" w:eastAsia="宋体"/>
+                <w:b w:val="0"/>
+                <w:i w:val="0"/>
+                <w:sz w:val="21"/>
+              </w:rPr>
+              <w:t>002</w:t>
+            </w:r>
+          </w:p>
+        </w:tc>
+        <w:tc>
+          <w:tcPr>
+            <w:tcW w:type="dxa" w:w="1187"/>
+          </w:tcPr>
+          <w:p>
+            <w:pPr>
+              <w:spacing w:line="300" w:lineRule="exact"/>
+              <w:ind w:firstLine="0"/>
+            </w:pPr>
+            <w:r/>
+            <w:r>
+              <w:rPr>
+                <w:rFonts w:ascii="Times New Roman" w:hAnsi="Times New Roman" w:cs="Times New Roman" w:eastAsia="宋体"/>
+                <w:b w:val="0"/>
+                <w:i w:val="0"/>
+                <w:sz w:val="21"/>
+              </w:rPr>
+              <w:t>2026-A-015</w:t>
+            </w:r>
+          </w:p>
+        </w:tc>
+        <w:tc>
+          <w:tcPr>
+            <w:tcW w:type="dxa" w:w="1187"/>
+          </w:tcPr>
+          <w:p>
+            <w:pPr>
+              <w:spacing w:line="300" w:lineRule="exact"/>
+              <w:ind w:firstLine="0"/>
+            </w:pPr>
+            <w:r/>
+            <w:r>
+              <w:rPr>
+                <w:rFonts w:ascii="Times New Roman" w:hAnsi="Times New Roman" w:cs="Times New Roman" w:eastAsia="宋体"/>
+                <w:b w:val="0"/>
+                <w:i w:val="0"/>
+                <w:sz w:val="21"/>
+              </w:rPr>
+              <w:t>依据不足</w:t>
+            </w:r>
+          </w:p>
+        </w:tc>
+        <w:tc>
+          <w:tcPr>
+            <w:tcW w:type="dxa" w:w="1187"/>
+          </w:tcPr>
+          <w:p>
+            <w:pPr>
+              <w:spacing w:line="300" w:lineRule="exact"/>
+              <w:ind w:firstLine="0"/>
+            </w:pPr>
+            <w:r/>
+            <w:r>
+              <w:rPr>
+                <w:rFonts w:ascii="Times New Roman" w:hAnsi="Times New Roman" w:cs="Times New Roman" w:eastAsia="宋体"/>
+                <w:b w:val="0"/>
+                <w:i w:val="0"/>
+                <w:sz w:val="21"/>
+              </w:rPr>
+              <w:t>租赁费无合同</w:t>
+            </w:r>
+          </w:p>
+        </w:tc>
+        <w:tc>
+          <w:tcPr>
+            <w:tcW w:type="dxa" w:w="1187"/>
+          </w:tcPr>
+          <w:p>
+            <w:pPr>
+              <w:spacing w:line="300" w:lineRule="exact"/>
+              <w:ind w:firstLine="0"/>
+            </w:pPr>
+            <w:r/>
+            <w:r>
+              <w:rPr>
+                <w:rFonts w:ascii="Times New Roman" w:hAnsi="Times New Roman" w:cs="Times New Roman" w:eastAsia="宋体"/>
+                <w:b w:val="0"/>
+                <w:i w:val="0"/>
+                <w:sz w:val="21"/>
+              </w:rPr>
+              <w:t>第9项 业务依据</w:t>
+            </w:r>
+          </w:p>
+        </w:tc>
+        <w:tc>
+          <w:tcPr>
+            <w:tcW w:type="dxa" w:w="1187"/>
+          </w:tcPr>
+          <w:p>
+            <w:pPr>
+              <w:spacing w:line="300" w:lineRule="exact"/>
+              <w:ind w:firstLine="0"/>
+            </w:pPr>
+            <w:r/>
+            <w:r>
+              <w:rPr>
+                <w:rFonts w:ascii="Times New Roman" w:hAnsi="Times New Roman" w:cs="Times New Roman" w:eastAsia="宋体"/>
+                <w:b w:val="0"/>
+                <w:i w:val="0"/>
+                <w:sz w:val="21"/>
+              </w:rPr>
+              <w:t>补充合同复印件</w:t>
+            </w:r>
+          </w:p>
+        </w:tc>
+        <w:tc>
+          <w:tcPr>
+            <w:tcW w:type="dxa" w:w="1187"/>
+          </w:tcPr>
+          <w:p>
+            <w:pPr>
+              <w:spacing w:line="300" w:lineRule="exact"/>
+              <w:ind w:firstLine="0"/>
+            </w:pPr>
+            <w:r/>
+            <w:r>
+              <w:rPr>
+                <w:rFonts w:ascii="Times New Roman" w:hAnsi="Times New Roman" w:cs="Times New Roman" w:eastAsia="宋体"/>
+                <w:b w:val="0"/>
+                <w:i w:val="0"/>
+                <w:sz w:val="21"/>
+              </w:rPr>
+              <w:t>待补充</w:t>
+            </w:r>
+          </w:p>
+        </w:tc>
+      </w:tr>
+      <w:tr>
+        <w:tc>
+          <w:tcPr>
+            <w:tcW w:type="dxa" w:w="1187"/>
+          </w:tcPr>
+          <w:p>
+            <w:pPr>
+              <w:spacing w:line="300" w:lineRule="exact"/>
+              <w:ind w:firstLine="0"/>
+            </w:pPr>
+            <w:r/>
+            <w:r>
+              <w:rPr>
+                <w:rFonts w:ascii="Times New Roman" w:hAnsi="Times New Roman" w:cs="Times New Roman" w:eastAsia="宋体"/>
+                <w:b w:val="0"/>
+                <w:i w:val="0"/>
+                <w:sz w:val="21"/>
+              </w:rPr>
+              <w:t>003</w:t>
+            </w:r>
+          </w:p>
+        </w:tc>
+        <w:tc>
+          <w:tcPr>
+            <w:tcW w:type="dxa" w:w="1187"/>
+          </w:tcPr>
+          <w:p>
+            <w:pPr>
+              <w:spacing w:line="300" w:lineRule="exact"/>
+              <w:ind w:firstLine="0"/>
+            </w:pPr>
+            <w:r/>
+            <w:r>
+              <w:rPr>
+                <w:rFonts w:ascii="Times New Roman" w:hAnsi="Times New Roman" w:cs="Times New Roman" w:eastAsia="宋体"/>
+                <w:b w:val="0"/>
+                <w:i w:val="0"/>
+                <w:sz w:val="21"/>
+              </w:rPr>
+              <w:t>2026-A-018</w:t>
+            </w:r>
+          </w:p>
+        </w:tc>
+        <w:tc>
+          <w:tcPr>
+            <w:tcW w:type="dxa" w:w="1187"/>
+          </w:tcPr>
+          <w:p>
+            <w:pPr>
+              <w:spacing w:line="300" w:lineRule="exact"/>
+              <w:ind w:firstLine="0"/>
+            </w:pPr>
+            <w:r/>
+            <w:r>
+              <w:rPr>
+                <w:rFonts w:ascii="Times New Roman" w:hAnsi="Times New Roman" w:cs="Times New Roman" w:eastAsia="宋体"/>
+                <w:b w:val="0"/>
+                <w:i w:val="0"/>
+                <w:sz w:val="21"/>
+              </w:rPr>
+              <w:t>疑似拆单</w:t>
+            </w:r>
+          </w:p>
+        </w:tc>
+        <w:tc>
+          <w:tcPr>
+            <w:tcW w:type="dxa" w:w="1187"/>
+          </w:tcPr>
+          <w:p>
+            <w:pPr>
+              <w:spacing w:line="300" w:lineRule="exact"/>
+              <w:ind w:firstLine="0"/>
+            </w:pPr>
+            <w:r/>
+            <w:r>
+              <w:rPr>
+                <w:rFonts w:ascii="Times New Roman" w:hAnsi="Times New Roman" w:cs="Times New Roman" w:eastAsia="宋体"/>
+                <w:b w:val="0"/>
+                <w:i w:val="0"/>
+                <w:sz w:val="21"/>
+              </w:rPr>
+              <w:t>同一供应商三张相近金额发票</w:t>
+            </w:r>
+          </w:p>
+        </w:tc>
+        <w:tc>
+          <w:tcPr>
+            <w:tcW w:type="dxa" w:w="1187"/>
+          </w:tcPr>
+          <w:p>
+            <w:pPr>
+              <w:spacing w:line="300" w:lineRule="exact"/>
+              <w:ind w:firstLine="0"/>
+            </w:pPr>
+            <w:r/>
+            <w:r>
+              <w:rPr>
+                <w:rFonts w:ascii="Times New Roman" w:hAnsi="Times New Roman" w:cs="Times New Roman" w:eastAsia="宋体"/>
+                <w:b w:val="0"/>
+                <w:i w:val="0"/>
+                <w:sz w:val="21"/>
+              </w:rPr>
+              <w:t>第9项、第10项</w:t>
+            </w:r>
+          </w:p>
+        </w:tc>
+        <w:tc>
+          <w:tcPr>
+            <w:tcW w:type="dxa" w:w="1187"/>
+          </w:tcPr>
+          <w:p>
+            <w:pPr>
+              <w:spacing w:line="300" w:lineRule="exact"/>
+              <w:ind w:firstLine="0"/>
+            </w:pPr>
+            <w:r/>
+            <w:r>
+              <w:rPr>
+                <w:rFonts w:ascii="Times New Roman" w:hAnsi="Times New Roman" w:cs="Times New Roman" w:eastAsia="宋体"/>
+                <w:b w:val="0"/>
+                <w:i w:val="0"/>
+                <w:sz w:val="21"/>
+              </w:rPr>
+              <w:t>核对合同总额，说明原因</w:t>
+            </w:r>
+          </w:p>
+        </w:tc>
+        <w:tc>
+          <w:tcPr>
+            <w:tcW w:type="dxa" w:w="1187"/>
+          </w:tcPr>
+          <w:p>
+            <w:pPr>
+              <w:spacing w:line="300" w:lineRule="exact"/>
+              <w:ind w:firstLine="0"/>
+            </w:pPr>
+            <w:r/>
+            <w:r>
+              <w:rPr>
+                <w:rFonts w:ascii="Times New Roman" w:hAnsi="Times New Roman" w:cs="Times New Roman" w:eastAsia="宋体"/>
+                <w:b w:val="0"/>
+                <w:i w:val="0"/>
+                <w:sz w:val="21"/>
+              </w:rPr>
+              <w:t>待核实</w:t>
+            </w:r>
+          </w:p>
+        </w:tc>
+      </w:tr>
+    </w:tbl>
+    <w:p>
+      <w:pPr>
+        <w:spacing w:line="160" w:lineRule="exact"/>
+      </w:pPr>
+    </w:p>
+    <w:p>
+      <w:pPr>
         <w:ind w:firstLine="480"/>
       </w:pPr>
+      <w:r>
+        <w:rPr>
+          <w:rFonts w:ascii="Times New Roman" w:hAnsi="Times New Roman" w:cs="Times New Roman" w:eastAsia="宋体"/>
+          <w:b w:val="0"/>
+          <w:i w:val="0"/>
+        </w:rPr>
+        <w:t>台账的每一条记录，都应当能回答三个问题：问题是什么，依据是什么，现在处于什么状态。台账还可以用来统计：哪一类问题出现最多，哪一个环节最容易出错。这些统计结果，既可以帮助经办人改进材料准备方式，也可以帮助单位调整制度说明。</w:t>
+      </w:r>
+    </w:p>
+    <w:p>
+      <w:pPr>
+        <w:ind w:firstLine="480"/>
+      </w:pPr>
+      <w:r>
+        <w:rPr>
+          <w:rFonts w:ascii="Times New Roman" w:hAnsi="Times New Roman" w:cs="Times New Roman" w:eastAsia="宋体"/>
+          <w:b w:val="0"/>
+          <w:i w:val="0"/>
+        </w:rPr>
+        <w:t>在电子表格中，可以用筛选功能查看未完成的问题，用数据透视表统计不同类型问题的数量。具体的表格统计方法，将在后续项目中详细介绍。</w:t>
+      </w:r>
+    </w:p>
+    <w:p>
+      <w:pPr>
+        <w:pStyle w:val="Heading3"/>
+      </w:pPr>
+      <w:r>
+        <w:rPr>
+          <w:rFonts w:ascii="Times New Roman" w:hAnsi="Times New Roman" w:cs="Times New Roman" w:eastAsia="黑体"/>
+          <w:b/>
+          <w:i w:val="0"/>
+        </w:rPr>
+        <w:t>六、进阶提示词：让输出更可控</w:t>
+      </w:r>
+    </w:p>
+    <w:p>
+      <w:pPr>
+        <w:ind w:firstLine="480"/>
+      </w:pPr>
+      <w:r>
+        <w:rPr>
+          <w:rFonts w:ascii="Times New Roman" w:hAnsi="Times New Roman" w:cs="Times New Roman" w:eastAsia="宋体"/>
+          <w:b w:val="0"/>
+          <w:i w:val="0"/>
+        </w:rPr>
+        <w:t>前面的提示词已经能完成基本的问题清单生成。如果希望输出更稳定、更便于核对，可以在提示词中增加三类约束。</w:t>
+      </w:r>
+    </w:p>
+    <w:p>
+      <w:pPr>
+        <w:ind w:firstLine="480"/>
+      </w:pPr>
+      <w:r>
+        <w:rPr>
+          <w:rFonts w:ascii="Times New Roman" w:hAnsi="Times New Roman" w:cs="Times New Roman" w:eastAsia="宋体"/>
+          <w:b w:val="0"/>
+          <w:i w:val="0"/>
+        </w:rPr>
+        <w:t>第一类是</w:t>
+      </w:r>
       <w:r>
         <w:rPr>
           <w:rFonts w:ascii="Times New Roman" w:hAnsi="Times New Roman" w:cs="Times New Roman" w:eastAsia="宋体"/>
           <w:b/>
           <w:i w:val="0"/>
         </w:rPr>
-        <w:t>误区二：审核意见只要“指出问题”就够了。</w:t>
+        <w:t>输出结构约束</w:t>
       </w:r>
       <w:r>
         <w:rPr>
@@ -10842,7 +12704,7 @@
           <w:b w:val="0"/>
           <w:i w:val="0"/>
         </w:rPr>
-        <w:t xml:space="preserve"> 没有依据和处理方式的意见，报销人无法执行，也无法追溯。</w:t>
+        <w:t>，即规定输出的表格列和顺序，例如“问题描述、依据项目编号、建议处理、是否需人工确认”。结构固定，便于后续录入台账。</w:t>
       </w:r>
     </w:p>
     <w:p>
@@ -10852,10 +12714,18 @@
       <w:r>
         <w:rPr>
           <w:rFonts w:ascii="Times New Roman" w:hAnsi="Times New Roman" w:cs="Times New Roman" w:eastAsia="宋体"/>
+          <w:b w:val="0"/>
+          <w:i w:val="0"/>
+        </w:rPr>
+        <w:t>第二类是</w:t>
+      </w:r>
+      <w:r>
+        <w:rPr>
+          <w:rFonts w:ascii="Times New Roman" w:hAnsi="Times New Roman" w:cs="Times New Roman" w:eastAsia="宋体"/>
           <w:b/>
           <w:i w:val="0"/>
         </w:rPr>
-        <w:t>误区三：为了省事，把大模型的草稿直接发出去。</w:t>
+        <w:t>证据约束</w:t>
       </w:r>
       <w:r>
         <w:rPr>
@@ -10863,11 +12733,178 @@
           <w:b w:val="0"/>
           <w:i w:val="0"/>
         </w:rPr>
-        <w:t xml:space="preserve"> 草稿必须经过人工核对，尤其是依据部分，必须回到制度原文。</w:t>
+        <w:t>，即要求大模型在每一条问题后注明它所依据的材料位置，例如“请注明该问题对应的票据序号和字段”。没有证据的问题，人工复核时可以优先删除。</w:t>
       </w:r>
     </w:p>
     <w:p>
       <w:pPr>
+        <w:ind w:firstLine="480"/>
+      </w:pPr>
+      <w:r>
+        <w:rPr>
+          <w:rFonts w:ascii="Times New Roman" w:hAnsi="Times New Roman" w:cs="Times New Roman" w:eastAsia="宋体"/>
+          <w:b w:val="0"/>
+          <w:i w:val="0"/>
+        </w:rPr>
+        <w:t>第三类是</w:t>
+      </w:r>
+      <w:r>
+        <w:rPr>
+          <w:rFonts w:ascii="Times New Roman" w:hAnsi="Times New Roman" w:cs="Times New Roman" w:eastAsia="宋体"/>
+          <w:b/>
+          <w:i w:val="0"/>
+        </w:rPr>
+        <w:t>拒答约束</w:t>
+      </w:r>
+      <w:r>
+        <w:rPr>
+          <w:rFonts w:ascii="Times New Roman" w:hAnsi="Times New Roman" w:cs="Times New Roman" w:eastAsia="宋体"/>
+          <w:b w:val="0"/>
+          <w:i w:val="0"/>
+        </w:rPr>
+        <w:t>，即明确规定信息不足时应当如何回答，例如“如果材料中没有相关信息，请回答‘材料中未提供’，不要推断”。这一约束可以显著减少大模型的臆测。</w:t>
+      </w:r>
+    </w:p>
+    <w:p>
+      <w:pPr>
+        <w:ind w:firstLine="480"/>
+      </w:pPr>
+      <w:r>
+        <w:rPr>
+          <w:rFonts w:ascii="Times New Roman" w:hAnsi="Times New Roman" w:cs="Times New Roman" w:eastAsia="宋体"/>
+          <w:b w:val="0"/>
+          <w:i w:val="0"/>
+        </w:rPr>
+        <w:t>下面是一段加入了三类约束的提示词：</w:t>
+      </w:r>
+    </w:p>
+    <w:p>
+      <w:pPr>
+        <w:ind w:left="420"/>
+      </w:pPr>
+      <w:r>
+        <w:rPr>
+          <w:rFonts w:ascii="Times New Roman" w:hAnsi="Times New Roman" w:cs="Times New Roman" w:eastAsia="宋体"/>
+          <w:b w:val="0"/>
+          <w:i w:val="0"/>
+          <w:sz w:val="21"/>
+        </w:rPr>
+        <w:t>你是一名财务审核员。请根据下列材料和检查清单，生成问题清单。</w:t>
+      </w:r>
+    </w:p>
+    <w:p>
+      <w:pPr>
+        <w:ind w:left="420"/>
+      </w:pPr>
+      <w:r>
+        <w:rPr>
+          <w:rFonts w:ascii="Times New Roman" w:hAnsi="Times New Roman" w:cs="Times New Roman" w:eastAsia="宋体"/>
+          <w:b w:val="0"/>
+          <w:i w:val="0"/>
+          <w:sz w:val="21"/>
+        </w:rPr>
+        <w:t>输出格式：以表格输出，列为“编号、问题描述、依据项目编号、证据位置、建议处理、是否需人工确认”。</w:t>
+      </w:r>
+    </w:p>
+    <w:p>
+      <w:pPr>
+        <w:ind w:left="420"/>
+      </w:pPr>
+      <w:r>
+        <w:rPr>
+          <w:rFonts w:ascii="Times New Roman" w:hAnsi="Times New Roman" w:cs="Times New Roman" w:eastAsia="宋体"/>
+          <w:b w:val="0"/>
+          <w:i w:val="0"/>
+          <w:sz w:val="21"/>
+        </w:rPr>
+        <w:t>要求：</w:t>
+      </w:r>
+    </w:p>
+    <w:p>
+      <w:pPr>
+        <w:ind w:left="420"/>
+      </w:pPr>
+      <w:r>
+        <w:rPr>
+          <w:rFonts w:ascii="Times New Roman" w:hAnsi="Times New Roman" w:cs="Times New Roman" w:eastAsia="宋体"/>
+          <w:b w:val="0"/>
+          <w:i w:val="0"/>
+          <w:sz w:val="21"/>
+        </w:rPr>
+        <w:t>1. 每个问题必须注明证据位置（如“票据2的抬头字段”）；</w:t>
+      </w:r>
+    </w:p>
+    <w:p>
+      <w:pPr>
+        <w:ind w:left="420"/>
+      </w:pPr>
+      <w:r>
+        <w:rPr>
+          <w:rFonts w:ascii="Times New Roman" w:hAnsi="Times New Roman" w:cs="Times New Roman" w:eastAsia="宋体"/>
+          <w:b w:val="0"/>
+          <w:i w:val="0"/>
+          <w:sz w:val="21"/>
+        </w:rPr>
+        <w:t>2. 材料中没有相关信息时，在“问题描述”中写“材料中未提供”，不要推断；</w:t>
+      </w:r>
+    </w:p>
+    <w:p>
+      <w:pPr>
+        <w:ind w:left="420"/>
+      </w:pPr>
+      <w:r>
+        <w:rPr>
+          <w:rFonts w:ascii="Times New Roman" w:hAnsi="Times New Roman" w:cs="Times New Roman" w:eastAsia="宋体"/>
+          <w:b w:val="0"/>
+          <w:i w:val="0"/>
+          <w:sz w:val="21"/>
+        </w:rPr>
+        <w:t>3. 不引用清单和制度之外的规定。</w:t>
+      </w:r>
+    </w:p>
+    <w:p>
+      <w:pPr>
+        <w:ind w:left="420"/>
+      </w:pPr>
+      <w:r>
+        <w:rPr>
+          <w:rFonts w:ascii="Times New Roman" w:hAnsi="Times New Roman" w:cs="Times New Roman" w:eastAsia="宋体"/>
+          <w:b w:val="0"/>
+          <w:i w:val="0"/>
+          <w:sz w:val="21"/>
+        </w:rPr>
+        <w:t>材料摘要：（在此粘贴）</w:t>
+      </w:r>
+    </w:p>
+    <w:p>
+      <w:pPr>
+        <w:ind w:left="420"/>
+      </w:pPr>
+      <w:r>
+        <w:rPr>
+          <w:rFonts w:ascii="Times New Roman" w:hAnsi="Times New Roman" w:cs="Times New Roman" w:eastAsia="宋体"/>
+          <w:b w:val="0"/>
+          <w:i w:val="0"/>
+          <w:sz w:val="21"/>
+        </w:rPr>
+        <w:t>检查清单：（在此粘贴）</w:t>
+      </w:r>
+    </w:p>
+    <w:p>
+      <w:pPr>
+        <w:ind w:firstLine="480"/>
+      </w:pPr>
+      <w:r>
+        <w:rPr>
+          <w:rFonts w:ascii="Times New Roman" w:hAnsi="Times New Roman" w:cs="Times New Roman" w:eastAsia="宋体"/>
+          <w:b w:val="0"/>
+          <w:i w:val="0"/>
+        </w:rPr>
+        <w:t>使用这一提示词后，输出的问题清单通常更便于复核。但它仍然需要人工逐条确认，不能因为格式规范就直接采信。</w:t>
+      </w:r>
+    </w:p>
+    <w:p>
+      <w:pPr>
         <w:pStyle w:val="Heading3"/>
       </w:pPr>
       <w:r>
@@ -10876,7 +12913,7 @@
           <w:b/>
           <w:i w:val="0"/>
         </w:rPr>
-        <w:t>六、回到案例</w:t>
+        <w:t>七、常见误区</w:t>
       </w:r>
     </w:p>
     <w:p>
@@ -10889,7 +12926,15 @@
           <w:b/>
           <w:i w:val="0"/>
         </w:rPr>
-        <w:t>回到校园线</w:t>
+        <w:t>误区一：大模型写得越正式，意见就越可靠。</w:t>
+      </w:r>
+      <w:r>
+        <w:rPr>
+          <w:rFonts w:ascii="Times New Roman" w:hAnsi="Times New Roman" w:cs="Times New Roman" w:eastAsia="宋体"/>
+          <w:b w:val="0"/>
+          <w:i w:val="0"/>
+        </w:rPr>
+        <w:t xml:space="preserve"> 语言的正式程度与事实是否正确之间没有必然关系。</w:t>
       </w:r>
     </w:p>
     <w:p>
@@ -10899,10 +12944,18 @@
       <w:r>
         <w:rPr>
           <w:rFonts w:ascii="Times New Roman" w:hAnsi="Times New Roman" w:cs="Times New Roman" w:eastAsia="宋体"/>
+          <w:b/>
+          <w:i w:val="0"/>
+        </w:rPr>
+        <w:t>误区二：审核意见只要“指出问题”就够了。</w:t>
+      </w:r>
+      <w:r>
+        <w:rPr>
+          <w:rFonts w:ascii="Times New Roman" w:hAnsi="Times New Roman" w:cs="Times New Roman" w:eastAsia="宋体"/>
           <w:b w:val="0"/>
           <w:i w:val="0"/>
         </w:rPr>
-        <w:t>财务老师按照表4-9核对后，删掉了两条不成立的问题，保留了两条成立的问题，并按照四要素重新撰写了审核意见。小林收到的说明清楚地写着：发票抬头需要更正，租赁费需要补充合同，每一项的依据和期限都有说明。小林说：“这样我就知道该做什么了。”</w:t>
+        <w:t xml:space="preserve"> 没有依据和处理方式的意见，报销人无法执行，也无法追溯。</w:t>
       </w:r>
     </w:p>
     <w:p>
@@ -10915,11 +12968,45 @@
           <w:b/>
           <w:i w:val="0"/>
         </w:rPr>
-        <w:t>回到职业线</w:t>
+        <w:t>误区三：为了省事，把大模型的草稿直接发出去。</w:t>
+      </w:r>
+      <w:r>
+        <w:rPr>
+          <w:rFonts w:ascii="Times New Roman" w:hAnsi="Times New Roman" w:cs="Times New Roman" w:eastAsia="宋体"/>
+          <w:b w:val="0"/>
+          <w:i w:val="0"/>
+        </w:rPr>
+        <w:t xml:space="preserve"> 草稿必须经过人工核对，尤其是依据部分，必须回到制度原文。</w:t>
       </w:r>
     </w:p>
     <w:p>
       <w:pPr>
+        <w:pStyle w:val="Heading3"/>
+      </w:pPr>
+      <w:r>
+        <w:rPr>
+          <w:rFonts w:ascii="Times New Roman" w:hAnsi="Times New Roman" w:cs="Times New Roman" w:eastAsia="黑体"/>
+          <w:b/>
+          <w:i w:val="0"/>
+        </w:rPr>
+        <w:t>八、回到案例</w:t>
+      </w:r>
+    </w:p>
+    <w:p>
+      <w:pPr>
+        <w:ind w:firstLine="480"/>
+      </w:pPr>
+      <w:r>
+        <w:rPr>
+          <w:rFonts w:ascii="Times New Roman" w:hAnsi="Times New Roman" w:cs="Times New Roman" w:eastAsia="宋体"/>
+          <w:b/>
+          <w:i w:val="0"/>
+        </w:rPr>
+        <w:t>回到校园线</w:t>
+      </w:r>
+    </w:p>
+    <w:p>
+      <w:pPr>
         <w:ind w:firstLine="480"/>
       </w:pPr>
       <w:r>
@@ -10928,7 +13015,298 @@
           <w:b w:val="0"/>
           <w:i w:val="0"/>
         </w:rPr>
-        <w:t>小周删掉了“住宿标准可能超标”这一条，因为他查了公司制度，实际标准并未超标。他保留了其余问题，并在审核意见中写明了依据的制度条款名称。经理看后说：“以后大模型的结论，都要先回到制度里找一遍。”</w:t>
+        <w:t>财务老师按照表4-9核对后，删掉了两条不成立的问题，保留了两条成立的问题，并按照四要素重新撰写了审核意见。小林收到的说明清楚地写着：发票抬头需要更正，租赁费需要补充合同，每一项的依据和期限都有说明。小林说：“这样我就知道该做什么了。”</w:t>
+      </w:r>
+    </w:p>
+    <w:p>
+      <w:pPr>
+        <w:ind w:firstLine="480"/>
+      </w:pPr>
+      <w:r>
+        <w:rPr>
+          <w:rFonts w:ascii="Times New Roman" w:hAnsi="Times New Roman" w:cs="Times New Roman" w:eastAsia="宋体"/>
+          <w:b/>
+          <w:i w:val="0"/>
+        </w:rPr>
+        <w:t>回到职业线</w:t>
+      </w:r>
+    </w:p>
+    <w:p>
+      <w:pPr>
+        <w:ind w:firstLine="480"/>
+      </w:pPr>
+      <w:r>
+        <w:rPr>
+          <w:rFonts w:ascii="Times New Roman" w:hAnsi="Times New Roman" w:cs="Times New Roman" w:eastAsia="宋体"/>
+          <w:b w:val="0"/>
+          <w:i w:val="0"/>
+        </w:rPr>
+        <w:t>小周删掉了“住宿标准可能超标”这一条，因为他查了公司制度，实际标准并未超标。他还注意到，大模型把“发票日期略早于出差日期”也列为问题，但仔细看后发现，这张发票是出差前一天的车票，属于出差的正常准备，并不构成问题。这一次，他把两条不成立的问题都删掉了，并在问题台账中记下删除的理由，以便将来有人复查时能够看到判断的过程。他保留了其余问题，并在审核意见中写明了依据的制度条款名称。经理看后说：“以后大模型的结论，都要先回到制度里找一遍。”</w:t>
+      </w:r>
+    </w:p>
+    <w:p>
+      <w:pPr>
+        <w:ind w:firstLine="480"/>
+      </w:pPr>
+      <w:r>
+        <w:rPr>
+          <w:rFonts w:ascii="Times New Roman" w:hAnsi="Times New Roman" w:cs="Times New Roman" w:eastAsia="宋体"/>
+          <w:b/>
+          <w:i w:val="0"/>
+        </w:rPr>
+        <w:t>思政园地：审核意见是一种沟通方式</w:t>
+      </w:r>
+    </w:p>
+    <w:p>
+      <w:pPr>
+        <w:ind w:firstLine="480"/>
+      </w:pPr>
+      <w:r>
+        <w:rPr>
+          <w:rFonts w:ascii="Times New Roman" w:hAnsi="Times New Roman" w:cs="Times New Roman" w:eastAsia="宋体"/>
+          <w:b w:val="0"/>
+          <w:i w:val="0"/>
+        </w:rPr>
+        <w:t>审核意见写给的是一个具体的人。它可能让报销人感到尴尬，也可能影响他对单位的信任。好的审核意见，语气平和、事实清楚、依据明确，既守住了规则，也保护了对方的尊严。大模型可以帮助人们把话说得更规范，但说话的态度仍然是人自己的责任。学生在撰写审核意见时，要练习站在对方的角度，把问题说清楚，也把路指出来。</w:t>
+      </w:r>
+    </w:p>
+    <w:p>
+      <w:pPr>
+        <w:ind w:firstLine="480"/>
+      </w:pPr>
+      <w:r>
+        <w:rPr>
+          <w:rFonts w:ascii="Times New Roman" w:hAnsi="Times New Roman" w:cs="Times New Roman" w:eastAsia="宋体"/>
+          <w:b/>
+          <w:i w:val="0"/>
+        </w:rPr>
+        <w:t>【练习】</w:t>
+      </w:r>
+    </w:p>
+    <w:p>
+      <w:pPr>
+        <w:ind w:left="480" w:hanging="480"/>
+      </w:pPr>
+      <w:r>
+        <w:rPr>
+          <w:rFonts w:ascii="Times New Roman" w:hAnsi="Times New Roman" w:cs="Times New Roman" w:eastAsia="宋体"/>
+          <w:b w:val="0"/>
+          <w:i w:val="0"/>
+        </w:rPr>
+        <w:t>1.</w:t>
+        <w:tab/>
+        <w:t>对照表4-9（审核意见四要素），改写一条你见过的“只写结论”的通知，使其包括问题、依据、处理和责任四项。</w:t>
+      </w:r>
+    </w:p>
+    <w:p>
+      <w:pPr>
+        <w:ind w:left="480" w:hanging="480"/>
+      </w:pPr>
+      <w:r>
+        <w:rPr>
+          <w:rFonts w:ascii="Times New Roman" w:hAnsi="Times New Roman" w:cs="Times New Roman" w:eastAsia="宋体"/>
+          <w:b w:val="0"/>
+          <w:i w:val="0"/>
+        </w:rPr>
+        <w:t>2.</w:t>
+        <w:tab/>
+        <w:t>用本任务的提示词，对一份脱敏后的报销材料生成问题清单，用表4-10的方法逐条核对，统计成立与不成立的数量。</w:t>
+      </w:r>
+    </w:p>
+    <w:p>
+      <w:pPr>
+        <w:ind w:left="480" w:hanging="480"/>
+      </w:pPr>
+      <w:r>
+        <w:rPr>
+          <w:rFonts w:ascii="Times New Roman" w:hAnsi="Times New Roman" w:cs="Times New Roman" w:eastAsia="宋体"/>
+          <w:b w:val="0"/>
+          <w:i w:val="0"/>
+        </w:rPr>
+        <w:t>3.</w:t>
+        <w:tab/>
+        <w:t>为一个学生组织设计一份问题台账模板，至少包括10个字段，并说明每个字段的作用。</w:t>
+      </w:r>
+    </w:p>
+    <w:p>
+      <w:pPr>
+        <w:ind w:firstLine="480"/>
+      </w:pPr>
+      <w:r>
+        <w:rPr>
+          <w:rFonts w:ascii="Times New Roman" w:hAnsi="Times New Roman" w:cs="Times New Roman" w:eastAsia="宋体"/>
+          <w:b/>
+          <w:i w:val="0"/>
+        </w:rPr>
+        <w:t>小结</w:t>
+      </w:r>
+    </w:p>
+    <w:p>
+      <w:pPr>
+        <w:ind w:firstLine="480"/>
+      </w:pPr>
+      <w:r>
+        <w:rPr>
+          <w:rFonts w:ascii="Times New Roman" w:hAnsi="Times New Roman" w:cs="Times New Roman" w:eastAsia="宋体"/>
+          <w:b w:val="0"/>
+          <w:i w:val="0"/>
+        </w:rPr>
+        <w:t>本任务的重点，是把大模型从“写结论”的角色，转变为“整理与起草”的助手。问题要分类，意见要有四要素，草稿要逐条核对，结果要进入台账。大模型能显著提高整理效率，但审核的判断、制度的解释和最终的签字，始终属于人。</w:t>
+      </w:r>
+    </w:p>
+    <w:p>
+      <w:pPr>
+        <w:pStyle w:val="Heading2"/>
+      </w:pPr>
+      <w:r>
+        <w:rPr>
+          <w:rFonts w:ascii="Times New Roman" w:hAnsi="Times New Roman" w:cs="Times New Roman" w:eastAsia="黑体"/>
+          <w:b/>
+          <w:i w:val="0"/>
+        </w:rPr>
+        <w:t>项目小结</w:t>
+      </w:r>
+    </w:p>
+    <w:p>
+      <w:pPr>
+        <w:ind w:firstLine="480"/>
+      </w:pPr>
+      <w:r>
+        <w:rPr>
+          <w:rFonts w:ascii="Times New Roman" w:hAnsi="Times New Roman" w:cs="Times New Roman" w:eastAsia="宋体"/>
+          <w:b w:val="0"/>
+          <w:i w:val="0"/>
+        </w:rPr>
+        <w:t>本项目以“报销”为主线，围绕“票据能不能证明业务”这一核心问题，展开三个任务。任务4.1解决“看懂票据”的问题，学习原始凭证的基本要求、常见票据类型和发票关键信息，并学会用大模型辅助识别与核对。任务4.2解决“审核材料”的问题，学习三层审核，设计并使用检查清单，识别拆单、重复报销和费用性质混用等典型问题。任务4.3解决“说清问题”的问题，学习问题分类、审核意见的四要素，以及人与大模型的分工。</w:t>
+      </w:r>
+    </w:p>
+    <w:p>
+      <w:pPr>
+        <w:ind w:firstLine="480"/>
+      </w:pPr>
+      <w:r>
+        <w:rPr>
+          <w:rFonts w:ascii="Times New Roman" w:hAnsi="Times New Roman" w:cs="Times New Roman" w:eastAsia="宋体"/>
+          <w:b w:val="0"/>
+          <w:i w:val="0"/>
+        </w:rPr>
+        <w:t>三个任务之间是递进关系：先能看懂票据，再能按清单审核材料，最后能把审核结论写清楚、记录下来。本项目使用的大模型工具，始终是辅助工具。识别结果要核对，清单要回到制度，草稿要逐条复核，判断与签字始终由人负责。</w:t>
+      </w:r>
+    </w:p>
+    <w:p>
+      <w:pPr>
+        <w:pStyle w:val="Heading2"/>
+      </w:pPr>
+      <w:r>
+        <w:rPr>
+          <w:rFonts w:ascii="Times New Roman" w:hAnsi="Times New Roman" w:cs="Times New Roman" w:eastAsia="黑体"/>
+          <w:b/>
+          <w:i w:val="0"/>
+        </w:rPr>
+        <w:t>项目综合练习</w:t>
+      </w:r>
+    </w:p>
+    <w:p>
+      <w:pPr>
+        <w:ind w:firstLine="480"/>
+      </w:pPr>
+      <w:r>
+        <w:rPr>
+          <w:rFonts w:ascii="Times New Roman" w:hAnsi="Times New Roman" w:cs="Times New Roman" w:eastAsia="宋体"/>
+          <w:b w:val="0"/>
+          <w:i w:val="0"/>
+        </w:rPr>
+        <w:t>请以你所在学生组织的一次活动为案例，完成下列综合练习。</w:t>
+      </w:r>
+    </w:p>
+    <w:p>
+      <w:pPr>
+        <w:ind w:left="480" w:hanging="480"/>
+      </w:pPr>
+      <w:r>
+        <w:rPr>
+          <w:rFonts w:ascii="Times New Roman" w:hAnsi="Times New Roman" w:cs="Times New Roman" w:eastAsia="宋体"/>
+          <w:b w:val="0"/>
+          <w:i w:val="0"/>
+        </w:rPr>
+        <w:t>1.</w:t>
+        <w:tab/>
+        <w:t>收集该活动的全部报销材料（删除个人信息），列出报销单、票据、业务依据三类材料的清单，并用三单匹配方法检查是否相互印证。</w:t>
+      </w:r>
+    </w:p>
+    <w:p>
+      <w:pPr>
+        <w:ind w:left="480" w:hanging="480"/>
+      </w:pPr>
+      <w:r>
+        <w:rPr>
+          <w:rFonts w:ascii="Times New Roman" w:hAnsi="Times New Roman" w:cs="Times New Roman" w:eastAsia="宋体"/>
+          <w:b w:val="0"/>
+          <w:i w:val="0"/>
+        </w:rPr>
+        <w:t>2.</w:t>
+        <w:tab/>
+        <w:t>为该活动设计一份报销审核检查清单，不少于10项，每一项注明判断标准和依据来源。</w:t>
+      </w:r>
+    </w:p>
+    <w:p>
+      <w:pPr>
+        <w:ind w:left="480" w:hanging="480"/>
+      </w:pPr>
+      <w:r>
+        <w:rPr>
+          <w:rFonts w:ascii="Times New Roman" w:hAnsi="Times New Roman" w:cs="Times New Roman" w:eastAsia="宋体"/>
+          <w:b w:val="0"/>
+          <w:i w:val="0"/>
+        </w:rPr>
+        <w:t>3.</w:t>
+        <w:tab/>
+        <w:t>用大模型识别其中至少两张票据，并用表4-3的方法记录修正情况。</w:t>
+      </w:r>
+    </w:p>
+    <w:p>
+      <w:pPr>
+        <w:ind w:left="480" w:hanging="480"/>
+      </w:pPr>
+      <w:r>
+        <w:rPr>
+          <w:rFonts w:ascii="Times New Roman" w:hAnsi="Times New Roman" w:cs="Times New Roman" w:eastAsia="宋体"/>
+          <w:b w:val="0"/>
+          <w:i w:val="0"/>
+        </w:rPr>
+        <w:t>4.</w:t>
+        <w:tab/>
+        <w:t>用审核清单完成审核，形成问题清单，并用四要素撰写一份审核意见。</w:t>
+      </w:r>
+    </w:p>
+    <w:p>
+      <w:pPr>
+        <w:ind w:left="480" w:hanging="480"/>
+      </w:pPr>
+      <w:r>
+        <w:rPr>
+          <w:rFonts w:ascii="Times New Roman" w:hAnsi="Times New Roman" w:cs="Times New Roman" w:eastAsia="宋体"/>
+          <w:b w:val="0"/>
+          <w:i w:val="0"/>
+        </w:rPr>
+        <w:t>5.</w:t>
+        <w:tab/>
+        <w:t>建立问题台账，记录本次审核的所有问题，并说明哪些问题已经闭环、哪些仍需跟进。</w:t>
+      </w:r>
+    </w:p>
+    <w:p>
+      <w:pPr>
+        <w:ind w:left="480" w:hanging="480"/>
+      </w:pPr>
+      <w:r>
+        <w:rPr>
+          <w:rFonts w:ascii="Times New Roman" w:hAnsi="Times New Roman" w:cs="Times New Roman" w:eastAsia="宋体"/>
+          <w:b w:val="0"/>
+          <w:i w:val="0"/>
+        </w:rPr>
+        <w:t>6.</w:t>
+        <w:tab/>
+        <w:t>写一段不超过300字的反思，说明在整个过程中，哪些判断由大模型完成，哪些判断由你自己完成，以及你如何确认大模型的结论是可靠的。</w:t>
       </w:r>
     </w:p>
     <w:p>
@@ -11152,7 +13530,7 @@
           <w:i w:val="0"/>
           <w:sz w:val="21"/>
         </w:rPr>
-        <w:t>表4-5 法规条文核实记录表</w:t>
+        <w:t>表4-12 法规条文核实记录表</w:t>
       </w:r>
     </w:p>
     <w:tbl>

--- a/AI大模型在财务场景的应用/项目4_范例_v2.docx
+++ b/AI大模型在财务场景的应用/项目4_范例_v2.docx
@@ -2472,7 +2472,7 @@
           <w:b w:val="0"/>
           <w:i w:val="0"/>
         </w:rPr>
-        <w:t>（可用配套的“图4-7 发票金额核验工具”练习）：假设价税合计为 255.85 元，税率为 13%，则不含税金额应为 255.85 ÷ 1.13 ≈ 226.42 元，税额为 226.42 × 13% ≈ 29.43 元。两者相加仍为 255.85 元，说明这组数字内部自洽。如果数字对不上，就要进一步查原票。</w:t>
+        <w:t>（可用配套的网页工具“发票金额核验工具”练习）：假设价税合计为 255.85 元，税率为 13%，则不含税金额应为 255.85 ÷ 1.13 ≈ 226.42 元，税额为 226.42 × 13% ≈ 29.43 元。两者相加仍为 255.85 元，说明这组数字内部自洽。如果数字对不上，就要进一步查原票。</w:t>
       </w:r>
     </w:p>
     <w:p>
@@ -4331,7 +4331,7 @@
           <w:b w:val="0"/>
           <w:i w:val="0"/>
         </w:rPr>
-        <w:t>配套的交互工具“图4-7 发票金额核验工具”为网页文件，可在浏览器中打开，用于练习表4-3中的数字核验。</w:t>
+        <w:t>配套的交互工具“发票金额核验工具”为网页文件，可在浏览器中打开，用于练习表4-3中的数字核验。</w:t>
       </w:r>
     </w:p>
     <w:p>
@@ -7908,7 +7908,7 @@
           <w:b w:val="0"/>
           <w:i w:val="0"/>
         </w:rPr>
-        <w:t>图4-8 展示了一笔报销从提交到付款的基本流程。图中的每一个判断，都可以对应清单中的一项或几项。</w:t>
+        <w:t>图4-7 展示了一笔报销从提交到付款的基本流程。图中的每一个判断，都可以对应清单中的一项或几项。</w:t>
       </w:r>
     </w:p>
     <w:p>
@@ -7938,7 +7938,7 @@
               <a:graphicData uri="http://schemas.openxmlformats.org/drawingml/2006/picture">
                 <pic:pic>
                   <pic:nvPicPr>
-                    <pic:cNvPr id="0" name="项目4_图4-8_报销审核流程_v1.png"/>
+                    <pic:cNvPr id="0" name="项目4_图4-7_报销审核流程_v1.png"/>
                     <pic:cNvPicPr/>
                   </pic:nvPicPr>
                   <pic:blipFill>
@@ -7973,7 +7973,7 @@
           <w:i w:val="0"/>
           <w:sz w:val="21"/>
         </w:rPr>
-        <w:t>图4-8 报销审核流程</w:t>
+        <w:t>图4-7 报销审核流程</w:t>
       </w:r>
     </w:p>
     <w:p>
@@ -10948,7 +10948,7 @@
           <w:b w:val="0"/>
           <w:i w:val="0"/>
         </w:rPr>
-        <w:t>图4-9 展示了这一分工的基本流程。</w:t>
+        <w:t>图4-8 展示了这一分工的基本流程。</w:t>
       </w:r>
     </w:p>
     <w:p>
@@ -10978,7 +10978,7 @@
               <a:graphicData uri="http://schemas.openxmlformats.org/drawingml/2006/picture">
                 <pic:pic>
                   <pic:nvPicPr>
-                    <pic:cNvPr id="0" name="项目4_图4-9_人机分工流程_v1.png"/>
+                    <pic:cNvPr id="0" name="项目4_图4-8_人机分工流程_v1.png"/>
                     <pic:cNvPicPr/>
                   </pic:nvPicPr>
                   <pic:blipFill>
@@ -11013,7 +11013,7 @@
           <w:i w:val="0"/>
           <w:sz w:val="21"/>
         </w:rPr>
-        <w:t>图4-9 人机分工的审核流程</w:t>
+        <w:t>图4-8 人机分工的审核流程</w:t>
       </w:r>
     </w:p>
     <w:p>

--- a/AI大模型在财务场景的应用/项目4_范例_v2.docx
+++ b/AI大模型在财务场景的应用/项目4_范例_v2.docx
@@ -13319,7 +13319,7 @@
           <w:b/>
           <w:i w:val="0"/>
         </w:rPr>
-        <w:t>法律与制度依据（本任务引用）</w:t>
+        <w:t>法律与制度依据（本项目引用）</w:t>
       </w:r>
     </w:p>
     <w:p>
@@ -13332,7 +13332,7 @@
           <w:b w:val="0"/>
           <w:i w:val="0"/>
         </w:rPr>
-        <w:t>本任务正文引用的法律法规条文共3条，均已对照国家机关网站发布的文本核实，核实日期为2026年10月27日。</w:t>
+        <w:t>本项目正文引用的法律法规条文共3条，均已对照国家机关网站发布的文本核实，核实日期为2026年10月27日。其中，第1、2、3条均在任务4.1中引用；任务4.2又引用了第1、2条；任务4.3未直接引用法规条文。</w:t>
       </w:r>
     </w:p>
     <w:p>

--- a/AI大模型在财务场景的应用/项目4_范例_v2.docx
+++ b/AI大模型在财务场景的应用/项目4_范例_v2.docx
@@ -5982,7 +5982,7 @@
           <w:b w:val="0"/>
           <w:i w:val="0"/>
         </w:rPr>
-        <w:t>一张票据背后，是一笔钱的去向，也是一个人的承诺。小林的社团如果图省事，把超市小票当作报销凭证，看起来省了一次麻烦，实际上是把风险推给了学院，也推给了社团的每一位成员。财务工作讲究“经得起查”，报销的每一步都要能说清楚。对学生来说，养成对票据负责的习惯，是走上工作岗位前的第一课。</w:t>
+        <w:t>大模型能在几秒钟内读出一张发票的抬头、税号和金额，但它读错一个数字、漏掉一行小字，责任仍然落在报销人和审核人身上。小林第一次用大模型识别票据时，觉得结果“看起来很对”，于是直接填进了报销单，后来才发现税号少了一位。模型的输出只是线索，签字确认的人必须回到原票核对。财务工作讲究“经得起查”，AI让效率提高，却不能让人放下核对的责任。另一方面，票据上常有姓名、手机号和身份证号，上传到公共模型之前，应先做脱敏处理；保护他人信息，同样是财务人员的职业底线。</w:t>
       </w:r>
     </w:p>
     <w:p>
@@ -10020,7 +10020,7 @@
           <w:b w:val="0"/>
           <w:i w:val="0"/>
         </w:rPr>
-        <w:t>审核是一个容易被忽视的岗位：它不直接花钱，却决定钱能不能花。审核人员如果为了省事，对明显有问题的票据睁一只眼闭一只眼，看似帮了同事，实际上损害了单位的利益，也损害了遵守规则的其他人的利益。清单的价值，正在于让每一项检查都有依据，让审核的判断经得起追问。对学生来说，按清单工作，就是练习按规则做事。</w:t>
+        <w:t>审核是一个容易被忽视的岗位：它不直接花钱，却决定钱能不能花。现在，大模型可以替审核人生成检查清单、整理问题列表，甚至给出“建议通过”的结论。越是这样，审核人越要记住：模型给出的判断没有制度约束力，也不会在出现问题时承担后果。清单的每一项都要能回到制度原文中找到依据，结论必须由审核人自己作出并签字。把判断完全交给模型，等于把审核的底线交了出去。对学生来说，学会“用AI提高效率，但由自己负责”，比学会某个软件的按钮更重要。</w:t>
       </w:r>
     </w:p>
     <w:p>
@@ -13067,7 +13067,7 @@
           <w:b w:val="0"/>
           <w:i w:val="0"/>
         </w:rPr>
-        <w:t>审核意见写给的是一个具体的人。它可能让报销人感到尴尬，也可能影响他对单位的信任。好的审核意见，语气平和、事实清楚、依据明确，既守住了规则，也保护了对方的尊严。大模型可以帮助人们把话说得更规范，但说话的态度仍然是人自己的责任。学生在撰写审核意见时，要练习站在对方的角度，把问题说清楚，也把路指出来。</w:t>
+        <w:t>审核意见写给的是一个具体的人。大模型可以帮助人们把话说得更规范，但它并不了解报销人的处境：也许他是第一次报销，也许他的材料只差一个签字。如果直接采用模型的草稿，语气可能过于生硬，甚至把一个小问题写成“违规”。因此，审核人要逐句检查草稿，既要守住规则，也要保护对方的尊严。另外，撰写意见时若需要向模型描述具体事件，应隐去姓名、学号和账号，只保留与问题相关的信息。负责任地使用AI，不只是会写提示词，也包括知道哪些信息不该交给模型。</w:t>
       </w:r>
     </w:p>
     <w:p>

--- a/AI大模型在财务场景的应用/项目4_范例_v2.docx
+++ b/AI大模型在财务场景的应用/项目4_范例_v2.docx
@@ -12,7 +12,7 @@
           <w:b/>
           <w:i w:val="0"/>
         </w:rPr>
-        <w:t>项目4 从一张报销单说起：票据与报销</w:t>
+        <w:t>项目4 从一张报销单说起：票据审核与费用报销</w:t>
       </w:r>
     </w:p>
     <w:p>
@@ -6079,7 +6079,7 @@
           <w:b/>
           <w:i w:val="0"/>
         </w:rPr>
-        <w:t>任务4.2 用检查清单审核报销材料</w:t>
+        <w:t>任务4.2 用AI生成检查清单，并用它审核报销材料</w:t>
       </w:r>
     </w:p>
     <w:p>
@@ -10117,7 +10117,7 @@
           <w:b/>
           <w:i w:val="0"/>
         </w:rPr>
-        <w:t>任务4.3 用大模型整理问题并撰写审核意见</w:t>
+        <w:t>任务4.3 用AI识别票据、生成报销单，并逐项核对</w:t>
       </w:r>
     </w:p>
     <w:p>

--- a/AI大模型在财务场景的应用/项目4_范例_v2.docx
+++ b/AI大模型在财务场景的应用/项目4_范例_v2.docx
@@ -427,7 +427,7 @@
           <w:b w:val="0"/>
           <w:i w:val="0"/>
         </w:rPr>
-        <w:t>实习生小周在一家文创用品公司的财务部实习。上周，市场部的两位同事去外地参加展会，回来交来一叠报销材料：高铁票、网约车行程单、酒店发票、几张餐饮小票。部门经理让小周先整理，看哪些能报销、哪些需要补充。小周翻了半天，只能确定其中一部分，心里没底：是不是只要有票据就能报？</w:t>
+        <w:t>实习生孙悦在一家青禾文具公司的财务部实习。上周，市场部的两位同事去外地参加展会，回来交来一叠报销材料：高铁票、网约车行程单、酒店发票、几张餐饮小票。部门经理让孙悦先整理，看哪些能报销、哪些需要补充。孙悦翻了半天，只能确定其中一部分，心里没底：是不是只要有票据就能报？</w:t>
       </w:r>
     </w:p>
     <w:p>
@@ -5469,7 +5469,7 @@
           <w:b w:val="0"/>
           <w:i w:val="0"/>
         </w:rPr>
-        <w:t>小周用同样的方法整理了公司的差旅票据，并按照“能否证明业务、能否证明单位、能否证明金额”三个问题进行分类：</w:t>
+        <w:t>孙悦用同样的方法整理了公司的差旅票据，并按照“能否证明业务、能否证明单位、能否证明金额”三个问题进行分类：</w:t>
       </w:r>
     </w:p>
     <w:tbl>
@@ -5935,7 +5935,7 @@
           <w:b w:val="0"/>
           <w:i w:val="0"/>
         </w:rPr>
-        <w:t>小周把分类结果交给部门经理。经理看后说：“以后你先用这张核对表过一遍，再拿给我看。另外，去年的差旅制度你要先读一遍，很多问题在制度里都有答案。”</w:t>
+        <w:t>孙悦把分类结果交给部门经理。经理看后说：“以后你先用这张核对表过一遍，再拿给我看。另外，去年的差旅制度你要先读一遍，很多问题在制度里都有答案。”</w:t>
       </w:r>
     </w:p>
     <w:p>
@@ -6157,7 +6157,7 @@
           <w:b w:val="0"/>
           <w:i w:val="0"/>
         </w:rPr>
-        <w:t>实习生小周在文创公司的财务部，经理交给他一沓差旅报销单，让他按照公司的报销制度先审一遍。小周打开制度文件，发现里面有十几条规定：报销单是否有部门负责人签字、住宿费是否超过公司标准、出差日期是否与票据一致、同一笔费用是否重复报销……他一条条对照，逐一打勾，最后发现两张票据的日期不在出差期间内。</w:t>
+        <w:t>实习生孙悦在青禾文具公司的财务部，经理交给他一沓差旅报销单，让他按照公司的报销制度先审一遍。孙悦打开制度文件，发现里面有十几条规定：报销单是否有部门负责人签字、住宿费是否超过公司标准、出差日期是否与票据一致、同一笔费用是否重复报销……他一条条对照，逐一打勾，最后发现两张票据的日期不在出差期间内。</w:t>
       </w:r>
     </w:p>
     <w:p>
@@ -6170,7 +6170,7 @@
           <w:b w:val="0"/>
           <w:i w:val="0"/>
         </w:rPr>
-        <w:t>小周的感受是：只靠经验审单，容易漏；有了清单，审核才有章法。</w:t>
+        <w:t>孙悦的感受是：只靠经验审单，容易漏；有了清单，审核才有章法。</w:t>
       </w:r>
     </w:p>
     <w:p>
@@ -9968,7 +9968,7 @@
           <w:b w:val="0"/>
           <w:i w:val="0"/>
         </w:rPr>
-        <w:t>小周用同样的清单审核了差旅报销单，发现两张票据的日期不在出差期间内。他没有直接“打回”，而是先询问报销人是否有其他解释，比如是否为行程变更。报销人说明后，小周按照公司制度的规定，把情况记入备注，并交给经理决定处理方式。</w:t>
+        <w:t>孙悦用同样的清单审核了差旅报销单，发现两张票据的日期不在出差期间内。他没有直接“打回”，而是先询问报销人是否有其他解释，比如是否为行程变更。报销人说明后，孙悦按照公司制度的规定，把情况记入备注，并交给经理决定处理方式。</w:t>
       </w:r>
     </w:p>
     <w:p>
@@ -9994,7 +9994,7 @@
           <w:b w:val="0"/>
           <w:i w:val="0"/>
         </w:rPr>
-        <w:t>两个案例的结果也说明了一件事：审核之后的沟通同样重要。小林的材料之所以能顺利通过，是因为财务老师给出的退回意见具体、有依据，小林知道该补什么、找谁补。小周的问题之所以能被妥善解决，是因为他没有把疑点直接定性，而是先请报销人说明情况。审核工作既要守住规则，也要给出可以执行的路径。</w:t>
+        <w:t>两个案例的结果也说明了一件事：审核之后的沟通同样重要。小林的材料之所以能顺利通过，是因为财务老师给出的退回意见具体、有依据，小林知道该补什么、找谁补。孙悦的问题之所以能被妥善解决，是因为他没有把疑点直接定性，而是先请报销人说明情况。审核工作既要守住规则，也要给出可以执行的路径。</w:t>
       </w:r>
     </w:p>
     <w:p>
@@ -10130,7 +10130,7 @@
           <w:b/>
           <w:i w:val="0"/>
         </w:rPr>
-        <w:t>导入：审核不是挑毛病，而是把话说清楚</w:t>
+        <w:t xml:space="preserve">导入：报销单能不能让大模型来写</w:t>
       </w:r>
     </w:p>
     <w:p>
@@ -10143,7 +10143,7 @@
           <w:b/>
           <w:i w:val="0"/>
         </w:rPr>
-        <w:t>校园线</w:t>
+        <w:t xml:space="preserve">校园线</w:t>
       </w:r>
     </w:p>
     <w:p>
@@ -10156,7 +10156,7 @@
           <w:b w:val="0"/>
           <w:i w:val="0"/>
         </w:rPr>
-        <w:t>财务老师审完星空读书会的报销材料后，需要向社长写一份说明：哪些可以报，哪些要补充，每一项的理由是什么。老师的时间有限，她想先请大模型帮忙整理一份草稿，再自己核对修改。</w:t>
+        <w:t xml:space="preserve">星空读书会在学期末组织了一次阅读分享活动，活动中购买了打印材料、茶歇和场地布置用品。学生会财务部把6张票据和活动方案交给社团干事小林，请她整理一份报销单。小林把材料交给大模型，几秒钟后，报销单就生成了：每一行看起来都很整齐，合计金额也有了。但她没有直接提交，因为她发现，报销单合计为961.50元，而票据加起来只有949.50元；还有一张餐饮小票被写成了“会议费”。</w:t>
       </w:r>
     </w:p>
     <w:p>
@@ -10166,10 +10166,10 @@
       <w:r>
         <w:rPr>
           <w:rFonts w:ascii="Times New Roman" w:hAnsi="Times New Roman" w:cs="Times New Roman" w:eastAsia="宋体"/>
-          <w:b w:val="0"/>
-          <w:i w:val="0"/>
-        </w:rPr>
-        <w:t>小林看到草稿时，觉得大模型写得很“官方”，但有些地方含糊：“请尽快补充材料”没有说明补充什么，“金额存在疑问”没有说明疑问在哪里。小林意识到，审核意见要让被审核人看得懂、能照着改，才算完成任务。</w:t>
+          <w:b/>
+          <w:i w:val="0"/>
+        </w:rPr>
+        <w:t xml:space="preserve">职业线</w:t>
       </w:r>
     </w:p>
     <w:p>
@@ -10179,14 +10179,27 @@
       <w:r>
         <w:rPr>
           <w:rFonts w:ascii="Times New Roman" w:hAnsi="Times New Roman" w:cs="Times New Roman" w:eastAsia="宋体"/>
-          <w:b/>
-          <w:i w:val="0"/>
-        </w:rPr>
-        <w:t>职业线</w:t>
+          <w:b w:val="0"/>
+          <w:i w:val="0"/>
+        </w:rPr>
+        <w:t xml:space="preserve">青禾文具的业务员孙悦出差保定拜访客户，回到公司后带回7张票据：高铁票、住宿发票、两张打车发票、两张餐饮小票和一张过路费发票。她希望大模型帮她生成报销单。财务主管陈静检查时发现，报销单把住宿发票的税额当成了一笔单独费用，高铁票的日期也比票面晚了一天。两个案例的问题都不在于大模型“不会填表”，而在于它把自己没有看到的内容也填进了报销单。</w:t>
       </w:r>
     </w:p>
     <w:p>
       <w:pPr>
+        <w:pStyle w:val="Heading3"/>
+      </w:pPr>
+      <w:r>
+        <w:rPr>
+          <w:rFonts w:ascii="Times New Roman" w:hAnsi="Times New Roman" w:cs="Times New Roman" w:eastAsia="黑体"/>
+          <w:b/>
+          <w:i w:val="0"/>
+        </w:rPr>
+        <w:t xml:space="preserve">一、报销单由哪些字段组成</w:t>
+      </w:r>
+    </w:p>
+    <w:p>
+      <w:pPr>
         <w:ind w:firstLine="480"/>
       </w:pPr>
       <w:r>
@@ -10195,11 +10208,87 @@
           <w:b w:val="0"/>
           <w:i w:val="0"/>
         </w:rPr>
-        <w:t>小周的经理要求他对差旅报销写一份审核意见，发给报销人。小周先让大模型根据检查清单生成了问题清单，但发现草稿里有一条“住宿标准可能超标”，而他查了公司制度，实际上并未超标。他意识到，大模型生成的结论必须回到制度原文去核实。</w:t>
+        <w:t xml:space="preserve">一张报销单通常包括三类信息，它们的来源不同，核对方法也不同：</w:t>
       </w:r>
     </w:p>
     <w:p>
       <w:pPr>
+        <w:ind w:left="480" w:hanging="240"/>
+      </w:pPr>
+      <w:r>
+        <w:rPr>
+          <w:rFonts w:ascii="Times New Roman" w:hAnsi="Times New Roman" w:cs="Times New Roman" w:eastAsia="宋体"/>
+          <w:b/>
+          <w:i w:val="0"/>
+        </w:rPr>
+        <w:t xml:space="preserve">人工信息：</w:t>
+      </w:r>
+      <w:r>
+        <w:rPr>
+          <w:rFonts w:ascii="Times New Roman" w:hAnsi="Times New Roman" w:cs="Times New Roman" w:eastAsia="宋体"/>
+          <w:b w:val="0"/>
+          <w:i w:val="0"/>
+        </w:rPr>
+        <w:t xml:space="preserve">人工信息：报销人、部门、事由、报销日期、附件张数和审批栏。这些信息只能由报销人或审批人填写，大模型无法从票据中得知。</w:t>
+      </w:r>
+    </w:p>
+    <w:p>
+      <w:pPr>
+        <w:ind w:left="480" w:hanging="240"/>
+      </w:pPr>
+      <w:r>
+        <w:rPr>
+          <w:rFonts w:ascii="Times New Roman" w:hAnsi="Times New Roman" w:cs="Times New Roman" w:eastAsia="宋体"/>
+          <w:b/>
+          <w:i w:val="0"/>
+        </w:rPr>
+        <w:t xml:space="preserve">票据信息：</w:t>
+      </w:r>
+      <w:r>
+        <w:rPr>
+          <w:rFonts w:ascii="Times New Roman" w:hAnsi="Times New Roman" w:cs="Times New Roman" w:eastAsia="宋体"/>
+          <w:b w:val="0"/>
+          <w:i w:val="0"/>
+        </w:rPr>
+        <w:t xml:space="preserve">票据信息：每一项费用的发生日期、费用类别、金额、票据号码和开票单位。这些信息可以从票据原件中提取，是大模型可以辅助完成的部分。</w:t>
+      </w:r>
+    </w:p>
+    <w:p>
+      <w:pPr>
+        <w:ind w:left="480" w:hanging="240"/>
+      </w:pPr>
+      <w:r>
+        <w:rPr>
+          <w:rFonts w:ascii="Times New Roman" w:hAnsi="Times New Roman" w:cs="Times New Roman" w:eastAsia="宋体"/>
+          <w:b/>
+          <w:i w:val="0"/>
+        </w:rPr>
+        <w:t xml:space="preserve">汇总信息：</w:t>
+      </w:r>
+      <w:r>
+        <w:rPr>
+          <w:rFonts w:ascii="Times New Roman" w:hAnsi="Times New Roman" w:cs="Times New Roman" w:eastAsia="宋体"/>
+          <w:b w:val="0"/>
+          <w:i w:val="0"/>
+        </w:rPr>
+        <w:t xml:space="preserve">汇总信息：费用合计（小写和大写）、各类费用小计。这些信息由明细计算得出，必须能够被重新验算。</w:t>
+      </w:r>
+    </w:p>
+    <w:p>
+      <w:pPr>
+        <w:ind w:firstLine="480"/>
+      </w:pPr>
+      <w:r>
+        <w:rPr>
+          <w:rFonts w:ascii="Times New Roman" w:hAnsi="Times New Roman" w:cs="Times New Roman" w:eastAsia="宋体"/>
+          <w:b w:val="0"/>
+          <w:i w:val="0"/>
+        </w:rPr>
+        <w:t xml:space="preserve">人工信息要核对报销人的确认；票据信息要回到原件逐项比对；汇总信息要用明细重新计算。把三类信息分开看，就不会出现“表格很完整，但不知道每个数字从哪里来”的情况。</w:t>
+      </w:r>
+    </w:p>
+    <w:p>
+      <w:pPr>
         <w:pStyle w:val="Heading3"/>
       </w:pPr>
       <w:r>
@@ -10208,7 +10297,7 @@
           <w:b/>
           <w:i w:val="0"/>
         </w:rPr>
-        <w:t>一、审核问题的分类</w:t>
+        <w:t xml:space="preserve">二、从票据到报销单：三个步骤</w:t>
       </w:r>
     </w:p>
     <w:p>
@@ -10221,7 +10310,7 @@
           <w:b w:val="0"/>
           <w:i w:val="0"/>
         </w:rPr>
-        <w:t>审核中发现的问题，大致可以分为四类：</w:t>
+        <w:t xml:space="preserve">生成报销单可以分为三步，每一步都有各自的产出和检查方式。</w:t>
       </w:r>
     </w:p>
     <w:p>
@@ -10234,16 +10323,205 @@
           <w:b w:val="0"/>
           <w:i w:val="0"/>
         </w:rPr>
-        <w:t>1.</w:t>
+        <w:t xml:space="preserve">1.</w:t>
         <w:tab/>
-      </w:r>
+        <w:t xml:space="preserve">识别：大模型从每张票据中提取字段，并标注每个字段来自哪一张票据、哪个位置。没有标注来源的字段，不能进入报销单。</w:t>
+      </w:r>
+    </w:p>
+    <w:p>
+      <w:pPr>
+        <w:ind w:left="480" w:hanging="480"/>
+      </w:pPr>
+      <w:r>
+        <w:rPr>
+          <w:rFonts w:ascii="Times New Roman" w:hAnsi="Times New Roman" w:cs="Times New Roman" w:eastAsia="宋体"/>
+          <w:b w:val="0"/>
+          <w:i w:val="0"/>
+        </w:rPr>
+        <w:t xml:space="preserve">2.</w:t>
+        <w:tab/>
+        <w:t xml:space="preserve">归并：把同类费用合并为明细行，例如将两张打车发票合并为“市内交通费”，但每一行仍保留原始票据号，便于回查。</w:t>
+      </w:r>
+    </w:p>
+    <w:p>
+      <w:pPr>
+        <w:ind w:left="480" w:hanging="480"/>
+      </w:pPr>
+      <w:r>
+        <w:rPr>
+          <w:rFonts w:ascii="Times New Roman" w:hAnsi="Times New Roman" w:cs="Times New Roman" w:eastAsia="宋体"/>
+          <w:b w:val="0"/>
+          <w:i w:val="0"/>
+        </w:rPr>
+        <w:t xml:space="preserve">3.</w:t>
+        <w:tab/>
+        <w:t xml:space="preserve">生成：按照单位的报销单格式输出表格，并附上汇总的计算过程。人工信息留空，由报销人补充。</w:t>
+      </w:r>
+    </w:p>
+    <w:p>
+      <w:pPr>
+        <w:ind w:firstLine="480"/>
+      </w:pPr>
+      <w:r>
+        <w:rPr>
+          <w:rFonts w:ascii="Times New Roman" w:hAnsi="Times New Roman" w:cs="Times New Roman" w:eastAsia="宋体"/>
+          <w:b w:val="0"/>
+          <w:i w:val="0"/>
+        </w:rPr>
+        <w:t xml:space="preserve">其中最容易出错的是第二步。合并时如果漏掉一张票据，或者同一张票据被录入两次，合计金额就会出现偏差。下面的提示词把三个步骤的要求写清楚，可以作为参考。</w:t>
+      </w:r>
+    </w:p>
+    <w:p>
+      <w:pPr>
+        <w:ind w:firstLine="480"/>
+      </w:pPr>
+      <w:r>
+        <w:rPr>
+          <w:rFonts w:ascii="Times New Roman" w:hAnsi="Times New Roman" w:cs="Times New Roman" w:eastAsia="宋体"/>
+          <w:b w:val="0"/>
+          <w:i w:val="0"/>
+        </w:rPr>
+        <w:t xml:space="preserve">你是一名财务助理。请根据下列票据信息生成报销单草稿。要求：</w:t>
+      </w:r>
+    </w:p>
+    <w:p>
+      <w:pPr>
+        <w:ind w:left="480" w:hanging="480"/>
+      </w:pPr>
+      <w:r>
+        <w:rPr>
+          <w:rFonts w:ascii="Times New Roman" w:hAnsi="Times New Roman" w:cs="Times New Roman" w:eastAsia="宋体"/>
+          <w:b w:val="0"/>
+          <w:i w:val="0"/>
+        </w:rPr>
+        <w:t xml:space="preserve">1.</w:t>
+        <w:tab/>
+        <w:t xml:space="preserve">每个金额字段必须注明来源票据的编号和字段名；</w:t>
+      </w:r>
+    </w:p>
+    <w:p>
+      <w:pPr>
+        <w:ind w:left="480" w:hanging="480"/>
+      </w:pPr>
+      <w:r>
+        <w:rPr>
+          <w:rFonts w:ascii="Times New Roman" w:hAnsi="Times New Roman" w:cs="Times New Roman" w:eastAsia="宋体"/>
+          <w:b w:val="0"/>
+          <w:i w:val="0"/>
+        </w:rPr>
+        <w:t xml:space="preserve">2.</w:t>
+        <w:tab/>
+        <w:t xml:space="preserve">同类费用可以合并，但每一行必须保留所有原始票据号；</w:t>
+      </w:r>
+    </w:p>
+    <w:p>
+      <w:pPr>
+        <w:ind w:left="480" w:hanging="480"/>
+      </w:pPr>
+      <w:r>
+        <w:rPr>
+          <w:rFonts w:ascii="Times New Roman" w:hAnsi="Times New Roman" w:cs="Times New Roman" w:eastAsia="宋体"/>
+          <w:b w:val="0"/>
+          <w:i w:val="0"/>
+        </w:rPr>
+        <w:t xml:space="preserve">3.</w:t>
+        <w:tab/>
+        <w:t xml:space="preserve">人工信息（报销人、部门、事由、审批意见）一律留空，标注“待报销人填写”，不得推断或补全；</w:t>
+      </w:r>
+    </w:p>
+    <w:p>
+      <w:pPr>
+        <w:ind w:left="480" w:hanging="480"/>
+      </w:pPr>
+      <w:r>
+        <w:rPr>
+          <w:rFonts w:ascii="Times New Roman" w:hAnsi="Times New Roman" w:cs="Times New Roman" w:eastAsia="宋体"/>
+          <w:b w:val="0"/>
+          <w:i w:val="0"/>
+        </w:rPr>
+        <w:t xml:space="preserve">4.</w:t>
+        <w:tab/>
+        <w:t xml:space="preserve">汇总金额必须按明细重新计算，并附上计算式；</w:t>
+      </w:r>
+    </w:p>
+    <w:p>
+      <w:pPr>
+        <w:ind w:left="480" w:hanging="480"/>
+      </w:pPr>
+      <w:r>
+        <w:rPr>
+          <w:rFonts w:ascii="Times New Roman" w:hAnsi="Times New Roman" w:cs="Times New Roman" w:eastAsia="宋体"/>
+          <w:b w:val="0"/>
+          <w:i w:val="0"/>
+        </w:rPr>
+        <w:t xml:space="preserve">5.</w:t>
+        <w:tab/>
+        <w:t xml:space="preserve">如果某张票据信息不清楚，标注“需人工确认”，不要猜测。</w:t>
+      </w:r>
+    </w:p>
+    <w:p>
+      <w:pPr>
+        <w:ind w:firstLine="480"/>
+      </w:pPr>
+      <w:r>
+        <w:rPr>
+          <w:rFonts w:ascii="Times New Roman" w:hAnsi="Times New Roman" w:cs="Times New Roman" w:eastAsia="宋体"/>
+          <w:b w:val="0"/>
+          <w:i w:val="0"/>
+        </w:rPr>
+        <w:t xml:space="preserve">票据信息：（在此粘贴票据摘要）</w:t>
+      </w:r>
+    </w:p>
+    <w:p>
+      <w:pPr>
+        <w:ind w:firstLine="480"/>
+      </w:pPr>
+      <w:r>
+        <w:rPr>
+          <w:rFonts w:ascii="Times New Roman" w:hAnsi="Times New Roman" w:cs="Times New Roman" w:eastAsia="宋体"/>
+          <w:b w:val="0"/>
+          <w:i w:val="0"/>
+        </w:rPr>
+        <w:t xml:space="preserve">报销单格式：（在此粘贴单位报销单的字段列表）</w:t>
+      </w:r>
+    </w:p>
+    <w:p>
+      <w:pPr>
+        <w:pStyle w:val="Heading3"/>
+      </w:pPr>
+      <w:r>
+        <w:rPr>
+          <w:rFonts w:ascii="Times New Roman" w:hAnsi="Times New Roman" w:cs="Times New Roman" w:eastAsia="黑体"/>
+          <w:b/>
+          <w:i w:val="0"/>
+        </w:rPr>
+        <w:t xml:space="preserve">三、逐项核对：三个层面缺一不可</w:t>
+      </w:r>
+    </w:p>
+    <w:p>
+      <w:pPr>
+        <w:ind w:firstLine="480"/>
+      </w:pPr>
+      <w:r>
+        <w:rPr>
+          <w:rFonts w:ascii="Times New Roman" w:hAnsi="Times New Roman" w:cs="Times New Roman" w:eastAsia="宋体"/>
+          <w:b w:val="0"/>
+          <w:i w:val="0"/>
+        </w:rPr>
+        <w:t xml:space="preserve">大模型生成的报销单，不能因为“格式完整”就直接采用。建议按以下三个层面核对：</w:t>
+      </w:r>
+    </w:p>
+    <w:p>
+      <w:pPr>
+        <w:ind w:left="480" w:hanging="240"/>
+      </w:pPr>
       <w:r>
         <w:rPr>
           <w:rFonts w:ascii="Times New Roman" w:hAnsi="Times New Roman" w:cs="Times New Roman" w:eastAsia="宋体"/>
           <w:b/>
           <w:i w:val="0"/>
         </w:rPr>
-        <w:t>材料缺失</w:t>
+        <w:t xml:space="preserve">字段对票据：</w:t>
       </w:r>
       <w:r>
         <w:rPr>
@@ -10251,29 +10529,41 @@
           <w:b w:val="0"/>
           <w:i w:val="0"/>
         </w:rPr>
-        <w:t>：缺少报销单、票据、合同、审批单等，需要补充。</w:t>
+        <w:t xml:space="preserve">字段对票据：逐个字段回到票据原件比对，包括日期、金额、税额、票据号和开票单位。</w:t>
       </w:r>
     </w:p>
     <w:p>
       <w:pPr>
-        <w:ind w:left="480" w:hanging="480"/>
-      </w:pPr>
+        <w:ind w:left="480" w:hanging="240"/>
+      </w:pPr>
+      <w:r>
+        <w:rPr>
+          <w:rFonts w:ascii="Times New Roman" w:hAnsi="Times New Roman" w:cs="Times New Roman" w:eastAsia="宋体"/>
+          <w:b/>
+          <w:i w:val="0"/>
+        </w:rPr>
+        <w:t xml:space="preserve">合计对明细：</w:t>
+      </w:r>
       <w:r>
         <w:rPr>
           <w:rFonts w:ascii="Times New Roman" w:hAnsi="Times New Roman" w:cs="Times New Roman" w:eastAsia="宋体"/>
           <w:b w:val="0"/>
           <w:i w:val="0"/>
         </w:rPr>
-        <w:t>2.</w:t>
-        <w:tab/>
-      </w:r>
+        <w:t xml:space="preserve">合计对明细：用明细行重新加总，检查合计金额（小写与大写）是否一致，并检查是否有重复或遗漏的票据。</w:t>
+      </w:r>
+    </w:p>
+    <w:p>
+      <w:pPr>
+        <w:ind w:left="480" w:hanging="240"/>
+      </w:pPr>
       <w:r>
         <w:rPr>
           <w:rFonts w:ascii="Times New Roman" w:hAnsi="Times New Roman" w:cs="Times New Roman" w:eastAsia="宋体"/>
           <w:b/>
           <w:i w:val="0"/>
         </w:rPr>
-        <w:t>信息错误</w:t>
+        <w:t xml:space="preserve">费用对依据：</w:t>
       </w:r>
       <w:r>
         <w:rPr>
@@ -10281,12 +10571,12 @@
           <w:b w:val="0"/>
           <w:i w:val="0"/>
         </w:rPr>
-        <w:t>：票据抬头、税号、日期、金额填写有误，需要更正。</w:t>
+        <w:t xml:space="preserve">费用对依据：每笔费用都要能在业务依据中找到对应的事项，例如出差申请、活动方案或采购合同。费用对应不上依据时，应当说明或退回。</w:t>
       </w:r>
     </w:p>
     <w:p>
       <w:pPr>
-        <w:ind w:left="480" w:hanging="480"/>
+        <w:ind w:firstLine="480"/>
       </w:pPr>
       <w:r>
         <w:rPr>
@@ -10294,226 +10584,7 @@
           <w:b w:val="0"/>
           <w:i w:val="0"/>
         </w:rPr>
-        <w:t>3.</w:t>
-        <w:tab/>
-      </w:r>
-      <w:r>
-        <w:rPr>
-          <w:rFonts w:ascii="Times New Roman" w:hAnsi="Times New Roman" w:cs="Times New Roman" w:eastAsia="宋体"/>
-          <w:b/>
-          <w:i w:val="0"/>
-        </w:rPr>
-        <w:t>依据不足</w:t>
-      </w:r>
-      <w:r>
-        <w:rPr>
-          <w:rFonts w:ascii="Times New Roman" w:hAnsi="Times New Roman" w:cs="Times New Roman" w:eastAsia="宋体"/>
-          <w:b w:val="0"/>
-          <w:i w:val="0"/>
-        </w:rPr>
-        <w:t>：事由描述不清，或缺少业务依据，需要说明。</w:t>
-      </w:r>
-    </w:p>
-    <w:p>
-      <w:pPr>
-        <w:ind w:left="480" w:hanging="480"/>
-      </w:pPr>
-      <w:r>
-        <w:rPr>
-          <w:rFonts w:ascii="Times New Roman" w:hAnsi="Times New Roman" w:cs="Times New Roman" w:eastAsia="宋体"/>
-          <w:b w:val="0"/>
-          <w:i w:val="0"/>
-        </w:rPr>
-        <w:t>4.</w:t>
-        <w:tab/>
-      </w:r>
-      <w:r>
-        <w:rPr>
-          <w:rFonts w:ascii="Times New Roman" w:hAnsi="Times New Roman" w:cs="Times New Roman" w:eastAsia="宋体"/>
-          <w:b/>
-          <w:i w:val="0"/>
-        </w:rPr>
-        <w:t>不符合制度</w:t>
-      </w:r>
-      <w:r>
-        <w:rPr>
-          <w:rFonts w:ascii="Times New Roman" w:hAnsi="Times New Roman" w:cs="Times New Roman" w:eastAsia="宋体"/>
-          <w:b w:val="0"/>
-          <w:i w:val="0"/>
-        </w:rPr>
-        <w:t>：超标准、超范围或审批权限不符，需要按制度处理。</w:t>
-      </w:r>
-    </w:p>
-    <w:p>
-      <w:pPr>
-        <w:ind w:firstLine="480"/>
-      </w:pPr>
-      <w:r>
-        <w:rPr>
-          <w:rFonts w:ascii="Times New Roman" w:hAnsi="Times New Roman" w:cs="Times New Roman" w:eastAsia="宋体"/>
-          <w:b w:val="0"/>
-          <w:i w:val="0"/>
-        </w:rPr>
-        <w:t>分类的意义在于，不同类型的问题，处理方式不同。缺失和错误通常可以补正，依据不足需要说明，不符合制度则可能需要退回或由负责人决定。</w:t>
-      </w:r>
-    </w:p>
-    <w:p>
-      <w:pPr>
-        <w:pStyle w:val="Heading3"/>
-      </w:pPr>
-      <w:r>
-        <w:rPr>
-          <w:rFonts w:ascii="Times New Roman" w:hAnsi="Times New Roman" w:cs="Times New Roman" w:eastAsia="黑体"/>
-          <w:b/>
-          <w:i w:val="0"/>
-        </w:rPr>
-        <w:t>二、一份好的审核意见包括哪些要素</w:t>
-      </w:r>
-    </w:p>
-    <w:p>
-      <w:pPr>
-        <w:ind w:firstLine="480"/>
-      </w:pPr>
-      <w:r>
-        <w:rPr>
-          <w:rFonts w:ascii="Times New Roman" w:hAnsi="Times New Roman" w:cs="Times New Roman" w:eastAsia="宋体"/>
-          <w:b w:val="0"/>
-          <w:i w:val="0"/>
-        </w:rPr>
-        <w:t>一份审核意见，至少应当包括四个要素：</w:t>
-      </w:r>
-    </w:p>
-    <w:p>
-      <w:pPr>
-        <w:ind w:left="480" w:hanging="240"/>
-      </w:pPr>
-      <w:r>
-        <w:rPr>
-          <w:rFonts w:ascii="Times New Roman" w:hAnsi="Times New Roman" w:cs="Times New Roman" w:eastAsia="宋体"/>
-          <w:b w:val="0"/>
-          <w:i w:val="0"/>
-        </w:rPr>
-        <w:t>•</w:t>
-        <w:tab/>
-      </w:r>
-      <w:r>
-        <w:rPr>
-          <w:rFonts w:ascii="Times New Roman" w:hAnsi="Times New Roman" w:cs="Times New Roman" w:eastAsia="宋体"/>
-          <w:b/>
-          <w:i w:val="0"/>
-        </w:rPr>
-        <w:t>问题是什么</w:t>
-      </w:r>
-      <w:r>
-        <w:rPr>
-          <w:rFonts w:ascii="Times New Roman" w:hAnsi="Times New Roman" w:cs="Times New Roman" w:eastAsia="宋体"/>
-          <w:b w:val="0"/>
-          <w:i w:val="0"/>
-        </w:rPr>
-        <w:t>：指明具体材料、具体条目，例如“第2张发票抬头为学院简称”。</w:t>
-      </w:r>
-    </w:p>
-    <w:p>
-      <w:pPr>
-        <w:ind w:left="480" w:hanging="240"/>
-      </w:pPr>
-      <w:r>
-        <w:rPr>
-          <w:rFonts w:ascii="Times New Roman" w:hAnsi="Times New Roman" w:cs="Times New Roman" w:eastAsia="宋体"/>
-          <w:b w:val="0"/>
-          <w:i w:val="0"/>
-        </w:rPr>
-        <w:t>•</w:t>
-        <w:tab/>
-      </w:r>
-      <w:r>
-        <w:rPr>
-          <w:rFonts w:ascii="Times New Roman" w:hAnsi="Times New Roman" w:cs="Times New Roman" w:eastAsia="宋体"/>
-          <w:b/>
-          <w:i w:val="0"/>
-        </w:rPr>
-        <w:t>依据是什么</w:t>
-      </w:r>
-      <w:r>
-        <w:rPr>
-          <w:rFonts w:ascii="Times New Roman" w:hAnsi="Times New Roman" w:cs="Times New Roman" w:eastAsia="宋体"/>
-          <w:b w:val="0"/>
-          <w:i w:val="0"/>
-        </w:rPr>
-        <w:t>：说明依据的制度条款或法规要求，例如“按照本单位报销制度第×条，发票抬头应为单位全称”。依据必须能够在制度原文中找到。</w:t>
-      </w:r>
-    </w:p>
-    <w:p>
-      <w:pPr>
-        <w:ind w:left="480" w:hanging="240"/>
-      </w:pPr>
-      <w:r>
-        <w:rPr>
-          <w:rFonts w:ascii="Times New Roman" w:hAnsi="Times New Roman" w:cs="Times New Roman" w:eastAsia="宋体"/>
-          <w:b w:val="0"/>
-          <w:i w:val="0"/>
-        </w:rPr>
-        <w:t>•</w:t>
-        <w:tab/>
-      </w:r>
-      <w:r>
-        <w:rPr>
-          <w:rFonts w:ascii="Times New Roman" w:hAnsi="Times New Roman" w:cs="Times New Roman" w:eastAsia="宋体"/>
-          <w:b/>
-          <w:i w:val="0"/>
-        </w:rPr>
-        <w:t>怎么处理</w:t>
-      </w:r>
-      <w:r>
-        <w:rPr>
-          <w:rFonts w:ascii="Times New Roman" w:hAnsi="Times New Roman" w:cs="Times New Roman" w:eastAsia="宋体"/>
-          <w:b w:val="0"/>
-          <w:i w:val="0"/>
-        </w:rPr>
-        <w:t>：说明需要补充、更正还是说明，例如“请于三个工作日内更正发票抬头后再次提交”。</w:t>
-      </w:r>
-    </w:p>
-    <w:p>
-      <w:pPr>
-        <w:ind w:left="480" w:hanging="240"/>
-      </w:pPr>
-      <w:r>
-        <w:rPr>
-          <w:rFonts w:ascii="Times New Roman" w:hAnsi="Times New Roman" w:cs="Times New Roman" w:eastAsia="宋体"/>
-          <w:b w:val="0"/>
-          <w:i w:val="0"/>
-        </w:rPr>
-        <w:t>•</w:t>
-        <w:tab/>
-      </w:r>
-      <w:r>
-        <w:rPr>
-          <w:rFonts w:ascii="Times New Roman" w:hAnsi="Times New Roman" w:cs="Times New Roman" w:eastAsia="宋体"/>
-          <w:b/>
-          <w:i w:val="0"/>
-        </w:rPr>
-        <w:t>谁负责</w:t>
-      </w:r>
-      <w:r>
-        <w:rPr>
-          <w:rFonts w:ascii="Times New Roman" w:hAnsi="Times New Roman" w:cs="Times New Roman" w:eastAsia="宋体"/>
-          <w:b w:val="0"/>
-          <w:i w:val="0"/>
-        </w:rPr>
-        <w:t>：明确由谁补充、谁确认。</w:t>
-      </w:r>
-    </w:p>
-    <w:p>
-      <w:pPr>
-        <w:ind w:firstLine="480"/>
-      </w:pPr>
-      <w:r>
-        <w:rPr>
-          <w:rFonts w:ascii="Times New Roman" w:hAnsi="Times New Roman" w:cs="Times New Roman" w:eastAsia="宋体"/>
-          <w:b w:val="0"/>
-          <w:i w:val="0"/>
-        </w:rPr>
-        <w:t>表4-9 展示了一份审核意见的标准写法，可以与“只写结论”的写法对照。</w:t>
+        <w:t xml:space="preserve">表4-9 列出了孙悦报销单中的部分字段核对情况。</w:t>
       </w:r>
     </w:p>
     <w:p>
@@ -10529,15 +10600,659 @@
           <w:i w:val="0"/>
           <w:sz w:val="21"/>
         </w:rPr>
-        <w:t>表4-9 审核意见的写法对比</w:t>
+        <w:t xml:space="preserve">表4-9 报销单字段核对记录（示例）</w:t>
       </w:r>
     </w:p>
     <w:tbl>
       <w:tblPr>
         <w:tblStyle w:val="TableGrid"/>
         <w:tblW w:type="auto" w:w="0"/>
+        <w:tblLook w:firstColumn="1" w:firstRow="1" w:lastColumn="0" w:lastRow="0" w:noHBand="0" w:noVBand="1" w:val="04A0"/>
         <w:jc w:val="center"/>
+      </w:tblPr>
+      <w:tblGrid>
+        <w:gridCol w:w="1662"/>
+        <w:gridCol w:w="1662"/>
+        <w:gridCol w:w="1662"/>
+        <w:gridCol w:w="1662"/>
+        <w:gridCol w:w="1662"/>
+      </w:tblGrid>
+      <w:tr>
+        <w:tc>
+          <w:tcPr>
+            <w:tcW w:type="dxa" w:w="1662"/>
+            <w:shd w:val="clear" w:color="auto" w:fill="EDEDED"/>
+          </w:tcPr>
+          <w:p>
+            <w:pPr>
+              <w:spacing w:line="300" w:lineRule="exact"/>
+              <w:ind w:firstLine="0"/>
+            </w:pPr>
+            <w:r>
+              <w:rPr>
+                <w:rFonts w:ascii="Times New Roman" w:hAnsi="Times New Roman" w:eastAsia="宋体"/>
+                <w:b/>
+                <w:sz w:val="21"/>
+              </w:rPr>
+              <w:t>序号</w:t>
+            </w:r>
+          </w:p>
+        </w:tc>
+        <w:tc>
+          <w:tcPr>
+            <w:tcW w:type="dxa" w:w="1662"/>
+            <w:shd w:val="clear" w:color="auto" w:fill="EDEDED"/>
+          </w:tcPr>
+          <w:p>
+            <w:pPr>
+              <w:spacing w:line="300" w:lineRule="exact"/>
+              <w:ind w:firstLine="0"/>
+            </w:pPr>
+            <w:r>
+              <w:rPr>
+                <w:rFonts w:ascii="Times New Roman" w:hAnsi="Times New Roman" w:eastAsia="宋体"/>
+                <w:b/>
+                <w:sz w:val="21"/>
+              </w:rPr>
+              <w:t>报销单字段</w:t>
+            </w:r>
+          </w:p>
+        </w:tc>
+        <w:tc>
+          <w:tcPr>
+            <w:tcW w:type="dxa" w:w="1662"/>
+            <w:shd w:val="clear" w:color="auto" w:fill="EDEDED"/>
+          </w:tcPr>
+          <w:p>
+            <w:pPr>
+              <w:spacing w:line="300" w:lineRule="exact"/>
+              <w:ind w:firstLine="0"/>
+            </w:pPr>
+            <w:r>
+              <w:rPr>
+                <w:rFonts w:ascii="Times New Roman" w:hAnsi="Times New Roman" w:eastAsia="宋体"/>
+                <w:b/>
+                <w:sz w:val="21"/>
+              </w:rPr>
+              <w:t>大模型填写值</w:t>
+            </w:r>
+          </w:p>
+        </w:tc>
+        <w:tc>
+          <w:tcPr>
+            <w:tcW w:type="dxa" w:w="1662"/>
+            <w:shd w:val="clear" w:color="auto" w:fill="EDEDED"/>
+          </w:tcPr>
+          <w:p>
+            <w:pPr>
+              <w:spacing w:line="300" w:lineRule="exact"/>
+              <w:ind w:firstLine="0"/>
+            </w:pPr>
+            <w:r>
+              <w:rPr>
+                <w:rFonts w:ascii="Times New Roman" w:hAnsi="Times New Roman" w:eastAsia="宋体"/>
+                <w:b/>
+                <w:sz w:val="21"/>
+              </w:rPr>
+              <w:t>票据原件记载</w:t>
+            </w:r>
+          </w:p>
+        </w:tc>
+        <w:tc>
+          <w:tcPr>
+            <w:tcW w:type="dxa" w:w="1662"/>
+            <w:shd w:val="clear" w:color="auto" w:fill="EDEDED"/>
+          </w:tcPr>
+          <w:p>
+            <w:pPr>
+              <w:spacing w:line="300" w:lineRule="exact"/>
+              <w:ind w:firstLine="0"/>
+            </w:pPr>
+            <w:r>
+              <w:rPr>
+                <w:rFonts w:ascii="Times New Roman" w:hAnsi="Times New Roman" w:eastAsia="宋体"/>
+                <w:b/>
+                <w:sz w:val="21"/>
+              </w:rPr>
+              <w:t>核对结论</w:t>
+            </w:r>
+          </w:p>
+        </w:tc>
+      </w:tr>
+      <w:tr>
+        <w:tc>
+          <w:tcPr>
+            <w:tcW w:type="dxa" w:w="1662"/>
+          </w:tcPr>
+          <w:p>
+            <w:pPr>
+              <w:spacing w:line="300" w:lineRule="exact"/>
+              <w:ind w:firstLine="0"/>
+            </w:pPr>
+            <w:r>
+              <w:rPr>
+                <w:rFonts w:ascii="Times New Roman" w:hAnsi="Times New Roman" w:eastAsia="宋体"/>
+                <w:b w:val="0"/>
+                <w:sz w:val="21"/>
+              </w:rPr>
+              <w:t>1</w:t>
+            </w:r>
+          </w:p>
+        </w:tc>
+        <w:tc>
+          <w:tcPr>
+            <w:tcW w:type="dxa" w:w="1662"/>
+          </w:tcPr>
+          <w:p>
+            <w:pPr>
+              <w:spacing w:line="300" w:lineRule="exact"/>
+              <w:ind w:firstLine="0"/>
+            </w:pPr>
+            <w:r>
+              <w:rPr>
+                <w:rFonts w:ascii="Times New Roman" w:hAnsi="Times New Roman" w:eastAsia="宋体"/>
+                <w:b w:val="0"/>
+                <w:sz w:val="21"/>
+              </w:rPr>
+              <w:t>高铁票乘车日期</w:t>
+            </w:r>
+          </w:p>
+        </w:tc>
+        <w:tc>
+          <w:tcPr>
+            <w:tcW w:type="dxa" w:w="1662"/>
+          </w:tcPr>
+          <w:p>
+            <w:pPr>
+              <w:spacing w:line="300" w:lineRule="exact"/>
+              <w:ind w:firstLine="0"/>
+            </w:pPr>
+            <w:r>
+              <w:rPr>
+                <w:rFonts w:ascii="Times New Roman" w:hAnsi="Times New Roman" w:eastAsia="宋体"/>
+                <w:b w:val="0"/>
+                <w:sz w:val="21"/>
+              </w:rPr>
+              <w:t>2026-09-13</w:t>
+            </w:r>
+          </w:p>
+        </w:tc>
+        <w:tc>
+          <w:tcPr>
+            <w:tcW w:type="dxa" w:w="1662"/>
+          </w:tcPr>
+          <w:p>
+            <w:pPr>
+              <w:spacing w:line="300" w:lineRule="exact"/>
+              <w:ind w:firstLine="0"/>
+            </w:pPr>
+            <w:r>
+              <w:rPr>
+                <w:rFonts w:ascii="Times New Roman" w:hAnsi="Times New Roman" w:eastAsia="宋体"/>
+                <w:b w:val="0"/>
+                <w:sz w:val="21"/>
+              </w:rPr>
+              <w:t>票面日期2026-09-12</w:t>
+            </w:r>
+          </w:p>
+        </w:tc>
+        <w:tc>
+          <w:tcPr>
+            <w:tcW w:type="dxa" w:w="1662"/>
+          </w:tcPr>
+          <w:p>
+            <w:pPr>
+              <w:spacing w:line="300" w:lineRule="exact"/>
+              <w:ind w:firstLine="0"/>
+            </w:pPr>
+            <w:r>
+              <w:rPr>
+                <w:rFonts w:ascii="Times New Roman" w:hAnsi="Times New Roman" w:eastAsia="宋体"/>
+                <w:b w:val="0"/>
+                <w:sz w:val="21"/>
+              </w:rPr>
+              <w:t>更正为2026-09-12</w:t>
+            </w:r>
+          </w:p>
+        </w:tc>
+      </w:tr>
+      <w:tr>
+        <w:tc>
+          <w:tcPr>
+            <w:tcW w:type="dxa" w:w="1662"/>
+          </w:tcPr>
+          <w:p>
+            <w:pPr>
+              <w:spacing w:line="300" w:lineRule="exact"/>
+              <w:ind w:firstLine="0"/>
+            </w:pPr>
+            <w:r>
+              <w:rPr>
+                <w:rFonts w:ascii="Times New Roman" w:hAnsi="Times New Roman" w:eastAsia="宋体"/>
+                <w:b w:val="0"/>
+                <w:sz w:val="21"/>
+              </w:rPr>
+              <w:t>2</w:t>
+            </w:r>
+          </w:p>
+        </w:tc>
+        <w:tc>
+          <w:tcPr>
+            <w:tcW w:type="dxa" w:w="1662"/>
+          </w:tcPr>
+          <w:p>
+            <w:pPr>
+              <w:spacing w:line="300" w:lineRule="exact"/>
+              <w:ind w:firstLine="0"/>
+            </w:pPr>
+            <w:r>
+              <w:rPr>
+                <w:rFonts w:ascii="Times New Roman" w:hAnsi="Times New Roman" w:eastAsia="宋体"/>
+                <w:b w:val="0"/>
+                <w:sz w:val="21"/>
+              </w:rPr>
+              <w:t>住宿费金额</w:t>
+            </w:r>
+          </w:p>
+        </w:tc>
+        <w:tc>
+          <w:tcPr>
+            <w:tcW w:type="dxa" w:w="1662"/>
+          </w:tcPr>
+          <w:p>
+            <w:pPr>
+              <w:spacing w:line="300" w:lineRule="exact"/>
+              <w:ind w:firstLine="0"/>
+            </w:pPr>
+            <w:r>
+              <w:rPr>
+                <w:rFonts w:ascii="Times New Roman" w:hAnsi="Times New Roman" w:eastAsia="宋体"/>
+                <w:b w:val="0"/>
+                <w:sz w:val="21"/>
+              </w:rPr>
+              <w:t>300.00</w:t>
+            </w:r>
+          </w:p>
+        </w:tc>
+        <w:tc>
+          <w:tcPr>
+            <w:tcW w:type="dxa" w:w="1662"/>
+          </w:tcPr>
+          <w:p>
+            <w:pPr>
+              <w:spacing w:line="300" w:lineRule="exact"/>
+              <w:ind w:firstLine="0"/>
+            </w:pPr>
+            <w:r>
+              <w:rPr>
+                <w:rFonts w:ascii="Times New Roman" w:hAnsi="Times New Roman" w:eastAsia="宋体"/>
+                <w:b w:val="0"/>
+                <w:sz w:val="21"/>
+              </w:rPr>
+              <w:t>价税合计318.00，税额18.00</w:t>
+            </w:r>
+          </w:p>
+        </w:tc>
+        <w:tc>
+          <w:tcPr>
+            <w:tcW w:type="dxa" w:w="1662"/>
+          </w:tcPr>
+          <w:p>
+            <w:pPr>
+              <w:spacing w:line="300" w:lineRule="exact"/>
+              <w:ind w:firstLine="0"/>
+            </w:pPr>
+            <w:r>
+              <w:rPr>
+                <w:rFonts w:ascii="Times New Roman" w:hAnsi="Times New Roman" w:eastAsia="宋体"/>
+                <w:b w:val="0"/>
+                <w:sz w:val="21"/>
+              </w:rPr>
+              <w:t>金额更正为价税合计318.00；税额不作为单独费用行</w:t>
+            </w:r>
+          </w:p>
+        </w:tc>
+      </w:tr>
+      <w:tr>
+        <w:tc>
+          <w:tcPr>
+            <w:tcW w:type="dxa" w:w="1662"/>
+          </w:tcPr>
+          <w:p>
+            <w:pPr>
+              <w:spacing w:line="300" w:lineRule="exact"/>
+              <w:ind w:firstLine="0"/>
+            </w:pPr>
+            <w:r>
+              <w:rPr>
+                <w:rFonts w:ascii="Times New Roman" w:hAnsi="Times New Roman" w:eastAsia="宋体"/>
+                <w:b w:val="0"/>
+                <w:sz w:val="21"/>
+              </w:rPr>
+              <w:t>3</w:t>
+            </w:r>
+          </w:p>
+        </w:tc>
+        <w:tc>
+          <w:tcPr>
+            <w:tcW w:type="dxa" w:w="1662"/>
+          </w:tcPr>
+          <w:p>
+            <w:pPr>
+              <w:spacing w:line="300" w:lineRule="exact"/>
+              <w:ind w:firstLine="0"/>
+            </w:pPr>
+            <w:r>
+              <w:rPr>
+                <w:rFonts w:ascii="Times New Roman" w:hAnsi="Times New Roman" w:eastAsia="宋体"/>
+                <w:b w:val="0"/>
+                <w:sz w:val="21"/>
+              </w:rPr>
+              <w:t>餐饮费类别</w:t>
+            </w:r>
+          </w:p>
+        </w:tc>
+        <w:tc>
+          <w:tcPr>
+            <w:tcW w:type="dxa" w:w="1662"/>
+          </w:tcPr>
+          <w:p>
+            <w:pPr>
+              <w:spacing w:line="300" w:lineRule="exact"/>
+              <w:ind w:firstLine="0"/>
+            </w:pPr>
+            <w:r>
+              <w:rPr>
+                <w:rFonts w:ascii="Times New Roman" w:hAnsi="Times New Roman" w:eastAsia="宋体"/>
+                <w:b w:val="0"/>
+                <w:sz w:val="21"/>
+              </w:rPr>
+              <w:t>会议费</w:t>
+            </w:r>
+          </w:p>
+        </w:tc>
+        <w:tc>
+          <w:tcPr>
+            <w:tcW w:type="dxa" w:w="1662"/>
+          </w:tcPr>
+          <w:p>
+            <w:pPr>
+              <w:spacing w:line="300" w:lineRule="exact"/>
+              <w:ind w:firstLine="0"/>
+            </w:pPr>
+            <w:r>
+              <w:rPr>
+                <w:rFonts w:ascii="Times New Roman" w:hAnsi="Times New Roman" w:eastAsia="宋体"/>
+                <w:b w:val="0"/>
+                <w:sz w:val="21"/>
+              </w:rPr>
+              <w:t>餐饮消费小票</w:t>
+            </w:r>
+          </w:p>
+        </w:tc>
+        <w:tc>
+          <w:tcPr>
+            <w:tcW w:type="dxa" w:w="1662"/>
+          </w:tcPr>
+          <w:p>
+            <w:pPr>
+              <w:spacing w:line="300" w:lineRule="exact"/>
+              <w:ind w:firstLine="0"/>
+            </w:pPr>
+            <w:r>
+              <w:rPr>
+                <w:rFonts w:ascii="Times New Roman" w:hAnsi="Times New Roman" w:eastAsia="宋体"/>
+                <w:b w:val="0"/>
+                <w:sz w:val="21"/>
+              </w:rPr>
+              <w:t>类别更正为餐饮费；小票不能作为报销凭证，需补开发票（以单位制度为准）</w:t>
+            </w:r>
+          </w:p>
+        </w:tc>
+      </w:tr>
+      <w:tr>
+        <w:tc>
+          <w:tcPr>
+            <w:tcW w:type="dxa" w:w="1662"/>
+          </w:tcPr>
+          <w:p>
+            <w:pPr>
+              <w:spacing w:line="300" w:lineRule="exact"/>
+              <w:ind w:firstLine="0"/>
+            </w:pPr>
+            <w:r>
+              <w:rPr>
+                <w:rFonts w:ascii="Times New Roman" w:hAnsi="Times New Roman" w:eastAsia="宋体"/>
+                <w:b w:val="0"/>
+                <w:sz w:val="21"/>
+              </w:rPr>
+              <w:t>4</w:t>
+            </w:r>
+          </w:p>
+        </w:tc>
+        <w:tc>
+          <w:tcPr>
+            <w:tcW w:type="dxa" w:w="1662"/>
+          </w:tcPr>
+          <w:p>
+            <w:pPr>
+              <w:spacing w:line="300" w:lineRule="exact"/>
+              <w:ind w:firstLine="0"/>
+            </w:pPr>
+            <w:r>
+              <w:rPr>
+                <w:rFonts w:ascii="Times New Roman" w:hAnsi="Times New Roman" w:eastAsia="宋体"/>
+                <w:b w:val="0"/>
+                <w:sz w:val="21"/>
+              </w:rPr>
+              <w:t>过路费票据号</w:t>
+            </w:r>
+          </w:p>
+        </w:tc>
+        <w:tc>
+          <w:tcPr>
+            <w:tcW w:type="dxa" w:w="1662"/>
+          </w:tcPr>
+          <w:p>
+            <w:pPr>
+              <w:spacing w:line="300" w:lineRule="exact"/>
+              <w:ind w:firstLine="0"/>
+            </w:pPr>
+            <w:r>
+              <w:rPr>
+                <w:rFonts w:ascii="Times New Roman" w:hAnsi="Times New Roman" w:eastAsia="宋体"/>
+                <w:b w:val="0"/>
+                <w:sz w:val="21"/>
+              </w:rPr>
+              <w:t>发票号码缺失</w:t>
+            </w:r>
+          </w:p>
+        </w:tc>
+        <w:tc>
+          <w:tcPr>
+            <w:tcW w:type="dxa" w:w="1662"/>
+          </w:tcPr>
+          <w:p>
+            <w:pPr>
+              <w:spacing w:line="300" w:lineRule="exact"/>
+              <w:ind w:firstLine="0"/>
+            </w:pPr>
+            <w:r>
+              <w:rPr>
+                <w:rFonts w:ascii="Times New Roman" w:hAnsi="Times New Roman" w:eastAsia="宋体"/>
+                <w:b w:val="0"/>
+                <w:sz w:val="21"/>
+              </w:rPr>
+              <w:t>以原件号码为准</w:t>
+            </w:r>
+          </w:p>
+        </w:tc>
+        <w:tc>
+          <w:tcPr>
+            <w:tcW w:type="dxa" w:w="1662"/>
+          </w:tcPr>
+          <w:p>
+            <w:pPr>
+              <w:spacing w:line="300" w:lineRule="exact"/>
+              <w:ind w:firstLine="0"/>
+            </w:pPr>
+            <w:r>
+              <w:rPr>
+                <w:rFonts w:ascii="Times New Roman" w:hAnsi="Times New Roman" w:eastAsia="宋体"/>
+                <w:b w:val="0"/>
+                <w:sz w:val="21"/>
+              </w:rPr>
+              <w:t>补录原件号码</w:t>
+            </w:r>
+          </w:p>
+        </w:tc>
+      </w:tr>
+      <w:tr>
+        <w:tc>
+          <w:tcPr>
+            <w:tcW w:type="dxa" w:w="1662"/>
+          </w:tcPr>
+          <w:p>
+            <w:pPr>
+              <w:spacing w:line="300" w:lineRule="exact"/>
+              <w:ind w:firstLine="0"/>
+            </w:pPr>
+            <w:r>
+              <w:rPr>
+                <w:rFonts w:ascii="Times New Roman" w:hAnsi="Times New Roman" w:eastAsia="宋体"/>
+                <w:b w:val="0"/>
+                <w:sz w:val="21"/>
+              </w:rPr>
+              <w:t>5</w:t>
+            </w:r>
+          </w:p>
+        </w:tc>
+        <w:tc>
+          <w:tcPr>
+            <w:tcW w:type="dxa" w:w="1662"/>
+          </w:tcPr>
+          <w:p>
+            <w:pPr>
+              <w:spacing w:line="300" w:lineRule="exact"/>
+              <w:ind w:firstLine="0"/>
+            </w:pPr>
+            <w:r>
+              <w:rPr>
+                <w:rFonts w:ascii="Times New Roman" w:hAnsi="Times New Roman" w:eastAsia="宋体"/>
+                <w:b w:val="0"/>
+                <w:sz w:val="21"/>
+              </w:rPr>
+              <w:t>市内交通费（两张打车）</w:t>
+            </w:r>
+          </w:p>
+        </w:tc>
+        <w:tc>
+          <w:tcPr>
+            <w:tcW w:type="dxa" w:w="1662"/>
+          </w:tcPr>
+          <w:p>
+            <w:pPr>
+              <w:spacing w:line="300" w:lineRule="exact"/>
+              <w:ind w:firstLine="0"/>
+            </w:pPr>
+            <w:r>
+              <w:rPr>
+                <w:rFonts w:ascii="Times New Roman" w:hAnsi="Times New Roman" w:eastAsia="宋体"/>
+                <w:b w:val="0"/>
+                <w:sz w:val="21"/>
+              </w:rPr>
+              <w:t>88.00</w:t>
+            </w:r>
+          </w:p>
+        </w:tc>
+        <w:tc>
+          <w:tcPr>
+            <w:tcW w:type="dxa" w:w="1662"/>
+          </w:tcPr>
+          <w:p>
+            <w:pPr>
+              <w:spacing w:line="300" w:lineRule="exact"/>
+              <w:ind w:firstLine="0"/>
+            </w:pPr>
+            <w:r>
+              <w:rPr>
+                <w:rFonts w:ascii="Times New Roman" w:hAnsi="Times New Roman" w:eastAsia="宋体"/>
+                <w:b w:val="0"/>
+                <w:sz w:val="21"/>
+              </w:rPr>
+              <w:t>两张票面合计88.00</w:t>
+            </w:r>
+          </w:p>
+        </w:tc>
+        <w:tc>
+          <w:tcPr>
+            <w:tcW w:type="dxa" w:w="1662"/>
+          </w:tcPr>
+          <w:p>
+            <w:pPr>
+              <w:spacing w:line="300" w:lineRule="exact"/>
+              <w:ind w:firstLine="0"/>
+            </w:pPr>
+            <w:r>
+              <w:rPr>
+                <w:rFonts w:ascii="Times New Roman" w:hAnsi="Times New Roman" w:eastAsia="宋体"/>
+                <w:b w:val="0"/>
+                <w:sz w:val="21"/>
+              </w:rPr>
+              <w:t>无误，保留两张票据号</w:t>
+            </w:r>
+          </w:p>
+        </w:tc>
+      </w:tr>
+    </w:tbl>
+    <w:p>
+      <w:pPr>
+        <w:ind w:firstLine="480"/>
+      </w:pPr>
+      <w:r>
+        <w:rPr>
+          <w:rFonts w:ascii="Times New Roman" w:hAnsi="Times New Roman" w:cs="Times New Roman" w:eastAsia="宋体"/>
+          <w:b w:val="0"/>
+          <w:i w:val="0"/>
+        </w:rPr>
+        <w:t xml:space="preserve">表4-9 说明，大模型在字段层面的错误集中在日期、金额口径和类别判断三个地方。这些错误往往看起来很合理，只有回到原件才能发现。</w:t>
+      </w:r>
+    </w:p>
+    <w:p>
+      <w:pPr>
+        <w:ind w:firstLine="480"/>
+      </w:pPr>
+      <w:r>
+        <w:rPr>
+          <w:rFonts w:ascii="Times New Roman" w:hAnsi="Times New Roman" w:cs="Times New Roman" w:eastAsia="宋体"/>
+          <w:b w:val="0"/>
+          <w:i w:val="0"/>
+        </w:rPr>
+        <w:t xml:space="preserve">合计核对是最容易被忽视的一步。表4-10 是孙悦报销单的合计核对过程。</w:t>
+      </w:r>
+    </w:p>
+    <w:p>
+      <w:pPr>
+        <w:keepNext/>
+        <w:spacing w:before="120"/>
+        <w:jc w:val="center"/>
+      </w:pPr>
+      <w:r>
+        <w:rPr>
+          <w:rFonts w:ascii="Times New Roman" w:hAnsi="Times New Roman" w:cs="Times New Roman" w:eastAsia="黑体"/>
+          <w:b/>
+          <w:i w:val="0"/>
+          <w:sz w:val="21"/>
+        </w:rPr>
+        <w:t xml:space="preserve">表4-10 报销单合计核对（示例）</w:t>
+      </w:r>
+    </w:p>
+    <w:tbl>
+      <w:tblPr>
+        <w:tblStyle w:val="TableGrid"/>
+        <w:tblW w:type="auto" w:w="0"/>
         <w:tblLook w:firstColumn="1" w:firstRow="1" w:lastColumn="0" w:lastRow="0" w:noHBand="0" w:noVBand="1" w:val="04A0"/>
+        <w:jc w:val="center"/>
       </w:tblPr>
       <w:tblGrid>
         <w:gridCol w:w="2771"/>
@@ -10555,15 +11270,13 @@
               <w:spacing w:line="300" w:lineRule="exact"/>
               <w:ind w:firstLine="0"/>
             </w:pPr>
-            <w:r/>
             <w:r>
               <w:rPr>
-                <w:rFonts w:ascii="Times New Roman" w:hAnsi="Times New Roman" w:cs="Times New Roman" w:eastAsia="宋体"/>
+                <w:rFonts w:ascii="Times New Roman" w:hAnsi="Times New Roman" w:eastAsia="宋体"/>
                 <w:b/>
-                <w:i w:val="0"/>
                 <w:sz w:val="21"/>
               </w:rPr>
-              <w:t>写法</w:t>
+              <w:t>项目</w:t>
             </w:r>
           </w:p>
         </w:tc>
@@ -10577,15 +11290,13 @@
               <w:spacing w:line="300" w:lineRule="exact"/>
               <w:ind w:firstLine="0"/>
             </w:pPr>
-            <w:r/>
             <w:r>
               <w:rPr>
-                <w:rFonts w:ascii="Times New Roman" w:hAnsi="Times New Roman" w:cs="Times New Roman" w:eastAsia="宋体"/>
+                <w:rFonts w:ascii="Times New Roman" w:hAnsi="Times New Roman" w:eastAsia="宋体"/>
                 <w:b/>
-                <w:i w:val="0"/>
                 <w:sz w:val="21"/>
               </w:rPr>
-              <w:t>示例</w:t>
+              <w:t>金额（元）</w:t>
             </w:r>
           </w:p>
         </w:tc>
@@ -10599,15 +11310,13 @@
               <w:spacing w:line="300" w:lineRule="exact"/>
               <w:ind w:firstLine="0"/>
             </w:pPr>
-            <w:r/>
             <w:r>
               <w:rPr>
-                <w:rFonts w:ascii="Times New Roman" w:hAnsi="Times New Roman" w:cs="Times New Roman" w:eastAsia="宋体"/>
+                <w:rFonts w:ascii="Times New Roman" w:hAnsi="Times New Roman" w:eastAsia="宋体"/>
                 <w:b/>
-                <w:i w:val="0"/>
                 <w:sz w:val="21"/>
               </w:rPr>
-              <w:t>评价</w:t>
+              <w:t>说明</w:t>
             </w:r>
           </w:p>
         </w:tc>
@@ -10622,15 +11331,13 @@
               <w:spacing w:line="300" w:lineRule="exact"/>
               <w:ind w:firstLine="0"/>
             </w:pPr>
-            <w:r/>
             <w:r>
               <w:rPr>
-                <w:rFonts w:ascii="Times New Roman" w:hAnsi="Times New Roman" w:cs="Times New Roman" w:eastAsia="宋体"/>
+                <w:rFonts w:ascii="Times New Roman" w:hAnsi="Times New Roman" w:eastAsia="宋体"/>
                 <w:b w:val="0"/>
-                <w:i w:val="0"/>
                 <w:sz w:val="21"/>
               </w:rPr>
-              <w:t>只写结论</w:t>
+              <w:t>高铁票（票面）</w:t>
             </w:r>
           </w:p>
         </w:tc>
@@ -10643,15 +11350,13 @@
               <w:spacing w:line="300" w:lineRule="exact"/>
               <w:ind w:firstLine="0"/>
             </w:pPr>
-            <w:r/>
             <w:r>
               <w:rPr>
-                <w:rFonts w:ascii="Times New Roman" w:hAnsi="Times New Roman" w:cs="Times New Roman" w:eastAsia="宋体"/>
+                <w:rFonts w:ascii="Times New Roman" w:hAnsi="Times New Roman" w:eastAsia="宋体"/>
                 <w:b w:val="0"/>
-                <w:i w:val="0"/>
                 <w:sz w:val="21"/>
               </w:rPr>
-              <w:t>材料不全，请补充</w:t>
+              <w:t>553.00</w:t>
             </w:r>
           </w:p>
         </w:tc>
@@ -10664,15 +11369,13 @@
               <w:spacing w:line="300" w:lineRule="exact"/>
               <w:ind w:firstLine="0"/>
             </w:pPr>
-            <w:r/>
             <w:r>
               <w:rPr>
-                <w:rFonts w:ascii="Times New Roman" w:hAnsi="Times New Roman" w:cs="Times New Roman" w:eastAsia="宋体"/>
+                <w:rFonts w:ascii="Times New Roman" w:hAnsi="Times New Roman" w:eastAsia="宋体"/>
                 <w:b w:val="0"/>
-                <w:i w:val="0"/>
                 <w:sz w:val="21"/>
               </w:rPr>
-              <w:t>不知道缺什么，无法执行</w:t>
+              <w:t>按票面金额</w:t>
             </w:r>
           </w:p>
         </w:tc>
@@ -10687,15 +11390,13 @@
               <w:spacing w:line="300" w:lineRule="exact"/>
               <w:ind w:firstLine="0"/>
             </w:pPr>
-            <w:r/>
             <w:r>
               <w:rPr>
-                <w:rFonts w:ascii="Times New Roman" w:hAnsi="Times New Roman" w:cs="Times New Roman" w:eastAsia="宋体"/>
+                <w:rFonts w:ascii="Times New Roman" w:hAnsi="Times New Roman" w:eastAsia="宋体"/>
                 <w:b w:val="0"/>
-                <w:i w:val="0"/>
                 <w:sz w:val="21"/>
               </w:rPr>
-              <w:t>写出问题</w:t>
+              <w:t>打车发票（两张）</w:t>
             </w:r>
           </w:p>
         </w:tc>
@@ -10708,15 +11409,13 @@
               <w:spacing w:line="300" w:lineRule="exact"/>
               <w:ind w:firstLine="0"/>
             </w:pPr>
-            <w:r/>
             <w:r>
               <w:rPr>
-                <w:rFonts w:ascii="Times New Roman" w:hAnsi="Times New Roman" w:cs="Times New Roman" w:eastAsia="宋体"/>
+                <w:rFonts w:ascii="Times New Roman" w:hAnsi="Times New Roman" w:eastAsia="宋体"/>
                 <w:b w:val="0"/>
-                <w:i w:val="0"/>
                 <w:sz w:val="21"/>
               </w:rPr>
-              <w:t>租赁费缺少合同，请补充</w:t>
+              <w:t>88.00</w:t>
             </w:r>
           </w:p>
         </w:tc>
@@ -10729,15 +11428,13 @@
               <w:spacing w:line="300" w:lineRule="exact"/>
               <w:ind w:firstLine="0"/>
             </w:pPr>
-            <w:r/>
             <w:r>
               <w:rPr>
-                <w:rFonts w:ascii="Times New Roman" w:hAnsi="Times New Roman" w:cs="Times New Roman" w:eastAsia="宋体"/>
+                <w:rFonts w:ascii="Times New Roman" w:hAnsi="Times New Roman" w:eastAsia="宋体"/>
                 <w:b w:val="0"/>
-                <w:i w:val="0"/>
                 <w:sz w:val="21"/>
               </w:rPr>
-              <w:t>知道缺什么，但没有依据和期限</w:t>
+              <w:t>按票面金额</w:t>
             </w:r>
           </w:p>
         </w:tc>
@@ -10752,15 +11449,13 @@
               <w:spacing w:line="300" w:lineRule="exact"/>
               <w:ind w:firstLine="0"/>
             </w:pPr>
-            <w:r/>
             <w:r>
               <w:rPr>
-                <w:rFonts w:ascii="Times New Roman" w:hAnsi="Times New Roman" w:cs="Times New Roman" w:eastAsia="宋体"/>
+                <w:rFonts w:ascii="Times New Roman" w:hAnsi="Times New Roman" w:eastAsia="宋体"/>
                 <w:b w:val="0"/>
-                <w:i w:val="0"/>
                 <w:sz w:val="21"/>
               </w:rPr>
-              <w:t>四要素齐全</w:t>
+              <w:t>住宿发票（价税合计）</w:t>
             </w:r>
           </w:p>
         </w:tc>
@@ -10773,15 +11468,13 @@
               <w:spacing w:line="300" w:lineRule="exact"/>
               <w:ind w:firstLine="0"/>
             </w:pPr>
-            <w:r/>
             <w:r>
               <w:rPr>
-                <w:rFonts w:ascii="Times New Roman" w:hAnsi="Times New Roman" w:cs="Times New Roman" w:eastAsia="宋体"/>
+                <w:rFonts w:ascii="Times New Roman" w:hAnsi="Times New Roman" w:eastAsia="宋体"/>
                 <w:b w:val="0"/>
-                <w:i w:val="0"/>
                 <w:sz w:val="21"/>
               </w:rPr>
-              <w:t>租赁费发票无对应合同（问题）；依据本单位报销制度中关于业务依据的条款（以制度原文为准）；请于三个工作日内补充合同复印件（处理）；由经办人负责补充（责任）</w:t>
+              <w:t>318.00</w:t>
             </w:r>
           </w:p>
         </w:tc>
@@ -10794,15 +11487,308 @@
               <w:spacing w:line="300" w:lineRule="exact"/>
               <w:ind w:firstLine="0"/>
             </w:pPr>
-            <w:r/>
             <w:r>
               <w:rPr>
-                <w:rFonts w:ascii="Times New Roman" w:hAnsi="Times New Roman" w:cs="Times New Roman" w:eastAsia="宋体"/>
+                <w:rFonts w:ascii="Times New Roman" w:hAnsi="Times New Roman" w:eastAsia="宋体"/>
                 <w:b w:val="0"/>
-                <w:i w:val="0"/>
                 <w:sz w:val="21"/>
               </w:rPr>
-              <w:t>可执行，可追溯</w:t>
+              <w:t>按价税合计，税额不另计</w:t>
+            </w:r>
+          </w:p>
+        </w:tc>
+      </w:tr>
+      <w:tr>
+        <w:tc>
+          <w:tcPr>
+            <w:tcW w:type="dxa" w:w="2771"/>
+          </w:tcPr>
+          <w:p>
+            <w:pPr>
+              <w:spacing w:line="300" w:lineRule="exact"/>
+              <w:ind w:firstLine="0"/>
+            </w:pPr>
+            <w:r>
+              <w:rPr>
+                <w:rFonts w:ascii="Times New Roman" w:hAnsi="Times New Roman" w:eastAsia="宋体"/>
+                <w:b w:val="0"/>
+                <w:sz w:val="21"/>
+              </w:rPr>
+              <w:t>过路费发票</w:t>
+            </w:r>
+          </w:p>
+        </w:tc>
+        <w:tc>
+          <w:tcPr>
+            <w:tcW w:type="dxa" w:w="2771"/>
+          </w:tcPr>
+          <w:p>
+            <w:pPr>
+              <w:spacing w:line="300" w:lineRule="exact"/>
+              <w:ind w:firstLine="0"/>
+            </w:pPr>
+            <w:r>
+              <w:rPr>
+                <w:rFonts w:ascii="Times New Roman" w:hAnsi="Times New Roman" w:eastAsia="宋体"/>
+                <w:b w:val="0"/>
+                <w:sz w:val="21"/>
+              </w:rPr>
+              <w:t>32.00</w:t>
+            </w:r>
+          </w:p>
+        </w:tc>
+        <w:tc>
+          <w:tcPr>
+            <w:tcW w:type="dxa" w:w="2771"/>
+          </w:tcPr>
+          <w:p>
+            <w:pPr>
+              <w:spacing w:line="300" w:lineRule="exact"/>
+              <w:ind w:firstLine="0"/>
+            </w:pPr>
+            <w:r>
+              <w:rPr>
+                <w:rFonts w:ascii="Times New Roman" w:hAnsi="Times New Roman" w:eastAsia="宋体"/>
+                <w:b w:val="0"/>
+                <w:sz w:val="21"/>
+              </w:rPr>
+              <w:t>按票面金额</w:t>
+            </w:r>
+          </w:p>
+        </w:tc>
+      </w:tr>
+      <w:tr>
+        <w:tc>
+          <w:tcPr>
+            <w:tcW w:type="dxa" w:w="2771"/>
+          </w:tcPr>
+          <w:p>
+            <w:pPr>
+              <w:spacing w:line="300" w:lineRule="exact"/>
+              <w:ind w:firstLine="0"/>
+            </w:pPr>
+            <w:r>
+              <w:rPr>
+                <w:rFonts w:ascii="Times New Roman" w:hAnsi="Times New Roman" w:eastAsia="宋体"/>
+                <w:b w:val="0"/>
+                <w:sz w:val="21"/>
+              </w:rPr>
+              <w:t>餐饮（小票）</w:t>
+            </w:r>
+          </w:p>
+        </w:tc>
+        <w:tc>
+          <w:tcPr>
+            <w:tcW w:type="dxa" w:w="2771"/>
+          </w:tcPr>
+          <w:p>
+            <w:pPr>
+              <w:spacing w:line="300" w:lineRule="exact"/>
+              <w:ind w:firstLine="0"/>
+            </w:pPr>
+            <w:r>
+              <w:rPr>
+                <w:rFonts w:ascii="Times New Roman" w:hAnsi="Times New Roman" w:eastAsia="宋体"/>
+                <w:b w:val="0"/>
+                <w:sz w:val="21"/>
+              </w:rPr>
+              <w:t>0.00</w:t>
+            </w:r>
+          </w:p>
+        </w:tc>
+        <w:tc>
+          <w:tcPr>
+            <w:tcW w:type="dxa" w:w="2771"/>
+          </w:tcPr>
+          <w:p>
+            <w:pPr>
+              <w:spacing w:line="300" w:lineRule="exact"/>
+              <w:ind w:firstLine="0"/>
+            </w:pPr>
+            <w:r>
+              <w:rPr>
+                <w:rFonts w:ascii="Times New Roman" w:hAnsi="Times New Roman" w:eastAsia="宋体"/>
+                <w:b w:val="0"/>
+                <w:sz w:val="21"/>
+              </w:rPr>
+              <w:t>小票暂不列入，待补开发票</w:t>
+            </w:r>
+          </w:p>
+        </w:tc>
+      </w:tr>
+      <w:tr>
+        <w:tc>
+          <w:tcPr>
+            <w:tcW w:type="dxa" w:w="2771"/>
+          </w:tcPr>
+          <w:p>
+            <w:pPr>
+              <w:spacing w:line="300" w:lineRule="exact"/>
+              <w:ind w:firstLine="0"/>
+            </w:pPr>
+            <w:r>
+              <w:rPr>
+                <w:rFonts w:ascii="Times New Roman" w:hAnsi="Times New Roman" w:eastAsia="宋体"/>
+                <w:b w:val="0"/>
+                <w:sz w:val="21"/>
+              </w:rPr>
+              <w:t>按票据逐张重新加总</w:t>
+            </w:r>
+          </w:p>
+        </w:tc>
+        <w:tc>
+          <w:tcPr>
+            <w:tcW w:type="dxa" w:w="2771"/>
+          </w:tcPr>
+          <w:p>
+            <w:pPr>
+              <w:spacing w:line="300" w:lineRule="exact"/>
+              <w:ind w:firstLine="0"/>
+            </w:pPr>
+            <w:r>
+              <w:rPr>
+                <w:rFonts w:ascii="Times New Roman" w:hAnsi="Times New Roman" w:eastAsia="宋体"/>
+                <w:b w:val="0"/>
+                <w:sz w:val="21"/>
+              </w:rPr>
+              <w:t>991.00</w:t>
+            </w:r>
+          </w:p>
+        </w:tc>
+        <w:tc>
+          <w:tcPr>
+            <w:tcW w:type="dxa" w:w="2771"/>
+          </w:tcPr>
+          <w:p>
+            <w:pPr>
+              <w:spacing w:line="300" w:lineRule="exact"/>
+              <w:ind w:firstLine="0"/>
+            </w:pPr>
+            <w:r>
+              <w:rPr>
+                <w:rFonts w:ascii="Times New Roman" w:hAnsi="Times New Roman" w:eastAsia="宋体"/>
+                <w:b w:val="0"/>
+                <w:sz w:val="21"/>
+              </w:rPr>
+              <w:t>553.00 + 88.00 + 318.00 + 32.00</w:t>
+            </w:r>
+          </w:p>
+        </w:tc>
+      </w:tr>
+      <w:tr>
+        <w:tc>
+          <w:tcPr>
+            <w:tcW w:type="dxa" w:w="2771"/>
+          </w:tcPr>
+          <w:p>
+            <w:pPr>
+              <w:spacing w:line="300" w:lineRule="exact"/>
+              <w:ind w:firstLine="0"/>
+            </w:pPr>
+            <w:r>
+              <w:rPr>
+                <w:rFonts w:ascii="Times New Roman" w:hAnsi="Times New Roman" w:eastAsia="宋体"/>
+                <w:b w:val="0"/>
+                <w:sz w:val="21"/>
+              </w:rPr>
+              <w:t>报销单原合计</w:t>
+            </w:r>
+          </w:p>
+        </w:tc>
+        <w:tc>
+          <w:tcPr>
+            <w:tcW w:type="dxa" w:w="2771"/>
+          </w:tcPr>
+          <w:p>
+            <w:pPr>
+              <w:spacing w:line="300" w:lineRule="exact"/>
+              <w:ind w:firstLine="0"/>
+            </w:pPr>
+            <w:r>
+              <w:rPr>
+                <w:rFonts w:ascii="Times New Roman" w:hAnsi="Times New Roman" w:eastAsia="宋体"/>
+                <w:b w:val="0"/>
+                <w:sz w:val="21"/>
+              </w:rPr>
+              <w:t>1 003.00</w:t>
+            </w:r>
+          </w:p>
+        </w:tc>
+        <w:tc>
+          <w:tcPr>
+            <w:tcW w:type="dxa" w:w="2771"/>
+          </w:tcPr>
+          <w:p>
+            <w:pPr>
+              <w:spacing w:line="300" w:lineRule="exact"/>
+              <w:ind w:firstLine="0"/>
+            </w:pPr>
+            <w:r>
+              <w:rPr>
+                <w:rFonts w:ascii="Times New Roman" w:hAnsi="Times New Roman" w:eastAsia="宋体"/>
+                <w:b w:val="0"/>
+                <w:sz w:val="21"/>
+              </w:rPr>
+              <w:t>大模型生成的合计</w:t>
+            </w:r>
+          </w:p>
+        </w:tc>
+      </w:tr>
+      <w:tr>
+        <w:tc>
+          <w:tcPr>
+            <w:tcW w:type="dxa" w:w="2771"/>
+          </w:tcPr>
+          <w:p>
+            <w:pPr>
+              <w:spacing w:line="300" w:lineRule="exact"/>
+              <w:ind w:firstLine="0"/>
+            </w:pPr>
+            <w:r>
+              <w:rPr>
+                <w:rFonts w:ascii="Times New Roman" w:hAnsi="Times New Roman" w:eastAsia="宋体"/>
+                <w:b w:val="0"/>
+                <w:sz w:val="21"/>
+              </w:rPr>
+              <w:t>差额</w:t>
+            </w:r>
+          </w:p>
+        </w:tc>
+        <w:tc>
+          <w:tcPr>
+            <w:tcW w:type="dxa" w:w="2771"/>
+          </w:tcPr>
+          <w:p>
+            <w:pPr>
+              <w:spacing w:line="300" w:lineRule="exact"/>
+              <w:ind w:firstLine="0"/>
+            </w:pPr>
+            <w:r>
+              <w:rPr>
+                <w:rFonts w:ascii="Times New Roman" w:hAnsi="Times New Roman" w:eastAsia="宋体"/>
+                <w:b w:val="0"/>
+                <w:sz w:val="21"/>
+              </w:rPr>
+              <w:t>12.00</w:t>
+            </w:r>
+          </w:p>
+        </w:tc>
+        <w:tc>
+          <w:tcPr>
+            <w:tcW w:type="dxa" w:w="2771"/>
+          </w:tcPr>
+          <w:p>
+            <w:pPr>
+              <w:spacing w:line="300" w:lineRule="exact"/>
+              <w:ind w:firstLine="0"/>
+            </w:pPr>
+            <w:r>
+              <w:rPr>
+                <w:rFonts w:ascii="Times New Roman" w:hAnsi="Times New Roman" w:eastAsia="宋体"/>
+                <w:b w:val="0"/>
+                <w:sz w:val="21"/>
+              </w:rPr>
+              <w:t>原因：一张停车小票被录入两次，票据号相同</w:t>
             </w:r>
           </w:p>
         </w:tc>
@@ -10810,11 +11796,45 @@
     </w:tbl>
     <w:p>
       <w:pPr>
-        <w:spacing w:line="160" w:lineRule="exact"/>
-      </w:pPr>
+        <w:ind w:firstLine="480"/>
+      </w:pPr>
+      <w:r>
+        <w:rPr>
+          <w:rFonts w:ascii="Times New Roman" w:hAnsi="Times New Roman" w:cs="Times New Roman" w:eastAsia="宋体"/>
+          <w:b w:val="0"/>
+          <w:i w:val="0"/>
+        </w:rPr>
+        <w:t xml:space="preserve">差额为12.00元，看起来不大，但它说明合计并非由明细计算得出，而是由模型“估计”得出。只要有一处数字无法被重新算出，就应当退回重做，而不是手工修补合计。</w:t>
+      </w:r>
     </w:p>
     <w:p>
       <w:pPr>
+        <w:pStyle w:val="Heading3"/>
+      </w:pPr>
+      <w:r>
+        <w:rPr>
+          <w:rFonts w:ascii="Times New Roman" w:hAnsi="Times New Roman" w:cs="Times New Roman" w:eastAsia="黑体"/>
+          <w:b/>
+          <w:i w:val="0"/>
+        </w:rPr>
+        <w:t xml:space="preserve">四、实践：生成报销单并留下修改记录</w:t>
+      </w:r>
+    </w:p>
+    <w:p>
+      <w:pPr>
+        <w:ind w:firstLine="480"/>
+      </w:pPr>
+      <w:r>
+        <w:rPr>
+          <w:rFonts w:ascii="Times New Roman" w:hAnsi="Times New Roman" w:cs="Times New Roman" w:eastAsia="宋体"/>
+          <w:b w:val="0"/>
+          <w:i w:val="0"/>
+        </w:rPr>
+        <w:t xml:space="preserve">下面的步骤以孙悦的报销为例，读者可以用自己的一次出差或活动报销进行练习。</w:t>
+      </w:r>
+    </w:p>
+    <w:p>
+      <w:pPr>
         <w:ind w:firstLine="480"/>
       </w:pPr>
       <w:r>
@@ -10823,7 +11843,7 @@
           <w:b/>
           <w:i w:val="0"/>
         </w:rPr>
-        <w:t>一条审核意见的修改示例</w:t>
+        <w:t xml:space="preserve">（一）先脱敏，再输入</w:t>
       </w:r>
     </w:p>
     <w:p>
@@ -10836,7 +11856,7 @@
           <w:b w:val="0"/>
           <w:i w:val="0"/>
         </w:rPr>
-        <w:t>假设最初的草稿写的是：“报销材料不规范，请修改后重新提交。”这句话没有问题，也没有依据，报销人无从下手。经过四要素改写后，可以变成：“第2张发票的购买方名称为学院简称（问题）；依据本单位报销制度中关于票据抬头的要求，应使用单位全称（依据，以制度原文为准）；请于三个工作日内更正抬头后重新提交（处理）；由经办人负责更正（责任）。”</w:t>
+        <w:t xml:space="preserve">票据中的身份证号、银行卡号、手机号等信息，与报销审核通常无关，应当在输入前删除或遮挡。购买方信息如果与审核有关，只保留单位名称和税号即可。</w:t>
       </w:r>
     </w:p>
     <w:p>
@@ -10846,23 +11866,680 @@
       <w:r>
         <w:rPr>
           <w:rFonts w:ascii="Times New Roman" w:hAnsi="Times New Roman" w:cs="Times New Roman" w:eastAsia="宋体"/>
-          <w:b w:val="0"/>
-          <w:i w:val="0"/>
-        </w:rPr>
-        <w:t>两相对比可以看出，修改后的意见并没有增加多少字数，却让报销人知道了问题在哪里、为什么要改、怎样改、谁来改。这就是审核意见的价值所在。</w:t>
+          <w:b/>
+          <w:i w:val="0"/>
+        </w:rPr>
+        <w:t xml:space="preserve">（二）生成报销单草稿</w:t>
       </w:r>
     </w:p>
     <w:p>
       <w:pPr>
-        <w:pStyle w:val="Heading3"/>
+        <w:ind w:firstLine="480"/>
+      </w:pPr>
+      <w:r>
+        <w:rPr>
+          <w:rFonts w:ascii="Times New Roman" w:hAnsi="Times New Roman" w:cs="Times New Roman" w:eastAsia="宋体"/>
+          <w:b w:val="0"/>
+          <w:i w:val="0"/>
+        </w:rPr>
+        <w:t xml:space="preserve">将脱敏后的票据摘要和单位报销单字段粘贴到前面的提示词中，生成草稿。检查草稿中“人工信息”是否留空；如果大模型自行填写了报销人或事由，应当删除，并在修改记录中注明。</w:t>
+      </w:r>
+    </w:p>
+    <w:p>
+      <w:pPr>
+        <w:ind w:firstLine="480"/>
+      </w:pPr>
+      <w:r>
+        <w:rPr>
+          <w:rFonts w:ascii="Times New Roman" w:hAnsi="Times New Roman" w:cs="Times New Roman" w:eastAsia="宋体"/>
+          <w:b/>
+          <w:i w:val="0"/>
+        </w:rPr>
+        <w:t xml:space="preserve">（三）逐项核对并记录修改</w:t>
+      </w:r>
+    </w:p>
+    <w:p>
+      <w:pPr>
+        <w:ind w:firstLine="480"/>
+      </w:pPr>
+      <w:r>
+        <w:rPr>
+          <w:rFonts w:ascii="Times New Roman" w:hAnsi="Times New Roman" w:cs="Times New Roman" w:eastAsia="宋体"/>
+          <w:b w:val="0"/>
+          <w:i w:val="0"/>
+        </w:rPr>
+        <w:t xml:space="preserve">按照三个层面核对草稿。每一处修改都要留下记录，表4-11 是修改留痕的示例。留痕的作用，是让后来的人能看出：哪里改了，为什么改，由谁确认。</w:t>
+      </w:r>
+    </w:p>
+    <w:p>
+      <w:pPr>
+        <w:keepNext/>
+        <w:spacing w:before="120"/>
+        <w:jc w:val="center"/>
       </w:pPr>
       <w:r>
         <w:rPr>
           <w:rFonts w:ascii="Times New Roman" w:hAnsi="Times New Roman" w:cs="Times New Roman" w:eastAsia="黑体"/>
           <w:b/>
           <w:i w:val="0"/>
-        </w:rPr>
-        <w:t>三、人与大模型的分工</w:t>
+          <w:sz w:val="21"/>
+        </w:rPr>
+        <w:t xml:space="preserve">表4-11 报销单修改留痕（示例）</w:t>
+      </w:r>
+    </w:p>
+    <w:tbl>
+      <w:tblPr>
+        <w:tblStyle w:val="TableGrid"/>
+        <w:tblW w:type="auto" w:w="0"/>
+        <w:tblLook w:firstColumn="1" w:firstRow="1" w:lastColumn="0" w:lastRow="0" w:noHBand="0" w:noVBand="1" w:val="04A0"/>
+        <w:jc w:val="center"/>
+      </w:tblPr>
+      <w:tblGrid>
+        <w:gridCol w:w="1385"/>
+        <w:gridCol w:w="1385"/>
+        <w:gridCol w:w="1385"/>
+        <w:gridCol w:w="1385"/>
+        <w:gridCol w:w="1385"/>
+        <w:gridCol w:w="1385"/>
+      </w:tblGrid>
+      <w:tr>
+        <w:tc>
+          <w:tcPr>
+            <w:tcW w:type="dxa" w:w="1385"/>
+            <w:shd w:val="clear" w:color="auto" w:fill="EDEDED"/>
+          </w:tcPr>
+          <w:p>
+            <w:pPr>
+              <w:spacing w:line="300" w:lineRule="exact"/>
+              <w:ind w:firstLine="0"/>
+            </w:pPr>
+            <w:r>
+              <w:rPr>
+                <w:rFonts w:ascii="Times New Roman" w:hAnsi="Times New Roman" w:eastAsia="宋体"/>
+                <w:b/>
+                <w:sz w:val="21"/>
+              </w:rPr>
+              <w:t>序号</w:t>
+            </w:r>
+          </w:p>
+        </w:tc>
+        <w:tc>
+          <w:tcPr>
+            <w:tcW w:type="dxa" w:w="1385"/>
+            <w:shd w:val="clear" w:color="auto" w:fill="EDEDED"/>
+          </w:tcPr>
+          <w:p>
+            <w:pPr>
+              <w:spacing w:line="300" w:lineRule="exact"/>
+              <w:ind w:firstLine="0"/>
+            </w:pPr>
+            <w:r>
+              <w:rPr>
+                <w:rFonts w:ascii="Times New Roman" w:hAnsi="Times New Roman" w:eastAsia="宋体"/>
+                <w:b/>
+                <w:sz w:val="21"/>
+              </w:rPr>
+              <w:t>字段</w:t>
+            </w:r>
+          </w:p>
+        </w:tc>
+        <w:tc>
+          <w:tcPr>
+            <w:tcW w:type="dxa" w:w="1385"/>
+            <w:shd w:val="clear" w:color="auto" w:fill="EDEDED"/>
+          </w:tcPr>
+          <w:p>
+            <w:pPr>
+              <w:spacing w:line="300" w:lineRule="exact"/>
+              <w:ind w:firstLine="0"/>
+            </w:pPr>
+            <w:r>
+              <w:rPr>
+                <w:rFonts w:ascii="Times New Roman" w:hAnsi="Times New Roman" w:eastAsia="宋体"/>
+                <w:b/>
+                <w:sz w:val="21"/>
+              </w:rPr>
+              <w:t>修改前</w:t>
+            </w:r>
+          </w:p>
+        </w:tc>
+        <w:tc>
+          <w:tcPr>
+            <w:tcW w:type="dxa" w:w="1385"/>
+            <w:shd w:val="clear" w:color="auto" w:fill="EDEDED"/>
+          </w:tcPr>
+          <w:p>
+            <w:pPr>
+              <w:spacing w:line="300" w:lineRule="exact"/>
+              <w:ind w:firstLine="0"/>
+            </w:pPr>
+            <w:r>
+              <w:rPr>
+                <w:rFonts w:ascii="Times New Roman" w:hAnsi="Times New Roman" w:eastAsia="宋体"/>
+                <w:b/>
+                <w:sz w:val="21"/>
+              </w:rPr>
+              <w:t>修改后</w:t>
+            </w:r>
+          </w:p>
+        </w:tc>
+        <w:tc>
+          <w:tcPr>
+            <w:tcW w:type="dxa" w:w="1385"/>
+            <w:shd w:val="clear" w:color="auto" w:fill="EDEDED"/>
+          </w:tcPr>
+          <w:p>
+            <w:pPr>
+              <w:spacing w:line="300" w:lineRule="exact"/>
+              <w:ind w:firstLine="0"/>
+            </w:pPr>
+            <w:r>
+              <w:rPr>
+                <w:rFonts w:ascii="Times New Roman" w:hAnsi="Times New Roman" w:eastAsia="宋体"/>
+                <w:b/>
+                <w:sz w:val="21"/>
+              </w:rPr>
+              <w:t>修改原因</w:t>
+            </w:r>
+          </w:p>
+        </w:tc>
+        <w:tc>
+          <w:tcPr>
+            <w:tcW w:type="dxa" w:w="1385"/>
+            <w:shd w:val="clear" w:color="auto" w:fill="EDEDED"/>
+          </w:tcPr>
+          <w:p>
+            <w:pPr>
+              <w:spacing w:line="300" w:lineRule="exact"/>
+              <w:ind w:firstLine="0"/>
+            </w:pPr>
+            <w:r>
+              <w:rPr>
+                <w:rFonts w:ascii="Times New Roman" w:hAnsi="Times New Roman" w:eastAsia="宋体"/>
+                <w:b/>
+                <w:sz w:val="21"/>
+              </w:rPr>
+              <w:t>确认人</w:t>
+            </w:r>
+          </w:p>
+        </w:tc>
+      </w:tr>
+      <w:tr>
+        <w:tc>
+          <w:tcPr>
+            <w:tcW w:type="dxa" w:w="1385"/>
+          </w:tcPr>
+          <w:p>
+            <w:pPr>
+              <w:spacing w:line="300" w:lineRule="exact"/>
+              <w:ind w:firstLine="0"/>
+            </w:pPr>
+            <w:r>
+              <w:rPr>
+                <w:rFonts w:ascii="Times New Roman" w:hAnsi="Times New Roman" w:eastAsia="宋体"/>
+                <w:b w:val="0"/>
+                <w:sz w:val="21"/>
+              </w:rPr>
+              <w:t>1</w:t>
+            </w:r>
+          </w:p>
+        </w:tc>
+        <w:tc>
+          <w:tcPr>
+            <w:tcW w:type="dxa" w:w="1385"/>
+          </w:tcPr>
+          <w:p>
+            <w:pPr>
+              <w:spacing w:line="300" w:lineRule="exact"/>
+              <w:ind w:firstLine="0"/>
+            </w:pPr>
+            <w:r>
+              <w:rPr>
+                <w:rFonts w:ascii="Times New Roman" w:hAnsi="Times New Roman" w:eastAsia="宋体"/>
+                <w:b w:val="0"/>
+                <w:sz w:val="21"/>
+              </w:rPr>
+              <w:t>高铁票乘车日期</w:t>
+            </w:r>
+          </w:p>
+        </w:tc>
+        <w:tc>
+          <w:tcPr>
+            <w:tcW w:type="dxa" w:w="1385"/>
+          </w:tcPr>
+          <w:p>
+            <w:pPr>
+              <w:spacing w:line="300" w:lineRule="exact"/>
+              <w:ind w:firstLine="0"/>
+            </w:pPr>
+            <w:r>
+              <w:rPr>
+                <w:rFonts w:ascii="Times New Roman" w:hAnsi="Times New Roman" w:eastAsia="宋体"/>
+                <w:b w:val="0"/>
+                <w:sz w:val="21"/>
+              </w:rPr>
+              <w:t>2026-09-13</w:t>
+            </w:r>
+          </w:p>
+        </w:tc>
+        <w:tc>
+          <w:tcPr>
+            <w:tcW w:type="dxa" w:w="1385"/>
+          </w:tcPr>
+          <w:p>
+            <w:pPr>
+              <w:spacing w:line="300" w:lineRule="exact"/>
+              <w:ind w:firstLine="0"/>
+            </w:pPr>
+            <w:r>
+              <w:rPr>
+                <w:rFonts w:ascii="Times New Roman" w:hAnsi="Times New Roman" w:eastAsia="宋体"/>
+                <w:b w:val="0"/>
+                <w:sz w:val="21"/>
+              </w:rPr>
+              <w:t>2026-09-12</w:t>
+            </w:r>
+          </w:p>
+        </w:tc>
+        <w:tc>
+          <w:tcPr>
+            <w:tcW w:type="dxa" w:w="1385"/>
+          </w:tcPr>
+          <w:p>
+            <w:pPr>
+              <w:spacing w:line="300" w:lineRule="exact"/>
+              <w:ind w:firstLine="0"/>
+            </w:pPr>
+            <w:r>
+              <w:rPr>
+                <w:rFonts w:ascii="Times New Roman" w:hAnsi="Times New Roman" w:eastAsia="宋体"/>
+                <w:b w:val="0"/>
+                <w:sz w:val="21"/>
+              </w:rPr>
+              <w:t>与票面日期不一致</w:t>
+            </w:r>
+          </w:p>
+        </w:tc>
+        <w:tc>
+          <w:tcPr>
+            <w:tcW w:type="dxa" w:w="1385"/>
+          </w:tcPr>
+          <w:p>
+            <w:pPr>
+              <w:spacing w:line="300" w:lineRule="exact"/>
+              <w:ind w:firstLine="0"/>
+            </w:pPr>
+            <w:r>
+              <w:rPr>
+                <w:rFonts w:ascii="Times New Roman" w:hAnsi="Times New Roman" w:eastAsia="宋体"/>
+                <w:b w:val="0"/>
+                <w:sz w:val="21"/>
+              </w:rPr>
+              <w:t>陈静</w:t>
+            </w:r>
+          </w:p>
+        </w:tc>
+      </w:tr>
+      <w:tr>
+        <w:tc>
+          <w:tcPr>
+            <w:tcW w:type="dxa" w:w="1385"/>
+          </w:tcPr>
+          <w:p>
+            <w:pPr>
+              <w:spacing w:line="300" w:lineRule="exact"/>
+              <w:ind w:firstLine="0"/>
+            </w:pPr>
+            <w:r>
+              <w:rPr>
+                <w:rFonts w:ascii="Times New Roman" w:hAnsi="Times New Roman" w:eastAsia="宋体"/>
+                <w:b w:val="0"/>
+                <w:sz w:val="21"/>
+              </w:rPr>
+              <w:t>2</w:t>
+            </w:r>
+          </w:p>
+        </w:tc>
+        <w:tc>
+          <w:tcPr>
+            <w:tcW w:type="dxa" w:w="1385"/>
+          </w:tcPr>
+          <w:p>
+            <w:pPr>
+              <w:spacing w:line="300" w:lineRule="exact"/>
+              <w:ind w:firstLine="0"/>
+            </w:pPr>
+            <w:r>
+              <w:rPr>
+                <w:rFonts w:ascii="Times New Roman" w:hAnsi="Times New Roman" w:eastAsia="宋体"/>
+                <w:b w:val="0"/>
+                <w:sz w:val="21"/>
+              </w:rPr>
+              <w:t>餐饮费类别</w:t>
+            </w:r>
+          </w:p>
+        </w:tc>
+        <w:tc>
+          <w:tcPr>
+            <w:tcW w:type="dxa" w:w="1385"/>
+          </w:tcPr>
+          <w:p>
+            <w:pPr>
+              <w:spacing w:line="300" w:lineRule="exact"/>
+              <w:ind w:firstLine="0"/>
+            </w:pPr>
+            <w:r>
+              <w:rPr>
+                <w:rFonts w:ascii="Times New Roman" w:hAnsi="Times New Roman" w:eastAsia="宋体"/>
+                <w:b w:val="0"/>
+                <w:sz w:val="21"/>
+              </w:rPr>
+              <w:t>会议费</w:t>
+            </w:r>
+          </w:p>
+        </w:tc>
+        <w:tc>
+          <w:tcPr>
+            <w:tcW w:type="dxa" w:w="1385"/>
+          </w:tcPr>
+          <w:p>
+            <w:pPr>
+              <w:spacing w:line="300" w:lineRule="exact"/>
+              <w:ind w:firstLine="0"/>
+            </w:pPr>
+            <w:r>
+              <w:rPr>
+                <w:rFonts w:ascii="Times New Roman" w:hAnsi="Times New Roman" w:eastAsia="宋体"/>
+                <w:b w:val="0"/>
+                <w:sz w:val="21"/>
+              </w:rPr>
+              <w:t>餐饮费（小票待补开发票）</w:t>
+            </w:r>
+          </w:p>
+        </w:tc>
+        <w:tc>
+          <w:tcPr>
+            <w:tcW w:type="dxa" w:w="1385"/>
+          </w:tcPr>
+          <w:p>
+            <w:pPr>
+              <w:spacing w:line="300" w:lineRule="exact"/>
+              <w:ind w:firstLine="0"/>
+            </w:pPr>
+            <w:r>
+              <w:rPr>
+                <w:rFonts w:ascii="Times New Roman" w:hAnsi="Times New Roman" w:eastAsia="宋体"/>
+                <w:b w:val="0"/>
+                <w:sz w:val="21"/>
+              </w:rPr>
+              <w:t>票据类别与实际不符；小票不能作为报销凭证</w:t>
+            </w:r>
+          </w:p>
+        </w:tc>
+        <w:tc>
+          <w:tcPr>
+            <w:tcW w:type="dxa" w:w="1385"/>
+          </w:tcPr>
+          <w:p>
+            <w:pPr>
+              <w:spacing w:line="300" w:lineRule="exact"/>
+              <w:ind w:firstLine="0"/>
+            </w:pPr>
+            <w:r>
+              <w:rPr>
+                <w:rFonts w:ascii="Times New Roman" w:hAnsi="Times New Roman" w:eastAsia="宋体"/>
+                <w:b w:val="0"/>
+                <w:sz w:val="21"/>
+              </w:rPr>
+              <w:t>陈静</w:t>
+            </w:r>
+          </w:p>
+        </w:tc>
+      </w:tr>
+      <w:tr>
+        <w:tc>
+          <w:tcPr>
+            <w:tcW w:type="dxa" w:w="1385"/>
+          </w:tcPr>
+          <w:p>
+            <w:pPr>
+              <w:spacing w:line="300" w:lineRule="exact"/>
+              <w:ind w:firstLine="0"/>
+            </w:pPr>
+            <w:r>
+              <w:rPr>
+                <w:rFonts w:ascii="Times New Roman" w:hAnsi="Times New Roman" w:eastAsia="宋体"/>
+                <w:b w:val="0"/>
+                <w:sz w:val="21"/>
+              </w:rPr>
+              <w:t>3</w:t>
+            </w:r>
+          </w:p>
+        </w:tc>
+        <w:tc>
+          <w:tcPr>
+            <w:tcW w:type="dxa" w:w="1385"/>
+          </w:tcPr>
+          <w:p>
+            <w:pPr>
+              <w:spacing w:line="300" w:lineRule="exact"/>
+              <w:ind w:firstLine="0"/>
+            </w:pPr>
+            <w:r>
+              <w:rPr>
+                <w:rFonts w:ascii="Times New Roman" w:hAnsi="Times New Roman" w:eastAsia="宋体"/>
+                <w:b w:val="0"/>
+                <w:sz w:val="21"/>
+              </w:rPr>
+              <w:t>合计金额</w:t>
+            </w:r>
+          </w:p>
+        </w:tc>
+        <w:tc>
+          <w:tcPr>
+            <w:tcW w:type="dxa" w:w="1385"/>
+          </w:tcPr>
+          <w:p>
+            <w:pPr>
+              <w:spacing w:line="300" w:lineRule="exact"/>
+              <w:ind w:firstLine="0"/>
+            </w:pPr>
+            <w:r>
+              <w:rPr>
+                <w:rFonts w:ascii="Times New Roman" w:hAnsi="Times New Roman" w:eastAsia="宋体"/>
+                <w:b w:val="0"/>
+                <w:sz w:val="21"/>
+              </w:rPr>
+              <w:t>1 003.00</w:t>
+            </w:r>
+          </w:p>
+        </w:tc>
+        <w:tc>
+          <w:tcPr>
+            <w:tcW w:type="dxa" w:w="1385"/>
+          </w:tcPr>
+          <w:p>
+            <w:pPr>
+              <w:spacing w:line="300" w:lineRule="exact"/>
+              <w:ind w:firstLine="0"/>
+            </w:pPr>
+            <w:r>
+              <w:rPr>
+                <w:rFonts w:ascii="Times New Roman" w:hAnsi="Times New Roman" w:eastAsia="宋体"/>
+                <w:b w:val="0"/>
+                <w:sz w:val="21"/>
+              </w:rPr>
+              <w:t>991.00</w:t>
+            </w:r>
+          </w:p>
+        </w:tc>
+        <w:tc>
+          <w:tcPr>
+            <w:tcW w:type="dxa" w:w="1385"/>
+          </w:tcPr>
+          <w:p>
+            <w:pPr>
+              <w:spacing w:line="300" w:lineRule="exact"/>
+              <w:ind w:firstLine="0"/>
+            </w:pPr>
+            <w:r>
+              <w:rPr>
+                <w:rFonts w:ascii="Times New Roman" w:hAnsi="Times New Roman" w:eastAsia="宋体"/>
+                <w:b w:val="0"/>
+                <w:sz w:val="21"/>
+              </w:rPr>
+              <w:t>停车小票被重复录入</w:t>
+            </w:r>
+          </w:p>
+        </w:tc>
+        <w:tc>
+          <w:tcPr>
+            <w:tcW w:type="dxa" w:w="1385"/>
+          </w:tcPr>
+          <w:p>
+            <w:pPr>
+              <w:spacing w:line="300" w:lineRule="exact"/>
+              <w:ind w:firstLine="0"/>
+            </w:pPr>
+            <w:r>
+              <w:rPr>
+                <w:rFonts w:ascii="Times New Roman" w:hAnsi="Times New Roman" w:eastAsia="宋体"/>
+                <w:b w:val="0"/>
+                <w:sz w:val="21"/>
+              </w:rPr>
+              <w:t>陈静</w:t>
+            </w:r>
+          </w:p>
+        </w:tc>
+      </w:tr>
+      <w:tr>
+        <w:tc>
+          <w:tcPr>
+            <w:tcW w:type="dxa" w:w="1385"/>
+          </w:tcPr>
+          <w:p>
+            <w:pPr>
+              <w:spacing w:line="300" w:lineRule="exact"/>
+              <w:ind w:firstLine="0"/>
+            </w:pPr>
+            <w:r>
+              <w:rPr>
+                <w:rFonts w:ascii="Times New Roman" w:hAnsi="Times New Roman" w:eastAsia="宋体"/>
+                <w:b w:val="0"/>
+                <w:sz w:val="21"/>
+              </w:rPr>
+              <w:t>4</w:t>
+            </w:r>
+          </w:p>
+        </w:tc>
+        <w:tc>
+          <w:tcPr>
+            <w:tcW w:type="dxa" w:w="1385"/>
+          </w:tcPr>
+          <w:p>
+            <w:pPr>
+              <w:spacing w:line="300" w:lineRule="exact"/>
+              <w:ind w:firstLine="0"/>
+            </w:pPr>
+            <w:r>
+              <w:rPr>
+                <w:rFonts w:ascii="Times New Roman" w:hAnsi="Times New Roman" w:eastAsia="宋体"/>
+                <w:b w:val="0"/>
+                <w:sz w:val="21"/>
+              </w:rPr>
+              <w:t>报销人、事由</w:t>
+            </w:r>
+          </w:p>
+        </w:tc>
+        <w:tc>
+          <w:tcPr>
+            <w:tcW w:type="dxa" w:w="1385"/>
+          </w:tcPr>
+          <w:p>
+            <w:pPr>
+              <w:spacing w:line="300" w:lineRule="exact"/>
+              <w:ind w:firstLine="0"/>
+            </w:pPr>
+            <w:r>
+              <w:rPr>
+                <w:rFonts w:ascii="Times New Roman" w:hAnsi="Times New Roman" w:eastAsia="宋体"/>
+                <w:b w:val="0"/>
+                <w:sz w:val="21"/>
+              </w:rPr>
+              <w:t>大模型已填写</w:t>
+            </w:r>
+          </w:p>
+        </w:tc>
+        <w:tc>
+          <w:tcPr>
+            <w:tcW w:type="dxa" w:w="1385"/>
+          </w:tcPr>
+          <w:p>
+            <w:pPr>
+              <w:spacing w:line="300" w:lineRule="exact"/>
+              <w:ind w:firstLine="0"/>
+            </w:pPr>
+            <w:r>
+              <w:rPr>
+                <w:rFonts w:ascii="Times New Roman" w:hAnsi="Times New Roman" w:eastAsia="宋体"/>
+                <w:b w:val="0"/>
+                <w:sz w:val="21"/>
+              </w:rPr>
+              <w:t>留空，由孙悦补充</w:t>
+            </w:r>
+          </w:p>
+        </w:tc>
+        <w:tc>
+          <w:tcPr>
+            <w:tcW w:type="dxa" w:w="1385"/>
+          </w:tcPr>
+          <w:p>
+            <w:pPr>
+              <w:spacing w:line="300" w:lineRule="exact"/>
+              <w:ind w:firstLine="0"/>
+            </w:pPr>
+            <w:r>
+              <w:rPr>
+                <w:rFonts w:ascii="Times New Roman" w:hAnsi="Times New Roman" w:eastAsia="宋体"/>
+                <w:b w:val="0"/>
+                <w:sz w:val="21"/>
+              </w:rPr>
+              <w:t>人工信息不由模型填写</w:t>
+            </w:r>
+          </w:p>
+        </w:tc>
+        <w:tc>
+          <w:tcPr>
+            <w:tcW w:type="dxa" w:w="1385"/>
+          </w:tcPr>
+          <w:p>
+            <w:pPr>
+              <w:spacing w:line="300" w:lineRule="exact"/>
+              <w:ind w:firstLine="0"/>
+            </w:pPr>
+            <w:r>
+              <w:rPr>
+                <w:rFonts w:ascii="Times New Roman" w:hAnsi="Times New Roman" w:eastAsia="宋体"/>
+                <w:b w:val="0"/>
+                <w:sz w:val="21"/>
+              </w:rPr>
+              <w:t>陈静</w:t>
+            </w:r>
+          </w:p>
+        </w:tc>
+      </w:tr>
+    </w:tbl>
+    <w:p>
+      <w:pPr>
+        <w:ind w:firstLine="480"/>
+      </w:pPr>
+      <w:r>
+        <w:rPr>
+          <w:rFonts w:ascii="Times New Roman" w:hAnsi="Times New Roman" w:cs="Times New Roman" w:eastAsia="宋体"/>
+          <w:b/>
+          <w:i w:val="0"/>
+        </w:rPr>
+        <w:t xml:space="preserve">（四）形成报销单并签字</w:t>
       </w:r>
     </w:p>
     <w:p>
@@ -10875,12 +12552,25 @@
           <w:b w:val="0"/>
           <w:i w:val="0"/>
         </w:rPr>
-        <w:t>大模型擅长整理、归纳和改写，但它不能替代人对事实的判断，也不能替代人对制度的解释。因此，本任务建议采用下面的分工：</w:t>
+        <w:t xml:space="preserve">修改完成后，由报销人补充人工信息，经办人和审批人在报销单上签字。签字的意义，是确认每一个数字都经过了人工核对。在电子报销系统中，签字可以是电子签名，但审批人的责任不会因此改变。</w:t>
       </w:r>
     </w:p>
     <w:p>
       <w:pPr>
-        <w:ind w:left="480" w:hanging="240"/>
+        <w:ind w:firstLine="480"/>
+      </w:pPr>
+      <w:r>
+        <w:rPr>
+          <w:rFonts w:ascii="Times New Roman" w:hAnsi="Times New Roman" w:cs="Times New Roman" w:eastAsia="宋体"/>
+          <w:b/>
+          <w:i w:val="0"/>
+        </w:rPr>
+        <w:t xml:space="preserve">（五）人与大模型的分工</w:t>
+      </w:r>
+    </w:p>
+    <w:p>
+      <w:pPr>
+        <w:ind w:firstLine="480"/>
       </w:pPr>
       <w:r>
         <w:rPr>
@@ -10888,67 +12578,7 @@
           <w:b w:val="0"/>
           <w:i w:val="0"/>
         </w:rPr>
-        <w:t>•</w:t>
-        <w:tab/>
-      </w:r>
-      <w:r>
-        <w:rPr>
-          <w:rFonts w:ascii="Times New Roman" w:hAnsi="Times New Roman" w:cs="Times New Roman" w:eastAsia="宋体"/>
-          <w:b/>
-          <w:i w:val="0"/>
-        </w:rPr>
-        <w:t>大模型负责</w:t>
-      </w:r>
-      <w:r>
-        <w:rPr>
-          <w:rFonts w:ascii="Times New Roman" w:hAnsi="Times New Roman" w:cs="Times New Roman" w:eastAsia="宋体"/>
-          <w:b w:val="0"/>
-          <w:i w:val="0"/>
-        </w:rPr>
-        <w:t>：根据材料和清单生成问题清单草稿；把问题改写为规范的表述；检查审核意见的格式是否完整。</w:t>
-      </w:r>
-    </w:p>
-    <w:p>
-      <w:pPr>
-        <w:ind w:left="480" w:hanging="240"/>
-      </w:pPr>
-      <w:r>
-        <w:rPr>
-          <w:rFonts w:ascii="Times New Roman" w:hAnsi="Times New Roman" w:cs="Times New Roman" w:eastAsia="宋体"/>
-          <w:b w:val="0"/>
-          <w:i w:val="0"/>
-        </w:rPr>
-        <w:t>•</w:t>
-        <w:tab/>
-      </w:r>
-      <w:r>
-        <w:rPr>
-          <w:rFonts w:ascii="Times New Roman" w:hAnsi="Times New Roman" w:cs="Times New Roman" w:eastAsia="宋体"/>
-          <w:b/>
-          <w:i w:val="0"/>
-        </w:rPr>
-        <w:t>人负责</w:t>
-      </w:r>
-      <w:r>
-        <w:rPr>
-          <w:rFonts w:ascii="Times New Roman" w:hAnsi="Times New Roman" w:cs="Times New Roman" w:eastAsia="宋体"/>
-          <w:b w:val="0"/>
-          <w:i w:val="0"/>
-        </w:rPr>
-        <w:t>：逐条核对问题是否真实存在；核对依据是否来自制度原文；决定处理方式；签字负责。</w:t>
-      </w:r>
-    </w:p>
-    <w:p>
-      <w:pPr>
-        <w:ind w:firstLine="480"/>
-      </w:pPr>
-      <w:r>
-        <w:rPr>
-          <w:rFonts w:ascii="Times New Roman" w:hAnsi="Times New Roman" w:cs="Times New Roman" w:eastAsia="宋体"/>
-          <w:b w:val="0"/>
-          <w:i w:val="0"/>
-        </w:rPr>
-        <w:t>图4-8 展示了这一分工的基本流程。</w:t>
+        <w:t xml:space="preserve">图4-8 展示了报销单填制与核对中人与大模型的分工：大模型负责识别、归并和起草；人负责补充人工信息、核对原件、决定修改和签字。</w:t>
       </w:r>
     </w:p>
     <w:p>
@@ -11026,7 +12656,7 @@
           <w:b/>
           <w:i w:val="0"/>
         </w:rPr>
-        <w:t>四、实践：用大模型撰写审核意见草稿</w:t>
+        <w:t xml:space="preserve">五、使用边界：哪些事情不能交给大模型</w:t>
       </w:r>
     </w:p>
     <w:p>
@@ -11036,15 +12666,15 @@
       <w:r>
         <w:rPr>
           <w:rFonts w:ascii="Times New Roman" w:hAnsi="Times New Roman" w:cs="Times New Roman" w:eastAsia="宋体"/>
-          <w:b/>
-          <w:i w:val="0"/>
-        </w:rPr>
-        <w:t>（一）输入材料前先做脱敏</w:t>
+          <w:b w:val="0"/>
+          <w:i w:val="0"/>
+        </w:rPr>
+        <w:t xml:space="preserve">在报销场景中，有三条边界必须守住，它们与前面的核对方法同样重要。</w:t>
       </w:r>
     </w:p>
     <w:p>
       <w:pPr>
-        <w:ind w:firstLine="480"/>
+        <w:ind w:left="480" w:hanging="480"/>
       </w:pPr>
       <w:r>
         <w:rPr>
@@ -11052,11 +12682,63 @@
           <w:b w:val="0"/>
           <w:i w:val="0"/>
         </w:rPr>
-        <w:t>报销材料中常有身份证号、银行卡号、手机号等个人信息。在输入大模型之前，应当把这些信息遮挡或删除，只保留与审核有关的内容，如票据类型、金额、日期、抬头和事由。</w:t>
+        <w:t xml:space="preserve">第一，不补全缺失信息。票据上没有的发票号码、事由和审批意见，不能由大模型推断补上。缺失的信息应当标注出来，交由报销人补充。</w:t>
       </w:r>
     </w:p>
     <w:p>
       <w:pPr>
+        <w:ind w:left="480" w:hanging="480"/>
+      </w:pPr>
+      <w:r>
+        <w:rPr>
+          <w:rFonts w:ascii="Times New Roman" w:hAnsi="Times New Roman" w:cs="Times New Roman" w:eastAsia="宋体"/>
+          <w:b w:val="0"/>
+          <w:i w:val="0"/>
+        </w:rPr>
+        <w:t xml:space="preserve">第二，不上传与审核无关的个人信息。身份证号、银行卡号、住址和手机号等，应当在输入前删除。</w:t>
+      </w:r>
+    </w:p>
+    <w:p>
+      <w:pPr>
+        <w:ind w:left="480" w:hanging="480"/>
+      </w:pPr>
+      <w:r>
+        <w:rPr>
+          <w:rFonts w:ascii="Times New Roman" w:hAnsi="Times New Roman" w:cs="Times New Roman" w:eastAsia="宋体"/>
+          <w:b w:val="0"/>
+          <w:i w:val="0"/>
+        </w:rPr>
+        <w:t xml:space="preserve">第三，不替代签字。大模型生成的报销单只是草稿，正式的报销单必须由报销人和审批人签字确认。</w:t>
+      </w:r>
+    </w:p>
+    <w:p>
+      <w:pPr>
+        <w:ind w:firstLine="480"/>
+      </w:pPr>
+      <w:r>
+        <w:rPr>
+          <w:rFonts w:ascii="Times New Roman" w:hAnsi="Times New Roman" w:cs="Times New Roman" w:eastAsia="宋体"/>
+          <w:b w:val="0"/>
+          <w:i w:val="0"/>
+        </w:rPr>
+        <w:t xml:space="preserve">这三条边界看起来是技术问题，实际上是职业操守问题。报销单上的每一个字段，都是报销人对单位作出的一次承诺。</w:t>
+      </w:r>
+    </w:p>
+    <w:p>
+      <w:pPr>
+        <w:pStyle w:val="Heading3"/>
+      </w:pPr>
+      <w:r>
+        <w:rPr>
+          <w:rFonts w:ascii="Times New Roman" w:hAnsi="Times New Roman" w:cs="Times New Roman" w:eastAsia="黑体"/>
+          <w:b/>
+          <w:i w:val="0"/>
+        </w:rPr>
+        <w:t xml:space="preserve">六、常见误区</w:t>
+      </w:r>
+    </w:p>
+    <w:p>
+      <w:pPr>
         <w:ind w:firstLine="480"/>
       </w:pPr>
       <w:r>
@@ -11065,7 +12747,15 @@
           <w:b/>
           <w:i w:val="0"/>
         </w:rPr>
-        <w:t>（二）用提示词生成问题清单</w:t>
+        <w:t xml:space="preserve">误区一：格式完整，就说明内容正确。</w:t>
+      </w:r>
+      <w:r>
+        <w:rPr>
+          <w:rFonts w:ascii="Times New Roman" w:hAnsi="Times New Roman" w:cs="Times New Roman" w:eastAsia="宋体"/>
+          <w:b w:val="0"/>
+          <w:i w:val="0"/>
+        </w:rPr>
+        <w:t xml:space="preserve">格式完整只说明字段没有遗漏，并不说明数字来自原件。</w:t>
       </w:r>
     </w:p>
     <w:p>
@@ -11075,108 +12765,188 @@
       <w:r>
         <w:rPr>
           <w:rFonts w:ascii="Times New Roman" w:hAnsi="Times New Roman" w:cs="Times New Roman" w:eastAsia="宋体"/>
+          <w:b/>
+          <w:i w:val="0"/>
+        </w:rPr>
+        <w:t xml:space="preserve">误区二：大模型算出的合计，不需要再算一遍。</w:t>
+      </w:r>
+      <w:r>
+        <w:rPr>
+          <w:rFonts w:ascii="Times New Roman" w:hAnsi="Times New Roman" w:cs="Times New Roman" w:eastAsia="宋体"/>
           <w:b w:val="0"/>
           <w:i w:val="0"/>
         </w:rPr>
-        <w:t>下面的提示词可以作为参考：</w:t>
+        <w:t xml:space="preserve">合计必须按明细重新验算，差额为零才说明明细与合计一致。</w:t>
       </w:r>
     </w:p>
     <w:p>
       <w:pPr>
-        <w:ind w:left="420"/>
-      </w:pPr>
+        <w:ind w:firstLine="480"/>
+      </w:pPr>
+      <w:r>
+        <w:rPr>
+          <w:rFonts w:ascii="Times New Roman" w:hAnsi="Times New Roman" w:cs="Times New Roman" w:eastAsia="宋体"/>
+          <w:b/>
+          <w:i w:val="0"/>
+        </w:rPr>
+        <w:t xml:space="preserve">误区三：缺的信息让大模型补上，可以省时间。</w:t>
+      </w:r>
       <w:r>
         <w:rPr>
           <w:rFonts w:ascii="Times New Roman" w:hAnsi="Times New Roman" w:cs="Times New Roman" w:eastAsia="宋体"/>
           <w:b w:val="0"/>
           <w:i w:val="0"/>
-          <w:sz w:val="21"/>
-        </w:rPr>
-        <w:t>你是一名财务审核员。下面是一笔报销的材料摘要和本单位的检查清单。请逐项对照，列出存在的问题。</w:t>
+        </w:rPr>
+        <w:t xml:space="preserve">补上的内容可能来自想象而不是事实，宁可留空，也不能编造。</w:t>
       </w:r>
     </w:p>
     <w:p>
       <w:pPr>
-        <w:ind w:left="420"/>
+        <w:pStyle w:val="Heading3"/>
+      </w:pPr>
+      <w:r>
+        <w:rPr>
+          <w:rFonts w:ascii="Times New Roman" w:hAnsi="Times New Roman" w:cs="Times New Roman" w:eastAsia="黑体"/>
+          <w:b/>
+          <w:i w:val="0"/>
+        </w:rPr>
+        <w:t xml:space="preserve">七、回到案例</w:t>
+      </w:r>
+    </w:p>
+    <w:p>
+      <w:pPr>
+        <w:ind w:firstLine="480"/>
+      </w:pPr>
+      <w:r>
+        <w:rPr>
+          <w:rFonts w:ascii="Times New Roman" w:hAnsi="Times New Roman" w:cs="Times New Roman" w:eastAsia="宋体"/>
+          <w:b/>
+          <w:i w:val="0"/>
+        </w:rPr>
+        <w:t xml:space="preserve">回到校园线</w:t>
+      </w:r>
+    </w:p>
+    <w:p>
+      <w:pPr>
+        <w:ind w:firstLine="480"/>
       </w:pPr>
       <w:r>
         <w:rPr>
           <w:rFonts w:ascii="Times New Roman" w:hAnsi="Times New Roman" w:cs="Times New Roman" w:eastAsia="宋体"/>
           <w:b w:val="0"/>
           <w:i w:val="0"/>
-          <w:sz w:val="21"/>
-        </w:rPr>
-        <w:t>要求：</w:t>
+        </w:rPr>
+        <w:t xml:space="preserve">小林没有直接提交报销单。她按照表4-9和表4-10逐项核对，删除了重复录入的停车小票，把餐饮小票标注为“待补开发票”，并把报销人和事由留给社团成员自己填写。最终的报销单合计为991.00元，与票据金额完全一致，每一个数字都能在原件中找到依据。</w:t>
       </w:r>
     </w:p>
     <w:p>
       <w:pPr>
-        <w:ind w:left="420"/>
+        <w:ind w:firstLine="480"/>
+      </w:pPr>
+      <w:r>
+        <w:rPr>
+          <w:rFonts w:ascii="Times New Roman" w:hAnsi="Times New Roman" w:cs="Times New Roman" w:eastAsia="宋体"/>
+          <w:b/>
+          <w:i w:val="0"/>
+        </w:rPr>
+        <w:t xml:space="preserve">回到职业线</w:t>
+      </w:r>
+    </w:p>
+    <w:p>
+      <w:pPr>
+        <w:ind w:firstLine="480"/>
       </w:pPr>
       <w:r>
         <w:rPr>
           <w:rFonts w:ascii="Times New Roman" w:hAnsi="Times New Roman" w:cs="Times New Roman" w:eastAsia="宋体"/>
           <w:b w:val="0"/>
           <w:i w:val="0"/>
-          <w:sz w:val="21"/>
-        </w:rPr>
-        <w:t>1. 每个问题包括：问题描述、所依据的清单项目编号、建议的处理方式；</w:t>
+        </w:rPr>
+        <w:t xml:space="preserve">陈静要求孙悦把住宿金额改回价税合计，把高铁票日期改回票面日期，并在修改留痕表中逐条记录。孙悦在核对时还发现，一张过路费发票没有被大模型识别出来，于是补录了号码。两人都认为，最有价值的不是报销单本身，而是那张修改留痕表：它让每一个改动都有据可查。</w:t>
       </w:r>
     </w:p>
     <w:p>
       <w:pPr>
-        <w:ind w:left="420"/>
+        <w:ind w:firstLine="480"/>
+      </w:pPr>
+      <w:r>
+        <w:rPr>
+          <w:rFonts w:ascii="Times New Roman" w:hAnsi="Times New Roman" w:cs="Times New Roman" w:eastAsia="宋体"/>
+          <w:b/>
+          <w:i w:val="0"/>
+        </w:rPr>
+        <w:t xml:space="preserve">思政园地：报销单是一份承诺</w:t>
+      </w:r>
+    </w:p>
+    <w:p>
+      <w:pPr>
+        <w:ind w:firstLine="480"/>
       </w:pPr>
       <w:r>
         <w:rPr>
           <w:rFonts w:ascii="Times New Roman" w:hAnsi="Times New Roman" w:cs="Times New Roman" w:eastAsia="宋体"/>
           <w:b w:val="0"/>
           <w:i w:val="0"/>
-          <w:sz w:val="21"/>
-        </w:rPr>
-        <w:t>2. 如果某项无法判断，请标注“需人工确认”，不要猜测；</w:t>
+        </w:rPr>
+        <w:t xml:space="preserve">报销单上的每一个数字，都是报销人对单位作出的承诺。大模型能让填表变得很快，却不能替人承担承诺的责任。遇到票据上没有的信息，最诚实的做法是留空，而不是让模型补上一个“看起来合理”的数字。学生使用AI的过程中，要养成这样的习惯：先问“这个数字从哪里来”，再决定是否提交。这既是对单位负责，也是对自己的诚信负责。</w:t>
       </w:r>
     </w:p>
     <w:p>
       <w:pPr>
-        <w:ind w:left="420"/>
+        <w:ind w:firstLine="480"/>
+      </w:pPr>
+      <w:r>
+        <w:rPr>
+          <w:rFonts w:ascii="Times New Roman" w:hAnsi="Times New Roman" w:cs="Times New Roman" w:eastAsia="宋体"/>
+          <w:b/>
+          <w:i w:val="0"/>
+        </w:rPr>
+        <w:t xml:space="preserve">【练习】</w:t>
+      </w:r>
+    </w:p>
+    <w:p>
+      <w:pPr>
+        <w:ind w:left="480" w:hanging="480"/>
       </w:pPr>
       <w:r>
         <w:rPr>
           <w:rFonts w:ascii="Times New Roman" w:hAnsi="Times New Roman" w:cs="Times New Roman" w:eastAsia="宋体"/>
           <w:b w:val="0"/>
           <w:i w:val="0"/>
-          <w:sz w:val="21"/>
-        </w:rPr>
-        <w:t>3. 不要引用清单和制度之外的规定。</w:t>
+        </w:rPr>
+        <w:t xml:space="preserve">1.</w:t>
+        <w:tab/>
+        <w:t xml:space="preserve">找出一张你手中的票据，用大模型提取其中的日期、金额和类别，逐项与原件核对，记录不一致之处。</w:t>
       </w:r>
     </w:p>
     <w:p>
       <w:pPr>
-        <w:ind w:left="420"/>
+        <w:ind w:left="480" w:hanging="480"/>
       </w:pPr>
       <w:r>
         <w:rPr>
           <w:rFonts w:ascii="Times New Roman" w:hAnsi="Times New Roman" w:cs="Times New Roman" w:eastAsia="宋体"/>
           <w:b w:val="0"/>
           <w:i w:val="0"/>
-          <w:sz w:val="21"/>
-        </w:rPr>
-        <w:t>材料摘要：（在此粘贴）</w:t>
+        </w:rPr>
+        <w:t xml:space="preserve">2.</w:t>
+        <w:tab/>
+        <w:t xml:space="preserve">以一次社团活动为例，列出报销单的全部字段，并标出每一个字段的来源：票据、业务依据或人工填写。</w:t>
       </w:r>
     </w:p>
     <w:p>
       <w:pPr>
-        <w:ind w:left="420"/>
+        <w:ind w:left="480" w:hanging="480"/>
       </w:pPr>
       <w:r>
         <w:rPr>
           <w:rFonts w:ascii="Times New Roman" w:hAnsi="Times New Roman" w:cs="Times New Roman" w:eastAsia="宋体"/>
           <w:b w:val="0"/>
           <w:i w:val="0"/>
-          <w:sz w:val="21"/>
-        </w:rPr>
-        <w:t>检查清单：（在此粘贴）</w:t>
+        </w:rPr>
+        <w:t xml:space="preserve">3.</w:t>
+        <w:tab/>
+        <w:t xml:space="preserve">设计一份修改留痕表，至少包括序号、字段、修改前、修改后、修改原因和确认人六项，并用它记录一次模拟的报销修改。</w:t>
       </w:r>
     </w:p>
     <w:p>
@@ -11189,7 +12959,7 @@
           <w:b/>
           <w:i w:val="0"/>
         </w:rPr>
-        <w:t>（三）核对大模型的输出</w:t>
+        <w:t xml:space="preserve">小结</w:t>
       </w:r>
     </w:p>
     <w:p>
@@ -11202,584 +12972,21 @@
           <w:b w:val="0"/>
           <w:i w:val="0"/>
         </w:rPr>
-        <w:t>大模型给出的问题清单，可以按照表4-9进行核对。核对时，要逐条回到材料原件和制度原文，确认问题是否真实存在。</w:t>
+        <w:t xml:space="preserve">本任务的重点，是把大模型用在“整理与填写”上，而把“核对与签字”留给人。报销单的字段分为人工信息、票据信息和汇总信息，三者的来源不同，核对方法也不同。合计必须能够被重新计算，修改必须留痕，签字必须由人完成。</w:t>
       </w:r>
     </w:p>
     <w:p>
       <w:pPr>
-        <w:keepNext/>
-        <w:spacing w:before="120"/>
-        <w:jc w:val="center"/>
+        <w:pStyle w:val="Heading2"/>
       </w:pPr>
       <w:r>
         <w:rPr>
           <w:rFonts w:ascii="Times New Roman" w:hAnsi="Times New Roman" w:cs="Times New Roman" w:eastAsia="黑体"/>
           <w:b/>
           <w:i w:val="0"/>
-          <w:sz w:val="21"/>
-        </w:rPr>
-        <w:t>表4-10 问题清单核对记录（示例）</w:t>
-      </w:r>
-    </w:p>
-    <w:tbl>
-      <w:tblPr>
-        <w:tblStyle w:val="TableGrid"/>
-        <w:tblW w:type="auto" w:w="0"/>
-        <w:jc w:val="center"/>
-        <w:tblLook w:firstColumn="1" w:firstRow="1" w:lastColumn="0" w:lastRow="0" w:noHBand="0" w:noVBand="1" w:val="04A0"/>
-      </w:tblPr>
-      <w:tblGrid>
-        <w:gridCol w:w="1662"/>
-        <w:gridCol w:w="1662"/>
-        <w:gridCol w:w="1662"/>
-        <w:gridCol w:w="1662"/>
-        <w:gridCol w:w="1662"/>
-      </w:tblGrid>
-      <w:tr>
-        <w:tc>
-          <w:tcPr>
-            <w:tcW w:type="dxa" w:w="1662"/>
-            <w:shd w:val="clear" w:color="auto" w:fill="EDEDED"/>
-          </w:tcPr>
-          <w:p>
-            <w:pPr>
-              <w:spacing w:line="300" w:lineRule="exact"/>
-              <w:ind w:firstLine="0"/>
-            </w:pPr>
-            <w:r/>
-            <w:r>
-              <w:rPr>
-                <w:rFonts w:ascii="Times New Roman" w:hAnsi="Times New Roman" w:cs="Times New Roman" w:eastAsia="宋体"/>
-                <w:b/>
-                <w:i w:val="0"/>
-                <w:sz w:val="21"/>
-              </w:rPr>
-              <w:t>序号</w:t>
-            </w:r>
-          </w:p>
-        </w:tc>
-        <w:tc>
-          <w:tcPr>
-            <w:tcW w:type="dxa" w:w="1662"/>
-            <w:shd w:val="clear" w:color="auto" w:fill="EDEDED"/>
-          </w:tcPr>
-          <w:p>
-            <w:pPr>
-              <w:spacing w:line="300" w:lineRule="exact"/>
-              <w:ind w:firstLine="0"/>
-            </w:pPr>
-            <w:r/>
-            <w:r>
-              <w:rPr>
-                <w:rFonts w:ascii="Times New Roman" w:hAnsi="Times New Roman" w:cs="Times New Roman" w:eastAsia="宋体"/>
-                <w:b/>
-                <w:i w:val="0"/>
-                <w:sz w:val="21"/>
-              </w:rPr>
-              <w:t>大模型提出的问题</w:t>
-            </w:r>
-          </w:p>
-        </w:tc>
-        <w:tc>
-          <w:tcPr>
-            <w:tcW w:type="dxa" w:w="1662"/>
-            <w:shd w:val="clear" w:color="auto" w:fill="EDEDED"/>
-          </w:tcPr>
-          <w:p>
-            <w:pPr>
-              <w:spacing w:line="300" w:lineRule="exact"/>
-              <w:ind w:firstLine="0"/>
-            </w:pPr>
-            <w:r/>
-            <w:r>
-              <w:rPr>
-                <w:rFonts w:ascii="Times New Roman" w:hAnsi="Times New Roman" w:cs="Times New Roman" w:eastAsia="宋体"/>
-                <w:b/>
-                <w:i w:val="0"/>
-                <w:sz w:val="21"/>
-              </w:rPr>
-              <w:t>原件核对</w:t>
-            </w:r>
-          </w:p>
-        </w:tc>
-        <w:tc>
-          <w:tcPr>
-            <w:tcW w:type="dxa" w:w="1662"/>
-            <w:shd w:val="clear" w:color="auto" w:fill="EDEDED"/>
-          </w:tcPr>
-          <w:p>
-            <w:pPr>
-              <w:spacing w:line="300" w:lineRule="exact"/>
-              <w:ind w:firstLine="0"/>
-            </w:pPr>
-            <w:r/>
-            <w:r>
-              <w:rPr>
-                <w:rFonts w:ascii="Times New Roman" w:hAnsi="Times New Roman" w:cs="Times New Roman" w:eastAsia="宋体"/>
-                <w:b/>
-                <w:i w:val="0"/>
-                <w:sz w:val="21"/>
-              </w:rPr>
-              <w:t>制度核对</w:t>
-            </w:r>
-          </w:p>
-        </w:tc>
-        <w:tc>
-          <w:tcPr>
-            <w:tcW w:type="dxa" w:w="1662"/>
-            <w:shd w:val="clear" w:color="auto" w:fill="EDEDED"/>
-          </w:tcPr>
-          <w:p>
-            <w:pPr>
-              <w:spacing w:line="300" w:lineRule="exact"/>
-              <w:ind w:firstLine="0"/>
-            </w:pPr>
-            <w:r/>
-            <w:r>
-              <w:rPr>
-                <w:rFonts w:ascii="Times New Roman" w:hAnsi="Times New Roman" w:cs="Times New Roman" w:eastAsia="宋体"/>
-                <w:b/>
-                <w:i w:val="0"/>
-                <w:sz w:val="21"/>
-              </w:rPr>
-              <w:t>结论</w:t>
-            </w:r>
-          </w:p>
-        </w:tc>
-      </w:tr>
-      <w:tr>
-        <w:tc>
-          <w:tcPr>
-            <w:tcW w:type="dxa" w:w="1662"/>
-          </w:tcPr>
-          <w:p>
-            <w:pPr>
-              <w:spacing w:line="300" w:lineRule="exact"/>
-              <w:ind w:firstLine="0"/>
-            </w:pPr>
-            <w:r/>
-            <w:r>
-              <w:rPr>
-                <w:rFonts w:ascii="Times New Roman" w:hAnsi="Times New Roman" w:cs="Times New Roman" w:eastAsia="宋体"/>
-                <w:b w:val="0"/>
-                <w:i w:val="0"/>
-                <w:sz w:val="21"/>
-              </w:rPr>
-              <w:t>1</w:t>
-            </w:r>
-          </w:p>
-        </w:tc>
-        <w:tc>
-          <w:tcPr>
-            <w:tcW w:type="dxa" w:w="1662"/>
-          </w:tcPr>
-          <w:p>
-            <w:pPr>
-              <w:spacing w:line="300" w:lineRule="exact"/>
-              <w:ind w:firstLine="0"/>
-            </w:pPr>
-            <w:r/>
-            <w:r>
-              <w:rPr>
-                <w:rFonts w:ascii="Times New Roman" w:hAnsi="Times New Roman" w:cs="Times New Roman" w:eastAsia="宋体"/>
-                <w:b w:val="0"/>
-                <w:i w:val="0"/>
-                <w:sz w:val="21"/>
-              </w:rPr>
-              <w:t>住宿费可能超过标准</w:t>
-            </w:r>
-          </w:p>
-        </w:tc>
-        <w:tc>
-          <w:tcPr>
-            <w:tcW w:type="dxa" w:w="1662"/>
-          </w:tcPr>
-          <w:p>
-            <w:pPr>
-              <w:spacing w:line="300" w:lineRule="exact"/>
-              <w:ind w:firstLine="0"/>
-            </w:pPr>
-            <w:r/>
-            <w:r>
-              <w:rPr>
-                <w:rFonts w:ascii="Times New Roman" w:hAnsi="Times New Roman" w:cs="Times New Roman" w:eastAsia="宋体"/>
-                <w:b w:val="0"/>
-                <w:i w:val="0"/>
-                <w:sz w:val="21"/>
-              </w:rPr>
-              <w:t>发票金额在报销单中为合计数，未见超标</w:t>
-            </w:r>
-          </w:p>
-        </w:tc>
-        <w:tc>
-          <w:tcPr>
-            <w:tcW w:type="dxa" w:w="1662"/>
-          </w:tcPr>
-          <w:p>
-            <w:pPr>
-              <w:spacing w:line="300" w:lineRule="exact"/>
-              <w:ind w:firstLine="0"/>
-            </w:pPr>
-            <w:r/>
-            <w:r>
-              <w:rPr>
-                <w:rFonts w:ascii="Times New Roman" w:hAnsi="Times New Roman" w:cs="Times New Roman" w:eastAsia="宋体"/>
-                <w:b w:val="0"/>
-                <w:i w:val="0"/>
-                <w:sz w:val="21"/>
-              </w:rPr>
-              <w:t>需对照公司住宿标准表确认</w:t>
-            </w:r>
-          </w:p>
-        </w:tc>
-        <w:tc>
-          <w:tcPr>
-            <w:tcW w:type="dxa" w:w="1662"/>
-          </w:tcPr>
-          <w:p>
-            <w:pPr>
-              <w:spacing w:line="300" w:lineRule="exact"/>
-              <w:ind w:firstLine="0"/>
-            </w:pPr>
-            <w:r/>
-            <w:r>
-              <w:rPr>
-                <w:rFonts w:ascii="Times New Roman" w:hAnsi="Times New Roman" w:cs="Times New Roman" w:eastAsia="宋体"/>
-                <w:b w:val="0"/>
-                <w:i w:val="0"/>
-                <w:sz w:val="21"/>
-              </w:rPr>
-              <w:t>删除，不成立</w:t>
-            </w:r>
-          </w:p>
-        </w:tc>
-      </w:tr>
-      <w:tr>
-        <w:tc>
-          <w:tcPr>
-            <w:tcW w:type="dxa" w:w="1662"/>
-          </w:tcPr>
-          <w:p>
-            <w:pPr>
-              <w:spacing w:line="300" w:lineRule="exact"/>
-              <w:ind w:firstLine="0"/>
-            </w:pPr>
-            <w:r/>
-            <w:r>
-              <w:rPr>
-                <w:rFonts w:ascii="Times New Roman" w:hAnsi="Times New Roman" w:cs="Times New Roman" w:eastAsia="宋体"/>
-                <w:b w:val="0"/>
-                <w:i w:val="0"/>
-                <w:sz w:val="21"/>
-              </w:rPr>
-              <w:t>2</w:t>
-            </w:r>
-          </w:p>
-        </w:tc>
-        <w:tc>
-          <w:tcPr>
-            <w:tcW w:type="dxa" w:w="1662"/>
-          </w:tcPr>
-          <w:p>
-            <w:pPr>
-              <w:spacing w:line="300" w:lineRule="exact"/>
-              <w:ind w:firstLine="0"/>
-            </w:pPr>
-            <w:r/>
-            <w:r>
-              <w:rPr>
-                <w:rFonts w:ascii="Times New Roman" w:hAnsi="Times New Roman" w:cs="Times New Roman" w:eastAsia="宋体"/>
-                <w:b w:val="0"/>
-                <w:i w:val="0"/>
-                <w:sz w:val="21"/>
-              </w:rPr>
-              <w:t>第2张发票抬头不规范</w:t>
-            </w:r>
-          </w:p>
-        </w:tc>
-        <w:tc>
-          <w:tcPr>
-            <w:tcW w:type="dxa" w:w="1662"/>
-          </w:tcPr>
-          <w:p>
-            <w:pPr>
-              <w:spacing w:line="300" w:lineRule="exact"/>
-              <w:ind w:firstLine="0"/>
-            </w:pPr>
-            <w:r/>
-            <w:r>
-              <w:rPr>
-                <w:rFonts w:ascii="Times New Roman" w:hAnsi="Times New Roman" w:cs="Times New Roman" w:eastAsia="宋体"/>
-                <w:b w:val="0"/>
-                <w:i w:val="0"/>
-                <w:sz w:val="21"/>
-              </w:rPr>
-              <w:t>抬头为学院简称</w:t>
-            </w:r>
-          </w:p>
-        </w:tc>
-        <w:tc>
-          <w:tcPr>
-            <w:tcW w:type="dxa" w:w="1662"/>
-          </w:tcPr>
-          <w:p>
-            <w:pPr>
-              <w:spacing w:line="300" w:lineRule="exact"/>
-              <w:ind w:firstLine="0"/>
-            </w:pPr>
-            <w:r/>
-            <w:r>
-              <w:rPr>
-                <w:rFonts w:ascii="Times New Roman" w:hAnsi="Times New Roman" w:cs="Times New Roman" w:eastAsia="宋体"/>
-                <w:b w:val="0"/>
-                <w:i w:val="0"/>
-                <w:sz w:val="21"/>
-              </w:rPr>
-              <w:t>制度要求使用单位全称</w:t>
-            </w:r>
-          </w:p>
-        </w:tc>
-        <w:tc>
-          <w:tcPr>
-            <w:tcW w:type="dxa" w:w="1662"/>
-          </w:tcPr>
-          <w:p>
-            <w:pPr>
-              <w:spacing w:line="300" w:lineRule="exact"/>
-              <w:ind w:firstLine="0"/>
-            </w:pPr>
-            <w:r/>
-            <w:r>
-              <w:rPr>
-                <w:rFonts w:ascii="Times New Roman" w:hAnsi="Times New Roman" w:cs="Times New Roman" w:eastAsia="宋体"/>
-                <w:b w:val="0"/>
-                <w:i w:val="0"/>
-                <w:sz w:val="21"/>
-              </w:rPr>
-              <w:t>成立，保留</w:t>
-            </w:r>
-          </w:p>
-        </w:tc>
-      </w:tr>
-      <w:tr>
-        <w:tc>
-          <w:tcPr>
-            <w:tcW w:type="dxa" w:w="1662"/>
-          </w:tcPr>
-          <w:p>
-            <w:pPr>
-              <w:spacing w:line="300" w:lineRule="exact"/>
-              <w:ind w:firstLine="0"/>
-            </w:pPr>
-            <w:r/>
-            <w:r>
-              <w:rPr>
-                <w:rFonts w:ascii="Times New Roman" w:hAnsi="Times New Roman" w:cs="Times New Roman" w:eastAsia="宋体"/>
-                <w:b w:val="0"/>
-                <w:i w:val="0"/>
-                <w:sz w:val="21"/>
-              </w:rPr>
-              <w:t>3</w:t>
-            </w:r>
-          </w:p>
-        </w:tc>
-        <w:tc>
-          <w:tcPr>
-            <w:tcW w:type="dxa" w:w="1662"/>
-          </w:tcPr>
-          <w:p>
-            <w:pPr>
-              <w:spacing w:line="300" w:lineRule="exact"/>
-              <w:ind w:firstLine="0"/>
-            </w:pPr>
-            <w:r/>
-            <w:r>
-              <w:rPr>
-                <w:rFonts w:ascii="Times New Roman" w:hAnsi="Times New Roman" w:cs="Times New Roman" w:eastAsia="宋体"/>
-                <w:b w:val="0"/>
-                <w:i w:val="0"/>
-                <w:sz w:val="21"/>
-              </w:rPr>
-              <w:t>租赁费缺少业务依据</w:t>
-            </w:r>
-          </w:p>
-        </w:tc>
-        <w:tc>
-          <w:tcPr>
-            <w:tcW w:type="dxa" w:w="1662"/>
-          </w:tcPr>
-          <w:p>
-            <w:pPr>
-              <w:spacing w:line="300" w:lineRule="exact"/>
-              <w:ind w:firstLine="0"/>
-            </w:pPr>
-            <w:r/>
-            <w:r>
-              <w:rPr>
-                <w:rFonts w:ascii="Times New Roman" w:hAnsi="Times New Roman" w:cs="Times New Roman" w:eastAsia="宋体"/>
-                <w:b w:val="0"/>
-                <w:i w:val="0"/>
-                <w:sz w:val="21"/>
-              </w:rPr>
-              <w:t>无合同复印件</w:t>
-            </w:r>
-          </w:p>
-        </w:tc>
-        <w:tc>
-          <w:tcPr>
-            <w:tcW w:type="dxa" w:w="1662"/>
-          </w:tcPr>
-          <w:p>
-            <w:pPr>
-              <w:spacing w:line="300" w:lineRule="exact"/>
-              <w:ind w:firstLine="0"/>
-            </w:pPr>
-            <w:r/>
-            <w:r>
-              <w:rPr>
-                <w:rFonts w:ascii="Times New Roman" w:hAnsi="Times New Roman" w:cs="Times New Roman" w:eastAsia="宋体"/>
-                <w:b w:val="0"/>
-                <w:i w:val="0"/>
-                <w:sz w:val="21"/>
-              </w:rPr>
-              <w:t>制度要求附业务依据</w:t>
-            </w:r>
-          </w:p>
-        </w:tc>
-        <w:tc>
-          <w:tcPr>
-            <w:tcW w:type="dxa" w:w="1662"/>
-          </w:tcPr>
-          <w:p>
-            <w:pPr>
-              <w:spacing w:line="300" w:lineRule="exact"/>
-              <w:ind w:firstLine="0"/>
-            </w:pPr>
-            <w:r/>
-            <w:r>
-              <w:rPr>
-                <w:rFonts w:ascii="Times New Roman" w:hAnsi="Times New Roman" w:cs="Times New Roman" w:eastAsia="宋体"/>
-                <w:b w:val="0"/>
-                <w:i w:val="0"/>
-                <w:sz w:val="21"/>
-              </w:rPr>
-              <w:t>成立，保留</w:t>
-            </w:r>
-          </w:p>
-        </w:tc>
-      </w:tr>
-      <w:tr>
-        <w:tc>
-          <w:tcPr>
-            <w:tcW w:type="dxa" w:w="1662"/>
-          </w:tcPr>
-          <w:p>
-            <w:pPr>
-              <w:spacing w:line="300" w:lineRule="exact"/>
-              <w:ind w:firstLine="0"/>
-            </w:pPr>
-            <w:r/>
-            <w:r>
-              <w:rPr>
-                <w:rFonts w:ascii="Times New Roman" w:hAnsi="Times New Roman" w:cs="Times New Roman" w:eastAsia="宋体"/>
-                <w:b w:val="0"/>
-                <w:i w:val="0"/>
-                <w:sz w:val="21"/>
-              </w:rPr>
-              <w:t>4</w:t>
-            </w:r>
-          </w:p>
-        </w:tc>
-        <w:tc>
-          <w:tcPr>
-            <w:tcW w:type="dxa" w:w="1662"/>
-          </w:tcPr>
-          <w:p>
-            <w:pPr>
-              <w:spacing w:line="300" w:lineRule="exact"/>
-              <w:ind w:firstLine="0"/>
-            </w:pPr>
-            <w:r/>
-            <w:r>
-              <w:rPr>
-                <w:rFonts w:ascii="Times New Roman" w:hAnsi="Times New Roman" w:cs="Times New Roman" w:eastAsia="宋体"/>
-                <w:b w:val="0"/>
-                <w:i w:val="0"/>
-                <w:sz w:val="21"/>
-              </w:rPr>
-              <w:t>茶歇人数与报销单可能不符</w:t>
-            </w:r>
-          </w:p>
-        </w:tc>
-        <w:tc>
-          <w:tcPr>
-            <w:tcW w:type="dxa" w:w="1662"/>
-          </w:tcPr>
-          <w:p>
-            <w:pPr>
-              <w:spacing w:line="300" w:lineRule="exact"/>
-              <w:ind w:firstLine="0"/>
-            </w:pPr>
-            <w:r/>
-            <w:r>
-              <w:rPr>
-                <w:rFonts w:ascii="Times New Roman" w:hAnsi="Times New Roman" w:cs="Times New Roman" w:eastAsia="宋体"/>
-                <w:b w:val="0"/>
-                <w:i w:val="0"/>
-                <w:sz w:val="21"/>
-              </w:rPr>
-              <w:t>活动签到表人数与报销单一致</w:t>
-            </w:r>
-          </w:p>
-        </w:tc>
-        <w:tc>
-          <w:tcPr>
-            <w:tcW w:type="dxa" w:w="1662"/>
-          </w:tcPr>
-          <w:p>
-            <w:pPr>
-              <w:spacing w:line="300" w:lineRule="exact"/>
-              <w:ind w:firstLine="0"/>
-            </w:pPr>
-            <w:r/>
-            <w:r>
-              <w:rPr>
-                <w:rFonts w:ascii="Times New Roman" w:hAnsi="Times New Roman" w:cs="Times New Roman" w:eastAsia="宋体"/>
-                <w:b w:val="0"/>
-                <w:i w:val="0"/>
-                <w:sz w:val="21"/>
-              </w:rPr>
-              <w:t>无相关规定</w:t>
-            </w:r>
-          </w:p>
-        </w:tc>
-        <w:tc>
-          <w:tcPr>
-            <w:tcW w:type="dxa" w:w="1662"/>
-          </w:tcPr>
-          <w:p>
-            <w:pPr>
-              <w:spacing w:line="300" w:lineRule="exact"/>
-              <w:ind w:firstLine="0"/>
-            </w:pPr>
-            <w:r/>
-            <w:r>
-              <w:rPr>
-                <w:rFonts w:ascii="Times New Roman" w:hAnsi="Times New Roman" w:cs="Times New Roman" w:eastAsia="宋体"/>
-                <w:b w:val="0"/>
-                <w:i w:val="0"/>
-                <w:sz w:val="21"/>
-              </w:rPr>
-              <w:t>删除，不成立</w:t>
-            </w:r>
-          </w:p>
-        </w:tc>
-      </w:tr>
-    </w:tbl>
-    <w:p>
-      <w:pPr>
-        <w:spacing w:line="160" w:lineRule="exact"/>
-      </w:pPr>
+        </w:rPr>
+        <w:t>项目小结</w:t>
+      </w:r>
     </w:p>
     <w:p>
       <w:pPr>
@@ -11791,1393 +12998,7 @@
           <w:b w:val="0"/>
           <w:i w:val="0"/>
         </w:rPr>
-        <w:t>表4-9 说明，大模型提出的问题中，有一半是不成立的。如果不做核对，就会把错误的结论直接发给报销人，造成不必要的麻烦。</w:t>
-      </w:r>
-    </w:p>
-    <w:p>
-      <w:pPr>
-        <w:ind w:firstLine="480"/>
-      </w:pPr>
-      <w:r>
-        <w:rPr>
-          <w:rFonts w:ascii="Times New Roman" w:hAnsi="Times New Roman" w:cs="Times New Roman" w:eastAsia="宋体"/>
-          <w:b/>
-          <w:i w:val="0"/>
-        </w:rPr>
-        <w:t>（四）修改为正式审核意见</w:t>
-      </w:r>
-    </w:p>
-    <w:p>
-      <w:pPr>
-        <w:ind w:firstLine="480"/>
-      </w:pPr>
-      <w:r>
-        <w:rPr>
-          <w:rFonts w:ascii="Times New Roman" w:hAnsi="Times New Roman" w:cs="Times New Roman" w:eastAsia="宋体"/>
-          <w:b w:val="0"/>
-          <w:i w:val="0"/>
-        </w:rPr>
-        <w:t>把保留下来的问题，按照“问题、依据、处理、责任”四要素改写为审核意见。改写时，要注意语气平和，避免“不规范”“不合格”等笼统表述，而要具体说明应当怎么做。</w:t>
-      </w:r>
-    </w:p>
-    <w:p>
-      <w:pPr>
-        <w:ind w:firstLine="480"/>
-      </w:pPr>
-      <w:r>
-        <w:rPr>
-          <w:rFonts w:ascii="Times New Roman" w:hAnsi="Times New Roman" w:cs="Times New Roman" w:eastAsia="宋体"/>
-          <w:b/>
-          <w:i w:val="0"/>
-        </w:rPr>
-        <w:t>（五）使用边界：哪些事情不能交给大模型</w:t>
-      </w:r>
-    </w:p>
-    <w:p>
-      <w:pPr>
-        <w:ind w:firstLine="480"/>
-      </w:pPr>
-      <w:r>
-        <w:rPr>
-          <w:rFonts w:ascii="Times New Roman" w:hAnsi="Times New Roman" w:cs="Times New Roman" w:eastAsia="宋体"/>
-          <w:b w:val="0"/>
-          <w:i w:val="0"/>
-        </w:rPr>
-        <w:t>在使用大模型处理报销材料时，有三条边界必须守住。</w:t>
-      </w:r>
-    </w:p>
-    <w:p>
-      <w:pPr>
-        <w:ind w:firstLine="480"/>
-      </w:pPr>
-      <w:r>
-        <w:rPr>
-          <w:rFonts w:ascii="Times New Roman" w:hAnsi="Times New Roman" w:cs="Times New Roman" w:eastAsia="宋体"/>
-          <w:b w:val="0"/>
-          <w:i w:val="0"/>
-        </w:rPr>
-        <w:t>第一，</w:t>
-      </w:r>
-      <w:r>
-        <w:rPr>
-          <w:rFonts w:ascii="Times New Roman" w:hAnsi="Times New Roman" w:cs="Times New Roman" w:eastAsia="宋体"/>
-          <w:b/>
-          <w:i w:val="0"/>
-        </w:rPr>
-        <w:t>不上传与审核无关的个人信息</w:t>
-      </w:r>
-      <w:r>
-        <w:rPr>
-          <w:rFonts w:ascii="Times New Roman" w:hAnsi="Times New Roman" w:cs="Times New Roman" w:eastAsia="宋体"/>
-          <w:b w:val="0"/>
-          <w:i w:val="0"/>
-        </w:rPr>
-        <w:t>。身份证号、银行卡号、住址、手机号等，在审核中通常没有作用，应当在输入前删除或遮挡。</w:t>
-      </w:r>
-    </w:p>
-    <w:p>
-      <w:pPr>
-        <w:ind w:firstLine="480"/>
-      </w:pPr>
-      <w:r>
-        <w:rPr>
-          <w:rFonts w:ascii="Times New Roman" w:hAnsi="Times New Roman" w:cs="Times New Roman" w:eastAsia="宋体"/>
-          <w:b w:val="0"/>
-          <w:i w:val="0"/>
-        </w:rPr>
-        <w:t>第二，</w:t>
-      </w:r>
-      <w:r>
-        <w:rPr>
-          <w:rFonts w:ascii="Times New Roman" w:hAnsi="Times New Roman" w:cs="Times New Roman" w:eastAsia="宋体"/>
-          <w:b/>
-          <w:i w:val="0"/>
-        </w:rPr>
-        <w:t>不把未经授权的材料交给第三方工具</w:t>
-      </w:r>
-      <w:r>
-        <w:rPr>
-          <w:rFonts w:ascii="Times New Roman" w:hAnsi="Times New Roman" w:cs="Times New Roman" w:eastAsia="宋体"/>
-          <w:b w:val="0"/>
-          <w:i w:val="0"/>
-        </w:rPr>
-        <w:t>。报销材料属于单位的内部资料，是否允许使用某一工具处理，应当先征得单位同意，并遵守单位的信息管理规定。</w:t>
-      </w:r>
-    </w:p>
-    <w:p>
-      <w:pPr>
-        <w:ind w:firstLine="480"/>
-      </w:pPr>
-      <w:r>
-        <w:rPr>
-          <w:rFonts w:ascii="Times New Roman" w:hAnsi="Times New Roman" w:cs="Times New Roman" w:eastAsia="宋体"/>
-          <w:b w:val="0"/>
-          <w:i w:val="0"/>
-        </w:rPr>
-        <w:t>第三，</w:t>
-      </w:r>
-      <w:r>
-        <w:rPr>
-          <w:rFonts w:ascii="Times New Roman" w:hAnsi="Times New Roman" w:cs="Times New Roman" w:eastAsia="宋体"/>
-          <w:b/>
-          <w:i w:val="0"/>
-        </w:rPr>
-        <w:t>不让大模型替代正式的审核结论</w:t>
-      </w:r>
-      <w:r>
-        <w:rPr>
-          <w:rFonts w:ascii="Times New Roman" w:hAnsi="Times New Roman" w:cs="Times New Roman" w:eastAsia="宋体"/>
-          <w:b w:val="0"/>
-          <w:i w:val="0"/>
-        </w:rPr>
-        <w:t>。大模型输出的问题清单和审核意见只是草稿。正式的审核结论，应当由有审核权限的人员签字确认。</w:t>
-      </w:r>
-    </w:p>
-    <w:p>
-      <w:pPr>
-        <w:ind w:firstLine="480"/>
-      </w:pPr>
-      <w:r>
-        <w:rPr>
-          <w:rFonts w:ascii="Times New Roman" w:hAnsi="Times New Roman" w:cs="Times New Roman" w:eastAsia="宋体"/>
-          <w:b w:val="0"/>
-          <w:i w:val="0"/>
-        </w:rPr>
-        <w:t>这三条边界看起来是技术问题，实际上是职业操守问题。财务人员处理的每一份材料，都关系到他人的隐私和单位的利益。</w:t>
-      </w:r>
-    </w:p>
-    <w:p>
-      <w:pPr>
-        <w:pStyle w:val="Heading3"/>
-      </w:pPr>
-      <w:r>
-        <w:rPr>
-          <w:rFonts w:ascii="Times New Roman" w:hAnsi="Times New Roman" w:cs="Times New Roman" w:eastAsia="黑体"/>
-          <w:b/>
-          <w:i w:val="0"/>
-        </w:rPr>
-        <w:t>五、问题台账：让审核结果可以追踪</w:t>
-      </w:r>
-    </w:p>
-    <w:p>
-      <w:pPr>
-        <w:ind w:firstLine="480"/>
-      </w:pPr>
-      <w:r>
-        <w:rPr>
-          <w:rFonts w:ascii="Times New Roman" w:hAnsi="Times New Roman" w:cs="Times New Roman" w:eastAsia="宋体"/>
-          <w:b w:val="0"/>
-          <w:i w:val="0"/>
-        </w:rPr>
-        <w:t>一次审核的结果，如果只写在一封邮件里，很快就会被遗忘。问题台账的作用，是把每一个问题登记下来，记录它的类型、依据、处理状态，形成可以追踪的记录。</w:t>
-      </w:r>
-    </w:p>
-    <w:p>
-      <w:pPr>
-        <w:ind w:firstLine="480"/>
-      </w:pPr>
-      <w:r>
-        <w:rPr>
-          <w:rFonts w:ascii="Times New Roman" w:hAnsi="Times New Roman" w:cs="Times New Roman" w:eastAsia="宋体"/>
-          <w:b w:val="0"/>
-          <w:i w:val="0"/>
-        </w:rPr>
-        <w:t>表4-11 是一份问题台账的示例。</w:t>
-      </w:r>
-    </w:p>
-    <w:p>
-      <w:pPr>
-        <w:keepNext/>
-        <w:spacing w:before="120"/>
-        <w:jc w:val="center"/>
-      </w:pPr>
-      <w:r>
-        <w:rPr>
-          <w:rFonts w:ascii="Times New Roman" w:hAnsi="Times New Roman" w:cs="Times New Roman" w:eastAsia="黑体"/>
-          <w:b/>
-          <w:i w:val="0"/>
-          <w:sz w:val="21"/>
-        </w:rPr>
-        <w:t>表4-11 报销问题台账（示例）</w:t>
-      </w:r>
-    </w:p>
-    <w:tbl>
-      <w:tblPr>
-        <w:tblStyle w:val="TableGrid"/>
-        <w:tblW w:type="auto" w:w="0"/>
-        <w:jc w:val="center"/>
-        <w:tblLook w:firstColumn="1" w:firstRow="1" w:lastColumn="0" w:lastRow="0" w:noHBand="0" w:noVBand="1" w:val="04A0"/>
-      </w:tblPr>
-      <w:tblGrid>
-        <w:gridCol w:w="1187"/>
-        <w:gridCol w:w="1187"/>
-        <w:gridCol w:w="1187"/>
-        <w:gridCol w:w="1187"/>
-        <w:gridCol w:w="1187"/>
-        <w:gridCol w:w="1187"/>
-        <w:gridCol w:w="1187"/>
-      </w:tblGrid>
-      <w:tr>
-        <w:tc>
-          <w:tcPr>
-            <w:tcW w:type="dxa" w:w="1187"/>
-            <w:shd w:val="clear" w:color="auto" w:fill="EDEDED"/>
-          </w:tcPr>
-          <w:p>
-            <w:pPr>
-              <w:spacing w:line="300" w:lineRule="exact"/>
-              <w:ind w:firstLine="0"/>
-            </w:pPr>
-            <w:r/>
-            <w:r>
-              <w:rPr>
-                <w:rFonts w:ascii="Times New Roman" w:hAnsi="Times New Roman" w:cs="Times New Roman" w:eastAsia="宋体"/>
-                <w:b/>
-                <w:i w:val="0"/>
-                <w:sz w:val="21"/>
-              </w:rPr>
-              <w:t>编号</w:t>
-            </w:r>
-          </w:p>
-        </w:tc>
-        <w:tc>
-          <w:tcPr>
-            <w:tcW w:type="dxa" w:w="1187"/>
-            <w:shd w:val="clear" w:color="auto" w:fill="EDEDED"/>
-          </w:tcPr>
-          <w:p>
-            <w:pPr>
-              <w:spacing w:line="300" w:lineRule="exact"/>
-              <w:ind w:firstLine="0"/>
-            </w:pPr>
-            <w:r/>
-            <w:r>
-              <w:rPr>
-                <w:rFonts w:ascii="Times New Roman" w:hAnsi="Times New Roman" w:cs="Times New Roman" w:eastAsia="宋体"/>
-                <w:b/>
-                <w:i w:val="0"/>
-                <w:sz w:val="21"/>
-              </w:rPr>
-              <w:t>报销单号</w:t>
-            </w:r>
-          </w:p>
-        </w:tc>
-        <w:tc>
-          <w:tcPr>
-            <w:tcW w:type="dxa" w:w="1187"/>
-            <w:shd w:val="clear" w:color="auto" w:fill="EDEDED"/>
-          </w:tcPr>
-          <w:p>
-            <w:pPr>
-              <w:spacing w:line="300" w:lineRule="exact"/>
-              <w:ind w:firstLine="0"/>
-            </w:pPr>
-            <w:r/>
-            <w:r>
-              <w:rPr>
-                <w:rFonts w:ascii="Times New Roman" w:hAnsi="Times New Roman" w:cs="Times New Roman" w:eastAsia="宋体"/>
-                <w:b/>
-                <w:i w:val="0"/>
-                <w:sz w:val="21"/>
-              </w:rPr>
-              <w:t>问题类型</w:t>
-            </w:r>
-          </w:p>
-        </w:tc>
-        <w:tc>
-          <w:tcPr>
-            <w:tcW w:type="dxa" w:w="1187"/>
-            <w:shd w:val="clear" w:color="auto" w:fill="EDEDED"/>
-          </w:tcPr>
-          <w:p>
-            <w:pPr>
-              <w:spacing w:line="300" w:lineRule="exact"/>
-              <w:ind w:firstLine="0"/>
-            </w:pPr>
-            <w:r/>
-            <w:r>
-              <w:rPr>
-                <w:rFonts w:ascii="Times New Roman" w:hAnsi="Times New Roman" w:cs="Times New Roman" w:eastAsia="宋体"/>
-                <w:b/>
-                <w:i w:val="0"/>
-                <w:sz w:val="21"/>
-              </w:rPr>
-              <w:t>问题描述</w:t>
-            </w:r>
-          </w:p>
-        </w:tc>
-        <w:tc>
-          <w:tcPr>
-            <w:tcW w:type="dxa" w:w="1187"/>
-            <w:shd w:val="clear" w:color="auto" w:fill="EDEDED"/>
-          </w:tcPr>
-          <w:p>
-            <w:pPr>
-              <w:spacing w:line="300" w:lineRule="exact"/>
-              <w:ind w:firstLine="0"/>
-            </w:pPr>
-            <w:r/>
-            <w:r>
-              <w:rPr>
-                <w:rFonts w:ascii="Times New Roman" w:hAnsi="Times New Roman" w:cs="Times New Roman" w:eastAsia="宋体"/>
-                <w:b/>
-                <w:i w:val="0"/>
-                <w:sz w:val="21"/>
-              </w:rPr>
-              <w:t>依据（清单项目）</w:t>
-            </w:r>
-          </w:p>
-        </w:tc>
-        <w:tc>
-          <w:tcPr>
-            <w:tcW w:type="dxa" w:w="1187"/>
-            <w:shd w:val="clear" w:color="auto" w:fill="EDEDED"/>
-          </w:tcPr>
-          <w:p>
-            <w:pPr>
-              <w:spacing w:line="300" w:lineRule="exact"/>
-              <w:ind w:firstLine="0"/>
-            </w:pPr>
-            <w:r/>
-            <w:r>
-              <w:rPr>
-                <w:rFonts w:ascii="Times New Roman" w:hAnsi="Times New Roman" w:cs="Times New Roman" w:eastAsia="宋体"/>
-                <w:b/>
-                <w:i w:val="0"/>
-                <w:sz w:val="21"/>
-              </w:rPr>
-              <w:t>处理要求</w:t>
-            </w:r>
-          </w:p>
-        </w:tc>
-        <w:tc>
-          <w:tcPr>
-            <w:tcW w:type="dxa" w:w="1187"/>
-            <w:shd w:val="clear" w:color="auto" w:fill="EDEDED"/>
-          </w:tcPr>
-          <w:p>
-            <w:pPr>
-              <w:spacing w:line="300" w:lineRule="exact"/>
-              <w:ind w:firstLine="0"/>
-            </w:pPr>
-            <w:r/>
-            <w:r>
-              <w:rPr>
-                <w:rFonts w:ascii="Times New Roman" w:hAnsi="Times New Roman" w:cs="Times New Roman" w:eastAsia="宋体"/>
-                <w:b/>
-                <w:i w:val="0"/>
-                <w:sz w:val="21"/>
-              </w:rPr>
-              <w:t>状态</w:t>
-            </w:r>
-          </w:p>
-        </w:tc>
-      </w:tr>
-      <w:tr>
-        <w:tc>
-          <w:tcPr>
-            <w:tcW w:type="dxa" w:w="1187"/>
-          </w:tcPr>
-          <w:p>
-            <w:pPr>
-              <w:spacing w:line="300" w:lineRule="exact"/>
-              <w:ind w:firstLine="0"/>
-            </w:pPr>
-            <w:r/>
-            <w:r>
-              <w:rPr>
-                <w:rFonts w:ascii="Times New Roman" w:hAnsi="Times New Roman" w:cs="Times New Roman" w:eastAsia="宋体"/>
-                <w:b w:val="0"/>
-                <w:i w:val="0"/>
-                <w:sz w:val="21"/>
-              </w:rPr>
-              <w:t>001</w:t>
-            </w:r>
-          </w:p>
-        </w:tc>
-        <w:tc>
-          <w:tcPr>
-            <w:tcW w:type="dxa" w:w="1187"/>
-          </w:tcPr>
-          <w:p>
-            <w:pPr>
-              <w:spacing w:line="300" w:lineRule="exact"/>
-              <w:ind w:firstLine="0"/>
-            </w:pPr>
-            <w:r/>
-            <w:r>
-              <w:rPr>
-                <w:rFonts w:ascii="Times New Roman" w:hAnsi="Times New Roman" w:cs="Times New Roman" w:eastAsia="宋体"/>
-                <w:b w:val="0"/>
-                <w:i w:val="0"/>
-                <w:sz w:val="21"/>
-              </w:rPr>
-              <w:t>2026-A-015</w:t>
-            </w:r>
-          </w:p>
-        </w:tc>
-        <w:tc>
-          <w:tcPr>
-            <w:tcW w:type="dxa" w:w="1187"/>
-          </w:tcPr>
-          <w:p>
-            <w:pPr>
-              <w:spacing w:line="300" w:lineRule="exact"/>
-              <w:ind w:firstLine="0"/>
-            </w:pPr>
-            <w:r/>
-            <w:r>
-              <w:rPr>
-                <w:rFonts w:ascii="Times New Roman" w:hAnsi="Times New Roman" w:cs="Times New Roman" w:eastAsia="宋体"/>
-                <w:b w:val="0"/>
-                <w:i w:val="0"/>
-                <w:sz w:val="21"/>
-              </w:rPr>
-              <w:t>信息错误</w:t>
-            </w:r>
-          </w:p>
-        </w:tc>
-        <w:tc>
-          <w:tcPr>
-            <w:tcW w:type="dxa" w:w="1187"/>
-          </w:tcPr>
-          <w:p>
-            <w:pPr>
-              <w:spacing w:line="300" w:lineRule="exact"/>
-              <w:ind w:firstLine="0"/>
-            </w:pPr>
-            <w:r/>
-            <w:r>
-              <w:rPr>
-                <w:rFonts w:ascii="Times New Roman" w:hAnsi="Times New Roman" w:cs="Times New Roman" w:eastAsia="宋体"/>
-                <w:b w:val="0"/>
-                <w:i w:val="0"/>
-                <w:sz w:val="21"/>
-              </w:rPr>
-              <w:t>发票抬头为学院简称</w:t>
-            </w:r>
-          </w:p>
-        </w:tc>
-        <w:tc>
-          <w:tcPr>
-            <w:tcW w:type="dxa" w:w="1187"/>
-          </w:tcPr>
-          <w:p>
-            <w:pPr>
-              <w:spacing w:line="300" w:lineRule="exact"/>
-              <w:ind w:firstLine="0"/>
-            </w:pPr>
-            <w:r/>
-            <w:r>
-              <w:rPr>
-                <w:rFonts w:ascii="Times New Roman" w:hAnsi="Times New Roman" w:cs="Times New Roman" w:eastAsia="宋体"/>
-                <w:b w:val="0"/>
-                <w:i w:val="0"/>
-                <w:sz w:val="21"/>
-              </w:rPr>
-              <w:t>第3项 票据抬头</w:t>
-            </w:r>
-          </w:p>
-        </w:tc>
-        <w:tc>
-          <w:tcPr>
-            <w:tcW w:type="dxa" w:w="1187"/>
-          </w:tcPr>
-          <w:p>
-            <w:pPr>
-              <w:spacing w:line="300" w:lineRule="exact"/>
-              <w:ind w:firstLine="0"/>
-            </w:pPr>
-            <w:r/>
-            <w:r>
-              <w:rPr>
-                <w:rFonts w:ascii="Times New Roman" w:hAnsi="Times New Roman" w:cs="Times New Roman" w:eastAsia="宋体"/>
-                <w:b w:val="0"/>
-                <w:i w:val="0"/>
-                <w:sz w:val="21"/>
-              </w:rPr>
-              <w:t>更正为单位全称后重新提交</w:t>
-            </w:r>
-          </w:p>
-        </w:tc>
-        <w:tc>
-          <w:tcPr>
-            <w:tcW w:type="dxa" w:w="1187"/>
-          </w:tcPr>
-          <w:p>
-            <w:pPr>
-              <w:spacing w:line="300" w:lineRule="exact"/>
-              <w:ind w:firstLine="0"/>
-            </w:pPr>
-            <w:r/>
-            <w:r>
-              <w:rPr>
-                <w:rFonts w:ascii="Times New Roman" w:hAnsi="Times New Roman" w:cs="Times New Roman" w:eastAsia="宋体"/>
-                <w:b w:val="0"/>
-                <w:i w:val="0"/>
-                <w:sz w:val="21"/>
-              </w:rPr>
-              <w:t>已更正</w:t>
-            </w:r>
-          </w:p>
-        </w:tc>
-      </w:tr>
-      <w:tr>
-        <w:tc>
-          <w:tcPr>
-            <w:tcW w:type="dxa" w:w="1187"/>
-          </w:tcPr>
-          <w:p>
-            <w:pPr>
-              <w:spacing w:line="300" w:lineRule="exact"/>
-              <w:ind w:firstLine="0"/>
-            </w:pPr>
-            <w:r/>
-            <w:r>
-              <w:rPr>
-                <w:rFonts w:ascii="Times New Roman" w:hAnsi="Times New Roman" w:cs="Times New Roman" w:eastAsia="宋体"/>
-                <w:b w:val="0"/>
-                <w:i w:val="0"/>
-                <w:sz w:val="21"/>
-              </w:rPr>
-              <w:t>002</w:t>
-            </w:r>
-          </w:p>
-        </w:tc>
-        <w:tc>
-          <w:tcPr>
-            <w:tcW w:type="dxa" w:w="1187"/>
-          </w:tcPr>
-          <w:p>
-            <w:pPr>
-              <w:spacing w:line="300" w:lineRule="exact"/>
-              <w:ind w:firstLine="0"/>
-            </w:pPr>
-            <w:r/>
-            <w:r>
-              <w:rPr>
-                <w:rFonts w:ascii="Times New Roman" w:hAnsi="Times New Roman" w:cs="Times New Roman" w:eastAsia="宋体"/>
-                <w:b w:val="0"/>
-                <w:i w:val="0"/>
-                <w:sz w:val="21"/>
-              </w:rPr>
-              <w:t>2026-A-015</w:t>
-            </w:r>
-          </w:p>
-        </w:tc>
-        <w:tc>
-          <w:tcPr>
-            <w:tcW w:type="dxa" w:w="1187"/>
-          </w:tcPr>
-          <w:p>
-            <w:pPr>
-              <w:spacing w:line="300" w:lineRule="exact"/>
-              <w:ind w:firstLine="0"/>
-            </w:pPr>
-            <w:r/>
-            <w:r>
-              <w:rPr>
-                <w:rFonts w:ascii="Times New Roman" w:hAnsi="Times New Roman" w:cs="Times New Roman" w:eastAsia="宋体"/>
-                <w:b w:val="0"/>
-                <w:i w:val="0"/>
-                <w:sz w:val="21"/>
-              </w:rPr>
-              <w:t>依据不足</w:t>
-            </w:r>
-          </w:p>
-        </w:tc>
-        <w:tc>
-          <w:tcPr>
-            <w:tcW w:type="dxa" w:w="1187"/>
-          </w:tcPr>
-          <w:p>
-            <w:pPr>
-              <w:spacing w:line="300" w:lineRule="exact"/>
-              <w:ind w:firstLine="0"/>
-            </w:pPr>
-            <w:r/>
-            <w:r>
-              <w:rPr>
-                <w:rFonts w:ascii="Times New Roman" w:hAnsi="Times New Roman" w:cs="Times New Roman" w:eastAsia="宋体"/>
-                <w:b w:val="0"/>
-                <w:i w:val="0"/>
-                <w:sz w:val="21"/>
-              </w:rPr>
-              <w:t>租赁费无合同</w:t>
-            </w:r>
-          </w:p>
-        </w:tc>
-        <w:tc>
-          <w:tcPr>
-            <w:tcW w:type="dxa" w:w="1187"/>
-          </w:tcPr>
-          <w:p>
-            <w:pPr>
-              <w:spacing w:line="300" w:lineRule="exact"/>
-              <w:ind w:firstLine="0"/>
-            </w:pPr>
-            <w:r/>
-            <w:r>
-              <w:rPr>
-                <w:rFonts w:ascii="Times New Roman" w:hAnsi="Times New Roman" w:cs="Times New Roman" w:eastAsia="宋体"/>
-                <w:b w:val="0"/>
-                <w:i w:val="0"/>
-                <w:sz w:val="21"/>
-              </w:rPr>
-              <w:t>第9项 业务依据</w:t>
-            </w:r>
-          </w:p>
-        </w:tc>
-        <w:tc>
-          <w:tcPr>
-            <w:tcW w:type="dxa" w:w="1187"/>
-          </w:tcPr>
-          <w:p>
-            <w:pPr>
-              <w:spacing w:line="300" w:lineRule="exact"/>
-              <w:ind w:firstLine="0"/>
-            </w:pPr>
-            <w:r/>
-            <w:r>
-              <w:rPr>
-                <w:rFonts w:ascii="Times New Roman" w:hAnsi="Times New Roman" w:cs="Times New Roman" w:eastAsia="宋体"/>
-                <w:b w:val="0"/>
-                <w:i w:val="0"/>
-                <w:sz w:val="21"/>
-              </w:rPr>
-              <w:t>补充合同复印件</w:t>
-            </w:r>
-          </w:p>
-        </w:tc>
-        <w:tc>
-          <w:tcPr>
-            <w:tcW w:type="dxa" w:w="1187"/>
-          </w:tcPr>
-          <w:p>
-            <w:pPr>
-              <w:spacing w:line="300" w:lineRule="exact"/>
-              <w:ind w:firstLine="0"/>
-            </w:pPr>
-            <w:r/>
-            <w:r>
-              <w:rPr>
-                <w:rFonts w:ascii="Times New Roman" w:hAnsi="Times New Roman" w:cs="Times New Roman" w:eastAsia="宋体"/>
-                <w:b w:val="0"/>
-                <w:i w:val="0"/>
-                <w:sz w:val="21"/>
-              </w:rPr>
-              <w:t>待补充</w:t>
-            </w:r>
-          </w:p>
-        </w:tc>
-      </w:tr>
-      <w:tr>
-        <w:tc>
-          <w:tcPr>
-            <w:tcW w:type="dxa" w:w="1187"/>
-          </w:tcPr>
-          <w:p>
-            <w:pPr>
-              <w:spacing w:line="300" w:lineRule="exact"/>
-              <w:ind w:firstLine="0"/>
-            </w:pPr>
-            <w:r/>
-            <w:r>
-              <w:rPr>
-                <w:rFonts w:ascii="Times New Roman" w:hAnsi="Times New Roman" w:cs="Times New Roman" w:eastAsia="宋体"/>
-                <w:b w:val="0"/>
-                <w:i w:val="0"/>
-                <w:sz w:val="21"/>
-              </w:rPr>
-              <w:t>003</w:t>
-            </w:r>
-          </w:p>
-        </w:tc>
-        <w:tc>
-          <w:tcPr>
-            <w:tcW w:type="dxa" w:w="1187"/>
-          </w:tcPr>
-          <w:p>
-            <w:pPr>
-              <w:spacing w:line="300" w:lineRule="exact"/>
-              <w:ind w:firstLine="0"/>
-            </w:pPr>
-            <w:r/>
-            <w:r>
-              <w:rPr>
-                <w:rFonts w:ascii="Times New Roman" w:hAnsi="Times New Roman" w:cs="Times New Roman" w:eastAsia="宋体"/>
-                <w:b w:val="0"/>
-                <w:i w:val="0"/>
-                <w:sz w:val="21"/>
-              </w:rPr>
-              <w:t>2026-A-018</w:t>
-            </w:r>
-          </w:p>
-        </w:tc>
-        <w:tc>
-          <w:tcPr>
-            <w:tcW w:type="dxa" w:w="1187"/>
-          </w:tcPr>
-          <w:p>
-            <w:pPr>
-              <w:spacing w:line="300" w:lineRule="exact"/>
-              <w:ind w:firstLine="0"/>
-            </w:pPr>
-            <w:r/>
-            <w:r>
-              <w:rPr>
-                <w:rFonts w:ascii="Times New Roman" w:hAnsi="Times New Roman" w:cs="Times New Roman" w:eastAsia="宋体"/>
-                <w:b w:val="0"/>
-                <w:i w:val="0"/>
-                <w:sz w:val="21"/>
-              </w:rPr>
-              <w:t>疑似拆单</w:t>
-            </w:r>
-          </w:p>
-        </w:tc>
-        <w:tc>
-          <w:tcPr>
-            <w:tcW w:type="dxa" w:w="1187"/>
-          </w:tcPr>
-          <w:p>
-            <w:pPr>
-              <w:spacing w:line="300" w:lineRule="exact"/>
-              <w:ind w:firstLine="0"/>
-            </w:pPr>
-            <w:r/>
-            <w:r>
-              <w:rPr>
-                <w:rFonts w:ascii="Times New Roman" w:hAnsi="Times New Roman" w:cs="Times New Roman" w:eastAsia="宋体"/>
-                <w:b w:val="0"/>
-                <w:i w:val="0"/>
-                <w:sz w:val="21"/>
-              </w:rPr>
-              <w:t>同一供应商三张相近金额发票</w:t>
-            </w:r>
-          </w:p>
-        </w:tc>
-        <w:tc>
-          <w:tcPr>
-            <w:tcW w:type="dxa" w:w="1187"/>
-          </w:tcPr>
-          <w:p>
-            <w:pPr>
-              <w:spacing w:line="300" w:lineRule="exact"/>
-              <w:ind w:firstLine="0"/>
-            </w:pPr>
-            <w:r/>
-            <w:r>
-              <w:rPr>
-                <w:rFonts w:ascii="Times New Roman" w:hAnsi="Times New Roman" w:cs="Times New Roman" w:eastAsia="宋体"/>
-                <w:b w:val="0"/>
-                <w:i w:val="0"/>
-                <w:sz w:val="21"/>
-              </w:rPr>
-              <w:t>第9项、第10项</w:t>
-            </w:r>
-          </w:p>
-        </w:tc>
-        <w:tc>
-          <w:tcPr>
-            <w:tcW w:type="dxa" w:w="1187"/>
-          </w:tcPr>
-          <w:p>
-            <w:pPr>
-              <w:spacing w:line="300" w:lineRule="exact"/>
-              <w:ind w:firstLine="0"/>
-            </w:pPr>
-            <w:r/>
-            <w:r>
-              <w:rPr>
-                <w:rFonts w:ascii="Times New Roman" w:hAnsi="Times New Roman" w:cs="Times New Roman" w:eastAsia="宋体"/>
-                <w:b w:val="0"/>
-                <w:i w:val="0"/>
-                <w:sz w:val="21"/>
-              </w:rPr>
-              <w:t>核对合同总额，说明原因</w:t>
-            </w:r>
-          </w:p>
-        </w:tc>
-        <w:tc>
-          <w:tcPr>
-            <w:tcW w:type="dxa" w:w="1187"/>
-          </w:tcPr>
-          <w:p>
-            <w:pPr>
-              <w:spacing w:line="300" w:lineRule="exact"/>
-              <w:ind w:firstLine="0"/>
-            </w:pPr>
-            <w:r/>
-            <w:r>
-              <w:rPr>
-                <w:rFonts w:ascii="Times New Roman" w:hAnsi="Times New Roman" w:cs="Times New Roman" w:eastAsia="宋体"/>
-                <w:b w:val="0"/>
-                <w:i w:val="0"/>
-                <w:sz w:val="21"/>
-              </w:rPr>
-              <w:t>待核实</w:t>
-            </w:r>
-          </w:p>
-        </w:tc>
-      </w:tr>
-    </w:tbl>
-    <w:p>
-      <w:pPr>
-        <w:spacing w:line="160" w:lineRule="exact"/>
-      </w:pPr>
-    </w:p>
-    <w:p>
-      <w:pPr>
-        <w:ind w:firstLine="480"/>
-      </w:pPr>
-      <w:r>
-        <w:rPr>
-          <w:rFonts w:ascii="Times New Roman" w:hAnsi="Times New Roman" w:cs="Times New Roman" w:eastAsia="宋体"/>
-          <w:b w:val="0"/>
-          <w:i w:val="0"/>
-        </w:rPr>
-        <w:t>台账的每一条记录，都应当能回答三个问题：问题是什么，依据是什么，现在处于什么状态。台账还可以用来统计：哪一类问题出现最多，哪一个环节最容易出错。这些统计结果，既可以帮助经办人改进材料准备方式，也可以帮助单位调整制度说明。</w:t>
-      </w:r>
-    </w:p>
-    <w:p>
-      <w:pPr>
-        <w:ind w:firstLine="480"/>
-      </w:pPr>
-      <w:r>
-        <w:rPr>
-          <w:rFonts w:ascii="Times New Roman" w:hAnsi="Times New Roman" w:cs="Times New Roman" w:eastAsia="宋体"/>
-          <w:b w:val="0"/>
-          <w:i w:val="0"/>
-        </w:rPr>
-        <w:t>在电子表格中，可以用筛选功能查看未完成的问题，用数据透视表统计不同类型问题的数量。具体的表格统计方法，将在后续项目中详细介绍。</w:t>
-      </w:r>
-    </w:p>
-    <w:p>
-      <w:pPr>
-        <w:pStyle w:val="Heading3"/>
-      </w:pPr>
-      <w:r>
-        <w:rPr>
-          <w:rFonts w:ascii="Times New Roman" w:hAnsi="Times New Roman" w:cs="Times New Roman" w:eastAsia="黑体"/>
-          <w:b/>
-          <w:i w:val="0"/>
-        </w:rPr>
-        <w:t>六、进阶提示词：让输出更可控</w:t>
-      </w:r>
-    </w:p>
-    <w:p>
-      <w:pPr>
-        <w:ind w:firstLine="480"/>
-      </w:pPr>
-      <w:r>
-        <w:rPr>
-          <w:rFonts w:ascii="Times New Roman" w:hAnsi="Times New Roman" w:cs="Times New Roman" w:eastAsia="宋体"/>
-          <w:b w:val="0"/>
-          <w:i w:val="0"/>
-        </w:rPr>
-        <w:t>前面的提示词已经能完成基本的问题清单生成。如果希望输出更稳定、更便于核对，可以在提示词中增加三类约束。</w:t>
-      </w:r>
-    </w:p>
-    <w:p>
-      <w:pPr>
-        <w:ind w:firstLine="480"/>
-      </w:pPr>
-      <w:r>
-        <w:rPr>
-          <w:rFonts w:ascii="Times New Roman" w:hAnsi="Times New Roman" w:cs="Times New Roman" w:eastAsia="宋体"/>
-          <w:b w:val="0"/>
-          <w:i w:val="0"/>
-        </w:rPr>
-        <w:t>第一类是</w:t>
-      </w:r>
-      <w:r>
-        <w:rPr>
-          <w:rFonts w:ascii="Times New Roman" w:hAnsi="Times New Roman" w:cs="Times New Roman" w:eastAsia="宋体"/>
-          <w:b/>
-          <w:i w:val="0"/>
-        </w:rPr>
-        <w:t>输出结构约束</w:t>
-      </w:r>
-      <w:r>
-        <w:rPr>
-          <w:rFonts w:ascii="Times New Roman" w:hAnsi="Times New Roman" w:cs="Times New Roman" w:eastAsia="宋体"/>
-          <w:b w:val="0"/>
-          <w:i w:val="0"/>
-        </w:rPr>
-        <w:t>，即规定输出的表格列和顺序，例如“问题描述、依据项目编号、建议处理、是否需人工确认”。结构固定，便于后续录入台账。</w:t>
-      </w:r>
-    </w:p>
-    <w:p>
-      <w:pPr>
-        <w:ind w:firstLine="480"/>
-      </w:pPr>
-      <w:r>
-        <w:rPr>
-          <w:rFonts w:ascii="Times New Roman" w:hAnsi="Times New Roman" w:cs="Times New Roman" w:eastAsia="宋体"/>
-          <w:b w:val="0"/>
-          <w:i w:val="0"/>
-        </w:rPr>
-        <w:t>第二类是</w:t>
-      </w:r>
-      <w:r>
-        <w:rPr>
-          <w:rFonts w:ascii="Times New Roman" w:hAnsi="Times New Roman" w:cs="Times New Roman" w:eastAsia="宋体"/>
-          <w:b/>
-          <w:i w:val="0"/>
-        </w:rPr>
-        <w:t>证据约束</w:t>
-      </w:r>
-      <w:r>
-        <w:rPr>
-          <w:rFonts w:ascii="Times New Roman" w:hAnsi="Times New Roman" w:cs="Times New Roman" w:eastAsia="宋体"/>
-          <w:b w:val="0"/>
-          <w:i w:val="0"/>
-        </w:rPr>
-        <w:t>，即要求大模型在每一条问题后注明它所依据的材料位置，例如“请注明该问题对应的票据序号和字段”。没有证据的问题，人工复核时可以优先删除。</w:t>
-      </w:r>
-    </w:p>
-    <w:p>
-      <w:pPr>
-        <w:ind w:firstLine="480"/>
-      </w:pPr>
-      <w:r>
-        <w:rPr>
-          <w:rFonts w:ascii="Times New Roman" w:hAnsi="Times New Roman" w:cs="Times New Roman" w:eastAsia="宋体"/>
-          <w:b w:val="0"/>
-          <w:i w:val="0"/>
-        </w:rPr>
-        <w:t>第三类是</w:t>
-      </w:r>
-      <w:r>
-        <w:rPr>
-          <w:rFonts w:ascii="Times New Roman" w:hAnsi="Times New Roman" w:cs="Times New Roman" w:eastAsia="宋体"/>
-          <w:b/>
-          <w:i w:val="0"/>
-        </w:rPr>
-        <w:t>拒答约束</w:t>
-      </w:r>
-      <w:r>
-        <w:rPr>
-          <w:rFonts w:ascii="Times New Roman" w:hAnsi="Times New Roman" w:cs="Times New Roman" w:eastAsia="宋体"/>
-          <w:b w:val="0"/>
-          <w:i w:val="0"/>
-        </w:rPr>
-        <w:t>，即明确规定信息不足时应当如何回答，例如“如果材料中没有相关信息，请回答‘材料中未提供’，不要推断”。这一约束可以显著减少大模型的臆测。</w:t>
-      </w:r>
-    </w:p>
-    <w:p>
-      <w:pPr>
-        <w:ind w:firstLine="480"/>
-      </w:pPr>
-      <w:r>
-        <w:rPr>
-          <w:rFonts w:ascii="Times New Roman" w:hAnsi="Times New Roman" w:cs="Times New Roman" w:eastAsia="宋体"/>
-          <w:b w:val="0"/>
-          <w:i w:val="0"/>
-        </w:rPr>
-        <w:t>下面是一段加入了三类约束的提示词：</w:t>
-      </w:r>
-    </w:p>
-    <w:p>
-      <w:pPr>
-        <w:ind w:left="420"/>
-      </w:pPr>
-      <w:r>
-        <w:rPr>
-          <w:rFonts w:ascii="Times New Roman" w:hAnsi="Times New Roman" w:cs="Times New Roman" w:eastAsia="宋体"/>
-          <w:b w:val="0"/>
-          <w:i w:val="0"/>
-          <w:sz w:val="21"/>
-        </w:rPr>
-        <w:t>你是一名财务审核员。请根据下列材料和检查清单，生成问题清单。</w:t>
-      </w:r>
-    </w:p>
-    <w:p>
-      <w:pPr>
-        <w:ind w:left="420"/>
-      </w:pPr>
-      <w:r>
-        <w:rPr>
-          <w:rFonts w:ascii="Times New Roman" w:hAnsi="Times New Roman" w:cs="Times New Roman" w:eastAsia="宋体"/>
-          <w:b w:val="0"/>
-          <w:i w:val="0"/>
-          <w:sz w:val="21"/>
-        </w:rPr>
-        <w:t>输出格式：以表格输出，列为“编号、问题描述、依据项目编号、证据位置、建议处理、是否需人工确认”。</w:t>
-      </w:r>
-    </w:p>
-    <w:p>
-      <w:pPr>
-        <w:ind w:left="420"/>
-      </w:pPr>
-      <w:r>
-        <w:rPr>
-          <w:rFonts w:ascii="Times New Roman" w:hAnsi="Times New Roman" w:cs="Times New Roman" w:eastAsia="宋体"/>
-          <w:b w:val="0"/>
-          <w:i w:val="0"/>
-          <w:sz w:val="21"/>
-        </w:rPr>
-        <w:t>要求：</w:t>
-      </w:r>
-    </w:p>
-    <w:p>
-      <w:pPr>
-        <w:ind w:left="420"/>
-      </w:pPr>
-      <w:r>
-        <w:rPr>
-          <w:rFonts w:ascii="Times New Roman" w:hAnsi="Times New Roman" w:cs="Times New Roman" w:eastAsia="宋体"/>
-          <w:b w:val="0"/>
-          <w:i w:val="0"/>
-          <w:sz w:val="21"/>
-        </w:rPr>
-        <w:t>1. 每个问题必须注明证据位置（如“票据2的抬头字段”）；</w:t>
-      </w:r>
-    </w:p>
-    <w:p>
-      <w:pPr>
-        <w:ind w:left="420"/>
-      </w:pPr>
-      <w:r>
-        <w:rPr>
-          <w:rFonts w:ascii="Times New Roman" w:hAnsi="Times New Roman" w:cs="Times New Roman" w:eastAsia="宋体"/>
-          <w:b w:val="0"/>
-          <w:i w:val="0"/>
-          <w:sz w:val="21"/>
-        </w:rPr>
-        <w:t>2. 材料中没有相关信息时，在“问题描述”中写“材料中未提供”，不要推断；</w:t>
-      </w:r>
-    </w:p>
-    <w:p>
-      <w:pPr>
-        <w:ind w:left="420"/>
-      </w:pPr>
-      <w:r>
-        <w:rPr>
-          <w:rFonts w:ascii="Times New Roman" w:hAnsi="Times New Roman" w:cs="Times New Roman" w:eastAsia="宋体"/>
-          <w:b w:val="0"/>
-          <w:i w:val="0"/>
-          <w:sz w:val="21"/>
-        </w:rPr>
-        <w:t>3. 不引用清单和制度之外的规定。</w:t>
-      </w:r>
-    </w:p>
-    <w:p>
-      <w:pPr>
-        <w:ind w:left="420"/>
-      </w:pPr>
-      <w:r>
-        <w:rPr>
-          <w:rFonts w:ascii="Times New Roman" w:hAnsi="Times New Roman" w:cs="Times New Roman" w:eastAsia="宋体"/>
-          <w:b w:val="0"/>
-          <w:i w:val="0"/>
-          <w:sz w:val="21"/>
-        </w:rPr>
-        <w:t>材料摘要：（在此粘贴）</w:t>
-      </w:r>
-    </w:p>
-    <w:p>
-      <w:pPr>
-        <w:ind w:left="420"/>
-      </w:pPr>
-      <w:r>
-        <w:rPr>
-          <w:rFonts w:ascii="Times New Roman" w:hAnsi="Times New Roman" w:cs="Times New Roman" w:eastAsia="宋体"/>
-          <w:b w:val="0"/>
-          <w:i w:val="0"/>
-          <w:sz w:val="21"/>
-        </w:rPr>
-        <w:t>检查清单：（在此粘贴）</w:t>
-      </w:r>
-    </w:p>
-    <w:p>
-      <w:pPr>
-        <w:ind w:firstLine="480"/>
-      </w:pPr>
-      <w:r>
-        <w:rPr>
-          <w:rFonts w:ascii="Times New Roman" w:hAnsi="Times New Roman" w:cs="Times New Roman" w:eastAsia="宋体"/>
-          <w:b w:val="0"/>
-          <w:i w:val="0"/>
-        </w:rPr>
-        <w:t>使用这一提示词后，输出的问题清单通常更便于复核。但它仍然需要人工逐条确认，不能因为格式规范就直接采信。</w:t>
-      </w:r>
-    </w:p>
-    <w:p>
-      <w:pPr>
-        <w:pStyle w:val="Heading3"/>
-      </w:pPr>
-      <w:r>
-        <w:rPr>
-          <w:rFonts w:ascii="Times New Roman" w:hAnsi="Times New Roman" w:cs="Times New Roman" w:eastAsia="黑体"/>
-          <w:b/>
-          <w:i w:val="0"/>
-        </w:rPr>
-        <w:t>七、常见误区</w:t>
-      </w:r>
-    </w:p>
-    <w:p>
-      <w:pPr>
-        <w:ind w:firstLine="480"/>
-      </w:pPr>
-      <w:r>
-        <w:rPr>
-          <w:rFonts w:ascii="Times New Roman" w:hAnsi="Times New Roman" w:cs="Times New Roman" w:eastAsia="宋体"/>
-          <w:b/>
-          <w:i w:val="0"/>
-        </w:rPr>
-        <w:t>误区一：大模型写得越正式，意见就越可靠。</w:t>
-      </w:r>
-      <w:r>
-        <w:rPr>
-          <w:rFonts w:ascii="Times New Roman" w:hAnsi="Times New Roman" w:cs="Times New Roman" w:eastAsia="宋体"/>
-          <w:b w:val="0"/>
-          <w:i w:val="0"/>
-        </w:rPr>
-        <w:t xml:space="preserve"> 语言的正式程度与事实是否正确之间没有必然关系。</w:t>
-      </w:r>
-    </w:p>
-    <w:p>
-      <w:pPr>
-        <w:ind w:firstLine="480"/>
-      </w:pPr>
-      <w:r>
-        <w:rPr>
-          <w:rFonts w:ascii="Times New Roman" w:hAnsi="Times New Roman" w:cs="Times New Roman" w:eastAsia="宋体"/>
-          <w:b/>
-          <w:i w:val="0"/>
-        </w:rPr>
-        <w:t>误区二：审核意见只要“指出问题”就够了。</w:t>
-      </w:r>
-      <w:r>
-        <w:rPr>
-          <w:rFonts w:ascii="Times New Roman" w:hAnsi="Times New Roman" w:cs="Times New Roman" w:eastAsia="宋体"/>
-          <w:b w:val="0"/>
-          <w:i w:val="0"/>
-        </w:rPr>
-        <w:t xml:space="preserve"> 没有依据和处理方式的意见，报销人无法执行，也无法追溯。</w:t>
-      </w:r>
-    </w:p>
-    <w:p>
-      <w:pPr>
-        <w:ind w:firstLine="480"/>
-      </w:pPr>
-      <w:r>
-        <w:rPr>
-          <w:rFonts w:ascii="Times New Roman" w:hAnsi="Times New Roman" w:cs="Times New Roman" w:eastAsia="宋体"/>
-          <w:b/>
-          <w:i w:val="0"/>
-        </w:rPr>
-        <w:t>误区三：为了省事，把大模型的草稿直接发出去。</w:t>
-      </w:r>
-      <w:r>
-        <w:rPr>
-          <w:rFonts w:ascii="Times New Roman" w:hAnsi="Times New Roman" w:cs="Times New Roman" w:eastAsia="宋体"/>
-          <w:b w:val="0"/>
-          <w:i w:val="0"/>
-        </w:rPr>
-        <w:t xml:space="preserve"> 草稿必须经过人工核对，尤其是依据部分，必须回到制度原文。</w:t>
-      </w:r>
-    </w:p>
-    <w:p>
-      <w:pPr>
-        <w:pStyle w:val="Heading3"/>
-      </w:pPr>
-      <w:r>
-        <w:rPr>
-          <w:rFonts w:ascii="Times New Roman" w:hAnsi="Times New Roman" w:cs="Times New Roman" w:eastAsia="黑体"/>
-          <w:b/>
-          <w:i w:val="0"/>
-        </w:rPr>
-        <w:t>八、回到案例</w:t>
-      </w:r>
-    </w:p>
-    <w:p>
-      <w:pPr>
-        <w:ind w:firstLine="480"/>
-      </w:pPr>
-      <w:r>
-        <w:rPr>
-          <w:rFonts w:ascii="Times New Roman" w:hAnsi="Times New Roman" w:cs="Times New Roman" w:eastAsia="宋体"/>
-          <w:b/>
-          <w:i w:val="0"/>
-        </w:rPr>
-        <w:t>回到校园线</w:t>
-      </w:r>
-    </w:p>
-    <w:p>
-      <w:pPr>
-        <w:ind w:firstLine="480"/>
-      </w:pPr>
-      <w:r>
-        <w:rPr>
-          <w:rFonts w:ascii="Times New Roman" w:hAnsi="Times New Roman" w:cs="Times New Roman" w:eastAsia="宋体"/>
-          <w:b w:val="0"/>
-          <w:i w:val="0"/>
-        </w:rPr>
-        <w:t>财务老师按照表4-9核对后，删掉了两条不成立的问题，保留了两条成立的问题，并按照四要素重新撰写了审核意见。小林收到的说明清楚地写着：发票抬头需要更正，租赁费需要补充合同，每一项的依据和期限都有说明。小林说：“这样我就知道该做什么了。”</w:t>
-      </w:r>
-    </w:p>
-    <w:p>
-      <w:pPr>
-        <w:ind w:firstLine="480"/>
-      </w:pPr>
-      <w:r>
-        <w:rPr>
-          <w:rFonts w:ascii="Times New Roman" w:hAnsi="Times New Roman" w:cs="Times New Roman" w:eastAsia="宋体"/>
-          <w:b/>
-          <w:i w:val="0"/>
-        </w:rPr>
-        <w:t>回到职业线</w:t>
-      </w:r>
-    </w:p>
-    <w:p>
-      <w:pPr>
-        <w:ind w:firstLine="480"/>
-      </w:pPr>
-      <w:r>
-        <w:rPr>
-          <w:rFonts w:ascii="Times New Roman" w:hAnsi="Times New Roman" w:cs="Times New Roman" w:eastAsia="宋体"/>
-          <w:b w:val="0"/>
-          <w:i w:val="0"/>
-        </w:rPr>
-        <w:t>小周删掉了“住宿标准可能超标”这一条，因为他查了公司制度，实际标准并未超标。他还注意到，大模型把“发票日期略早于出差日期”也列为问题，但仔细看后发现，这张发票是出差前一天的车票，属于出差的正常准备，并不构成问题。这一次，他把两条不成立的问题都删掉了，并在问题台账中记下删除的理由，以便将来有人复查时能够看到判断的过程。他保留了其余问题，并在审核意见中写明了依据的制度条款名称。经理看后说：“以后大模型的结论，都要先回到制度里找一遍。”</w:t>
-      </w:r>
-    </w:p>
-    <w:p>
-      <w:pPr>
-        <w:ind w:firstLine="480"/>
-      </w:pPr>
-      <w:r>
-        <w:rPr>
-          <w:rFonts w:ascii="Times New Roman" w:hAnsi="Times New Roman" w:cs="Times New Roman" w:eastAsia="宋体"/>
-          <w:b/>
-          <w:i w:val="0"/>
-        </w:rPr>
-        <w:t>思政园地：审核意见是一种沟通方式</w:t>
-      </w:r>
-    </w:p>
-    <w:p>
-      <w:pPr>
-        <w:ind w:firstLine="480"/>
-      </w:pPr>
-      <w:r>
-        <w:rPr>
-          <w:rFonts w:ascii="Times New Roman" w:hAnsi="Times New Roman" w:cs="Times New Roman" w:eastAsia="宋体"/>
-          <w:b w:val="0"/>
-          <w:i w:val="0"/>
-        </w:rPr>
-        <w:t>审核意见写给的是一个具体的人。大模型可以帮助人们把话说得更规范，但它并不了解报销人的处境：也许他是第一次报销，也许他的材料只差一个签字。如果直接采用模型的草稿，语气可能过于生硬，甚至把一个小问题写成“违规”。因此，审核人要逐句检查草稿，既要守住规则，也要保护对方的尊严。另外，撰写意见时若需要向模型描述具体事件，应隐去姓名、学号和账号，只保留与问题相关的信息。负责任地使用AI，不只是会写提示词，也包括知道哪些信息不该交给模型。</w:t>
-      </w:r>
-    </w:p>
-    <w:p>
-      <w:pPr>
-        <w:ind w:firstLine="480"/>
-      </w:pPr>
-      <w:r>
-        <w:rPr>
-          <w:rFonts w:ascii="Times New Roman" w:hAnsi="Times New Roman" w:cs="Times New Roman" w:eastAsia="宋体"/>
-          <w:b/>
-          <w:i w:val="0"/>
-        </w:rPr>
-        <w:t>【练习】</w:t>
-      </w:r>
-    </w:p>
-    <w:p>
-      <w:pPr>
-        <w:ind w:left="480" w:hanging="480"/>
-      </w:pPr>
-      <w:r>
-        <w:rPr>
-          <w:rFonts w:ascii="Times New Roman" w:hAnsi="Times New Roman" w:cs="Times New Roman" w:eastAsia="宋体"/>
-          <w:b w:val="0"/>
-          <w:i w:val="0"/>
-        </w:rPr>
-        <w:t>1.</w:t>
-        <w:tab/>
-        <w:t>对照表4-9（审核意见四要素），改写一条你见过的“只写结论”的通知，使其包括问题、依据、处理和责任四项。</w:t>
-      </w:r>
-    </w:p>
-    <w:p>
-      <w:pPr>
-        <w:ind w:left="480" w:hanging="480"/>
-      </w:pPr>
-      <w:r>
-        <w:rPr>
-          <w:rFonts w:ascii="Times New Roman" w:hAnsi="Times New Roman" w:cs="Times New Roman" w:eastAsia="宋体"/>
-          <w:b w:val="0"/>
-          <w:i w:val="0"/>
-        </w:rPr>
-        <w:t>2.</w:t>
-        <w:tab/>
-        <w:t>用本任务的提示词，对一份脱敏后的报销材料生成问题清单，用表4-10的方法逐条核对，统计成立与不成立的数量。</w:t>
-      </w:r>
-    </w:p>
-    <w:p>
-      <w:pPr>
-        <w:ind w:left="480" w:hanging="480"/>
-      </w:pPr>
-      <w:r>
-        <w:rPr>
-          <w:rFonts w:ascii="Times New Roman" w:hAnsi="Times New Roman" w:cs="Times New Roman" w:eastAsia="宋体"/>
-          <w:b w:val="0"/>
-          <w:i w:val="0"/>
-        </w:rPr>
-        <w:t>3.</w:t>
-        <w:tab/>
-        <w:t>为一个学生组织设计一份问题台账模板，至少包括10个字段，并说明每个字段的作用。</w:t>
-      </w:r>
-    </w:p>
-    <w:p>
-      <w:pPr>
-        <w:ind w:firstLine="480"/>
-      </w:pPr>
-      <w:r>
-        <w:rPr>
-          <w:rFonts w:ascii="Times New Roman" w:hAnsi="Times New Roman" w:cs="Times New Roman" w:eastAsia="宋体"/>
-          <w:b/>
-          <w:i w:val="0"/>
-        </w:rPr>
-        <w:t>小结</w:t>
-      </w:r>
-    </w:p>
-    <w:p>
-      <w:pPr>
-        <w:ind w:firstLine="480"/>
-      </w:pPr>
-      <w:r>
-        <w:rPr>
-          <w:rFonts w:ascii="Times New Roman" w:hAnsi="Times New Roman" w:cs="Times New Roman" w:eastAsia="宋体"/>
-          <w:b w:val="0"/>
-          <w:i w:val="0"/>
-        </w:rPr>
-        <w:t>本任务的重点，是把大模型从“写结论”的角色，转变为“整理与起草”的助手。问题要分类，意见要有四要素，草稿要逐条核对，结果要进入台账。大模型能显著提高整理效率，但审核的判断、制度的解释和最终的签字，始终属于人。</w:t>
-      </w:r>
-    </w:p>
-    <w:p>
-      <w:pPr>
-        <w:pStyle w:val="Heading2"/>
-      </w:pPr>
-      <w:r>
-        <w:rPr>
-          <w:rFonts w:ascii="Times New Roman" w:hAnsi="Times New Roman" w:cs="Times New Roman" w:eastAsia="黑体"/>
-          <w:b/>
-          <w:i w:val="0"/>
-        </w:rPr>
-        <w:t>项目小结</w:t>
-      </w:r>
-    </w:p>
-    <w:p>
-      <w:pPr>
-        <w:ind w:firstLine="480"/>
-      </w:pPr>
-      <w:r>
-        <w:rPr>
-          <w:rFonts w:ascii="Times New Roman" w:hAnsi="Times New Roman" w:cs="Times New Roman" w:eastAsia="宋体"/>
-          <w:b w:val="0"/>
-          <w:i w:val="0"/>
-        </w:rPr>
-        <w:t>本项目以“报销”为主线，围绕“票据能不能证明业务”这一核心问题，展开三个任务。任务4.1解决“看懂票据”的问题，学习原始凭证的基本要求、常见票据类型和发票关键信息，并学会用大模型辅助识别与核对。任务4.2解决“审核材料”的问题，学习三层审核，设计并使用检查清单，识别拆单、重复报销和费用性质混用等典型问题。任务4.3解决“说清问题”的问题，学习问题分类、审核意见的四要素，以及人与大模型的分工。</w:t>
+        <w:t>本项目以“报销”为主线，围绕“票据能不能证明业务”这一核心问题，展开三个任务。任务4.1解决“看懂票据”的问题，学习原始凭证的基本要求、常见票据类型和发票关键信息，并学会用大模型辅助识别与核对。任务4.2解决“审核材料”的问题，学习三层审核，设计并使用检查清单，识别拆单、重复报销和费用性质混用等典型问题。任务4.3解决“把票据变成报销单”的问题，学习报销单的字段来源、三个层面的核对方法，以及修改留痕与签字。</w:t>
       </w:r>
     </w:p>
     <w:p>
@@ -13276,7 +13097,7 @@
         </w:rPr>
         <w:t>4.</w:t>
         <w:tab/>
-        <w:t>用审核清单完成审核，形成问题清单，并用四要素撰写一份审核意见。</w:t>
+        <w:t>用审核清单完成审核，形成问题清单，并按照表4-8的格式记录结论。</w:t>
       </w:r>
     </w:p>
     <w:p>
@@ -13291,7 +13112,7 @@
         </w:rPr>
         <w:t>5.</w:t>
         <w:tab/>
-        <w:t>建立问题台账，记录本次审核的所有问题，并说明哪些问题已经闭环、哪些仍需跟进。</w:t>
+        <w:t>为本次报销生成报销单草稿，按照表4-9至表4-11的方法逐项核对，并留下完整的修改留痕。</w:t>
       </w:r>
     </w:p>
     <w:p>

--- a/AI大模型在财务场景的应用/项目4_范例_v2.docx
+++ b/AI大模型在财务场景的应用/项目4_范例_v2.docx
@@ -160,7 +160,7 @@
             <wp:positionV relativeFrom="paragraph">
               <wp:posOffset>0</wp:posOffset>
             </wp:positionV>
-            <wp:extent cx="4680000" cy="3192128"/>
+            <wp:extent cx="4680000" cy="2904063"/>
             <wp:effectExtent l="0" t="0" r="0" b="0"/>
             <wp:wrapTopAndBottom/>
             <wp:docPr id="1" name="Picture 1"/>
@@ -183,7 +183,7 @@
                   <pic:spPr>
                     <a:xfrm>
                       <a:off x="0" y="0"/>
-                      <a:ext cx="4680000" cy="3192128"/>
+                      <a:ext cx="4680000" cy="2904063"/>
                     </a:xfrm>
                     <a:prstGeom prst="rect"/>
                   </pic:spPr>
@@ -225,7 +225,7 @@
             <wp:positionV relativeFrom="paragraph">
               <wp:posOffset>0</wp:posOffset>
             </wp:positionV>
-            <wp:extent cx="4680000" cy="3042772"/>
+            <wp:extent cx="4680000" cy="2904063"/>
             <wp:effectExtent l="0" t="0" r="0" b="0"/>
             <wp:wrapTopAndBottom/>
             <wp:docPr id="2" name="Picture 2"/>
@@ -248,7 +248,7 @@
                   <pic:spPr>
                     <a:xfrm>
                       <a:off x="0" y="0"/>
-                      <a:ext cx="4680000" cy="3042772"/>
+                      <a:ext cx="4680000" cy="2904063"/>
                     </a:xfrm>
                     <a:prstGeom prst="rect"/>
                   </pic:spPr>
@@ -4344,7 +4344,7 @@
           <w:b/>
           <w:i w:val="0"/>
         </w:rPr>
-        <w:t>五、常见错误与应对</w:t>
+        <w:t>五、常见误区</w:t>
       </w:r>
     </w:p>
     <w:p>
@@ -4847,111 +4847,7 @@
           <w:b/>
           <w:i w:val="0"/>
         </w:rPr>
-        <w:t>六、拓展</w:t>
-      </w:r>
-    </w:p>
-    <w:p>
-      <w:pPr>
-        <w:ind w:firstLine="480"/>
-      </w:pPr>
-      <w:r>
-        <w:rPr>
-          <w:rFonts w:ascii="Times New Roman" w:hAnsi="Times New Roman" w:cs="Times New Roman" w:eastAsia="宋体"/>
-          <w:b/>
-          <w:i w:val="0"/>
-        </w:rPr>
-        <w:t>拓展一：为什么报销要强调“同一张发票只能报销一次”</w:t>
-      </w:r>
-    </w:p>
-    <w:p>
-      <w:pPr>
-        <w:ind w:firstLine="480"/>
-      </w:pPr>
-      <w:r>
-        <w:rPr>
-          <w:rFonts w:ascii="Times New Roman" w:hAnsi="Times New Roman" w:cs="Times New Roman" w:eastAsia="宋体"/>
-          <w:b w:val="0"/>
-          <w:i w:val="0"/>
-        </w:rPr>
-        <w:t>如果同一张发票被多次报销，就会造成单位支出虚增，也会造成账实不符。很多单位会在报销系统中设置发票查重功能，或要求报销人在票据上签注“已报销”。从内部控制的角度看，这是为了防止重复支付。学生可以思考：如果没有这些措施，单位的财务风险会在哪里？</w:t>
-      </w:r>
-    </w:p>
-    <w:p>
-      <w:pPr>
-        <w:ind w:firstLine="480"/>
-      </w:pPr>
-      <w:r>
-        <w:rPr>
-          <w:rFonts w:ascii="Times New Roman" w:hAnsi="Times New Roman" w:cs="Times New Roman" w:eastAsia="宋体"/>
-          <w:b/>
-          <w:i w:val="0"/>
-        </w:rPr>
-        <w:t>拓展二：用表格汇总一批票据的金额</w:t>
-      </w:r>
-    </w:p>
-    <w:p>
-      <w:pPr>
-        <w:ind w:firstLine="480"/>
-      </w:pPr>
-      <w:r>
-        <w:rPr>
-          <w:rFonts w:ascii="Times New Roman" w:hAnsi="Times New Roman" w:cs="Times New Roman" w:eastAsia="宋体"/>
-          <w:b w:val="0"/>
-          <w:i w:val="0"/>
-        </w:rPr>
-        <w:t>把表4-3的核对结果放入 Excel，用求和公式计算报销合计，并与报销单的合计数进行比对。这一操作会在项目8中展开，这里可以先尝试：在表格中输入“=SUM(...)”即可完成求和。</w:t>
-      </w:r>
-    </w:p>
-    <w:p>
-      <w:pPr>
-        <w:ind w:firstLine="480"/>
-      </w:pPr>
-      <w:r>
-        <w:rPr>
-          <w:rFonts w:ascii="Times New Roman" w:hAnsi="Times New Roman" w:cs="Times New Roman" w:eastAsia="宋体"/>
-          <w:b/>
-          <w:i w:val="0"/>
-        </w:rPr>
-        <w:t>拓展三：票据的保存与归档</w:t>
-      </w:r>
-    </w:p>
-    <w:p>
-      <w:pPr>
-        <w:ind w:firstLine="480"/>
-      </w:pPr>
-      <w:r>
-        <w:rPr>
-          <w:rFonts w:ascii="Times New Roman" w:hAnsi="Times New Roman" w:cs="Times New Roman" w:eastAsia="宋体"/>
-          <w:b w:val="0"/>
-          <w:i w:val="0"/>
-        </w:rPr>
-        <w:t>报销完成之后，票据和相关材料并不能随手丢弃。它们是单位会计记录的证据，需要按照单位的档案管理制度分类保存，并在需要时能够调出查阅。纸质票据要防止褪色、折损和丢失；电子票据要保存原始文件，不能只保留截图，并注意备份。</w:t>
-      </w:r>
-    </w:p>
-    <w:p>
-      <w:pPr>
-        <w:ind w:firstLine="480"/>
-      </w:pPr>
-      <w:r>
-        <w:rPr>
-          <w:rFonts w:ascii="Times New Roman" w:hAnsi="Times New Roman" w:cs="Times New Roman" w:eastAsia="宋体"/>
-          <w:b w:val="0"/>
-          <w:i w:val="0"/>
-        </w:rPr>
-        <w:t>对于学生组织来说，一个简单的做法是：每次活动结束后，建立一个以活动名称和日期命名的文件夹，把报销单、票据原件或电子文件、业务依据和台账记录放在一起。这样，无论过去多久，都能说清楚一笔钱的来龙去脉。具体的保存期限和归档要求，应当以学校或单位的档案管理制度为准。</w:t>
-      </w:r>
-    </w:p>
-    <w:p>
-      <w:pPr>
-        <w:pStyle w:val="Heading3"/>
-      </w:pPr>
-      <w:r>
-        <w:rPr>
-          <w:rFonts w:ascii="Times New Roman" w:hAnsi="Times New Roman" w:cs="Times New Roman" w:eastAsia="黑体"/>
-          <w:b/>
-          <w:i w:val="0"/>
-        </w:rPr>
-        <w:t>七、回到案例</w:t>
+        <w:t>六、回到案例</w:t>
       </w:r>
     </w:p>
     <w:p>
@@ -12985,7 +12881,7 @@
           <w:b/>
           <w:i w:val="0"/>
         </w:rPr>
-        <w:t>项目小结</w:t>
+        <w:t>项目总结</w:t>
       </w:r>
     </w:p>
     <w:p>
@@ -13012,6 +12908,110 @@
           <w:i w:val="0"/>
         </w:rPr>
         <w:t>三个任务之间是递进关系：先能看懂票据，再能按清单审核材料，最后能把审核结论写清楚、记录下来。本项目使用的大模型工具，始终是辅助工具。识别结果要核对，清单要回到制度，草稿要逐条复核，判断与签字始终由人负责。</w:t>
+      </w:r>
+    </w:p>
+    <w:p>
+      <w:pPr>
+        <w:pStyle w:val="Heading2"/>
+      </w:pPr>
+      <w:r>
+        <w:rPr>
+          <w:rFonts w:ascii="Times New Roman" w:hAnsi="Times New Roman" w:cs="Times New Roman" w:eastAsia="黑体"/>
+          <w:b/>
+          <w:i w:val="0"/>
+        </w:rPr>
+        <w:t>拓展：票据的报销规则与归档</w:t>
+      </w:r>
+    </w:p>
+    <w:p>
+      <w:pPr>
+        <w:ind w:firstLine="480"/>
+      </w:pPr>
+      <w:r>
+        <w:rPr>
+          <w:rFonts w:ascii="Times New Roman" w:hAnsi="Times New Roman" w:cs="Times New Roman" w:eastAsia="宋体"/>
+          <w:b/>
+          <w:i w:val="0"/>
+        </w:rPr>
+        <w:t>拓展一：为什么报销要强调“同一张发票只能报销一次”</w:t>
+      </w:r>
+    </w:p>
+    <w:p>
+      <w:pPr>
+        <w:ind w:firstLine="480"/>
+      </w:pPr>
+      <w:r>
+        <w:rPr>
+          <w:rFonts w:ascii="Times New Roman" w:hAnsi="Times New Roman" w:cs="Times New Roman" w:eastAsia="宋体"/>
+          <w:b w:val="0"/>
+          <w:i w:val="0"/>
+        </w:rPr>
+        <w:t>如果同一张发票被多次报销，就会造成单位支出虚增，也会造成账实不符。很多单位会在报销系统中设置发票查重功能，或要求报销人在票据上签注“已报销”。从内部控制的角度看，这是为了防止重复支付。学生可以思考：如果没有这些措施，单位的财务风险会在哪里？</w:t>
+      </w:r>
+    </w:p>
+    <w:p>
+      <w:pPr>
+        <w:ind w:firstLine="480"/>
+      </w:pPr>
+      <w:r>
+        <w:rPr>
+          <w:rFonts w:ascii="Times New Roman" w:hAnsi="Times New Roman" w:cs="Times New Roman" w:eastAsia="宋体"/>
+          <w:b/>
+          <w:i w:val="0"/>
+        </w:rPr>
+        <w:t>拓展二：用表格汇总一批票据的金额</w:t>
+      </w:r>
+    </w:p>
+    <w:p>
+      <w:pPr>
+        <w:ind w:firstLine="480"/>
+      </w:pPr>
+      <w:r>
+        <w:rPr>
+          <w:rFonts w:ascii="Times New Roman" w:hAnsi="Times New Roman" w:cs="Times New Roman" w:eastAsia="宋体"/>
+          <w:b w:val="0"/>
+          <w:i w:val="0"/>
+        </w:rPr>
+        <w:t>把表4-3的核对结果放入 Excel，用求和公式计算报销合计，并与报销单的合计数进行比对。这一操作会在项目8中展开，这里可以先尝试：在表格中输入“=SUM(...)”即可完成求和。</w:t>
+      </w:r>
+    </w:p>
+    <w:p>
+      <w:pPr>
+        <w:ind w:firstLine="480"/>
+      </w:pPr>
+      <w:r>
+        <w:rPr>
+          <w:rFonts w:ascii="Times New Roman" w:hAnsi="Times New Roman" w:cs="Times New Roman" w:eastAsia="宋体"/>
+          <w:b/>
+          <w:i w:val="0"/>
+        </w:rPr>
+        <w:t>拓展三：票据的保存与归档</w:t>
+      </w:r>
+    </w:p>
+    <w:p>
+      <w:pPr>
+        <w:ind w:firstLine="480"/>
+      </w:pPr>
+      <w:r>
+        <w:rPr>
+          <w:rFonts w:ascii="Times New Roman" w:hAnsi="Times New Roman" w:cs="Times New Roman" w:eastAsia="宋体"/>
+          <w:b w:val="0"/>
+          <w:i w:val="0"/>
+        </w:rPr>
+        <w:t>报销完成之后，票据和相关材料并不能随手丢弃。它们是单位会计记录的证据，需要按照单位的档案管理制度分类保存，并在需要时能够调出查阅。纸质票据要防止褪色、折损和丢失；电子票据要保存原始文件，不能只保留截图，并注意备份。</w:t>
+      </w:r>
+    </w:p>
+    <w:p>
+      <w:pPr>
+        <w:ind w:firstLine="480"/>
+      </w:pPr>
+      <w:r>
+        <w:rPr>
+          <w:rFonts w:ascii="Times New Roman" w:hAnsi="Times New Roman" w:cs="Times New Roman" w:eastAsia="宋体"/>
+          <w:b w:val="0"/>
+          <w:i w:val="0"/>
+        </w:rPr>
+        <w:t>对于学生组织来说，一个简单的做法是：每次活动结束后，建立一个以活动名称和日期命名的文件夹，把报销单、票据原件或电子文件、业务依据和台账记录放在一起。这样，无论过去多久，都能说清楚一笔钱的来龙去脉。具体的保存期限和归档要求，应当以学校或单位的档案管理制度为准。</w:t>
       </w:r>
     </w:p>
     <w:p>

--- a/AI大模型在财务场景的应用/项目4_范例_v2.docx
+++ b/AI大模型在财务场景的应用/项目4_范例_v2.docx
@@ -141,7 +141,7 @@
           <w:b w:val="0"/>
           <w:i w:val="0"/>
         </w:rPr>
-        <w:t>图4-1 以思维导图展示学习目标，图4-2 以知识图谱展示本任务的知识要点。</w:t>
+        <w:t>图4-1 以思维导图展示学习目标，图4-2 以知识图谱展示本项目的知识要点。</w:t>
       </w:r>
     </w:p>
     <w:p>
@@ -271,7 +271,7 @@
           <w:i w:val="0"/>
           <w:sz w:val="21"/>
         </w:rPr>
-        <w:t>图4-2 本任务知识图谱</w:t>
+        <w:t>图4-2 本项目知识图谱</w:t>
       </w:r>
     </w:p>
     <w:p>
@@ -4495,7 +4495,7 @@
                 <w:i w:val="0"/>
                 <w:sz w:val="21"/>
               </w:rPr>
-              <w:t>把 3 认成 8，把 1 认成 7</w:t>
+              <w:t>把3认成8，把1认成7</w:t>
             </w:r>
           </w:p>
         </w:tc>
@@ -6449,7 +6449,7 @@
           <w:i w:val="0"/>
           <w:sz w:val="21"/>
         </w:rPr>
-        <w:t>表4-6 报销审核检查清单（示例）</w:t>
+        <w:t>表4-5 报销审核检查清单（示例）</w:t>
       </w:r>
     </w:p>
     <w:tbl>
@@ -8049,7 +8049,7 @@
           <w:i w:val="0"/>
           <w:sz w:val="21"/>
         </w:rPr>
-        <w:t>表4-7 常见典型问题的应对思路</w:t>
+        <w:t>表4-6 常见典型问题的应对思路</w:t>
       </w:r>
     </w:p>
     <w:tbl>
@@ -8704,7 +8704,7 @@
           <w:b w:val="0"/>
           <w:i w:val="0"/>
         </w:rPr>
-        <w:t>假设一笔活动报销的材料如下：报销单一张，打印费发票一张，音响租赁费发票一张，活动方案一份，没有租赁合同。用表4-6逐项审核，结果如表4-7所示。</w:t>
+        <w:t>假设一笔活动报销的材料如下：报销单一张，打印费发票一张，音响租赁费发票一张，活动方案一份，没有租赁合同。用表4-5逐项审核，结果如表4-7所示。</w:t>
       </w:r>
     </w:p>
     <w:p>
@@ -8720,7 +8720,7 @@
           <w:i w:val="0"/>
           <w:sz w:val="21"/>
         </w:rPr>
-        <w:t>表4-8 报销审核记录（示例）</w:t>
+        <w:t>表4-7 报销审核记录（示例）</w:t>
       </w:r>
     </w:p>
     <w:tbl>
@@ -9838,7 +9838,7 @@
           <w:b w:val="0"/>
           <w:i w:val="0"/>
         </w:rPr>
-        <w:t>小林按照表4-6重新整理材料，把三处问题写进备注：发票抬头需要更正，租赁费需要补充合同，茶歇人数要与报销单核对。她把修改后的材料交回财务老师，老师这次很快通过了审核。</w:t>
+        <w:t>小林按照表4-5重新整理材料，把三处问题写进备注：发票抬头需要更正，租赁费需要补充合同，茶歇人数要与报销单核对。她把修改后的材料交回财务老师，老师这次很快通过了审核。</w:t>
       </w:r>
     </w:p>
     <w:p>
@@ -9944,7 +9944,7 @@
         </w:rPr>
         <w:t>1.</w:t>
         <w:tab/>
-        <w:t>对照表4-6，为你所在的学生组织设计一份简化版报销清单，至少包括6项检查内容，并注明每一项的判断标准。</w:t>
+        <w:t>对照表4-5，为你所在的学生组织设计一份简化版报销清单，至少包括6项检查内容，并注明每一项的判断标准。</w:t>
       </w:r>
     </w:p>
     <w:p>
@@ -9959,7 +9959,7 @@
         </w:rPr>
         <w:t>2.</w:t>
         <w:tab/>
-        <w:t>找一份报销材料（删除个人信息），用清单完成审核，并在表4-8的格式下记录结论。</w:t>
+        <w:t>找一份报销材料（删除个人信息），用清单完成审核，并在表4-7的格式下记录结论。</w:t>
       </w:r>
     </w:p>
     <w:p>
@@ -10078,7 +10078,7 @@
           <w:b w:val="0"/>
           <w:i w:val="0"/>
         </w:rPr>
-        <w:t xml:space="preserve">青禾文具的业务员孙悦出差保定拜访客户，回到公司后带回7张票据：高铁票、住宿发票、两张打车发票、两张餐饮小票和一张过路费发票。她希望大模型帮她生成报销单。财务主管陈静检查时发现，报销单把住宿发票的税额当成了一笔单独费用，高铁票的日期也比票面晚了一天。两个案例的问题都不在于大模型“不会填表”，而在于它把自己没有看到的内容也填进了报销单。</w:t>
+        <w:t xml:space="preserve">青禾文具的业务员孙悦出差保定拜访客户，回到公司后带回7张票据：高铁票、住宿发票、两张打车发票、一张餐饮小票、一张停车小票和一张过路费发票。她希望大模型帮她生成报销单。财务主管陈静检查时发现，报销单把住宿发票的税额当成了一笔单独费用，高铁票的日期也比票面晚了一天。两个案例的问题都不在于大模型“不会填表”，而在于它把自己没有看到的内容也填进了报销单。</w:t>
       </w:r>
     </w:p>
     <w:p>
@@ -10125,7 +10125,7 @@
           <w:b w:val="0"/>
           <w:i w:val="0"/>
         </w:rPr>
-        <w:t xml:space="preserve">人工信息：报销人、部门、事由、报销日期、附件张数和审批栏。这些信息只能由报销人或审批人填写，大模型无法从票据中得知。</w:t>
+        <w:t xml:space="preserve">报销人、部门、事由、报销日期、附件张数和审批栏。这些信息只能由报销人或审批人填写，大模型无法从票据中得知。</w:t>
       </w:r>
     </w:p>
     <w:p>
@@ -10146,7 +10146,7 @@
           <w:b w:val="0"/>
           <w:i w:val="0"/>
         </w:rPr>
-        <w:t xml:space="preserve">票据信息：每一项费用的发生日期、费用类别、金额、票据号码和开票单位。这些信息可以从票据原件中提取，是大模型可以辅助完成的部分。</w:t>
+        <w:t xml:space="preserve">每一项费用的发生日期、费用类别、金额、票据号码和开票单位。这些信息可以从票据原件中提取，是大模型可以辅助完成的部分。</w:t>
       </w:r>
     </w:p>
     <w:p>
@@ -10167,7 +10167,7 @@
           <w:b w:val="0"/>
           <w:i w:val="0"/>
         </w:rPr>
-        <w:t xml:space="preserve">汇总信息：费用合计（小写和大写）、各类费用小计。这些信息由明细计算得出，必须能够被重新验算。</w:t>
+        <w:t xml:space="preserve">费用合计（小写和大写）、各类费用小计。这些信息由明细计算得出，必须能够被重新验算。</w:t>
       </w:r>
     </w:p>
     <w:p>
@@ -10425,7 +10425,7 @@
           <w:b w:val="0"/>
           <w:i w:val="0"/>
         </w:rPr>
-        <w:t xml:space="preserve">字段对票据：逐个字段回到票据原件比对，包括日期、金额、税额、票据号和开票单位。</w:t>
+        <w:t xml:space="preserve">逐个字段回到票据原件比对，包括日期、金额、税额、票据号和开票单位。</w:t>
       </w:r>
     </w:p>
     <w:p>
@@ -10446,7 +10446,7 @@
           <w:b w:val="0"/>
           <w:i w:val="0"/>
         </w:rPr>
-        <w:t xml:space="preserve">合计对明细：用明细行重新加总，检查合计金额（小写与大写）是否一致，并检查是否有重复或遗漏的票据。</w:t>
+        <w:t xml:space="preserve">用明细行重新加总，检查合计金额（小写与大写）是否一致，并检查是否有重复或遗漏的票据。</w:t>
       </w:r>
     </w:p>
     <w:p>
@@ -10467,7 +10467,7 @@
           <w:b w:val="0"/>
           <w:i w:val="0"/>
         </w:rPr>
-        <w:t xml:space="preserve">费用对依据：每笔费用都要能在业务依据中找到对应的事项，例如出差申请、活动方案或采购合同。费用对应不上依据时，应当说明或退回。</w:t>
+        <w:t xml:space="preserve">每笔费用都要能在业务依据中找到对应的事项，例如出差申请、活动方案或采购合同。费用对应不上依据时，应当说明或退回。</w:t>
       </w:r>
     </w:p>
     <w:p>
@@ -10480,7 +10480,7 @@
           <w:b w:val="0"/>
           <w:i w:val="0"/>
         </w:rPr>
-        <w:t xml:space="preserve">表4-9 列出了孙悦报销单中的部分字段核对情况。</w:t>
+        <w:t xml:space="preserve">表4-8 列出了孙悦报销单中的部分字段核对情况。</w:t>
       </w:r>
     </w:p>
     <w:p>
@@ -10496,7 +10496,7 @@
           <w:i w:val="0"/>
           <w:sz w:val="21"/>
         </w:rPr>
-        <w:t xml:space="preserve">表4-9 报销单字段核对记录（示例）</w:t>
+        <w:t xml:space="preserve">表4-8 报销单字段核对记录（示例）</w:t>
       </w:r>
     </w:p>
     <w:tbl>
@@ -11111,7 +11111,7 @@
           <w:b w:val="0"/>
           <w:i w:val="0"/>
         </w:rPr>
-        <w:t xml:space="preserve">表4-9 说明，大模型在字段层面的错误集中在日期、金额口径和类别判断三个地方。这些错误往往看起来很合理，只有回到原件才能发现。</w:t>
+        <w:t xml:space="preserve">表4-8 说明，大模型在字段层面的错误集中在日期、金额口径和类别判断三个地方。这些错误往往看起来很合理，只有回到原件才能发现。</w:t>
       </w:r>
     </w:p>
     <w:p>
@@ -11124,7 +11124,7 @@
           <w:b w:val="0"/>
           <w:i w:val="0"/>
         </w:rPr>
-        <w:t xml:space="preserve">合计核对是最容易被忽视的一步。表4-10 是孙悦报销单的合计核对过程。</w:t>
+        <w:t xml:space="preserve">合计核对是最容易被忽视的一步。表4-9 是孙悦报销单的合计核对过程。</w:t>
       </w:r>
     </w:p>
     <w:p>
@@ -11140,7 +11140,7 @@
           <w:i w:val="0"/>
           <w:sz w:val="21"/>
         </w:rPr>
-        <w:t xml:space="preserve">表4-10 报销单合计核对（示例）</w:t>
+        <w:t xml:space="preserve">表4-9 报销单合计核对（示例）</w:t>
       </w:r>
     </w:p>
     <w:tbl>
@@ -11606,7 +11606,7 @@
                 <w:b w:val="0"/>
                 <w:sz w:val="21"/>
               </w:rPr>
-              <w:t>1 003.00</w:t>
+              <w:t>1003.00</w:t>
             </w:r>
           </w:p>
         </w:tc>
@@ -11804,7 +11804,7 @@
           <w:b w:val="0"/>
           <w:i w:val="0"/>
         </w:rPr>
-        <w:t xml:space="preserve">按照三个层面核对草稿。每一处修改都要留下记录，表4-11 是修改留痕的示例。留痕的作用，是让后来的人能看出：哪里改了，为什么改，由谁确认。</w:t>
+        <w:t xml:space="preserve">按照三个层面核对草稿。每一处修改都要留下记录，表4-10 是修改留痕的示例。留痕的作用，是让后来的人能看出：哪里改了，为什么改，由谁确认。</w:t>
       </w:r>
     </w:p>
     <w:p>
@@ -11820,7 +11820,7 @@
           <w:i w:val="0"/>
           <w:sz w:val="21"/>
         </w:rPr>
-        <w:t xml:space="preserve">表4-11 报销单修改留痕（示例）</w:t>
+        <w:t xml:space="preserve">表4-10 报销单修改留痕（示例）</w:t>
       </w:r>
     </w:p>
     <w:tbl>
@@ -12246,7 +12246,7 @@
                 <w:b w:val="0"/>
                 <w:sz w:val="21"/>
               </w:rPr>
-              <w:t>1 003.00</w:t>
+              <w:t>1003.00</w:t>
             </w:r>
           </w:p>
         </w:tc>
@@ -12732,7 +12732,7 @@
           <w:b w:val="0"/>
           <w:i w:val="0"/>
         </w:rPr>
-        <w:t xml:space="preserve">小林没有直接提交报销单。她按照表4-9和表4-10逐项核对，删除了重复录入的停车小票，把餐饮小票标注为“待补开发票”，并把报销人和事由留给社团成员自己填写。最终的报销单合计为991.00元，与票据金额完全一致，每一个数字都能在原件中找到依据。</w:t>
+        <w:t xml:space="preserve">小林没有直接提交报销单。她按照表4-8和表4-9逐项核对，删除了重复录入的一张12元小票，把餐饮小票标注为“待补开发票”，并把报销人和事由留给社团成员自己填写。最终的报销单合计为949.50元，与票据金额完全一致，每一个数字都能在原件中找到依据。</w:t>
       </w:r>
     </w:p>
     <w:p>
@@ -12972,7 +12972,7 @@
           <w:b w:val="0"/>
           <w:i w:val="0"/>
         </w:rPr>
-        <w:t>把表4-3的核对结果放入 Excel，用求和公式计算报销合计，并与报销单的合计数进行比对。这一操作会在项目8中展开，这里可以先尝试：在表格中输入“=SUM(...)”即可完成求和。</w:t>
+        <w:t>把表4-3的核对结果放入 Excel，用求和公式计算报销合计，并与报销单的合计数进行比对。这一操作会在后续项目中展开，这里可以先尝试：在表格中输入“=SUM(...)”即可完成求和。</w:t>
       </w:r>
     </w:p>
     <w:p>
@@ -13097,7 +13097,7 @@
         </w:rPr>
         <w:t>4.</w:t>
         <w:tab/>
-        <w:t>用审核清单完成审核，形成问题清单，并按照表4-8的格式记录结论。</w:t>
+        <w:t>用审核清单完成审核，形成问题清单，并按照表4-7的格式记录结论。</w:t>
       </w:r>
     </w:p>
     <w:p>
@@ -13112,7 +13112,7 @@
         </w:rPr>
         <w:t>5.</w:t>
         <w:tab/>
-        <w:t>为本次报销生成报销单草稿，按照表4-9至表4-11的方法逐项核对，并留下完整的修改留痕。</w:t>
+        <w:t>为本次报销生成报销单草稿，按照表4-8至表4-10的方法逐项核对，并留下完整的修改留痕。</w:t>
       </w:r>
     </w:p>
     <w:p>
@@ -13168,7 +13168,7 @@
         </w:rPr>
         <w:t>1.</w:t>
         <w:tab/>
-        <w:t>《中华人民共和国会计法》（2024年修正），全国人民代表大会常务委员会2024年6月28日修改，主席令第二十八号公布，自2024年7月1日起施行。引用条文：第十四条。核实情况：现行有效，未查到此后的修订。</w:t>
+        <w:t>《中华人民共和国会计法》，1999年修订，2024年6月28日第十四届全国人民代表大会常务委员会第十次会议第三次修正。引用条文：第十四条。核实情况：现行有效，未查到此后的修订。</w:t>
       </w:r>
     </w:p>
     <w:p>
@@ -13183,7 +13183,7 @@
         </w:rPr>
         <w:t>2.</w:t>
         <w:tab/>
-        <w:t>《会计基础工作规范》，财政部令第98号，1996年发布，2019年3月14日修改重新公布。引用条文：第四十八条第一项。核实情况：现行有效。财政部办公厅已于2024年和2025年两次就修订稿公开征求意见，2026年财政部立法工作安排仍列有修改该规范的事项。正式修订发布前，以第98号令为准。</w:t>
+        <w:t>《会计基础工作规范》，财政部令第98号，1996年发布，2019年3月14日修改重新公布。引用条文：第四十八条第一项。核实情况：现行有效。财政部已于2025年9月就修订稿公开征求意见（财办会〔2025〕34号），截至核实日修订稿尚未正式发布。正式修订发布前，以第98号令为准。</w:t>
       </w:r>
     </w:p>
     <w:p>
@@ -13198,7 +13198,7 @@
         </w:rPr>
         <w:t>3.</w:t>
         <w:tab/>
-        <w:t>《中华人民共和国发票管理办法》，国务院令第764号，2023年7月20日修订公布。引用条文：第二十条。核实情况：现行有效，未查到此后的修订。</w:t>
+        <w:t>《中华人民共和国发票管理办法》，1993年发布，2023年7月20日国务院第三次修订，全文有效成文日期为2023年7月20日。引用条文：第二十条。核实情况：现行有效，未查到此后的修订。</w:t>
       </w:r>
     </w:p>
     <w:p>
@@ -13351,7 +13351,7 @@
           <w:i w:val="0"/>
           <w:sz w:val="21"/>
         </w:rPr>
-        <w:t>表4-12 法规条文核实记录表</w:t>
+        <w:t>表4-11 法规条文核实记录表</w:t>
       </w:r>
     </w:p>
     <w:tbl>

--- a/AI大模型在财务场景的应用/项目4_范例_v2.docx
+++ b/AI大模型在财务场景的应用/项目4_范例_v2.docx
@@ -13153,7 +13153,7 @@
           <w:b w:val="0"/>
           <w:i w:val="0"/>
         </w:rPr>
-        <w:t>本项目正文引用的法律法规条文共3条，均已对照国家机关网站发布的文本核实，核实日期为2026年10月27日。其中，第1、2、3条均在任务4.1中引用；任务4.2又引用了第1、2条；任务4.3未直接引用法规条文。</w:t>
+        <w:t>本项目正文引用的法规条文共3条。其中，第1至3条在任务4.1中引用；第1、2条在任务4.2中再次引用。</w:t>
       </w:r>
     </w:p>
     <w:p>
@@ -13168,7 +13168,7 @@
         </w:rPr>
         <w:t>1.</w:t>
         <w:tab/>
-        <w:t>《中华人民共和国会计法》，1999年修订，2024年6月28日第十四届全国人民代表大会常务委员会第十次会议第三次修正。引用条文：第十四条。核实情况：现行有效，未查到此后的修订。</w:t>
+        <w:t>《中华人民共和国会计法》，1999年修订，2017年、2024年先后修正。引用条文：第十四条。</w:t>
       </w:r>
     </w:p>
     <w:p>
@@ -13183,7 +13183,7 @@
         </w:rPr>
         <w:t>2.</w:t>
         <w:tab/>
-        <w:t>《会计基础工作规范》，财政部令第98号，1996年发布，2019年3月14日修改重新公布。引用条文：第四十八条第一项。核实情况：现行有效。财政部已于2025年9月就修订稿公开征求意见（财办会〔2025〕34号），截至核实日修订稿尚未正式发布。正式修订发布前，以第98号令为准。</w:t>
+        <w:t>《会计基础工作规范》，财政部令第98号，1996年6月17日公布，2019年3月14日修改。引用条文：第四十八条第一项。</w:t>
       </w:r>
     </w:p>
     <w:p>
@@ -13198,58 +13198,7 @@
         </w:rPr>
         <w:t>3.</w:t>
         <w:tab/>
-        <w:t>《中华人民共和国发票管理办法》，1993年发布，2023年7月20日国务院第三次修订，全文有效成文日期为2023年7月20日。引用条文：第二十条。核实情况：现行有效，未查到此后的修订。</w:t>
-      </w:r>
-    </w:p>
-    <w:p>
-      <w:pPr>
-        <w:ind w:firstLine="480"/>
-      </w:pPr>
-      <w:r>
-        <w:rPr>
-          <w:rFonts w:ascii="Times New Roman" w:hAnsi="Times New Roman" w:cs="Times New Roman" w:eastAsia="宋体"/>
-          <w:b/>
-          <w:i w:val="0"/>
-        </w:rPr>
-        <w:t>注意事项</w:t>
-      </w:r>
-      <w:r>
-        <w:rPr>
-          <w:rFonts w:ascii="Times New Roman" w:hAnsi="Times New Roman" w:cs="Times New Roman" w:eastAsia="宋体"/>
-          <w:b w:val="0"/>
-          <w:i w:val="0"/>
-        </w:rPr>
-        <w:t>：</w:t>
-      </w:r>
-    </w:p>
-    <w:p>
-      <w:pPr>
-        <w:ind w:left="480" w:hanging="240"/>
-      </w:pPr>
-      <w:r>
-        <w:rPr>
-          <w:rFonts w:ascii="Times New Roman" w:hAnsi="Times New Roman" w:cs="Times New Roman" w:eastAsia="宋体"/>
-          <w:b w:val="0"/>
-          <w:i w:val="0"/>
-        </w:rPr>
-        <w:t>•</w:t>
-        <w:tab/>
-        <w:t>出版前应在国家法律法规数据库（flk.npc.gov.cn）、国家税务总局法规库（fgk.chinatax.gov.cn）和财政部官方网站，逐条复核上述条文的现行有效文本，并查看《会计基础工作规范》是否已正式发布修订版。</w:t>
-      </w:r>
-    </w:p>
-    <w:p>
-      <w:pPr>
-        <w:ind w:left="480" w:hanging="240"/>
-      </w:pPr>
-      <w:r>
-        <w:rPr>
-          <w:rFonts w:ascii="Times New Roman" w:hAnsi="Times New Roman" w:cs="Times New Roman" w:eastAsia="宋体"/>
-          <w:b w:val="0"/>
-          <w:i w:val="0"/>
-        </w:rPr>
-        <w:t>•</w:t>
-        <w:tab/>
-        <w:t>“高铁票需补充行程信息”“餐饮小票不予报销”等处理办法属于单位制度层面的要求，应以单位具体制度为准，不属于法律的固定规定。</w:t>
+        <w:t>《中华人民共和国发票管理办法》，1993年12月23日财政部令第6号发布，2023年7月20日国务院第三次修订。引用条文：第二十条。</w:t>
       </w:r>
     </w:p>
     <w:p>

--- a/AI大模型在财务场景的应用/项目4_范例_v2.docx
+++ b/AI大模型在财务场景的应用/项目4_范例_v2.docx
@@ -55,7 +55,7 @@
           <w:b w:val="0"/>
           <w:i w:val="0"/>
         </w:rPr>
-        <w:t>：知道常见票据的种类；能说出发票上的关键信息；理解报销对票据的基本要求及其法律依据。</w:t>
+        <w:t>：知道常见票据的种类；能说出发票上的关键信息；理解报销对票据的基本要求。</w:t>
       </w:r>
     </w:p>
     <w:p>
@@ -524,20 +524,7 @@
           <w:b w:val="0"/>
           <w:i w:val="0"/>
         </w:rPr>
-        <w:t>《中华人民共和国会计法》（2024年修正）第十四条规定：办理经济业务事项，必须填制或者取得原始凭证并及时送交会计机构。会计机构、会计人员对不真实、不合法的原始凭证有权不予接受；对记载不准确、不完整的原始凭证予以退回，并要求按照国家统一的会计制度的规定更正、补充。</w:t>
-      </w:r>
-    </w:p>
-    <w:p>
-      <w:pPr>
-        <w:ind w:firstLine="480"/>
-      </w:pPr>
-      <w:r>
-        <w:rPr>
-          <w:rFonts w:ascii="Times New Roman" w:hAnsi="Times New Roman" w:cs="Times New Roman" w:eastAsia="宋体"/>
-          <w:b w:val="0"/>
-          <w:i w:val="0"/>
-        </w:rPr>
-        <w:t>这条规定说明了两件事：一是报销必须有原始凭证作依据；二是原始凭证不仅要有，还要真实、合法、完整。</w:t>
+        <w:t>这说明了两件事：一是报销必须有原始凭证作依据；二是原始凭证不仅要有，还要真实、合法、完整。</w:t>
       </w:r>
     </w:p>
     <w:p>
@@ -563,7 +550,7 @@
           <w:b w:val="0"/>
           <w:i w:val="0"/>
         </w:rPr>
-        <w:t>《会计基础工作规范》第四十八条第一项对原始凭证的内容作出了要求，原始凭证的内容必须具备：凭证的名称；填制凭证的日期；填制凭证单位名称或者填制人姓名；经办人员的签名或者盖章；接受凭证单位名称；经济业务内容；数量、单价和金额。</w:t>
+        <w:t>原始凭证一般应当具备以下内容：凭证的名称；填制凭证的日期；填制凭证单位名称或者填制人姓名；经办人员的签名或者盖章；接受凭证单位名称；经济业务内容；数量、单价和金额。</w:t>
       </w:r>
     </w:p>
     <w:p>
@@ -647,7 +634,7 @@
           <w:b w:val="0"/>
           <w:i w:val="0"/>
         </w:rPr>
-        <w:t>《中华人民共和国发票管理办法》第二十条规定：不符合规定的发票，不得作为财务报销凭证，任何单位和个人有权拒收。因此，小票不能代替发票作为报销凭证，这一要求有法律依据。</w:t>
+        <w:t>因此，小票一般不能代替发票作为报销凭证，具体要求以单位制度和相关规定为准。</w:t>
       </w:r>
     </w:p>
     <w:p>
@@ -5787,7 +5774,7 @@
           <w:b/>
           <w:i w:val="0"/>
         </w:rPr>
-        <w:t>大模型可以帮你整理票据，但单位制度和法律规定才是判断的依据。</w:t>
+        <w:t>大模型可以帮你整理票据，但单位制度和相关规定才是判断的依据。</w:t>
       </w:r>
     </w:p>
     <w:p>
@@ -6251,7 +6238,7 @@
           <w:b w:val="0"/>
           <w:i w:val="0"/>
         </w:rPr>
-        <w:t>根据《会计基础工作规范》第四十八条第一项，原始凭证应当具备的内容包括：凭证的名称；填制凭证的日期；填制凭证单位名称或者填制人姓名；经办人员的签名或者盖章；接受凭证单位名称；经济业务内容；数量、单价和金额。形式审核时，可以用这七项作为最低要求。</w:t>
+        <w:t>原始凭证应当具备的内容一般包括：凭证的名称；填制凭证的日期；填制凭证单位名称或者填制人姓名；经办人员的签名或者盖章；接受凭证单位名称；经济业务内容；数量、单价和金额。形式审核时，可以用这七项作为最低要求。</w:t>
       </w:r>
     </w:p>
     <w:p>
@@ -6290,7 +6277,7 @@
           <w:b w:val="0"/>
           <w:i w:val="0"/>
         </w:rPr>
-        <w:t>《中华人民共和国会计法》第十四条规定，会计机构、会计人员对不真实、不合法的原始凭证有权不予接受，对记载不准确、不完整的原始凭证予以退回，并要求按照国家统一的会计制度的规定更正、补充。这意味着，审核人员有权拒绝不真实的票据，也有权要求补充或更正不完整的材料。</w:t>
+        <w:t>对不真实、不合法的票据，审核人员通常应当拒绝接受；对记载不准确、不完整的材料，通常应当退回，并要求补充或更正。</w:t>
       </w:r>
     </w:p>
     <w:p>
@@ -6303,7 +6290,7 @@
           <w:b w:val="0"/>
           <w:i w:val="0"/>
         </w:rPr>
-        <w:t>同一条法律还规定，原始凭证记载的各项内容均不得涂改；原始凭证有错误的，应当由出具单位重开或者更正。因此，审核人员发现票据有涂改痕迹时，不能自行修改，而应当退回，要求出具单位处理。</w:t>
+        <w:t>原始凭证记载的内容不得涂改；原始凭证有错误的，应当由出具单位重开或者更正。因此，审核人员发现票据有涂改痕迹时，不能自行修改，而应当退回，要求出具单位处理。</w:t>
       </w:r>
     </w:p>
     <w:p>
@@ -13128,610 +13115,6 @@
         <w:t>6.</w:t>
         <w:tab/>
         <w:t>写一段不超过300字的反思，说明在整个过程中，哪些判断由大模型完成，哪些判断由你自己完成，以及你如何确认大模型的结论是可靠的。</w:t>
-      </w:r>
-    </w:p>
-    <w:p>
-      <w:pPr>
-        <w:pStyle w:val="Heading2"/>
-      </w:pPr>
-      <w:r>
-        <w:rPr>
-          <w:rFonts w:ascii="Times New Roman" w:hAnsi="Times New Roman" w:cs="Times New Roman" w:eastAsia="黑体"/>
-          <w:b/>
-          <w:i w:val="0"/>
-        </w:rPr>
-        <w:t>法律与制度依据（本项目引用）</w:t>
-      </w:r>
-    </w:p>
-    <w:p>
-      <w:pPr>
-        <w:ind w:firstLine="480"/>
-      </w:pPr>
-      <w:r>
-        <w:rPr>
-          <w:rFonts w:ascii="Times New Roman" w:hAnsi="Times New Roman" w:cs="Times New Roman" w:eastAsia="宋体"/>
-          <w:b w:val="0"/>
-          <w:i w:val="0"/>
-        </w:rPr>
-        <w:t>本项目正文引用的法规条文共3条。其中，第1至3条在任务4.1中引用；第1、2条在任务4.2中再次引用。</w:t>
-      </w:r>
-    </w:p>
-    <w:p>
-      <w:pPr>
-        <w:ind w:left="480" w:hanging="480"/>
-      </w:pPr>
-      <w:r>
-        <w:rPr>
-          <w:rFonts w:ascii="Times New Roman" w:hAnsi="Times New Roman" w:cs="Times New Roman" w:eastAsia="宋体"/>
-          <w:b w:val="0"/>
-          <w:i w:val="0"/>
-        </w:rPr>
-        <w:t>1.</w:t>
-        <w:tab/>
-        <w:t>《中华人民共和国会计法》，1999年修订，2017年、2024年先后修正。引用条文：第十四条。</w:t>
-      </w:r>
-    </w:p>
-    <w:p>
-      <w:pPr>
-        <w:ind w:left="480" w:hanging="480"/>
-      </w:pPr>
-      <w:r>
-        <w:rPr>
-          <w:rFonts w:ascii="Times New Roman" w:hAnsi="Times New Roman" w:cs="Times New Roman" w:eastAsia="宋体"/>
-          <w:b w:val="0"/>
-          <w:i w:val="0"/>
-        </w:rPr>
-        <w:t>2.</w:t>
-        <w:tab/>
-        <w:t>《会计基础工作规范》，财政部令第98号，1996年6月17日公布，2019年3月14日修改。引用条文：第四十八条第一项。</w:t>
-      </w:r>
-    </w:p>
-    <w:p>
-      <w:pPr>
-        <w:ind w:left="480" w:hanging="480"/>
-      </w:pPr>
-      <w:r>
-        <w:rPr>
-          <w:rFonts w:ascii="Times New Roman" w:hAnsi="Times New Roman" w:cs="Times New Roman" w:eastAsia="宋体"/>
-          <w:b w:val="0"/>
-          <w:i w:val="0"/>
-        </w:rPr>
-        <w:t>3.</w:t>
-        <w:tab/>
-        <w:t>《中华人民共和国发票管理办法》，1993年12月23日财政部令第6号发布，2023年7月20日国务院第三次修订。引用条文：第二十条。</w:t>
-      </w:r>
-    </w:p>
-    <w:p>
-      <w:pPr>
-        <w:ind w:firstLine="480"/>
-      </w:pPr>
-      <w:r>
-        <w:rPr>
-          <w:rFonts w:ascii="Times New Roman" w:hAnsi="Times New Roman" w:cs="Times New Roman" w:eastAsia="宋体"/>
-          <w:b/>
-          <w:i w:val="0"/>
-        </w:rPr>
-        <w:t>【练习】用大模型核实法规条文</w:t>
-      </w:r>
-    </w:p>
-    <w:p>
-      <w:pPr>
-        <w:ind w:firstLine="480"/>
-      </w:pPr>
-      <w:r>
-        <w:rPr>
-          <w:rFonts w:ascii="Times New Roman" w:hAnsi="Times New Roman" w:cs="Times New Roman" w:eastAsia="宋体"/>
-          <w:b w:val="0"/>
-          <w:i w:val="0"/>
-        </w:rPr>
-        <w:t>大模型可能给出不存在的条文号或改写原文，因此核实法规不能只依赖大模型。请按以下步骤完成练习：</w:t>
-      </w:r>
-    </w:p>
-    <w:p>
-      <w:pPr>
-        <w:ind w:left="480" w:hanging="480"/>
-      </w:pPr>
-      <w:r>
-        <w:rPr>
-          <w:rFonts w:ascii="Times New Roman" w:hAnsi="Times New Roman" w:cs="Times New Roman" w:eastAsia="宋体"/>
-          <w:b w:val="0"/>
-          <w:i w:val="0"/>
-        </w:rPr>
-        <w:t>1.</w:t>
-        <w:tab/>
-        <w:t>向大模型提问，例如：“请给出《中华人民共和国发票管理办法》中关于‘不符合规定的发票不得作为财务报销凭证’的条文原文和条号。如果你不确定，请回答‘不确定’，不要编造。”</w:t>
-      </w:r>
-    </w:p>
-    <w:p>
-      <w:pPr>
-        <w:ind w:left="480" w:hanging="480"/>
-      </w:pPr>
-      <w:r>
-        <w:rPr>
-          <w:rFonts w:ascii="Times New Roman" w:hAnsi="Times New Roman" w:cs="Times New Roman" w:eastAsia="宋体"/>
-          <w:b w:val="0"/>
-          <w:i w:val="0"/>
-        </w:rPr>
-        <w:t>2.</w:t>
-        <w:tab/>
-        <w:t>记录大模型给出的条号和原文。</w:t>
-      </w:r>
-    </w:p>
-    <w:p>
-      <w:pPr>
-        <w:ind w:left="480" w:hanging="480"/>
-      </w:pPr>
-      <w:r>
-        <w:rPr>
-          <w:rFonts w:ascii="Times New Roman" w:hAnsi="Times New Roman" w:cs="Times New Roman" w:eastAsia="宋体"/>
-          <w:b w:val="0"/>
-          <w:i w:val="0"/>
-        </w:rPr>
-        <w:t>3.</w:t>
-        <w:tab/>
-        <w:t>到国家法律法规数据库或国家税务总局法规库，搜索同一法规，找到现行有效文本，逐字核对条号和文字。</w:t>
-      </w:r>
-    </w:p>
-    <w:p>
-      <w:pPr>
-        <w:ind w:left="480" w:hanging="480"/>
-      </w:pPr>
-      <w:r>
-        <w:rPr>
-          <w:rFonts w:ascii="Times New Roman" w:hAnsi="Times New Roman" w:cs="Times New Roman" w:eastAsia="宋体"/>
-          <w:b w:val="0"/>
-          <w:i w:val="0"/>
-        </w:rPr>
-        <w:t>4.</w:t>
-        <w:tab/>
-        <w:t>填写下表。若两者不一致，以官方文本为准，并分析大模型出错的原因。</w:t>
-      </w:r>
-    </w:p>
-    <w:p>
-      <w:pPr>
-        <w:keepNext/>
-        <w:spacing w:before="120"/>
-        <w:jc w:val="center"/>
-      </w:pPr>
-      <w:r>
-        <w:rPr>
-          <w:rFonts w:ascii="Times New Roman" w:hAnsi="Times New Roman" w:cs="Times New Roman" w:eastAsia="黑体"/>
-          <w:b/>
-          <w:i w:val="0"/>
-          <w:sz w:val="21"/>
-        </w:rPr>
-        <w:t>表4-11 法规条文核实记录表</w:t>
-      </w:r>
-    </w:p>
-    <w:tbl>
-      <w:tblPr>
-        <w:tblStyle w:val="TableGrid"/>
-        <w:tblW w:type="auto" w:w="0"/>
-        <w:jc w:val="center"/>
-        <w:tblLook w:firstColumn="1" w:firstRow="1" w:lastColumn="0" w:lastRow="0" w:noHBand="0" w:noVBand="1" w:val="04A0"/>
-      </w:tblPr>
-      <w:tblGrid>
-        <w:gridCol w:w="1662"/>
-        <w:gridCol w:w="1662"/>
-        <w:gridCol w:w="1662"/>
-        <w:gridCol w:w="1662"/>
-        <w:gridCol w:w="1662"/>
-      </w:tblGrid>
-      <w:tr>
-        <w:tc>
-          <w:tcPr>
-            <w:tcW w:type="dxa" w:w="1662"/>
-            <w:shd w:val="clear" w:color="auto" w:fill="EDEDED"/>
-          </w:tcPr>
-          <w:p>
-            <w:pPr>
-              <w:spacing w:line="300" w:lineRule="exact"/>
-              <w:ind w:firstLine="0"/>
-            </w:pPr>
-            <w:r/>
-            <w:r>
-              <w:rPr>
-                <w:rFonts w:ascii="Times New Roman" w:hAnsi="Times New Roman" w:cs="Times New Roman" w:eastAsia="宋体"/>
-                <w:b/>
-                <w:i w:val="0"/>
-                <w:sz w:val="21"/>
-              </w:rPr>
-              <w:t>项目</w:t>
-            </w:r>
-          </w:p>
-        </w:tc>
-        <w:tc>
-          <w:tcPr>
-            <w:tcW w:type="dxa" w:w="1662"/>
-            <w:shd w:val="clear" w:color="auto" w:fill="EDEDED"/>
-          </w:tcPr>
-          <w:p>
-            <w:pPr>
-              <w:spacing w:line="300" w:lineRule="exact"/>
-              <w:ind w:firstLine="0"/>
-            </w:pPr>
-            <w:r/>
-            <w:r>
-              <w:rPr>
-                <w:rFonts w:ascii="Times New Roman" w:hAnsi="Times New Roman" w:cs="Times New Roman" w:eastAsia="宋体"/>
-                <w:b/>
-                <w:i w:val="0"/>
-                <w:sz w:val="21"/>
-              </w:rPr>
-              <w:t>大模型给出的内容</w:t>
-            </w:r>
-          </w:p>
-        </w:tc>
-        <w:tc>
-          <w:tcPr>
-            <w:tcW w:type="dxa" w:w="1662"/>
-            <w:shd w:val="clear" w:color="auto" w:fill="EDEDED"/>
-          </w:tcPr>
-          <w:p>
-            <w:pPr>
-              <w:spacing w:line="300" w:lineRule="exact"/>
-              <w:ind w:firstLine="0"/>
-            </w:pPr>
-            <w:r/>
-            <w:r>
-              <w:rPr>
-                <w:rFonts w:ascii="Times New Roman" w:hAnsi="Times New Roman" w:cs="Times New Roman" w:eastAsia="宋体"/>
-                <w:b/>
-                <w:i w:val="0"/>
-                <w:sz w:val="21"/>
-              </w:rPr>
-              <w:t>官方文本的内容</w:t>
-            </w:r>
-          </w:p>
-        </w:tc>
-        <w:tc>
-          <w:tcPr>
-            <w:tcW w:type="dxa" w:w="1662"/>
-            <w:shd w:val="clear" w:color="auto" w:fill="EDEDED"/>
-          </w:tcPr>
-          <w:p>
-            <w:pPr>
-              <w:spacing w:line="300" w:lineRule="exact"/>
-              <w:ind w:firstLine="0"/>
-            </w:pPr>
-            <w:r/>
-            <w:r>
-              <w:rPr>
-                <w:rFonts w:ascii="Times New Roman" w:hAnsi="Times New Roman" w:cs="Times New Roman" w:eastAsia="宋体"/>
-                <w:b/>
-                <w:i w:val="0"/>
-                <w:sz w:val="21"/>
-              </w:rPr>
-              <w:t>是否一致</w:t>
-            </w:r>
-          </w:p>
-        </w:tc>
-        <w:tc>
-          <w:tcPr>
-            <w:tcW w:type="dxa" w:w="1662"/>
-            <w:shd w:val="clear" w:color="auto" w:fill="EDEDED"/>
-          </w:tcPr>
-          <w:p>
-            <w:pPr>
-              <w:spacing w:line="300" w:lineRule="exact"/>
-              <w:ind w:firstLine="0"/>
-            </w:pPr>
-            <w:r/>
-            <w:r>
-              <w:rPr>
-                <w:rFonts w:ascii="Times New Roman" w:hAnsi="Times New Roman" w:cs="Times New Roman" w:eastAsia="宋体"/>
-                <w:b/>
-                <w:i w:val="0"/>
-                <w:sz w:val="21"/>
-              </w:rPr>
-              <w:t>处理结论</w:t>
-            </w:r>
-          </w:p>
-        </w:tc>
-      </w:tr>
-      <w:tr>
-        <w:tc>
-          <w:tcPr>
-            <w:tcW w:type="dxa" w:w="1662"/>
-          </w:tcPr>
-          <w:p>
-            <w:pPr>
-              <w:spacing w:line="300" w:lineRule="exact"/>
-              <w:ind w:firstLine="0"/>
-            </w:pPr>
-            <w:r/>
-            <w:r>
-              <w:rPr>
-                <w:rFonts w:ascii="Times New Roman" w:hAnsi="Times New Roman" w:cs="Times New Roman" w:eastAsia="宋体"/>
-                <w:b w:val="0"/>
-                <w:i w:val="0"/>
-                <w:sz w:val="21"/>
-              </w:rPr>
-              <w:t>法规名称</w:t>
-            </w:r>
-          </w:p>
-        </w:tc>
-        <w:tc>
-          <w:tcPr>
-            <w:tcW w:type="dxa" w:w="1662"/>
-          </w:tcPr>
-          <w:p>
-            <w:pPr>
-              <w:spacing w:line="300" w:lineRule="exact"/>
-              <w:ind w:firstLine="0"/>
-            </w:pPr>
-            <w:r/>
-          </w:p>
-        </w:tc>
-        <w:tc>
-          <w:tcPr>
-            <w:tcW w:type="dxa" w:w="1662"/>
-          </w:tcPr>
-          <w:p>
-            <w:pPr>
-              <w:spacing w:line="300" w:lineRule="exact"/>
-              <w:ind w:firstLine="0"/>
-            </w:pPr>
-            <w:r/>
-          </w:p>
-        </w:tc>
-        <w:tc>
-          <w:tcPr>
-            <w:tcW w:type="dxa" w:w="1662"/>
-          </w:tcPr>
-          <w:p>
-            <w:pPr>
-              <w:spacing w:line="300" w:lineRule="exact"/>
-              <w:ind w:firstLine="0"/>
-            </w:pPr>
-            <w:r/>
-          </w:p>
-        </w:tc>
-        <w:tc>
-          <w:tcPr>
-            <w:tcW w:type="dxa" w:w="1662"/>
-          </w:tcPr>
-          <w:p>
-            <w:pPr>
-              <w:spacing w:line="300" w:lineRule="exact"/>
-              <w:ind w:firstLine="0"/>
-            </w:pPr>
-            <w:r/>
-          </w:p>
-        </w:tc>
-      </w:tr>
-      <w:tr>
-        <w:tc>
-          <w:tcPr>
-            <w:tcW w:type="dxa" w:w="1662"/>
-          </w:tcPr>
-          <w:p>
-            <w:pPr>
-              <w:spacing w:line="300" w:lineRule="exact"/>
-              <w:ind w:firstLine="0"/>
-            </w:pPr>
-            <w:r/>
-            <w:r>
-              <w:rPr>
-                <w:rFonts w:ascii="Times New Roman" w:hAnsi="Times New Roman" w:cs="Times New Roman" w:eastAsia="宋体"/>
-                <w:b w:val="0"/>
-                <w:i w:val="0"/>
-                <w:sz w:val="21"/>
-              </w:rPr>
-              <w:t>条号</w:t>
-            </w:r>
-          </w:p>
-        </w:tc>
-        <w:tc>
-          <w:tcPr>
-            <w:tcW w:type="dxa" w:w="1662"/>
-          </w:tcPr>
-          <w:p>
-            <w:pPr>
-              <w:spacing w:line="300" w:lineRule="exact"/>
-              <w:ind w:firstLine="0"/>
-            </w:pPr>
-            <w:r/>
-          </w:p>
-        </w:tc>
-        <w:tc>
-          <w:tcPr>
-            <w:tcW w:type="dxa" w:w="1662"/>
-          </w:tcPr>
-          <w:p>
-            <w:pPr>
-              <w:spacing w:line="300" w:lineRule="exact"/>
-              <w:ind w:firstLine="0"/>
-            </w:pPr>
-            <w:r/>
-          </w:p>
-        </w:tc>
-        <w:tc>
-          <w:tcPr>
-            <w:tcW w:type="dxa" w:w="1662"/>
-          </w:tcPr>
-          <w:p>
-            <w:pPr>
-              <w:spacing w:line="300" w:lineRule="exact"/>
-              <w:ind w:firstLine="0"/>
-            </w:pPr>
-            <w:r/>
-          </w:p>
-        </w:tc>
-        <w:tc>
-          <w:tcPr>
-            <w:tcW w:type="dxa" w:w="1662"/>
-          </w:tcPr>
-          <w:p>
-            <w:pPr>
-              <w:spacing w:line="300" w:lineRule="exact"/>
-              <w:ind w:firstLine="0"/>
-            </w:pPr>
-            <w:r/>
-          </w:p>
-        </w:tc>
-      </w:tr>
-      <w:tr>
-        <w:tc>
-          <w:tcPr>
-            <w:tcW w:type="dxa" w:w="1662"/>
-          </w:tcPr>
-          <w:p>
-            <w:pPr>
-              <w:spacing w:line="300" w:lineRule="exact"/>
-              <w:ind w:firstLine="0"/>
-            </w:pPr>
-            <w:r/>
-            <w:r>
-              <w:rPr>
-                <w:rFonts w:ascii="Times New Roman" w:hAnsi="Times New Roman" w:cs="Times New Roman" w:eastAsia="宋体"/>
-                <w:b w:val="0"/>
-                <w:i w:val="0"/>
-                <w:sz w:val="21"/>
-              </w:rPr>
-              <w:t>条文原文</w:t>
-            </w:r>
-          </w:p>
-        </w:tc>
-        <w:tc>
-          <w:tcPr>
-            <w:tcW w:type="dxa" w:w="1662"/>
-          </w:tcPr>
-          <w:p>
-            <w:pPr>
-              <w:spacing w:line="300" w:lineRule="exact"/>
-              <w:ind w:firstLine="0"/>
-            </w:pPr>
-            <w:r/>
-          </w:p>
-        </w:tc>
-        <w:tc>
-          <w:tcPr>
-            <w:tcW w:type="dxa" w:w="1662"/>
-          </w:tcPr>
-          <w:p>
-            <w:pPr>
-              <w:spacing w:line="300" w:lineRule="exact"/>
-              <w:ind w:firstLine="0"/>
-            </w:pPr>
-            <w:r/>
-          </w:p>
-        </w:tc>
-        <w:tc>
-          <w:tcPr>
-            <w:tcW w:type="dxa" w:w="1662"/>
-          </w:tcPr>
-          <w:p>
-            <w:pPr>
-              <w:spacing w:line="300" w:lineRule="exact"/>
-              <w:ind w:firstLine="0"/>
-            </w:pPr>
-            <w:r/>
-          </w:p>
-        </w:tc>
-        <w:tc>
-          <w:tcPr>
-            <w:tcW w:type="dxa" w:w="1662"/>
-          </w:tcPr>
-          <w:p>
-            <w:pPr>
-              <w:spacing w:line="300" w:lineRule="exact"/>
-              <w:ind w:firstLine="0"/>
-            </w:pPr>
-            <w:r/>
-          </w:p>
-        </w:tc>
-      </w:tr>
-      <w:tr>
-        <w:tc>
-          <w:tcPr>
-            <w:tcW w:type="dxa" w:w="1662"/>
-          </w:tcPr>
-          <w:p>
-            <w:pPr>
-              <w:spacing w:line="300" w:lineRule="exact"/>
-              <w:ind w:firstLine="0"/>
-            </w:pPr>
-            <w:r/>
-            <w:r>
-              <w:rPr>
-                <w:rFonts w:ascii="Times New Roman" w:hAnsi="Times New Roman" w:cs="Times New Roman" w:eastAsia="宋体"/>
-                <w:b w:val="0"/>
-                <w:i w:val="0"/>
-                <w:sz w:val="21"/>
-              </w:rPr>
-              <w:t>施行状态</w:t>
-            </w:r>
-          </w:p>
-        </w:tc>
-        <w:tc>
-          <w:tcPr>
-            <w:tcW w:type="dxa" w:w="1662"/>
-          </w:tcPr>
-          <w:p>
-            <w:pPr>
-              <w:spacing w:line="300" w:lineRule="exact"/>
-              <w:ind w:firstLine="0"/>
-            </w:pPr>
-            <w:r/>
-          </w:p>
-        </w:tc>
-        <w:tc>
-          <w:tcPr>
-            <w:tcW w:type="dxa" w:w="1662"/>
-          </w:tcPr>
-          <w:p>
-            <w:pPr>
-              <w:spacing w:line="300" w:lineRule="exact"/>
-              <w:ind w:firstLine="0"/>
-            </w:pPr>
-            <w:r/>
-          </w:p>
-        </w:tc>
-        <w:tc>
-          <w:tcPr>
-            <w:tcW w:type="dxa" w:w="1662"/>
-          </w:tcPr>
-          <w:p>
-            <w:pPr>
-              <w:spacing w:line="300" w:lineRule="exact"/>
-              <w:ind w:firstLine="0"/>
-            </w:pPr>
-            <w:r/>
-          </w:p>
-        </w:tc>
-        <w:tc>
-          <w:tcPr>
-            <w:tcW w:type="dxa" w:w="1662"/>
-          </w:tcPr>
-          <w:p>
-            <w:pPr>
-              <w:spacing w:line="300" w:lineRule="exact"/>
-              <w:ind w:firstLine="0"/>
-            </w:pPr>
-            <w:r/>
-          </w:p>
-        </w:tc>
-      </w:tr>
-    </w:tbl>
-    <w:p>
-      <w:pPr>
-        <w:spacing w:line="160" w:lineRule="exact"/>
-      </w:pPr>
-    </w:p>
-    <w:p>
-      <w:pPr>
-        <w:ind w:left="480" w:hanging="480"/>
-      </w:pPr>
-      <w:r>
-        <w:rPr>
-          <w:rFonts w:ascii="Times New Roman" w:hAnsi="Times New Roman" w:cs="Times New Roman" w:eastAsia="宋体"/>
-          <w:b w:val="0"/>
-          <w:i w:val="0"/>
-        </w:rPr>
-        <w:t>5.</w:t>
-        <w:tab/>
-        <w:t>思考：如果在报销单位的制度中，遇到一条法规与大模型的回答不一致，应当如何处理？</w:t>
       </w:r>
     </w:p>
     <w:sectPr>

--- a/AI大模型在财务场景的应用/项目4_范例_v2.docx
+++ b/AI大模型在财务场景的应用/项目4_范例_v2.docx
@@ -219,7 +219,7 @@
           <w:b/>
           <w:i w:val="0"/>
         </w:rPr>
-        <w:t>任务4.1 看懂票据和发票的关键信息</w:t>
+        <w:t>任务4.1 看懂票据和发票的关键信息，并用AI识别核对</w:t>
       </w:r>
     </w:p>
     <w:p>
